--- a/flow/20230914_vu_template/drafts/2024-12-u/02-ПН-Аввакума.docx
+++ b/flow/20230914_vu_template/drafts/2024-12-u/02-ПН-Аввакума.docx
@@ -2834,294 +2834,7 @@
           <w:rFonts w:ascii="Times New Roman" w:hAnsi="Times New Roman"/>
           <w:sz w:val="24"/>
         </w:rPr>
-        <w:t>Авваку́м</w:t>
-      </w:r>
-      <w:r>
-        <w:rPr>
-          <w:rFonts w:ascii="Times New Roman" w:hAnsi="Times New Roman"/>
-          <w:sz w:val="24"/>
-        </w:rPr>
-        <w:t xml:space="preserve"> </w:t>
-      </w:r>
-      <w:r>
-        <w:rPr>
-          <w:rFonts w:ascii="Times New Roman" w:hAnsi="Times New Roman"/>
-          <w:sz w:val="24"/>
-        </w:rPr>
-        <w:t>дивови́жний</w:t>
-      </w:r>
-      <w:r>
-        <w:rPr>
-          <w:rFonts w:ascii="Times New Roman" w:hAnsi="Times New Roman"/>
-          <w:sz w:val="24"/>
-        </w:rPr>
-        <w:t xml:space="preserve">,* </w:t>
-      </w:r>
-      <w:r>
-        <w:rPr>
-          <w:rFonts w:ascii="Times New Roman" w:hAnsi="Times New Roman"/>
-          <w:sz w:val="24"/>
-        </w:rPr>
-        <w:t>про́мінь</w:t>
-      </w:r>
-      <w:r>
-        <w:rPr>
-          <w:rFonts w:ascii="Times New Roman" w:hAnsi="Times New Roman"/>
-          <w:sz w:val="24"/>
-        </w:rPr>
-        <w:t xml:space="preserve"> </w:t>
-      </w:r>
-      <w:r>
-        <w:rPr>
-          <w:rFonts w:ascii="Times New Roman" w:hAnsi="Times New Roman"/>
-          <w:sz w:val="24"/>
-        </w:rPr>
-        <w:t>Ду́ха</w:t>
-      </w:r>
-      <w:r>
-        <w:rPr>
-          <w:rFonts w:ascii="Times New Roman" w:hAnsi="Times New Roman"/>
-          <w:sz w:val="24"/>
-        </w:rPr>
-        <w:t xml:space="preserve"> </w:t>
-      </w:r>
-      <w:r>
-        <w:rPr>
-          <w:rFonts w:ascii="Times New Roman" w:hAnsi="Times New Roman"/>
-          <w:sz w:val="24"/>
-        </w:rPr>
-        <w:t>прийня́вши</w:t>
-      </w:r>
-      <w:r>
-        <w:rPr>
-          <w:rFonts w:ascii="Times New Roman" w:hAnsi="Times New Roman"/>
-          <w:sz w:val="24"/>
-        </w:rPr>
-        <w:t xml:space="preserve">,* став весь </w:t>
-      </w:r>
-      <w:r>
-        <w:rPr>
-          <w:rFonts w:ascii="Times New Roman" w:hAnsi="Times New Roman"/>
-          <w:sz w:val="24"/>
-        </w:rPr>
-        <w:t>обо́жений</w:t>
-      </w:r>
-      <w:r>
-        <w:rPr>
-          <w:rFonts w:ascii="Times New Roman" w:hAnsi="Times New Roman"/>
-          <w:sz w:val="24"/>
-        </w:rPr>
-        <w:t xml:space="preserve">:* </w:t>
-      </w:r>
-      <w:r>
-        <w:rPr>
-          <w:rFonts w:ascii="Times New Roman" w:hAnsi="Times New Roman"/>
-          <w:sz w:val="24"/>
-        </w:rPr>
-        <w:t>обу́рюється</w:t>
-      </w:r>
-      <w:r>
-        <w:rPr>
-          <w:rFonts w:ascii="Times New Roman" w:hAnsi="Times New Roman"/>
-          <w:sz w:val="24"/>
-        </w:rPr>
-        <w:t xml:space="preserve">, </w:t>
-      </w:r>
-      <w:r>
-        <w:rPr>
-          <w:rFonts w:ascii="Times New Roman" w:hAnsi="Times New Roman"/>
-          <w:sz w:val="24"/>
-        </w:rPr>
-        <w:t>ба́чачи</w:t>
-      </w:r>
-      <w:r>
-        <w:rPr>
-          <w:rFonts w:ascii="Times New Roman" w:hAnsi="Times New Roman"/>
-          <w:sz w:val="24"/>
-        </w:rPr>
-        <w:t xml:space="preserve"> і </w:t>
-      </w:r>
-      <w:r>
-        <w:rPr>
-          <w:rFonts w:ascii="Times New Roman" w:hAnsi="Times New Roman"/>
-          <w:sz w:val="24"/>
-        </w:rPr>
-        <w:t>су́ддів</w:t>
-      </w:r>
-      <w:r>
-        <w:rPr>
-          <w:rFonts w:ascii="Times New Roman" w:hAnsi="Times New Roman"/>
-          <w:sz w:val="24"/>
-        </w:rPr>
-        <w:t xml:space="preserve"> </w:t>
-      </w:r>
-      <w:r>
-        <w:rPr>
-          <w:rFonts w:ascii="Times New Roman" w:hAnsi="Times New Roman"/>
-          <w:sz w:val="24"/>
-        </w:rPr>
-        <w:t>нече́стя</w:t>
-      </w:r>
-      <w:r>
-        <w:rPr>
-          <w:rFonts w:ascii="Times New Roman" w:hAnsi="Times New Roman"/>
-          <w:sz w:val="24"/>
-        </w:rPr>
-        <w:t xml:space="preserve">,* і суд </w:t>
-      </w:r>
-      <w:r>
-        <w:rPr>
-          <w:rFonts w:ascii="Times New Roman" w:hAnsi="Times New Roman"/>
-          <w:sz w:val="24"/>
-        </w:rPr>
-        <w:t>непра́ведний</w:t>
-      </w:r>
-      <w:r>
-        <w:rPr>
-          <w:rFonts w:ascii="Times New Roman" w:hAnsi="Times New Roman"/>
-          <w:sz w:val="24"/>
-        </w:rPr>
-        <w:t xml:space="preserve">,* </w:t>
-      </w:r>
-      <w:r>
-        <w:rPr>
-          <w:rFonts w:ascii="Times New Roman" w:hAnsi="Times New Roman"/>
-          <w:sz w:val="24"/>
-        </w:rPr>
-        <w:t>пока́зуючи</w:t>
-      </w:r>
-      <w:r>
-        <w:rPr>
-          <w:rFonts w:ascii="Times New Roman" w:hAnsi="Times New Roman"/>
-          <w:sz w:val="24"/>
-        </w:rPr>
-        <w:t xml:space="preserve"> правоту́ </w:t>
-      </w:r>
-      <w:r>
-        <w:rPr>
-          <w:rFonts w:ascii="Times New Roman" w:hAnsi="Times New Roman"/>
-          <w:sz w:val="24"/>
-        </w:rPr>
-        <w:t>за́думу</w:t>
-      </w:r>
-      <w:r>
-        <w:rPr>
-          <w:rFonts w:ascii="Times New Roman" w:hAnsi="Times New Roman"/>
-          <w:sz w:val="24"/>
-        </w:rPr>
-        <w:t xml:space="preserve">* </w:t>
-      </w:r>
-      <w:r>
-        <w:rPr>
-          <w:rFonts w:ascii="Times New Roman" w:hAnsi="Times New Roman"/>
-          <w:sz w:val="24"/>
-        </w:rPr>
-        <w:t>Бо́га</w:t>
-      </w:r>
-      <w:r>
-        <w:rPr>
-          <w:rFonts w:ascii="Times New Roman" w:hAnsi="Times New Roman"/>
-          <w:sz w:val="24"/>
-        </w:rPr>
-        <w:t xml:space="preserve"> і </w:t>
-      </w:r>
-      <w:r>
-        <w:rPr>
-          <w:rFonts w:ascii="Times New Roman" w:hAnsi="Times New Roman"/>
-          <w:sz w:val="24"/>
-        </w:rPr>
-        <w:t>Влади́ки</w:t>
-      </w:r>
-      <w:r>
-        <w:rPr>
-          <w:rFonts w:ascii="Times New Roman" w:hAnsi="Times New Roman"/>
-          <w:sz w:val="24"/>
-        </w:rPr>
-        <w:t xml:space="preserve">,* з </w:t>
-      </w:r>
-      <w:r>
-        <w:rPr>
-          <w:rFonts w:ascii="Times New Roman" w:hAnsi="Times New Roman"/>
-          <w:sz w:val="24"/>
-        </w:rPr>
-        <w:t>любо́в’ю</w:t>
-      </w:r>
-      <w:r>
-        <w:rPr>
-          <w:rFonts w:ascii="Times New Roman" w:hAnsi="Times New Roman"/>
-          <w:sz w:val="24"/>
-        </w:rPr>
-        <w:t xml:space="preserve"> до </w:t>
-      </w:r>
-      <w:r>
-        <w:rPr>
-          <w:rFonts w:ascii="Times New Roman" w:hAnsi="Times New Roman"/>
-          <w:sz w:val="24"/>
-        </w:rPr>
-        <w:t>Бо́га</w:t>
-      </w:r>
-      <w:r>
-        <w:rPr>
-          <w:rFonts w:ascii="Times New Roman" w:hAnsi="Times New Roman"/>
-          <w:sz w:val="24"/>
-        </w:rPr>
-        <w:t xml:space="preserve"> та з </w:t>
-      </w:r>
-      <w:r>
-        <w:rPr>
-          <w:rFonts w:ascii="Times New Roman" w:hAnsi="Times New Roman"/>
-          <w:sz w:val="24"/>
-        </w:rPr>
-        <w:t>гаря́чою</w:t>
-      </w:r>
-      <w:r>
-        <w:rPr>
-          <w:rFonts w:ascii="Times New Roman" w:hAnsi="Times New Roman"/>
-          <w:sz w:val="24"/>
-        </w:rPr>
-        <w:t xml:space="preserve"> </w:t>
-      </w:r>
-      <w:r>
-        <w:rPr>
-          <w:rFonts w:ascii="Times New Roman" w:hAnsi="Times New Roman"/>
-          <w:sz w:val="24"/>
-        </w:rPr>
-        <w:t>ду́мкою</w:t>
-      </w:r>
-      <w:r>
-        <w:rPr>
-          <w:rFonts w:ascii="Times New Roman" w:hAnsi="Times New Roman"/>
-          <w:sz w:val="24"/>
-        </w:rPr>
-        <w:t xml:space="preserve">* як </w:t>
-      </w:r>
-      <w:r>
-        <w:rPr>
-          <w:rFonts w:ascii="Times New Roman" w:hAnsi="Times New Roman"/>
-          <w:sz w:val="24"/>
-        </w:rPr>
-        <w:t>оги́дних</w:t>
-      </w:r>
-      <w:r>
-        <w:rPr>
-          <w:rFonts w:ascii="Times New Roman" w:hAnsi="Times New Roman"/>
-          <w:sz w:val="24"/>
-        </w:rPr>
-        <w:t xml:space="preserve"> їх </w:t>
-      </w:r>
-      <w:r>
-        <w:rPr>
-          <w:rFonts w:ascii="Times New Roman" w:hAnsi="Times New Roman"/>
-          <w:sz w:val="24"/>
-        </w:rPr>
-        <w:t>карта́є</w:t>
-      </w:r>
-      <w:r>
-        <w:rPr>
-          <w:rFonts w:ascii="Times New Roman" w:hAnsi="Times New Roman"/>
-          <w:sz w:val="24"/>
-        </w:rPr>
-        <w:t>.</w:t>
+        <w:t>Авваку́м дивови́жний,* про́мінь Ду́ха прийня́вши,* став весь обо́жений:* обу́рюється, ба́чачи і су́ддів нече́стя,* і суд непра́ведний,* пока́зуючи правоту́ за́думу* Бо́га і Влади́ки,* з любо́в’ю до Бо́га та з гаря́чою ду́мкою* як оги́дних їх карта́є.</w:t>
       </w:r>
     </w:p>
     <w:p>
@@ -3180,301 +2893,7 @@
           <w:rFonts w:ascii="Times New Roman" w:hAnsi="Times New Roman"/>
           <w:sz w:val="24"/>
         </w:rPr>
-        <w:t xml:space="preserve">На </w:t>
-      </w:r>
-      <w:r>
-        <w:rPr>
-          <w:rFonts w:ascii="Times New Roman" w:hAnsi="Times New Roman"/>
-          <w:sz w:val="24"/>
-        </w:rPr>
-        <w:t>боже́ственній</w:t>
-      </w:r>
-      <w:r>
-        <w:rPr>
-          <w:rFonts w:ascii="Times New Roman" w:hAnsi="Times New Roman"/>
-          <w:sz w:val="24"/>
-        </w:rPr>
-        <w:t xml:space="preserve"> стоячи́ </w:t>
-      </w:r>
-      <w:r>
-        <w:rPr>
-          <w:rFonts w:ascii="Times New Roman" w:hAnsi="Times New Roman"/>
-          <w:sz w:val="24"/>
-        </w:rPr>
-        <w:t>сторо́жі</w:t>
-      </w:r>
-      <w:r>
-        <w:rPr>
-          <w:rFonts w:ascii="Times New Roman" w:hAnsi="Times New Roman"/>
-          <w:sz w:val="24"/>
-        </w:rPr>
-        <w:t xml:space="preserve">,* </w:t>
-      </w:r>
-      <w:r>
-        <w:rPr>
-          <w:rFonts w:ascii="Times New Roman" w:hAnsi="Times New Roman"/>
-          <w:sz w:val="24"/>
-        </w:rPr>
-        <w:t>свяще́нний</w:t>
-      </w:r>
-      <w:r>
-        <w:rPr>
-          <w:rFonts w:ascii="Times New Roman" w:hAnsi="Times New Roman"/>
-          <w:sz w:val="24"/>
-        </w:rPr>
-        <w:t xml:space="preserve"> </w:t>
-      </w:r>
-      <w:r>
-        <w:rPr>
-          <w:rFonts w:ascii="Times New Roman" w:hAnsi="Times New Roman"/>
-          <w:sz w:val="24"/>
-        </w:rPr>
-        <w:t>Авваку́м</w:t>
-      </w:r>
-      <w:r>
-        <w:rPr>
-          <w:rFonts w:ascii="Times New Roman" w:hAnsi="Times New Roman"/>
-          <w:sz w:val="24"/>
-        </w:rPr>
-        <w:t xml:space="preserve">,* чув </w:t>
-      </w:r>
-      <w:r>
-        <w:rPr>
-          <w:rFonts w:ascii="Times New Roman" w:hAnsi="Times New Roman"/>
-          <w:sz w:val="24"/>
-        </w:rPr>
-        <w:t>невимо́вне</w:t>
-      </w:r>
-      <w:r>
-        <w:rPr>
-          <w:rFonts w:ascii="Times New Roman" w:hAnsi="Times New Roman"/>
-          <w:sz w:val="24"/>
-        </w:rPr>
-        <w:t xml:space="preserve"> </w:t>
-      </w:r>
-      <w:r>
-        <w:rPr>
-          <w:rFonts w:ascii="Times New Roman" w:hAnsi="Times New Roman"/>
-          <w:sz w:val="24"/>
-        </w:rPr>
-        <w:t>та́їнство</w:t>
-      </w:r>
-      <w:r>
-        <w:rPr>
-          <w:rFonts w:ascii="Times New Roman" w:hAnsi="Times New Roman"/>
-          <w:sz w:val="24"/>
-        </w:rPr>
-        <w:t xml:space="preserve">* Твого́ до нас </w:t>
-      </w:r>
-      <w:r>
-        <w:rPr>
-          <w:rFonts w:ascii="Times New Roman" w:hAnsi="Times New Roman"/>
-          <w:sz w:val="24"/>
-        </w:rPr>
-        <w:t>прише́стя</w:t>
-      </w:r>
-      <w:r>
-        <w:rPr>
-          <w:rFonts w:ascii="Times New Roman" w:hAnsi="Times New Roman"/>
-          <w:sz w:val="24"/>
-        </w:rPr>
-        <w:t xml:space="preserve">, </w:t>
-      </w:r>
-      <w:r>
-        <w:rPr>
-          <w:rFonts w:ascii="Times New Roman" w:hAnsi="Times New Roman"/>
-          <w:sz w:val="24"/>
-        </w:rPr>
-        <w:t>Хри́сте</w:t>
-      </w:r>
-      <w:r>
-        <w:rPr>
-          <w:rFonts w:ascii="Times New Roman" w:hAnsi="Times New Roman"/>
-          <w:sz w:val="24"/>
-        </w:rPr>
-        <w:t xml:space="preserve">:* і передвістя про </w:t>
-      </w:r>
-      <w:r>
-        <w:rPr>
-          <w:rFonts w:ascii="Times New Roman" w:hAnsi="Times New Roman"/>
-          <w:sz w:val="24"/>
-        </w:rPr>
-        <w:t>Те́бе</w:t>
-      </w:r>
-      <w:r>
-        <w:rPr>
-          <w:rFonts w:ascii="Times New Roman" w:hAnsi="Times New Roman"/>
-          <w:sz w:val="24"/>
-        </w:rPr>
-        <w:t xml:space="preserve">* </w:t>
-      </w:r>
-      <w:r>
-        <w:rPr>
-          <w:rFonts w:ascii="Times New Roman" w:hAnsi="Times New Roman"/>
-          <w:sz w:val="24"/>
-        </w:rPr>
-        <w:t>проро́кує</w:t>
-      </w:r>
-      <w:r>
-        <w:rPr>
-          <w:rFonts w:ascii="Times New Roman" w:hAnsi="Times New Roman"/>
-          <w:sz w:val="24"/>
-        </w:rPr>
-        <w:t xml:space="preserve"> </w:t>
-      </w:r>
-      <w:r>
-        <w:rPr>
-          <w:rFonts w:ascii="Times New Roman" w:hAnsi="Times New Roman"/>
-          <w:sz w:val="24"/>
-        </w:rPr>
-        <w:t>ду́же</w:t>
-      </w:r>
-      <w:r>
-        <w:rPr>
-          <w:rFonts w:ascii="Times New Roman" w:hAnsi="Times New Roman"/>
-          <w:sz w:val="24"/>
-        </w:rPr>
-        <w:t xml:space="preserve"> </w:t>
-      </w:r>
-      <w:r>
-        <w:rPr>
-          <w:rFonts w:ascii="Times New Roman" w:hAnsi="Times New Roman"/>
-          <w:sz w:val="24"/>
-        </w:rPr>
-        <w:t>я́вно</w:t>
-      </w:r>
-      <w:r>
-        <w:rPr>
-          <w:rFonts w:ascii="Times New Roman" w:hAnsi="Times New Roman"/>
-          <w:sz w:val="24"/>
-        </w:rPr>
-        <w:t xml:space="preserve">,* </w:t>
-      </w:r>
-      <w:r>
-        <w:rPr>
-          <w:rFonts w:ascii="Times New Roman" w:hAnsi="Times New Roman"/>
-          <w:sz w:val="24"/>
-        </w:rPr>
-        <w:t>прови́дячи</w:t>
-      </w:r>
-      <w:r>
-        <w:rPr>
-          <w:rFonts w:ascii="Times New Roman" w:hAnsi="Times New Roman"/>
-          <w:sz w:val="24"/>
-        </w:rPr>
-        <w:t xml:space="preserve"> і </w:t>
-      </w:r>
-      <w:r>
-        <w:rPr>
-          <w:rFonts w:ascii="Times New Roman" w:hAnsi="Times New Roman"/>
-          <w:sz w:val="24"/>
-        </w:rPr>
-        <w:t>прему́дрих</w:t>
-      </w:r>
-      <w:r>
-        <w:rPr>
-          <w:rFonts w:ascii="Times New Roman" w:hAnsi="Times New Roman"/>
-          <w:sz w:val="24"/>
-        </w:rPr>
-        <w:t xml:space="preserve"> </w:t>
-      </w:r>
-      <w:r>
-        <w:rPr>
-          <w:rFonts w:ascii="Times New Roman" w:hAnsi="Times New Roman"/>
-          <w:sz w:val="24"/>
-        </w:rPr>
-        <w:t>апо́столів</w:t>
-      </w:r>
-      <w:r>
-        <w:rPr>
-          <w:rFonts w:ascii="Times New Roman" w:hAnsi="Times New Roman"/>
-          <w:sz w:val="24"/>
-        </w:rPr>
-        <w:t xml:space="preserve">,* що, </w:t>
-      </w:r>
-      <w:r>
-        <w:rPr>
-          <w:rFonts w:ascii="Times New Roman" w:hAnsi="Times New Roman"/>
-          <w:sz w:val="24"/>
-        </w:rPr>
-        <w:t>на́че</w:t>
-      </w:r>
-      <w:r>
-        <w:rPr>
-          <w:rFonts w:ascii="Times New Roman" w:hAnsi="Times New Roman"/>
-          <w:sz w:val="24"/>
-        </w:rPr>
-        <w:t xml:space="preserve"> </w:t>
-      </w:r>
-      <w:r>
-        <w:rPr>
-          <w:rFonts w:ascii="Times New Roman" w:hAnsi="Times New Roman"/>
-          <w:sz w:val="24"/>
-        </w:rPr>
-        <w:t>ко́ні</w:t>
-      </w:r>
-      <w:r>
-        <w:rPr>
-          <w:rFonts w:ascii="Times New Roman" w:hAnsi="Times New Roman"/>
-          <w:sz w:val="24"/>
-        </w:rPr>
-        <w:t xml:space="preserve">, </w:t>
-      </w:r>
-      <w:r>
-        <w:rPr>
-          <w:rFonts w:ascii="Times New Roman" w:hAnsi="Times New Roman"/>
-          <w:sz w:val="24"/>
-        </w:rPr>
-        <w:t>схвилю́ють</w:t>
-      </w:r>
-      <w:r>
-        <w:rPr>
-          <w:rFonts w:ascii="Times New Roman" w:hAnsi="Times New Roman"/>
-          <w:sz w:val="24"/>
-        </w:rPr>
-        <w:t xml:space="preserve"> </w:t>
-      </w:r>
-      <w:r>
-        <w:rPr>
-          <w:rFonts w:ascii="Times New Roman" w:hAnsi="Times New Roman"/>
-          <w:sz w:val="24"/>
-        </w:rPr>
-        <w:t>мо́ре</w:t>
-      </w:r>
-      <w:r>
-        <w:rPr>
-          <w:rFonts w:ascii="Times New Roman" w:hAnsi="Times New Roman"/>
-          <w:sz w:val="24"/>
-        </w:rPr>
-        <w:t xml:space="preserve">* </w:t>
-      </w:r>
-      <w:r>
-        <w:rPr>
-          <w:rFonts w:ascii="Times New Roman" w:hAnsi="Times New Roman"/>
-          <w:sz w:val="24"/>
-        </w:rPr>
-        <w:t>язи́чників</w:t>
-      </w:r>
-      <w:r>
-        <w:rPr>
-          <w:rFonts w:ascii="Times New Roman" w:hAnsi="Times New Roman"/>
-          <w:sz w:val="24"/>
-        </w:rPr>
-        <w:t xml:space="preserve"> </w:t>
-      </w:r>
-      <w:r>
-        <w:rPr>
-          <w:rFonts w:ascii="Times New Roman" w:hAnsi="Times New Roman"/>
-          <w:sz w:val="24"/>
-        </w:rPr>
-        <w:t>многоплемінних</w:t>
-      </w:r>
-      <w:r>
-        <w:rPr>
-          <w:rFonts w:ascii="Times New Roman" w:hAnsi="Times New Roman"/>
-          <w:sz w:val="24"/>
-        </w:rPr>
-        <w:t>.</w:t>
+        <w:t>На боже́ственній стоячи́ сторо́жі,* свяще́нний Авваку́м,* чув невимо́вне та́їнство* Твого́ до нас прише́стя, Хри́сте:* і передвістя про Те́бе* проро́кує ду́же я́вно,* прови́дячи і прему́дрих апо́столів,* що, на́че ко́ні, схвилю́ють мо́ре* язи́чників многоплемінних.</w:t>
       </w:r>
     </w:p>
     <w:p>
@@ -3525,273 +2944,7 @@
           <w:rFonts w:ascii="Times New Roman" w:hAnsi="Times New Roman"/>
           <w:sz w:val="24"/>
         </w:rPr>
-        <w:t xml:space="preserve">Радіючи в </w:t>
-      </w:r>
-      <w:r>
-        <w:rPr>
-          <w:rFonts w:ascii="Times New Roman" w:hAnsi="Times New Roman"/>
-          <w:sz w:val="24"/>
-        </w:rPr>
-        <w:t>Го́споді</w:t>
-      </w:r>
-      <w:r>
-        <w:rPr>
-          <w:rFonts w:ascii="Times New Roman" w:hAnsi="Times New Roman"/>
-          <w:sz w:val="24"/>
-        </w:rPr>
-        <w:t xml:space="preserve"> </w:t>
-      </w:r>
-      <w:r>
-        <w:rPr>
-          <w:rFonts w:ascii="Times New Roman" w:hAnsi="Times New Roman"/>
-          <w:sz w:val="24"/>
-        </w:rPr>
-        <w:t>Бо́зі</w:t>
-      </w:r>
-      <w:r>
-        <w:rPr>
-          <w:rFonts w:ascii="Times New Roman" w:hAnsi="Times New Roman"/>
-          <w:sz w:val="24"/>
-        </w:rPr>
-        <w:t xml:space="preserve">,* </w:t>
-      </w:r>
-      <w:r>
-        <w:rPr>
-          <w:rFonts w:ascii="Times New Roman" w:hAnsi="Times New Roman"/>
-          <w:sz w:val="24"/>
-        </w:rPr>
-        <w:t>Спаси́телі</w:t>
-      </w:r>
-      <w:r>
-        <w:rPr>
-          <w:rFonts w:ascii="Times New Roman" w:hAnsi="Times New Roman"/>
-          <w:sz w:val="24"/>
-        </w:rPr>
-        <w:t xml:space="preserve"> </w:t>
-      </w:r>
-      <w:r>
-        <w:rPr>
-          <w:rFonts w:ascii="Times New Roman" w:hAnsi="Times New Roman"/>
-          <w:sz w:val="24"/>
-        </w:rPr>
-        <w:t>твоє́му</w:t>
-      </w:r>
-      <w:r>
-        <w:rPr>
-          <w:rFonts w:ascii="Times New Roman" w:hAnsi="Times New Roman"/>
-          <w:sz w:val="24"/>
-        </w:rPr>
-        <w:t xml:space="preserve">,* </w:t>
-      </w:r>
-      <w:r>
-        <w:rPr>
-          <w:rFonts w:ascii="Times New Roman" w:hAnsi="Times New Roman"/>
-          <w:sz w:val="24"/>
-        </w:rPr>
-        <w:t>богомо́вцю</w:t>
-      </w:r>
-      <w:r>
-        <w:rPr>
-          <w:rFonts w:ascii="Times New Roman" w:hAnsi="Times New Roman"/>
-          <w:sz w:val="24"/>
-        </w:rPr>
-        <w:t xml:space="preserve"> </w:t>
-      </w:r>
-      <w:r>
-        <w:rPr>
-          <w:rFonts w:ascii="Times New Roman" w:hAnsi="Times New Roman"/>
-          <w:sz w:val="24"/>
-        </w:rPr>
-        <w:t>усла́влений</w:t>
-      </w:r>
-      <w:r>
-        <w:rPr>
-          <w:rFonts w:ascii="Times New Roman" w:hAnsi="Times New Roman"/>
-          <w:sz w:val="24"/>
-        </w:rPr>
-        <w:t xml:space="preserve">,* і </w:t>
-      </w:r>
-      <w:r>
-        <w:rPr>
-          <w:rFonts w:ascii="Times New Roman" w:hAnsi="Times New Roman"/>
-          <w:sz w:val="24"/>
-        </w:rPr>
-        <w:t>тішачись</w:t>
-      </w:r>
-      <w:r>
-        <w:rPr>
-          <w:rFonts w:ascii="Times New Roman" w:hAnsi="Times New Roman"/>
-          <w:sz w:val="24"/>
-        </w:rPr>
-        <w:t xml:space="preserve"> </w:t>
-      </w:r>
-      <w:r>
-        <w:rPr>
-          <w:rFonts w:ascii="Times New Roman" w:hAnsi="Times New Roman"/>
-          <w:sz w:val="24"/>
-        </w:rPr>
-        <w:t>прийняття́м</w:t>
-      </w:r>
-      <w:r>
-        <w:rPr>
-          <w:rFonts w:ascii="Times New Roman" w:hAnsi="Times New Roman"/>
-          <w:sz w:val="24"/>
-        </w:rPr>
-        <w:t xml:space="preserve"> </w:t>
-      </w:r>
-      <w:r>
-        <w:rPr>
-          <w:rFonts w:ascii="Times New Roman" w:hAnsi="Times New Roman"/>
-          <w:sz w:val="24"/>
-        </w:rPr>
-        <w:t>збли́ску</w:t>
-      </w:r>
-      <w:r>
-        <w:rPr>
-          <w:rFonts w:ascii="Times New Roman" w:hAnsi="Times New Roman"/>
-          <w:sz w:val="24"/>
-        </w:rPr>
-        <w:t xml:space="preserve"> там </w:t>
-      </w:r>
-      <w:r>
-        <w:rPr>
-          <w:rFonts w:ascii="Times New Roman" w:hAnsi="Times New Roman"/>
-          <w:sz w:val="24"/>
-        </w:rPr>
-        <w:t>су́щого</w:t>
-      </w:r>
-      <w:r>
-        <w:rPr>
-          <w:rFonts w:ascii="Times New Roman" w:hAnsi="Times New Roman"/>
-          <w:sz w:val="24"/>
-        </w:rPr>
-        <w:t xml:space="preserve"> </w:t>
-      </w:r>
-      <w:r>
-        <w:rPr>
-          <w:rFonts w:ascii="Times New Roman" w:hAnsi="Times New Roman"/>
-          <w:sz w:val="24"/>
-        </w:rPr>
-        <w:t>ся́йва</w:t>
-      </w:r>
-      <w:r>
-        <w:rPr>
-          <w:rFonts w:ascii="Times New Roman" w:hAnsi="Times New Roman"/>
-          <w:sz w:val="24"/>
-        </w:rPr>
-        <w:t xml:space="preserve">,* і Світлом </w:t>
-      </w:r>
-      <w:r>
-        <w:rPr>
-          <w:rFonts w:ascii="Times New Roman" w:hAnsi="Times New Roman"/>
-          <w:sz w:val="24"/>
-        </w:rPr>
-        <w:t>Богосотво́реним</w:t>
-      </w:r>
-      <w:r>
-        <w:rPr>
-          <w:rFonts w:ascii="Times New Roman" w:hAnsi="Times New Roman"/>
-          <w:sz w:val="24"/>
-        </w:rPr>
-        <w:t xml:space="preserve"> </w:t>
-      </w:r>
-      <w:r>
-        <w:rPr>
-          <w:rFonts w:ascii="Times New Roman" w:hAnsi="Times New Roman"/>
-          <w:sz w:val="24"/>
-        </w:rPr>
-        <w:t>умозри́мо</w:t>
-      </w:r>
-      <w:r>
-        <w:rPr>
-          <w:rFonts w:ascii="Times New Roman" w:hAnsi="Times New Roman"/>
-          <w:sz w:val="24"/>
-        </w:rPr>
-        <w:t xml:space="preserve"> просвічуваний,* </w:t>
-      </w:r>
-      <w:r>
-        <w:rPr>
-          <w:rFonts w:ascii="Times New Roman" w:hAnsi="Times New Roman"/>
-          <w:sz w:val="24"/>
-        </w:rPr>
-        <w:t>ізба́в</w:t>
-      </w:r>
-      <w:r>
-        <w:rPr>
-          <w:rFonts w:ascii="Times New Roman" w:hAnsi="Times New Roman"/>
-          <w:sz w:val="24"/>
-        </w:rPr>
-        <w:t xml:space="preserve"> твоїми </w:t>
-      </w:r>
-      <w:r>
-        <w:rPr>
-          <w:rFonts w:ascii="Times New Roman" w:hAnsi="Times New Roman"/>
-          <w:sz w:val="24"/>
-        </w:rPr>
-        <w:t>моли́твами</w:t>
-      </w:r>
-      <w:r>
-        <w:rPr>
-          <w:rFonts w:ascii="Times New Roman" w:hAnsi="Times New Roman"/>
-          <w:sz w:val="24"/>
-        </w:rPr>
-        <w:t xml:space="preserve">* від </w:t>
-      </w:r>
-      <w:r>
-        <w:rPr>
-          <w:rFonts w:ascii="Times New Roman" w:hAnsi="Times New Roman"/>
-          <w:sz w:val="24"/>
-        </w:rPr>
-        <w:t>на́пастей</w:t>
-      </w:r>
-      <w:r>
-        <w:rPr>
-          <w:rFonts w:ascii="Times New Roman" w:hAnsi="Times New Roman"/>
-          <w:sz w:val="24"/>
-        </w:rPr>
-        <w:t xml:space="preserve"> і бід* нас, що з вірою </w:t>
-      </w:r>
-      <w:r>
-        <w:rPr>
-          <w:rFonts w:ascii="Times New Roman" w:hAnsi="Times New Roman"/>
-          <w:sz w:val="24"/>
-        </w:rPr>
-        <w:t>зве́ршуємо</w:t>
-      </w:r>
-      <w:r>
-        <w:rPr>
-          <w:rFonts w:ascii="Times New Roman" w:hAnsi="Times New Roman"/>
-          <w:sz w:val="24"/>
-        </w:rPr>
-        <w:t xml:space="preserve">* </w:t>
-      </w:r>
-      <w:r>
-        <w:rPr>
-          <w:rFonts w:ascii="Times New Roman" w:hAnsi="Times New Roman"/>
-          <w:sz w:val="24"/>
-        </w:rPr>
-        <w:t>па́м’ять</w:t>
-      </w:r>
-      <w:r>
-        <w:rPr>
-          <w:rFonts w:ascii="Times New Roman" w:hAnsi="Times New Roman"/>
-          <w:sz w:val="24"/>
-        </w:rPr>
-        <w:t xml:space="preserve"> твою́ </w:t>
-      </w:r>
-      <w:r>
-        <w:rPr>
-          <w:rFonts w:ascii="Times New Roman" w:hAnsi="Times New Roman"/>
-          <w:sz w:val="24"/>
-        </w:rPr>
-        <w:t>всесвяще́нну</w:t>
-      </w:r>
-      <w:r>
-        <w:rPr>
-          <w:rFonts w:ascii="Times New Roman" w:hAnsi="Times New Roman"/>
-          <w:sz w:val="24"/>
-        </w:rPr>
-        <w:t>.</w:t>
+        <w:t>Радіючи в Го́споді Бо́зі,* Спаси́телі твоє́му,* богомо́вцю усла́влений,* і тішачись прийняття́м збли́ску там су́щого ся́йва,* і Світлом Богосотво́реним умозри́мо просвічуваний,* ізба́в твоїми моли́твами* від на́пастей і бід* нас, що з вірою зве́ршуємо* па́м’ять твою́ всесвяще́нну.</w:t>
       </w:r>
     </w:p>
     <w:p>
@@ -3805,23 +2958,7 @@
           <w:b/>
           <w:sz w:val="24"/>
         </w:rPr>
-        <w:t xml:space="preserve">І </w:t>
-      </w:r>
-      <w:r>
-        <w:rPr>
-          <w:rFonts w:ascii="Times New Roman" w:hAnsi="Times New Roman"/>
-          <w:b/>
-          <w:sz w:val="24"/>
-        </w:rPr>
-        <w:t>нині</w:t>
-      </w:r>
-      <w:r>
-        <w:rPr>
-          <w:rFonts w:ascii="Times New Roman" w:hAnsi="Times New Roman"/>
-          <w:b/>
-          <w:sz w:val="24"/>
-        </w:rPr>
-        <w:t>:</w:t>
+        <w:t>Слава, і нині:</w:t>
       </w:r>
       <w:r>
         <w:rPr>
@@ -3837,536 +2974,14 @@
           <w:color w:val="FF0000"/>
           <w:sz w:val="24"/>
         </w:rPr>
-        <w:t>(</w:t>
-      </w:r>
-      <w:r>
-        <w:rPr>
-          <w:rFonts w:ascii="Times New Roman" w:hAnsi="Times New Roman"/>
-          <w:i/>
-          <w:color w:val="FF0000"/>
-          <w:sz w:val="24"/>
-        </w:rPr>
-        <w:t>богородичний</w:t>
-      </w:r>
-      <w:r>
-        <w:rPr>
-          <w:rFonts w:ascii="Times New Roman" w:hAnsi="Times New Roman"/>
-          <w:i/>
-          <w:color w:val="FF0000"/>
-          <w:sz w:val="24"/>
-        </w:rPr>
-        <w:t>):</w:t>
-      </w:r>
-      <w:r>
-        <w:rPr>
-          <w:rFonts w:ascii="Times New Roman" w:hAnsi="Times New Roman"/>
-          <w:sz w:val="24"/>
-        </w:rPr>
-        <w:t xml:space="preserve"> </w:t>
-      </w:r>
-      <w:r>
-        <w:rPr>
-          <w:rFonts w:ascii="Times New Roman" w:hAnsi="Times New Roman"/>
-          <w:sz w:val="24"/>
-        </w:rPr>
-        <w:t>Небесними</w:t>
-      </w:r>
-      <w:r>
-        <w:rPr>
-          <w:rFonts w:ascii="Times New Roman" w:hAnsi="Times New Roman"/>
-          <w:sz w:val="24"/>
-        </w:rPr>
-        <w:t xml:space="preserve"> </w:t>
-      </w:r>
-      <w:r>
-        <w:rPr>
-          <w:rFonts w:ascii="Times New Roman" w:hAnsi="Times New Roman"/>
-          <w:sz w:val="24"/>
-        </w:rPr>
-        <w:t>херувимами</w:t>
-      </w:r>
-      <w:r>
-        <w:rPr>
-          <w:rFonts w:ascii="Times New Roman" w:hAnsi="Times New Roman"/>
-          <w:sz w:val="24"/>
-        </w:rPr>
-        <w:t xml:space="preserve"> </w:t>
-      </w:r>
-      <w:r>
-        <w:rPr>
-          <w:rFonts w:ascii="Times New Roman" w:hAnsi="Times New Roman"/>
-          <w:sz w:val="24"/>
-        </w:rPr>
-        <w:t>славословлений</w:t>
-      </w:r>
-      <w:r>
-        <w:rPr>
-          <w:rFonts w:ascii="Times New Roman" w:hAnsi="Times New Roman"/>
-          <w:sz w:val="24"/>
-        </w:rPr>
-        <w:t xml:space="preserve"> </w:t>
-      </w:r>
-      <w:r>
-        <w:rPr>
-          <w:rFonts w:ascii="Times New Roman" w:hAnsi="Times New Roman"/>
-          <w:sz w:val="24"/>
-        </w:rPr>
-        <w:t>Син</w:t>
-      </w:r>
-      <w:r>
-        <w:rPr>
-          <w:rFonts w:ascii="Times New Roman" w:hAnsi="Times New Roman"/>
-          <w:sz w:val="24"/>
-        </w:rPr>
-        <w:t xml:space="preserve"> з </w:t>
-      </w:r>
-      <w:r>
-        <w:rPr>
-          <w:rFonts w:ascii="Times New Roman" w:hAnsi="Times New Roman"/>
-          <w:sz w:val="24"/>
-        </w:rPr>
-        <w:t>Отцем</w:t>
-      </w:r>
-      <w:r>
-        <w:rPr>
-          <w:rFonts w:ascii="Times New Roman" w:hAnsi="Times New Roman"/>
-          <w:sz w:val="24"/>
-        </w:rPr>
-        <w:t xml:space="preserve"> і </w:t>
-      </w:r>
-      <w:r>
-        <w:rPr>
-          <w:rFonts w:ascii="Times New Roman" w:hAnsi="Times New Roman"/>
-          <w:sz w:val="24"/>
-        </w:rPr>
-        <w:t>Духом</w:t>
-      </w:r>
-      <w:r>
-        <w:rPr>
-          <w:rFonts w:ascii="Times New Roman" w:hAnsi="Times New Roman"/>
-          <w:sz w:val="24"/>
-        </w:rPr>
-        <w:t xml:space="preserve">,* </w:t>
-      </w:r>
-      <w:r>
-        <w:rPr>
-          <w:rFonts w:ascii="Times New Roman" w:hAnsi="Times New Roman"/>
-          <w:sz w:val="24"/>
-        </w:rPr>
-        <w:t>бажаючи</w:t>
-      </w:r>
-      <w:r>
-        <w:rPr>
-          <w:rFonts w:ascii="Times New Roman" w:hAnsi="Times New Roman"/>
-          <w:sz w:val="24"/>
-        </w:rPr>
-        <w:t xml:space="preserve"> </w:t>
-      </w:r>
-      <w:r>
-        <w:rPr>
-          <w:rFonts w:ascii="Times New Roman" w:hAnsi="Times New Roman"/>
-          <w:sz w:val="24"/>
-        </w:rPr>
-        <w:t>обновити</w:t>
-      </w:r>
-      <w:r>
-        <w:rPr>
-          <w:rFonts w:ascii="Times New Roman" w:hAnsi="Times New Roman"/>
-          <w:sz w:val="24"/>
-        </w:rPr>
-        <w:t xml:space="preserve"> </w:t>
-      </w:r>
-      <w:r>
-        <w:rPr>
-          <w:rFonts w:ascii="Times New Roman" w:hAnsi="Times New Roman"/>
-          <w:sz w:val="24"/>
-        </w:rPr>
-        <w:t>первоствореного</w:t>
-      </w:r>
-      <w:r>
-        <w:rPr>
-          <w:rFonts w:ascii="Times New Roman" w:hAnsi="Times New Roman"/>
-          <w:sz w:val="24"/>
-        </w:rPr>
-        <w:t xml:space="preserve">,* </w:t>
-      </w:r>
-      <w:r>
-        <w:rPr>
-          <w:rFonts w:ascii="Times New Roman" w:hAnsi="Times New Roman"/>
-          <w:sz w:val="24"/>
-        </w:rPr>
-        <w:t>невимовно</w:t>
-      </w:r>
-      <w:r>
-        <w:rPr>
-          <w:rFonts w:ascii="Times New Roman" w:hAnsi="Times New Roman"/>
-          <w:sz w:val="24"/>
-        </w:rPr>
-        <w:t xml:space="preserve"> </w:t>
-      </w:r>
-      <w:r>
-        <w:rPr>
-          <w:rFonts w:ascii="Times New Roman" w:hAnsi="Times New Roman"/>
-          <w:sz w:val="24"/>
-        </w:rPr>
-        <w:t>применшив</w:t>
-      </w:r>
-      <w:r>
-        <w:rPr>
-          <w:rFonts w:ascii="Times New Roman" w:hAnsi="Times New Roman"/>
-          <w:sz w:val="24"/>
-        </w:rPr>
-        <w:t xml:space="preserve"> </w:t>
-      </w:r>
-      <w:r>
-        <w:rPr>
-          <w:rFonts w:ascii="Times New Roman" w:hAnsi="Times New Roman"/>
-          <w:sz w:val="24"/>
-        </w:rPr>
-        <w:t>самого</w:t>
-      </w:r>
-      <w:r>
-        <w:rPr>
-          <w:rFonts w:ascii="Times New Roman" w:hAnsi="Times New Roman"/>
-          <w:sz w:val="24"/>
-        </w:rPr>
-        <w:t xml:space="preserve"> </w:t>
-      </w:r>
-      <w:r>
-        <w:rPr>
-          <w:rFonts w:ascii="Times New Roman" w:hAnsi="Times New Roman"/>
-          <w:sz w:val="24"/>
-        </w:rPr>
-        <w:t>себе</w:t>
-      </w:r>
-      <w:r>
-        <w:rPr>
-          <w:rFonts w:ascii="Times New Roman" w:hAnsi="Times New Roman"/>
-          <w:sz w:val="24"/>
-        </w:rPr>
-        <w:t xml:space="preserve"> в </w:t>
-      </w:r>
-      <w:r>
-        <w:rPr>
-          <w:rFonts w:ascii="Times New Roman" w:hAnsi="Times New Roman"/>
-          <w:sz w:val="24"/>
-        </w:rPr>
-        <w:t>твоєму</w:t>
-      </w:r>
-      <w:r>
-        <w:rPr>
-          <w:rFonts w:ascii="Times New Roman" w:hAnsi="Times New Roman"/>
-          <w:sz w:val="24"/>
-        </w:rPr>
-        <w:t xml:space="preserve"> </w:t>
-      </w:r>
-      <w:r>
-        <w:rPr>
-          <w:rFonts w:ascii="Times New Roman" w:hAnsi="Times New Roman"/>
-          <w:sz w:val="24"/>
-        </w:rPr>
-        <w:t>лоні</w:t>
-      </w:r>
-      <w:r>
-        <w:rPr>
-          <w:rFonts w:ascii="Times New Roman" w:hAnsi="Times New Roman"/>
-          <w:sz w:val="24"/>
-        </w:rPr>
-        <w:t xml:space="preserve">, </w:t>
-      </w:r>
-      <w:r>
-        <w:rPr>
-          <w:rFonts w:ascii="Times New Roman" w:hAnsi="Times New Roman"/>
-          <w:sz w:val="24"/>
-        </w:rPr>
-        <w:t>Богородице</w:t>
-      </w:r>
-      <w:r>
-        <w:rPr>
-          <w:rFonts w:ascii="Times New Roman" w:hAnsi="Times New Roman"/>
-          <w:sz w:val="24"/>
-        </w:rPr>
-        <w:t xml:space="preserve"> всеславна.* </w:t>
-      </w:r>
-      <w:r>
-        <w:rPr>
-          <w:rFonts w:ascii="Times New Roman" w:hAnsi="Times New Roman"/>
-          <w:sz w:val="24"/>
-        </w:rPr>
-        <w:t>Христос</w:t>
-      </w:r>
-      <w:r>
-        <w:rPr>
-          <w:rFonts w:ascii="Times New Roman" w:hAnsi="Times New Roman"/>
-          <w:sz w:val="24"/>
-        </w:rPr>
-        <w:t xml:space="preserve"> </w:t>
-      </w:r>
-      <w:r>
-        <w:rPr>
-          <w:rFonts w:ascii="Times New Roman" w:hAnsi="Times New Roman"/>
-          <w:sz w:val="24"/>
-        </w:rPr>
-        <w:t>Бог</w:t>
-      </w:r>
-      <w:r>
-        <w:rPr>
-          <w:rFonts w:ascii="Times New Roman" w:hAnsi="Times New Roman"/>
-          <w:sz w:val="24"/>
-        </w:rPr>
-        <w:t xml:space="preserve"> і </w:t>
-      </w:r>
-      <w:r>
-        <w:rPr>
-          <w:rFonts w:ascii="Times New Roman" w:hAnsi="Times New Roman"/>
-          <w:sz w:val="24"/>
-        </w:rPr>
-        <w:t>Спас</w:t>
-      </w:r>
-      <w:r>
-        <w:rPr>
-          <w:rFonts w:ascii="Times New Roman" w:hAnsi="Times New Roman"/>
-          <w:sz w:val="24"/>
-        </w:rPr>
-        <w:t xml:space="preserve"> </w:t>
-      </w:r>
-      <w:r>
-        <w:rPr>
-          <w:rFonts w:ascii="Times New Roman" w:hAnsi="Times New Roman"/>
-          <w:sz w:val="24"/>
-        </w:rPr>
-        <w:t>душ</w:t>
-      </w:r>
-      <w:r>
-        <w:rPr>
-          <w:rFonts w:ascii="Times New Roman" w:hAnsi="Times New Roman"/>
-          <w:sz w:val="24"/>
-        </w:rPr>
-        <w:t xml:space="preserve"> </w:t>
-      </w:r>
-      <w:r>
-        <w:rPr>
-          <w:rFonts w:ascii="Times New Roman" w:hAnsi="Times New Roman"/>
-          <w:sz w:val="24"/>
-        </w:rPr>
-        <w:t>наших</w:t>
-      </w:r>
-      <w:r>
-        <w:rPr>
-          <w:rFonts w:ascii="Times New Roman" w:hAnsi="Times New Roman"/>
-          <w:sz w:val="24"/>
-        </w:rPr>
-        <w:t xml:space="preserve">,* </w:t>
-      </w:r>
-      <w:r>
-        <w:rPr>
-          <w:rFonts w:ascii="Times New Roman" w:hAnsi="Times New Roman"/>
-          <w:sz w:val="24"/>
-        </w:rPr>
-        <w:t>просіявши</w:t>
-      </w:r>
-      <w:r>
-        <w:rPr>
-          <w:rFonts w:ascii="Times New Roman" w:hAnsi="Times New Roman"/>
-          <w:sz w:val="24"/>
-        </w:rPr>
-        <w:t xml:space="preserve"> з </w:t>
-      </w:r>
-      <w:r>
-        <w:rPr>
-          <w:rFonts w:ascii="Times New Roman" w:hAnsi="Times New Roman"/>
-          <w:sz w:val="24"/>
-        </w:rPr>
-        <w:t>тебе</w:t>
-      </w:r>
-      <w:r>
-        <w:rPr>
-          <w:rFonts w:ascii="Times New Roman" w:hAnsi="Times New Roman"/>
-          <w:sz w:val="24"/>
-        </w:rPr>
-        <w:t xml:space="preserve">, </w:t>
-      </w:r>
-      <w:r>
-        <w:rPr>
-          <w:rFonts w:ascii="Times New Roman" w:hAnsi="Times New Roman"/>
-          <w:sz w:val="24"/>
-        </w:rPr>
-        <w:t>просвітив</w:t>
-      </w:r>
-      <w:r>
-        <w:rPr>
-          <w:rFonts w:ascii="Times New Roman" w:hAnsi="Times New Roman"/>
-          <w:sz w:val="24"/>
-        </w:rPr>
-        <w:t xml:space="preserve"> </w:t>
-      </w:r>
-      <w:r>
-        <w:rPr>
-          <w:rFonts w:ascii="Times New Roman" w:hAnsi="Times New Roman"/>
-          <w:sz w:val="24"/>
-        </w:rPr>
-        <w:t>увесь</w:t>
-      </w:r>
-      <w:r>
-        <w:rPr>
-          <w:rFonts w:ascii="Times New Roman" w:hAnsi="Times New Roman"/>
-          <w:sz w:val="24"/>
-        </w:rPr>
-        <w:t xml:space="preserve"> </w:t>
-      </w:r>
-      <w:r>
-        <w:rPr>
-          <w:rFonts w:ascii="Times New Roman" w:hAnsi="Times New Roman"/>
-          <w:sz w:val="24"/>
-        </w:rPr>
-        <w:t>світ</w:t>
-      </w:r>
-      <w:r>
-        <w:rPr>
-          <w:rFonts w:ascii="Times New Roman" w:hAnsi="Times New Roman"/>
-          <w:sz w:val="24"/>
-        </w:rPr>
-        <w:t xml:space="preserve">,* </w:t>
-      </w:r>
-      <w:r>
-        <w:rPr>
-          <w:rFonts w:ascii="Times New Roman" w:hAnsi="Times New Roman"/>
-          <w:sz w:val="24"/>
-        </w:rPr>
-        <w:t>визволив</w:t>
-      </w:r>
-      <w:r>
-        <w:rPr>
-          <w:rFonts w:ascii="Times New Roman" w:hAnsi="Times New Roman"/>
-          <w:sz w:val="24"/>
-        </w:rPr>
-        <w:t xml:space="preserve"> </w:t>
-      </w:r>
-      <w:r>
-        <w:rPr>
-          <w:rFonts w:ascii="Times New Roman" w:hAnsi="Times New Roman"/>
-          <w:sz w:val="24"/>
-        </w:rPr>
-        <w:t>від</w:t>
-      </w:r>
-      <w:r>
-        <w:rPr>
-          <w:rFonts w:ascii="Times New Roman" w:hAnsi="Times New Roman"/>
-          <w:sz w:val="24"/>
-        </w:rPr>
-        <w:t xml:space="preserve"> </w:t>
-      </w:r>
-      <w:r>
-        <w:rPr>
-          <w:rFonts w:ascii="Times New Roman" w:hAnsi="Times New Roman"/>
-          <w:sz w:val="24"/>
-        </w:rPr>
-        <w:t>ідольських</w:t>
-      </w:r>
-      <w:r>
-        <w:rPr>
-          <w:rFonts w:ascii="Times New Roman" w:hAnsi="Times New Roman"/>
-          <w:sz w:val="24"/>
-        </w:rPr>
-        <w:t xml:space="preserve"> </w:t>
-      </w:r>
-      <w:r>
-        <w:rPr>
-          <w:rFonts w:ascii="Times New Roman" w:hAnsi="Times New Roman"/>
-          <w:sz w:val="24"/>
-        </w:rPr>
-        <w:t>бісів</w:t>
-      </w:r>
-      <w:r>
-        <w:rPr>
-          <w:rFonts w:ascii="Times New Roman" w:hAnsi="Times New Roman"/>
-          <w:sz w:val="24"/>
-        </w:rPr>
-        <w:t xml:space="preserve">* й </w:t>
-      </w:r>
-      <w:r>
-        <w:rPr>
-          <w:rFonts w:ascii="Times New Roman" w:hAnsi="Times New Roman"/>
-          <w:sz w:val="24"/>
-        </w:rPr>
-        <w:t>обожив</w:t>
-      </w:r>
-      <w:r>
-        <w:rPr>
-          <w:rFonts w:ascii="Times New Roman" w:hAnsi="Times New Roman"/>
-          <w:sz w:val="24"/>
-        </w:rPr>
-        <w:t xml:space="preserve"> у </w:t>
-      </w:r>
-      <w:r>
-        <w:rPr>
-          <w:rFonts w:ascii="Times New Roman" w:hAnsi="Times New Roman"/>
-          <w:sz w:val="24"/>
-        </w:rPr>
-        <w:t>собі</w:t>
-      </w:r>
-      <w:r>
-        <w:rPr>
-          <w:rFonts w:ascii="Times New Roman" w:hAnsi="Times New Roman"/>
-          <w:sz w:val="24"/>
-        </w:rPr>
-        <w:t xml:space="preserve">, </w:t>
-      </w:r>
-      <w:r>
-        <w:rPr>
-          <w:rFonts w:ascii="Times New Roman" w:hAnsi="Times New Roman"/>
-          <w:sz w:val="24"/>
-        </w:rPr>
-        <w:t>піднявши</w:t>
-      </w:r>
-      <w:r>
-        <w:rPr>
-          <w:rFonts w:ascii="Times New Roman" w:hAnsi="Times New Roman"/>
-          <w:sz w:val="24"/>
-        </w:rPr>
-        <w:t xml:space="preserve"> </w:t>
-      </w:r>
-      <w:r>
-        <w:rPr>
-          <w:rFonts w:ascii="Times New Roman" w:hAnsi="Times New Roman"/>
-          <w:sz w:val="24"/>
-        </w:rPr>
-        <w:t>людство</w:t>
-      </w:r>
-      <w:r>
-        <w:rPr>
-          <w:rFonts w:ascii="Times New Roman" w:hAnsi="Times New Roman"/>
-          <w:sz w:val="24"/>
-        </w:rPr>
-        <w:t xml:space="preserve"> </w:t>
-      </w:r>
-      <w:r>
-        <w:rPr>
-          <w:rFonts w:ascii="Times New Roman" w:hAnsi="Times New Roman"/>
-          <w:sz w:val="24"/>
-        </w:rPr>
-        <w:t>на</w:t>
-      </w:r>
-      <w:r>
-        <w:rPr>
-          <w:rFonts w:ascii="Times New Roman" w:hAnsi="Times New Roman"/>
-          <w:sz w:val="24"/>
-        </w:rPr>
-        <w:t xml:space="preserve"> </w:t>
-      </w:r>
-      <w:r>
-        <w:rPr>
-          <w:rFonts w:ascii="Times New Roman" w:hAnsi="Times New Roman"/>
-          <w:sz w:val="24"/>
-        </w:rPr>
-        <w:t>небо</w:t>
-      </w:r>
-      <w:r>
-        <w:rPr>
-          <w:rFonts w:ascii="Times New Roman" w:hAnsi="Times New Roman"/>
-          <w:sz w:val="24"/>
-        </w:rPr>
-        <w:t>.</w:t>
+        <w:t>(богородичний):</w:t>
+      </w:r>
+      <w:r>
+        <w:rPr>
+          <w:rFonts w:ascii="Times New Roman" w:hAnsi="Times New Roman"/>
+          <w:sz w:val="24"/>
+        </w:rPr>
+        <w:t xml:space="preserve"> Небесними херувимами славословлений Син з Отцем і Духом,* бажаючи обновити первоствореного,* невимовно применшив самого себе в твоєму лоні, Богородице всеславна.* Христос Бог і Спас душ наших,* просіявши з тебе, просвітив увесь світ,* визволив від ідольських бісів* й обожив у собі, піднявши людство на небо.</w:t>
       </w:r>
     </w:p>
     <w:p>
@@ -5986,6 +4601,72 @@
     </w:p>
     <w:p>
       <w:pPr>
+        <w:pStyle w:val="a"/>
+        <w:spacing w:after="288"/>
+      </w:pPr>
+      <w:r>
+        <w:rPr>
+          <w:rFonts w:ascii="Times New Roman" w:hAnsi="Times New Roman"/>
+          <w:b w:val="0"/>
+          <w:i/>
+          <w:color w:val="FF4400"/>
+          <w:sz w:val="24"/>
+        </w:rPr>
+        <w:t xml:space="preserve">(г. 2): </w:t>
+      </w:r>
+      <w:r>
+        <w:rPr>
+          <w:rFonts w:ascii="Times New Roman" w:hAnsi="Times New Roman"/>
+          <w:b w:val="0"/>
+          <w:i w:val="0"/>
+          <w:color w:val="000000"/>
+          <w:sz w:val="24"/>
+        </w:rPr>
+        <w:t>Пророка Твого, Аввакума, пам’ять, Господи, празнуємо.* Тому молимо Тебе: спаси душі наші.</w:t>
+      </w:r>
+    </w:p>
+    <w:p>
+      <w:pPr>
+        <w:pStyle w:val="a"/>
+      </w:pPr>
+      <w:r>
+        <w:rPr>
+          <w:rFonts w:ascii="Times New Roman" w:hAnsi="Times New Roman"/>
+          <w:b/>
+          <w:i w:val="0"/>
+          <w:color w:val="000000"/>
+          <w:sz w:val="24"/>
+        </w:rPr>
+        <w:t xml:space="preserve">Слава, і нині: </w:t>
+      </w:r>
+      <w:r>
+        <w:rPr>
+          <w:rFonts w:ascii="Times New Roman" w:hAnsi="Times New Roman"/>
+          <w:b w:val="0"/>
+          <w:i/>
+          <w:color w:val="FF4400"/>
+          <w:sz w:val="24"/>
+        </w:rPr>
+        <w:t xml:space="preserve">(г. 2): </w:t>
+      </w:r>
+      <w:r>
+        <w:rPr>
+          <w:rFonts w:ascii="Times New Roman" w:hAnsi="Times New Roman"/>
+          <w:b w:val="0"/>
+          <w:i w:val="0"/>
+          <w:color w:val="000000"/>
+          <w:sz w:val="24"/>
+        </w:rPr>
+        <w:t>Будучи джерелом милосердя,* сподоби нас твоєї милости, Богородице;* зглянься на людей грішних* і покажи, як завжди, твою силу,* бо, вповаючи на тебе, співаємо тобі: Радуйся!* – як колись Гавриїл, безтілесних архистратиг.</w:t>
+      </w:r>
+    </w:p>
+    <w:p>
+      <w:pPr>
+        <w:pStyle w:val="a"/>
+      </w:pPr>
+    </w:p>
+    <w:p>
+      <w:pPr>
         <w:pStyle w:val="Heading3"/>
         <w:spacing w:after="120"/>
         <w:jc w:val="center"/>
@@ -5997,6 +4678,3543 @@
           <w:i/>
           <w:color w:val="FF0000"/>
         </w:rPr>
+        <w:t>Єктенія усильного благання</w:t>
+      </w:r>
+    </w:p>
+    <w:p>
+      <w:pPr>
+        <w:spacing w:after="120"/>
+        <w:jc w:val="both"/>
+      </w:pPr>
+      <w:r>
+        <w:rPr>
+          <w:rFonts w:ascii="Times New Roman" w:hAnsi="Times New Roman"/>
+          <w:sz w:val="24"/>
+        </w:rPr>
+        <w:t>Промовмо всі з усієї душі і з усієї мислі нашої, промовмо.</w:t>
+      </w:r>
+    </w:p>
+    <w:p>
+      <w:pPr>
+        <w:spacing w:after="120"/>
+        <w:jc w:val="both"/>
+      </w:pPr>
+      <w:r>
+        <w:rPr>
+          <w:rFonts w:ascii="Times New Roman" w:hAnsi="Times New Roman"/>
+          <w:i/>
+          <w:color w:val="FF0000"/>
+          <w:sz w:val="24"/>
+        </w:rPr>
+        <w:t>Вірні:</w:t>
+      </w:r>
+      <w:r>
+        <w:rPr>
+          <w:rFonts w:ascii="Times New Roman" w:hAnsi="Times New Roman"/>
+          <w:color w:val="FF0000"/>
+          <w:sz w:val="24"/>
+        </w:rPr>
+        <w:t xml:space="preserve"> </w:t>
+      </w:r>
+      <w:r>
+        <w:rPr>
+          <w:rFonts w:ascii="Times New Roman" w:hAnsi="Times New Roman"/>
+          <w:sz w:val="24"/>
+        </w:rPr>
+        <w:t>Господи, помилуй.</w:t>
+      </w:r>
+    </w:p>
+    <w:p>
+      <w:pPr>
+        <w:spacing w:after="120"/>
+        <w:jc w:val="both"/>
+      </w:pPr>
+      <w:r>
+        <w:rPr>
+          <w:rFonts w:ascii="Times New Roman" w:hAnsi="Times New Roman"/>
+          <w:sz w:val="24"/>
+        </w:rPr>
+        <w:t>Господи, Вседержителю, Боже отців наших, молимось тобі, вислухай і помилуй.</w:t>
+      </w:r>
+    </w:p>
+    <w:p>
+      <w:pPr>
+        <w:spacing w:after="120"/>
+        <w:jc w:val="both"/>
+      </w:pPr>
+      <w:r>
+        <w:rPr>
+          <w:rFonts w:ascii="Times New Roman" w:hAnsi="Times New Roman"/>
+          <w:i/>
+          <w:color w:val="FF0000"/>
+          <w:sz w:val="24"/>
+        </w:rPr>
+        <w:t>Вірні:</w:t>
+      </w:r>
+      <w:r>
+        <w:rPr>
+          <w:rFonts w:ascii="Times New Roman" w:hAnsi="Times New Roman"/>
+          <w:color w:val="FF0000"/>
+          <w:sz w:val="24"/>
+        </w:rPr>
+        <w:t xml:space="preserve"> </w:t>
+      </w:r>
+      <w:r>
+        <w:rPr>
+          <w:rFonts w:ascii="Times New Roman" w:hAnsi="Times New Roman"/>
+          <w:sz w:val="24"/>
+        </w:rPr>
+        <w:t>Господи, помилуй.</w:t>
+      </w:r>
+    </w:p>
+    <w:p>
+      <w:pPr>
+        <w:spacing w:after="120"/>
+      </w:pPr>
+      <w:r>
+        <w:rPr>
+          <w:rFonts w:ascii="Times New Roman" w:hAnsi="Times New Roman"/>
+          <w:sz w:val="24"/>
+        </w:rPr>
+        <w:t>Помилуй нас, Боже, з великої милості Твоєї, молимось Тобі, вислухай і помилуй.</w:t>
+      </w:r>
+    </w:p>
+    <w:p>
+      <w:pPr>
+        <w:spacing w:after="120"/>
+      </w:pPr>
+      <w:r>
+        <w:rPr>
+          <w:rFonts w:ascii="Times New Roman" w:hAnsi="Times New Roman"/>
+          <w:i/>
+          <w:color w:val="FF4400"/>
+          <w:sz w:val="24"/>
+        </w:rPr>
+        <w:t>Вірні:</w:t>
+      </w:r>
+      <w:r>
+        <w:rPr>
+          <w:rFonts w:ascii="Times New Roman" w:hAnsi="Times New Roman"/>
+          <w:sz w:val="24"/>
+        </w:rPr>
+        <w:t xml:space="preserve"> Го́споди, поми́луй. </w:t>
+      </w:r>
+      <w:r>
+        <w:rPr>
+          <w:rFonts w:ascii="Times New Roman" w:hAnsi="Times New Roman"/>
+          <w:i/>
+          <w:color w:val="FF4400"/>
+          <w:sz w:val="24"/>
+        </w:rPr>
+        <w:t>(3 р.)</w:t>
+      </w:r>
+    </w:p>
+    <w:p>
+      <w:pPr>
+        <w:spacing w:after="120"/>
+      </w:pPr>
+      <w:r>
+        <w:rPr>
+          <w:rFonts w:ascii="Times New Roman" w:hAnsi="Times New Roman"/>
+          <w:sz w:val="24"/>
+        </w:rPr>
+        <w:t xml:space="preserve">Ще молимось за святішого вселенського архиєрея Франциска, папу Римського, і за блаженнішого патріярха нашого Святослава, і за преосвященнішого архиєпископа і митрополита нашого кир </w:t>
+      </w:r>
+      <w:r>
+        <w:rPr>
+          <w:rFonts w:ascii="Times New Roman" w:hAnsi="Times New Roman"/>
+          <w:i/>
+          <w:color w:val="FF4400"/>
+          <w:sz w:val="24"/>
+        </w:rPr>
+        <w:t>ім’я</w:t>
+      </w:r>
+      <w:r>
+        <w:rPr>
+          <w:rFonts w:ascii="Times New Roman" w:hAnsi="Times New Roman"/>
+          <w:i/>
+          <w:sz w:val="24"/>
+        </w:rPr>
+        <w:t>,</w:t>
+      </w:r>
+      <w:r>
+        <w:rPr>
+          <w:rFonts w:ascii="Times New Roman" w:hAnsi="Times New Roman"/>
+          <w:sz w:val="24"/>
+        </w:rPr>
+        <w:t xml:space="preserve"> і за боголюбивого єпископа нашого кир </w:t>
+      </w:r>
+      <w:r>
+        <w:rPr>
+          <w:rFonts w:ascii="Times New Roman" w:hAnsi="Times New Roman"/>
+          <w:i/>
+          <w:color w:val="FF4400"/>
+          <w:sz w:val="24"/>
+        </w:rPr>
+        <w:t>ім’я</w:t>
+      </w:r>
+      <w:r>
+        <w:rPr>
+          <w:rFonts w:ascii="Times New Roman" w:hAnsi="Times New Roman"/>
+          <w:i/>
+          <w:sz w:val="24"/>
+        </w:rPr>
+        <w:t>,</w:t>
+      </w:r>
+      <w:r>
+        <w:rPr>
+          <w:rFonts w:ascii="Times New Roman" w:hAnsi="Times New Roman"/>
+          <w:sz w:val="24"/>
+        </w:rPr>
+        <w:t xml:space="preserve"> за тих, що служать і послужили у святім храмі цьому, і за отців наших духовних, і всіх у Христі братів і сестер наших.</w:t>
+      </w:r>
+    </w:p>
+    <w:p>
+      <w:pPr>
+        <w:spacing w:after="120"/>
+      </w:pPr>
+      <w:r>
+        <w:rPr>
+          <w:rFonts w:ascii="Times New Roman" w:hAnsi="Times New Roman"/>
+          <w:i/>
+          <w:color w:val="FF4400"/>
+          <w:sz w:val="24"/>
+        </w:rPr>
+        <w:t>Вірні:</w:t>
+      </w:r>
+      <w:r>
+        <w:rPr>
+          <w:rFonts w:ascii="Times New Roman" w:hAnsi="Times New Roman"/>
+          <w:sz w:val="24"/>
+        </w:rPr>
+        <w:t xml:space="preserve"> Го́споди, поми́луй. </w:t>
+      </w:r>
+      <w:r>
+        <w:rPr>
+          <w:rFonts w:ascii="Times New Roman" w:hAnsi="Times New Roman"/>
+          <w:i/>
+          <w:color w:val="FF4400"/>
+          <w:sz w:val="24"/>
+        </w:rPr>
+        <w:t>(3 р.)</w:t>
+      </w:r>
+    </w:p>
+    <w:p>
+      <w:pPr>
+        <w:spacing w:after="120"/>
+      </w:pPr>
+      <w:r>
+        <w:rPr>
+          <w:rFonts w:ascii="Times New Roman" w:hAnsi="Times New Roman"/>
+          <w:sz w:val="24"/>
+        </w:rPr>
+        <w:t>Ще молимось за Богом бережений народ наш, за правління і за все військо.</w:t>
+      </w:r>
+    </w:p>
+    <w:p>
+      <w:pPr>
+        <w:spacing w:after="120"/>
+      </w:pPr>
+      <w:r>
+        <w:rPr>
+          <w:rFonts w:ascii="Times New Roman" w:hAnsi="Times New Roman"/>
+          <w:i/>
+          <w:color w:val="FF4400"/>
+          <w:sz w:val="24"/>
+        </w:rPr>
+        <w:t>Вірні:</w:t>
+      </w:r>
+      <w:r>
+        <w:rPr>
+          <w:rFonts w:ascii="Times New Roman" w:hAnsi="Times New Roman"/>
+          <w:sz w:val="24"/>
+        </w:rPr>
+        <w:t xml:space="preserve"> Го́споди, поми́луй. </w:t>
+      </w:r>
+      <w:r>
+        <w:rPr>
+          <w:rFonts w:ascii="Times New Roman" w:hAnsi="Times New Roman"/>
+          <w:i/>
+          <w:color w:val="FF4400"/>
+          <w:sz w:val="24"/>
+        </w:rPr>
+        <w:t>(3 р.)</w:t>
+      </w:r>
+    </w:p>
+    <w:p>
+      <w:pPr>
+        <w:spacing w:after="120"/>
+      </w:pPr>
+      <w:r>
+        <w:rPr>
+          <w:rFonts w:ascii="Times New Roman" w:hAnsi="Times New Roman"/>
+          <w:sz w:val="24"/>
+        </w:rPr>
+        <w:t>Ще молимось за тут присутніх людей, що очікують від Тебе великої і багатої милости, за тих, що творять нам милостиню, і за всіх православних християн.</w:t>
+      </w:r>
+    </w:p>
+    <w:p>
+      <w:pPr>
+        <w:spacing w:after="120"/>
+      </w:pPr>
+      <w:r>
+        <w:rPr>
+          <w:rFonts w:ascii="Times New Roman" w:hAnsi="Times New Roman"/>
+          <w:i/>
+          <w:color w:val="FF4400"/>
+          <w:sz w:val="24"/>
+        </w:rPr>
+        <w:t>Вірні:</w:t>
+      </w:r>
+      <w:r>
+        <w:rPr>
+          <w:rFonts w:ascii="Times New Roman" w:hAnsi="Times New Roman"/>
+          <w:sz w:val="24"/>
+        </w:rPr>
+        <w:t xml:space="preserve"> Го́споди, поми́луй. </w:t>
+      </w:r>
+      <w:r>
+        <w:rPr>
+          <w:rFonts w:ascii="Times New Roman" w:hAnsi="Times New Roman"/>
+          <w:i/>
+          <w:color w:val="FF4400"/>
+          <w:sz w:val="24"/>
+        </w:rPr>
+        <w:t>(3 р.)</w:t>
+      </w:r>
+    </w:p>
+    <w:p>
+      <w:pPr>
+        <w:spacing w:after="120"/>
+        <w:jc w:val="both"/>
+      </w:pPr>
+      <w:r>
+        <w:rPr>
+          <w:rFonts w:ascii="Times New Roman" w:hAnsi="Times New Roman"/>
+          <w:sz w:val="24"/>
+          <w:u w:val="single"/>
+        </w:rPr>
+        <w:t>[Господи, Боже наш! Згадай нас грішних і недостойних слуг твоїх, коли призиваємо святе ім'я твоє, і не осороми нас, коли очікуємо милости твоєї, але вислухай, Господи, усі наші спасенні прохання, і вчини нас достойними любити і боятися тебе від усього серця нашого і творити в усьому волю твою.]</w:t>
+      </w:r>
+    </w:p>
+    <w:p>
+      <w:pPr>
+        <w:spacing w:after="120"/>
+      </w:pPr>
+      <w:r>
+        <w:rPr>
+          <w:rFonts w:ascii="Times New Roman" w:hAnsi="Times New Roman"/>
+          <w:i/>
+          <w:color w:val="FF0000"/>
+          <w:sz w:val="24"/>
+        </w:rPr>
+        <w:t>Священник:</w:t>
+      </w:r>
+      <w:r>
+        <w:rPr>
+          <w:rFonts w:ascii="Times New Roman" w:hAnsi="Times New Roman"/>
+          <w:sz w:val="24"/>
+        </w:rPr>
+        <w:t xml:space="preserve"> Бо милостивий і людинолюбний Бог єси, і Тобі славу возсилаємо, Отцю, і Сину, і Святому Духові, нині, і повсякчас, і на віки віків.</w:t>
+      </w:r>
+    </w:p>
+    <w:p>
+      <w:pPr>
+        <w:spacing w:after="120"/>
+        <w:jc w:val="both"/>
+      </w:pPr>
+      <w:r>
+        <w:rPr>
+          <w:rFonts w:ascii="Times New Roman" w:hAnsi="Times New Roman"/>
+          <w:i/>
+          <w:color w:val="FF0000"/>
+          <w:sz w:val="24"/>
+        </w:rPr>
+        <w:t>Вірні:</w:t>
+      </w:r>
+      <w:r>
+        <w:rPr>
+          <w:rFonts w:ascii="Times New Roman" w:hAnsi="Times New Roman"/>
+          <w:sz w:val="24"/>
+        </w:rPr>
+        <w:t xml:space="preserve"> Амінь.</w:t>
+      </w:r>
+    </w:p>
+    <w:p>
+      <w:pPr>
+        <w:pStyle w:val="Heading2"/>
+        <w:spacing w:after="120"/>
+        <w:jc w:val="center"/>
+      </w:pPr>
+      <w:r>
+        <w:rPr>
+          <w:rFonts w:ascii="Times New Roman" w:hAnsi="Times New Roman"/>
+          <w:b/>
+          <w:i/>
+          <w:color w:val="FF0000"/>
+          <w:sz w:val="24"/>
+        </w:rPr>
+        <w:t>Середній відпуст</w:t>
+      </w:r>
+    </w:p>
+    <w:p>
+      <w:pPr>
+        <w:spacing w:after="120"/>
+      </w:pPr>
+      <w:r>
+        <w:rPr>
+          <w:rFonts w:ascii="Times New Roman" w:hAnsi="Times New Roman"/>
+          <w:sz w:val="24"/>
+        </w:rPr>
+        <w:t>Прему́дрість!</w:t>
+      </w:r>
+    </w:p>
+    <w:p>
+      <w:pPr>
+        <w:spacing w:after="120"/>
+      </w:pPr>
+      <w:r>
+        <w:rPr>
+          <w:rFonts w:ascii="Times New Roman" w:hAnsi="Times New Roman"/>
+          <w:i/>
+          <w:color w:val="FF0000"/>
+          <w:sz w:val="24"/>
+        </w:rPr>
+        <w:t>Вірні:</w:t>
+      </w:r>
+      <w:r>
+        <w:rPr>
+          <w:rFonts w:ascii="Times New Roman" w:hAnsi="Times New Roman"/>
+          <w:color w:val="FF0000"/>
+          <w:sz w:val="24"/>
+        </w:rPr>
+        <w:t xml:space="preserve"> </w:t>
+      </w:r>
+      <w:r>
+        <w:rPr>
+          <w:rFonts w:ascii="Times New Roman" w:hAnsi="Times New Roman"/>
+          <w:sz w:val="24"/>
+        </w:rPr>
+        <w:t>Чесні́шу від херуви́мів* і незрівня́нно славні́шу від серафи́мів,* що без зотлі́ння Бо́га Сло́во породи́ла,* су́щу Богоро́дицю, тебе́ велича́ємо.</w:t>
+      </w:r>
+    </w:p>
+    <w:p>
+      <w:pPr>
+        <w:spacing w:after="120"/>
+      </w:pPr>
+      <w:r>
+        <w:rPr>
+          <w:rFonts w:ascii="Times New Roman" w:hAnsi="Times New Roman"/>
+          <w:i/>
+          <w:color w:val="FF0000"/>
+          <w:sz w:val="24"/>
+        </w:rPr>
+        <w:t>Священник:</w:t>
+      </w:r>
+      <w:r>
+        <w:rPr>
+          <w:rFonts w:ascii="Times New Roman" w:hAnsi="Times New Roman"/>
+          <w:sz w:val="24"/>
+        </w:rPr>
+        <w:t xml:space="preserve"> Сла́ва Тобі́, Хри́сте Бо́же, упова́ння на́ше, сла́ва Тобі́!</w:t>
+      </w:r>
+    </w:p>
+    <w:p>
+      <w:pPr>
+        <w:spacing w:after="120"/>
+      </w:pPr>
+      <w:r>
+        <w:rPr>
+          <w:rFonts w:ascii="Times New Roman" w:hAnsi="Times New Roman"/>
+          <w:i/>
+          <w:color w:val="FF0000"/>
+          <w:sz w:val="24"/>
+        </w:rPr>
+        <w:t>Вірні:</w:t>
+      </w:r>
+      <w:r>
+        <w:rPr>
+          <w:rFonts w:ascii="Times New Roman" w:hAnsi="Times New Roman"/>
+          <w:color w:val="FF0000"/>
+          <w:sz w:val="24"/>
+        </w:rPr>
+        <w:t xml:space="preserve"> </w:t>
+      </w:r>
+      <w:r>
+        <w:rPr>
+          <w:rFonts w:ascii="Times New Roman" w:hAnsi="Times New Roman"/>
+          <w:sz w:val="24"/>
+        </w:rPr>
+        <w:t xml:space="preserve">Сла́ва Отцю́, і Си́ну, і Свято́му Ду́хові, і ни́ні, і повсякча́с, і на ві́ки вікі́в. Амі́нь. Го́споди, поми́луй. </w:t>
+      </w:r>
+      <w:r>
+        <w:rPr>
+          <w:rFonts w:ascii="Times New Roman" w:hAnsi="Times New Roman"/>
+          <w:i/>
+          <w:color w:val="FF0000"/>
+          <w:sz w:val="24"/>
+        </w:rPr>
+        <w:t>(3 р.)</w:t>
+      </w:r>
+      <w:r>
+        <w:rPr>
+          <w:rFonts w:ascii="Times New Roman" w:hAnsi="Times New Roman"/>
+          <w:sz w:val="24"/>
+        </w:rPr>
+        <w:t xml:space="preserve"> Благослови́.</w:t>
+      </w:r>
+    </w:p>
+    <w:p>
+      <w:pPr>
+        <w:spacing w:after="120"/>
+      </w:pPr>
+      <w:r>
+        <w:rPr>
+          <w:rFonts w:ascii="Times New Roman" w:hAnsi="Times New Roman"/>
+          <w:i/>
+          <w:color w:val="FF0000"/>
+          <w:sz w:val="24"/>
+        </w:rPr>
+        <w:t>Священник:</w:t>
+      </w:r>
+      <w:r>
+        <w:rPr>
+          <w:rFonts w:ascii="Times New Roman" w:hAnsi="Times New Roman"/>
+          <w:sz w:val="24"/>
+        </w:rPr>
+        <w:t xml:space="preserve"> Христос, істинний Бог наш - молитвами пречистої Своєї Матері, заступництвом чесних небесних сил безтілесних, святих славних і всехвальних апостолів, і святого, </w:t>
+      </w:r>
+      <w:r>
+        <w:rPr>
+          <w:rFonts w:ascii="Times New Roman" w:hAnsi="Times New Roman"/>
+          <w:i/>
+          <w:color w:val="FF0000"/>
+          <w:sz w:val="24"/>
+        </w:rPr>
+        <w:t>якого є храм</w:t>
+      </w:r>
+      <w:r>
+        <w:rPr>
+          <w:rFonts w:ascii="Times New Roman" w:hAnsi="Times New Roman"/>
+          <w:sz w:val="24"/>
+        </w:rPr>
+        <w:t>, і святого пророка Аввакума, блаженного священномученика Івана Слезюка, єпископа,, і всіх святих - помилує і спасе нас як благий і людинолюбний.</w:t>
+      </w:r>
+    </w:p>
+    <w:p>
+      <w:pPr>
+        <w:spacing w:after="120"/>
+        <w:jc w:val="both"/>
+      </w:pPr>
+      <w:r>
+        <w:rPr>
+          <w:rFonts w:ascii="Times New Roman" w:hAnsi="Times New Roman"/>
+          <w:i/>
+          <w:color w:val="FF0000"/>
+          <w:sz w:val="24"/>
+        </w:rPr>
+        <w:t>Вірні:</w:t>
+      </w:r>
+      <w:r>
+        <w:rPr>
+          <w:rFonts w:ascii="Times New Roman" w:hAnsi="Times New Roman"/>
+          <w:color w:val="FF0000"/>
+          <w:sz w:val="24"/>
+        </w:rPr>
+        <w:t xml:space="preserve"> </w:t>
+      </w:r>
+      <w:r>
+        <w:rPr>
+          <w:rFonts w:ascii="Times New Roman" w:hAnsi="Times New Roman"/>
+          <w:sz w:val="24"/>
+        </w:rPr>
+        <w:t>Амінь.</w:t>
+      </w:r>
+    </w:p>
+    <w:p>
+      <w:pPr>
+        <w:spacing w:after="120"/>
+      </w:pPr>
+    </w:p>
+    <w:p>
+      <w:pPr>
+        <w:pStyle w:val="Heading3"/>
+        <w:spacing w:after="120"/>
+        <w:jc w:val="center"/>
+      </w:pPr>
+      <w:r>
+        <w:rPr>
+          <w:rFonts w:ascii="Times New Roman" w:hAnsi="Times New Roman"/>
+          <w:b/>
+          <w:i/>
+          <w:color w:val="FF0000"/>
+        </w:rPr>
+        <w:t>Після Вечірні</w:t>
+      </w:r>
+    </w:p>
+    <w:p>
+      <w:pPr>
+        <w:spacing w:after="120"/>
+      </w:pPr>
+      <w:r>
+        <w:rPr>
+          <w:rFonts w:ascii="Times New Roman" w:hAnsi="Times New Roman"/>
+          <w:i/>
+          <w:color w:val="FF0000"/>
+          <w:sz w:val="24"/>
+        </w:rPr>
+        <w:t>Вірні:</w:t>
+      </w:r>
+      <w:r>
+        <w:rPr>
+          <w:rFonts w:ascii="Times New Roman" w:hAnsi="Times New Roman"/>
+          <w:sz w:val="24"/>
+        </w:rPr>
+        <w:t xml:space="preserve"> </w:t>
+      </w:r>
+      <w:r>
+        <w:rPr>
+          <w:rFonts w:ascii="Times New Roman" w:hAnsi="Times New Roman"/>
+          <w:sz w:val="24"/>
+        </w:rPr>
+        <w:t>Під твою́ ми́лість прибіга́ємо, Богоро́дице Ді́во;* молитва́ми на́шими в скорбо́тах не погорди́,* але́ від бід ви́зволи нас, єди́на чи́ста і благослове́нна.</w:t>
+      </w:r>
+    </w:p>
+    <w:p>
+      <w:pPr>
+        <w:spacing w:after="120"/>
+      </w:pPr>
+      <w:r>
+        <w:rPr>
+          <w:rFonts w:ascii="Times New Roman" w:hAnsi="Times New Roman"/>
+        </w:rPr>
+      </w:r>
+    </w:p>
+    <w:p>
+      <w:pPr>
+        <w:pStyle w:val="Heading1"/>
+        <w:spacing w:after="120"/>
+        <w:jc w:val="center"/>
+      </w:pPr>
+      <w:r>
+        <w:rPr>
+          <w:rFonts w:ascii="Times New Roman" w:hAnsi="Times New Roman"/>
+          <w:b/>
+        </w:rPr>
+        <w:t>УТРЕНЯ</w:t>
+      </w:r>
+    </w:p>
+    <w:p>
+      <w:pPr>
+        <w:spacing w:after="120"/>
+        <w:jc w:val="both"/>
+      </w:pPr>
+      <w:r>
+        <w:rPr>
+          <w:rFonts w:ascii="Times New Roman" w:hAnsi="Times New Roman"/>
+          <w:i/>
+          <w:color w:val="FF0000"/>
+          <w:sz w:val="24"/>
+        </w:rPr>
+        <w:t>Священник:</w:t>
+      </w:r>
+      <w:r>
+        <w:rPr>
+          <w:rFonts w:ascii="Times New Roman" w:hAnsi="Times New Roman"/>
+          <w:sz w:val="24"/>
+        </w:rPr>
+        <w:t xml:space="preserve"> Слава святій, одноістотній, животворчій і нероздільній Тройці, завжди, нині і повсякчас, і на віки віків.</w:t>
+      </w:r>
+    </w:p>
+    <w:p>
+      <w:pPr>
+        <w:spacing w:after="120"/>
+        <w:jc w:val="both"/>
+      </w:pPr>
+      <w:r>
+        <w:rPr>
+          <w:rFonts w:ascii="Times New Roman" w:hAnsi="Times New Roman"/>
+          <w:i/>
+          <w:color w:val="FF0000"/>
+          <w:sz w:val="24"/>
+        </w:rPr>
+        <w:t>Вірні:</w:t>
+      </w:r>
+      <w:r>
+        <w:rPr>
+          <w:rFonts w:ascii="Times New Roman" w:hAnsi="Times New Roman"/>
+          <w:sz w:val="24"/>
+        </w:rPr>
+        <w:t xml:space="preserve"> Амінь.</w:t>
+      </w:r>
+    </w:p>
+    <w:p>
+      <w:pPr>
+        <w:spacing w:after="120"/>
+        <w:jc w:val="both"/>
+      </w:pPr>
+      <w:r>
+        <w:rPr>
+          <w:rFonts w:ascii="Times New Roman" w:hAnsi="Times New Roman"/>
+          <w:sz w:val="24"/>
+        </w:rPr>
+        <w:t xml:space="preserve">Слава во вишніх Богу, і на землі мир,* в людях благовоління </w:t>
+      </w:r>
+      <w:r>
+        <w:rPr>
+          <w:rFonts w:ascii="Times New Roman" w:hAnsi="Times New Roman"/>
+          <w:i/>
+          <w:color w:val="FF0000"/>
+          <w:sz w:val="24"/>
+        </w:rPr>
+        <w:t>(3 р.)</w:t>
+      </w:r>
+      <w:r>
+        <w:rPr>
+          <w:rFonts w:ascii="Times New Roman" w:hAnsi="Times New Roman"/>
+          <w:i/>
+          <w:sz w:val="24"/>
+        </w:rPr>
+        <w:t>.</w:t>
+      </w:r>
+    </w:p>
+    <w:p>
+      <w:pPr>
+        <w:spacing w:after="120"/>
+        <w:jc w:val="both"/>
+      </w:pPr>
+      <w:r>
+        <w:rPr>
+          <w:rFonts w:ascii="Times New Roman" w:hAnsi="Times New Roman"/>
+          <w:sz w:val="24"/>
+        </w:rPr>
+        <w:t xml:space="preserve">Господи, губи мої відкрий,* і уста мої сповістять хвалу твою </w:t>
+      </w:r>
+      <w:r>
+        <w:rPr>
+          <w:rFonts w:ascii="Times New Roman" w:hAnsi="Times New Roman"/>
+          <w:i/>
+          <w:color w:val="FF0000"/>
+          <w:sz w:val="24"/>
+        </w:rPr>
+        <w:t>(2 р.)</w:t>
+      </w:r>
+      <w:r>
+        <w:rPr>
+          <w:rFonts w:ascii="Times New Roman" w:hAnsi="Times New Roman"/>
+          <w:i/>
+          <w:sz w:val="24"/>
+        </w:rPr>
+        <w:t>.</w:t>
+      </w:r>
+    </w:p>
+    <w:p>
+      <w:pPr>
+        <w:spacing w:after="120"/>
+        <w:jc w:val="both"/>
+      </w:pPr>
+    </w:p>
+    <w:p>
+      <w:pPr>
+        <w:pStyle w:val="Heading2"/>
+        <w:spacing w:after="120"/>
+        <w:jc w:val="center"/>
+      </w:pPr>
+      <w:r>
+        <w:rPr>
+          <w:rFonts w:ascii="Times New Roman" w:hAnsi="Times New Roman"/>
+          <w:b/>
+          <w:i/>
+          <w:color w:val="FF0000"/>
+          <w:sz w:val="24"/>
+        </w:rPr>
+        <w:t>Шестипсалм'я</w:t>
+      </w:r>
+    </w:p>
+    <w:p>
+      <w:pPr>
+        <w:spacing w:after="120"/>
+        <w:jc w:val="center"/>
+      </w:pPr>
+      <w:r>
+        <w:rPr>
+          <w:rFonts w:ascii="Times New Roman" w:hAnsi="Times New Roman"/>
+          <w:b/>
+          <w:i/>
+          <w:color w:val="FF0000"/>
+          <w:sz w:val="24"/>
+        </w:rPr>
+        <w:t xml:space="preserve">Псалом 3 </w:t>
+      </w:r>
+      <w:r>
+        <w:rPr>
+          <w:rFonts w:ascii="Times New Roman" w:hAnsi="Times New Roman"/>
+          <w:i/>
+          <w:color w:val="FF0000"/>
+          <w:sz w:val="24"/>
+        </w:rPr>
+        <w:t>(У понеділок)</w:t>
+      </w:r>
+    </w:p>
+    <w:p>
+      <w:pPr>
+        <w:spacing w:after="120"/>
+        <w:jc w:val="both"/>
+      </w:pPr>
+      <w:r>
+        <w:rPr>
+          <w:rFonts w:ascii="Times New Roman" w:hAnsi="Times New Roman"/>
+          <w:sz w:val="24"/>
+        </w:rPr>
+        <w:t>О Господи, як багато моїх ворогів,* багато їх повстало проти мене.</w:t>
+      </w:r>
+    </w:p>
+    <w:p>
+      <w:pPr>
+        <w:spacing w:after="120"/>
+        <w:jc w:val="both"/>
+      </w:pPr>
+      <w:r>
+        <w:rPr>
+          <w:rFonts w:ascii="Times New Roman" w:hAnsi="Times New Roman"/>
+          <w:sz w:val="24"/>
+        </w:rPr>
+        <w:t>Багато тих, що мені кажуть:* «Нема йому спасіння в Бозі».</w:t>
+      </w:r>
+    </w:p>
+    <w:p>
+      <w:pPr>
+        <w:spacing w:after="120"/>
+        <w:jc w:val="both"/>
+      </w:pPr>
+      <w:r>
+        <w:rPr>
+          <w:rFonts w:ascii="Times New Roman" w:hAnsi="Times New Roman"/>
+          <w:sz w:val="24"/>
+        </w:rPr>
+        <w:t>Але ти, Господи, щит мій навколо мене,* ти моя слава, підносиш голову мою вгору.</w:t>
+      </w:r>
+    </w:p>
+    <w:p>
+      <w:pPr>
+        <w:spacing w:after="120"/>
+        <w:jc w:val="both"/>
+      </w:pPr>
+      <w:r>
+        <w:rPr>
+          <w:rFonts w:ascii="Times New Roman" w:hAnsi="Times New Roman"/>
+          <w:sz w:val="24"/>
+        </w:rPr>
+        <w:t>Я голосно візвав до Господа,* і він вислухав мене з гори святої своєї.</w:t>
+      </w:r>
+    </w:p>
+    <w:p>
+      <w:pPr>
+        <w:spacing w:after="120"/>
+        <w:jc w:val="both"/>
+      </w:pPr>
+      <w:r>
+        <w:rPr>
+          <w:rFonts w:ascii="Times New Roman" w:hAnsi="Times New Roman"/>
+          <w:sz w:val="24"/>
+        </w:rPr>
+        <w:t>Я ліг собі й заснув, і пробудився,* бо Господь мене зберігає.</w:t>
+      </w:r>
+    </w:p>
+    <w:p>
+      <w:pPr>
+        <w:spacing w:after="120"/>
+        <w:jc w:val="both"/>
+      </w:pPr>
+      <w:r>
+        <w:rPr>
+          <w:rFonts w:ascii="Times New Roman" w:hAnsi="Times New Roman"/>
+          <w:sz w:val="24"/>
+        </w:rPr>
+        <w:t>Я не боюся безлічі людей,* що навколо мене обсіли.</w:t>
+      </w:r>
+    </w:p>
+    <w:p>
+      <w:pPr>
+        <w:spacing w:after="120"/>
+        <w:jc w:val="both"/>
+      </w:pPr>
+      <w:r>
+        <w:rPr>
+          <w:rFonts w:ascii="Times New Roman" w:hAnsi="Times New Roman"/>
+          <w:sz w:val="24"/>
+        </w:rPr>
+        <w:t>Воскресни, Господи, спаси мене, мій Боже!* По щелепах вдарив ти всіх ворогів моїх, розторощив зуби злих.</w:t>
+      </w:r>
+    </w:p>
+    <w:p>
+      <w:pPr>
+        <w:spacing w:after="120"/>
+        <w:jc w:val="both"/>
+      </w:pPr>
+      <w:r>
+        <w:rPr>
+          <w:rFonts w:ascii="Times New Roman" w:hAnsi="Times New Roman"/>
+          <w:sz w:val="24"/>
+        </w:rPr>
+        <w:t>У Господа спасіння,* і на твій народ – благословення твоє.</w:t>
+      </w:r>
+    </w:p>
+    <w:p>
+      <w:pPr>
+        <w:spacing w:after="120"/>
+        <w:jc w:val="center"/>
+      </w:pPr>
+      <w:r>
+        <w:rPr>
+          <w:rFonts w:ascii="Times New Roman" w:hAnsi="Times New Roman"/>
+          <w:b/>
+          <w:i/>
+          <w:color w:val="FF0000"/>
+          <w:sz w:val="24"/>
+        </w:rPr>
+        <w:t xml:space="preserve">Псалом 37 </w:t>
+      </w:r>
+      <w:r>
+        <w:rPr>
+          <w:rFonts w:ascii="Times New Roman" w:hAnsi="Times New Roman"/>
+          <w:i/>
+          <w:color w:val="FF0000"/>
+          <w:sz w:val="24"/>
+        </w:rPr>
+        <w:t>(У вівторок)</w:t>
+      </w:r>
+    </w:p>
+    <w:p>
+      <w:pPr>
+        <w:spacing w:after="120"/>
+        <w:jc w:val="both"/>
+      </w:pPr>
+      <w:r>
+        <w:rPr>
+          <w:rFonts w:ascii="Times New Roman" w:hAnsi="Times New Roman"/>
+          <w:sz w:val="24"/>
+        </w:rPr>
+        <w:t>О Господи, не докоряй мені в твоїм гніві,* і не карай мене в твоїм обуренні.</w:t>
+      </w:r>
+    </w:p>
+    <w:p>
+      <w:pPr>
+        <w:spacing w:after="120"/>
+        <w:jc w:val="both"/>
+      </w:pPr>
+      <w:r>
+        <w:rPr>
+          <w:rFonts w:ascii="Times New Roman" w:hAnsi="Times New Roman"/>
+          <w:sz w:val="24"/>
+        </w:rPr>
+        <w:t>Бо твої стріли мене прошили,* і рука твоя спустилася на мене.</w:t>
+      </w:r>
+    </w:p>
+    <w:p>
+      <w:pPr>
+        <w:spacing w:after="120"/>
+        <w:jc w:val="both"/>
+      </w:pPr>
+      <w:r>
+        <w:rPr>
+          <w:rFonts w:ascii="Times New Roman" w:hAnsi="Times New Roman"/>
+          <w:sz w:val="24"/>
+        </w:rPr>
+        <w:t>Нема здорового нічого на моїм тілі з-за гніву твого;* немає цілого нічого в моїх костях із-за гріху мого.</w:t>
+      </w:r>
+    </w:p>
+    <w:p>
+      <w:pPr>
+        <w:spacing w:after="120"/>
+        <w:jc w:val="both"/>
+      </w:pPr>
+      <w:r>
+        <w:rPr>
+          <w:rFonts w:ascii="Times New Roman" w:hAnsi="Times New Roman"/>
+          <w:sz w:val="24"/>
+        </w:rPr>
+        <w:t>Бо мої провини голову мою перевищили,* немов важкий тягар, що тяжить над мою силу.</w:t>
+      </w:r>
+    </w:p>
+    <w:p>
+      <w:pPr>
+        <w:spacing w:after="120"/>
+        <w:jc w:val="both"/>
+      </w:pPr>
+      <w:r>
+        <w:rPr>
+          <w:rFonts w:ascii="Times New Roman" w:hAnsi="Times New Roman"/>
+          <w:sz w:val="24"/>
+        </w:rPr>
+        <w:t>Смердять, загнивши, мої рани,* задля мого нерозуму.</w:t>
+      </w:r>
+    </w:p>
+    <w:p>
+      <w:pPr>
+        <w:spacing w:after="120"/>
+        <w:jc w:val="both"/>
+      </w:pPr>
+      <w:r>
+        <w:rPr>
+          <w:rFonts w:ascii="Times New Roman" w:hAnsi="Times New Roman"/>
+          <w:sz w:val="24"/>
+        </w:rPr>
+        <w:t>Принижений, зігнувсь я вельми,* повсякденно сумний ходжу я.</w:t>
+      </w:r>
+    </w:p>
+    <w:p>
+      <w:pPr>
+        <w:spacing w:after="120"/>
+        <w:jc w:val="both"/>
+      </w:pPr>
+      <w:r>
+        <w:rPr>
+          <w:rFonts w:ascii="Times New Roman" w:hAnsi="Times New Roman"/>
+          <w:sz w:val="24"/>
+        </w:rPr>
+        <w:t>Бо нутро моє повне жару,* і здорового нема нічого на моїм тілі.</w:t>
+      </w:r>
+    </w:p>
+    <w:p>
+      <w:pPr>
+        <w:spacing w:after="120"/>
+        <w:jc w:val="both"/>
+      </w:pPr>
+      <w:r>
+        <w:rPr>
+          <w:rFonts w:ascii="Times New Roman" w:hAnsi="Times New Roman"/>
+          <w:sz w:val="24"/>
+        </w:rPr>
+        <w:t>Зомлів я, розбитий понад міру,* і скиглю від стогону серця мого.</w:t>
+      </w:r>
+    </w:p>
+    <w:p>
+      <w:pPr>
+        <w:spacing w:after="120"/>
+        <w:jc w:val="both"/>
+      </w:pPr>
+      <w:r>
+        <w:rPr>
+          <w:rFonts w:ascii="Times New Roman" w:hAnsi="Times New Roman"/>
+          <w:sz w:val="24"/>
+        </w:rPr>
+        <w:t>О Господи, перед тобою все моє бажання,* і стогін мій від тебе не скритий.</w:t>
+      </w:r>
+    </w:p>
+    <w:p>
+      <w:pPr>
+        <w:spacing w:after="120"/>
+        <w:jc w:val="both"/>
+      </w:pPr>
+      <w:r>
+        <w:rPr>
+          <w:rFonts w:ascii="Times New Roman" w:hAnsi="Times New Roman"/>
+          <w:sz w:val="24"/>
+        </w:rPr>
+        <w:t>Серце моє розколотилось, сила мене полишила,* і навіть очей моїх світло, – і того вже нема в мене.</w:t>
+      </w:r>
+    </w:p>
+    <w:p>
+      <w:pPr>
+        <w:spacing w:after="120"/>
+        <w:jc w:val="both"/>
+      </w:pPr>
+      <w:r>
+        <w:rPr>
+          <w:rFonts w:ascii="Times New Roman" w:hAnsi="Times New Roman"/>
+          <w:sz w:val="24"/>
+        </w:rPr>
+        <w:t>Друзі мої та приятелі далекі від моєї рани,* і родичі мої стоять оподаль.</w:t>
+      </w:r>
+    </w:p>
+    <w:p>
+      <w:pPr>
+        <w:spacing w:after="120"/>
+        <w:jc w:val="both"/>
+      </w:pPr>
+      <w:r>
+        <w:rPr>
+          <w:rFonts w:ascii="Times New Roman" w:hAnsi="Times New Roman"/>
+          <w:sz w:val="24"/>
+        </w:rPr>
+        <w:t>І ті, що на моє життя зазіхають, тенета наставляють,* і ті, що бажають мені нещастя, говорять про погибель, увесь час міркують лукаве.</w:t>
+      </w:r>
+    </w:p>
+    <w:p>
+      <w:pPr>
+        <w:spacing w:after="120"/>
+        <w:jc w:val="both"/>
+      </w:pPr>
+      <w:r>
+        <w:rPr>
+          <w:rFonts w:ascii="Times New Roman" w:hAnsi="Times New Roman"/>
+          <w:sz w:val="24"/>
+        </w:rPr>
+        <w:t>Я, немов глухий, не чую,* і як німий, що уст своїх не відкриває.</w:t>
+      </w:r>
+    </w:p>
+    <w:p>
+      <w:pPr>
+        <w:spacing w:after="120"/>
+        <w:jc w:val="both"/>
+      </w:pPr>
+      <w:r>
+        <w:rPr>
+          <w:rFonts w:ascii="Times New Roman" w:hAnsi="Times New Roman"/>
+          <w:sz w:val="24"/>
+        </w:rPr>
+        <w:t>Я став, немов людина, що не чує,* в устах якої одвіту немає.</w:t>
+      </w:r>
+    </w:p>
+    <w:p>
+      <w:pPr>
+        <w:spacing w:after="120"/>
+        <w:jc w:val="both"/>
+      </w:pPr>
+      <w:r>
+        <w:rPr>
+          <w:rFonts w:ascii="Times New Roman" w:hAnsi="Times New Roman"/>
+          <w:sz w:val="24"/>
+        </w:rPr>
+        <w:t>На тебе бо, о Господи, я уповаю,* ти вислухаєш мене, Господи, мій Боже.</w:t>
+      </w:r>
+    </w:p>
+    <w:p>
+      <w:pPr>
+        <w:spacing w:after="120"/>
+        <w:jc w:val="both"/>
+      </w:pPr>
+      <w:r>
+        <w:rPr>
+          <w:rFonts w:ascii="Times New Roman" w:hAnsi="Times New Roman"/>
+          <w:sz w:val="24"/>
+        </w:rPr>
+        <w:t>Кажу бо: Нехай не втішаються наді мною, як захитається моя нога,* нехай не несуться проти мене.</w:t>
+      </w:r>
+    </w:p>
+    <w:p>
+      <w:pPr>
+        <w:spacing w:after="120"/>
+        <w:jc w:val="both"/>
+      </w:pPr>
+      <w:r>
+        <w:rPr>
+          <w:rFonts w:ascii="Times New Roman" w:hAnsi="Times New Roman"/>
+          <w:sz w:val="24"/>
+        </w:rPr>
+        <w:t>Я бо ось-ось уже маю впасти,* і біль мій передо мною завжди.</w:t>
+      </w:r>
+    </w:p>
+    <w:p>
+      <w:pPr>
+        <w:spacing w:after="120"/>
+        <w:jc w:val="both"/>
+      </w:pPr>
+      <w:r>
+        <w:rPr>
+          <w:rFonts w:ascii="Times New Roman" w:hAnsi="Times New Roman"/>
+          <w:sz w:val="24"/>
+        </w:rPr>
+        <w:t>Я бо провину мою визнаю,* і гріхом моїм журюся.</w:t>
+      </w:r>
+    </w:p>
+    <w:p>
+      <w:pPr>
+        <w:spacing w:after="120"/>
+        <w:jc w:val="both"/>
+      </w:pPr>
+      <w:r>
+        <w:rPr>
+          <w:rFonts w:ascii="Times New Roman" w:hAnsi="Times New Roman"/>
+          <w:sz w:val="24"/>
+        </w:rPr>
+        <w:t>А ті, що без причини зо мною ворогують, ростуть на силі,* чимало тих, що мене безпідставно ненавидять.</w:t>
+      </w:r>
+    </w:p>
+    <w:p>
+      <w:pPr>
+        <w:spacing w:after="120"/>
+        <w:jc w:val="both"/>
+      </w:pPr>
+      <w:r>
+        <w:rPr>
+          <w:rFonts w:ascii="Times New Roman" w:hAnsi="Times New Roman"/>
+          <w:sz w:val="24"/>
+        </w:rPr>
+        <w:t>І ті, що злом оддячують за добро,* вони проти мене, бо я про добро дбаю.</w:t>
+      </w:r>
+    </w:p>
+    <w:p>
+      <w:pPr>
+        <w:spacing w:after="120"/>
+        <w:jc w:val="both"/>
+      </w:pPr>
+      <w:r>
+        <w:rPr>
+          <w:rFonts w:ascii="Times New Roman" w:hAnsi="Times New Roman"/>
+          <w:sz w:val="24"/>
+        </w:rPr>
+        <w:t>Не покидай мене, о Господи,* не віддаляйся від мене, мій Боже.</w:t>
+      </w:r>
+    </w:p>
+    <w:p>
+      <w:pPr>
+        <w:spacing w:after="120"/>
+        <w:jc w:val="both"/>
+      </w:pPr>
+      <w:r>
+        <w:rPr>
+          <w:rFonts w:ascii="Times New Roman" w:hAnsi="Times New Roman"/>
+          <w:sz w:val="24"/>
+        </w:rPr>
+        <w:t>Поспіши мені на допомогу,* Господи, моє спасіння.</w:t>
+      </w:r>
+    </w:p>
+    <w:p>
+      <w:pPr>
+        <w:spacing w:after="120"/>
+        <w:jc w:val="center"/>
+      </w:pPr>
+      <w:r>
+        <w:rPr>
+          <w:rFonts w:ascii="Times New Roman" w:hAnsi="Times New Roman"/>
+          <w:b/>
+          <w:i/>
+          <w:color w:val="FF0000"/>
+          <w:sz w:val="24"/>
+        </w:rPr>
+        <w:t xml:space="preserve">Псалом 62 </w:t>
+      </w:r>
+      <w:r>
+        <w:rPr>
+          <w:rFonts w:ascii="Times New Roman" w:hAnsi="Times New Roman"/>
+          <w:i/>
+          <w:color w:val="FF0000"/>
+          <w:sz w:val="24"/>
+        </w:rPr>
+        <w:t>(У середу)</w:t>
+      </w:r>
+    </w:p>
+    <w:p>
+      <w:pPr>
+        <w:spacing w:after="120"/>
+        <w:jc w:val="both"/>
+      </w:pPr>
+      <w:r>
+        <w:rPr>
+          <w:rFonts w:ascii="Times New Roman" w:hAnsi="Times New Roman"/>
+          <w:sz w:val="24"/>
+        </w:rPr>
+        <w:t>Боже, ти Бог мій!* Тебе шукаю пильно.</w:t>
+      </w:r>
+    </w:p>
+    <w:p>
+      <w:pPr>
+        <w:spacing w:after="120"/>
+        <w:jc w:val="both"/>
+      </w:pPr>
+      <w:r>
+        <w:rPr>
+          <w:rFonts w:ascii="Times New Roman" w:hAnsi="Times New Roman"/>
+          <w:sz w:val="24"/>
+        </w:rPr>
+        <w:t>Тебе душа моя прагне,* тебе бажає тіло моє в землі сухій, спраглій і безводній.</w:t>
+      </w:r>
+    </w:p>
+    <w:p>
+      <w:pPr>
+        <w:spacing w:after="120"/>
+        <w:jc w:val="both"/>
+      </w:pPr>
+      <w:r>
+        <w:rPr>
+          <w:rFonts w:ascii="Times New Roman" w:hAnsi="Times New Roman"/>
+          <w:sz w:val="24"/>
+        </w:rPr>
+        <w:t>Отак і я у святині тебе виглядаю:* побачити силу твою й твою славу.</w:t>
+      </w:r>
+    </w:p>
+    <w:p>
+      <w:pPr>
+        <w:spacing w:after="120"/>
+        <w:jc w:val="both"/>
+      </w:pPr>
+      <w:r>
+        <w:rPr>
+          <w:rFonts w:ascii="Times New Roman" w:hAnsi="Times New Roman"/>
+          <w:sz w:val="24"/>
+        </w:rPr>
+        <w:t>Бо твоя милість ліпша від життя,* уста мої славитимуть тебе.</w:t>
+      </w:r>
+    </w:p>
+    <w:p>
+      <w:pPr>
+        <w:spacing w:after="120"/>
+        <w:jc w:val="both"/>
+      </w:pPr>
+      <w:r>
+        <w:rPr>
+          <w:rFonts w:ascii="Times New Roman" w:hAnsi="Times New Roman"/>
+          <w:sz w:val="24"/>
+        </w:rPr>
+        <w:t>Отак буду тебе хвалити поки життя мого,* у твоїм імені здійматиму мої руки.</w:t>
+      </w:r>
+    </w:p>
+    <w:p>
+      <w:pPr>
+        <w:spacing w:after="120"/>
+        <w:jc w:val="both"/>
+      </w:pPr>
+      <w:r>
+        <w:rPr>
+          <w:rFonts w:ascii="Times New Roman" w:hAnsi="Times New Roman"/>
+          <w:sz w:val="24"/>
+        </w:rPr>
+        <w:t>Душа моя насититься, немов туком та оливою,* уста мої веселим голосом хвалитимуть тебе.</w:t>
+      </w:r>
+    </w:p>
+    <w:p>
+      <w:pPr>
+        <w:spacing w:after="120"/>
+        <w:jc w:val="both"/>
+      </w:pPr>
+      <w:r>
+        <w:rPr>
+          <w:rFonts w:ascii="Times New Roman" w:hAnsi="Times New Roman"/>
+          <w:sz w:val="24"/>
+        </w:rPr>
+        <w:t>Коли згадаю на моїй постелі тебе,* під час нічних чувань розмишлятиму про тебе.</w:t>
+      </w:r>
+    </w:p>
+    <w:p>
+      <w:pPr>
+        <w:spacing w:after="120"/>
+        <w:jc w:val="both"/>
+      </w:pPr>
+      <w:r>
+        <w:rPr>
+          <w:rFonts w:ascii="Times New Roman" w:hAnsi="Times New Roman"/>
+          <w:sz w:val="24"/>
+        </w:rPr>
+        <w:t>Бо ти прийшов мені на допомогу,* і в тіні крил твоїх я ликуватиму.</w:t>
+      </w:r>
+    </w:p>
+    <w:p>
+      <w:pPr>
+        <w:spacing w:after="120"/>
+        <w:jc w:val="both"/>
+      </w:pPr>
+      <w:r>
+        <w:rPr>
+          <w:rFonts w:ascii="Times New Roman" w:hAnsi="Times New Roman"/>
+          <w:sz w:val="24"/>
+        </w:rPr>
+        <w:t>Душа моя до тебе лине,* мене підтримує твоя правиця.</w:t>
+      </w:r>
+    </w:p>
+    <w:p>
+      <w:pPr>
+        <w:spacing w:after="120"/>
+        <w:jc w:val="both"/>
+      </w:pPr>
+      <w:r>
+        <w:rPr>
+          <w:rFonts w:ascii="Times New Roman" w:hAnsi="Times New Roman"/>
+          <w:sz w:val="24"/>
+        </w:rPr>
+        <w:t>Ті ж, які чигають на мою душу,* зійдуть у безодні підземні.</w:t>
+      </w:r>
+    </w:p>
+    <w:p>
+      <w:pPr>
+        <w:spacing w:after="120"/>
+        <w:jc w:val="both"/>
+      </w:pPr>
+      <w:r>
+        <w:rPr>
+          <w:rFonts w:ascii="Times New Roman" w:hAnsi="Times New Roman"/>
+          <w:sz w:val="24"/>
+        </w:rPr>
+        <w:t>Їх віддадуть мечеві на поталу,* вони шакалів здобиччю стануть.</w:t>
+      </w:r>
+    </w:p>
+    <w:p>
+      <w:pPr>
+        <w:spacing w:after="120"/>
+        <w:jc w:val="both"/>
+      </w:pPr>
+      <w:r>
+        <w:rPr>
+          <w:rFonts w:ascii="Times New Roman" w:hAnsi="Times New Roman"/>
+          <w:sz w:val="24"/>
+        </w:rPr>
+        <w:t>А цар возвеселиться в Бозі, хвалитиметься кожен, хто ним клянеться,* уста бо тих, що неправду кажуть, будуть закриті.</w:t>
+      </w:r>
+    </w:p>
+    <w:p>
+      <w:pPr>
+        <w:spacing w:after="120"/>
+        <w:jc w:val="both"/>
+      </w:pPr>
+    </w:p>
+    <w:p>
+      <w:pPr>
+        <w:spacing w:after="120"/>
+        <w:jc w:val="both"/>
+      </w:pPr>
+      <w:r>
+        <w:rPr>
+          <w:rFonts w:ascii="Times New Roman" w:hAnsi="Times New Roman"/>
+          <w:sz w:val="24"/>
+        </w:rPr>
+        <w:t>Слава Отцю, і Сину, і Святому Духові, і нині і повсякчас, і на віки віків. Амінь.</w:t>
+      </w:r>
+    </w:p>
+    <w:p>
+      <w:pPr>
+        <w:spacing w:after="120"/>
+        <w:jc w:val="both"/>
+      </w:pPr>
+      <w:r>
+        <w:rPr>
+          <w:rFonts w:ascii="Times New Roman" w:hAnsi="Times New Roman"/>
+          <w:sz w:val="24"/>
+        </w:rPr>
+        <w:t xml:space="preserve">Алилуя, алилуя, алилуя, слава Тобі, Боже. </w:t>
+      </w:r>
+      <w:r>
+        <w:rPr>
+          <w:rFonts w:ascii="Times New Roman" w:hAnsi="Times New Roman"/>
+          <w:i/>
+          <w:color w:val="FF0000"/>
+          <w:sz w:val="24"/>
+        </w:rPr>
+        <w:t>(3 р.)</w:t>
+      </w:r>
+    </w:p>
+    <w:p>
+      <w:pPr>
+        <w:spacing w:after="120"/>
+        <w:jc w:val="both"/>
+      </w:pPr>
+      <w:r>
+        <w:rPr>
+          <w:rFonts w:ascii="Times New Roman" w:hAnsi="Times New Roman"/>
+          <w:sz w:val="24"/>
+        </w:rPr>
+        <w:t xml:space="preserve">Господи, помилуй. </w:t>
+      </w:r>
+      <w:r>
+        <w:rPr>
+          <w:rFonts w:ascii="Times New Roman" w:hAnsi="Times New Roman"/>
+          <w:i/>
+          <w:color w:val="FF0000"/>
+          <w:sz w:val="24"/>
+        </w:rPr>
+        <w:t>(3 р.)</w:t>
+      </w:r>
+    </w:p>
+    <w:p>
+      <w:pPr>
+        <w:spacing w:after="120"/>
+        <w:jc w:val="both"/>
+      </w:pPr>
+      <w:r>
+        <w:rPr>
+          <w:rFonts w:ascii="Times New Roman" w:hAnsi="Times New Roman"/>
+          <w:sz w:val="24"/>
+        </w:rPr>
+        <w:t>Слава Отцю, і Сину, і Святому Духові, і нині і повсякчас, і на віки віків. Амінь.</w:t>
+      </w:r>
+    </w:p>
+    <w:p>
+      <w:pPr>
+        <w:spacing w:after="120"/>
+        <w:jc w:val="both"/>
+      </w:pPr>
+    </w:p>
+    <w:p>
+      <w:pPr>
+        <w:spacing w:after="120"/>
+        <w:jc w:val="center"/>
+      </w:pPr>
+      <w:r>
+        <w:rPr>
+          <w:rFonts w:ascii="Times New Roman" w:hAnsi="Times New Roman"/>
+          <w:b/>
+          <w:i/>
+          <w:color w:val="FF0000"/>
+          <w:sz w:val="24"/>
+        </w:rPr>
+        <w:t xml:space="preserve">Псалом 87 </w:t>
+      </w:r>
+      <w:r>
+        <w:rPr>
+          <w:rFonts w:ascii="Times New Roman" w:hAnsi="Times New Roman"/>
+          <w:i/>
+          <w:color w:val="FF0000"/>
+          <w:sz w:val="24"/>
+        </w:rPr>
+        <w:t>(У четвер)</w:t>
+      </w:r>
+    </w:p>
+    <w:p>
+      <w:pPr>
+        <w:spacing w:after="120"/>
+        <w:jc w:val="both"/>
+      </w:pPr>
+      <w:r>
+        <w:rPr>
+          <w:rFonts w:ascii="Times New Roman" w:hAnsi="Times New Roman"/>
+          <w:sz w:val="24"/>
+        </w:rPr>
+        <w:t>Господи, Боже мого спасіння,* я вдень кличу, і вночі перед тобою скаржусь.</w:t>
+      </w:r>
+    </w:p>
+    <w:p>
+      <w:pPr>
+        <w:spacing w:after="120"/>
+        <w:jc w:val="both"/>
+      </w:pPr>
+      <w:r>
+        <w:rPr>
+          <w:rFonts w:ascii="Times New Roman" w:hAnsi="Times New Roman"/>
+          <w:sz w:val="24"/>
+        </w:rPr>
+        <w:t>Нехай прийде перед твоє обличчя моя молитва!* Прихили своє вухо до мого благання.</w:t>
+      </w:r>
+    </w:p>
+    <w:p>
+      <w:pPr>
+        <w:spacing w:after="120"/>
+        <w:jc w:val="both"/>
+      </w:pPr>
+      <w:r>
+        <w:rPr>
+          <w:rFonts w:ascii="Times New Roman" w:hAnsi="Times New Roman"/>
+          <w:sz w:val="24"/>
+        </w:rPr>
+        <w:t>Душа бо моя наситилася горем,* і життя моє наблизилося до шеолу.</w:t>
+      </w:r>
+    </w:p>
+    <w:p>
+      <w:pPr>
+        <w:spacing w:after="120"/>
+        <w:jc w:val="both"/>
+      </w:pPr>
+      <w:r>
+        <w:rPr>
+          <w:rFonts w:ascii="Times New Roman" w:hAnsi="Times New Roman"/>
+          <w:sz w:val="24"/>
+        </w:rPr>
+        <w:t>Мене залічено до тих, що сходять у яму.* Я став як чоловік, що допомоги не має.</w:t>
+      </w:r>
+    </w:p>
+    <w:p>
+      <w:pPr>
+        <w:spacing w:after="120"/>
+        <w:jc w:val="both"/>
+      </w:pPr>
+      <w:r>
+        <w:rPr>
+          <w:rFonts w:ascii="Times New Roman" w:hAnsi="Times New Roman"/>
+          <w:sz w:val="24"/>
+        </w:rPr>
+        <w:t>Поміж мерцями моє ложе, немов убиті, що лежать у могилі,* що їх не згадуєш уже більше, що їх відтято від руки твоєї.</w:t>
+      </w:r>
+    </w:p>
+    <w:p>
+      <w:pPr>
+        <w:spacing w:after="120"/>
+        <w:jc w:val="both"/>
+      </w:pPr>
+      <w:r>
+        <w:rPr>
+          <w:rFonts w:ascii="Times New Roman" w:hAnsi="Times New Roman"/>
+          <w:sz w:val="24"/>
+        </w:rPr>
+        <w:t>Поклав ти мене в глибоку яму,* у темряву та безодню.</w:t>
+      </w:r>
+    </w:p>
+    <w:p>
+      <w:pPr>
+        <w:spacing w:after="120"/>
+        <w:jc w:val="both"/>
+      </w:pPr>
+      <w:r>
+        <w:rPr>
+          <w:rFonts w:ascii="Times New Roman" w:hAnsi="Times New Roman"/>
+          <w:sz w:val="24"/>
+        </w:rPr>
+        <w:t>Тяжить на мені твій гнів,* і всіма хвилями твоїми гнітиш мене.</w:t>
+      </w:r>
+    </w:p>
+    <w:p>
+      <w:pPr>
+        <w:spacing w:after="120"/>
+        <w:jc w:val="both"/>
+      </w:pPr>
+      <w:r>
+        <w:rPr>
+          <w:rFonts w:ascii="Times New Roman" w:hAnsi="Times New Roman"/>
+          <w:sz w:val="24"/>
+        </w:rPr>
+        <w:t>Ти віддалив від мене моїх друзів,* зробив мене для них осоружним, мене замкнули, і я не можу вийти.</w:t>
+      </w:r>
+    </w:p>
+    <w:p>
+      <w:pPr>
+        <w:spacing w:after="120"/>
+        <w:jc w:val="both"/>
+      </w:pPr>
+      <w:r>
+        <w:rPr>
+          <w:rFonts w:ascii="Times New Roman" w:hAnsi="Times New Roman"/>
+          <w:sz w:val="24"/>
+        </w:rPr>
+        <w:t>Очі мої знемоглися від печалі;* до тебе, Господи, щодня взиваю, до тебе простягаю мої руки.</w:t>
+      </w:r>
+    </w:p>
+    <w:p>
+      <w:pPr>
+        <w:spacing w:after="120"/>
+        <w:jc w:val="both"/>
+      </w:pPr>
+      <w:r>
+        <w:rPr>
+          <w:rFonts w:ascii="Times New Roman" w:hAnsi="Times New Roman"/>
+          <w:sz w:val="24"/>
+        </w:rPr>
+        <w:t>Хіба для мертвих робиш чуда?* Хіба то тіні встануть, щоб тебе хвалити?</w:t>
+      </w:r>
+    </w:p>
+    <w:p>
+      <w:pPr>
+        <w:spacing w:after="120"/>
+        <w:jc w:val="both"/>
+      </w:pPr>
+      <w:r>
+        <w:rPr>
+          <w:rFonts w:ascii="Times New Roman" w:hAnsi="Times New Roman"/>
+          <w:sz w:val="24"/>
+        </w:rPr>
+        <w:t>Хіба звіщатимуть у могилі твою милість,* у пропасті глибокій − твою вірність?</w:t>
+      </w:r>
+    </w:p>
+    <w:p>
+      <w:pPr>
+        <w:spacing w:after="120"/>
+        <w:jc w:val="both"/>
+      </w:pPr>
+      <w:r>
+        <w:rPr>
+          <w:rFonts w:ascii="Times New Roman" w:hAnsi="Times New Roman"/>
+          <w:sz w:val="24"/>
+        </w:rPr>
+        <w:t>Хіба чуда твої в темряві будуть відомі,* і твоя ласка в землі забуття?</w:t>
+      </w:r>
+    </w:p>
+    <w:p>
+      <w:pPr>
+        <w:spacing w:after="120"/>
+        <w:jc w:val="both"/>
+      </w:pPr>
+      <w:r>
+        <w:rPr>
+          <w:rFonts w:ascii="Times New Roman" w:hAnsi="Times New Roman"/>
+          <w:sz w:val="24"/>
+        </w:rPr>
+        <w:t>Ось чому, Господи, до тебе я взиваю,* і моя молитва вранці йде тобі назустріч.</w:t>
+      </w:r>
+    </w:p>
+    <w:p>
+      <w:pPr>
+        <w:spacing w:after="120"/>
+        <w:jc w:val="both"/>
+      </w:pPr>
+      <w:r>
+        <w:rPr>
+          <w:rFonts w:ascii="Times New Roman" w:hAnsi="Times New Roman"/>
+          <w:sz w:val="24"/>
+        </w:rPr>
+        <w:t>Чому, Господи, відкинув ти мою душу,* чому ховаєш своє обличчя від мене?</w:t>
+      </w:r>
+    </w:p>
+    <w:p>
+      <w:pPr>
+        <w:spacing w:after="120"/>
+        <w:jc w:val="both"/>
+      </w:pPr>
+      <w:r>
+        <w:rPr>
+          <w:rFonts w:ascii="Times New Roman" w:hAnsi="Times New Roman"/>
+          <w:sz w:val="24"/>
+        </w:rPr>
+        <w:t>Я безталанний і конаю змалку,* я перебув страх твій − і умліваю.</w:t>
+      </w:r>
+    </w:p>
+    <w:p>
+      <w:pPr>
+        <w:spacing w:after="120"/>
+        <w:jc w:val="both"/>
+      </w:pPr>
+      <w:r>
+        <w:rPr>
+          <w:rFonts w:ascii="Times New Roman" w:hAnsi="Times New Roman"/>
+          <w:sz w:val="24"/>
+        </w:rPr>
+        <w:t>Твій палкий гнів пронісся наді мною,* твої страхіття мене погубили.</w:t>
+      </w:r>
+    </w:p>
+    <w:p>
+      <w:pPr>
+        <w:spacing w:after="120"/>
+        <w:jc w:val="both"/>
+      </w:pPr>
+      <w:r>
+        <w:rPr>
+          <w:rFonts w:ascii="Times New Roman" w:hAnsi="Times New Roman"/>
+          <w:sz w:val="24"/>
+        </w:rPr>
+        <w:t>Увесь час вони оточують мене, мов води,* усі разом мене обступили.</w:t>
+      </w:r>
+    </w:p>
+    <w:p>
+      <w:pPr>
+        <w:spacing w:after="120"/>
+        <w:jc w:val="both"/>
+      </w:pPr>
+      <w:r>
+        <w:rPr>
+          <w:rFonts w:ascii="Times New Roman" w:hAnsi="Times New Roman"/>
+          <w:sz w:val="24"/>
+        </w:rPr>
+        <w:t>Ти віддалив від мене товариша і друга,* а із знайомих у мене тільки темінь.</w:t>
+      </w:r>
+    </w:p>
+    <w:p>
+      <w:pPr>
+        <w:spacing w:after="120"/>
+        <w:jc w:val="center"/>
+      </w:pPr>
+      <w:r>
+        <w:rPr>
+          <w:rFonts w:ascii="Times New Roman" w:hAnsi="Times New Roman"/>
+          <w:b/>
+          <w:i/>
+          <w:color w:val="FF0000"/>
+          <w:sz w:val="24"/>
+        </w:rPr>
+        <w:t xml:space="preserve">Псалом 102 </w:t>
+      </w:r>
+      <w:r>
+        <w:rPr>
+          <w:rFonts w:ascii="Times New Roman" w:hAnsi="Times New Roman"/>
+          <w:i/>
+          <w:color w:val="FF0000"/>
+          <w:sz w:val="24"/>
+        </w:rPr>
+        <w:t>(У п'ятницю)</w:t>
+      </w:r>
+    </w:p>
+    <w:p>
+      <w:pPr>
+        <w:spacing w:after="120"/>
+        <w:jc w:val="both"/>
+      </w:pPr>
+      <w:r>
+        <w:rPr>
+          <w:rFonts w:ascii="Times New Roman" w:hAnsi="Times New Roman"/>
+          <w:sz w:val="24"/>
+        </w:rPr>
+        <w:t>Благослови, душе моя, Господа,* і все нутро моє − його святе ім'я.</w:t>
+      </w:r>
+    </w:p>
+    <w:p>
+      <w:pPr>
+        <w:spacing w:after="120"/>
+        <w:jc w:val="both"/>
+      </w:pPr>
+      <w:r>
+        <w:rPr>
+          <w:rFonts w:ascii="Times New Roman" w:hAnsi="Times New Roman"/>
+          <w:sz w:val="24"/>
+        </w:rPr>
+        <w:t>Благослови, душе моя, Господа,* і не забувай усіх добродійств його ніколи.</w:t>
+      </w:r>
+    </w:p>
+    <w:p>
+      <w:pPr>
+        <w:spacing w:after="120"/>
+        <w:jc w:val="both"/>
+      </w:pPr>
+      <w:r>
+        <w:rPr>
+          <w:rFonts w:ascii="Times New Roman" w:hAnsi="Times New Roman"/>
+          <w:sz w:val="24"/>
+        </w:rPr>
+        <w:t>Він прощає всі твої провини,* зціляє всі твої недуги.</w:t>
+      </w:r>
+    </w:p>
+    <w:p>
+      <w:pPr>
+        <w:spacing w:after="120"/>
+        <w:jc w:val="both"/>
+      </w:pPr>
+      <w:r>
+        <w:rPr>
+          <w:rFonts w:ascii="Times New Roman" w:hAnsi="Times New Roman"/>
+          <w:sz w:val="24"/>
+        </w:rPr>
+        <w:t>Він визволяє життя твоє від ями,* вінчає тебе ласкою і милосердям.</w:t>
+      </w:r>
+    </w:p>
+    <w:p>
+      <w:pPr>
+        <w:spacing w:after="120"/>
+        <w:jc w:val="both"/>
+      </w:pPr>
+      <w:r>
+        <w:rPr>
+          <w:rFonts w:ascii="Times New Roman" w:hAnsi="Times New Roman"/>
+          <w:sz w:val="24"/>
+        </w:rPr>
+        <w:t>Він насичує твій похилий вік добром,* і оновляється, як орел, твоя юність.</w:t>
+      </w:r>
+    </w:p>
+    <w:p>
+      <w:pPr>
+        <w:spacing w:after="120"/>
+        <w:jc w:val="both"/>
+      </w:pPr>
+      <w:r>
+        <w:rPr>
+          <w:rFonts w:ascii="Times New Roman" w:hAnsi="Times New Roman"/>
+          <w:sz w:val="24"/>
+        </w:rPr>
+        <w:t>Господь творить правосуддя,* і суд усім прибитим.</w:t>
+      </w:r>
+    </w:p>
+    <w:p>
+      <w:pPr>
+        <w:spacing w:after="120"/>
+        <w:jc w:val="both"/>
+      </w:pPr>
+      <w:r>
+        <w:rPr>
+          <w:rFonts w:ascii="Times New Roman" w:hAnsi="Times New Roman"/>
+          <w:sz w:val="24"/>
+        </w:rPr>
+        <w:t>Він показав Мойсеєві свої дороги,* синам Ізраїля діла свої.</w:t>
+      </w:r>
+    </w:p>
+    <w:p>
+      <w:pPr>
+        <w:spacing w:after="120"/>
+        <w:jc w:val="both"/>
+      </w:pPr>
+      <w:r>
+        <w:rPr>
+          <w:rFonts w:ascii="Times New Roman" w:hAnsi="Times New Roman"/>
+          <w:sz w:val="24"/>
+        </w:rPr>
+        <w:t>Милосердний Господь і добрий,* повільний до гніву й вельми милостивий.</w:t>
+      </w:r>
+    </w:p>
+    <w:p>
+      <w:pPr>
+        <w:spacing w:after="120"/>
+        <w:jc w:val="both"/>
+      </w:pPr>
+      <w:r>
+        <w:rPr>
+          <w:rFonts w:ascii="Times New Roman" w:hAnsi="Times New Roman"/>
+          <w:sz w:val="24"/>
+        </w:rPr>
+        <w:t>Не буде вічно він обурюватися,* і не буде гніватись повіки.</w:t>
+      </w:r>
+    </w:p>
+    <w:p>
+      <w:pPr>
+        <w:spacing w:after="120"/>
+        <w:jc w:val="both"/>
+      </w:pPr>
+      <w:r>
+        <w:rPr>
+          <w:rFonts w:ascii="Times New Roman" w:hAnsi="Times New Roman"/>
+          <w:sz w:val="24"/>
+        </w:rPr>
+        <w:t>Не за гріхами нашими учинив він із нами,* і не за провинами нашими відплатив він нам.</w:t>
+      </w:r>
+    </w:p>
+    <w:p>
+      <w:pPr>
+        <w:spacing w:after="120"/>
+        <w:jc w:val="both"/>
+      </w:pPr>
+      <w:r>
+        <w:rPr>
+          <w:rFonts w:ascii="Times New Roman" w:hAnsi="Times New Roman"/>
+          <w:sz w:val="24"/>
+        </w:rPr>
+        <w:t>Бо як високо небо над землею,* така велика його милість над тими, що його бояться.</w:t>
+      </w:r>
+    </w:p>
+    <w:p>
+      <w:pPr>
+        <w:spacing w:after="120"/>
+        <w:jc w:val="both"/>
+      </w:pPr>
+      <w:r>
+        <w:rPr>
+          <w:rFonts w:ascii="Times New Roman" w:hAnsi="Times New Roman"/>
+          <w:sz w:val="24"/>
+        </w:rPr>
+        <w:t>Як далеко схід від заходу,* так віддалив він від нас злочинства наші.</w:t>
+      </w:r>
+    </w:p>
+    <w:p>
+      <w:pPr>
+        <w:spacing w:after="120"/>
+        <w:jc w:val="both"/>
+      </w:pPr>
+      <w:r>
+        <w:rPr>
+          <w:rFonts w:ascii="Times New Roman" w:hAnsi="Times New Roman"/>
+          <w:sz w:val="24"/>
+        </w:rPr>
+        <w:t>Як батько милосердиться над синами,* так милосердиться Господь над тими, що його бояться.</w:t>
+      </w:r>
+    </w:p>
+    <w:p>
+      <w:pPr>
+        <w:spacing w:after="120"/>
+        <w:jc w:val="both"/>
+      </w:pPr>
+      <w:r>
+        <w:rPr>
+          <w:rFonts w:ascii="Times New Roman" w:hAnsi="Times New Roman"/>
+          <w:sz w:val="24"/>
+        </w:rPr>
+        <w:t>Він знає з чого ми зліплені,* він пам'ятає, що ми порох.</w:t>
+      </w:r>
+    </w:p>
+    <w:p>
+      <w:pPr>
+        <w:spacing w:after="120"/>
+        <w:jc w:val="both"/>
+      </w:pPr>
+      <w:r>
+        <w:rPr>
+          <w:rFonts w:ascii="Times New Roman" w:hAnsi="Times New Roman"/>
+          <w:sz w:val="24"/>
+        </w:rPr>
+        <w:t>Чоловік бо – дні його, немов билина,* квітне, і мов квітка в полі.</w:t>
+      </w:r>
+    </w:p>
+    <w:p>
+      <w:pPr>
+        <w:spacing w:after="120"/>
+        <w:jc w:val="both"/>
+      </w:pPr>
+      <w:r>
+        <w:rPr>
+          <w:rFonts w:ascii="Times New Roman" w:hAnsi="Times New Roman"/>
+          <w:sz w:val="24"/>
+        </w:rPr>
+        <w:t>Потягне над ним вітер, і його немає,* і місце, де він був, його не впізнає вже більше.</w:t>
+      </w:r>
+    </w:p>
+    <w:p>
+      <w:pPr>
+        <w:spacing w:after="120"/>
+        <w:jc w:val="both"/>
+      </w:pPr>
+      <w:r>
+        <w:rPr>
+          <w:rFonts w:ascii="Times New Roman" w:hAnsi="Times New Roman"/>
+          <w:sz w:val="24"/>
+        </w:rPr>
+        <w:t>Милість же Господня від віку й до віку* над тими, що його бояться.</w:t>
+      </w:r>
+    </w:p>
+    <w:p>
+      <w:pPr>
+        <w:spacing w:after="120"/>
+        <w:jc w:val="both"/>
+      </w:pPr>
+      <w:r>
+        <w:rPr>
+          <w:rFonts w:ascii="Times New Roman" w:hAnsi="Times New Roman"/>
+          <w:sz w:val="24"/>
+        </w:rPr>
+        <w:t>І справедливість його над дітьми дітей тих,* що бережуть його союз і про заповіді його пам’ятають, щоб їх виконувати.</w:t>
+      </w:r>
+    </w:p>
+    <w:p>
+      <w:pPr>
+        <w:spacing w:after="120"/>
+        <w:jc w:val="both"/>
+      </w:pPr>
+      <w:r>
+        <w:rPr>
+          <w:rFonts w:ascii="Times New Roman" w:hAnsi="Times New Roman"/>
+          <w:sz w:val="24"/>
+        </w:rPr>
+        <w:t>Господь на небі утвердив престол свій,* і царство його всім володіє.</w:t>
+      </w:r>
+    </w:p>
+    <w:p>
+      <w:pPr>
+        <w:spacing w:after="120"/>
+        <w:jc w:val="both"/>
+      </w:pPr>
+      <w:r>
+        <w:rPr>
+          <w:rFonts w:ascii="Times New Roman" w:hAnsi="Times New Roman"/>
+          <w:sz w:val="24"/>
+        </w:rPr>
+        <w:t>Благословіте Господа, всі ангели його,* могутні силою, ви, що виконуєте його слово, – покірні голосові його слова.</w:t>
+      </w:r>
+    </w:p>
+    <w:p>
+      <w:pPr>
+        <w:spacing w:after="120"/>
+        <w:jc w:val="both"/>
+      </w:pPr>
+      <w:r>
+        <w:rPr>
+          <w:rFonts w:ascii="Times New Roman" w:hAnsi="Times New Roman"/>
+          <w:sz w:val="24"/>
+        </w:rPr>
+        <w:t>Благословіте Господа, всі його небесні сили,* слуги його, що чините його волю.</w:t>
+      </w:r>
+    </w:p>
+    <w:p>
+      <w:pPr>
+        <w:spacing w:after="120"/>
+        <w:jc w:val="both"/>
+      </w:pPr>
+      <w:r>
+        <w:rPr>
+          <w:rFonts w:ascii="Times New Roman" w:hAnsi="Times New Roman"/>
+          <w:sz w:val="24"/>
+        </w:rPr>
+        <w:t>Благословіте Господа, усі його твори, по всіх місцях його правління.* Благослови, душе моя, Господа!</w:t>
+      </w:r>
+    </w:p>
+    <w:p>
+      <w:pPr>
+        <w:spacing w:after="120"/>
+        <w:jc w:val="center"/>
+      </w:pPr>
+      <w:r>
+        <w:rPr>
+          <w:rFonts w:ascii="Times New Roman" w:hAnsi="Times New Roman"/>
+          <w:b/>
+          <w:i/>
+          <w:color w:val="FF0000"/>
+          <w:sz w:val="24"/>
+        </w:rPr>
+        <w:t xml:space="preserve">Псалом 142 </w:t>
+      </w:r>
+      <w:r>
+        <w:rPr>
+          <w:rFonts w:ascii="Times New Roman" w:hAnsi="Times New Roman"/>
+          <w:i/>
+          <w:color w:val="FF0000"/>
+          <w:sz w:val="24"/>
+        </w:rPr>
+        <w:t>(У суботу й неділю)</w:t>
+      </w:r>
+    </w:p>
+    <w:p>
+      <w:pPr>
+        <w:spacing w:after="120"/>
+        <w:jc w:val="both"/>
+      </w:pPr>
+      <w:r>
+        <w:rPr>
+          <w:rFonts w:ascii="Times New Roman" w:hAnsi="Times New Roman"/>
+          <w:sz w:val="24"/>
+        </w:rPr>
+        <w:t>О Господи, почуй мою молитву,* у твоїй вірності нахили вухо своє до мольби моєї; вислухай мене в твоїй правді.</w:t>
+      </w:r>
+    </w:p>
+    <w:p>
+      <w:pPr>
+        <w:spacing w:after="120"/>
+        <w:jc w:val="both"/>
+      </w:pPr>
+      <w:r>
+        <w:rPr>
+          <w:rFonts w:ascii="Times New Roman" w:hAnsi="Times New Roman"/>
+          <w:sz w:val="24"/>
+        </w:rPr>
+        <w:t>І не входь у суд із твоїм слугою,* бо ніхто з живих не виправдається перед тобою.</w:t>
+      </w:r>
+    </w:p>
+    <w:p>
+      <w:pPr>
+        <w:spacing w:after="120"/>
+        <w:jc w:val="both"/>
+      </w:pPr>
+      <w:r>
+        <w:rPr>
+          <w:rFonts w:ascii="Times New Roman" w:hAnsi="Times New Roman"/>
+          <w:sz w:val="24"/>
+        </w:rPr>
+        <w:t>Бо мою душу гонить ворог, життя моє топче в землю,* він оселює мене в пітьмі, як давно померлих.</w:t>
+      </w:r>
+    </w:p>
+    <w:p>
+      <w:pPr>
+        <w:spacing w:after="120"/>
+        <w:jc w:val="both"/>
+      </w:pPr>
+      <w:r>
+        <w:rPr>
+          <w:rFonts w:ascii="Times New Roman" w:hAnsi="Times New Roman"/>
+          <w:sz w:val="24"/>
+        </w:rPr>
+        <w:t>Дух мій тривожиться в мені* і серце моє жахається в мені всередині.</w:t>
+      </w:r>
+    </w:p>
+    <w:p>
+      <w:pPr>
+        <w:spacing w:after="120"/>
+        <w:jc w:val="both"/>
+      </w:pPr>
+      <w:r>
+        <w:rPr>
+          <w:rFonts w:ascii="Times New Roman" w:hAnsi="Times New Roman"/>
+          <w:sz w:val="24"/>
+        </w:rPr>
+        <w:t>Я згадую дні давні,* роздумую над усіма вчинками твоїми і над ділами рук твоїх міркую.</w:t>
+      </w:r>
+    </w:p>
+    <w:p>
+      <w:pPr>
+        <w:spacing w:after="120"/>
+        <w:jc w:val="both"/>
+      </w:pPr>
+      <w:r>
+        <w:rPr>
+          <w:rFonts w:ascii="Times New Roman" w:hAnsi="Times New Roman"/>
+          <w:sz w:val="24"/>
+        </w:rPr>
+        <w:t>До тебе простягаю мої руки;* моя душа, мов спрагла земля, тебе жадає.</w:t>
+      </w:r>
+    </w:p>
+    <w:p>
+      <w:pPr>
+        <w:spacing w:after="120"/>
+        <w:jc w:val="both"/>
+      </w:pPr>
+      <w:r>
+        <w:rPr>
+          <w:rFonts w:ascii="Times New Roman" w:hAnsi="Times New Roman"/>
+          <w:sz w:val="24"/>
+        </w:rPr>
+        <w:t>Вислухай мене скоро, Господи, бо знемагає дух мій.* Не крий твого обличчя від мене, щоб я не став, як ті, що сходять у яму.</w:t>
+      </w:r>
+    </w:p>
+    <w:p>
+      <w:pPr>
+        <w:spacing w:after="120"/>
+        <w:jc w:val="both"/>
+      </w:pPr>
+      <w:r>
+        <w:rPr>
+          <w:rFonts w:ascii="Times New Roman" w:hAnsi="Times New Roman"/>
+          <w:sz w:val="24"/>
+        </w:rPr>
+        <w:t>Дай мені вранці відчути твою милість, бо я на тебе покладаюсь.* Вкажи мені дорогу, якою слід мені ходити, бо до тебе я підношу мою душу.</w:t>
+      </w:r>
+    </w:p>
+    <w:p>
+      <w:pPr>
+        <w:spacing w:after="120"/>
+        <w:jc w:val="both"/>
+      </w:pPr>
+      <w:r>
+        <w:rPr>
+          <w:rFonts w:ascii="Times New Roman" w:hAnsi="Times New Roman"/>
+          <w:sz w:val="24"/>
+        </w:rPr>
+        <w:t>Спаси мене, Господи, від ворогів моїх* – бо до тебе прибігаю.</w:t>
+      </w:r>
+    </w:p>
+    <w:p>
+      <w:pPr>
+        <w:spacing w:after="120"/>
+        <w:jc w:val="both"/>
+      </w:pPr>
+      <w:r>
+        <w:rPr>
+          <w:rFonts w:ascii="Times New Roman" w:hAnsi="Times New Roman"/>
+          <w:sz w:val="24"/>
+        </w:rPr>
+        <w:t>Навчи мене творити твою волю, бо ти Бог мій.* Нехай твій добрий дух веде мене по рівній землі.</w:t>
+      </w:r>
+    </w:p>
+    <w:p>
+      <w:pPr>
+        <w:spacing w:after="120"/>
+        <w:jc w:val="both"/>
+      </w:pPr>
+      <w:r>
+        <w:rPr>
+          <w:rFonts w:ascii="Times New Roman" w:hAnsi="Times New Roman"/>
+          <w:sz w:val="24"/>
+        </w:rPr>
+        <w:t>Живи мене, о Господи, імени твого ради,* у справедливості твоїй виведи з скорботи мою душу.</w:t>
+      </w:r>
+    </w:p>
+    <w:p>
+      <w:pPr>
+        <w:spacing w:after="120"/>
+        <w:jc w:val="both"/>
+      </w:pPr>
+      <w:r>
+        <w:rPr>
+          <w:rFonts w:ascii="Times New Roman" w:hAnsi="Times New Roman"/>
+          <w:sz w:val="24"/>
+        </w:rPr>
+        <w:t>І в гніві твоєму знищ моїх супротивників.* І вигуби всіх гнобителів душі моєї, бо я твій слуга.</w:t>
+      </w:r>
+    </w:p>
+    <w:p>
+      <w:pPr>
+        <w:spacing w:after="120"/>
+        <w:jc w:val="both"/>
+      </w:pPr>
+      <w:r>
+        <w:rPr>
+          <w:rFonts w:ascii="Times New Roman" w:hAnsi="Times New Roman"/>
+          <w:sz w:val="24"/>
+        </w:rPr>
+        <w:t xml:space="preserve">Слава Отцю, і Сину, і Святому Духові: І нині і повсякчас, і на віки віків. Амінь. </w:t>
+      </w:r>
+    </w:p>
+    <w:p>
+      <w:pPr>
+        <w:spacing w:after="120"/>
+        <w:jc w:val="both"/>
+      </w:pPr>
+      <w:r>
+        <w:rPr>
+          <w:rFonts w:ascii="Times New Roman" w:hAnsi="Times New Roman"/>
+          <w:sz w:val="24"/>
+        </w:rPr>
+        <w:t xml:space="preserve">Алилуя, алилуя, алилуя: Слава тобі, Боже! </w:t>
+      </w:r>
+      <w:r>
+        <w:rPr>
+          <w:rFonts w:ascii="Times New Roman" w:hAnsi="Times New Roman"/>
+          <w:i/>
+          <w:color w:val="FF0000"/>
+          <w:sz w:val="24"/>
+        </w:rPr>
+        <w:t>(3 р.)</w:t>
+      </w:r>
+    </w:p>
+    <w:p>
+      <w:pPr>
+        <w:spacing w:after="120"/>
+        <w:jc w:val="both"/>
+      </w:pPr>
+    </w:p>
+    <w:p>
+      <w:pPr>
+        <w:pStyle w:val="Heading3"/>
+        <w:spacing w:after="120"/>
+        <w:jc w:val="center"/>
+      </w:pPr>
+      <w:r>
+        <w:rPr>
+          <w:rFonts w:ascii="Times New Roman" w:hAnsi="Times New Roman"/>
+          <w:b/>
+          <w:i/>
+          <w:color w:val="FF0000"/>
+        </w:rPr>
+        <w:t>Утренні молитви</w:t>
+      </w:r>
+    </w:p>
+    <w:p>
+      <w:pPr>
+        <w:spacing w:after="120"/>
+        <w:jc w:val="both"/>
+      </w:pPr>
+      <w:r>
+        <w:rPr>
+          <w:rFonts w:ascii="Times New Roman" w:hAnsi="Times New Roman"/>
+          <w:i/>
+          <w:color w:val="FF0000"/>
+          <w:sz w:val="24"/>
+        </w:rPr>
+        <w:t>Під час рецитування псалмів, Священник читає потиху перед св. дверми оці молитви:</w:t>
+      </w:r>
+    </w:p>
+    <w:p>
+      <w:pPr>
+        <w:spacing w:after="120"/>
+        <w:jc w:val="both"/>
+      </w:pPr>
+      <w:r>
+        <w:rPr>
+          <w:rFonts w:ascii="Times New Roman" w:hAnsi="Times New Roman"/>
+          <w:color w:val="FF0000"/>
+          <w:sz w:val="24"/>
+        </w:rPr>
+        <w:t xml:space="preserve">1. </w:t>
+      </w:r>
+      <w:r>
+        <w:rPr>
+          <w:rFonts w:ascii="Times New Roman" w:hAnsi="Times New Roman"/>
+          <w:sz w:val="24"/>
+        </w:rPr>
+        <w:t xml:space="preserve">Благодаримо </w:t>
+      </w:r>
+      <w:r>
+        <w:rPr>
+          <w:rFonts w:ascii="Times New Roman" w:hAnsi="Times New Roman"/>
+          <w:color w:val="000000"/>
+          <w:sz w:val="24"/>
+        </w:rPr>
+        <w:t>Т</w:t>
+      </w:r>
+      <w:r>
+        <w:rPr>
+          <w:rFonts w:ascii="Times New Roman" w:hAnsi="Times New Roman"/>
+          <w:sz w:val="24"/>
+        </w:rPr>
+        <w:t>е</w:t>
+      </w:r>
+      <w:r>
+        <w:rPr>
+          <w:rFonts w:ascii="Times New Roman" w:hAnsi="Times New Roman"/>
+          <w:color w:val="000000"/>
+          <w:sz w:val="24"/>
+        </w:rPr>
+        <w:t>б</w:t>
+      </w:r>
+      <w:r>
+        <w:rPr>
+          <w:rFonts w:ascii="Times New Roman" w:hAnsi="Times New Roman"/>
+          <w:sz w:val="24"/>
+        </w:rPr>
+        <w:t>е</w:t>
+      </w:r>
+      <w:r>
+        <w:rPr>
+          <w:rFonts w:ascii="Times New Roman" w:hAnsi="Times New Roman"/>
+          <w:color w:val="000000"/>
+          <w:sz w:val="24"/>
+        </w:rPr>
+        <w:t>, Господи, Боже наш, що підняв нас із постелі нашої і вклав в уста наші слово хвали, щоб поклонятися і призивати ім'я Твоє святе. Ми умоляємо Твоє милосердя, яке Ти завжди виявляв у нашому житті. Пошли поміч свою людям, що стоять перед лицем святої слави Твоєї і дожидають від Тебе багатої милости; і дай нам, що зо страхом і любов'ю завжди Тобі служимо, хвалити несказанну Твою доброту. Бо Тобі належить усяка слава, честь і поклоніння: Отцю, і Сину, і Святому Духові, нині і повсякчас, і на віки віків. Амінь.</w:t>
+      </w:r>
+    </w:p>
+    <w:p>
+      <w:pPr>
+        <w:spacing w:after="120"/>
+        <w:jc w:val="both"/>
+      </w:pPr>
+      <w:r>
+        <w:rPr>
+          <w:rFonts w:ascii="Times New Roman" w:hAnsi="Times New Roman"/>
+          <w:color w:val="FF0000"/>
+          <w:sz w:val="24"/>
+        </w:rPr>
+        <w:t xml:space="preserve">2. </w:t>
+      </w:r>
+      <w:r>
+        <w:rPr>
+          <w:rFonts w:ascii="Times New Roman" w:hAnsi="Times New Roman"/>
+          <w:color w:val="000000"/>
+          <w:sz w:val="24"/>
+        </w:rPr>
+        <w:t>Від ночі лине дух наш до Тебе, Боже, бо світлом є повеління Твої на землі. Навчи нас у страсі Твоєму виконувати правду й добро, бо Тебе славимо як правдивого Бога нашого. Прихили вухо своє і вислухай нас, і пом'яни, Господи, тих, що є та що моляться з нами, всіх по імені, і спаси їх силою Твоєю. Благослови людей Твоїх і освяти спадкоємство Твоє: мир світові Твоєму даруй, церквам Твоїм, Священникам, владі, і всім людям. Хай благословиться і прославляється всечесне і величне ім'я Твоє, Отця, і Сина, і Святого Духа, нині і повсякчас, і на віки віків. Амінь.</w:t>
+      </w:r>
+    </w:p>
+    <w:p>
+      <w:pPr>
+        <w:spacing w:after="120"/>
+        <w:jc w:val="both"/>
+      </w:pPr>
+      <w:r>
+        <w:rPr>
+          <w:rFonts w:ascii="Times New Roman" w:hAnsi="Times New Roman"/>
+          <w:color w:val="FF0000"/>
+          <w:sz w:val="24"/>
+        </w:rPr>
+        <w:t>3.</w:t>
+      </w:r>
+      <w:r>
+        <w:rPr>
+          <w:rFonts w:ascii="Times New Roman" w:hAnsi="Times New Roman"/>
+          <w:color w:val="000000"/>
+          <w:sz w:val="24"/>
+        </w:rPr>
+        <w:t xml:space="preserve"> Від ночі лине дух наш до Тебе, Боже, бо світлом є повеління Твої. Навчи нас, Боже, правди Твоєї, заповідей Твоїх і виправдань Твоїх. Просвіти наші духовні очі, щоб ми не заснули в гріхах на смерть. Віджени всяку мряку від сердець наших, даруй нам сонце правди і охорони життя наше знаменням і печаттю Святого Твого Духа. Направ стопи наші на шлях мирний, </w:t>
+      </w:r>
+      <w:r>
+        <w:rPr>
+          <w:rFonts w:ascii="Times New Roman" w:hAnsi="Times New Roman"/>
+          <w:color w:val="000000"/>
+          <w:sz w:val="24"/>
+        </w:rPr>
+        <w:t>дай нам бачити ранішній день у радості, щоб ми Тобі засилали ранішні молитви, бо Твоє є володіння і Твоє є царство і сила, і слава Отця, і Сина, і Святого Духа, нині і повсякчас, і на віки віків. Амінь.</w:t>
+      </w:r>
+    </w:p>
+    <w:p>
+      <w:pPr>
+        <w:spacing w:after="120"/>
+        <w:jc w:val="both"/>
+      </w:pPr>
+      <w:r>
+        <w:rPr>
+          <w:rFonts w:ascii="Times New Roman" w:hAnsi="Times New Roman"/>
+          <w:color w:val="FF0000"/>
+          <w:sz w:val="24"/>
+        </w:rPr>
+        <w:t>4.</w:t>
+      </w:r>
+      <w:r>
+        <w:rPr>
+          <w:rFonts w:ascii="Times New Roman" w:hAnsi="Times New Roman"/>
+          <w:color w:val="000000"/>
+          <w:sz w:val="24"/>
+        </w:rPr>
+        <w:t xml:space="preserve"> Владико, Боже святий і неосяжний, що казав із темряви світлові засіяти, що заспокоїв нас у нічному сні й підвів до величання і моління Твоєї доброти! Ти, що даєш себе умолити задля свого милосердя, прийми і нині нас, що поклоняємося Тобі й по силі </w:t>
+      </w:r>
+      <w:r>
+        <w:rPr>
+          <w:rFonts w:ascii="Times New Roman" w:hAnsi="Times New Roman"/>
+          <w:sz w:val="24"/>
+        </w:rPr>
+        <w:t xml:space="preserve">благодаримо </w:t>
+      </w:r>
+      <w:r>
+        <w:rPr>
+          <w:rFonts w:ascii="Times New Roman" w:hAnsi="Times New Roman"/>
+          <w:color w:val="000000"/>
+          <w:sz w:val="24"/>
+        </w:rPr>
+        <w:t>Т</w:t>
+      </w:r>
+      <w:r>
+        <w:rPr>
+          <w:rFonts w:ascii="Times New Roman" w:hAnsi="Times New Roman"/>
+          <w:sz w:val="24"/>
+        </w:rPr>
+        <w:t>ебе</w:t>
+      </w:r>
+      <w:r>
+        <w:rPr>
+          <w:rFonts w:ascii="Times New Roman" w:hAnsi="Times New Roman"/>
+          <w:color w:val="000000"/>
+          <w:sz w:val="24"/>
+        </w:rPr>
+        <w:t xml:space="preserve">; і даруй нам те, чого просимо задля спасіння. Вчини нас синами світла і дня та спадкоємцями вічних Твоїх </w:t>
+      </w:r>
+      <w:r>
+        <w:rPr>
+          <w:rFonts w:ascii="Times New Roman" w:hAnsi="Times New Roman"/>
+          <w:sz w:val="24"/>
+        </w:rPr>
+        <w:t>благ</w:t>
+      </w:r>
+      <w:r>
+        <w:rPr>
+          <w:rFonts w:ascii="Times New Roman" w:hAnsi="Times New Roman"/>
+          <w:color w:val="000000"/>
+          <w:sz w:val="24"/>
+        </w:rPr>
+        <w:t>. Пом'яни, Господи, за багатством ласк Твоїх усіх людей, що є і моляться з нами, і всю братію нашу на землі й на морі, і на всякому місці володіння Твого, що потребують Твоєї любови й помочі. Усім вияви велику Твою милість, щоб спасенні, як душею так і тілом, завжди перебували й відважно славили чудне й благословенне ім'я Твоє, бо Ти Бог милости і ласк, і любови, і Тобі славу возсилаємо: Отцю, і Сину, і Святому Духові, нині і повсякчас, і на віки віків. Амінь.</w:t>
+      </w:r>
+    </w:p>
+    <w:p>
+      <w:pPr>
+        <w:spacing w:after="120"/>
+        <w:jc w:val="both"/>
+      </w:pPr>
+      <w:r>
+        <w:rPr>
+          <w:rFonts w:ascii="Times New Roman" w:hAnsi="Times New Roman"/>
+          <w:color w:val="FF0000"/>
+          <w:sz w:val="24"/>
+        </w:rPr>
+        <w:t>5.</w:t>
+      </w:r>
+      <w:r>
+        <w:rPr>
+          <w:rFonts w:ascii="Times New Roman" w:hAnsi="Times New Roman"/>
+          <w:color w:val="000000"/>
+          <w:sz w:val="24"/>
+        </w:rPr>
+        <w:t xml:space="preserve"> Скарб</w:t>
+      </w:r>
+      <w:r>
+        <w:rPr>
+          <w:rFonts w:ascii="Times New Roman" w:hAnsi="Times New Roman"/>
+          <w:sz w:val="24"/>
+        </w:rPr>
+        <w:t>нице</w:t>
+      </w:r>
+      <w:r>
+        <w:rPr>
+          <w:rFonts w:ascii="Times New Roman" w:hAnsi="Times New Roman"/>
+          <w:color w:val="000000"/>
+          <w:sz w:val="24"/>
+        </w:rPr>
+        <w:t xml:space="preserve"> </w:t>
+      </w:r>
+      <w:r>
+        <w:rPr>
+          <w:rFonts w:ascii="Times New Roman" w:hAnsi="Times New Roman"/>
+          <w:sz w:val="24"/>
+        </w:rPr>
+        <w:t>благ</w:t>
+      </w:r>
+      <w:r>
+        <w:rPr>
+          <w:rFonts w:ascii="Times New Roman" w:hAnsi="Times New Roman"/>
+          <w:color w:val="000000"/>
+          <w:sz w:val="24"/>
+        </w:rPr>
+        <w:t>, джерело невисихаюче, Отче святий, чудотворче всесильний і вседержителю! Усі Тобі поклоняємося і Тобі молимося та Твої милості і Твої ласки призиваємо на поміч і на заступництво нашій смиренності. Пом'яни, Господи, слуг Твоїх, прийми від усіх нас ранішні моління, як кадило перед Тобою; ні одного з нас не вчини нездатним, але всіх нас зберігай ласками Твоїми. Пом'яни, Господи, тих, що чувають і співають на славу Твою і єдинородного Твого Сина і Бога нашого, і Святого Твого Духа. Будь їм помічником і заступником; прийми їх молитви на наднебесний і духовний Твій жертовник, бо Ти Бог наш, і Тобі славу возсилаємо: Отцю, і Сину, і Святому Духові, нині і повсякчас, і на віки віків. Амінь.</w:t>
+      </w:r>
+    </w:p>
+    <w:p>
+      <w:pPr>
+        <w:spacing w:after="120"/>
+        <w:jc w:val="both"/>
+      </w:pPr>
+      <w:r>
+        <w:rPr>
+          <w:rFonts w:ascii="Times New Roman" w:hAnsi="Times New Roman"/>
+          <w:color w:val="FF0000"/>
+          <w:sz w:val="24"/>
+        </w:rPr>
+        <w:t xml:space="preserve">6. </w:t>
+      </w:r>
+      <w:r>
+        <w:rPr>
+          <w:rFonts w:ascii="Times New Roman" w:hAnsi="Times New Roman"/>
+          <w:sz w:val="24"/>
+        </w:rPr>
+        <w:t>Благодаримо</w:t>
+      </w:r>
+      <w:r>
+        <w:rPr>
+          <w:rFonts w:ascii="Times New Roman" w:hAnsi="Times New Roman"/>
+          <w:color w:val="000000"/>
+          <w:sz w:val="24"/>
+        </w:rPr>
+        <w:t xml:space="preserve"> Т</w:t>
+      </w:r>
+      <w:r>
+        <w:rPr>
+          <w:rFonts w:ascii="Times New Roman" w:hAnsi="Times New Roman"/>
+          <w:sz w:val="24"/>
+        </w:rPr>
+        <w:t>е</w:t>
+      </w:r>
+      <w:r>
+        <w:rPr>
+          <w:rFonts w:ascii="Times New Roman" w:hAnsi="Times New Roman"/>
+          <w:color w:val="000000"/>
+          <w:sz w:val="24"/>
+        </w:rPr>
+        <w:t>б</w:t>
+      </w:r>
+      <w:r>
+        <w:rPr>
+          <w:rFonts w:ascii="Times New Roman" w:hAnsi="Times New Roman"/>
+          <w:sz w:val="24"/>
+        </w:rPr>
+        <w:t>е</w:t>
+      </w:r>
+      <w:r>
+        <w:rPr>
+          <w:rFonts w:ascii="Times New Roman" w:hAnsi="Times New Roman"/>
+          <w:color w:val="000000"/>
+          <w:sz w:val="24"/>
+        </w:rPr>
+        <w:t>, Господи, Боже спасіння нашого, бо Ти все робиш для добра життя нашого, щоб ми завжди на Тебе споглядали, Спасителю й Доброчинцю душ наших. Бо Ти дав спокій нам у час минулої ночі й підвів нас, щоб ми поклонялися величному імені Твоєму. Тому молимо Тебе, Господи: Дай нам ласку й силу, щоб ми стали гідними співати Тобі розумно й молитися безупинно та в страсі і тремтінні над нашим спасінням працювали, при заступництві Христа Твого. Пом'яни, Господи, і тих, що вночі до Тебе кличуть. Вислухай їх і помилуй, і круши під ноги їх невидимих і войовничих ворогів. Бо Ти Цар миру і Спас душ наших, і Тобі славу возсилаємо: Отцю і Сину, і Святому Духові, нині і повсякчас, і на віки віків. Амінь.</w:t>
+      </w:r>
+    </w:p>
+    <w:p>
+      <w:pPr>
+        <w:spacing w:after="120"/>
+        <w:jc w:val="both"/>
+      </w:pPr>
+      <w:r>
+        <w:rPr>
+          <w:rFonts w:ascii="Times New Roman" w:hAnsi="Times New Roman"/>
+          <w:color w:val="FF0000"/>
+          <w:sz w:val="24"/>
+        </w:rPr>
+        <w:t>7.</w:t>
+      </w:r>
+      <w:r>
+        <w:rPr>
+          <w:rFonts w:ascii="Times New Roman" w:hAnsi="Times New Roman"/>
+          <w:color w:val="000000"/>
+          <w:sz w:val="24"/>
+        </w:rPr>
+        <w:t xml:space="preserve"> Боже й Отче Господа нашого Ісуса Христа! Ти підніс нас з постелі нашої і зібрав на годину молитви. Дай нам ласку відкрити уста наші і прийми наші подяки, що в наших силах, і навчи нас установ Твоїх. Бо молитися як слід не вміємо, якщо Ти, Господи, святим Твоїм Духом не навчиш нас. Тому молимося Тобі: Даруй і прости, якщо ми згрішили аж до теперішньої години словом або ділом, або думкою, добровільно або недобровільно. Бо коли на провини будеш дивитися, Господи, Господи, то хто встоїться, бо в Тебе є прощення. Ти один святий, допоміжник сильний, захисник життя нашого, і Тебе ми завжди оспівуватимемо. Нехай буде сила Царства Твого завжди благословенна і вельми прославлювана: Отця, і Сина, і Святого Духа, нині і повсякчас, і на віки віків. Амінь.</w:t>
+      </w:r>
+    </w:p>
+    <w:p>
+      <w:pPr>
+        <w:spacing w:after="120"/>
+        <w:jc w:val="both"/>
+      </w:pPr>
+      <w:r>
+        <w:rPr>
+          <w:rFonts w:ascii="Times New Roman" w:hAnsi="Times New Roman"/>
+          <w:color w:val="FF0000"/>
+          <w:sz w:val="24"/>
+        </w:rPr>
+        <w:t xml:space="preserve">8. </w:t>
+      </w:r>
+      <w:r>
+        <w:rPr>
+          <w:rFonts w:ascii="Times New Roman" w:hAnsi="Times New Roman"/>
+          <w:color w:val="000000"/>
+          <w:sz w:val="24"/>
+        </w:rPr>
+        <w:t>Господи, Боже наш, що сонну неміч забрав від нас і покликав нас візванням святим, щоб і вночі підносити руки наші і прославляти Тебе за справедливі Твої присуди. Прийми благання наші, моління, визнавання, нічні служби і даруй нам, Боже, віру бездоганну, надію впевнену, любов нелицемірну. Благослови наші входи й виходи, вчинки, слова, діла й думки; і дай нам дочекатися початку дня, нам, що хвалять й оспівують, і благословлять добрість Твоєї несказанної сили, щоб було благословенне Твоє пресвяте ім'я і прославлене Твоє царство: Отця, і Сина, і Святого Духа, нині і повсякчас, і на віки віків. Амінь.</w:t>
+      </w:r>
+    </w:p>
+    <w:p>
+      <w:pPr>
+        <w:spacing w:after="120"/>
+        <w:jc w:val="both"/>
+      </w:pPr>
+      <w:r>
+        <w:rPr>
+          <w:rFonts w:ascii="Times New Roman" w:hAnsi="Times New Roman"/>
+          <w:color w:val="FF0000"/>
+          <w:sz w:val="24"/>
+        </w:rPr>
+        <w:t>9.</w:t>
+      </w:r>
+      <w:r>
+        <w:rPr>
+          <w:rFonts w:ascii="Times New Roman" w:hAnsi="Times New Roman"/>
+          <w:color w:val="000000"/>
+          <w:sz w:val="24"/>
+        </w:rPr>
+        <w:t xml:space="preserve"> Господи, Боже наш! Ти за покаяння дарував людям відпущення, нам же, як образ пізнання і визнання гріхів, показав покаяння і прощення пророка Давида. Тож, Владико, помилуй з </w:t>
+      </w:r>
+      <w:r>
+        <w:rPr>
+          <w:rFonts w:ascii="Times New Roman" w:hAnsi="Times New Roman"/>
+          <w:color w:val="000000"/>
+          <w:sz w:val="24"/>
+        </w:rPr>
+        <w:t>великої милости Твоєї нас, що в чимало великих гріхів впали, і по багатстві ласк Твоїх очисти беззаконня наші, бо перед Тобою згрішили ми, Господи, що невідомі й таємні речі серця людського знаєш, і єдиний Ти маєш владу прощати гріхи. Серце ж чисте вчини в нас і Духом владичним утверди нас, і радість спасіння Твого яви нам. Не відкинь нас від лиця Твого, але дозволь, як благий і людинолюбний, аж до останнього нашого віддиху появляти Тобі жертву справедливости й приноси на святих Твоїх жертовниках, милістю і ласками і людинолюб'ям єдинородного Сина Твого, з яким Ти є благословенний з пресвятим, добрим і животворчим Твоїм Духом, нині й повсякчас, і на віки віків. Амінь.</w:t>
+      </w:r>
+    </w:p>
+    <w:p>
+      <w:pPr>
+        <w:spacing w:after="120"/>
+        <w:jc w:val="both"/>
+      </w:pPr>
+      <w:r>
+        <w:rPr>
+          <w:rFonts w:ascii="Times New Roman" w:hAnsi="Times New Roman"/>
+          <w:color w:val="FF0000"/>
+          <w:sz w:val="24"/>
+        </w:rPr>
+        <w:t>10.</w:t>
+      </w:r>
+      <w:r>
+        <w:rPr>
+          <w:rFonts w:ascii="Times New Roman" w:hAnsi="Times New Roman"/>
+          <w:color w:val="000000"/>
+          <w:sz w:val="24"/>
+        </w:rPr>
+        <w:t xml:space="preserve"> Боже, Боже наш! Ти сотворив розумні й духовні сили своєю волею. Тебе просимо й Тобі молимося: Прийми наші посильні величання з усіма Твоїми творіннями і збагати щедрими даруваннями Твоєї ласки. Бо перед Тобою згинається всяке коліно: на небі, на землі й під землею, і все, що живе, і все створіння оспівує неосяжну Твою славу, бо Ти Бог правдивий і вельми милостивий. Тебе бо хвалять усі небесні сили, і Тобі славу возсилаємо: Отцю, і Сину, і Святому Духові, нині і повсякчас, і на віки віків. Амінь.</w:t>
+      </w:r>
+    </w:p>
+    <w:p>
+      <w:pPr>
+        <w:spacing w:after="120"/>
+        <w:jc w:val="both"/>
+      </w:pPr>
+      <w:r>
+        <w:rPr>
+          <w:rFonts w:ascii="Times New Roman" w:hAnsi="Times New Roman"/>
+          <w:color w:val="FF0000"/>
+          <w:sz w:val="24"/>
+        </w:rPr>
+        <w:t xml:space="preserve">11. </w:t>
+      </w:r>
+      <w:r>
+        <w:rPr>
+          <w:rFonts w:ascii="Times New Roman" w:hAnsi="Times New Roman"/>
+          <w:color w:val="000000"/>
+          <w:sz w:val="24"/>
+        </w:rPr>
+        <w:t xml:space="preserve">Хвалимо, співаємо, благословимо і </w:t>
+      </w:r>
+      <w:r>
+        <w:rPr>
+          <w:rFonts w:ascii="Times New Roman" w:hAnsi="Times New Roman"/>
+          <w:sz w:val="24"/>
+        </w:rPr>
+        <w:t>благодаримо</w:t>
+      </w:r>
+      <w:r>
+        <w:rPr>
+          <w:rFonts w:ascii="Times New Roman" w:hAnsi="Times New Roman"/>
+          <w:color w:val="000000"/>
+          <w:sz w:val="24"/>
+        </w:rPr>
+        <w:t xml:space="preserve"> Т</w:t>
+      </w:r>
+      <w:r>
+        <w:rPr>
+          <w:rFonts w:ascii="Times New Roman" w:hAnsi="Times New Roman"/>
+          <w:sz w:val="24"/>
+        </w:rPr>
+        <w:t>ебе</w:t>
+      </w:r>
+      <w:r>
+        <w:rPr>
+          <w:rFonts w:ascii="Times New Roman" w:hAnsi="Times New Roman"/>
+          <w:color w:val="000000"/>
+          <w:sz w:val="24"/>
+        </w:rPr>
+        <w:t>, Боже батьків наших, бо Ти забрав тінь нічну і явив нам знову світло денне. Молимо Твою добрість: Милостивий будь для нас грішних і прийми молитву нашу задля великої Твоєї ласкавости, бо ми прибігаємо до Тебе, милостивого і всемогутнього Бога. Ти, що засвітив у серцях наших правдиве сонце справедливости Твоєї! Просвіти розум наш і почування всі зберігай, щоб, як у день, ходили ми пристойно шляхом заповідей Твоїх і дійшли до життя вічного, і стали гідними насолоджуватися недоступним Твоїм світлом. Бо в Тебе є джерело життя, Ти Бог наш і Тобі славу возсилаємо: Отцю, і Сину, і Святому Духові, нині і повсякчас, і на віки віків. Амінь.</w:t>
+      </w:r>
+    </w:p>
+    <w:p>
+      <w:pPr>
+        <w:spacing w:after="120"/>
+        <w:jc w:val="both"/>
+      </w:pPr>
+    </w:p>
+    <w:p>
+      <w:pPr>
+        <w:pStyle w:val="Heading3"/>
+        <w:spacing w:after="120"/>
+        <w:jc w:val="center"/>
+      </w:pPr>
+      <w:r>
+        <w:rPr>
+          <w:rFonts w:ascii="Times New Roman" w:hAnsi="Times New Roman"/>
+          <w:b/>
+          <w:i/>
+          <w:color w:val="FF0000"/>
+        </w:rPr>
+        <w:t>Велика єктенія</w:t>
+      </w:r>
+    </w:p>
+    <w:p>
+      <w:pPr>
+        <w:spacing w:after="120"/>
+      </w:pPr>
+      <w:r>
+        <w:rPr>
+          <w:rFonts w:ascii="Times New Roman" w:hAnsi="Times New Roman"/>
+          <w:color w:val="000000"/>
+          <w:sz w:val="24"/>
+        </w:rPr>
+        <w:t>У мирі Господеві помолімся.</w:t>
+      </w:r>
+    </w:p>
+    <w:p>
+      <w:pPr>
+        <w:spacing w:after="120"/>
+      </w:pPr>
+      <w:r>
+        <w:rPr>
+          <w:rFonts w:ascii="Times New Roman" w:hAnsi="Times New Roman"/>
+          <w:i/>
+          <w:color w:val="FF4400"/>
+          <w:sz w:val="24"/>
+        </w:rPr>
+        <w:t>Вірні:</w:t>
+      </w:r>
+      <w:r>
+        <w:rPr>
+          <w:rFonts w:ascii="Times New Roman" w:hAnsi="Times New Roman"/>
+          <w:color w:val="000000"/>
+          <w:sz w:val="24"/>
+        </w:rPr>
+        <w:t xml:space="preserve"> Го́споди, поми́луй.</w:t>
+      </w:r>
+    </w:p>
+    <w:p>
+      <w:pPr>
+        <w:spacing w:after="120"/>
+      </w:pPr>
+      <w:r>
+        <w:rPr>
+          <w:rFonts w:ascii="Times New Roman" w:hAnsi="Times New Roman"/>
+          <w:color w:val="000000"/>
+          <w:sz w:val="24"/>
+        </w:rPr>
+        <w:t>За мир з висот і спасіння душ наших Господеві помолімся.</w:t>
+      </w:r>
+    </w:p>
+    <w:p>
+      <w:pPr>
+        <w:spacing w:after="120"/>
+      </w:pPr>
+      <w:r>
+        <w:rPr>
+          <w:rFonts w:ascii="Times New Roman" w:hAnsi="Times New Roman"/>
+          <w:i/>
+          <w:color w:val="FF4400"/>
+          <w:sz w:val="24"/>
+        </w:rPr>
+        <w:t>Вірні:</w:t>
+      </w:r>
+      <w:r>
+        <w:rPr>
+          <w:rFonts w:ascii="Times New Roman" w:hAnsi="Times New Roman"/>
+          <w:color w:val="000000"/>
+          <w:sz w:val="24"/>
+        </w:rPr>
+        <w:t xml:space="preserve"> Го́споди, поми́луй.</w:t>
+      </w:r>
+    </w:p>
+    <w:p>
+      <w:pPr>
+        <w:spacing w:after="120"/>
+      </w:pPr>
+      <w:r>
+        <w:rPr>
+          <w:rFonts w:ascii="Times New Roman" w:hAnsi="Times New Roman"/>
+          <w:color w:val="000000"/>
+          <w:sz w:val="24"/>
+        </w:rPr>
+        <w:t>За мир усього світу, добрий стан святих Божих церков і з’єднання всіх Господеві помолімся.</w:t>
+      </w:r>
+    </w:p>
+    <w:p>
+      <w:pPr>
+        <w:spacing w:after="120"/>
+      </w:pPr>
+      <w:r>
+        <w:rPr>
+          <w:rFonts w:ascii="Times New Roman" w:hAnsi="Times New Roman"/>
+          <w:i/>
+          <w:color w:val="FF4400"/>
+          <w:sz w:val="24"/>
+        </w:rPr>
+        <w:t>Вірні:</w:t>
+      </w:r>
+      <w:r>
+        <w:rPr>
+          <w:rFonts w:ascii="Times New Roman" w:hAnsi="Times New Roman"/>
+          <w:color w:val="000000"/>
+          <w:sz w:val="24"/>
+        </w:rPr>
+        <w:t xml:space="preserve"> Го́споди, поми́луй.</w:t>
+      </w:r>
+    </w:p>
+    <w:p>
+      <w:pPr>
+        <w:spacing w:after="120"/>
+      </w:pPr>
+      <w:r>
+        <w:rPr>
+          <w:rFonts w:ascii="Times New Roman" w:hAnsi="Times New Roman"/>
+          <w:color w:val="000000"/>
+          <w:sz w:val="24"/>
+        </w:rPr>
+        <w:t>За святий храм цей і тих, що з вірою, благоговінням і страхом Божим входять до нього, Господеві помолімся.</w:t>
+      </w:r>
+    </w:p>
+    <w:p>
+      <w:pPr>
+        <w:spacing w:after="120"/>
+      </w:pPr>
+      <w:r>
+        <w:rPr>
+          <w:rFonts w:ascii="Times New Roman" w:hAnsi="Times New Roman"/>
+          <w:i/>
+          <w:color w:val="FF4400"/>
+          <w:sz w:val="24"/>
+        </w:rPr>
+        <w:t>Вірні:</w:t>
+      </w:r>
+      <w:r>
+        <w:rPr>
+          <w:rFonts w:ascii="Times New Roman" w:hAnsi="Times New Roman"/>
+          <w:color w:val="000000"/>
+          <w:sz w:val="24"/>
+        </w:rPr>
+        <w:t xml:space="preserve"> Го́споди, поми́луй.</w:t>
+      </w:r>
+    </w:p>
+    <w:p>
+      <w:pPr>
+        <w:spacing w:after="120"/>
+      </w:pPr>
+      <w:r>
+        <w:rPr>
+          <w:rFonts w:ascii="Times New Roman" w:hAnsi="Times New Roman"/>
+          <w:color w:val="000000"/>
+          <w:sz w:val="24"/>
+        </w:rPr>
+        <w:t xml:space="preserve">За святішого вселенського архиєрея Франциска, папу Римського, і за блаженнішого патріярха нашого Святослава, і за преосвященнішого архиєпископа і митрополита нашого кир </w:t>
+      </w:r>
+      <w:r>
+        <w:rPr>
+          <w:rFonts w:ascii="Times New Roman" w:hAnsi="Times New Roman"/>
+          <w:i/>
+          <w:color w:val="FF4400"/>
+          <w:sz w:val="24"/>
+        </w:rPr>
+        <w:t>ім’я</w:t>
+      </w:r>
+      <w:r>
+        <w:rPr>
+          <w:rFonts w:ascii="Times New Roman" w:hAnsi="Times New Roman"/>
+          <w:i/>
+          <w:color w:val="000000"/>
+          <w:sz w:val="24"/>
+        </w:rPr>
+        <w:t>,</w:t>
+      </w:r>
+      <w:r>
+        <w:rPr>
+          <w:rFonts w:ascii="Times New Roman" w:hAnsi="Times New Roman"/>
+          <w:color w:val="000000"/>
+          <w:sz w:val="24"/>
+        </w:rPr>
+        <w:t xml:space="preserve"> і за боголюбивого єпископа нашого кир </w:t>
+      </w:r>
+      <w:r>
+        <w:rPr>
+          <w:rFonts w:ascii="Times New Roman" w:hAnsi="Times New Roman"/>
+          <w:i/>
+          <w:color w:val="FF4400"/>
+          <w:sz w:val="24"/>
+        </w:rPr>
+        <w:t>ім’я</w:t>
+      </w:r>
+      <w:r>
+        <w:rPr>
+          <w:rFonts w:ascii="Times New Roman" w:hAnsi="Times New Roman"/>
+          <w:i/>
+          <w:color w:val="000000"/>
+          <w:sz w:val="24"/>
+        </w:rPr>
+        <w:t>,</w:t>
+      </w:r>
+      <w:r>
+        <w:rPr>
+          <w:rFonts w:ascii="Times New Roman" w:hAnsi="Times New Roman"/>
+          <w:color w:val="000000"/>
+          <w:sz w:val="24"/>
+        </w:rPr>
+        <w:t xml:space="preserve"> чесне пресвітерство, у Христі дияконство, за весь причет і людей Господеві помолімся.</w:t>
+      </w:r>
+    </w:p>
+    <w:p>
+      <w:pPr>
+        <w:spacing w:after="120"/>
+      </w:pPr>
+      <w:r>
+        <w:rPr>
+          <w:rFonts w:ascii="Times New Roman" w:hAnsi="Times New Roman"/>
+          <w:i/>
+          <w:color w:val="FF4400"/>
+          <w:sz w:val="24"/>
+        </w:rPr>
+        <w:t>Вірні:</w:t>
+      </w:r>
+      <w:r>
+        <w:rPr>
+          <w:rFonts w:ascii="Times New Roman" w:hAnsi="Times New Roman"/>
+          <w:color w:val="000000"/>
+          <w:sz w:val="24"/>
+        </w:rPr>
+        <w:t xml:space="preserve"> Го́споди, поми́луй.</w:t>
+      </w:r>
+    </w:p>
+    <w:p>
+      <w:pPr>
+        <w:spacing w:after="120"/>
+      </w:pPr>
+      <w:r>
+        <w:rPr>
+          <w:rFonts w:ascii="Times New Roman" w:hAnsi="Times New Roman"/>
+          <w:color w:val="000000"/>
+          <w:sz w:val="24"/>
+        </w:rPr>
+        <w:t>За Богом бережений народ наш, за правління і все військо Господеві помолімся.</w:t>
+      </w:r>
+    </w:p>
+    <w:p>
+      <w:pPr>
+        <w:spacing w:after="120"/>
+      </w:pPr>
+      <w:r>
+        <w:rPr>
+          <w:rFonts w:ascii="Times New Roman" w:hAnsi="Times New Roman"/>
+          <w:i/>
+          <w:color w:val="FF4400"/>
+          <w:sz w:val="24"/>
+        </w:rPr>
+        <w:t>Вірні:</w:t>
+      </w:r>
+      <w:r>
+        <w:rPr>
+          <w:rFonts w:ascii="Times New Roman" w:hAnsi="Times New Roman"/>
+          <w:color w:val="000000"/>
+          <w:sz w:val="24"/>
+        </w:rPr>
+        <w:t xml:space="preserve"> Го́споди, поми́луй.</w:t>
+      </w:r>
+    </w:p>
+    <w:p>
+      <w:pPr>
+        <w:spacing w:after="120"/>
+      </w:pPr>
+      <w:r>
+        <w:rPr>
+          <w:rFonts w:ascii="Times New Roman" w:hAnsi="Times New Roman"/>
+          <w:color w:val="000000"/>
+          <w:sz w:val="24"/>
+        </w:rPr>
+        <w:t xml:space="preserve">За місто це </w:t>
+      </w:r>
+      <w:r>
+        <w:rPr>
+          <w:rFonts w:ascii="Times New Roman" w:hAnsi="Times New Roman"/>
+          <w:sz w:val="24"/>
+        </w:rPr>
+        <w:t>(</w:t>
+      </w:r>
+      <w:r>
+        <w:rPr>
+          <w:rFonts w:ascii="Times New Roman" w:hAnsi="Times New Roman"/>
+          <w:i/>
+          <w:color w:val="FF0000"/>
+          <w:sz w:val="24"/>
+        </w:rPr>
+        <w:t>або</w:t>
+      </w:r>
+      <w:r>
+        <w:rPr>
+          <w:rFonts w:ascii="Times New Roman" w:hAnsi="Times New Roman"/>
+          <w:color w:val="FF0000"/>
+          <w:sz w:val="24"/>
+        </w:rPr>
+        <w:t xml:space="preserve"> </w:t>
+      </w:r>
+      <w:r>
+        <w:rPr>
+          <w:rFonts w:ascii="Times New Roman" w:hAnsi="Times New Roman"/>
+          <w:sz w:val="24"/>
+        </w:rPr>
+        <w:t xml:space="preserve">за село це, </w:t>
+      </w:r>
+      <w:r>
+        <w:rPr>
+          <w:rFonts w:ascii="Times New Roman" w:hAnsi="Times New Roman"/>
+          <w:i/>
+          <w:color w:val="FF0000"/>
+          <w:sz w:val="24"/>
+        </w:rPr>
+        <w:t>або</w:t>
+      </w:r>
+      <w:r>
+        <w:rPr>
+          <w:rFonts w:ascii="Times New Roman" w:hAnsi="Times New Roman"/>
+          <w:color w:val="FF0000"/>
+          <w:sz w:val="24"/>
+        </w:rPr>
+        <w:t xml:space="preserve"> </w:t>
+      </w:r>
+      <w:r>
+        <w:rPr>
+          <w:rFonts w:ascii="Times New Roman" w:hAnsi="Times New Roman"/>
+          <w:sz w:val="24"/>
+        </w:rPr>
+        <w:t>за святу обитель цю)</w:t>
+      </w:r>
+      <w:r>
+        <w:rPr>
+          <w:rFonts w:ascii="Times New Roman" w:hAnsi="Times New Roman"/>
+          <w:color w:val="000000"/>
+          <w:sz w:val="24"/>
+        </w:rPr>
+        <w:t>, і за кожне село, місто, країну, і за тих, що вірою живуть у них, Господеві помолімся.</w:t>
+      </w:r>
+    </w:p>
+    <w:p>
+      <w:pPr>
+        <w:spacing w:after="120"/>
+      </w:pPr>
+      <w:r>
+        <w:rPr>
+          <w:rFonts w:ascii="Times New Roman" w:hAnsi="Times New Roman"/>
+          <w:i/>
+          <w:color w:val="FF4400"/>
+          <w:sz w:val="24"/>
+        </w:rPr>
+        <w:t>Вірні:</w:t>
+      </w:r>
+      <w:r>
+        <w:rPr>
+          <w:rFonts w:ascii="Times New Roman" w:hAnsi="Times New Roman"/>
+          <w:color w:val="000000"/>
+          <w:sz w:val="24"/>
+        </w:rPr>
+        <w:t xml:space="preserve"> Го́споди, поми́луй.</w:t>
+      </w:r>
+    </w:p>
+    <w:p>
+      <w:pPr>
+        <w:spacing w:after="120"/>
+      </w:pPr>
+      <w:r>
+        <w:rPr>
+          <w:rFonts w:ascii="Times New Roman" w:hAnsi="Times New Roman"/>
+          <w:color w:val="000000"/>
+          <w:sz w:val="24"/>
+        </w:rPr>
+        <w:t>За добре поліття, за врожай плодів земних і часи мирні Господеві помолімся.</w:t>
+      </w:r>
+    </w:p>
+    <w:p>
+      <w:pPr>
+        <w:spacing w:after="120"/>
+      </w:pPr>
+      <w:r>
+        <w:rPr>
+          <w:rFonts w:ascii="Times New Roman" w:hAnsi="Times New Roman"/>
+          <w:i/>
+          <w:color w:val="FF4400"/>
+          <w:sz w:val="24"/>
+        </w:rPr>
+        <w:t>Вірні:</w:t>
+      </w:r>
+      <w:r>
+        <w:rPr>
+          <w:rFonts w:ascii="Times New Roman" w:hAnsi="Times New Roman"/>
+          <w:color w:val="000000"/>
+          <w:sz w:val="24"/>
+        </w:rPr>
+        <w:t xml:space="preserve"> Го́споди, поми́луй.</w:t>
+      </w:r>
+    </w:p>
+    <w:p>
+      <w:pPr>
+        <w:spacing w:after="120"/>
+      </w:pPr>
+      <w:r>
+        <w:rPr>
+          <w:rFonts w:ascii="Times New Roman" w:hAnsi="Times New Roman"/>
+          <w:color w:val="000000"/>
+          <w:sz w:val="24"/>
+        </w:rPr>
+        <w:t>За тих, що плавають, подорожують, за недужих, страждаючих, полонених – і за спасення їх Господеві помолімся.</w:t>
+      </w:r>
+    </w:p>
+    <w:p>
+      <w:pPr>
+        <w:spacing w:after="120"/>
+      </w:pPr>
+      <w:r>
+        <w:rPr>
+          <w:rFonts w:ascii="Times New Roman" w:hAnsi="Times New Roman"/>
+          <w:i/>
+          <w:color w:val="FF4400"/>
+          <w:sz w:val="24"/>
+        </w:rPr>
+        <w:t>Вірні:</w:t>
+      </w:r>
+      <w:r>
+        <w:rPr>
+          <w:rFonts w:ascii="Times New Roman" w:hAnsi="Times New Roman"/>
+          <w:color w:val="000000"/>
+          <w:sz w:val="24"/>
+        </w:rPr>
+        <w:t xml:space="preserve"> Го́споди, поми́луй.</w:t>
+      </w:r>
+    </w:p>
+    <w:p>
+      <w:pPr>
+        <w:spacing w:after="120"/>
+      </w:pPr>
+      <w:r>
+        <w:rPr>
+          <w:rFonts w:ascii="Times New Roman" w:hAnsi="Times New Roman"/>
+          <w:color w:val="000000"/>
+          <w:sz w:val="24"/>
+        </w:rPr>
+        <w:t>Щоб визволитися нам від усякої скорботи, гніву й нужди, Господеві помолімся.</w:t>
+      </w:r>
+    </w:p>
+    <w:p>
+      <w:pPr>
+        <w:spacing w:after="120"/>
+      </w:pPr>
+      <w:r>
+        <w:rPr>
+          <w:rFonts w:ascii="Times New Roman" w:hAnsi="Times New Roman"/>
+          <w:i/>
+          <w:color w:val="FF4400"/>
+          <w:sz w:val="24"/>
+        </w:rPr>
+        <w:t>Вірні:</w:t>
+      </w:r>
+      <w:r>
+        <w:rPr>
+          <w:rFonts w:ascii="Times New Roman" w:hAnsi="Times New Roman"/>
+          <w:color w:val="000000"/>
+          <w:sz w:val="24"/>
+        </w:rPr>
+        <w:t xml:space="preserve"> Го́споди, поми́луй.</w:t>
+      </w:r>
+    </w:p>
+    <w:p>
+      <w:pPr>
+        <w:spacing w:after="120"/>
+      </w:pPr>
+      <w:r>
+        <w:rPr>
+          <w:rFonts w:ascii="Times New Roman" w:hAnsi="Times New Roman"/>
+          <w:sz w:val="24"/>
+        </w:rPr>
+        <w:t>Заступи, спаси, помилуй і охорони нас, Боже, Твоєю благодаттю</w:t>
+      </w:r>
+    </w:p>
+    <w:p>
+      <w:pPr>
+        <w:spacing w:after="120"/>
+      </w:pPr>
+      <w:r>
+        <w:rPr>
+          <w:rFonts w:ascii="Times New Roman" w:hAnsi="Times New Roman"/>
+          <w:i/>
+          <w:color w:val="FF4400"/>
+          <w:sz w:val="24"/>
+        </w:rPr>
+        <w:t>Вірні:</w:t>
+      </w:r>
+      <w:r>
+        <w:rPr>
+          <w:rFonts w:ascii="Times New Roman" w:hAnsi="Times New Roman"/>
+          <w:color w:val="000000"/>
+          <w:sz w:val="24"/>
+        </w:rPr>
+        <w:t xml:space="preserve"> Го́споди, поми́луй.</w:t>
+      </w:r>
+    </w:p>
+    <w:p>
+      <w:pPr>
+        <w:spacing w:after="120"/>
+      </w:pPr>
+      <w:r>
+        <w:rPr>
+          <w:rFonts w:ascii="Times New Roman" w:hAnsi="Times New Roman"/>
+          <w:color w:val="000000"/>
+          <w:sz w:val="24"/>
+        </w:rPr>
+        <w:t>Пресвяту, пречисту, преблагословенну, славну Владичицю нашу Богородицю і приснодіву Марію, з усіма святими пом’янувши, самих себе, і один одного, і все життя наше Христу Богові віддаймо.</w:t>
+      </w:r>
+    </w:p>
+    <w:p>
+      <w:pPr>
+        <w:spacing w:after="120"/>
+      </w:pPr>
+      <w:r>
+        <w:rPr>
+          <w:rFonts w:ascii="Times New Roman" w:hAnsi="Times New Roman"/>
+          <w:i/>
+          <w:color w:val="FF4400"/>
+          <w:sz w:val="24"/>
+        </w:rPr>
+        <w:t>Вірні:</w:t>
+      </w:r>
+      <w:r>
+        <w:rPr>
+          <w:rFonts w:ascii="Times New Roman" w:hAnsi="Times New Roman"/>
+          <w:color w:val="000000"/>
+          <w:sz w:val="24"/>
+        </w:rPr>
+        <w:t xml:space="preserve"> Тобі́, Го́споди.</w:t>
+      </w:r>
+    </w:p>
+    <w:p>
+      <w:pPr>
+        <w:spacing w:after="120"/>
+        <w:jc w:val="both"/>
+      </w:pPr>
+      <w:r>
+        <w:rPr>
+          <w:rFonts w:ascii="Times New Roman" w:hAnsi="Times New Roman"/>
+          <w:sz w:val="24"/>
+          <w:u w:val="single"/>
+        </w:rPr>
+        <w:t>[Благодаримо Тебе, Господи, Боже наш, що підняв нас із постелі нашої і вклав в уста наші слово хвали, щоб поклонятися і призивати ім'я Твоє святе. Ми умоляємо Твоє милосердя, яке Ти завжди виявляв у нашому житті. Пошли поміч свою людям, що стоять перед лицем святої слави Твоєї і дожидають від Тебе багатої милости; і дай нам, що зо страхом і любов'ю завжди Тобі служимо, хвалити несказанну Твою доброту.]</w:t>
+      </w:r>
+    </w:p>
+    <w:p>
+      <w:pPr>
+        <w:spacing w:after="120"/>
+      </w:pPr>
+      <w:r>
+        <w:rPr>
+          <w:rFonts w:ascii="Times New Roman" w:hAnsi="Times New Roman"/>
+          <w:i/>
+          <w:color w:val="FF0000"/>
+          <w:sz w:val="24"/>
+        </w:rPr>
+        <w:t>Священник:</w:t>
+      </w:r>
+      <w:r>
+        <w:rPr>
+          <w:rFonts w:ascii="Times New Roman" w:hAnsi="Times New Roman"/>
+          <w:sz w:val="24"/>
+        </w:rPr>
+        <w:t xml:space="preserve"> Бо Тобі належить усяка слава, честь і поклоніння, Отцю, і Сину, і Святому Духові, нині, і повсякчас, і на віки віків.</w:t>
+      </w:r>
+    </w:p>
+    <w:p>
+      <w:pPr>
+        <w:spacing w:after="120"/>
+        <w:jc w:val="both"/>
+      </w:pPr>
+      <w:r>
+        <w:rPr>
+          <w:rFonts w:ascii="Times New Roman" w:hAnsi="Times New Roman"/>
+          <w:i/>
+          <w:color w:val="FF0000"/>
+          <w:sz w:val="24"/>
+        </w:rPr>
+        <w:t>Вірні:</w:t>
+      </w:r>
+      <w:r>
+        <w:rPr>
+          <w:rFonts w:ascii="Times New Roman" w:hAnsi="Times New Roman"/>
+          <w:color w:val="FF0000"/>
+          <w:sz w:val="24"/>
+        </w:rPr>
+        <w:t xml:space="preserve"> </w:t>
+      </w:r>
+      <w:r>
+        <w:rPr>
+          <w:rFonts w:ascii="Times New Roman" w:hAnsi="Times New Roman"/>
+          <w:sz w:val="24"/>
+        </w:rPr>
+        <w:t>Амінь.</w:t>
+      </w:r>
+    </w:p>
+    <w:p>
+      <w:pPr>
+        <w:spacing w:after="120"/>
+        <w:jc w:val="both"/>
+      </w:pPr>
+    </w:p>
+    <w:p>
+      <w:pPr>
+        <w:pStyle w:val="Heading3"/>
+        <w:spacing w:after="120"/>
+        <w:jc w:val="center"/>
+      </w:pPr>
+      <w:r>
+        <w:rPr>
+          <w:rFonts w:ascii="Times New Roman" w:hAnsi="Times New Roman"/>
+          <w:b/>
+          <w:i/>
+          <w:color w:val="FF0000"/>
+        </w:rPr>
+        <w:t>Бог Господь...</w:t>
+      </w:r>
+      <w:r>
+        <w:rPr>
+          <w:rFonts w:ascii="Times New Roman" w:hAnsi="Times New Roman"/>
+          <w:i/>
+          <w:color w:val="FF0000"/>
+        </w:rPr>
+        <w:t xml:space="preserve"> (Пс. 117), глас </w:t>
+      </w:r>
+      <w:r>
+        <w:rPr>
+          <w:rFonts w:ascii="Times New Roman" w:hAnsi="Times New Roman"/>
+          <w:i/>
+          <w:color w:val="FF0000"/>
+        </w:rPr>
+        <w:t>2</w:t>
+      </w:r>
+    </w:p>
+    <w:p>
+      <w:pPr>
+        <w:spacing w:after="120"/>
+        <w:jc w:val="both"/>
+      </w:pPr>
+      <w:r>
+        <w:rPr>
+          <w:rFonts w:ascii="Times New Roman" w:hAnsi="Times New Roman"/>
+          <w:b/>
+          <w:color w:val="000000"/>
+          <w:sz w:val="24"/>
+        </w:rPr>
+        <w:t>Бог – Господь, і явився нам; благословен, хто йде в ім'я Господнє.</w:t>
+      </w:r>
+    </w:p>
+    <w:p>
+      <w:pPr>
+        <w:spacing w:after="120"/>
+        <w:jc w:val="both"/>
+      </w:pPr>
+      <w:r>
+        <w:rPr>
+          <w:rFonts w:ascii="Times New Roman" w:hAnsi="Times New Roman"/>
+          <w:i/>
+          <w:color w:val="FF0000"/>
+          <w:sz w:val="24"/>
+        </w:rPr>
+        <w:t>Стих:</w:t>
+      </w:r>
+      <w:r>
+        <w:rPr>
+          <w:rFonts w:ascii="Times New Roman" w:hAnsi="Times New Roman"/>
+          <w:color w:val="000000"/>
+          <w:sz w:val="24"/>
+        </w:rPr>
+        <w:t xml:space="preserve"> </w:t>
+      </w:r>
+      <w:r>
+        <w:rPr>
+          <w:rFonts w:ascii="Times New Roman" w:hAnsi="Times New Roman"/>
+          <w:color w:val="000000"/>
+          <w:sz w:val="24"/>
+          <w:u w:val="single"/>
+        </w:rPr>
+        <w:t>Прославляйте Господа, бо він добрий, бо милість його вічна.</w:t>
+      </w:r>
+    </w:p>
+    <w:p>
+      <w:pPr>
+        <w:spacing w:after="120"/>
+        <w:jc w:val="both"/>
+      </w:pPr>
+      <w:r>
+        <w:rPr>
+          <w:rFonts w:ascii="Times New Roman" w:hAnsi="Times New Roman"/>
+          <w:i/>
+          <w:color w:val="FF0000"/>
+          <w:sz w:val="24"/>
+        </w:rPr>
+        <w:t>Стих:</w:t>
+      </w:r>
+      <w:r>
+        <w:rPr>
+          <w:rFonts w:ascii="Times New Roman" w:hAnsi="Times New Roman"/>
+          <w:color w:val="FF0000"/>
+          <w:sz w:val="24"/>
+        </w:rPr>
+        <w:t xml:space="preserve"> </w:t>
+      </w:r>
+      <w:r>
+        <w:rPr>
+          <w:rFonts w:ascii="Times New Roman" w:hAnsi="Times New Roman"/>
+          <w:color w:val="000000"/>
+          <w:sz w:val="24"/>
+          <w:u w:val="single"/>
+        </w:rPr>
+        <w:t>Вони навколо обступили мене, але я ім'ям Господнім переможу їх.</w:t>
+      </w:r>
+    </w:p>
+    <w:p>
+      <w:pPr>
+        <w:spacing w:after="120"/>
+        <w:jc w:val="both"/>
+      </w:pPr>
+      <w:r>
+        <w:rPr>
+          <w:rFonts w:ascii="Times New Roman" w:hAnsi="Times New Roman"/>
+          <w:i/>
+          <w:color w:val="FF0000"/>
+          <w:sz w:val="24"/>
+        </w:rPr>
+        <w:t>Стих:</w:t>
+      </w:r>
+      <w:r>
+        <w:rPr>
+          <w:rFonts w:ascii="Times New Roman" w:hAnsi="Times New Roman"/>
+          <w:color w:val="FF0000"/>
+          <w:sz w:val="24"/>
+        </w:rPr>
+        <w:t xml:space="preserve"> </w:t>
+      </w:r>
+      <w:r>
+        <w:rPr>
+          <w:rFonts w:ascii="Times New Roman" w:hAnsi="Times New Roman"/>
+          <w:color w:val="000000"/>
+          <w:sz w:val="24"/>
+          <w:u w:val="single"/>
+        </w:rPr>
+        <w:t>Я не вмру, а житиму і розказуватиму про діла Господні!</w:t>
+      </w:r>
+    </w:p>
+    <w:p>
+      <w:pPr>
+        <w:spacing w:after="120"/>
+        <w:jc w:val="both"/>
+      </w:pPr>
+      <w:r>
+        <w:rPr>
+          <w:rFonts w:ascii="Times New Roman" w:hAnsi="Times New Roman"/>
+          <w:i/>
+          <w:color w:val="FF0000"/>
+          <w:sz w:val="24"/>
+        </w:rPr>
+        <w:t>Стих:</w:t>
+      </w:r>
+      <w:r>
+        <w:rPr>
+          <w:rFonts w:ascii="Times New Roman" w:hAnsi="Times New Roman"/>
+          <w:color w:val="FF0000"/>
+          <w:sz w:val="24"/>
+        </w:rPr>
+        <w:t xml:space="preserve"> </w:t>
+      </w:r>
+      <w:r>
+        <w:rPr>
+          <w:rFonts w:ascii="Times New Roman" w:hAnsi="Times New Roman"/>
+          <w:color w:val="000000"/>
+          <w:sz w:val="24"/>
+          <w:u w:val="single"/>
+        </w:rPr>
+        <w:t>Камінь, яким знехтували будівничі, став головним на розі. Від Господа це сталось, і дивне воно в очах наших.</w:t>
+      </w:r>
+    </w:p>
+    <w:p>
+      <w:pPr>
+        <w:spacing w:after="120"/>
+        <w:jc w:val="both"/>
+      </w:pPr>
+    </w:p>
+    <w:p>
+      <w:pPr>
+        <w:pStyle w:val="Heading3"/>
+        <w:spacing w:after="120"/>
+        <w:jc w:val="center"/>
+      </w:pPr>
+      <w:r>
+        <w:rPr>
+          <w:rFonts w:ascii="Times New Roman" w:hAnsi="Times New Roman"/>
+          <w:b/>
+          <w:i/>
+          <w:color w:val="FF0000"/>
+        </w:rPr>
         <w:t>Тропарі</w:t>
       </w:r>
     </w:p>
@@ -9687,7 +11905,7 @@
           <w:i/>
           <w:color w:val="FF0000"/>
         </w:rPr>
-        <w:t>Прохальна єктенія</w:t>
+        <w:t>Мале славослов'я</w:t>
       </w:r>
     </w:p>
     <w:p>
@@ -9699,9 +11917,16 @@
         <w:rPr>
           <w:rFonts w:ascii="Times New Roman" w:hAnsi="Times New Roman"/>
           <w:sz w:val="24"/>
-        </w:rPr>
-        <w:t>Сповнім ранішню молитву нашу Господеві.</w:t>
-      </w:r>
+          <w:u w:val="single"/>
+        </w:rPr>
+        <w:t>[Хвалимо, співаємо, благословимо і благодаримо Тебе, Боже батьків наших, бо Ти забрав тінь нічну і явив нам знову світло денне. Молимо Твою добрість: Милостивий будь для нас грішних і прийми молитву нашу задля великої Твоєї ласкавости, бо ми прибігаємо до Тебе, милостивого і всемогутнього Бога. Ти, що засвітив у серцях наших правдиве сонце справедливости Твоєї! Просвіти розум наш і почування всі зберігай, щоб, як у день, ходили ми пристойно шляхом заповідей Твоїх і дійшли до життя вічного, і стали гідними насолоджуватися недоступним Твоїм світлом. Бо в Тебе є джерело життя, Ти Бог наш і Тобі славу возсилаємо: Отцю, і Сину, і Святому Духові, нині і повсякчас, і на віки віків. Амінь.]</w:t>
+      </w:r>
+    </w:p>
+    <w:p>
+      <w:pPr>
+        <w:spacing w:after="120"/>
+        <w:jc w:val="both"/>
+      </w:pPr>
     </w:p>
     <w:p>
       <w:pPr>
@@ -9715,26 +11940,14 @@
           <w:color w:val="FF0000"/>
           <w:sz w:val="24"/>
         </w:rPr>
-        <w:t>Вірні:</w:t>
-      </w:r>
-      <w:r>
-        <w:rPr>
-          <w:rFonts w:ascii="Times New Roman" w:hAnsi="Times New Roman"/>
-          <w:sz w:val="24"/>
-        </w:rPr>
-        <w:t xml:space="preserve"> Господи, помилуй.</w:t>
-      </w:r>
-    </w:p>
-    <w:p>
-      <w:pPr>
-        <w:spacing w:after="120"/>
-      </w:pPr>
-      <w:r>
-        <w:rPr>
-          <w:rFonts w:ascii="Times New Roman" w:hAnsi="Times New Roman"/>
-          <w:sz w:val="24"/>
-        </w:rPr>
-        <w:t>Заступи, спаси, помилуй і охорони нас, Боже, Твоєю благодаттю</w:t>
+        <w:t>Священник:</w:t>
+      </w:r>
+      <w:r>
+        <w:rPr>
+          <w:rFonts w:ascii="Times New Roman" w:hAnsi="Times New Roman"/>
+          <w:sz w:val="24"/>
+        </w:rPr>
+        <w:t xml:space="preserve"> Слава тобі, що Світло нам показав!</w:t>
       </w:r>
     </w:p>
     <w:p>
@@ -9756,7 +11969,7 @@
           <w:rFonts w:ascii="Times New Roman" w:hAnsi="Times New Roman"/>
           <w:sz w:val="24"/>
         </w:rPr>
-        <w:t xml:space="preserve"> Господи, помилуй.</w:t>
+        <w:t xml:space="preserve"> Слава во вишніх Богу, і на землі мир,* в людях благовоління.</w:t>
       </w:r>
     </w:p>
     <w:p>
@@ -9769,227 +11982,7 @@
           <w:rFonts w:ascii="Times New Roman" w:hAnsi="Times New Roman"/>
           <w:sz w:val="24"/>
         </w:rPr>
-        <w:t>Дня всього досконалого, святого, мирного і безгрішного у Господа просім.</w:t>
-      </w:r>
-    </w:p>
-    <w:p>
-      <w:pPr>
-        <w:spacing w:after="120"/>
-      </w:pPr>
-      <w:r>
-        <w:rPr>
-          <w:rFonts w:ascii="Times New Roman" w:hAnsi="Times New Roman"/>
-          <w:i/>
-          <w:color w:val="FF4400"/>
-          <w:sz w:val="24"/>
-        </w:rPr>
-        <w:t>Вірні:</w:t>
-      </w:r>
-      <w:r>
-        <w:rPr>
-          <w:rFonts w:ascii="Times New Roman" w:hAnsi="Times New Roman"/>
-          <w:sz w:val="24"/>
-        </w:rPr>
-        <w:t xml:space="preserve"> Пода́й, Го́споди.</w:t>
-      </w:r>
-    </w:p>
-    <w:p>
-      <w:pPr>
-        <w:spacing w:after="120"/>
-      </w:pPr>
-      <w:r>
-        <w:rPr>
-          <w:rFonts w:ascii="Times New Roman" w:hAnsi="Times New Roman"/>
-          <w:sz w:val="24"/>
-        </w:rPr>
-        <w:t>Ангела миру, вірного наставника, охоронця душ і тіл наших у Господа просім.</w:t>
-      </w:r>
-    </w:p>
-    <w:p>
-      <w:pPr>
-        <w:spacing w:after="120"/>
-      </w:pPr>
-      <w:r>
-        <w:rPr>
-          <w:rFonts w:ascii="Times New Roman" w:hAnsi="Times New Roman"/>
-          <w:i/>
-          <w:color w:val="FF4400"/>
-          <w:sz w:val="24"/>
-        </w:rPr>
-        <w:t>Вірні:</w:t>
-      </w:r>
-      <w:r>
-        <w:rPr>
-          <w:rFonts w:ascii="Times New Roman" w:hAnsi="Times New Roman"/>
-          <w:sz w:val="24"/>
-        </w:rPr>
-        <w:t xml:space="preserve"> Пода́й, Го́споди.</w:t>
-      </w:r>
-    </w:p>
-    <w:p>
-      <w:pPr>
-        <w:spacing w:after="120"/>
-      </w:pPr>
-      <w:r>
-        <w:rPr>
-          <w:rFonts w:ascii="Times New Roman" w:hAnsi="Times New Roman"/>
-          <w:sz w:val="24"/>
-        </w:rPr>
-        <w:t>Прощення й відпущення гріхів, і прогрішень наших у Господа просім.</w:t>
-      </w:r>
-    </w:p>
-    <w:p>
-      <w:pPr>
-        <w:spacing w:after="120"/>
-      </w:pPr>
-      <w:r>
-        <w:rPr>
-          <w:rFonts w:ascii="Times New Roman" w:hAnsi="Times New Roman"/>
-          <w:i/>
-          <w:color w:val="FF4400"/>
-          <w:sz w:val="24"/>
-        </w:rPr>
-        <w:t>Вірні:</w:t>
-      </w:r>
-      <w:r>
-        <w:rPr>
-          <w:rFonts w:ascii="Times New Roman" w:hAnsi="Times New Roman"/>
-          <w:sz w:val="24"/>
-        </w:rPr>
-        <w:t xml:space="preserve"> Пода́й, Го́споди.</w:t>
-      </w:r>
-    </w:p>
-    <w:p>
-      <w:pPr>
-        <w:spacing w:after="120"/>
-      </w:pPr>
-      <w:r>
-        <w:rPr>
-          <w:rFonts w:ascii="Times New Roman" w:hAnsi="Times New Roman"/>
-          <w:sz w:val="24"/>
-        </w:rPr>
-        <w:t>Доброго й пожиточного для душ наших і миру для світу у Господа просім.</w:t>
-      </w:r>
-    </w:p>
-    <w:p>
-      <w:pPr>
-        <w:spacing w:after="120"/>
-      </w:pPr>
-      <w:r>
-        <w:rPr>
-          <w:rFonts w:ascii="Times New Roman" w:hAnsi="Times New Roman"/>
-          <w:i/>
-          <w:color w:val="FF4400"/>
-          <w:sz w:val="24"/>
-        </w:rPr>
-        <w:t>Вірні:</w:t>
-      </w:r>
-      <w:r>
-        <w:rPr>
-          <w:rFonts w:ascii="Times New Roman" w:hAnsi="Times New Roman"/>
-          <w:sz w:val="24"/>
-        </w:rPr>
-        <w:t xml:space="preserve"> Пода́й, Го́споди.</w:t>
-      </w:r>
-    </w:p>
-    <w:p>
-      <w:pPr>
-        <w:spacing w:after="120"/>
-      </w:pPr>
-      <w:r>
-        <w:rPr>
-          <w:rFonts w:ascii="Times New Roman" w:hAnsi="Times New Roman"/>
-          <w:sz w:val="24"/>
-        </w:rPr>
-        <w:t>Останок життя нашого в мирі й покаянні завершити у Господа просім.</w:t>
-      </w:r>
-    </w:p>
-    <w:p>
-      <w:pPr>
-        <w:spacing w:after="120"/>
-      </w:pPr>
-      <w:r>
-        <w:rPr>
-          <w:rFonts w:ascii="Times New Roman" w:hAnsi="Times New Roman"/>
-          <w:i/>
-          <w:color w:val="FF4400"/>
-          <w:sz w:val="24"/>
-        </w:rPr>
-        <w:t>Вірні:</w:t>
-      </w:r>
-      <w:r>
-        <w:rPr>
-          <w:rFonts w:ascii="Times New Roman" w:hAnsi="Times New Roman"/>
-          <w:sz w:val="24"/>
-        </w:rPr>
-        <w:t xml:space="preserve"> Пода́й, Го́споди.</w:t>
-      </w:r>
-    </w:p>
-    <w:p>
-      <w:pPr>
-        <w:spacing w:after="120"/>
-      </w:pPr>
-      <w:r>
-        <w:rPr>
-          <w:rFonts w:ascii="Times New Roman" w:hAnsi="Times New Roman"/>
-          <w:sz w:val="24"/>
-        </w:rPr>
-        <w:t>Християнської кончини життя нашого – безболізної, бездоганної, мирної – і оправдання на страшному суді Христовому просім.</w:t>
-      </w:r>
-    </w:p>
-    <w:p>
-      <w:pPr>
-        <w:spacing w:after="120"/>
-      </w:pPr>
-      <w:r>
-        <w:rPr>
-          <w:rFonts w:ascii="Times New Roman" w:hAnsi="Times New Roman"/>
-          <w:i/>
-          <w:color w:val="FF4400"/>
-          <w:sz w:val="24"/>
-        </w:rPr>
-        <w:t>Вірні:</w:t>
-      </w:r>
-      <w:r>
-        <w:rPr>
-          <w:rFonts w:ascii="Times New Roman" w:hAnsi="Times New Roman"/>
-          <w:sz w:val="24"/>
-        </w:rPr>
-        <w:t xml:space="preserve"> Пода́й, Го́споди.</w:t>
-      </w:r>
-    </w:p>
-    <w:p>
-      <w:pPr>
-        <w:spacing w:after="120"/>
-      </w:pPr>
-      <w:r>
-        <w:rPr>
-          <w:rFonts w:ascii="Times New Roman" w:hAnsi="Times New Roman"/>
-          <w:sz w:val="24"/>
-        </w:rPr>
-        <w:t>Пресвяту, пречисту, преблагословенну, славну Владичицю нашу Богородицю і приснодіву Марію, з усіма святими пом’янувши, самих себе, і один одного, і все життя наше Христу Богові віддаймо.</w:t>
-      </w:r>
-    </w:p>
-    <w:p>
-      <w:pPr>
-        <w:spacing w:after="120"/>
-      </w:pPr>
-      <w:r>
-        <w:rPr>
-          <w:rFonts w:ascii="Times New Roman" w:hAnsi="Times New Roman"/>
-          <w:i/>
-          <w:color w:val="FF4400"/>
-          <w:sz w:val="24"/>
-        </w:rPr>
-        <w:t>Вірні:</w:t>
-      </w:r>
-      <w:r>
-        <w:rPr>
-          <w:rFonts w:ascii="Times New Roman" w:hAnsi="Times New Roman"/>
-          <w:color w:val="000000"/>
-          <w:sz w:val="24"/>
-        </w:rPr>
-        <w:t xml:space="preserve"> Тобі́, Го́споди.</w:t>
+        <w:t>Хвалимо тебе, благословимо тебе, кланяємось тобі,* славимо тебе, дякуємо тобі заради великої твоєї слави.</w:t>
       </w:r>
     </w:p>
     <w:p>
@@ -10001,38 +11994,8 @@
         <w:rPr>
           <w:rFonts w:ascii="Times New Roman" w:hAnsi="Times New Roman"/>
           <w:sz w:val="24"/>
-          <w:u w:val="single"/>
-        </w:rPr>
-        <w:t xml:space="preserve">[Владико, Боже святий і неосяжний, що казав із темряви світлові засіяти, що заспокоїв нас у нічному сні й підвів до величання і моління Твоєї доброти! Ти, що даєш себе умолити задля </w:t>
-      </w:r>
-      <w:r>
-        <w:rPr>
-          <w:rFonts w:ascii="Times New Roman" w:hAnsi="Times New Roman"/>
-          <w:sz w:val="24"/>
-          <w:u w:val="single"/>
-        </w:rPr>
-        <w:t>свого милосердя, прийми і нині нас, що поклоняємося Тобі й по силі благодаримо Тебе; і даруй нам те, чого просимо задля спасіння. Вчини нас синами світла і дня та спадкоємцями вічних Твоїх благ. Пом'яни, Господи, за багатством ласк Твоїх усіх людей, що є і моляться з нами, і всю братію нашу на землі й на морі, і на всякому місці володіння Твого, що потребують Твоєї любови й помочі. Усім вияви велику Твою милість, щоб спасенні, як душею так і тілом, завжди перебували й відважно славили чудне й благословенне ім'я Твоє.]</w:t>
-      </w:r>
-    </w:p>
-    <w:p>
-      <w:pPr>
-        <w:spacing w:after="120"/>
-      </w:pPr>
-      <w:r>
-        <w:rPr>
-          <w:rFonts w:ascii="Times New Roman" w:hAnsi="Times New Roman"/>
-          <w:i/>
-          <w:color w:val="FF0000"/>
-          <w:sz w:val="24"/>
-        </w:rPr>
-        <w:t>Священник:</w:t>
-      </w:r>
-      <w:r>
-        <w:rPr>
-          <w:rFonts w:ascii="Times New Roman" w:hAnsi="Times New Roman"/>
-          <w:sz w:val="24"/>
-        </w:rPr>
-        <w:t xml:space="preserve"> Бо Ти – Бог милости, ласк і людинолюбности, і Тобі славу возсилаємо, Отцю, і Сину, і Святому Духові, нині, і повсякчас, і на віки віків.</w:t>
+        </w:rPr>
+        <w:t>Господи, царю небесний, Боже, Отче вседержителю,* Господи, Сину єдинородний, Ісусе Христе, і Святий Душе.</w:t>
       </w:r>
     </w:p>
     <w:p>
@@ -10043,26 +12006,21 @@
       <w:r>
         <w:rPr>
           <w:rFonts w:ascii="Times New Roman" w:hAnsi="Times New Roman"/>
-          <w:i/>
-          <w:color w:val="FF0000"/>
-          <w:sz w:val="24"/>
-        </w:rPr>
-        <w:t>Вірні:</w:t>
-      </w:r>
-      <w:r>
-        <w:rPr>
-          <w:rFonts w:ascii="Times New Roman" w:hAnsi="Times New Roman"/>
-          <w:color w:val="FF0000"/>
-          <w:sz w:val="24"/>
-        </w:rPr>
-        <w:t xml:space="preserve"> </w:t>
-      </w:r>
-      <w:r>
-        <w:rPr>
-          <w:rFonts w:ascii="Times New Roman" w:hAnsi="Times New Roman"/>
-          <w:sz w:val="24"/>
-        </w:rPr>
-        <w:t>Амінь.</w:t>
+          <w:sz w:val="24"/>
+        </w:rPr>
+        <w:t>Господи, Боже, Агнче Божий, Сину Отця,* що береш гріхи світу, помилуй нас.</w:t>
+      </w:r>
+    </w:p>
+    <w:p>
+      <w:pPr>
+        <w:spacing w:after="120"/>
+      </w:pPr>
+      <w:r>
+        <w:rPr>
+          <w:rFonts w:ascii="Times New Roman" w:hAnsi="Times New Roman"/>
+          <w:sz w:val="24"/>
+        </w:rPr>
+        <w:t>Ти, що береш гріхи світу,* прийми нашу молитву.</w:t>
       </w:r>
     </w:p>
     <w:p>
@@ -10073,18 +12031,9 @@
       <w:r>
         <w:rPr>
           <w:rFonts w:ascii="Times New Roman" w:hAnsi="Times New Roman"/>
-          <w:i/>
-          <w:color w:val="FF0000"/>
-          <w:sz w:val="24"/>
-        </w:rPr>
-        <w:t>Священник:</w:t>
-      </w:r>
-      <w:r>
-        <w:rPr>
-          <w:rFonts w:ascii="Times New Roman" w:hAnsi="Times New Roman"/>
-          <w:sz w:val="24"/>
-        </w:rPr>
-        <w:t xml:space="preserve"> Мир всім.</w:t>
+          <w:sz w:val="24"/>
+        </w:rPr>
+        <w:t>Ти, що сидиш по правиці Отця,* помилуй нас.</w:t>
       </w:r>
     </w:p>
     <w:p>
@@ -10095,26 +12044,9 @@
       <w:r>
         <w:rPr>
           <w:rFonts w:ascii="Times New Roman" w:hAnsi="Times New Roman"/>
-          <w:i/>
-          <w:color w:val="FF0000"/>
-          <w:sz w:val="24"/>
-        </w:rPr>
-        <w:t>Вірні:</w:t>
-      </w:r>
-      <w:r>
-        <w:rPr>
-          <w:rFonts w:ascii="Times New Roman" w:hAnsi="Times New Roman"/>
-          <w:color w:val="FF0000"/>
-          <w:sz w:val="24"/>
-        </w:rPr>
-        <w:t xml:space="preserve"> </w:t>
-      </w:r>
-      <w:r>
-        <w:rPr>
-          <w:rFonts w:ascii="Times New Roman" w:hAnsi="Times New Roman"/>
-          <w:sz w:val="24"/>
-        </w:rPr>
-        <w:t>І духові твоєму.</w:t>
+          <w:sz w:val="24"/>
+        </w:rPr>
+        <w:t>Ти бо один лише святий, ти єдиний Господь, Ісус Христос,* на славу Бога Отця. Амінь.</w:t>
       </w:r>
     </w:p>
     <w:p>
@@ -10127,7 +12059,7 @@
           <w:rFonts w:ascii="Times New Roman" w:hAnsi="Times New Roman"/>
           <w:sz w:val="24"/>
         </w:rPr>
-        <w:t>Голови ваші перед Господом схиліть.</w:t>
+        <w:t>Щодня буду тебе благословити* і хвалити ім'я твоє на віки віків.</w:t>
       </w:r>
     </w:p>
     <w:p>
@@ -10138,26 +12070,9 @@
       <w:r>
         <w:rPr>
           <w:rFonts w:ascii="Times New Roman" w:hAnsi="Times New Roman"/>
-          <w:i/>
-          <w:color w:val="FF0000"/>
-          <w:sz w:val="24"/>
-        </w:rPr>
-        <w:t>Вірні:</w:t>
-      </w:r>
-      <w:r>
-        <w:rPr>
-          <w:rFonts w:ascii="Times New Roman" w:hAnsi="Times New Roman"/>
-          <w:color w:val="FF0000"/>
-          <w:sz w:val="24"/>
-        </w:rPr>
-        <w:t xml:space="preserve"> </w:t>
-      </w:r>
-      <w:r>
-        <w:rPr>
-          <w:rFonts w:ascii="Times New Roman" w:hAnsi="Times New Roman"/>
-          <w:sz w:val="24"/>
-        </w:rPr>
-        <w:t>Тобі, Господи.</w:t>
+          <w:sz w:val="24"/>
+        </w:rPr>
+        <w:t>Господи, ти був нам пристановищем* по всі роди.</w:t>
       </w:r>
     </w:p>
     <w:p>
@@ -10168,39 +12083,9 @@
       <w:r>
         <w:rPr>
           <w:rFonts w:ascii="Times New Roman" w:hAnsi="Times New Roman"/>
-          <w:i/>
-          <w:color w:val="FF0000"/>
-          <w:sz w:val="24"/>
-        </w:rPr>
-        <w:t>Священник читає молитву:</w:t>
-      </w:r>
-      <w:r>
-        <w:rPr>
-          <w:rFonts w:ascii="Times New Roman" w:hAnsi="Times New Roman"/>
-          <w:sz w:val="24"/>
-        </w:rPr>
-        <w:t xml:space="preserve"> Господи святий, ти на висоті живеш і всевидючим оком твоїм споглядаєш на всяке створіння! Перед тобою схилили ми голови, душі й тіла, і молимося до тебе, Святий святих: Простягни руку твою невидиму від святого житла твого і благослови всіх нас; а якщо ми де в чому згрішили добровільно чи недобровільно, як благий і людинолюбний Бог, прости і даруй нам земні й небесні добра твої:</w:t>
-      </w:r>
-    </w:p>
-    <w:p>
-      <w:pPr>
-        <w:spacing w:after="120"/>
-      </w:pPr>
-      <w:r>
-        <w:rPr>
-          <w:rFonts w:ascii="Times New Roman" w:hAnsi="Times New Roman"/>
-          <w:i/>
-          <w:color w:val="FF0000"/>
-          <w:sz w:val="24"/>
-        </w:rPr>
-        <w:t>Священник:</w:t>
-      </w:r>
-      <w:r>
-        <w:rPr>
-          <w:rFonts w:ascii="Times New Roman" w:hAnsi="Times New Roman"/>
-          <w:sz w:val="24"/>
-        </w:rPr>
-        <w:t xml:space="preserve"> Бо до Тебе належить милувати і спасати нас, Боже наш, і Тобі славу возсилаємо, Отцю, і Сину, і Святому Духові, нині, і повсякчас, і на віки віків.</w:t>
+          <w:sz w:val="24"/>
+        </w:rPr>
+        <w:t>Молюсь: Господи, змилуйся надо мною,* вилікуй мою душу, бо гріх мій − перед тобою.</w:t>
       </w:r>
     </w:p>
     <w:p>
@@ -10211,26 +12096,9 @@
       <w:r>
         <w:rPr>
           <w:rFonts w:ascii="Times New Roman" w:hAnsi="Times New Roman"/>
-          <w:i/>
-          <w:color w:val="FF0000"/>
-          <w:sz w:val="24"/>
-        </w:rPr>
-        <w:t>Вірні:</w:t>
-      </w:r>
-      <w:r>
-        <w:rPr>
-          <w:rFonts w:ascii="Times New Roman" w:hAnsi="Times New Roman"/>
-          <w:color w:val="FF0000"/>
-          <w:sz w:val="24"/>
-        </w:rPr>
-        <w:t xml:space="preserve"> </w:t>
-      </w:r>
-      <w:r>
-        <w:rPr>
-          <w:rFonts w:ascii="Times New Roman" w:hAnsi="Times New Roman"/>
-          <w:sz w:val="24"/>
-        </w:rPr>
-        <w:t>Амінь.</w:t>
+          <w:sz w:val="24"/>
+        </w:rPr>
+        <w:t>Господи, до тебе я прибігаю,* навчи мене творити твою волю, бо ти Бог мій.</w:t>
       </w:r>
     </w:p>
     <w:p>
@@ -10238,10 +12106,165 @@
         <w:spacing w:after="120"/>
         <w:jc w:val="both"/>
       </w:pPr>
-    </w:p>
-    <w:p>
-      <w:pPr>
-        <w:pStyle w:val="Heading2"/>
+      <w:r>
+        <w:rPr>
+          <w:rFonts w:ascii="Times New Roman" w:hAnsi="Times New Roman"/>
+          <w:sz w:val="24"/>
+        </w:rPr>
+        <w:t>Бо в тебе є джерело життя,* у твоїм світлі побачимо світло.</w:t>
+      </w:r>
+    </w:p>
+    <w:p>
+      <w:pPr>
+        <w:spacing w:after="120"/>
+        <w:jc w:val="both"/>
+      </w:pPr>
+      <w:r>
+        <w:rPr>
+          <w:rFonts w:ascii="Times New Roman" w:hAnsi="Times New Roman"/>
+          <w:sz w:val="24"/>
+        </w:rPr>
+        <w:t>Добавляй ласку тим,* що визнають тебе.</w:t>
+      </w:r>
+    </w:p>
+    <w:p>
+      <w:pPr>
+        <w:spacing w:after="120"/>
+        <w:jc w:val="both"/>
+      </w:pPr>
+      <w:r>
+        <w:rPr>
+          <w:rFonts w:ascii="Times New Roman" w:hAnsi="Times New Roman"/>
+          <w:sz w:val="24"/>
+        </w:rPr>
+        <w:t>Сподоби, Господи, сьогодні* без гріха зберегтися нам.</w:t>
+      </w:r>
+    </w:p>
+    <w:p>
+      <w:pPr>
+        <w:spacing w:after="120"/>
+        <w:jc w:val="both"/>
+      </w:pPr>
+      <w:r>
+        <w:rPr>
+          <w:rFonts w:ascii="Times New Roman" w:hAnsi="Times New Roman"/>
+          <w:sz w:val="24"/>
+        </w:rPr>
+        <w:t>Благословенний ти, Господи, Боже Отців наших,* і хвальне, і прославлене ім'я твоє навіки. Амінь.</w:t>
+      </w:r>
+    </w:p>
+    <w:p>
+      <w:pPr>
+        <w:spacing w:after="120"/>
+        <w:jc w:val="both"/>
+      </w:pPr>
+      <w:r>
+        <w:rPr>
+          <w:rFonts w:ascii="Times New Roman" w:hAnsi="Times New Roman"/>
+          <w:sz w:val="24"/>
+        </w:rPr>
+        <w:t>Нехай буде, Господи, милість твоя на нас,* бо ми надіємось на тебе.</w:t>
+      </w:r>
+    </w:p>
+    <w:p>
+      <w:pPr>
+        <w:spacing w:after="120"/>
+        <w:jc w:val="both"/>
+      </w:pPr>
+      <w:r>
+        <w:rPr>
+          <w:rFonts w:ascii="Times New Roman" w:hAnsi="Times New Roman"/>
+          <w:sz w:val="24"/>
+        </w:rPr>
+        <w:t>Благословенний ти, Господи,* навчи мене установ твоїх.</w:t>
+      </w:r>
+    </w:p>
+    <w:p>
+      <w:pPr>
+        <w:spacing w:after="120"/>
+        <w:jc w:val="both"/>
+      </w:pPr>
+      <w:r>
+        <w:rPr>
+          <w:rFonts w:ascii="Times New Roman" w:hAnsi="Times New Roman"/>
+          <w:sz w:val="24"/>
+        </w:rPr>
+        <w:t>Благословенний ти, Владико,* врозуми мене установами твоїми.</w:t>
+      </w:r>
+    </w:p>
+    <w:p>
+      <w:pPr>
+        <w:spacing w:after="120"/>
+        <w:jc w:val="both"/>
+      </w:pPr>
+      <w:r>
+        <w:rPr>
+          <w:rFonts w:ascii="Times New Roman" w:hAnsi="Times New Roman"/>
+          <w:sz w:val="24"/>
+        </w:rPr>
+        <w:t>Благословенний ти, Святий,* просвіти мене установами твоїми.</w:t>
+      </w:r>
+    </w:p>
+    <w:p>
+      <w:pPr>
+        <w:spacing w:after="120"/>
+        <w:jc w:val="both"/>
+      </w:pPr>
+      <w:r>
+        <w:rPr>
+          <w:rFonts w:ascii="Times New Roman" w:hAnsi="Times New Roman"/>
+          <w:sz w:val="24"/>
+        </w:rPr>
+        <w:t>Господи, милість твоя повіки,* не покидай діло рук твоїх.</w:t>
+      </w:r>
+    </w:p>
+    <w:p>
+      <w:pPr>
+        <w:spacing w:after="120"/>
+        <w:jc w:val="both"/>
+      </w:pPr>
+      <w:r>
+        <w:rPr>
+          <w:rFonts w:ascii="Times New Roman" w:hAnsi="Times New Roman"/>
+          <w:sz w:val="24"/>
+        </w:rPr>
+        <w:t>Тобі належить хвала,* тобі належить пісня.</w:t>
+      </w:r>
+    </w:p>
+    <w:p>
+      <w:pPr>
+        <w:spacing w:after="120"/>
+        <w:jc w:val="both"/>
+      </w:pPr>
+      <w:r>
+        <w:rPr>
+          <w:rFonts w:ascii="Times New Roman" w:hAnsi="Times New Roman"/>
+          <w:sz w:val="24"/>
+        </w:rPr>
+        <w:t>Тобі належить слава:* Отцю, і Сину, і Святому Духові:</w:t>
+      </w:r>
+    </w:p>
+    <w:p>
+      <w:pPr>
+        <w:spacing w:after="120"/>
+        <w:jc w:val="both"/>
+      </w:pPr>
+      <w:r>
+        <w:rPr>
+          <w:rFonts w:ascii="Times New Roman" w:hAnsi="Times New Roman"/>
+          <w:sz w:val="24"/>
+        </w:rPr>
+        <w:t>І нині і повсякчас,* і на віки віків. Амінь.</w:t>
+      </w:r>
+    </w:p>
+    <w:p>
+      <w:pPr>
+        <w:spacing w:after="120"/>
+      </w:pPr>
+    </w:p>
+    <w:p>
+      <w:pPr>
+        <w:pStyle w:val="Heading3"/>
         <w:spacing w:after="120"/>
         <w:jc w:val="center"/>
       </w:pPr>
@@ -10251,9 +12274,21 @@
           <w:b/>
           <w:i/>
           <w:color w:val="FF0000"/>
-          <w:sz w:val="24"/>
-        </w:rPr>
-        <w:t>Стихири на стиховні</w:t>
+        </w:rPr>
+        <w:t>Прохальна єктенія</w:t>
+      </w:r>
+    </w:p>
+    <w:p>
+      <w:pPr>
+        <w:spacing w:after="120"/>
+        <w:jc w:val="both"/>
+      </w:pPr>
+      <w:r>
+        <w:rPr>
+          <w:rFonts w:ascii="Times New Roman" w:hAnsi="Times New Roman"/>
+          <w:sz w:val="24"/>
+        </w:rPr>
+        <w:t>Сповнім ранішню молитву нашу Господеві.</w:t>
       </w:r>
     </w:p>
     <w:p>
@@ -10268,14 +12303,26 @@
           <w:color w:val="FF0000"/>
           <w:sz w:val="24"/>
         </w:rPr>
-        <w:t xml:space="preserve">(г. 6): </w:t>
-      </w:r>
-      <w:r>
-        <w:rPr>
-          <w:rFonts w:ascii="Times New Roman" w:hAnsi="Times New Roman"/>
-          <w:sz w:val="24"/>
-        </w:rPr>
-        <w:t>Знайшовши нас незахищених добрими вчинками,* ворог зранив нас гріховною стрілою,* але ти, як лікар душ і тіл,* зціли рани душ наших, Боже, і помилуй нас.</w:t>
+        <w:t>Вірні:</w:t>
+      </w:r>
+      <w:r>
+        <w:rPr>
+          <w:rFonts w:ascii="Times New Roman" w:hAnsi="Times New Roman"/>
+          <w:sz w:val="24"/>
+        </w:rPr>
+        <w:t xml:space="preserve"> Господи, помилуй.</w:t>
+      </w:r>
+    </w:p>
+    <w:p>
+      <w:pPr>
+        <w:spacing w:after="120"/>
+      </w:pPr>
+      <w:r>
+        <w:rPr>
+          <w:rFonts w:ascii="Times New Roman" w:hAnsi="Times New Roman"/>
+          <w:sz w:val="24"/>
+        </w:rPr>
+        <w:t>Заступи, спаси, помилуй і охорони нас, Боже, Твоєю благодаттю</w:t>
       </w:r>
     </w:p>
     <w:p>
@@ -10290,42 +12337,266 @@
           <w:color w:val="FF0000"/>
           <w:sz w:val="24"/>
         </w:rPr>
-        <w:t>Стих:</w:t>
-      </w:r>
+        <w:t>Вірні:</w:t>
+      </w:r>
+      <w:r>
+        <w:rPr>
+          <w:rFonts w:ascii="Times New Roman" w:hAnsi="Times New Roman"/>
+          <w:sz w:val="24"/>
+        </w:rPr>
+        <w:t xml:space="preserve"> Господи, помилуй.</w:t>
+      </w:r>
+    </w:p>
+    <w:p>
+      <w:pPr>
+        <w:spacing w:after="120"/>
+        <w:jc w:val="both"/>
+      </w:pPr>
+      <w:r>
+        <w:rPr>
+          <w:rFonts w:ascii="Times New Roman" w:hAnsi="Times New Roman"/>
+          <w:sz w:val="24"/>
+        </w:rPr>
+        <w:t>Дня всього досконалого, святого, мирного і безгрішного у Господа просім.</w:t>
+      </w:r>
+    </w:p>
+    <w:p>
+      <w:pPr>
+        <w:spacing w:after="120"/>
+      </w:pPr>
       <w:r>
         <w:rPr>
           <w:rFonts w:ascii="Times New Roman" w:hAnsi="Times New Roman"/>
           <w:i/>
-          <w:sz w:val="24"/>
-        </w:rPr>
-        <w:t xml:space="preserve"> </w:t>
-      </w:r>
+          <w:color w:val="FF4400"/>
+          <w:sz w:val="24"/>
+        </w:rPr>
+        <w:t>Вірні:</w:t>
+      </w:r>
+      <w:r>
+        <w:rPr>
+          <w:rFonts w:ascii="Times New Roman" w:hAnsi="Times New Roman"/>
+          <w:sz w:val="24"/>
+        </w:rPr>
+        <w:t xml:space="preserve"> Пода́й, Го́споди.</w:t>
+      </w:r>
+    </w:p>
+    <w:p>
+      <w:pPr>
+        <w:spacing w:after="120"/>
+      </w:pPr>
+      <w:r>
+        <w:rPr>
+          <w:rFonts w:ascii="Times New Roman" w:hAnsi="Times New Roman"/>
+          <w:sz w:val="24"/>
+        </w:rPr>
+        <w:t>Ангела миру, вірного наставника, охоронця душ і тіл наших у Господа просім.</w:t>
+      </w:r>
+    </w:p>
+    <w:p>
+      <w:pPr>
+        <w:spacing w:after="120"/>
+      </w:pPr>
+      <w:r>
+        <w:rPr>
+          <w:rFonts w:ascii="Times New Roman" w:hAnsi="Times New Roman"/>
+          <w:i/>
+          <w:color w:val="FF4400"/>
+          <w:sz w:val="24"/>
+        </w:rPr>
+        <w:t>Вірні:</w:t>
+      </w:r>
+      <w:r>
+        <w:rPr>
+          <w:rFonts w:ascii="Times New Roman" w:hAnsi="Times New Roman"/>
+          <w:sz w:val="24"/>
+        </w:rPr>
+        <w:t xml:space="preserve"> Пода́й, Го́споди.</w:t>
+      </w:r>
+    </w:p>
+    <w:p>
+      <w:pPr>
+        <w:spacing w:after="120"/>
+      </w:pPr>
+      <w:r>
+        <w:rPr>
+          <w:rFonts w:ascii="Times New Roman" w:hAnsi="Times New Roman"/>
+          <w:sz w:val="24"/>
+        </w:rPr>
+        <w:t>Прощення й відпущення гріхів, і прогрішень наших у Господа просім.</w:t>
+      </w:r>
+    </w:p>
+    <w:p>
+      <w:pPr>
+        <w:spacing w:after="120"/>
+      </w:pPr>
+      <w:r>
+        <w:rPr>
+          <w:rFonts w:ascii="Times New Roman" w:hAnsi="Times New Roman"/>
+          <w:i/>
+          <w:color w:val="FF4400"/>
+          <w:sz w:val="24"/>
+        </w:rPr>
+        <w:t>Вірні:</w:t>
+      </w:r>
+      <w:r>
+        <w:rPr>
+          <w:rFonts w:ascii="Times New Roman" w:hAnsi="Times New Roman"/>
+          <w:sz w:val="24"/>
+        </w:rPr>
+        <w:t xml:space="preserve"> Пода́й, Го́споди.</w:t>
+      </w:r>
+    </w:p>
+    <w:p>
+      <w:pPr>
+        <w:spacing w:after="120"/>
+      </w:pPr>
+      <w:r>
+        <w:rPr>
+          <w:rFonts w:ascii="Times New Roman" w:hAnsi="Times New Roman"/>
+          <w:sz w:val="24"/>
+        </w:rPr>
+        <w:t>Доброго й пожиточного для душ наших і миру для світу у Господа просім.</w:t>
+      </w:r>
+    </w:p>
+    <w:p>
+      <w:pPr>
+        <w:spacing w:after="120"/>
+      </w:pPr>
+      <w:r>
+        <w:rPr>
+          <w:rFonts w:ascii="Times New Roman" w:hAnsi="Times New Roman"/>
+          <w:i/>
+          <w:color w:val="FF4400"/>
+          <w:sz w:val="24"/>
+        </w:rPr>
+        <w:t>Вірні:</w:t>
+      </w:r>
+      <w:r>
+        <w:rPr>
+          <w:rFonts w:ascii="Times New Roman" w:hAnsi="Times New Roman"/>
+          <w:sz w:val="24"/>
+        </w:rPr>
+        <w:t xml:space="preserve"> Пода́й, Го́споди.</w:t>
+      </w:r>
+    </w:p>
+    <w:p>
+      <w:pPr>
+        <w:spacing w:after="120"/>
+      </w:pPr>
+      <w:r>
+        <w:rPr>
+          <w:rFonts w:ascii="Times New Roman" w:hAnsi="Times New Roman"/>
+          <w:sz w:val="24"/>
+        </w:rPr>
+        <w:t>Останок життя нашого в мирі й покаянні завершити у Господа просім.</w:t>
+      </w:r>
+    </w:p>
+    <w:p>
+      <w:pPr>
+        <w:spacing w:after="120"/>
+      </w:pPr>
+      <w:r>
+        <w:rPr>
+          <w:rFonts w:ascii="Times New Roman" w:hAnsi="Times New Roman"/>
+          <w:i/>
+          <w:color w:val="FF4400"/>
+          <w:sz w:val="24"/>
+        </w:rPr>
+        <w:t>Вірні:</w:t>
+      </w:r>
+      <w:r>
+        <w:rPr>
+          <w:rFonts w:ascii="Times New Roman" w:hAnsi="Times New Roman"/>
+          <w:sz w:val="24"/>
+        </w:rPr>
+        <w:t xml:space="preserve"> Пода́й, Го́споди.</w:t>
+      </w:r>
+    </w:p>
+    <w:p>
+      <w:pPr>
+        <w:spacing w:after="120"/>
+      </w:pPr>
+      <w:r>
+        <w:rPr>
+          <w:rFonts w:ascii="Times New Roman" w:hAnsi="Times New Roman"/>
+          <w:sz w:val="24"/>
+        </w:rPr>
+        <w:t>Християнської кончини життя нашого – безболізної, бездоганної, мирної – і оправдання на страшному суді Христовому просім.</w:t>
+      </w:r>
+    </w:p>
+    <w:p>
+      <w:pPr>
+        <w:spacing w:after="120"/>
+      </w:pPr>
+      <w:r>
+        <w:rPr>
+          <w:rFonts w:ascii="Times New Roman" w:hAnsi="Times New Roman"/>
+          <w:i/>
+          <w:color w:val="FF4400"/>
+          <w:sz w:val="24"/>
+        </w:rPr>
+        <w:t>Вірні:</w:t>
+      </w:r>
+      <w:r>
+        <w:rPr>
+          <w:rFonts w:ascii="Times New Roman" w:hAnsi="Times New Roman"/>
+          <w:sz w:val="24"/>
+        </w:rPr>
+        <w:t xml:space="preserve"> Пода́й, Го́споди.</w:t>
+      </w:r>
+    </w:p>
+    <w:p>
+      <w:pPr>
+        <w:spacing w:after="120"/>
+      </w:pPr>
+      <w:r>
+        <w:rPr>
+          <w:rFonts w:ascii="Times New Roman" w:hAnsi="Times New Roman"/>
+          <w:sz w:val="24"/>
+        </w:rPr>
+        <w:t>Пресвяту, пречисту, преблагословенну, славну Владичицю нашу Богородицю і приснодіву Марію, з усіма святими пом’янувши, самих себе, і один одного, і все життя наше Христу Богові віддаймо.</w:t>
+      </w:r>
+    </w:p>
+    <w:p>
+      <w:pPr>
+        <w:spacing w:after="120"/>
+      </w:pPr>
+      <w:r>
+        <w:rPr>
+          <w:rFonts w:ascii="Times New Roman" w:hAnsi="Times New Roman"/>
+          <w:i/>
+          <w:color w:val="FF4400"/>
+          <w:sz w:val="24"/>
+        </w:rPr>
+        <w:t>Вірні:</w:t>
+      </w:r>
+      <w:r>
+        <w:rPr>
+          <w:rFonts w:ascii="Times New Roman" w:hAnsi="Times New Roman"/>
+          <w:color w:val="000000"/>
+          <w:sz w:val="24"/>
+        </w:rPr>
+        <w:t xml:space="preserve"> Тобі́, Го́споди.</w:t>
+      </w:r>
+    </w:p>
+    <w:p>
+      <w:pPr>
+        <w:spacing w:after="120"/>
+        <w:jc w:val="both"/>
+      </w:pPr>
       <w:r>
         <w:rPr>
           <w:rFonts w:ascii="Times New Roman" w:hAnsi="Times New Roman"/>
           <w:sz w:val="24"/>
           <w:u w:val="single"/>
         </w:rPr>
-        <w:t>Насити нас уранці милістю твоєю, Господи, щоб ми раділи й веселились по всі дні наші. Звесели нас мірою днів, за яких ти засмутив нас, мірою літ, що в них ми зазнали горя.* Нехай виявиться твоїм слугам твоє діло, і слава твоя – їхнім дітям.</w:t>
-      </w:r>
-    </w:p>
-    <w:p>
-      <w:pPr>
-        <w:spacing w:after="120"/>
-        <w:jc w:val="both"/>
-      </w:pPr>
-      <w:r>
-        <w:rPr>
-          <w:rFonts w:ascii="Times New Roman" w:hAnsi="Times New Roman"/>
-          <w:sz w:val="24"/>
-        </w:rPr>
-        <w:t>Струпи мого серця, що виникли з безлічі моїх прогріхів,* повигоюй, Спасе, як лікар душ і тіл,* даючи тим, що просять, прощення гріхів,* мені ж – невпинні сльози покаяння.* Дай мені розрішення провин, Господи, і помилуй мене.</w:t>
-      </w:r>
-    </w:p>
-    <w:p>
-      <w:pPr>
-        <w:spacing w:after="120"/>
-        <w:jc w:val="both"/>
+        <w:t>[Владико, Боже святий і неосяжний, що казав із темряви світлові засіяти, що заспокоїв нас у нічному сні й підвів до величання і моління Твоєї доброти! Ти, що даєш себе умолити задля свого милосердя, прийми і нині нас, що поклоняємося Тобі й по силі благодаримо Тебе; і даруй нам те, чого просимо задля спасіння. Вчини нас синами світла і дня та спадкоємцями вічних Твоїх благ. Пом'яни, Господи, за багатством ласк Твоїх усіх людей, що є і моляться з нами, і всю братію нашу на землі й на морі, і на всякому місці володіння Твого, що потребують Твоєї любови й помочі. Усім вияви велику Твою милість, щоб спасенні, як душею так і тілом, завжди перебували й відважно славили чудне й благословенне ім'я Твоє.]</w:t>
+      </w:r>
+    </w:p>
+    <w:p>
+      <w:pPr>
+        <w:spacing w:after="120"/>
       </w:pPr>
       <w:r>
         <w:rPr>
@@ -10334,64 +12605,15 @@
           <w:color w:val="FF0000"/>
           <w:sz w:val="24"/>
         </w:rPr>
-        <w:t>Стих:</w:t>
-      </w:r>
-      <w:r>
-        <w:rPr>
-          <w:rFonts w:ascii="Times New Roman" w:hAnsi="Times New Roman"/>
-          <w:i/>
-          <w:sz w:val="24"/>
-        </w:rPr>
-        <w:t xml:space="preserve"> </w:t>
-      </w:r>
-      <w:r>
-        <w:rPr>
-          <w:rFonts w:ascii="Times New Roman" w:hAnsi="Times New Roman"/>
-          <w:sz w:val="24"/>
-          <w:u w:val="single"/>
-        </w:rPr>
-        <w:t>І ласка Господа, Бога нашого, нехай буде над нами,* і стверди діло рук наших; стверди його – діло рук наших.</w:t>
-      </w:r>
-    </w:p>
-    <w:p>
-      <w:pPr>
-        <w:spacing w:after="120"/>
-        <w:jc w:val="both"/>
-      </w:pPr>
-      <w:r>
-        <w:rPr>
-          <w:rFonts w:ascii="Times New Roman" w:hAnsi="Times New Roman"/>
-          <w:sz w:val="24"/>
-        </w:rPr>
-        <w:t>Господи, усе створіння святкує пам'ять святих твоїх,* небо радіє з ангелами й земля веселиться з людьми.* Їхніми молитвами помилуй нас.</w:t>
-      </w:r>
-    </w:p>
-    <w:p>
-      <w:pPr>
-        <w:spacing w:after="120"/>
-        <w:jc w:val="both"/>
-      </w:pPr>
-      <w:r>
-        <w:rPr>
-          <w:rFonts w:ascii="Times New Roman" w:hAnsi="Times New Roman"/>
-          <w:b/>
-          <w:sz w:val="24"/>
-        </w:rPr>
-        <w:t>Слава і нині</w:t>
-      </w:r>
-      <w:r>
-        <w:rPr>
-          <w:rFonts w:ascii="Times New Roman" w:hAnsi="Times New Roman"/>
-          <w:sz w:val="24"/>
-        </w:rPr>
-        <w:t>: Ти, Богородице, прийняла слово архангела* і стала херувимським престолом,* та на руках носила надію душ наших.</w:t>
-      </w:r>
-    </w:p>
-    <w:p>
-      <w:pPr>
-        <w:spacing w:after="120"/>
-        <w:jc w:val="both"/>
-      </w:pPr>
+        <w:t>Священник:</w:t>
+      </w:r>
+      <w:r>
+        <w:rPr>
+          <w:rFonts w:ascii="Times New Roman" w:hAnsi="Times New Roman"/>
+          <w:sz w:val="24"/>
+        </w:rPr>
+        <w:t xml:space="preserve"> Бо Ти – Бог милости, ласк і людинолюбности, і Тобі славу возсилаємо, Отцю, і Сину, і Святому Духові, нині, і повсякчас, і на віки віків.</w:t>
+      </w:r>
     </w:p>
     <w:p>
       <w:pPr>
@@ -10405,7 +12627,22 @@
           <w:color w:val="FF0000"/>
           <w:sz w:val="24"/>
         </w:rPr>
-        <w:t>Після стиховні читаємо:</w:t>
+        <w:t>Вірні:</w:t>
+      </w:r>
+      <w:r>
+        <w:rPr>
+          <w:rFonts w:ascii="Times New Roman" w:hAnsi="Times New Roman"/>
+          <w:color w:val="FF0000"/>
+          <w:sz w:val="24"/>
+        </w:rPr>
+        <w:t xml:space="preserve"> </w:t>
+      </w:r>
+      <w:r>
+        <w:rPr>
+          <w:rFonts w:ascii="Times New Roman" w:hAnsi="Times New Roman"/>
+          <w:sz w:val="24"/>
+        </w:rPr>
+        <w:t>Амінь.</w:t>
       </w:r>
     </w:p>
     <w:p>
@@ -10413,38 +12650,6 @@
         <w:spacing w:after="120"/>
         <w:jc w:val="both"/>
       </w:pPr>
-      <w:r>
-        <w:rPr>
-          <w:rFonts w:ascii="Times New Roman" w:hAnsi="Times New Roman"/>
-          <w:sz w:val="24"/>
-        </w:rPr>
-        <w:t>Добре воно – прославляти Господа, і співати імені твоєму, Всевишній.</w:t>
-      </w:r>
-    </w:p>
-    <w:p>
-      <w:pPr>
-        <w:spacing w:after="120"/>
-        <w:jc w:val="both"/>
-      </w:pPr>
-      <w:r>
-        <w:rPr>
-          <w:rFonts w:ascii="Times New Roman" w:hAnsi="Times New Roman"/>
-          <w:sz w:val="24"/>
-        </w:rPr>
-        <w:t>Звіщати вранці милість твою, і ночами – твою вірність.</w:t>
-      </w:r>
-    </w:p>
-    <w:p>
-      <w:pPr>
-        <w:spacing w:after="120"/>
-      </w:pPr>
-      <w:r>
-        <w:rPr>
-          <w:rFonts w:ascii="Times New Roman" w:hAnsi="Times New Roman"/>
-          <w:sz w:val="24"/>
-        </w:rPr>
-        <w:t xml:space="preserve">Святи́й Бо́же, святи́й Крі́пкий, святи́й Безсме́ртний, поми́луй нас. </w:t>
-      </w:r>
       <w:r>
         <w:rPr>
           <w:rFonts w:ascii="Times New Roman" w:hAnsi="Times New Roman"/>
@@ -10452,44 +12657,21 @@
           <w:color w:val="FF0000"/>
           <w:sz w:val="24"/>
         </w:rPr>
-        <w:t>(3 р.)</w:t>
-      </w:r>
-    </w:p>
-    <w:p>
-      <w:pPr>
-        <w:spacing w:after="120"/>
-      </w:pPr>
-      <w:r>
-        <w:rPr>
-          <w:rFonts w:ascii="Times New Roman" w:hAnsi="Times New Roman"/>
-          <w:sz w:val="24"/>
-        </w:rPr>
-        <w:t>Сла́ва Отцю́, і Си́ну, і Свято́му Ду́хові,* і ни́ні, і повсякча́с, і на ві́ки вікі́в. Амі́нь.</w:t>
-      </w:r>
-    </w:p>
-    <w:p>
-      <w:pPr>
-        <w:spacing w:after="120"/>
-      </w:pPr>
-      <w:r>
-        <w:rPr>
-          <w:rFonts w:ascii="Times New Roman" w:hAnsi="Times New Roman"/>
-          <w:sz w:val="24"/>
-        </w:rPr>
-        <w:t>Пресвята́ Тро́йце, поми́луй нас; Го́споди, очи́сти гріхи́ на́ші; Влади́ко, прости́ беззако́ння на́ші; Святи́й, завіта́й і зціли́ не́мочі на́ші, І́мени Твого́ ра́ди.</w:t>
-      </w:r>
-    </w:p>
-    <w:p>
-      <w:pPr>
-        <w:spacing w:after="120"/>
-      </w:pPr>
-      <w:r>
-        <w:rPr>
-          <w:rFonts w:ascii="Times New Roman" w:hAnsi="Times New Roman"/>
-          <w:sz w:val="24"/>
-        </w:rPr>
-        <w:t xml:space="preserve">Го́споди, поми́луй. </w:t>
-      </w:r>
+        <w:t>Священник:</w:t>
+      </w:r>
+      <w:r>
+        <w:rPr>
+          <w:rFonts w:ascii="Times New Roman" w:hAnsi="Times New Roman"/>
+          <w:sz w:val="24"/>
+        </w:rPr>
+        <w:t xml:space="preserve"> Мир всім.</w:t>
+      </w:r>
+    </w:p>
+    <w:p>
+      <w:pPr>
+        <w:spacing w:after="120"/>
+        <w:jc w:val="both"/>
+      </w:pPr>
       <w:r>
         <w:rPr>
           <w:rFonts w:ascii="Times New Roman" w:hAnsi="Times New Roman"/>
@@ -10497,36 +12679,41 @@
           <w:color w:val="FF0000"/>
           <w:sz w:val="24"/>
         </w:rPr>
-        <w:t>(3 р.)</w:t>
-      </w:r>
-    </w:p>
-    <w:p>
-      <w:pPr>
-        <w:spacing w:after="120"/>
-      </w:pPr>
-      <w:r>
-        <w:rPr>
-          <w:rFonts w:ascii="Times New Roman" w:hAnsi="Times New Roman"/>
-          <w:sz w:val="24"/>
-        </w:rPr>
-        <w:t>Сла́ва Отцю́, і Си́ну, і Свято́му Ду́хові,* і ни́ні, і повсякча́с, і на ві́ки вікі́в. Амі́нь.</w:t>
-      </w:r>
-    </w:p>
-    <w:p>
-      <w:pPr>
-        <w:spacing w:after="120"/>
-      </w:pPr>
-      <w:r>
-        <w:rPr>
-          <w:rFonts w:ascii="Times New Roman" w:hAnsi="Times New Roman"/>
-          <w:sz w:val="24"/>
-        </w:rPr>
-        <w:t>О́тче наш, що єси́ на небеса́х,* неха́й святи́ться ім’я́ Твоє́,* неха́й при́йде ца́рство Твоє́,* неха́й бу́де во́ля Твоя́, як на не́бі, так і на землі́.* Хліб наш насу́щний дай нам сього́дні;* і прости́ нам прови́ни на́ші,* як і ми проща́ємо винува́тцям на́шим;* і не введи́ нас у споку́су,* але́ ви́зволи нас від лука́вого.</w:t>
-      </w:r>
-    </w:p>
-    <w:p>
-      <w:pPr>
-        <w:spacing w:after="120"/>
+        <w:t>Вірні:</w:t>
+      </w:r>
+      <w:r>
+        <w:rPr>
+          <w:rFonts w:ascii="Times New Roman" w:hAnsi="Times New Roman"/>
+          <w:color w:val="FF0000"/>
+          <w:sz w:val="24"/>
+        </w:rPr>
+        <w:t xml:space="preserve"> </w:t>
+      </w:r>
+      <w:r>
+        <w:rPr>
+          <w:rFonts w:ascii="Times New Roman" w:hAnsi="Times New Roman"/>
+          <w:sz w:val="24"/>
+        </w:rPr>
+        <w:t>І духові твоєму.</w:t>
+      </w:r>
+    </w:p>
+    <w:p>
+      <w:pPr>
+        <w:spacing w:after="120"/>
+        <w:jc w:val="both"/>
+      </w:pPr>
+      <w:r>
+        <w:rPr>
+          <w:rFonts w:ascii="Times New Roman" w:hAnsi="Times New Roman"/>
+          <w:sz w:val="24"/>
+        </w:rPr>
+        <w:t>Голови ваші перед Господом схиліть.</w:t>
+      </w:r>
+    </w:p>
+    <w:p>
+      <w:pPr>
+        <w:spacing w:after="120"/>
+        <w:jc w:val="both"/>
       </w:pPr>
       <w:r>
         <w:rPr>
@@ -10535,14 +12722,22 @@
           <w:color w:val="FF0000"/>
           <w:sz w:val="24"/>
         </w:rPr>
-        <w:t>Священник:</w:t>
-      </w:r>
-      <w:r>
-        <w:rPr>
-          <w:rFonts w:ascii="Times New Roman" w:hAnsi="Times New Roman"/>
-          <w:sz w:val="24"/>
-        </w:rPr>
-        <w:t xml:space="preserve"> Бо Твоє є царство, і сила, і слава, Отця, і Сина, і Святого Духа, нині, і повсякчас, і на віки віків.</w:t>
+        <w:t>Вірні:</w:t>
+      </w:r>
+      <w:r>
+        <w:rPr>
+          <w:rFonts w:ascii="Times New Roman" w:hAnsi="Times New Roman"/>
+          <w:color w:val="FF0000"/>
+          <w:sz w:val="24"/>
+        </w:rPr>
+        <w:t xml:space="preserve"> </w:t>
+      </w:r>
+      <w:r>
+        <w:rPr>
+          <w:rFonts w:ascii="Times New Roman" w:hAnsi="Times New Roman"/>
+          <w:sz w:val="24"/>
+        </w:rPr>
+        <w:t>Тобі, Господи.</w:t>
       </w:r>
     </w:p>
     <w:p>
@@ -10557,6 +12752,49 @@
           <w:color w:val="FF0000"/>
           <w:sz w:val="24"/>
         </w:rPr>
+        <w:t>Священник читає молитву:</w:t>
+      </w:r>
+      <w:r>
+        <w:rPr>
+          <w:rFonts w:ascii="Times New Roman" w:hAnsi="Times New Roman"/>
+          <w:sz w:val="24"/>
+        </w:rPr>
+        <w:t xml:space="preserve"> Господи святий, ти на висоті живеш і всевидючим оком твоїм споглядаєш на всяке створіння! Перед тобою схилили ми голови, душі й тіла, і молимося до тебе, Святий святих: Простягни руку твою невидиму від святого житла твого і благослови всіх нас; а якщо ми де в чому згрішили добровільно чи недобровільно, як благий і людинолюбний Бог, прости і даруй нам земні й небесні добра твої:</w:t>
+      </w:r>
+    </w:p>
+    <w:p>
+      <w:pPr>
+        <w:spacing w:after="120"/>
+      </w:pPr>
+      <w:r>
+        <w:rPr>
+          <w:rFonts w:ascii="Times New Roman" w:hAnsi="Times New Roman"/>
+          <w:i/>
+          <w:color w:val="FF0000"/>
+          <w:sz w:val="24"/>
+        </w:rPr>
+        <w:t>Священник:</w:t>
+      </w:r>
+      <w:r>
+        <w:rPr>
+          <w:rFonts w:ascii="Times New Roman" w:hAnsi="Times New Roman"/>
+          <w:sz w:val="24"/>
+        </w:rPr>
+        <w:t xml:space="preserve"> Бо до Тебе належить милувати і спасати нас, Боже наш, і Тобі славу возсилаємо, Отцю, і Сину, і Святому Духові, нині, і повсякчас, і на віки віків.</w:t>
+      </w:r>
+    </w:p>
+    <w:p>
+      <w:pPr>
+        <w:spacing w:after="120"/>
+        <w:jc w:val="both"/>
+      </w:pPr>
+      <w:r>
+        <w:rPr>
+          <w:rFonts w:ascii="Times New Roman" w:hAnsi="Times New Roman"/>
+          <w:i/>
+          <w:color w:val="FF0000"/>
+          <w:sz w:val="24"/>
+        </w:rPr>
         <w:t>Вірні:</w:t>
       </w:r>
       <w:r>
@@ -10574,14 +12812,6 @@
         </w:rPr>
         <w:t>Амінь.</w:t>
       </w:r>
-      <w:r>
-        <w:rPr>
-          <w:rFonts w:ascii="Times New Roman" w:hAnsi="Times New Roman"/>
-          <w:i/>
-          <w:sz w:val="24"/>
-        </w:rPr>
-        <w:t xml:space="preserve"> </w:t>
-      </w:r>
     </w:p>
     <w:p>
       <w:pPr>
@@ -10591,7 +12821,7 @@
     </w:p>
     <w:p>
       <w:pPr>
-        <w:pStyle w:val="Heading3"/>
+        <w:pStyle w:val="Heading2"/>
         <w:spacing w:after="120"/>
         <w:jc w:val="center"/>
       </w:pPr>
@@ -10601,6 +12831,356 @@
           <w:b/>
           <w:i/>
           <w:color w:val="FF0000"/>
+          <w:sz w:val="24"/>
+        </w:rPr>
+        <w:t>Стихири на стиховні</w:t>
+      </w:r>
+    </w:p>
+    <w:p>
+      <w:pPr>
+        <w:spacing w:after="120"/>
+        <w:jc w:val="both"/>
+      </w:pPr>
+      <w:r>
+        <w:rPr>
+          <w:rFonts w:ascii="Times New Roman" w:hAnsi="Times New Roman"/>
+          <w:i/>
+          <w:color w:val="FF0000"/>
+          <w:sz w:val="24"/>
+        </w:rPr>
+        <w:t xml:space="preserve">(г. 6): </w:t>
+      </w:r>
+      <w:r>
+        <w:rPr>
+          <w:rFonts w:ascii="Times New Roman" w:hAnsi="Times New Roman"/>
+          <w:sz w:val="24"/>
+        </w:rPr>
+        <w:t>Знайшовши нас незахищених добрими вчинками,* ворог зранив нас гріховною стрілою,* але ти, як лікар душ і тіл,* зціли рани душ наших, Боже, і помилуй нас.</w:t>
+      </w:r>
+    </w:p>
+    <w:p>
+      <w:pPr>
+        <w:spacing w:after="120"/>
+        <w:jc w:val="both"/>
+      </w:pPr>
+      <w:r>
+        <w:rPr>
+          <w:rFonts w:ascii="Times New Roman" w:hAnsi="Times New Roman"/>
+          <w:i/>
+          <w:color w:val="FF0000"/>
+          <w:sz w:val="24"/>
+        </w:rPr>
+        <w:t>Стих:</w:t>
+      </w:r>
+      <w:r>
+        <w:rPr>
+          <w:rFonts w:ascii="Times New Roman" w:hAnsi="Times New Roman"/>
+          <w:i/>
+          <w:sz w:val="24"/>
+        </w:rPr>
+        <w:t xml:space="preserve"> </w:t>
+      </w:r>
+      <w:r>
+        <w:rPr>
+          <w:rFonts w:ascii="Times New Roman" w:hAnsi="Times New Roman"/>
+          <w:sz w:val="24"/>
+          <w:u w:val="single"/>
+        </w:rPr>
+        <w:t>Насити нас уранці милістю твоєю, Господи, щоб ми раділи й веселились по всі дні наші. Звесели нас мірою днів, за яких ти засмутив нас, мірою літ, що в них ми зазнали горя.* Нехай виявиться твоїм слугам твоє діло, і слава твоя – їхнім дітям.</w:t>
+      </w:r>
+    </w:p>
+    <w:p>
+      <w:pPr>
+        <w:spacing w:after="120"/>
+        <w:jc w:val="both"/>
+      </w:pPr>
+      <w:r>
+        <w:rPr>
+          <w:rFonts w:ascii="Times New Roman" w:hAnsi="Times New Roman"/>
+          <w:sz w:val="24"/>
+        </w:rPr>
+        <w:t>Струпи мого серця, що виникли з безлічі моїх прогріхів,* повигоюй, Спасе, як лікар душ і тіл,* даючи тим, що просять, прощення гріхів,* мені ж – невпинні сльози покаяння.* Дай мені розрішення провин, Господи, і помилуй мене.</w:t>
+      </w:r>
+    </w:p>
+    <w:p>
+      <w:pPr>
+        <w:spacing w:after="120"/>
+        <w:jc w:val="both"/>
+      </w:pPr>
+      <w:r>
+        <w:rPr>
+          <w:rFonts w:ascii="Times New Roman" w:hAnsi="Times New Roman"/>
+          <w:i/>
+          <w:color w:val="FF0000"/>
+          <w:sz w:val="24"/>
+        </w:rPr>
+        <w:t>Стих:</w:t>
+      </w:r>
+      <w:r>
+        <w:rPr>
+          <w:rFonts w:ascii="Times New Roman" w:hAnsi="Times New Roman"/>
+          <w:i/>
+          <w:sz w:val="24"/>
+        </w:rPr>
+        <w:t xml:space="preserve"> </w:t>
+      </w:r>
+      <w:r>
+        <w:rPr>
+          <w:rFonts w:ascii="Times New Roman" w:hAnsi="Times New Roman"/>
+          <w:sz w:val="24"/>
+          <w:u w:val="single"/>
+        </w:rPr>
+        <w:t>І ласка Господа, Бога нашого, нехай буде над нами,* і стверди діло рук наших; стверди його – діло рук наших.</w:t>
+      </w:r>
+    </w:p>
+    <w:p>
+      <w:pPr>
+        <w:spacing w:after="120"/>
+        <w:jc w:val="both"/>
+      </w:pPr>
+      <w:r>
+        <w:rPr>
+          <w:rFonts w:ascii="Times New Roman" w:hAnsi="Times New Roman"/>
+          <w:sz w:val="24"/>
+        </w:rPr>
+        <w:t>Господи, усе створіння святкує пам'ять святих твоїх,* небо радіє з ангелами й земля веселиться з людьми.* Їхніми молитвами помилуй нас.</w:t>
+      </w:r>
+    </w:p>
+    <w:p>
+      <w:pPr>
+        <w:spacing w:after="120"/>
+        <w:jc w:val="both"/>
+      </w:pPr>
+      <w:r>
+        <w:rPr>
+          <w:rFonts w:ascii="Times New Roman" w:hAnsi="Times New Roman"/>
+          <w:b/>
+          <w:sz w:val="24"/>
+        </w:rPr>
+        <w:t>Слава і нині</w:t>
+      </w:r>
+      <w:r>
+        <w:rPr>
+          <w:rFonts w:ascii="Times New Roman" w:hAnsi="Times New Roman"/>
+          <w:sz w:val="24"/>
+        </w:rPr>
+        <w:t>: Ти, Богородице, прийняла слово архангела* і стала херувимським престолом,* та на руках носила надію душ наших.</w:t>
+      </w:r>
+    </w:p>
+    <w:p>
+      <w:pPr>
+        <w:spacing w:after="120"/>
+        <w:jc w:val="both"/>
+      </w:pPr>
+    </w:p>
+    <w:p>
+      <w:pPr>
+        <w:spacing w:after="120"/>
+        <w:jc w:val="both"/>
+      </w:pPr>
+      <w:r>
+        <w:rPr>
+          <w:rFonts w:ascii="Times New Roman" w:hAnsi="Times New Roman"/>
+          <w:i/>
+          <w:color w:val="FF0000"/>
+          <w:sz w:val="24"/>
+        </w:rPr>
+        <w:t>Після стиховні читаємо:</w:t>
+      </w:r>
+    </w:p>
+    <w:p>
+      <w:pPr>
+        <w:spacing w:after="120"/>
+        <w:jc w:val="both"/>
+      </w:pPr>
+      <w:r>
+        <w:rPr>
+          <w:rFonts w:ascii="Times New Roman" w:hAnsi="Times New Roman"/>
+          <w:sz w:val="24"/>
+        </w:rPr>
+        <w:t>Добре воно – прославляти Господа, і співати імені твоєму, Всевишній.</w:t>
+      </w:r>
+    </w:p>
+    <w:p>
+      <w:pPr>
+        <w:spacing w:after="120"/>
+        <w:jc w:val="both"/>
+      </w:pPr>
+      <w:r>
+        <w:rPr>
+          <w:rFonts w:ascii="Times New Roman" w:hAnsi="Times New Roman"/>
+          <w:sz w:val="24"/>
+        </w:rPr>
+        <w:t>Звіщати вранці милість твою, і ночами – твою вірність.</w:t>
+      </w:r>
+    </w:p>
+    <w:p>
+      <w:pPr>
+        <w:spacing w:after="120"/>
+      </w:pPr>
+      <w:r>
+        <w:rPr>
+          <w:rFonts w:ascii="Times New Roman" w:hAnsi="Times New Roman"/>
+          <w:sz w:val="24"/>
+        </w:rPr>
+        <w:t xml:space="preserve">Святи́й Бо́же, святи́й Крі́пкий, святи́й Безсме́ртний, поми́луй нас. </w:t>
+      </w:r>
+      <w:r>
+        <w:rPr>
+          <w:rFonts w:ascii="Times New Roman" w:hAnsi="Times New Roman"/>
+          <w:i/>
+          <w:color w:val="FF0000"/>
+          <w:sz w:val="24"/>
+        </w:rPr>
+        <w:t>(3 р.)</w:t>
+      </w:r>
+    </w:p>
+    <w:p>
+      <w:pPr>
+        <w:spacing w:after="120"/>
+      </w:pPr>
+      <w:r>
+        <w:rPr>
+          <w:rFonts w:ascii="Times New Roman" w:hAnsi="Times New Roman"/>
+          <w:sz w:val="24"/>
+        </w:rPr>
+        <w:t>Сла́ва Отцю́, і Си́ну, і Свято́му Ду́хові,* і ни́ні, і повсякча́с, і на ві́ки вікі́в. Амі́нь.</w:t>
+      </w:r>
+    </w:p>
+    <w:p>
+      <w:pPr>
+        <w:spacing w:after="120"/>
+      </w:pPr>
+      <w:r>
+        <w:rPr>
+          <w:rFonts w:ascii="Times New Roman" w:hAnsi="Times New Roman"/>
+          <w:sz w:val="24"/>
+        </w:rPr>
+        <w:t>Пресвята́ Тро́йце, поми́луй нас; Го́споди, очи́сти гріхи́ на́ші; Влади́ко, прости́ беззако́ння на́ші; Святи́й, завіта́й і зціли́ не́мочі на́ші, І́мени Твого́ ра́ди.</w:t>
+      </w:r>
+    </w:p>
+    <w:p>
+      <w:pPr>
+        <w:spacing w:after="120"/>
+      </w:pPr>
+      <w:r>
+        <w:rPr>
+          <w:rFonts w:ascii="Times New Roman" w:hAnsi="Times New Roman"/>
+          <w:sz w:val="24"/>
+        </w:rPr>
+        <w:t xml:space="preserve">Го́споди, поми́луй. </w:t>
+      </w:r>
+      <w:r>
+        <w:rPr>
+          <w:rFonts w:ascii="Times New Roman" w:hAnsi="Times New Roman"/>
+          <w:i/>
+          <w:color w:val="FF0000"/>
+          <w:sz w:val="24"/>
+        </w:rPr>
+        <w:t>(3 р.)</w:t>
+      </w:r>
+    </w:p>
+    <w:p>
+      <w:pPr>
+        <w:spacing w:after="120"/>
+      </w:pPr>
+      <w:r>
+        <w:rPr>
+          <w:rFonts w:ascii="Times New Roman" w:hAnsi="Times New Roman"/>
+          <w:sz w:val="24"/>
+        </w:rPr>
+        <w:t>Сла́ва Отцю́, і Си́ну, і Свято́му Ду́хові,* і ни́ні, і повсякча́с, і на ві́ки вікі́в. Амі́нь.</w:t>
+      </w:r>
+    </w:p>
+    <w:p>
+      <w:pPr>
+        <w:spacing w:after="120"/>
+      </w:pPr>
+      <w:r>
+        <w:rPr>
+          <w:rFonts w:ascii="Times New Roman" w:hAnsi="Times New Roman"/>
+          <w:sz w:val="24"/>
+        </w:rPr>
+        <w:t>О́тче наш, що єси́ на небеса́х,* неха́й святи́ться ім’я́ Твоє́,* неха́й при́йде ца́рство Твоє́,* неха́й бу́де во́ля Твоя́, як на не́бі, так і на землі́.* Хліб наш насу́щний дай нам сього́дні;* і прости́ нам прови́ни на́ші,* як і ми проща́ємо винува́тцям на́шим;* і не введи́ нас у споку́су,* але́ ви́зволи нас від лука́вого.</w:t>
+      </w:r>
+    </w:p>
+    <w:p>
+      <w:pPr>
+        <w:spacing w:after="120"/>
+      </w:pPr>
+      <w:r>
+        <w:rPr>
+          <w:rFonts w:ascii="Times New Roman" w:hAnsi="Times New Roman"/>
+          <w:i/>
+          <w:color w:val="FF0000"/>
+          <w:sz w:val="24"/>
+        </w:rPr>
+        <w:t>Священник:</w:t>
+      </w:r>
+      <w:r>
+        <w:rPr>
+          <w:rFonts w:ascii="Times New Roman" w:hAnsi="Times New Roman"/>
+          <w:sz w:val="24"/>
+        </w:rPr>
+        <w:t xml:space="preserve"> Бо Твоє є царство, і сила, і слава, Отця, і Сина, і Святого Духа, нині, і повсякчас, і на віки віків.</w:t>
+      </w:r>
+    </w:p>
+    <w:p>
+      <w:pPr>
+        <w:spacing w:after="120"/>
+        <w:jc w:val="both"/>
+      </w:pPr>
+      <w:r>
+        <w:rPr>
+          <w:rFonts w:ascii="Times New Roman" w:hAnsi="Times New Roman"/>
+          <w:i/>
+          <w:color w:val="FF0000"/>
+          <w:sz w:val="24"/>
+        </w:rPr>
+        <w:t>Вірні:</w:t>
+      </w:r>
+      <w:r>
+        <w:rPr>
+          <w:rFonts w:ascii="Times New Roman" w:hAnsi="Times New Roman"/>
+          <w:color w:val="FF0000"/>
+          <w:sz w:val="24"/>
+        </w:rPr>
+        <w:t xml:space="preserve"> </w:t>
+      </w:r>
+      <w:r>
+        <w:rPr>
+          <w:rFonts w:ascii="Times New Roman" w:hAnsi="Times New Roman"/>
+          <w:sz w:val="24"/>
+        </w:rPr>
+        <w:t>Амінь.</w:t>
+      </w:r>
+      <w:r>
+        <w:rPr>
+          <w:rFonts w:ascii="Times New Roman" w:hAnsi="Times New Roman"/>
+          <w:i/>
+          <w:sz w:val="24"/>
+        </w:rPr>
+        <w:t xml:space="preserve"> </w:t>
+      </w:r>
+    </w:p>
+    <w:p>
+      <w:pPr>
+        <w:spacing w:after="120"/>
+        <w:jc w:val="both"/>
+      </w:pPr>
+    </w:p>
+    <w:p>
+      <w:pPr>
+        <w:pStyle w:val="Heading3"/>
+        <w:spacing w:after="120"/>
+        <w:jc w:val="center"/>
+      </w:pPr>
+      <w:r>
+        <w:rPr>
+          <w:rFonts w:ascii="Times New Roman" w:hAnsi="Times New Roman"/>
+          <w:b/>
+          <w:i/>
+          <w:color w:val="FF0000"/>
         </w:rPr>
         <w:t>Тропарі</w:t>
       </w:r>
@@ -11172,21 +13752,7 @@
           <w:rFonts w:ascii="Times New Roman" w:hAnsi="Times New Roman"/>
           <w:sz w:val="24"/>
         </w:rPr>
-        <w:t xml:space="preserve">Архангельський привіт* співаємо тобі, </w:t>
-      </w:r>
-      <w:r>
-        <w:rPr>
-          <w:rFonts w:ascii="Times New Roman" w:hAnsi="Times New Roman"/>
-          <w:sz w:val="24"/>
-        </w:rPr>
-        <w:t>Пречиста:*</w:t>
-      </w:r>
-      <w:r>
-        <w:rPr>
-          <w:rFonts w:ascii="Times New Roman" w:hAnsi="Times New Roman"/>
-          <w:sz w:val="24"/>
-        </w:rPr>
-        <w:t xml:space="preserve"> Радуйся, Благодатна,* Господь з тобою.</w:t>
+        <w:t>Архангельський привіт* співаємо тобі, Пречиста:* Радуйся, Благодатна,* Господь з тобою.</w:t>
       </w:r>
     </w:p>
     <w:sectPr>

--- a/flow/20230914_vu_template/drafts/2024-12-u/02-ПН-Аввакума.docx
+++ b/flow/20230914_vu_template/drafts/2024-12-u/02-ПН-Аввакума.docx
@@ -96,6 +96,7 @@
           <w:i/>
           <w:color w:val="FF0000"/>
           <w:sz w:val="24"/>
+          <w:lang w:val="ru-MD"/>
         </w:rPr>
         <w:t>Священник:</w:t>
       </w:r>
@@ -103,6 +104,7 @@
         <w:rPr>
           <w:rFonts w:ascii="Times New Roman" w:hAnsi="Times New Roman"/>
           <w:sz w:val="24"/>
+          <w:lang w:val="ru-MD"/>
         </w:rPr>
         <w:t xml:space="preserve"> Благословенний Бог наш завжди, нині і повсякчас, і на віки віків.</w:t>
       </w:r>
@@ -346,6 +348,7 @@
           <w:i/>
           <w:color w:val="FF0000"/>
           <w:sz w:val="24"/>
+          <w:lang w:val="ru-MD"/>
         </w:rPr>
         <w:t>Священник:</w:t>
       </w:r>
@@ -353,6 +356,7 @@
         <w:rPr>
           <w:rFonts w:ascii="Times New Roman" w:hAnsi="Times New Roman"/>
           <w:sz w:val="24"/>
+          <w:lang w:val="ru-MD"/>
         </w:rPr>
         <w:t xml:space="preserve"> Бо Твоє є царство, і сила, і слава, Отця, і Сина, і Святого Духа, нині, і повсякчас, і на віки віків.</w:t>
       </w:r>
@@ -2508,6 +2512,7 @@
           <w:i/>
           <w:color w:val="FF0000"/>
           <w:sz w:val="24"/>
+          <w:lang w:val="ru-MD"/>
         </w:rPr>
         <w:t>Священник:</w:t>
       </w:r>
@@ -2515,6 +2520,7 @@
         <w:rPr>
           <w:rFonts w:ascii="Times New Roman" w:hAnsi="Times New Roman"/>
           <w:sz w:val="24"/>
+          <w:lang w:val="ru-MD"/>
         </w:rPr>
         <w:t xml:space="preserve"> Бо Тобі належить усяка слава, честь і поклоніння, Отцю, і Сину, і Святому Духові, нині, і повсякчас, і на віки віків.</w:t>
       </w:r>
@@ -3797,6 +3803,7 @@
           <w:i/>
           <w:color w:val="FF0000"/>
           <w:sz w:val="24"/>
+          <w:lang w:val="ru-MD"/>
         </w:rPr>
         <w:t>Священник:</w:t>
       </w:r>
@@ -3804,6 +3811,7 @@
         <w:rPr>
           <w:rFonts w:ascii="Times New Roman" w:hAnsi="Times New Roman"/>
           <w:sz w:val="24"/>
+          <w:lang w:val="ru-MD"/>
         </w:rPr>
         <w:t xml:space="preserve"> Мир всім.</w:t>
       </w:r>
@@ -4783,6 +4791,7 @@
           <w:i/>
           <w:color w:val="FF0000"/>
           <w:sz w:val="24"/>
+          <w:lang w:val="ru-MD"/>
         </w:rPr>
         <w:t>Священник:</w:t>
       </w:r>
@@ -4790,6 +4799,7 @@
         <w:rPr>
           <w:rFonts w:ascii="Times New Roman" w:hAnsi="Times New Roman"/>
           <w:sz w:val="24"/>
+          <w:lang w:val="ru-MD"/>
         </w:rPr>
         <w:t xml:space="preserve"> Бо Ти – Бог милости, ласк і людинолюбности, і Тобі славу возсилаємо, Отцю, і Сину, і Святому Духові, нині, і повсякчас, і на віки віків.</w:t>
       </w:r>
@@ -4853,6 +4863,7 @@
           <w:i/>
           <w:color w:val="FF0000"/>
           <w:sz w:val="24"/>
+          <w:lang w:val="ru-MD"/>
         </w:rPr>
         <w:t>Священник:</w:t>
       </w:r>
@@ -4860,6 +4871,7 @@
         <w:rPr>
           <w:rFonts w:ascii="Times New Roman" w:hAnsi="Times New Roman"/>
           <w:sz w:val="24"/>
+          <w:lang w:val="ru-MD"/>
         </w:rPr>
         <w:t xml:space="preserve"> Мир всім.</w:t>
       </w:r>
@@ -5027,6 +5039,7 @@
           <w:i/>
           <w:color w:val="FF0000"/>
           <w:sz w:val="24"/>
+          <w:lang w:val="ru-MD"/>
         </w:rPr>
         <w:t>Священник:</w:t>
       </w:r>
@@ -5034,6 +5047,7 @@
         <w:rPr>
           <w:rFonts w:ascii="Times New Roman" w:hAnsi="Times New Roman"/>
           <w:sz w:val="24"/>
+          <w:lang w:val="ru-MD"/>
         </w:rPr>
         <w:t xml:space="preserve"> Нехай буде влада царства Твого благословенна і дуже прославлена: Отця, і Сина, і Святого Духа, нині і повсякчас, і на віки віків.</w:t>
       </w:r>
@@ -5319,7 +5333,6 @@
           <w:szCs w:val="24"/>
         </w:rPr>
       </w:pPr>
-      <w:proofErr w:type="spellStart"/>
       <w:r>
         <w:rPr>
           <w:rFonts w:ascii="Times New Roman" w:eastAsia="Times New Roman" w:hAnsi="Times New Roman" w:cs="Times New Roman"/>
@@ -5328,312 +5341,43 @@
           <w:sz w:val="24"/>
           <w:szCs w:val="24"/>
         </w:rPr>
-        <w:t>Пісня</w:t>
-      </w:r>
-      <w:proofErr w:type="spellEnd"/>
-      <w:r>
-        <w:rPr>
-          <w:rFonts w:ascii="Times New Roman" w:eastAsia="Times New Roman" w:hAnsi="Times New Roman" w:cs="Times New Roman"/>
-          <w:i/>
-          <w:color w:val="FF0000"/>
-          <w:sz w:val="24"/>
-          <w:szCs w:val="24"/>
-        </w:rPr>
-        <w:t xml:space="preserve"> </w:t>
-      </w:r>
-      <w:proofErr w:type="spellStart"/>
-      <w:r>
-        <w:rPr>
-          <w:rFonts w:ascii="Times New Roman" w:eastAsia="Times New Roman" w:hAnsi="Times New Roman" w:cs="Times New Roman"/>
-          <w:i/>
-          <w:color w:val="FF0000"/>
-          <w:sz w:val="24"/>
-          <w:szCs w:val="24"/>
-        </w:rPr>
-        <w:t>Симеона</w:t>
-      </w:r>
-      <w:proofErr w:type="spellEnd"/>
-    </w:p>
-    <w:p>
-      <w:pPr>
-        <w:spacing w:after="120" w:line="240" w:lineRule="auto"/>
-        <w:rPr>
-          <w:rFonts w:ascii="Times New Roman" w:eastAsia="Times New Roman" w:hAnsi="Times New Roman" w:cs="Times New Roman"/>
-          <w:sz w:val="24"/>
-          <w:szCs w:val="24"/>
-        </w:rPr>
-      </w:pPr>
-      <w:proofErr w:type="spellStart"/>
-      <w:r>
-        <w:rPr>
-          <w:rFonts w:ascii="Times New Roman" w:eastAsia="Times New Roman" w:hAnsi="Times New Roman" w:cs="Times New Roman"/>
-          <w:sz w:val="24"/>
-          <w:szCs w:val="24"/>
-        </w:rPr>
-        <w:t>Ни́ні</w:t>
-      </w:r>
-      <w:proofErr w:type="spellEnd"/>
-      <w:r>
-        <w:rPr>
-          <w:rFonts w:ascii="Times New Roman" w:eastAsia="Times New Roman" w:hAnsi="Times New Roman" w:cs="Times New Roman"/>
-          <w:sz w:val="24"/>
-          <w:szCs w:val="24"/>
-        </w:rPr>
-        <w:t xml:space="preserve"> </w:t>
-      </w:r>
-      <w:proofErr w:type="spellStart"/>
-      <w:r>
-        <w:rPr>
-          <w:rFonts w:ascii="Times New Roman" w:eastAsia="Times New Roman" w:hAnsi="Times New Roman" w:cs="Times New Roman"/>
-          <w:sz w:val="24"/>
-          <w:szCs w:val="24"/>
-        </w:rPr>
-        <w:t>відпуска́єш</w:t>
-      </w:r>
-      <w:proofErr w:type="spellEnd"/>
-      <w:r>
-        <w:rPr>
-          <w:rFonts w:ascii="Times New Roman" w:eastAsia="Times New Roman" w:hAnsi="Times New Roman" w:cs="Times New Roman"/>
-          <w:sz w:val="24"/>
-          <w:szCs w:val="24"/>
-        </w:rPr>
-        <w:t xml:space="preserve"> </w:t>
-      </w:r>
-      <w:proofErr w:type="spellStart"/>
-      <w:r>
-        <w:rPr>
-          <w:rFonts w:ascii="Times New Roman" w:eastAsia="Times New Roman" w:hAnsi="Times New Roman" w:cs="Times New Roman"/>
-          <w:sz w:val="24"/>
-          <w:szCs w:val="24"/>
-        </w:rPr>
-        <w:t>слугу</w:t>
-      </w:r>
-      <w:proofErr w:type="spellEnd"/>
-      <w:r>
-        <w:rPr>
-          <w:rFonts w:ascii="Times New Roman" w:eastAsia="Times New Roman" w:hAnsi="Times New Roman" w:cs="Times New Roman"/>
-          <w:sz w:val="24"/>
-          <w:szCs w:val="24"/>
-        </w:rPr>
-        <w:t xml:space="preserve">́ Твого́, </w:t>
-      </w:r>
-      <w:proofErr w:type="spellStart"/>
-      <w:proofErr w:type="gramStart"/>
-      <w:r>
-        <w:rPr>
-          <w:rFonts w:ascii="Times New Roman" w:eastAsia="Times New Roman" w:hAnsi="Times New Roman" w:cs="Times New Roman"/>
-          <w:sz w:val="24"/>
-          <w:szCs w:val="24"/>
-        </w:rPr>
-        <w:t>Влади́ко</w:t>
-      </w:r>
-      <w:proofErr w:type="spellEnd"/>
-      <w:r>
-        <w:rPr>
-          <w:rFonts w:ascii="Times New Roman" w:eastAsia="Times New Roman" w:hAnsi="Times New Roman" w:cs="Times New Roman"/>
-          <w:sz w:val="24"/>
-          <w:szCs w:val="24"/>
-        </w:rPr>
-        <w:t>,*</w:t>
-      </w:r>
-      <w:proofErr w:type="gramEnd"/>
-      <w:r>
-        <w:rPr>
-          <w:rFonts w:ascii="Times New Roman" w:eastAsia="Times New Roman" w:hAnsi="Times New Roman" w:cs="Times New Roman"/>
-          <w:sz w:val="24"/>
-          <w:szCs w:val="24"/>
-        </w:rPr>
-        <w:t xml:space="preserve"> </w:t>
-      </w:r>
-      <w:proofErr w:type="spellStart"/>
-      <w:r>
-        <w:rPr>
-          <w:rFonts w:ascii="Times New Roman" w:eastAsia="Times New Roman" w:hAnsi="Times New Roman" w:cs="Times New Roman"/>
-          <w:sz w:val="24"/>
-          <w:szCs w:val="24"/>
-        </w:rPr>
-        <w:t>за</w:t>
-      </w:r>
-      <w:proofErr w:type="spellEnd"/>
-      <w:r>
-        <w:rPr>
-          <w:rFonts w:ascii="Times New Roman" w:eastAsia="Times New Roman" w:hAnsi="Times New Roman" w:cs="Times New Roman"/>
-          <w:sz w:val="24"/>
-          <w:szCs w:val="24"/>
-        </w:rPr>
-        <w:t xml:space="preserve"> </w:t>
-      </w:r>
-      <w:proofErr w:type="spellStart"/>
-      <w:r>
-        <w:rPr>
-          <w:rFonts w:ascii="Times New Roman" w:eastAsia="Times New Roman" w:hAnsi="Times New Roman" w:cs="Times New Roman"/>
-          <w:sz w:val="24"/>
-          <w:szCs w:val="24"/>
-        </w:rPr>
-        <w:t>Твої́м</w:t>
-      </w:r>
-      <w:proofErr w:type="spellEnd"/>
-      <w:r>
-        <w:rPr>
-          <w:rFonts w:ascii="Times New Roman" w:eastAsia="Times New Roman" w:hAnsi="Times New Roman" w:cs="Times New Roman"/>
-          <w:sz w:val="24"/>
-          <w:szCs w:val="24"/>
-        </w:rPr>
-        <w:t xml:space="preserve"> </w:t>
-      </w:r>
-      <w:proofErr w:type="spellStart"/>
-      <w:r>
-        <w:rPr>
-          <w:rFonts w:ascii="Times New Roman" w:eastAsia="Times New Roman" w:hAnsi="Times New Roman" w:cs="Times New Roman"/>
-          <w:sz w:val="24"/>
-          <w:szCs w:val="24"/>
-        </w:rPr>
-        <w:t>сло́вом</w:t>
-      </w:r>
-      <w:proofErr w:type="spellEnd"/>
-      <w:r>
-        <w:rPr>
-          <w:rFonts w:ascii="Times New Roman" w:eastAsia="Times New Roman" w:hAnsi="Times New Roman" w:cs="Times New Roman"/>
-          <w:sz w:val="24"/>
-          <w:szCs w:val="24"/>
-        </w:rPr>
-        <w:t xml:space="preserve"> у </w:t>
-      </w:r>
-      <w:proofErr w:type="spellStart"/>
-      <w:r>
-        <w:rPr>
-          <w:rFonts w:ascii="Times New Roman" w:eastAsia="Times New Roman" w:hAnsi="Times New Roman" w:cs="Times New Roman"/>
-          <w:sz w:val="24"/>
-          <w:szCs w:val="24"/>
-        </w:rPr>
-        <w:t>ми́рі</w:t>
-      </w:r>
-      <w:proofErr w:type="spellEnd"/>
-      <w:r>
-        <w:rPr>
-          <w:rFonts w:ascii="Times New Roman" w:eastAsia="Times New Roman" w:hAnsi="Times New Roman" w:cs="Times New Roman"/>
-          <w:sz w:val="24"/>
-          <w:szCs w:val="24"/>
-        </w:rPr>
-        <w:t>.</w:t>
-      </w:r>
-    </w:p>
-    <w:p>
-      <w:pPr>
-        <w:spacing w:after="120" w:line="240" w:lineRule="auto"/>
-        <w:rPr>
-          <w:rFonts w:ascii="Times New Roman" w:eastAsia="Times New Roman" w:hAnsi="Times New Roman" w:cs="Times New Roman"/>
-          <w:sz w:val="24"/>
-          <w:szCs w:val="24"/>
-        </w:rPr>
-      </w:pPr>
-      <w:proofErr w:type="spellStart"/>
-      <w:r>
-        <w:rPr>
-          <w:rFonts w:ascii="Times New Roman" w:eastAsia="Times New Roman" w:hAnsi="Times New Roman" w:cs="Times New Roman"/>
-          <w:sz w:val="24"/>
-          <w:szCs w:val="24"/>
-        </w:rPr>
-        <w:t>Бо</w:t>
-      </w:r>
-      <w:proofErr w:type="spellEnd"/>
-      <w:r>
-        <w:rPr>
-          <w:rFonts w:ascii="Times New Roman" w:eastAsia="Times New Roman" w:hAnsi="Times New Roman" w:cs="Times New Roman"/>
-          <w:sz w:val="24"/>
-          <w:szCs w:val="24"/>
-        </w:rPr>
-        <w:t xml:space="preserve"> </w:t>
-      </w:r>
-      <w:proofErr w:type="spellStart"/>
-      <w:r>
-        <w:rPr>
-          <w:rFonts w:ascii="Times New Roman" w:eastAsia="Times New Roman" w:hAnsi="Times New Roman" w:cs="Times New Roman"/>
-          <w:sz w:val="24"/>
-          <w:szCs w:val="24"/>
-        </w:rPr>
-        <w:t>поба́чили</w:t>
-      </w:r>
-      <w:proofErr w:type="spellEnd"/>
-      <w:r>
-        <w:rPr>
-          <w:rFonts w:ascii="Times New Roman" w:eastAsia="Times New Roman" w:hAnsi="Times New Roman" w:cs="Times New Roman"/>
-          <w:sz w:val="24"/>
-          <w:szCs w:val="24"/>
-        </w:rPr>
-        <w:t xml:space="preserve"> </w:t>
-      </w:r>
-      <w:proofErr w:type="spellStart"/>
-      <w:r>
-        <w:rPr>
-          <w:rFonts w:ascii="Times New Roman" w:eastAsia="Times New Roman" w:hAnsi="Times New Roman" w:cs="Times New Roman"/>
-          <w:sz w:val="24"/>
-          <w:szCs w:val="24"/>
-        </w:rPr>
-        <w:t>о́чі</w:t>
-      </w:r>
-      <w:proofErr w:type="spellEnd"/>
-      <w:r>
-        <w:rPr>
-          <w:rFonts w:ascii="Times New Roman" w:eastAsia="Times New Roman" w:hAnsi="Times New Roman" w:cs="Times New Roman"/>
-          <w:sz w:val="24"/>
-          <w:szCs w:val="24"/>
-        </w:rPr>
-        <w:t xml:space="preserve"> </w:t>
-      </w:r>
-      <w:proofErr w:type="spellStart"/>
-      <w:r>
-        <w:rPr>
-          <w:rFonts w:ascii="Times New Roman" w:eastAsia="Times New Roman" w:hAnsi="Times New Roman" w:cs="Times New Roman"/>
-          <w:sz w:val="24"/>
-          <w:szCs w:val="24"/>
-        </w:rPr>
-        <w:t>мої</w:t>
-      </w:r>
-      <w:proofErr w:type="spellEnd"/>
-      <w:r>
-        <w:rPr>
-          <w:rFonts w:ascii="Times New Roman" w:eastAsia="Times New Roman" w:hAnsi="Times New Roman" w:cs="Times New Roman"/>
-          <w:sz w:val="24"/>
-          <w:szCs w:val="24"/>
-        </w:rPr>
-        <w:t xml:space="preserve">́* </w:t>
-      </w:r>
-      <w:proofErr w:type="spellStart"/>
-      <w:r>
-        <w:rPr>
-          <w:rFonts w:ascii="Times New Roman" w:eastAsia="Times New Roman" w:hAnsi="Times New Roman" w:cs="Times New Roman"/>
-          <w:sz w:val="24"/>
-          <w:szCs w:val="24"/>
-        </w:rPr>
-        <w:t>спасі́ння</w:t>
-      </w:r>
-      <w:proofErr w:type="spellEnd"/>
-      <w:r>
-        <w:rPr>
-          <w:rFonts w:ascii="Times New Roman" w:eastAsia="Times New Roman" w:hAnsi="Times New Roman" w:cs="Times New Roman"/>
-          <w:sz w:val="24"/>
-          <w:szCs w:val="24"/>
-        </w:rPr>
-        <w:t xml:space="preserve"> </w:t>
-      </w:r>
-      <w:proofErr w:type="spellStart"/>
-      <w:r>
-        <w:rPr>
-          <w:rFonts w:ascii="Times New Roman" w:eastAsia="Times New Roman" w:hAnsi="Times New Roman" w:cs="Times New Roman"/>
-          <w:sz w:val="24"/>
-          <w:szCs w:val="24"/>
-        </w:rPr>
-        <w:t>Твоє</w:t>
-      </w:r>
-      <w:proofErr w:type="spellEnd"/>
-      <w:r>
-        <w:rPr>
-          <w:rFonts w:ascii="Times New Roman" w:eastAsia="Times New Roman" w:hAnsi="Times New Roman" w:cs="Times New Roman"/>
-          <w:sz w:val="24"/>
-          <w:szCs w:val="24"/>
-        </w:rPr>
-        <w:t>́;</w:t>
+        <w:t>Пісня Симеона</w:t>
+      </w:r>
+    </w:p>
+    <w:p>
+      <w:pPr>
+        <w:spacing w:after="120" w:line="240" w:lineRule="auto"/>
+        <w:rPr>
+          <w:rFonts w:ascii="Times New Roman" w:eastAsia="Times New Roman" w:hAnsi="Times New Roman" w:cs="Times New Roman"/>
+          <w:sz w:val="24"/>
+          <w:szCs w:val="24"/>
+        </w:rPr>
+      </w:pPr>
+      <w:r>
+        <w:rPr>
+          <w:rFonts w:ascii="Times New Roman" w:eastAsia="Times New Roman" w:hAnsi="Times New Roman" w:cs="Times New Roman"/>
+          <w:sz w:val="24"/>
+          <w:szCs w:val="24"/>
+        </w:rPr>
+        <w:t>Ни́ні відпуска́єш слугу́ Твого́, Влади́ко,* за Твої́м сло́вом у ми́рі.</w:t>
+      </w:r>
+    </w:p>
+    <w:p>
+      <w:pPr>
+        <w:spacing w:after="120" w:line="240" w:lineRule="auto"/>
+        <w:rPr>
+          <w:rFonts w:ascii="Times New Roman" w:eastAsia="Times New Roman" w:hAnsi="Times New Roman" w:cs="Times New Roman"/>
+          <w:sz w:val="24"/>
+          <w:szCs w:val="24"/>
+        </w:rPr>
+      </w:pPr>
+      <w:r>
+        <w:rPr>
+          <w:rFonts w:ascii="Times New Roman" w:eastAsia="Times New Roman" w:hAnsi="Times New Roman" w:cs="Times New Roman"/>
+          <w:sz w:val="24"/>
+          <w:szCs w:val="24"/>
+        </w:rPr>
+        <w:t>Бо поба́чили о́чі мої́* спасі́ння Твоє́;</w:t>
       </w:r>
     </w:p>
     <w:p>
@@ -5835,6 +5579,7 @@
           <w:i/>
           <w:color w:val="FF0000"/>
           <w:sz w:val="24"/>
+          <w:lang w:val="ru-MD"/>
         </w:rPr>
         <w:t>Священник:</w:t>
       </w:r>
@@ -5842,6 +5587,7 @@
         <w:rPr>
           <w:rFonts w:ascii="Times New Roman" w:hAnsi="Times New Roman"/>
           <w:sz w:val="24"/>
+          <w:lang w:val="ru-MD"/>
         </w:rPr>
         <w:t xml:space="preserve"> Бо Твоє є царство, і сила, і слава, Отця, і Сина, і Святого Духа, нині, і повсякчас, і на віки віків.</w:t>
       </w:r>
@@ -6024,132 +5770,6 @@
     <w:p>
       <w:pPr>
         <w:spacing w:after="120"/>
-        <w:jc w:val="both"/>
-        <w:rPr>
-          <w:rFonts w:ascii="Times New Roman" w:eastAsia="Times New Roman" w:hAnsi="Times New Roman" w:cs="Times New Roman"/>
-          <w:sz w:val="24"/>
-          <w:szCs w:val="24"/>
-          <w:lang w:val="uk-UA"/>
-        </w:rPr>
-      </w:pPr>
-      <w:r>
-        <w:rPr>
-          <w:rFonts w:ascii="Times New Roman" w:eastAsia="Times New Roman" w:hAnsi="Times New Roman" w:cs="Times New Roman"/>
-          <w:sz w:val="24"/>
-          <w:szCs w:val="24"/>
-          <w:lang w:val="uk-UA"/>
-        </w:rPr>
-        <w:t>Промовмо всі з усієї душі і з усієї мислі нашої, промовмо.</w:t>
-      </w:r>
-    </w:p>
-    <w:p>
-      <w:pPr>
-        <w:spacing w:after="120"/>
-        <w:jc w:val="both"/>
-        <w:rPr>
-          <w:rFonts w:ascii="Times New Roman" w:eastAsia="Times New Roman" w:hAnsi="Times New Roman" w:cs="Times New Roman"/>
-          <w:sz w:val="24"/>
-          <w:szCs w:val="24"/>
-          <w:lang w:val="uk-UA"/>
-        </w:rPr>
-      </w:pPr>
-      <w:r>
-        <w:rPr>
-          <w:rFonts w:ascii="Times New Roman" w:eastAsia="Times New Roman" w:hAnsi="Times New Roman" w:cs="Times New Roman"/>
-          <w:i/>
-          <w:color w:val="FF0000"/>
-          <w:sz w:val="24"/>
-          <w:szCs w:val="24"/>
-          <w:lang w:val="uk-UA"/>
-        </w:rPr>
-        <w:t>Вірні:</w:t>
-      </w:r>
-      <w:r>
-        <w:rPr>
-          <w:rFonts w:ascii="Times New Roman" w:eastAsia="Times New Roman" w:hAnsi="Times New Roman" w:cs="Times New Roman"/>
-          <w:color w:val="FF0000"/>
-          <w:sz w:val="24"/>
-          <w:szCs w:val="24"/>
-          <w:lang w:val="uk-UA"/>
-        </w:rPr>
-        <w:t xml:space="preserve"> </w:t>
-      </w:r>
-      <w:r>
-        <w:rPr>
-          <w:rFonts w:ascii="Times New Roman" w:eastAsia="Times New Roman" w:hAnsi="Times New Roman" w:cs="Times New Roman"/>
-          <w:sz w:val="24"/>
-          <w:szCs w:val="24"/>
-          <w:lang w:val="uk-UA"/>
-        </w:rPr>
-        <w:t>Господи, помилуй.</w:t>
-      </w:r>
-    </w:p>
-    <w:p>
-      <w:pPr>
-        <w:spacing w:after="120"/>
-        <w:jc w:val="both"/>
-        <w:rPr>
-          <w:rFonts w:ascii="Times New Roman" w:eastAsia="Times New Roman" w:hAnsi="Times New Roman" w:cs="Times New Roman"/>
-          <w:sz w:val="24"/>
-          <w:szCs w:val="24"/>
-          <w:lang w:val="uk-UA"/>
-        </w:rPr>
-      </w:pPr>
-      <w:r>
-        <w:rPr>
-          <w:rFonts w:ascii="Times New Roman" w:eastAsia="Times New Roman" w:hAnsi="Times New Roman" w:cs="Times New Roman"/>
-          <w:sz w:val="24"/>
-          <w:szCs w:val="24"/>
-          <w:lang w:val="uk-UA"/>
-        </w:rPr>
-        <w:t>Господи, Вседержителю, Боже отців наших, молимось тобі, вислухай і помилуй.</w:t>
-      </w:r>
-    </w:p>
-    <w:p>
-      <w:pPr>
-        <w:spacing w:after="120"/>
-        <w:jc w:val="both"/>
-        <w:rPr>
-          <w:rFonts w:ascii="Times New Roman" w:eastAsia="Times New Roman" w:hAnsi="Times New Roman" w:cs="Times New Roman"/>
-          <w:sz w:val="24"/>
-          <w:szCs w:val="24"/>
-          <w:lang w:val="uk-UA"/>
-        </w:rPr>
-      </w:pPr>
-      <w:r>
-        <w:rPr>
-          <w:rFonts w:ascii="Times New Roman" w:eastAsia="Times New Roman" w:hAnsi="Times New Roman" w:cs="Times New Roman"/>
-          <w:i/>
-          <w:color w:val="FF0000"/>
-          <w:sz w:val="24"/>
-          <w:szCs w:val="24"/>
-          <w:lang w:val="uk-UA"/>
-        </w:rPr>
-        <w:t>Вірні:</w:t>
-      </w:r>
-      <w:r>
-        <w:rPr>
-          <w:rFonts w:ascii="Times New Roman" w:eastAsia="Times New Roman" w:hAnsi="Times New Roman" w:cs="Times New Roman"/>
-          <w:color w:val="FF0000"/>
-          <w:sz w:val="24"/>
-          <w:szCs w:val="24"/>
-          <w:lang w:val="uk-UA"/>
-        </w:rPr>
-        <w:t xml:space="preserve"> </w:t>
-      </w:r>
-      <w:r>
-        <w:rPr>
-          <w:rFonts w:ascii="Times New Roman" w:eastAsia="Times New Roman" w:hAnsi="Times New Roman" w:cs="Times New Roman"/>
-          <w:sz w:val="24"/>
-          <w:szCs w:val="24"/>
-          <w:lang w:val="uk-UA"/>
-        </w:rPr>
-        <w:t>Господи, помилуй.</w:t>
-      </w:r>
-    </w:p>
-    <w:p>
-      <w:pPr>
-        <w:spacing w:after="120"/>
         <w:rPr>
           <w:rFonts w:ascii="Times New Roman" w:eastAsia="Times New Roman" w:hAnsi="Times New Roman" w:cs="Times New Roman"/>
           <w:lang w:val="uk-UA"/>
@@ -6459,55 +6079,57 @@
           <w:u w:val="single"/>
           <w:lang w:val="uk-UA"/>
         </w:rPr>
+        <w:t>[Господи, Боже наш! Згадай нас грішних і недостойних слуг твоїх, коли призиваємо святе ім'я твоє, і не осороми нас, коли очікуємо милости твоєї, але вислухай, Господи, усі наші спасенні прохання, і вчини нас достойними любити і боятися тебе від усього серця нашого і творити в усьому волю твою.]</w:t>
+      </w:r>
+    </w:p>
+    <w:p>
+      <w:pPr>
+        <w:spacing w:after="120"/>
+        <w:rPr>
+          <w:rFonts w:ascii="Times New Roman" w:eastAsia="Times New Roman" w:hAnsi="Times New Roman" w:cs="Times New Roman"/>
+          <w:lang w:val="uk-UA"/>
+        </w:rPr>
+      </w:pPr>
+      <w:r>
+        <w:rPr>
+          <w:rFonts w:ascii="Times New Roman" w:hAnsi="Times New Roman"/>
+          <w:i/>
+          <w:color w:val="FF0000"/>
+          <w:sz w:val="24"/>
+          <w:lang w:val="uk-UA"/>
+        </w:rPr>
+        <w:t>Священник:</w:t>
+      </w:r>
+      <w:r>
+        <w:rPr>
+          <w:rFonts w:ascii="Times New Roman" w:hAnsi="Times New Roman"/>
+          <w:sz w:val="24"/>
+          <w:lang w:val="uk-UA"/>
+        </w:rPr>
+        <w:t xml:space="preserve"> Бо милостивий і людинолюбний Бог єси, і Тобі славу возсилаємо, Отцю, і Сину, і Святому Духові, нині, і повсякчас, і на віки віків.</w:t>
+      </w:r>
+    </w:p>
+    <w:p>
+      <w:pPr>
+        <w:spacing w:after="120"/>
+        <w:jc w:val="both"/>
+        <w:rPr>
+          <w:rFonts w:ascii="Times New Roman" w:eastAsia="Times New Roman" w:hAnsi="Times New Roman" w:cs="Times New Roman"/>
+          <w:sz w:val="24"/>
+          <w:szCs w:val="24"/>
+          <w:lang w:val="uk-UA"/>
+        </w:rPr>
+      </w:pPr>
+      <w:r>
+        <w:rPr>
+          <w:rFonts w:ascii="Times New Roman" w:eastAsia="Times New Roman" w:hAnsi="Times New Roman" w:cs="Times New Roman"/>
+          <w:i/>
+          <w:color w:val="FF0000"/>
+          <w:sz w:val="24"/>
+          <w:szCs w:val="24"/>
+          <w:lang w:val="uk-UA"/>
+        </w:rPr>
         <w:lastRenderedPageBreak/>
-        <w:t>[Господи, Боже наш! Згадай нас грішних і недостойних слуг твоїх, коли призиваємо святе ім'я твоє, і не осороми нас, коли очікуємо милости твоєї, але вислухай, Господи, усі наші спасенні прохання, і вчини нас достойними любити і боятися тебе від усього серця нашого і творити в усьому волю твою.]</w:t>
-      </w:r>
-    </w:p>
-    <w:p>
-      <w:pPr>
-        <w:spacing w:after="120"/>
-        <w:rPr>
-          <w:rFonts w:ascii="Times New Roman" w:eastAsia="Times New Roman" w:hAnsi="Times New Roman" w:cs="Times New Roman"/>
-          <w:lang w:val="uk-UA"/>
-        </w:rPr>
-      </w:pPr>
-      <w:r>
-        <w:rPr>
-          <w:rFonts w:ascii="Times New Roman" w:hAnsi="Times New Roman"/>
-          <w:i/>
-          <w:color w:val="FF0000"/>
-          <w:sz w:val="24"/>
-        </w:rPr>
-        <w:t>Священник:</w:t>
-      </w:r>
-      <w:r>
-        <w:rPr>
-          <w:rFonts w:ascii="Times New Roman" w:hAnsi="Times New Roman"/>
-          <w:sz w:val="24"/>
-        </w:rPr>
-        <w:t xml:space="preserve"> Бо милостивий і людинолюбний Бог єси, і Тобі славу возсилаємо, Отцю, і Сину, і Святому Духові, нині, і повсякчас, і на віки віків.</w:t>
-      </w:r>
-    </w:p>
-    <w:p>
-      <w:pPr>
-        <w:spacing w:after="120"/>
-        <w:jc w:val="both"/>
-        <w:rPr>
-          <w:rFonts w:ascii="Times New Roman" w:eastAsia="Times New Roman" w:hAnsi="Times New Roman" w:cs="Times New Roman"/>
-          <w:sz w:val="24"/>
-          <w:szCs w:val="24"/>
-          <w:lang w:val="uk-UA"/>
-        </w:rPr>
-      </w:pPr>
-      <w:r>
-        <w:rPr>
-          <w:rFonts w:ascii="Times New Roman" w:eastAsia="Times New Roman" w:hAnsi="Times New Roman" w:cs="Times New Roman"/>
-          <w:i/>
-          <w:color w:val="FF0000"/>
-          <w:sz w:val="24"/>
-          <w:szCs w:val="24"/>
-          <w:lang w:val="uk-UA"/>
-        </w:rPr>
         <w:t>Вірні:</w:t>
       </w:r>
       <w:r>
@@ -6529,7 +6151,7 @@
           <w:rFonts w:ascii="Times New Roman" w:eastAsia="Times New Roman" w:hAnsi="Times New Roman" w:cs="Times New Roman"/>
           <w:sz w:val="24"/>
           <w:szCs w:val="24"/>
-          <w:lang w:val="ru-MD"/>
+          <w:lang w:val="uk-UA"/>
         </w:rPr>
       </w:pPr>
       <w:r>
@@ -6539,7 +6161,7 @@
           <w:color w:val="FF0000"/>
           <w:sz w:val="24"/>
           <w:szCs w:val="24"/>
-          <w:lang w:val="ru-MD"/>
+          <w:lang w:val="uk-UA"/>
         </w:rPr>
         <w:t>Середній відпуст</w:t>
       </w:r>
@@ -6551,15 +6173,15 @@
           <w:rFonts w:ascii="Times New Roman" w:eastAsia="Times New Roman" w:hAnsi="Times New Roman" w:cs="Times New Roman"/>
           <w:sz w:val="24"/>
           <w:szCs w:val="24"/>
-          <w:lang w:val="ru-MD"/>
-        </w:rPr>
-      </w:pPr>
-      <w:r>
-        <w:rPr>
-          <w:rFonts w:ascii="Times New Roman" w:eastAsia="Times New Roman" w:hAnsi="Times New Roman" w:cs="Times New Roman"/>
-          <w:sz w:val="24"/>
-          <w:szCs w:val="24"/>
-          <w:lang w:val="ru-MD"/>
+          <w:lang w:val="uk-UA"/>
+        </w:rPr>
+      </w:pPr>
+      <w:r>
+        <w:rPr>
+          <w:rFonts w:ascii="Times New Roman" w:eastAsia="Times New Roman" w:hAnsi="Times New Roman" w:cs="Times New Roman"/>
+          <w:sz w:val="24"/>
+          <w:szCs w:val="24"/>
+          <w:lang w:val="uk-UA"/>
         </w:rPr>
         <w:t>Прему́дрість!</w:t>
       </w:r>
@@ -6571,7 +6193,7 @@
           <w:rFonts w:ascii="Times New Roman" w:eastAsia="Times New Roman" w:hAnsi="Times New Roman" w:cs="Times New Roman"/>
           <w:sz w:val="24"/>
           <w:szCs w:val="24"/>
-          <w:lang w:val="ru-MD"/>
+          <w:lang w:val="uk-UA"/>
         </w:rPr>
       </w:pPr>
       <w:r>
@@ -6581,7 +6203,7 @@
           <w:color w:val="FF0000"/>
           <w:sz w:val="24"/>
           <w:szCs w:val="24"/>
-          <w:lang w:val="ru-MD"/>
+          <w:lang w:val="uk-UA"/>
         </w:rPr>
         <w:t>Вірні:</w:t>
       </w:r>
@@ -6591,7 +6213,7 @@
           <w:color w:val="FF0000"/>
           <w:sz w:val="24"/>
           <w:szCs w:val="24"/>
-          <w:lang w:val="ru-MD"/>
+          <w:lang w:val="uk-UA"/>
         </w:rPr>
         <w:t xml:space="preserve"> </w:t>
       </w:r>
@@ -6600,7 +6222,7 @@
           <w:rFonts w:ascii="Times New Roman" w:eastAsia="Times New Roman" w:hAnsi="Times New Roman" w:cs="Times New Roman"/>
           <w:sz w:val="24"/>
           <w:szCs w:val="24"/>
-          <w:lang w:val="ru-MD"/>
+          <w:lang w:val="uk-UA"/>
         </w:rPr>
         <w:t>Чесні́шу від херуви́мів* і незрівня́нно славні́шу від серафи́мів,* що без зотлі́ння Бо́га Сло́во породи́ла,* су́щу Богоро́дицю, тебе́ велича́ємо.</w:t>
       </w:r>
@@ -6621,6 +6243,7 @@
           <w:i/>
           <w:color w:val="FF0000"/>
           <w:sz w:val="24"/>
+          <w:lang w:val="ru-MD"/>
         </w:rPr>
         <w:t>Священник:</w:t>
       </w:r>
@@ -6628,6 +6251,7 @@
         <w:rPr>
           <w:rFonts w:ascii="Times New Roman" w:hAnsi="Times New Roman"/>
           <w:sz w:val="24"/>
+          <w:lang w:val="ru-MD"/>
         </w:rPr>
         <w:t xml:space="preserve"> Сла́ва Тобі́, Хри́сте Бо́же, упова́ння на́ше, сла́ва Тобі́!</w:t>
       </w:r>
@@ -6639,6 +6263,7 @@
           <w:rFonts w:ascii="Times New Roman" w:eastAsia="Times New Roman" w:hAnsi="Times New Roman" w:cs="Times New Roman"/>
           <w:sz w:val="24"/>
           <w:szCs w:val="24"/>
+          <w:lang w:val="ru-MD"/>
         </w:rPr>
       </w:pPr>
       <w:r>
@@ -6671,41 +6296,14 @@
         </w:rPr>
         <w:t xml:space="preserve">Сла́ва Отцю́, і Си́ну, і Свято́му Ду́хові, і ни́ні, і повсякча́с, і на ві́ки вікі́в. Амі́нь. </w:t>
       </w:r>
-      <w:proofErr w:type="spellStart"/>
-      <w:r>
-        <w:rPr>
-          <w:rFonts w:ascii="Times New Roman" w:eastAsia="Times New Roman" w:hAnsi="Times New Roman" w:cs="Times New Roman"/>
-          <w:sz w:val="24"/>
-          <w:szCs w:val="24"/>
-        </w:rPr>
-        <w:t>Го́споди</w:t>
-      </w:r>
-      <w:proofErr w:type="spellEnd"/>
-      <w:r>
-        <w:rPr>
-          <w:rFonts w:ascii="Times New Roman" w:eastAsia="Times New Roman" w:hAnsi="Times New Roman" w:cs="Times New Roman"/>
-          <w:sz w:val="24"/>
-          <w:szCs w:val="24"/>
-        </w:rPr>
-        <w:t xml:space="preserve">, </w:t>
-      </w:r>
-      <w:proofErr w:type="spellStart"/>
-      <w:r>
-        <w:rPr>
-          <w:rFonts w:ascii="Times New Roman" w:eastAsia="Times New Roman" w:hAnsi="Times New Roman" w:cs="Times New Roman"/>
-          <w:sz w:val="24"/>
-          <w:szCs w:val="24"/>
-        </w:rPr>
-        <w:t>поми́луй</w:t>
-      </w:r>
-      <w:proofErr w:type="spellEnd"/>
-      <w:r>
-        <w:rPr>
-          <w:rFonts w:ascii="Times New Roman" w:eastAsia="Times New Roman" w:hAnsi="Times New Roman" w:cs="Times New Roman"/>
-          <w:sz w:val="24"/>
-          <w:szCs w:val="24"/>
-        </w:rPr>
-        <w:t xml:space="preserve">. </w:t>
+      <w:r>
+        <w:rPr>
+          <w:rFonts w:ascii="Times New Roman" w:eastAsia="Times New Roman" w:hAnsi="Times New Roman" w:cs="Times New Roman"/>
+          <w:sz w:val="24"/>
+          <w:szCs w:val="24"/>
+          <w:lang w:val="ru-MD"/>
+        </w:rPr>
+        <w:t xml:space="preserve">Го́споди, поми́луй. </w:t>
       </w:r>
       <w:r>
         <w:rPr>
@@ -6714,6 +6312,7 @@
           <w:color w:val="FF0000"/>
           <w:sz w:val="24"/>
           <w:szCs w:val="24"/>
+          <w:lang w:val="ru-MD"/>
         </w:rPr>
         <w:t>(3 р.)</w:t>
       </w:r>
@@ -6722,111 +6321,99 @@
           <w:rFonts w:ascii="Times New Roman" w:eastAsia="Times New Roman" w:hAnsi="Times New Roman" w:cs="Times New Roman"/>
           <w:sz w:val="24"/>
           <w:szCs w:val="24"/>
+          <w:lang w:val="ru-MD"/>
+        </w:rPr>
+        <w:t xml:space="preserve"> Благослови́.</w:t>
+      </w:r>
+    </w:p>
+    <w:p>
+      <w:pPr>
+        <w:spacing w:after="120"/>
+        <w:rPr>
+          <w:lang w:val="ru-MD"/>
+        </w:rPr>
+      </w:pPr>
+      <w:r>
+        <w:rPr>
+          <w:rFonts w:ascii="Times New Roman" w:hAnsi="Times New Roman"/>
+          <w:i/>
+          <w:color w:val="FF0000"/>
+          <w:sz w:val="24"/>
+          <w:lang w:val="ru-MD"/>
+        </w:rPr>
+        <w:t>Священник:</w:t>
+      </w:r>
+      <w:r>
+        <w:rPr>
+          <w:rFonts w:ascii="Times New Roman" w:hAnsi="Times New Roman"/>
+          <w:sz w:val="24"/>
+          <w:lang w:val="ru-MD"/>
+        </w:rPr>
+        <w:t xml:space="preserve"> Христос, істинний Бог наш - молитвами пречистої Своєї Матері, заступництвом чесних небесних сил безтілесних, святих славних і всехвальних апостолів, і святого, </w:t>
+      </w:r>
+      <w:r>
+        <w:rPr>
+          <w:rFonts w:ascii="Times New Roman" w:hAnsi="Times New Roman"/>
+          <w:i/>
+          <w:color w:val="FF0000"/>
+          <w:sz w:val="24"/>
+          <w:lang w:val="ru-MD"/>
+        </w:rPr>
+        <w:t>якого є храм</w:t>
+      </w:r>
+      <w:r>
+        <w:rPr>
+          <w:rFonts w:ascii="Times New Roman" w:hAnsi="Times New Roman"/>
+          <w:sz w:val="24"/>
+          <w:lang w:val="ru-MD"/>
+        </w:rPr>
+        <w:t>, і святого пророка Аввакума, блаженного священномученика Івана Слезюка, єпископа,,</w:t>
+      </w:r>
+      <w:r>
+        <w:rPr>
+          <w:rFonts w:ascii="Times New Roman" w:hAnsi="Times New Roman"/>
+          <w:sz w:val="24"/>
+          <w:lang w:val="ru-MD"/>
+        </w:rPr>
+        <w:t xml:space="preserve"> і всіх святих - помилує і спасе нас як благий і людинолюбний.</w:t>
+      </w:r>
+    </w:p>
+    <w:p>
+      <w:pPr>
+        <w:spacing w:after="120" w:line="240" w:lineRule="auto"/>
+        <w:jc w:val="both"/>
+        <w:rPr>
+          <w:rFonts w:ascii="Times New Roman" w:eastAsia="Times New Roman" w:hAnsi="Times New Roman" w:cs="Times New Roman"/>
+          <w:sz w:val="24"/>
+          <w:szCs w:val="24"/>
+        </w:rPr>
+      </w:pPr>
+      <w:r>
+        <w:rPr>
+          <w:rFonts w:ascii="Times New Roman" w:eastAsia="Times New Roman" w:hAnsi="Times New Roman" w:cs="Times New Roman"/>
+          <w:i/>
+          <w:color w:val="FF0000"/>
+          <w:sz w:val="24"/>
+          <w:szCs w:val="24"/>
+        </w:rPr>
+        <w:t>Вірні:</w:t>
+      </w:r>
+      <w:r>
+        <w:rPr>
+          <w:rFonts w:ascii="Times New Roman" w:eastAsia="Times New Roman" w:hAnsi="Times New Roman" w:cs="Times New Roman"/>
+          <w:color w:val="FF0000"/>
+          <w:sz w:val="24"/>
+          <w:szCs w:val="24"/>
         </w:rPr>
         <w:t xml:space="preserve"> </w:t>
       </w:r>
-      <w:proofErr w:type="spellStart"/>
-      <w:r>
-        <w:rPr>
-          <w:rFonts w:ascii="Times New Roman" w:eastAsia="Times New Roman" w:hAnsi="Times New Roman" w:cs="Times New Roman"/>
-          <w:sz w:val="24"/>
-          <w:szCs w:val="24"/>
-        </w:rPr>
-        <w:t>Благослови</w:t>
-      </w:r>
-      <w:proofErr w:type="spellEnd"/>
-      <w:r>
-        <w:rPr>
-          <w:rFonts w:ascii="Times New Roman" w:eastAsia="Times New Roman" w:hAnsi="Times New Roman" w:cs="Times New Roman"/>
-          <w:sz w:val="24"/>
-          <w:szCs w:val="24"/>
-        </w:rPr>
-        <w:t>́.</w:t>
-      </w:r>
-    </w:p>
-    <w:p>
-      <w:pPr>
-        <w:spacing w:after="120"/>
-      </w:pPr>
-      <w:r>
-        <w:rPr>
-          <w:rFonts w:ascii="Times New Roman" w:hAnsi="Times New Roman"/>
-          <w:i/>
-          <w:color w:val="FF0000"/>
-          <w:sz w:val="24"/>
-        </w:rPr>
-        <w:t>Священник:</w:t>
-      </w:r>
-      <w:r>
-        <w:rPr>
-          <w:rFonts w:ascii="Times New Roman" w:hAnsi="Times New Roman"/>
-          <w:sz w:val="24"/>
-        </w:rPr>
-        <w:t xml:space="preserve"> Христос, істинний Бог наш - молитвами пречистої Своєї Матері, заступництвом чесних небесних сил безтілесних, святих славних і всехвальних апостолів, і святого, </w:t>
-      </w:r>
-      <w:r>
-        <w:rPr>
-          <w:rFonts w:ascii="Times New Roman" w:hAnsi="Times New Roman"/>
-          <w:i/>
-          <w:color w:val="FF0000"/>
-          <w:sz w:val="24"/>
-        </w:rPr>
-        <w:t>якого є храм</w:t>
-      </w:r>
-      <w:r>
-        <w:rPr>
-          <w:rFonts w:ascii="Times New Roman" w:hAnsi="Times New Roman"/>
-          <w:sz w:val="24"/>
-        </w:rPr>
-        <w:t>, і святого пророка Аввакума, блаженного священномученика Івана Слезюка, єпископа,, і всіх святих - помилує і спасе нас як благий і людинолюбний.</w:t>
-      </w:r>
-    </w:p>
-    <w:p>
-      <w:pPr>
-        <w:spacing w:after="120" w:line="240" w:lineRule="auto"/>
-        <w:jc w:val="both"/>
-        <w:rPr>
-          <w:rFonts w:ascii="Times New Roman" w:eastAsia="Times New Roman" w:hAnsi="Times New Roman" w:cs="Times New Roman"/>
-          <w:sz w:val="24"/>
-          <w:szCs w:val="24"/>
-        </w:rPr>
-      </w:pPr>
-      <w:r>
-        <w:rPr>
-          <w:rFonts w:ascii="Times New Roman" w:eastAsia="Times New Roman" w:hAnsi="Times New Roman" w:cs="Times New Roman"/>
-          <w:i/>
-          <w:color w:val="FF0000"/>
-          <w:sz w:val="24"/>
-          <w:szCs w:val="24"/>
-        </w:rPr>
-        <w:t>Вірні:</w:t>
-      </w:r>
-      <w:r>
-        <w:rPr>
-          <w:rFonts w:ascii="Times New Roman" w:eastAsia="Times New Roman" w:hAnsi="Times New Roman" w:cs="Times New Roman"/>
-          <w:color w:val="FF0000"/>
-          <w:sz w:val="24"/>
-          <w:szCs w:val="24"/>
-        </w:rPr>
-        <w:t xml:space="preserve"> </w:t>
-      </w:r>
-      <w:proofErr w:type="spellStart"/>
-      <w:r>
-        <w:rPr>
-          <w:rFonts w:ascii="Times New Roman" w:eastAsia="Times New Roman" w:hAnsi="Times New Roman" w:cs="Times New Roman"/>
-          <w:sz w:val="24"/>
-          <w:szCs w:val="24"/>
-        </w:rPr>
-        <w:t>Амінь</w:t>
-      </w:r>
-      <w:proofErr w:type="spellEnd"/>
-      <w:r>
-        <w:rPr>
-          <w:rFonts w:ascii="Times New Roman" w:eastAsia="Times New Roman" w:hAnsi="Times New Roman" w:cs="Times New Roman"/>
-          <w:sz w:val="24"/>
-          <w:szCs w:val="24"/>
-        </w:rPr>
-        <w:t>.</w:t>
+      <w:r>
+        <w:rPr>
+          <w:rFonts w:ascii="Times New Roman" w:eastAsia="Times New Roman" w:hAnsi="Times New Roman" w:cs="Times New Roman"/>
+          <w:sz w:val="24"/>
+          <w:szCs w:val="24"/>
+        </w:rPr>
+        <w:t>Амінь.</w:t>
       </w:r>
     </w:p>
     <w:p>
@@ -6850,7 +6437,6 @@
           <w:szCs w:val="24"/>
         </w:rPr>
       </w:pPr>
-      <w:proofErr w:type="spellStart"/>
       <w:r>
         <w:rPr>
           <w:rFonts w:ascii="Times New Roman" w:eastAsia="Times New Roman" w:hAnsi="Times New Roman" w:cs="Times New Roman"/>
@@ -6859,9 +6445,18 @@
           <w:sz w:val="24"/>
           <w:szCs w:val="24"/>
         </w:rPr>
-        <w:t>Після</w:t>
-      </w:r>
-      <w:proofErr w:type="spellEnd"/>
+        <w:t>Після Вечірні</w:t>
+      </w:r>
+    </w:p>
+    <w:p>
+      <w:pPr>
+        <w:spacing w:after="120" w:line="240" w:lineRule="auto"/>
+        <w:rPr>
+          <w:rFonts w:ascii="Times New Roman" w:eastAsia="Times New Roman" w:hAnsi="Times New Roman" w:cs="Times New Roman"/>
+          <w:sz w:val="24"/>
+          <w:szCs w:val="24"/>
+        </w:rPr>
+      </w:pPr>
       <w:r>
         <w:rPr>
           <w:rFonts w:ascii="Times New Roman" w:eastAsia="Times New Roman" w:hAnsi="Times New Roman" w:cs="Times New Roman"/>
@@ -6870,38 +6465,6 @@
           <w:sz w:val="24"/>
           <w:szCs w:val="24"/>
         </w:rPr>
-        <w:t xml:space="preserve"> </w:t>
-      </w:r>
-      <w:proofErr w:type="spellStart"/>
-      <w:r>
-        <w:rPr>
-          <w:rFonts w:ascii="Times New Roman" w:eastAsia="Times New Roman" w:hAnsi="Times New Roman" w:cs="Times New Roman"/>
-          <w:i/>
-          <w:color w:val="FF0000"/>
-          <w:sz w:val="24"/>
-          <w:szCs w:val="24"/>
-        </w:rPr>
-        <w:t>Вечірні</w:t>
-      </w:r>
-      <w:proofErr w:type="spellEnd"/>
-    </w:p>
-    <w:p>
-      <w:pPr>
-        <w:spacing w:after="120" w:line="240" w:lineRule="auto"/>
-        <w:rPr>
-          <w:rFonts w:ascii="Times New Roman" w:eastAsia="Times New Roman" w:hAnsi="Times New Roman" w:cs="Times New Roman"/>
-          <w:sz w:val="24"/>
-          <w:szCs w:val="24"/>
-        </w:rPr>
-      </w:pPr>
-      <w:r>
-        <w:rPr>
-          <w:rFonts w:ascii="Times New Roman" w:eastAsia="Times New Roman" w:hAnsi="Times New Roman" w:cs="Times New Roman"/>
-          <w:i/>
-          <w:color w:val="FF0000"/>
-          <w:sz w:val="24"/>
-          <w:szCs w:val="24"/>
-        </w:rPr>
         <w:t>Вірні:</w:t>
       </w:r>
       <w:r>
@@ -6910,341 +6473,7 @@
           <w:sz w:val="24"/>
           <w:szCs w:val="24"/>
         </w:rPr>
-        <w:t xml:space="preserve"> </w:t>
-      </w:r>
-      <w:proofErr w:type="spellStart"/>
-      <w:r>
-        <w:rPr>
-          <w:rFonts w:ascii="Times New Roman" w:eastAsia="Times New Roman" w:hAnsi="Times New Roman" w:cs="Times New Roman"/>
-          <w:sz w:val="24"/>
-          <w:szCs w:val="24"/>
-        </w:rPr>
-        <w:t>Під</w:t>
-      </w:r>
-      <w:proofErr w:type="spellEnd"/>
-      <w:r>
-        <w:rPr>
-          <w:rFonts w:ascii="Times New Roman" w:eastAsia="Times New Roman" w:hAnsi="Times New Roman" w:cs="Times New Roman"/>
-          <w:sz w:val="24"/>
-          <w:szCs w:val="24"/>
-        </w:rPr>
-        <w:t xml:space="preserve"> </w:t>
-      </w:r>
-      <w:proofErr w:type="spellStart"/>
-      <w:r>
-        <w:rPr>
-          <w:rFonts w:ascii="Times New Roman" w:eastAsia="Times New Roman" w:hAnsi="Times New Roman" w:cs="Times New Roman"/>
-          <w:sz w:val="24"/>
-          <w:szCs w:val="24"/>
-        </w:rPr>
-        <w:t>твою</w:t>
-      </w:r>
-      <w:proofErr w:type="spellEnd"/>
-      <w:r>
-        <w:rPr>
-          <w:rFonts w:ascii="Times New Roman" w:eastAsia="Times New Roman" w:hAnsi="Times New Roman" w:cs="Times New Roman"/>
-          <w:sz w:val="24"/>
-          <w:szCs w:val="24"/>
-        </w:rPr>
-        <w:t xml:space="preserve">́ </w:t>
-      </w:r>
-      <w:proofErr w:type="spellStart"/>
-      <w:r>
-        <w:rPr>
-          <w:rFonts w:ascii="Times New Roman" w:eastAsia="Times New Roman" w:hAnsi="Times New Roman" w:cs="Times New Roman"/>
-          <w:sz w:val="24"/>
-          <w:szCs w:val="24"/>
-        </w:rPr>
-        <w:t>ми́лість</w:t>
-      </w:r>
-      <w:proofErr w:type="spellEnd"/>
-      <w:r>
-        <w:rPr>
-          <w:rFonts w:ascii="Times New Roman" w:eastAsia="Times New Roman" w:hAnsi="Times New Roman" w:cs="Times New Roman"/>
-          <w:sz w:val="24"/>
-          <w:szCs w:val="24"/>
-        </w:rPr>
-        <w:t xml:space="preserve"> </w:t>
-      </w:r>
-      <w:proofErr w:type="spellStart"/>
-      <w:r>
-        <w:rPr>
-          <w:rFonts w:ascii="Times New Roman" w:eastAsia="Times New Roman" w:hAnsi="Times New Roman" w:cs="Times New Roman"/>
-          <w:sz w:val="24"/>
-          <w:szCs w:val="24"/>
-        </w:rPr>
-        <w:t>прибіга́ємо</w:t>
-      </w:r>
-      <w:proofErr w:type="spellEnd"/>
-      <w:r>
-        <w:rPr>
-          <w:rFonts w:ascii="Times New Roman" w:eastAsia="Times New Roman" w:hAnsi="Times New Roman" w:cs="Times New Roman"/>
-          <w:sz w:val="24"/>
-          <w:szCs w:val="24"/>
-        </w:rPr>
-        <w:t xml:space="preserve">, </w:t>
-      </w:r>
-      <w:proofErr w:type="spellStart"/>
-      <w:r>
-        <w:rPr>
-          <w:rFonts w:ascii="Times New Roman" w:eastAsia="Times New Roman" w:hAnsi="Times New Roman" w:cs="Times New Roman"/>
-          <w:sz w:val="24"/>
-          <w:szCs w:val="24"/>
-        </w:rPr>
-        <w:t>Богоро́дице</w:t>
-      </w:r>
-      <w:proofErr w:type="spellEnd"/>
-      <w:r>
-        <w:rPr>
-          <w:rFonts w:ascii="Times New Roman" w:eastAsia="Times New Roman" w:hAnsi="Times New Roman" w:cs="Times New Roman"/>
-          <w:sz w:val="24"/>
-          <w:szCs w:val="24"/>
-        </w:rPr>
-        <w:t xml:space="preserve"> </w:t>
-      </w:r>
-      <w:proofErr w:type="spellStart"/>
-      <w:proofErr w:type="gramStart"/>
-      <w:r>
-        <w:rPr>
-          <w:rFonts w:ascii="Times New Roman" w:eastAsia="Times New Roman" w:hAnsi="Times New Roman" w:cs="Times New Roman"/>
-          <w:sz w:val="24"/>
-          <w:szCs w:val="24"/>
-        </w:rPr>
-        <w:t>Ді́во</w:t>
-      </w:r>
-      <w:proofErr w:type="spellEnd"/>
-      <w:r>
-        <w:rPr>
-          <w:rFonts w:ascii="Times New Roman" w:eastAsia="Times New Roman" w:hAnsi="Times New Roman" w:cs="Times New Roman"/>
-          <w:sz w:val="24"/>
-          <w:szCs w:val="24"/>
-        </w:rPr>
-        <w:t>;*</w:t>
-      </w:r>
-      <w:proofErr w:type="gramEnd"/>
-      <w:r>
-        <w:rPr>
-          <w:rFonts w:ascii="Times New Roman" w:eastAsia="Times New Roman" w:hAnsi="Times New Roman" w:cs="Times New Roman"/>
-          <w:sz w:val="24"/>
-          <w:szCs w:val="24"/>
-        </w:rPr>
-        <w:t xml:space="preserve"> </w:t>
-      </w:r>
-      <w:proofErr w:type="spellStart"/>
-      <w:r>
-        <w:rPr>
-          <w:rFonts w:ascii="Times New Roman" w:eastAsia="Times New Roman" w:hAnsi="Times New Roman" w:cs="Times New Roman"/>
-          <w:sz w:val="24"/>
-          <w:szCs w:val="24"/>
-        </w:rPr>
-        <w:t>молитва́ми</w:t>
-      </w:r>
-      <w:proofErr w:type="spellEnd"/>
-      <w:r>
-        <w:rPr>
-          <w:rFonts w:ascii="Times New Roman" w:eastAsia="Times New Roman" w:hAnsi="Times New Roman" w:cs="Times New Roman"/>
-          <w:sz w:val="24"/>
-          <w:szCs w:val="24"/>
-        </w:rPr>
-        <w:t xml:space="preserve"> </w:t>
-      </w:r>
-      <w:proofErr w:type="spellStart"/>
-      <w:r>
-        <w:rPr>
-          <w:rFonts w:ascii="Times New Roman" w:eastAsia="Times New Roman" w:hAnsi="Times New Roman" w:cs="Times New Roman"/>
-          <w:sz w:val="24"/>
-          <w:szCs w:val="24"/>
-        </w:rPr>
-        <w:t>на́шими</w:t>
-      </w:r>
-      <w:proofErr w:type="spellEnd"/>
-      <w:r>
-        <w:rPr>
-          <w:rFonts w:ascii="Times New Roman" w:eastAsia="Times New Roman" w:hAnsi="Times New Roman" w:cs="Times New Roman"/>
-          <w:sz w:val="24"/>
-          <w:szCs w:val="24"/>
-        </w:rPr>
-        <w:t xml:space="preserve"> в </w:t>
-      </w:r>
-      <w:proofErr w:type="spellStart"/>
-      <w:r>
-        <w:rPr>
-          <w:rFonts w:ascii="Times New Roman" w:eastAsia="Times New Roman" w:hAnsi="Times New Roman" w:cs="Times New Roman"/>
-          <w:sz w:val="24"/>
-          <w:szCs w:val="24"/>
-        </w:rPr>
-        <w:t>скорбо́тах</w:t>
-      </w:r>
-      <w:proofErr w:type="spellEnd"/>
-      <w:r>
-        <w:rPr>
-          <w:rFonts w:ascii="Times New Roman" w:eastAsia="Times New Roman" w:hAnsi="Times New Roman" w:cs="Times New Roman"/>
-          <w:sz w:val="24"/>
-          <w:szCs w:val="24"/>
-        </w:rPr>
-        <w:t xml:space="preserve"> </w:t>
-      </w:r>
-      <w:proofErr w:type="spellStart"/>
-      <w:r>
-        <w:rPr>
-          <w:rFonts w:ascii="Times New Roman" w:eastAsia="Times New Roman" w:hAnsi="Times New Roman" w:cs="Times New Roman"/>
-          <w:sz w:val="24"/>
-          <w:szCs w:val="24"/>
-        </w:rPr>
-        <w:t>не</w:t>
-      </w:r>
-      <w:proofErr w:type="spellEnd"/>
-      <w:r>
-        <w:rPr>
-          <w:rFonts w:ascii="Times New Roman" w:eastAsia="Times New Roman" w:hAnsi="Times New Roman" w:cs="Times New Roman"/>
-          <w:sz w:val="24"/>
-          <w:szCs w:val="24"/>
-        </w:rPr>
-        <w:t xml:space="preserve"> </w:t>
-      </w:r>
-      <w:proofErr w:type="spellStart"/>
-      <w:r>
-        <w:rPr>
-          <w:rFonts w:ascii="Times New Roman" w:eastAsia="Times New Roman" w:hAnsi="Times New Roman" w:cs="Times New Roman"/>
-          <w:sz w:val="24"/>
-          <w:szCs w:val="24"/>
-        </w:rPr>
-        <w:t>погорди</w:t>
-      </w:r>
-      <w:proofErr w:type="spellEnd"/>
-      <w:r>
-        <w:rPr>
-          <w:rFonts w:ascii="Times New Roman" w:eastAsia="Times New Roman" w:hAnsi="Times New Roman" w:cs="Times New Roman"/>
-          <w:sz w:val="24"/>
-          <w:szCs w:val="24"/>
-        </w:rPr>
-        <w:t xml:space="preserve">́,* </w:t>
-      </w:r>
-      <w:proofErr w:type="spellStart"/>
-      <w:r>
-        <w:rPr>
-          <w:rFonts w:ascii="Times New Roman" w:eastAsia="Times New Roman" w:hAnsi="Times New Roman" w:cs="Times New Roman"/>
-          <w:sz w:val="24"/>
-          <w:szCs w:val="24"/>
-        </w:rPr>
-        <w:t>але</w:t>
-      </w:r>
-      <w:proofErr w:type="spellEnd"/>
-      <w:r>
-        <w:rPr>
-          <w:rFonts w:ascii="Times New Roman" w:eastAsia="Times New Roman" w:hAnsi="Times New Roman" w:cs="Times New Roman"/>
-          <w:sz w:val="24"/>
-          <w:szCs w:val="24"/>
-        </w:rPr>
-        <w:t xml:space="preserve">́ </w:t>
-      </w:r>
-      <w:proofErr w:type="spellStart"/>
-      <w:r>
-        <w:rPr>
-          <w:rFonts w:ascii="Times New Roman" w:eastAsia="Times New Roman" w:hAnsi="Times New Roman" w:cs="Times New Roman"/>
-          <w:sz w:val="24"/>
-          <w:szCs w:val="24"/>
-        </w:rPr>
-        <w:t>від</w:t>
-      </w:r>
-      <w:proofErr w:type="spellEnd"/>
-      <w:r>
-        <w:rPr>
-          <w:rFonts w:ascii="Times New Roman" w:eastAsia="Times New Roman" w:hAnsi="Times New Roman" w:cs="Times New Roman"/>
-          <w:sz w:val="24"/>
-          <w:szCs w:val="24"/>
-        </w:rPr>
-        <w:t xml:space="preserve"> </w:t>
-      </w:r>
-      <w:proofErr w:type="spellStart"/>
-      <w:r>
-        <w:rPr>
-          <w:rFonts w:ascii="Times New Roman" w:eastAsia="Times New Roman" w:hAnsi="Times New Roman" w:cs="Times New Roman"/>
-          <w:sz w:val="24"/>
-          <w:szCs w:val="24"/>
-        </w:rPr>
-        <w:t>бід</w:t>
-      </w:r>
-      <w:proofErr w:type="spellEnd"/>
-      <w:r>
-        <w:rPr>
-          <w:rFonts w:ascii="Times New Roman" w:eastAsia="Times New Roman" w:hAnsi="Times New Roman" w:cs="Times New Roman"/>
-          <w:sz w:val="24"/>
-          <w:szCs w:val="24"/>
-        </w:rPr>
-        <w:t xml:space="preserve"> </w:t>
-      </w:r>
-      <w:proofErr w:type="spellStart"/>
-      <w:r>
-        <w:rPr>
-          <w:rFonts w:ascii="Times New Roman" w:eastAsia="Times New Roman" w:hAnsi="Times New Roman" w:cs="Times New Roman"/>
-          <w:sz w:val="24"/>
-          <w:szCs w:val="24"/>
-        </w:rPr>
-        <w:t>ви́зволи</w:t>
-      </w:r>
-      <w:proofErr w:type="spellEnd"/>
-      <w:r>
-        <w:rPr>
-          <w:rFonts w:ascii="Times New Roman" w:eastAsia="Times New Roman" w:hAnsi="Times New Roman" w:cs="Times New Roman"/>
-          <w:sz w:val="24"/>
-          <w:szCs w:val="24"/>
-        </w:rPr>
-        <w:t xml:space="preserve"> нас, </w:t>
-      </w:r>
-      <w:proofErr w:type="spellStart"/>
-      <w:r>
-        <w:rPr>
-          <w:rFonts w:ascii="Times New Roman" w:eastAsia="Times New Roman" w:hAnsi="Times New Roman" w:cs="Times New Roman"/>
-          <w:sz w:val="24"/>
-          <w:szCs w:val="24"/>
-        </w:rPr>
-        <w:t>єди́на</w:t>
-      </w:r>
-      <w:proofErr w:type="spellEnd"/>
-      <w:r>
-        <w:rPr>
-          <w:rFonts w:ascii="Times New Roman" w:eastAsia="Times New Roman" w:hAnsi="Times New Roman" w:cs="Times New Roman"/>
-          <w:sz w:val="24"/>
-          <w:szCs w:val="24"/>
-        </w:rPr>
-        <w:t xml:space="preserve"> </w:t>
-      </w:r>
-      <w:proofErr w:type="spellStart"/>
-      <w:r>
-        <w:rPr>
-          <w:rFonts w:ascii="Times New Roman" w:eastAsia="Times New Roman" w:hAnsi="Times New Roman" w:cs="Times New Roman"/>
-          <w:sz w:val="24"/>
-          <w:szCs w:val="24"/>
-        </w:rPr>
-        <w:t>чи́ста</w:t>
-      </w:r>
-      <w:proofErr w:type="spellEnd"/>
-      <w:r>
-        <w:rPr>
-          <w:rFonts w:ascii="Times New Roman" w:eastAsia="Times New Roman" w:hAnsi="Times New Roman" w:cs="Times New Roman"/>
-          <w:sz w:val="24"/>
-          <w:szCs w:val="24"/>
-        </w:rPr>
-        <w:t xml:space="preserve"> і </w:t>
-      </w:r>
-      <w:proofErr w:type="spellStart"/>
-      <w:r>
-        <w:rPr>
-          <w:rFonts w:ascii="Times New Roman" w:eastAsia="Times New Roman" w:hAnsi="Times New Roman" w:cs="Times New Roman"/>
-          <w:sz w:val="24"/>
-          <w:szCs w:val="24"/>
-        </w:rPr>
-        <w:t>благослове́нна</w:t>
-      </w:r>
-      <w:proofErr w:type="spellEnd"/>
-      <w:r>
-        <w:rPr>
-          <w:rFonts w:ascii="Times New Roman" w:eastAsia="Times New Roman" w:hAnsi="Times New Roman" w:cs="Times New Roman"/>
-          <w:sz w:val="24"/>
-          <w:szCs w:val="24"/>
-        </w:rPr>
-        <w:t>.</w:t>
+        <w:t xml:space="preserve"> Під твою́ ми́лість прибіга́ємо, Богоро́дице Ді́во;* молитва́ми на́шими в скорбо́тах не погорди́,* але́ від бід ви́зволи нас, єди́на чи́ста і благослове́нна.</w:t>
       </w:r>
     </w:p>
     <w:p>
@@ -7386,6 +6615,7 @@
           <w:rFonts w:ascii="Times New Roman" w:eastAsia="Times New Roman" w:hAnsi="Times New Roman" w:cs="Times New Roman"/>
           <w:sz w:val="24"/>
           <w:szCs w:val="24"/>
+          <w:lang w:val="ru-MD"/>
         </w:rPr>
       </w:pPr>
       <w:r>
@@ -7404,6 +6634,7 @@
           <w:color w:val="FF0000"/>
           <w:sz w:val="24"/>
           <w:szCs w:val="24"/>
+          <w:lang w:val="ru-MD"/>
         </w:rPr>
         <w:t>(2 р.)</w:t>
       </w:r>
@@ -7413,6 +6644,7 @@
           <w:i/>
           <w:sz w:val="24"/>
           <w:szCs w:val="24"/>
+          <w:lang w:val="ru-MD"/>
         </w:rPr>
         <w:t>.</w:t>
       </w:r>
@@ -7425,6 +6657,7 @@
           <w:rFonts w:ascii="Times New Roman" w:eastAsia="Times New Roman" w:hAnsi="Times New Roman" w:cs="Times New Roman"/>
           <w:sz w:val="24"/>
           <w:szCs w:val="24"/>
+          <w:lang w:val="ru-MD"/>
         </w:rPr>
       </w:pPr>
     </w:p>
@@ -7526,112 +6759,112 @@
           <w:szCs w:val="24"/>
           <w:lang w:val="ru-MD"/>
         </w:rPr>
+        <w:t>Багато тих, що мені кажуть:* «Нема йому спасіння в Бозі».</w:t>
+      </w:r>
+    </w:p>
+    <w:p>
+      <w:pPr>
+        <w:spacing w:after="120" w:line="240" w:lineRule="auto"/>
+        <w:jc w:val="both"/>
+        <w:rPr>
+          <w:rFonts w:ascii="Times New Roman" w:eastAsia="Times New Roman" w:hAnsi="Times New Roman" w:cs="Times New Roman"/>
+          <w:sz w:val="24"/>
+          <w:szCs w:val="24"/>
+          <w:lang w:val="ru-MD"/>
+        </w:rPr>
+      </w:pPr>
+      <w:r>
+        <w:rPr>
+          <w:rFonts w:ascii="Times New Roman" w:eastAsia="Times New Roman" w:hAnsi="Times New Roman" w:cs="Times New Roman"/>
+          <w:sz w:val="24"/>
+          <w:szCs w:val="24"/>
+          <w:lang w:val="ru-MD"/>
+        </w:rPr>
+        <w:t>Але ти, Господи, щит мій навколо мене,* ти моя слава, підносиш голову мою вгору.</w:t>
+      </w:r>
+    </w:p>
+    <w:p>
+      <w:pPr>
+        <w:spacing w:after="120" w:line="240" w:lineRule="auto"/>
+        <w:jc w:val="both"/>
+        <w:rPr>
+          <w:rFonts w:ascii="Times New Roman" w:eastAsia="Times New Roman" w:hAnsi="Times New Roman" w:cs="Times New Roman"/>
+          <w:sz w:val="24"/>
+          <w:szCs w:val="24"/>
+          <w:lang w:val="ru-MD"/>
+        </w:rPr>
+      </w:pPr>
+      <w:r>
+        <w:rPr>
+          <w:rFonts w:ascii="Times New Roman" w:eastAsia="Times New Roman" w:hAnsi="Times New Roman" w:cs="Times New Roman"/>
+          <w:sz w:val="24"/>
+          <w:szCs w:val="24"/>
+          <w:lang w:val="ru-MD"/>
+        </w:rPr>
+        <w:t>Я голосно візвав до Господа,* і він вислухав мене з гори святої своєї.</w:t>
+      </w:r>
+    </w:p>
+    <w:p>
+      <w:pPr>
+        <w:spacing w:after="120" w:line="240" w:lineRule="auto"/>
+        <w:jc w:val="both"/>
+        <w:rPr>
+          <w:rFonts w:ascii="Times New Roman" w:eastAsia="Times New Roman" w:hAnsi="Times New Roman" w:cs="Times New Roman"/>
+          <w:sz w:val="24"/>
+          <w:szCs w:val="24"/>
+          <w:lang w:val="ru-MD"/>
+        </w:rPr>
+      </w:pPr>
+      <w:r>
+        <w:rPr>
+          <w:rFonts w:ascii="Times New Roman" w:eastAsia="Times New Roman" w:hAnsi="Times New Roman" w:cs="Times New Roman"/>
+          <w:sz w:val="24"/>
+          <w:szCs w:val="24"/>
+          <w:lang w:val="ru-MD"/>
+        </w:rPr>
+        <w:t>Я ліг собі й заснув, і пробудився,* бо Господь мене зберігає.</w:t>
+      </w:r>
+    </w:p>
+    <w:p>
+      <w:pPr>
+        <w:spacing w:after="120" w:line="240" w:lineRule="auto"/>
+        <w:jc w:val="both"/>
+        <w:rPr>
+          <w:rFonts w:ascii="Times New Roman" w:eastAsia="Times New Roman" w:hAnsi="Times New Roman" w:cs="Times New Roman"/>
+          <w:sz w:val="24"/>
+          <w:szCs w:val="24"/>
+          <w:lang w:val="ru-MD"/>
+        </w:rPr>
+      </w:pPr>
+      <w:r>
+        <w:rPr>
+          <w:rFonts w:ascii="Times New Roman" w:eastAsia="Times New Roman" w:hAnsi="Times New Roman" w:cs="Times New Roman"/>
+          <w:sz w:val="24"/>
+          <w:szCs w:val="24"/>
+          <w:lang w:val="ru-MD"/>
+        </w:rPr>
+        <w:t>Я не боюся безлічі людей,* що навколо мене обсіли.</w:t>
+      </w:r>
+    </w:p>
+    <w:p>
+      <w:pPr>
+        <w:spacing w:after="120" w:line="240" w:lineRule="auto"/>
+        <w:jc w:val="both"/>
+        <w:rPr>
+          <w:rFonts w:ascii="Times New Roman" w:eastAsia="Times New Roman" w:hAnsi="Times New Roman" w:cs="Times New Roman"/>
+          <w:sz w:val="24"/>
+          <w:szCs w:val="24"/>
+          <w:lang w:val="ru-MD"/>
+        </w:rPr>
+      </w:pPr>
+      <w:r>
+        <w:rPr>
+          <w:rFonts w:ascii="Times New Roman" w:eastAsia="Times New Roman" w:hAnsi="Times New Roman" w:cs="Times New Roman"/>
+          <w:sz w:val="24"/>
+          <w:szCs w:val="24"/>
+          <w:lang w:val="ru-MD"/>
+        </w:rPr>
         <w:lastRenderedPageBreak/>
-        <w:t>Багато тих, що мені кажуть:* «Нема йому спасіння в Бозі».</w:t>
-      </w:r>
-    </w:p>
-    <w:p>
-      <w:pPr>
-        <w:spacing w:after="120" w:line="240" w:lineRule="auto"/>
-        <w:jc w:val="both"/>
-        <w:rPr>
-          <w:rFonts w:ascii="Times New Roman" w:eastAsia="Times New Roman" w:hAnsi="Times New Roman" w:cs="Times New Roman"/>
-          <w:sz w:val="24"/>
-          <w:szCs w:val="24"/>
-          <w:lang w:val="ru-MD"/>
-        </w:rPr>
-      </w:pPr>
-      <w:r>
-        <w:rPr>
-          <w:rFonts w:ascii="Times New Roman" w:eastAsia="Times New Roman" w:hAnsi="Times New Roman" w:cs="Times New Roman"/>
-          <w:sz w:val="24"/>
-          <w:szCs w:val="24"/>
-          <w:lang w:val="ru-MD"/>
-        </w:rPr>
-        <w:t>Але ти, Господи, щит мій навколо мене,* ти моя слава, підносиш голову мою вгору.</w:t>
-      </w:r>
-    </w:p>
-    <w:p>
-      <w:pPr>
-        <w:spacing w:after="120" w:line="240" w:lineRule="auto"/>
-        <w:jc w:val="both"/>
-        <w:rPr>
-          <w:rFonts w:ascii="Times New Roman" w:eastAsia="Times New Roman" w:hAnsi="Times New Roman" w:cs="Times New Roman"/>
-          <w:sz w:val="24"/>
-          <w:szCs w:val="24"/>
-          <w:lang w:val="ru-MD"/>
-        </w:rPr>
-      </w:pPr>
-      <w:r>
-        <w:rPr>
-          <w:rFonts w:ascii="Times New Roman" w:eastAsia="Times New Roman" w:hAnsi="Times New Roman" w:cs="Times New Roman"/>
-          <w:sz w:val="24"/>
-          <w:szCs w:val="24"/>
-          <w:lang w:val="ru-MD"/>
-        </w:rPr>
-        <w:t>Я голосно візвав до Господа,* і він вислухав мене з гори святої своєї.</w:t>
-      </w:r>
-    </w:p>
-    <w:p>
-      <w:pPr>
-        <w:spacing w:after="120" w:line="240" w:lineRule="auto"/>
-        <w:jc w:val="both"/>
-        <w:rPr>
-          <w:rFonts w:ascii="Times New Roman" w:eastAsia="Times New Roman" w:hAnsi="Times New Roman" w:cs="Times New Roman"/>
-          <w:sz w:val="24"/>
-          <w:szCs w:val="24"/>
-          <w:lang w:val="ru-MD"/>
-        </w:rPr>
-      </w:pPr>
-      <w:r>
-        <w:rPr>
-          <w:rFonts w:ascii="Times New Roman" w:eastAsia="Times New Roman" w:hAnsi="Times New Roman" w:cs="Times New Roman"/>
-          <w:sz w:val="24"/>
-          <w:szCs w:val="24"/>
-          <w:lang w:val="ru-MD"/>
-        </w:rPr>
-        <w:t>Я ліг собі й заснув, і пробудився,* бо Господь мене зберігає.</w:t>
-      </w:r>
-    </w:p>
-    <w:p>
-      <w:pPr>
-        <w:spacing w:after="120" w:line="240" w:lineRule="auto"/>
-        <w:jc w:val="both"/>
-        <w:rPr>
-          <w:rFonts w:ascii="Times New Roman" w:eastAsia="Times New Roman" w:hAnsi="Times New Roman" w:cs="Times New Roman"/>
-          <w:sz w:val="24"/>
-          <w:szCs w:val="24"/>
-          <w:lang w:val="ru-MD"/>
-        </w:rPr>
-      </w:pPr>
-      <w:r>
-        <w:rPr>
-          <w:rFonts w:ascii="Times New Roman" w:eastAsia="Times New Roman" w:hAnsi="Times New Roman" w:cs="Times New Roman"/>
-          <w:sz w:val="24"/>
-          <w:szCs w:val="24"/>
-          <w:lang w:val="ru-MD"/>
-        </w:rPr>
-        <w:t>Я не боюся безлічі людей,* що навколо мене обсіли.</w:t>
-      </w:r>
-    </w:p>
-    <w:p>
-      <w:pPr>
-        <w:spacing w:after="120" w:line="240" w:lineRule="auto"/>
-        <w:jc w:val="both"/>
-        <w:rPr>
-          <w:rFonts w:ascii="Times New Roman" w:eastAsia="Times New Roman" w:hAnsi="Times New Roman" w:cs="Times New Roman"/>
-          <w:sz w:val="24"/>
-          <w:szCs w:val="24"/>
-          <w:lang w:val="ru-MD"/>
-        </w:rPr>
-      </w:pPr>
-      <w:r>
-        <w:rPr>
-          <w:rFonts w:ascii="Times New Roman" w:eastAsia="Times New Roman" w:hAnsi="Times New Roman" w:cs="Times New Roman"/>
-          <w:sz w:val="24"/>
-          <w:szCs w:val="24"/>
-          <w:lang w:val="ru-MD"/>
-        </w:rPr>
         <w:t>Воскресни, Господи, спаси мене, мій Боже!* По щелепах вдарив ти всіх ворогів моїх, розторощив зуби злих.</w:t>
       </w:r>
     </w:p>
@@ -8129,30 +7362,447 @@
           <w:szCs w:val="24"/>
           <w:lang w:val="ru-MD"/>
         </w:rPr>
+        <w:t>Не покидай мене, о Господи,* не віддаляйся від мене, мій Боже.</w:t>
+      </w:r>
+    </w:p>
+    <w:p>
+      <w:pPr>
+        <w:spacing w:after="120" w:line="240" w:lineRule="auto"/>
+        <w:jc w:val="both"/>
+        <w:rPr>
+          <w:rFonts w:ascii="Times New Roman" w:eastAsia="Times New Roman" w:hAnsi="Times New Roman" w:cs="Times New Roman"/>
+          <w:sz w:val="24"/>
+          <w:szCs w:val="24"/>
+          <w:lang w:val="ru-MD"/>
+        </w:rPr>
+      </w:pPr>
+      <w:r>
+        <w:rPr>
+          <w:rFonts w:ascii="Times New Roman" w:eastAsia="Times New Roman" w:hAnsi="Times New Roman" w:cs="Times New Roman"/>
+          <w:sz w:val="24"/>
+          <w:szCs w:val="24"/>
+          <w:lang w:val="ru-MD"/>
+        </w:rPr>
+        <w:t>Поспіши мені на допомогу,* Господи, моє спасіння.</w:t>
+      </w:r>
+    </w:p>
+    <w:p>
+      <w:pPr>
+        <w:spacing w:after="120" w:line="240" w:lineRule="auto"/>
+        <w:jc w:val="center"/>
+        <w:rPr>
+          <w:rFonts w:ascii="Times New Roman" w:eastAsia="Times New Roman" w:hAnsi="Times New Roman" w:cs="Times New Roman"/>
+          <w:sz w:val="24"/>
+          <w:szCs w:val="24"/>
+          <w:lang w:val="ru-MD"/>
+        </w:rPr>
+      </w:pPr>
+      <w:r>
+        <w:rPr>
+          <w:rFonts w:ascii="Times New Roman" w:eastAsia="Times New Roman" w:hAnsi="Times New Roman" w:cs="Times New Roman"/>
+          <w:b/>
+          <w:i/>
+          <w:color w:val="FF0000"/>
+          <w:sz w:val="24"/>
+          <w:szCs w:val="24"/>
+          <w:lang w:val="ru-MD"/>
+        </w:rPr>
+        <w:t xml:space="preserve">Псалом 62 </w:t>
+      </w:r>
+      <w:r>
+        <w:rPr>
+          <w:rFonts w:ascii="Times New Roman" w:eastAsia="Times New Roman" w:hAnsi="Times New Roman" w:cs="Times New Roman"/>
+          <w:i/>
+          <w:color w:val="FF0000"/>
+          <w:sz w:val="24"/>
+          <w:szCs w:val="24"/>
+          <w:lang w:val="ru-MD"/>
+        </w:rPr>
+        <w:t>(У середу)</w:t>
+      </w:r>
+    </w:p>
+    <w:p>
+      <w:pPr>
+        <w:spacing w:after="120" w:line="240" w:lineRule="auto"/>
+        <w:jc w:val="both"/>
+        <w:rPr>
+          <w:rFonts w:ascii="Times New Roman" w:eastAsia="Times New Roman" w:hAnsi="Times New Roman" w:cs="Times New Roman"/>
+          <w:sz w:val="24"/>
+          <w:szCs w:val="24"/>
+          <w:lang w:val="ru-MD"/>
+        </w:rPr>
+      </w:pPr>
+      <w:r>
+        <w:rPr>
+          <w:rFonts w:ascii="Times New Roman" w:eastAsia="Times New Roman" w:hAnsi="Times New Roman" w:cs="Times New Roman"/>
+          <w:sz w:val="24"/>
+          <w:szCs w:val="24"/>
+          <w:lang w:val="ru-MD"/>
+        </w:rPr>
+        <w:t>Боже, ти Бог мій!* Тебе шукаю пильно.</w:t>
+      </w:r>
+    </w:p>
+    <w:p>
+      <w:pPr>
+        <w:spacing w:after="120" w:line="240" w:lineRule="auto"/>
+        <w:jc w:val="both"/>
+        <w:rPr>
+          <w:rFonts w:ascii="Times New Roman" w:eastAsia="Times New Roman" w:hAnsi="Times New Roman" w:cs="Times New Roman"/>
+          <w:sz w:val="24"/>
+          <w:szCs w:val="24"/>
+          <w:lang w:val="ru-MD"/>
+        </w:rPr>
+      </w:pPr>
+      <w:r>
+        <w:rPr>
+          <w:rFonts w:ascii="Times New Roman" w:eastAsia="Times New Roman" w:hAnsi="Times New Roman" w:cs="Times New Roman"/>
+          <w:sz w:val="24"/>
+          <w:szCs w:val="24"/>
+          <w:lang w:val="ru-MD"/>
+        </w:rPr>
+        <w:t>Тебе душа моя прагне,* тебе бажає тіло моє в землі сухій, спраглій і безводній.</w:t>
+      </w:r>
+    </w:p>
+    <w:p>
+      <w:pPr>
+        <w:spacing w:after="120" w:line="240" w:lineRule="auto"/>
+        <w:jc w:val="both"/>
+        <w:rPr>
+          <w:rFonts w:ascii="Times New Roman" w:eastAsia="Times New Roman" w:hAnsi="Times New Roman" w:cs="Times New Roman"/>
+          <w:sz w:val="24"/>
+          <w:szCs w:val="24"/>
+          <w:lang w:val="ru-MD"/>
+        </w:rPr>
+      </w:pPr>
+      <w:r>
+        <w:rPr>
+          <w:rFonts w:ascii="Times New Roman" w:eastAsia="Times New Roman" w:hAnsi="Times New Roman" w:cs="Times New Roman"/>
+          <w:sz w:val="24"/>
+          <w:szCs w:val="24"/>
+          <w:lang w:val="ru-MD"/>
+        </w:rPr>
         <w:lastRenderedPageBreak/>
-        <w:t>Не покидай мене, о Господи,* не віддаляйся від мене, мій Боже.</w:t>
-      </w:r>
-    </w:p>
-    <w:p>
-      <w:pPr>
-        <w:spacing w:after="120" w:line="240" w:lineRule="auto"/>
-        <w:jc w:val="both"/>
-        <w:rPr>
-          <w:rFonts w:ascii="Times New Roman" w:eastAsia="Times New Roman" w:hAnsi="Times New Roman" w:cs="Times New Roman"/>
-          <w:sz w:val="24"/>
-          <w:szCs w:val="24"/>
-          <w:lang w:val="ru-MD"/>
-        </w:rPr>
-      </w:pPr>
-      <w:r>
-        <w:rPr>
-          <w:rFonts w:ascii="Times New Roman" w:eastAsia="Times New Roman" w:hAnsi="Times New Roman" w:cs="Times New Roman"/>
-          <w:sz w:val="24"/>
-          <w:szCs w:val="24"/>
-          <w:lang w:val="ru-MD"/>
-        </w:rPr>
-        <w:t>Поспіши мені на допомогу,* Господи, моє спасіння.</w:t>
-      </w:r>
+        <w:t>Отак і я у святині тебе виглядаю:* побачити силу твою й твою славу.</w:t>
+      </w:r>
+    </w:p>
+    <w:p>
+      <w:pPr>
+        <w:spacing w:after="120" w:line="240" w:lineRule="auto"/>
+        <w:jc w:val="both"/>
+        <w:rPr>
+          <w:rFonts w:ascii="Times New Roman" w:eastAsia="Times New Roman" w:hAnsi="Times New Roman" w:cs="Times New Roman"/>
+          <w:sz w:val="24"/>
+          <w:szCs w:val="24"/>
+          <w:lang w:val="ru-MD"/>
+        </w:rPr>
+      </w:pPr>
+      <w:r>
+        <w:rPr>
+          <w:rFonts w:ascii="Times New Roman" w:eastAsia="Times New Roman" w:hAnsi="Times New Roman" w:cs="Times New Roman"/>
+          <w:sz w:val="24"/>
+          <w:szCs w:val="24"/>
+          <w:lang w:val="ru-MD"/>
+        </w:rPr>
+        <w:t>Бо твоя милість ліпша від життя,* уста мої славитимуть тебе.</w:t>
+      </w:r>
+    </w:p>
+    <w:p>
+      <w:pPr>
+        <w:spacing w:after="120" w:line="240" w:lineRule="auto"/>
+        <w:jc w:val="both"/>
+        <w:rPr>
+          <w:rFonts w:ascii="Times New Roman" w:eastAsia="Times New Roman" w:hAnsi="Times New Roman" w:cs="Times New Roman"/>
+          <w:sz w:val="24"/>
+          <w:szCs w:val="24"/>
+          <w:lang w:val="ru-MD"/>
+        </w:rPr>
+      </w:pPr>
+      <w:r>
+        <w:rPr>
+          <w:rFonts w:ascii="Times New Roman" w:eastAsia="Times New Roman" w:hAnsi="Times New Roman" w:cs="Times New Roman"/>
+          <w:sz w:val="24"/>
+          <w:szCs w:val="24"/>
+          <w:lang w:val="ru-MD"/>
+        </w:rPr>
+        <w:t>Отак буду тебе хвалити поки життя мого,* у твоїм імені здійматиму мої руки.</w:t>
+      </w:r>
+    </w:p>
+    <w:p>
+      <w:pPr>
+        <w:spacing w:after="120" w:line="240" w:lineRule="auto"/>
+        <w:jc w:val="both"/>
+        <w:rPr>
+          <w:rFonts w:ascii="Times New Roman" w:eastAsia="Times New Roman" w:hAnsi="Times New Roman" w:cs="Times New Roman"/>
+          <w:sz w:val="24"/>
+          <w:szCs w:val="24"/>
+          <w:lang w:val="ru-MD"/>
+        </w:rPr>
+      </w:pPr>
+      <w:r>
+        <w:rPr>
+          <w:rFonts w:ascii="Times New Roman" w:eastAsia="Times New Roman" w:hAnsi="Times New Roman" w:cs="Times New Roman"/>
+          <w:sz w:val="24"/>
+          <w:szCs w:val="24"/>
+          <w:lang w:val="ru-MD"/>
+        </w:rPr>
+        <w:t>Душа моя насититься, немов туком та оливою,* уста мої веселим голосом хвалитимуть тебе.</w:t>
+      </w:r>
+    </w:p>
+    <w:p>
+      <w:pPr>
+        <w:spacing w:after="120" w:line="240" w:lineRule="auto"/>
+        <w:jc w:val="both"/>
+        <w:rPr>
+          <w:rFonts w:ascii="Times New Roman" w:eastAsia="Times New Roman" w:hAnsi="Times New Roman" w:cs="Times New Roman"/>
+          <w:sz w:val="24"/>
+          <w:szCs w:val="24"/>
+          <w:lang w:val="ru-MD"/>
+        </w:rPr>
+      </w:pPr>
+      <w:r>
+        <w:rPr>
+          <w:rFonts w:ascii="Times New Roman" w:eastAsia="Times New Roman" w:hAnsi="Times New Roman" w:cs="Times New Roman"/>
+          <w:sz w:val="24"/>
+          <w:szCs w:val="24"/>
+          <w:lang w:val="ru-MD"/>
+        </w:rPr>
+        <w:t>Коли згадаю на моїй постелі тебе,* під час нічних чувань розмишлятиму про тебе.</w:t>
+      </w:r>
+    </w:p>
+    <w:p>
+      <w:pPr>
+        <w:spacing w:after="120" w:line="240" w:lineRule="auto"/>
+        <w:jc w:val="both"/>
+        <w:rPr>
+          <w:rFonts w:ascii="Times New Roman" w:eastAsia="Times New Roman" w:hAnsi="Times New Roman" w:cs="Times New Roman"/>
+          <w:sz w:val="24"/>
+          <w:szCs w:val="24"/>
+          <w:lang w:val="ru-MD"/>
+        </w:rPr>
+      </w:pPr>
+      <w:r>
+        <w:rPr>
+          <w:rFonts w:ascii="Times New Roman" w:eastAsia="Times New Roman" w:hAnsi="Times New Roman" w:cs="Times New Roman"/>
+          <w:sz w:val="24"/>
+          <w:szCs w:val="24"/>
+          <w:lang w:val="ru-MD"/>
+        </w:rPr>
+        <w:t>Бо ти прийшов мені на допомогу,* і в тіні крил твоїх я ликуватиму.</w:t>
+      </w:r>
+    </w:p>
+    <w:p>
+      <w:pPr>
+        <w:spacing w:after="120" w:line="240" w:lineRule="auto"/>
+        <w:jc w:val="both"/>
+        <w:rPr>
+          <w:rFonts w:ascii="Times New Roman" w:eastAsia="Times New Roman" w:hAnsi="Times New Roman" w:cs="Times New Roman"/>
+          <w:sz w:val="24"/>
+          <w:szCs w:val="24"/>
+          <w:lang w:val="ru-MD"/>
+        </w:rPr>
+      </w:pPr>
+      <w:r>
+        <w:rPr>
+          <w:rFonts w:ascii="Times New Roman" w:eastAsia="Times New Roman" w:hAnsi="Times New Roman" w:cs="Times New Roman"/>
+          <w:sz w:val="24"/>
+          <w:szCs w:val="24"/>
+          <w:lang w:val="ru-MD"/>
+        </w:rPr>
+        <w:t>Душа моя до тебе лине,* мене підтримує твоя правиця.</w:t>
+      </w:r>
+    </w:p>
+    <w:p>
+      <w:pPr>
+        <w:spacing w:after="120" w:line="240" w:lineRule="auto"/>
+        <w:jc w:val="both"/>
+        <w:rPr>
+          <w:rFonts w:ascii="Times New Roman" w:eastAsia="Times New Roman" w:hAnsi="Times New Roman" w:cs="Times New Roman"/>
+          <w:sz w:val="24"/>
+          <w:szCs w:val="24"/>
+          <w:lang w:val="ru-MD"/>
+        </w:rPr>
+      </w:pPr>
+      <w:r>
+        <w:rPr>
+          <w:rFonts w:ascii="Times New Roman" w:eastAsia="Times New Roman" w:hAnsi="Times New Roman" w:cs="Times New Roman"/>
+          <w:sz w:val="24"/>
+          <w:szCs w:val="24"/>
+          <w:lang w:val="ru-MD"/>
+        </w:rPr>
+        <w:t>Ті ж, які чигають на мою душу,* зійдуть у безодні підземні.</w:t>
+      </w:r>
+    </w:p>
+    <w:p>
+      <w:pPr>
+        <w:spacing w:after="120" w:line="240" w:lineRule="auto"/>
+        <w:jc w:val="both"/>
+        <w:rPr>
+          <w:rFonts w:ascii="Times New Roman" w:eastAsia="Times New Roman" w:hAnsi="Times New Roman" w:cs="Times New Roman"/>
+          <w:sz w:val="24"/>
+          <w:szCs w:val="24"/>
+          <w:lang w:val="ru-MD"/>
+        </w:rPr>
+      </w:pPr>
+      <w:r>
+        <w:rPr>
+          <w:rFonts w:ascii="Times New Roman" w:eastAsia="Times New Roman" w:hAnsi="Times New Roman" w:cs="Times New Roman"/>
+          <w:sz w:val="24"/>
+          <w:szCs w:val="24"/>
+          <w:lang w:val="ru-MD"/>
+        </w:rPr>
+        <w:t>Їх віддадуть мечеві на поталу,* вони шакалів здобиччю стануть.</w:t>
+      </w:r>
+    </w:p>
+    <w:p>
+      <w:pPr>
+        <w:spacing w:after="120" w:line="240" w:lineRule="auto"/>
+        <w:jc w:val="both"/>
+        <w:rPr>
+          <w:rFonts w:ascii="Times New Roman" w:eastAsia="Times New Roman" w:hAnsi="Times New Roman" w:cs="Times New Roman"/>
+          <w:sz w:val="24"/>
+          <w:szCs w:val="24"/>
+          <w:lang w:val="ru-MD"/>
+        </w:rPr>
+      </w:pPr>
+      <w:r>
+        <w:rPr>
+          <w:rFonts w:ascii="Times New Roman" w:eastAsia="Times New Roman" w:hAnsi="Times New Roman" w:cs="Times New Roman"/>
+          <w:sz w:val="24"/>
+          <w:szCs w:val="24"/>
+          <w:lang w:val="ru-MD"/>
+        </w:rPr>
+        <w:t>А цар возвеселиться в Бозі, хвалитиметься кожен, хто ним клянеться,* уста бо тих, що неправду кажуть, будуть закриті.</w:t>
+      </w:r>
+    </w:p>
+    <w:p>
+      <w:pPr>
+        <w:spacing w:after="120" w:line="240" w:lineRule="auto"/>
+        <w:jc w:val="both"/>
+        <w:rPr>
+          <w:rFonts w:ascii="Times New Roman" w:eastAsia="Times New Roman" w:hAnsi="Times New Roman" w:cs="Times New Roman"/>
+          <w:sz w:val="24"/>
+          <w:szCs w:val="24"/>
+          <w:lang w:val="ru-MD"/>
+        </w:rPr>
+      </w:pPr>
+    </w:p>
+    <w:p>
+      <w:pPr>
+        <w:spacing w:after="120" w:line="240" w:lineRule="auto"/>
+        <w:jc w:val="both"/>
+        <w:rPr>
+          <w:rFonts w:ascii="Times New Roman" w:eastAsia="Times New Roman" w:hAnsi="Times New Roman" w:cs="Times New Roman"/>
+          <w:sz w:val="24"/>
+          <w:szCs w:val="24"/>
+          <w:lang w:val="ru-MD"/>
+        </w:rPr>
+      </w:pPr>
+      <w:r>
+        <w:rPr>
+          <w:rFonts w:ascii="Times New Roman" w:eastAsia="Times New Roman" w:hAnsi="Times New Roman" w:cs="Times New Roman"/>
+          <w:sz w:val="24"/>
+          <w:szCs w:val="24"/>
+          <w:lang w:val="ru-MD"/>
+        </w:rPr>
+        <w:t>Слава Отцю, і Сину, і Святому Духові, і нині і повсякчас, і на віки віків. Амінь.</w:t>
+      </w:r>
+    </w:p>
+    <w:p>
+      <w:pPr>
+        <w:spacing w:after="120" w:line="240" w:lineRule="auto"/>
+        <w:jc w:val="both"/>
+        <w:rPr>
+          <w:rFonts w:ascii="Times New Roman" w:eastAsia="Times New Roman" w:hAnsi="Times New Roman" w:cs="Times New Roman"/>
+          <w:sz w:val="24"/>
+          <w:szCs w:val="24"/>
+          <w:lang w:val="ru-MD"/>
+        </w:rPr>
+      </w:pPr>
+      <w:r>
+        <w:rPr>
+          <w:rFonts w:ascii="Times New Roman" w:eastAsia="Times New Roman" w:hAnsi="Times New Roman" w:cs="Times New Roman"/>
+          <w:sz w:val="24"/>
+          <w:szCs w:val="24"/>
+          <w:lang w:val="ru-MD"/>
+        </w:rPr>
+        <w:t xml:space="preserve">Алилуя, алилуя, алилуя, слава Тобі, Боже. </w:t>
+      </w:r>
+      <w:r>
+        <w:rPr>
+          <w:rFonts w:ascii="Times New Roman" w:eastAsia="Times New Roman" w:hAnsi="Times New Roman" w:cs="Times New Roman"/>
+          <w:i/>
+          <w:color w:val="FF0000"/>
+          <w:sz w:val="24"/>
+          <w:szCs w:val="24"/>
+          <w:lang w:val="ru-MD"/>
+        </w:rPr>
+        <w:t>(3 р.)</w:t>
+      </w:r>
+    </w:p>
+    <w:p>
+      <w:pPr>
+        <w:spacing w:after="120" w:line="240" w:lineRule="auto"/>
+        <w:jc w:val="both"/>
+        <w:rPr>
+          <w:rFonts w:ascii="Times New Roman" w:eastAsia="Times New Roman" w:hAnsi="Times New Roman" w:cs="Times New Roman"/>
+          <w:sz w:val="24"/>
+          <w:szCs w:val="24"/>
+          <w:lang w:val="ru-MD"/>
+        </w:rPr>
+      </w:pPr>
+      <w:r>
+        <w:rPr>
+          <w:rFonts w:ascii="Times New Roman" w:eastAsia="Times New Roman" w:hAnsi="Times New Roman" w:cs="Times New Roman"/>
+          <w:sz w:val="24"/>
+          <w:szCs w:val="24"/>
+          <w:lang w:val="ru-MD"/>
+        </w:rPr>
+        <w:t xml:space="preserve">Господи, помилуй. </w:t>
+      </w:r>
+      <w:r>
+        <w:rPr>
+          <w:rFonts w:ascii="Times New Roman" w:eastAsia="Times New Roman" w:hAnsi="Times New Roman" w:cs="Times New Roman"/>
+          <w:i/>
+          <w:color w:val="FF0000"/>
+          <w:sz w:val="24"/>
+          <w:szCs w:val="24"/>
+          <w:lang w:val="ru-MD"/>
+        </w:rPr>
+        <w:t>(3 р.)</w:t>
+      </w:r>
+    </w:p>
+    <w:p>
+      <w:pPr>
+        <w:spacing w:after="120" w:line="240" w:lineRule="auto"/>
+        <w:jc w:val="both"/>
+        <w:rPr>
+          <w:rFonts w:ascii="Times New Roman" w:eastAsia="Times New Roman" w:hAnsi="Times New Roman" w:cs="Times New Roman"/>
+          <w:sz w:val="24"/>
+          <w:szCs w:val="24"/>
+          <w:lang w:val="ru-MD"/>
+        </w:rPr>
+      </w:pPr>
+      <w:r>
+        <w:rPr>
+          <w:rFonts w:ascii="Times New Roman" w:eastAsia="Times New Roman" w:hAnsi="Times New Roman" w:cs="Times New Roman"/>
+          <w:sz w:val="24"/>
+          <w:szCs w:val="24"/>
+          <w:lang w:val="ru-MD"/>
+        </w:rPr>
+        <w:t>Слава Отцю, і Сину, і Святому Духові, і нині і повсякчас, і на віки віків. Амінь.</w:t>
+      </w:r>
+    </w:p>
+    <w:p>
+      <w:pPr>
+        <w:spacing w:after="120" w:line="240" w:lineRule="auto"/>
+        <w:jc w:val="both"/>
+        <w:rPr>
+          <w:rFonts w:ascii="Times New Roman" w:eastAsia="Times New Roman" w:hAnsi="Times New Roman" w:cs="Times New Roman"/>
+          <w:sz w:val="24"/>
+          <w:szCs w:val="24"/>
+          <w:lang w:val="ru-MD"/>
+        </w:rPr>
+      </w:pPr>
     </w:p>
     <w:p>
       <w:pPr>
@@ -8175,7 +7825,7 @@
           <w:szCs w:val="24"/>
           <w:lang w:val="ru-MD"/>
         </w:rPr>
-        <w:t xml:space="preserve">Псалом 62 </w:t>
+        <w:t xml:space="preserve">Псалом 87 </w:t>
       </w:r>
       <w:r>
         <w:rPr>
@@ -8186,345 +7836,410 @@
           <w:szCs w:val="24"/>
           <w:lang w:val="ru-MD"/>
         </w:rPr>
-        <w:t>(У середу)</w:t>
-      </w:r>
-    </w:p>
-    <w:p>
-      <w:pPr>
-        <w:spacing w:after="120" w:line="240" w:lineRule="auto"/>
-        <w:jc w:val="both"/>
-        <w:rPr>
-          <w:rFonts w:ascii="Times New Roman" w:eastAsia="Times New Roman" w:hAnsi="Times New Roman" w:cs="Times New Roman"/>
-          <w:sz w:val="24"/>
-          <w:szCs w:val="24"/>
-          <w:lang w:val="ru-MD"/>
-        </w:rPr>
-      </w:pPr>
-      <w:r>
-        <w:rPr>
-          <w:rFonts w:ascii="Times New Roman" w:eastAsia="Times New Roman" w:hAnsi="Times New Roman" w:cs="Times New Roman"/>
-          <w:sz w:val="24"/>
-          <w:szCs w:val="24"/>
-          <w:lang w:val="ru-MD"/>
-        </w:rPr>
-        <w:t>Боже, ти Бог мій!* Тебе шукаю пильно.</w:t>
-      </w:r>
-    </w:p>
-    <w:p>
-      <w:pPr>
-        <w:spacing w:after="120" w:line="240" w:lineRule="auto"/>
-        <w:jc w:val="both"/>
-        <w:rPr>
-          <w:rFonts w:ascii="Times New Roman" w:eastAsia="Times New Roman" w:hAnsi="Times New Roman" w:cs="Times New Roman"/>
-          <w:sz w:val="24"/>
-          <w:szCs w:val="24"/>
-          <w:lang w:val="ru-MD"/>
-        </w:rPr>
-      </w:pPr>
-      <w:r>
-        <w:rPr>
-          <w:rFonts w:ascii="Times New Roman" w:eastAsia="Times New Roman" w:hAnsi="Times New Roman" w:cs="Times New Roman"/>
-          <w:sz w:val="24"/>
-          <w:szCs w:val="24"/>
-          <w:lang w:val="ru-MD"/>
-        </w:rPr>
-        <w:t>Тебе душа моя прагне,* тебе бажає тіло моє в землі сухій, спраглій і безводній.</w:t>
-      </w:r>
-    </w:p>
-    <w:p>
-      <w:pPr>
-        <w:spacing w:after="120" w:line="240" w:lineRule="auto"/>
-        <w:jc w:val="both"/>
-        <w:rPr>
-          <w:rFonts w:ascii="Times New Roman" w:eastAsia="Times New Roman" w:hAnsi="Times New Roman" w:cs="Times New Roman"/>
-          <w:sz w:val="24"/>
-          <w:szCs w:val="24"/>
-          <w:lang w:val="ru-MD"/>
-        </w:rPr>
-      </w:pPr>
-      <w:r>
-        <w:rPr>
-          <w:rFonts w:ascii="Times New Roman" w:eastAsia="Times New Roman" w:hAnsi="Times New Roman" w:cs="Times New Roman"/>
-          <w:sz w:val="24"/>
-          <w:szCs w:val="24"/>
-          <w:lang w:val="ru-MD"/>
-        </w:rPr>
-        <w:t>Отак і я у святині тебе виглядаю:* побачити силу твою й твою славу.</w:t>
-      </w:r>
-    </w:p>
-    <w:p>
-      <w:pPr>
-        <w:spacing w:after="120" w:line="240" w:lineRule="auto"/>
-        <w:jc w:val="both"/>
-        <w:rPr>
-          <w:rFonts w:ascii="Times New Roman" w:eastAsia="Times New Roman" w:hAnsi="Times New Roman" w:cs="Times New Roman"/>
-          <w:sz w:val="24"/>
-          <w:szCs w:val="24"/>
-          <w:lang w:val="ru-MD"/>
-        </w:rPr>
-      </w:pPr>
-      <w:r>
-        <w:rPr>
-          <w:rFonts w:ascii="Times New Roman" w:eastAsia="Times New Roman" w:hAnsi="Times New Roman" w:cs="Times New Roman"/>
-          <w:sz w:val="24"/>
-          <w:szCs w:val="24"/>
-          <w:lang w:val="ru-MD"/>
-        </w:rPr>
-        <w:t>Бо твоя милість ліпша від життя,* уста мої славитимуть тебе.</w:t>
-      </w:r>
-    </w:p>
-    <w:p>
-      <w:pPr>
-        <w:spacing w:after="120" w:line="240" w:lineRule="auto"/>
-        <w:jc w:val="both"/>
-        <w:rPr>
-          <w:rFonts w:ascii="Times New Roman" w:eastAsia="Times New Roman" w:hAnsi="Times New Roman" w:cs="Times New Roman"/>
-          <w:sz w:val="24"/>
-          <w:szCs w:val="24"/>
-          <w:lang w:val="ru-MD"/>
-        </w:rPr>
-      </w:pPr>
-      <w:r>
-        <w:rPr>
-          <w:rFonts w:ascii="Times New Roman" w:eastAsia="Times New Roman" w:hAnsi="Times New Roman" w:cs="Times New Roman"/>
-          <w:sz w:val="24"/>
-          <w:szCs w:val="24"/>
-          <w:lang w:val="ru-MD"/>
-        </w:rPr>
-        <w:t>Отак буду тебе хвалити поки життя мого,* у твоїм імені здійматиму мої руки.</w:t>
-      </w:r>
-    </w:p>
-    <w:p>
-      <w:pPr>
-        <w:spacing w:after="120" w:line="240" w:lineRule="auto"/>
-        <w:jc w:val="both"/>
-        <w:rPr>
-          <w:rFonts w:ascii="Times New Roman" w:eastAsia="Times New Roman" w:hAnsi="Times New Roman" w:cs="Times New Roman"/>
-          <w:sz w:val="24"/>
-          <w:szCs w:val="24"/>
-          <w:lang w:val="ru-MD"/>
-        </w:rPr>
-      </w:pPr>
-      <w:r>
-        <w:rPr>
-          <w:rFonts w:ascii="Times New Roman" w:eastAsia="Times New Roman" w:hAnsi="Times New Roman" w:cs="Times New Roman"/>
-          <w:sz w:val="24"/>
-          <w:szCs w:val="24"/>
-          <w:lang w:val="ru-MD"/>
-        </w:rPr>
-        <w:t>Душа моя насититься, немов туком та оливою,* уста мої веселим голосом хвалитимуть тебе.</w:t>
-      </w:r>
-    </w:p>
-    <w:p>
-      <w:pPr>
-        <w:spacing w:after="120" w:line="240" w:lineRule="auto"/>
-        <w:jc w:val="both"/>
-        <w:rPr>
-          <w:rFonts w:ascii="Times New Roman" w:eastAsia="Times New Roman" w:hAnsi="Times New Roman" w:cs="Times New Roman"/>
-          <w:sz w:val="24"/>
-          <w:szCs w:val="24"/>
-          <w:lang w:val="ru-MD"/>
-        </w:rPr>
-      </w:pPr>
-      <w:r>
-        <w:rPr>
-          <w:rFonts w:ascii="Times New Roman" w:eastAsia="Times New Roman" w:hAnsi="Times New Roman" w:cs="Times New Roman"/>
-          <w:sz w:val="24"/>
-          <w:szCs w:val="24"/>
-          <w:lang w:val="ru-MD"/>
-        </w:rPr>
-        <w:t>Коли згадаю на моїй постелі тебе,* під час нічних чувань розмишлятиму про тебе.</w:t>
-      </w:r>
-    </w:p>
-    <w:p>
-      <w:pPr>
-        <w:spacing w:after="120" w:line="240" w:lineRule="auto"/>
-        <w:jc w:val="both"/>
-        <w:rPr>
-          <w:rFonts w:ascii="Times New Roman" w:eastAsia="Times New Roman" w:hAnsi="Times New Roman" w:cs="Times New Roman"/>
-          <w:sz w:val="24"/>
-          <w:szCs w:val="24"/>
-          <w:lang w:val="ru-MD"/>
-        </w:rPr>
-      </w:pPr>
-      <w:r>
-        <w:rPr>
-          <w:rFonts w:ascii="Times New Roman" w:eastAsia="Times New Roman" w:hAnsi="Times New Roman" w:cs="Times New Roman"/>
-          <w:sz w:val="24"/>
-          <w:szCs w:val="24"/>
-          <w:lang w:val="ru-MD"/>
-        </w:rPr>
-        <w:t>Бо ти прийшов мені на допомогу,* і в тіні крил твоїх я ликуватиму.</w:t>
-      </w:r>
-    </w:p>
-    <w:p>
-      <w:pPr>
-        <w:spacing w:after="120" w:line="240" w:lineRule="auto"/>
-        <w:jc w:val="both"/>
-        <w:rPr>
-          <w:rFonts w:ascii="Times New Roman" w:eastAsia="Times New Roman" w:hAnsi="Times New Roman" w:cs="Times New Roman"/>
-          <w:sz w:val="24"/>
-          <w:szCs w:val="24"/>
-          <w:lang w:val="ru-MD"/>
-        </w:rPr>
-      </w:pPr>
-      <w:r>
-        <w:rPr>
-          <w:rFonts w:ascii="Times New Roman" w:eastAsia="Times New Roman" w:hAnsi="Times New Roman" w:cs="Times New Roman"/>
-          <w:sz w:val="24"/>
-          <w:szCs w:val="24"/>
-          <w:lang w:val="ru-MD"/>
-        </w:rPr>
-        <w:t>Душа моя до тебе лине,* мене підтримує твоя правиця.</w:t>
-      </w:r>
-    </w:p>
-    <w:p>
-      <w:pPr>
-        <w:spacing w:after="120" w:line="240" w:lineRule="auto"/>
-        <w:jc w:val="both"/>
-        <w:rPr>
-          <w:rFonts w:ascii="Times New Roman" w:eastAsia="Times New Roman" w:hAnsi="Times New Roman" w:cs="Times New Roman"/>
-          <w:sz w:val="24"/>
-          <w:szCs w:val="24"/>
-          <w:lang w:val="ru-MD"/>
-        </w:rPr>
-      </w:pPr>
-      <w:r>
-        <w:rPr>
-          <w:rFonts w:ascii="Times New Roman" w:eastAsia="Times New Roman" w:hAnsi="Times New Roman" w:cs="Times New Roman"/>
-          <w:sz w:val="24"/>
-          <w:szCs w:val="24"/>
-          <w:lang w:val="ru-MD"/>
-        </w:rPr>
-        <w:t>Ті ж, які чигають на мою душу,* зійдуть у безодні підземні.</w:t>
-      </w:r>
-    </w:p>
-    <w:p>
-      <w:pPr>
-        <w:spacing w:after="120" w:line="240" w:lineRule="auto"/>
-        <w:jc w:val="both"/>
-        <w:rPr>
-          <w:rFonts w:ascii="Times New Roman" w:eastAsia="Times New Roman" w:hAnsi="Times New Roman" w:cs="Times New Roman"/>
-          <w:sz w:val="24"/>
-          <w:szCs w:val="24"/>
-          <w:lang w:val="ru-MD"/>
-        </w:rPr>
-      </w:pPr>
-      <w:r>
-        <w:rPr>
-          <w:rFonts w:ascii="Times New Roman" w:eastAsia="Times New Roman" w:hAnsi="Times New Roman" w:cs="Times New Roman"/>
-          <w:sz w:val="24"/>
-          <w:szCs w:val="24"/>
-          <w:lang w:val="ru-MD"/>
-        </w:rPr>
-        <w:t>Їх віддадуть мечеві на поталу,* вони шакалів здобиччю стануть.</w:t>
-      </w:r>
-    </w:p>
-    <w:p>
-      <w:pPr>
-        <w:spacing w:after="120" w:line="240" w:lineRule="auto"/>
-        <w:jc w:val="both"/>
-        <w:rPr>
-          <w:rFonts w:ascii="Times New Roman" w:eastAsia="Times New Roman" w:hAnsi="Times New Roman" w:cs="Times New Roman"/>
-          <w:sz w:val="24"/>
-          <w:szCs w:val="24"/>
-          <w:lang w:val="ru-MD"/>
-        </w:rPr>
-      </w:pPr>
-      <w:r>
-        <w:rPr>
-          <w:rFonts w:ascii="Times New Roman" w:eastAsia="Times New Roman" w:hAnsi="Times New Roman" w:cs="Times New Roman"/>
-          <w:sz w:val="24"/>
-          <w:szCs w:val="24"/>
-          <w:lang w:val="ru-MD"/>
-        </w:rPr>
-        <w:t>А цар возвеселиться в Бозі, хвалитиметься кожен, хто ним клянеться,* уста бо тих, що неправду кажуть, будуть закриті.</w:t>
-      </w:r>
-    </w:p>
-    <w:p>
-      <w:pPr>
-        <w:spacing w:after="120" w:line="240" w:lineRule="auto"/>
-        <w:jc w:val="both"/>
-        <w:rPr>
-          <w:rFonts w:ascii="Times New Roman" w:eastAsia="Times New Roman" w:hAnsi="Times New Roman" w:cs="Times New Roman"/>
-          <w:sz w:val="24"/>
-          <w:szCs w:val="24"/>
-          <w:lang w:val="ru-MD"/>
-        </w:rPr>
-      </w:pPr>
-    </w:p>
-    <w:p>
-      <w:pPr>
-        <w:spacing w:after="120" w:line="240" w:lineRule="auto"/>
-        <w:jc w:val="both"/>
-        <w:rPr>
-          <w:rFonts w:ascii="Times New Roman" w:eastAsia="Times New Roman" w:hAnsi="Times New Roman" w:cs="Times New Roman"/>
-          <w:sz w:val="24"/>
-          <w:szCs w:val="24"/>
-          <w:lang w:val="ru-MD"/>
-        </w:rPr>
-      </w:pPr>
-      <w:r>
-        <w:rPr>
-          <w:rFonts w:ascii="Times New Roman" w:eastAsia="Times New Roman" w:hAnsi="Times New Roman" w:cs="Times New Roman"/>
-          <w:sz w:val="24"/>
-          <w:szCs w:val="24"/>
-          <w:lang w:val="ru-MD"/>
-        </w:rPr>
-        <w:t>Слава Отцю, і Сину, і Святому Духові, і нині і повсякчас, і на віки віків. Амінь.</w:t>
-      </w:r>
-    </w:p>
-    <w:p>
-      <w:pPr>
-        <w:spacing w:after="120" w:line="240" w:lineRule="auto"/>
-        <w:jc w:val="both"/>
-        <w:rPr>
-          <w:rFonts w:ascii="Times New Roman" w:eastAsia="Times New Roman" w:hAnsi="Times New Roman" w:cs="Times New Roman"/>
-          <w:sz w:val="24"/>
-          <w:szCs w:val="24"/>
-          <w:lang w:val="ru-MD"/>
-        </w:rPr>
-      </w:pPr>
-      <w:r>
-        <w:rPr>
-          <w:rFonts w:ascii="Times New Roman" w:eastAsia="Times New Roman" w:hAnsi="Times New Roman" w:cs="Times New Roman"/>
-          <w:sz w:val="24"/>
-          <w:szCs w:val="24"/>
-          <w:lang w:val="ru-MD"/>
-        </w:rPr>
-        <w:t xml:space="preserve">Алилуя, алилуя, алилуя, слава Тобі, Боже. </w:t>
-      </w:r>
-      <w:r>
-        <w:rPr>
-          <w:rFonts w:ascii="Times New Roman" w:eastAsia="Times New Roman" w:hAnsi="Times New Roman" w:cs="Times New Roman"/>
+        <w:t>(У четвер)</w:t>
+      </w:r>
+    </w:p>
+    <w:p>
+      <w:pPr>
+        <w:spacing w:after="120" w:line="240" w:lineRule="auto"/>
+        <w:jc w:val="both"/>
+        <w:rPr>
+          <w:rFonts w:ascii="Times New Roman" w:eastAsia="Times New Roman" w:hAnsi="Times New Roman" w:cs="Times New Roman"/>
+          <w:sz w:val="24"/>
+          <w:szCs w:val="24"/>
+          <w:lang w:val="ru-MD"/>
+        </w:rPr>
+      </w:pPr>
+      <w:r>
+        <w:rPr>
+          <w:rFonts w:ascii="Times New Roman" w:eastAsia="Times New Roman" w:hAnsi="Times New Roman" w:cs="Times New Roman"/>
+          <w:sz w:val="24"/>
+          <w:szCs w:val="24"/>
+          <w:lang w:val="ru-MD"/>
+        </w:rPr>
+        <w:t>Господи, Боже мого спасіння,* я вдень кличу, і вночі перед тобою скаржусь.</w:t>
+      </w:r>
+    </w:p>
+    <w:p>
+      <w:pPr>
+        <w:spacing w:after="120" w:line="240" w:lineRule="auto"/>
+        <w:jc w:val="both"/>
+        <w:rPr>
+          <w:rFonts w:ascii="Times New Roman" w:eastAsia="Times New Roman" w:hAnsi="Times New Roman" w:cs="Times New Roman"/>
+          <w:sz w:val="24"/>
+          <w:szCs w:val="24"/>
+          <w:lang w:val="ru-MD"/>
+        </w:rPr>
+      </w:pPr>
+      <w:r>
+        <w:rPr>
+          <w:rFonts w:ascii="Times New Roman" w:eastAsia="Times New Roman" w:hAnsi="Times New Roman" w:cs="Times New Roman"/>
+          <w:sz w:val="24"/>
+          <w:szCs w:val="24"/>
+          <w:lang w:val="ru-MD"/>
+        </w:rPr>
+        <w:t>Нехай прийде перед твоє обличчя моя молитва!* Прихили своє вухо до мого благання.</w:t>
+      </w:r>
+    </w:p>
+    <w:p>
+      <w:pPr>
+        <w:spacing w:after="120" w:line="240" w:lineRule="auto"/>
+        <w:jc w:val="both"/>
+        <w:rPr>
+          <w:rFonts w:ascii="Times New Roman" w:eastAsia="Times New Roman" w:hAnsi="Times New Roman" w:cs="Times New Roman"/>
+          <w:sz w:val="24"/>
+          <w:szCs w:val="24"/>
+          <w:lang w:val="ru-MD"/>
+        </w:rPr>
+      </w:pPr>
+      <w:r>
+        <w:rPr>
+          <w:rFonts w:ascii="Times New Roman" w:eastAsia="Times New Roman" w:hAnsi="Times New Roman" w:cs="Times New Roman"/>
+          <w:sz w:val="24"/>
+          <w:szCs w:val="24"/>
+          <w:lang w:val="ru-MD"/>
+        </w:rPr>
+        <w:t>Душа бо моя наситилася горем,* і життя моє наблизилося до шеолу.</w:t>
+      </w:r>
+    </w:p>
+    <w:p>
+      <w:pPr>
+        <w:spacing w:after="120" w:line="240" w:lineRule="auto"/>
+        <w:jc w:val="both"/>
+        <w:rPr>
+          <w:rFonts w:ascii="Times New Roman" w:eastAsia="Times New Roman" w:hAnsi="Times New Roman" w:cs="Times New Roman"/>
+          <w:sz w:val="24"/>
+          <w:szCs w:val="24"/>
+          <w:lang w:val="ru-MD"/>
+        </w:rPr>
+      </w:pPr>
+      <w:r>
+        <w:rPr>
+          <w:rFonts w:ascii="Times New Roman" w:eastAsia="Times New Roman" w:hAnsi="Times New Roman" w:cs="Times New Roman"/>
+          <w:sz w:val="24"/>
+          <w:szCs w:val="24"/>
+          <w:lang w:val="ru-MD"/>
+        </w:rPr>
+        <w:t>Мене залічено до тих, що сходять у яму.* Я став як чоловік, що допомоги не має.</w:t>
+      </w:r>
+    </w:p>
+    <w:p>
+      <w:pPr>
+        <w:spacing w:after="120" w:line="240" w:lineRule="auto"/>
+        <w:jc w:val="both"/>
+        <w:rPr>
+          <w:rFonts w:ascii="Times New Roman" w:eastAsia="Times New Roman" w:hAnsi="Times New Roman" w:cs="Times New Roman"/>
+          <w:sz w:val="24"/>
+          <w:szCs w:val="24"/>
+          <w:lang w:val="ru-MD"/>
+        </w:rPr>
+      </w:pPr>
+      <w:r>
+        <w:rPr>
+          <w:rFonts w:ascii="Times New Roman" w:eastAsia="Times New Roman" w:hAnsi="Times New Roman" w:cs="Times New Roman"/>
+          <w:sz w:val="24"/>
+          <w:szCs w:val="24"/>
+          <w:lang w:val="ru-MD"/>
+        </w:rPr>
+        <w:t>Поміж мерцями моє ложе, немов убиті, що лежать у могилі,* що їх не згадуєш уже більше, що їх відтято від руки твоєї.</w:t>
+      </w:r>
+    </w:p>
+    <w:p>
+      <w:pPr>
+        <w:spacing w:after="120" w:line="240" w:lineRule="auto"/>
+        <w:jc w:val="both"/>
+        <w:rPr>
+          <w:rFonts w:ascii="Times New Roman" w:eastAsia="Times New Roman" w:hAnsi="Times New Roman" w:cs="Times New Roman"/>
+          <w:sz w:val="24"/>
+          <w:szCs w:val="24"/>
+          <w:lang w:val="ru-MD"/>
+        </w:rPr>
+      </w:pPr>
+      <w:r>
+        <w:rPr>
+          <w:rFonts w:ascii="Times New Roman" w:eastAsia="Times New Roman" w:hAnsi="Times New Roman" w:cs="Times New Roman"/>
+          <w:sz w:val="24"/>
+          <w:szCs w:val="24"/>
+          <w:lang w:val="ru-MD"/>
+        </w:rPr>
+        <w:t>Поклав ти мене в глибоку яму,* у темряву та безодню.</w:t>
+      </w:r>
+    </w:p>
+    <w:p>
+      <w:pPr>
+        <w:spacing w:after="120" w:line="240" w:lineRule="auto"/>
+        <w:jc w:val="both"/>
+        <w:rPr>
+          <w:rFonts w:ascii="Times New Roman" w:eastAsia="Times New Roman" w:hAnsi="Times New Roman" w:cs="Times New Roman"/>
+          <w:sz w:val="24"/>
+          <w:szCs w:val="24"/>
+          <w:lang w:val="ru-MD"/>
+        </w:rPr>
+      </w:pPr>
+      <w:r>
+        <w:rPr>
+          <w:rFonts w:ascii="Times New Roman" w:eastAsia="Times New Roman" w:hAnsi="Times New Roman" w:cs="Times New Roman"/>
+          <w:sz w:val="24"/>
+          <w:szCs w:val="24"/>
+          <w:lang w:val="ru-MD"/>
+        </w:rPr>
+        <w:t>Тяжить на мені твій гнів,* і всіма хвилями твоїми гнітиш мене.</w:t>
+      </w:r>
+    </w:p>
+    <w:p>
+      <w:pPr>
+        <w:spacing w:after="120" w:line="240" w:lineRule="auto"/>
+        <w:jc w:val="both"/>
+        <w:rPr>
+          <w:rFonts w:ascii="Times New Roman" w:eastAsia="Times New Roman" w:hAnsi="Times New Roman" w:cs="Times New Roman"/>
+          <w:sz w:val="24"/>
+          <w:szCs w:val="24"/>
+          <w:lang w:val="ru-MD"/>
+        </w:rPr>
+      </w:pPr>
+      <w:r>
+        <w:rPr>
+          <w:rFonts w:ascii="Times New Roman" w:eastAsia="Times New Roman" w:hAnsi="Times New Roman" w:cs="Times New Roman"/>
+          <w:sz w:val="24"/>
+          <w:szCs w:val="24"/>
+          <w:lang w:val="ru-MD"/>
+        </w:rPr>
+        <w:t>Ти віддалив від мене моїх друзів,* зробив мене для них осоружним, мене замкнули, і я не можу вийти.</w:t>
+      </w:r>
+    </w:p>
+    <w:p>
+      <w:pPr>
+        <w:spacing w:after="120" w:line="240" w:lineRule="auto"/>
+        <w:jc w:val="both"/>
+        <w:rPr>
+          <w:rFonts w:ascii="Times New Roman" w:eastAsia="Times New Roman" w:hAnsi="Times New Roman" w:cs="Times New Roman"/>
+          <w:sz w:val="24"/>
+          <w:szCs w:val="24"/>
+          <w:lang w:val="ru-MD"/>
+        </w:rPr>
+      </w:pPr>
+      <w:r>
+        <w:rPr>
+          <w:rFonts w:ascii="Times New Roman" w:eastAsia="Times New Roman" w:hAnsi="Times New Roman" w:cs="Times New Roman"/>
+          <w:sz w:val="24"/>
+          <w:szCs w:val="24"/>
+          <w:lang w:val="ru-MD"/>
+        </w:rPr>
+        <w:t>Очі мої знемоглися від печалі;* до тебе, Господи, щодня взиваю, до тебе простягаю мої руки.</w:t>
+      </w:r>
+    </w:p>
+    <w:p>
+      <w:pPr>
+        <w:spacing w:after="120" w:line="240" w:lineRule="auto"/>
+        <w:jc w:val="both"/>
+        <w:rPr>
+          <w:rFonts w:ascii="Times New Roman" w:eastAsia="Times New Roman" w:hAnsi="Times New Roman" w:cs="Times New Roman"/>
+          <w:sz w:val="24"/>
+          <w:szCs w:val="24"/>
+          <w:lang w:val="ru-MD"/>
+        </w:rPr>
+      </w:pPr>
+      <w:r>
+        <w:rPr>
+          <w:rFonts w:ascii="Times New Roman" w:eastAsia="Times New Roman" w:hAnsi="Times New Roman" w:cs="Times New Roman"/>
+          <w:sz w:val="24"/>
+          <w:szCs w:val="24"/>
+          <w:lang w:val="ru-MD"/>
+        </w:rPr>
+        <w:t>Хіба для мертвих робиш чуда?* Хіба то тіні встануть, щоб тебе хвалити?</w:t>
+      </w:r>
+    </w:p>
+    <w:p>
+      <w:pPr>
+        <w:spacing w:after="120" w:line="240" w:lineRule="auto"/>
+        <w:jc w:val="both"/>
+        <w:rPr>
+          <w:rFonts w:ascii="Times New Roman" w:eastAsia="Times New Roman" w:hAnsi="Times New Roman" w:cs="Times New Roman"/>
+          <w:sz w:val="24"/>
+          <w:szCs w:val="24"/>
+          <w:lang w:val="ru-MD"/>
+        </w:rPr>
+      </w:pPr>
+      <w:r>
+        <w:rPr>
+          <w:rFonts w:ascii="Times New Roman" w:eastAsia="Gungsuh" w:hAnsi="Times New Roman" w:cs="Times New Roman"/>
+          <w:sz w:val="24"/>
+          <w:szCs w:val="24"/>
+          <w:lang w:val="ru-MD"/>
+        </w:rPr>
+        <w:t>Хіба звіщатимуть у могилі твою милість,* у пропасті глибокій − твою вірність?</w:t>
+      </w:r>
+    </w:p>
+    <w:p>
+      <w:pPr>
+        <w:spacing w:after="120" w:line="240" w:lineRule="auto"/>
+        <w:jc w:val="both"/>
+        <w:rPr>
+          <w:rFonts w:ascii="Times New Roman" w:eastAsia="Times New Roman" w:hAnsi="Times New Roman" w:cs="Times New Roman"/>
+          <w:sz w:val="24"/>
+          <w:szCs w:val="24"/>
+          <w:lang w:val="ru-MD"/>
+        </w:rPr>
+      </w:pPr>
+      <w:r>
+        <w:rPr>
+          <w:rFonts w:ascii="Times New Roman" w:eastAsia="Times New Roman" w:hAnsi="Times New Roman" w:cs="Times New Roman"/>
+          <w:sz w:val="24"/>
+          <w:szCs w:val="24"/>
+          <w:lang w:val="ru-MD"/>
+        </w:rPr>
+        <w:lastRenderedPageBreak/>
+        <w:t>Хіба чуда твої в темряві будуть відомі,* і твоя ласка в землі забуття?</w:t>
+      </w:r>
+    </w:p>
+    <w:p>
+      <w:pPr>
+        <w:spacing w:after="120" w:line="240" w:lineRule="auto"/>
+        <w:jc w:val="both"/>
+        <w:rPr>
+          <w:rFonts w:ascii="Times New Roman" w:eastAsia="Times New Roman" w:hAnsi="Times New Roman" w:cs="Times New Roman"/>
+          <w:sz w:val="24"/>
+          <w:szCs w:val="24"/>
+          <w:lang w:val="ru-MD"/>
+        </w:rPr>
+      </w:pPr>
+      <w:r>
+        <w:rPr>
+          <w:rFonts w:ascii="Times New Roman" w:eastAsia="Times New Roman" w:hAnsi="Times New Roman" w:cs="Times New Roman"/>
+          <w:sz w:val="24"/>
+          <w:szCs w:val="24"/>
+          <w:lang w:val="ru-MD"/>
+        </w:rPr>
+        <w:t>Ось чому, Господи, до тебе я взиваю,* і моя молитва вранці йде тобі назустріч.</w:t>
+      </w:r>
+    </w:p>
+    <w:p>
+      <w:pPr>
+        <w:spacing w:after="120" w:line="240" w:lineRule="auto"/>
+        <w:jc w:val="both"/>
+        <w:rPr>
+          <w:rFonts w:ascii="Times New Roman" w:eastAsia="Times New Roman" w:hAnsi="Times New Roman" w:cs="Times New Roman"/>
+          <w:sz w:val="24"/>
+          <w:szCs w:val="24"/>
+          <w:lang w:val="ru-MD"/>
+        </w:rPr>
+      </w:pPr>
+      <w:r>
+        <w:rPr>
+          <w:rFonts w:ascii="Times New Roman" w:eastAsia="Times New Roman" w:hAnsi="Times New Roman" w:cs="Times New Roman"/>
+          <w:sz w:val="24"/>
+          <w:szCs w:val="24"/>
+          <w:lang w:val="ru-MD"/>
+        </w:rPr>
+        <w:t>Чому, Господи, відкинув ти мою душу,* чому ховаєш своє обличчя від мене?</w:t>
+      </w:r>
+    </w:p>
+    <w:p>
+      <w:pPr>
+        <w:spacing w:after="120" w:line="240" w:lineRule="auto"/>
+        <w:jc w:val="both"/>
+        <w:rPr>
+          <w:rFonts w:ascii="Times New Roman" w:eastAsia="Times New Roman" w:hAnsi="Times New Roman" w:cs="Times New Roman"/>
+          <w:sz w:val="24"/>
+          <w:szCs w:val="24"/>
+          <w:lang w:val="ru-MD"/>
+        </w:rPr>
+      </w:pPr>
+      <w:r>
+        <w:rPr>
+          <w:rFonts w:ascii="Times New Roman" w:eastAsia="Gungsuh" w:hAnsi="Times New Roman" w:cs="Times New Roman"/>
+          <w:sz w:val="24"/>
+          <w:szCs w:val="24"/>
+          <w:lang w:val="ru-MD"/>
+        </w:rPr>
+        <w:t>Я безталанний і конаю змалку,* я перебув страх твій − і умліваю.</w:t>
+      </w:r>
+    </w:p>
+    <w:p>
+      <w:pPr>
+        <w:spacing w:after="120" w:line="240" w:lineRule="auto"/>
+        <w:jc w:val="both"/>
+        <w:rPr>
+          <w:rFonts w:ascii="Times New Roman" w:eastAsia="Times New Roman" w:hAnsi="Times New Roman" w:cs="Times New Roman"/>
+          <w:sz w:val="24"/>
+          <w:szCs w:val="24"/>
+          <w:lang w:val="ru-MD"/>
+        </w:rPr>
+      </w:pPr>
+      <w:r>
+        <w:rPr>
+          <w:rFonts w:ascii="Times New Roman" w:eastAsia="Times New Roman" w:hAnsi="Times New Roman" w:cs="Times New Roman"/>
+          <w:sz w:val="24"/>
+          <w:szCs w:val="24"/>
+          <w:lang w:val="ru-MD"/>
+        </w:rPr>
+        <w:t>Твій палкий гнів пронісся наді мною,* твої страхіття мене погубили.</w:t>
+      </w:r>
+    </w:p>
+    <w:p>
+      <w:pPr>
+        <w:spacing w:after="120" w:line="240" w:lineRule="auto"/>
+        <w:jc w:val="both"/>
+        <w:rPr>
+          <w:rFonts w:ascii="Times New Roman" w:eastAsia="Times New Roman" w:hAnsi="Times New Roman" w:cs="Times New Roman"/>
+          <w:sz w:val="24"/>
+          <w:szCs w:val="24"/>
+          <w:lang w:val="ru-MD"/>
+        </w:rPr>
+      </w:pPr>
+      <w:r>
+        <w:rPr>
+          <w:rFonts w:ascii="Times New Roman" w:eastAsia="Times New Roman" w:hAnsi="Times New Roman" w:cs="Times New Roman"/>
+          <w:sz w:val="24"/>
+          <w:szCs w:val="24"/>
+          <w:lang w:val="ru-MD"/>
+        </w:rPr>
+        <w:t>Увесь час вони оточують мене, мов води,* усі разом мене обступили.</w:t>
+      </w:r>
+    </w:p>
+    <w:p>
+      <w:pPr>
+        <w:spacing w:after="120" w:line="240" w:lineRule="auto"/>
+        <w:jc w:val="both"/>
+        <w:rPr>
+          <w:rFonts w:ascii="Times New Roman" w:eastAsia="Times New Roman" w:hAnsi="Times New Roman" w:cs="Times New Roman"/>
+          <w:sz w:val="24"/>
+          <w:szCs w:val="24"/>
+          <w:lang w:val="ru-MD"/>
+        </w:rPr>
+      </w:pPr>
+      <w:r>
+        <w:rPr>
+          <w:rFonts w:ascii="Times New Roman" w:eastAsia="Times New Roman" w:hAnsi="Times New Roman" w:cs="Times New Roman"/>
+          <w:sz w:val="24"/>
+          <w:szCs w:val="24"/>
+          <w:lang w:val="ru-MD"/>
+        </w:rPr>
+        <w:t>Ти віддалив від мене товариша і друга,* а із знайомих у мене тільки темінь.</w:t>
+      </w:r>
+    </w:p>
+    <w:p>
+      <w:pPr>
+        <w:spacing w:after="120" w:line="240" w:lineRule="auto"/>
+        <w:jc w:val="center"/>
+        <w:rPr>
+          <w:rFonts w:ascii="Times New Roman" w:eastAsia="Times New Roman" w:hAnsi="Times New Roman" w:cs="Times New Roman"/>
+          <w:sz w:val="24"/>
+          <w:szCs w:val="24"/>
+          <w:lang w:val="ru-MD"/>
+        </w:rPr>
+      </w:pPr>
+      <w:r>
+        <w:rPr>
+          <w:rFonts w:ascii="Times New Roman" w:eastAsia="Times New Roman" w:hAnsi="Times New Roman" w:cs="Times New Roman"/>
+          <w:b/>
           <w:i/>
           <w:color w:val="FF0000"/>
           <w:sz w:val="24"/>
           <w:szCs w:val="24"/>
           <w:lang w:val="ru-MD"/>
         </w:rPr>
-        <w:t>(3 р.)</w:t>
-      </w:r>
-    </w:p>
-    <w:p>
-      <w:pPr>
-        <w:spacing w:after="120" w:line="240" w:lineRule="auto"/>
-        <w:jc w:val="both"/>
-        <w:rPr>
-          <w:rFonts w:ascii="Times New Roman" w:eastAsia="Times New Roman" w:hAnsi="Times New Roman" w:cs="Times New Roman"/>
-          <w:sz w:val="24"/>
-          <w:szCs w:val="24"/>
-          <w:lang w:val="ru-MD"/>
-        </w:rPr>
-      </w:pPr>
-      <w:r>
-        <w:rPr>
-          <w:rFonts w:ascii="Times New Roman" w:eastAsia="Times New Roman" w:hAnsi="Times New Roman" w:cs="Times New Roman"/>
-          <w:sz w:val="24"/>
-          <w:szCs w:val="24"/>
-          <w:lang w:val="ru-MD"/>
-        </w:rPr>
-        <w:t xml:space="preserve">Господи, помилуй. </w:t>
+        <w:t xml:space="preserve">Псалом 102 </w:t>
       </w:r>
       <w:r>
         <w:rPr>
@@ -8535,222 +8250,448 @@
           <w:szCs w:val="24"/>
           <w:lang w:val="ru-MD"/>
         </w:rPr>
-        <w:t>(3 р.)</w:t>
-      </w:r>
-    </w:p>
-    <w:p>
-      <w:pPr>
-        <w:spacing w:after="120" w:line="240" w:lineRule="auto"/>
-        <w:jc w:val="both"/>
-        <w:rPr>
-          <w:rFonts w:ascii="Times New Roman" w:eastAsia="Times New Roman" w:hAnsi="Times New Roman" w:cs="Times New Roman"/>
-          <w:sz w:val="24"/>
-          <w:szCs w:val="24"/>
-          <w:lang w:val="ru-MD"/>
-        </w:rPr>
-      </w:pPr>
-      <w:r>
-        <w:rPr>
-          <w:rFonts w:ascii="Times New Roman" w:eastAsia="Times New Roman" w:hAnsi="Times New Roman" w:cs="Times New Roman"/>
-          <w:sz w:val="24"/>
-          <w:szCs w:val="24"/>
-          <w:lang w:val="ru-MD"/>
-        </w:rPr>
-        <w:t>Слава Отцю, і Сину, і Святому Духові, і нині і повсякчас, і на віки віків. Амінь.</w:t>
-      </w:r>
-    </w:p>
-    <w:p>
-      <w:pPr>
-        <w:spacing w:after="120" w:line="240" w:lineRule="auto"/>
-        <w:jc w:val="both"/>
-        <w:rPr>
-          <w:rFonts w:ascii="Times New Roman" w:eastAsia="Times New Roman" w:hAnsi="Times New Roman" w:cs="Times New Roman"/>
-          <w:sz w:val="24"/>
-          <w:szCs w:val="24"/>
-          <w:lang w:val="ru-MD"/>
-        </w:rPr>
-      </w:pPr>
-    </w:p>
-    <w:p>
-      <w:pPr>
-        <w:spacing w:after="120" w:line="240" w:lineRule="auto"/>
-        <w:jc w:val="center"/>
-        <w:rPr>
-          <w:rFonts w:ascii="Times New Roman" w:eastAsia="Times New Roman" w:hAnsi="Times New Roman" w:cs="Times New Roman"/>
-          <w:sz w:val="24"/>
-          <w:szCs w:val="24"/>
-          <w:lang w:val="ru-MD"/>
-        </w:rPr>
-      </w:pPr>
-      <w:r>
-        <w:rPr>
-          <w:rFonts w:ascii="Times New Roman" w:eastAsia="Times New Roman" w:hAnsi="Times New Roman" w:cs="Times New Roman"/>
-          <w:b/>
-          <w:i/>
-          <w:color w:val="FF0000"/>
-          <w:sz w:val="24"/>
-          <w:szCs w:val="24"/>
-          <w:lang w:val="ru-MD"/>
-        </w:rPr>
-        <w:t xml:space="preserve">Псалом 87 </w:t>
-      </w:r>
-      <w:r>
-        <w:rPr>
-          <w:rFonts w:ascii="Times New Roman" w:eastAsia="Times New Roman" w:hAnsi="Times New Roman" w:cs="Times New Roman"/>
-          <w:i/>
-          <w:color w:val="FF0000"/>
-          <w:sz w:val="24"/>
-          <w:szCs w:val="24"/>
-          <w:lang w:val="ru-MD"/>
-        </w:rPr>
-        <w:t>(У четвер)</w:t>
-      </w:r>
-    </w:p>
-    <w:p>
-      <w:pPr>
-        <w:spacing w:after="120" w:line="240" w:lineRule="auto"/>
-        <w:jc w:val="both"/>
-        <w:rPr>
-          <w:rFonts w:ascii="Times New Roman" w:eastAsia="Times New Roman" w:hAnsi="Times New Roman" w:cs="Times New Roman"/>
-          <w:sz w:val="24"/>
-          <w:szCs w:val="24"/>
-          <w:lang w:val="ru-MD"/>
-        </w:rPr>
-      </w:pPr>
-      <w:r>
-        <w:rPr>
-          <w:rFonts w:ascii="Times New Roman" w:eastAsia="Times New Roman" w:hAnsi="Times New Roman" w:cs="Times New Roman"/>
-          <w:sz w:val="24"/>
-          <w:szCs w:val="24"/>
-          <w:lang w:val="ru-MD"/>
-        </w:rPr>
-        <w:t>Господи, Боже мого спасіння,* я вдень кличу, і вночі перед тобою скаржусь.</w:t>
-      </w:r>
-    </w:p>
-    <w:p>
-      <w:pPr>
-        <w:spacing w:after="120" w:line="240" w:lineRule="auto"/>
-        <w:jc w:val="both"/>
-        <w:rPr>
-          <w:rFonts w:ascii="Times New Roman" w:eastAsia="Times New Roman" w:hAnsi="Times New Roman" w:cs="Times New Roman"/>
-          <w:sz w:val="24"/>
-          <w:szCs w:val="24"/>
-          <w:lang w:val="ru-MD"/>
-        </w:rPr>
-      </w:pPr>
-      <w:r>
-        <w:rPr>
-          <w:rFonts w:ascii="Times New Roman" w:eastAsia="Times New Roman" w:hAnsi="Times New Roman" w:cs="Times New Roman"/>
-          <w:sz w:val="24"/>
-          <w:szCs w:val="24"/>
-          <w:lang w:val="ru-MD"/>
-        </w:rPr>
-        <w:t>Нехай прийде перед твоє обличчя моя молитва!* Прихили своє вухо до мого благання.</w:t>
-      </w:r>
-    </w:p>
-    <w:p>
-      <w:pPr>
-        <w:spacing w:after="120" w:line="240" w:lineRule="auto"/>
-        <w:jc w:val="both"/>
-        <w:rPr>
-          <w:rFonts w:ascii="Times New Roman" w:eastAsia="Times New Roman" w:hAnsi="Times New Roman" w:cs="Times New Roman"/>
-          <w:sz w:val="24"/>
-          <w:szCs w:val="24"/>
-          <w:lang w:val="ru-MD"/>
-        </w:rPr>
-      </w:pPr>
-      <w:r>
-        <w:rPr>
-          <w:rFonts w:ascii="Times New Roman" w:eastAsia="Times New Roman" w:hAnsi="Times New Roman" w:cs="Times New Roman"/>
-          <w:sz w:val="24"/>
-          <w:szCs w:val="24"/>
-          <w:lang w:val="ru-MD"/>
-        </w:rPr>
-        <w:t>Душа бо моя наситилася горем,* і життя моє наблизилося до шеолу.</w:t>
-      </w:r>
-    </w:p>
-    <w:p>
-      <w:pPr>
-        <w:spacing w:after="120" w:line="240" w:lineRule="auto"/>
-        <w:jc w:val="both"/>
-        <w:rPr>
-          <w:rFonts w:ascii="Times New Roman" w:eastAsia="Times New Roman" w:hAnsi="Times New Roman" w:cs="Times New Roman"/>
-          <w:sz w:val="24"/>
-          <w:szCs w:val="24"/>
-          <w:lang w:val="ru-MD"/>
-        </w:rPr>
-      </w:pPr>
-      <w:r>
-        <w:rPr>
-          <w:rFonts w:ascii="Times New Roman" w:eastAsia="Times New Roman" w:hAnsi="Times New Roman" w:cs="Times New Roman"/>
-          <w:sz w:val="24"/>
-          <w:szCs w:val="24"/>
-          <w:lang w:val="ru-MD"/>
-        </w:rPr>
-        <w:t>Мене залічено до тих, що сходять у яму.* Я став як чоловік, що допомоги не має.</w:t>
-      </w:r>
-    </w:p>
-    <w:p>
-      <w:pPr>
-        <w:spacing w:after="120" w:line="240" w:lineRule="auto"/>
-        <w:jc w:val="both"/>
-        <w:rPr>
-          <w:rFonts w:ascii="Times New Roman" w:eastAsia="Times New Roman" w:hAnsi="Times New Roman" w:cs="Times New Roman"/>
-          <w:sz w:val="24"/>
-          <w:szCs w:val="24"/>
-          <w:lang w:val="ru-MD"/>
-        </w:rPr>
-      </w:pPr>
-      <w:r>
-        <w:rPr>
-          <w:rFonts w:ascii="Times New Roman" w:eastAsia="Times New Roman" w:hAnsi="Times New Roman" w:cs="Times New Roman"/>
-          <w:sz w:val="24"/>
-          <w:szCs w:val="24"/>
-          <w:lang w:val="ru-MD"/>
-        </w:rPr>
-        <w:t>Поміж мерцями моє ложе, немов убиті, що лежать у могилі,* що їх не згадуєш уже більше, що їх відтято від руки твоєї.</w:t>
-      </w:r>
-    </w:p>
-    <w:p>
-      <w:pPr>
-        <w:spacing w:after="120" w:line="240" w:lineRule="auto"/>
-        <w:jc w:val="both"/>
-        <w:rPr>
-          <w:rFonts w:ascii="Times New Roman" w:eastAsia="Times New Roman" w:hAnsi="Times New Roman" w:cs="Times New Roman"/>
-          <w:sz w:val="24"/>
-          <w:szCs w:val="24"/>
-          <w:lang w:val="ru-MD"/>
-        </w:rPr>
-      </w:pPr>
-      <w:r>
-        <w:rPr>
-          <w:rFonts w:ascii="Times New Roman" w:eastAsia="Times New Roman" w:hAnsi="Times New Roman" w:cs="Times New Roman"/>
-          <w:sz w:val="24"/>
-          <w:szCs w:val="24"/>
-          <w:lang w:val="ru-MD"/>
-        </w:rPr>
-        <w:t>Поклав ти мене в глибоку яму,* у темряву та безодню.</w:t>
-      </w:r>
-    </w:p>
-    <w:p>
-      <w:pPr>
-        <w:spacing w:after="120" w:line="240" w:lineRule="auto"/>
-        <w:jc w:val="both"/>
-        <w:rPr>
-          <w:rFonts w:ascii="Times New Roman" w:eastAsia="Times New Roman" w:hAnsi="Times New Roman" w:cs="Times New Roman"/>
-          <w:sz w:val="24"/>
-          <w:szCs w:val="24"/>
-          <w:lang w:val="ru-MD"/>
-        </w:rPr>
-      </w:pPr>
-      <w:r>
-        <w:rPr>
-          <w:rFonts w:ascii="Times New Roman" w:eastAsia="Times New Roman" w:hAnsi="Times New Roman" w:cs="Times New Roman"/>
-          <w:sz w:val="24"/>
-          <w:szCs w:val="24"/>
-          <w:lang w:val="ru-MD"/>
-        </w:rPr>
-        <w:t>Тяжить на мені твій гнів,* і всіма хвилями твоїми гнітиш мене.</w:t>
+        <w:t>(У п'ятницю)</w:t>
+      </w:r>
+    </w:p>
+    <w:p>
+      <w:pPr>
+        <w:spacing w:after="120" w:line="240" w:lineRule="auto"/>
+        <w:jc w:val="both"/>
+        <w:rPr>
+          <w:rFonts w:ascii="Times New Roman" w:eastAsia="Times New Roman" w:hAnsi="Times New Roman" w:cs="Times New Roman"/>
+          <w:sz w:val="24"/>
+          <w:szCs w:val="24"/>
+          <w:lang w:val="ru-MD"/>
+        </w:rPr>
+      </w:pPr>
+      <w:r>
+        <w:rPr>
+          <w:rFonts w:ascii="Times New Roman" w:eastAsia="Gungsuh" w:hAnsi="Times New Roman" w:cs="Times New Roman"/>
+          <w:sz w:val="24"/>
+          <w:szCs w:val="24"/>
+          <w:lang w:val="ru-MD"/>
+        </w:rPr>
+        <w:t>Благослови, душе моя, Господа,* і все нутро моє − його святе ім'я.</w:t>
+      </w:r>
+    </w:p>
+    <w:p>
+      <w:pPr>
+        <w:spacing w:after="120" w:line="240" w:lineRule="auto"/>
+        <w:jc w:val="both"/>
+        <w:rPr>
+          <w:rFonts w:ascii="Times New Roman" w:eastAsia="Times New Roman" w:hAnsi="Times New Roman" w:cs="Times New Roman"/>
+          <w:sz w:val="24"/>
+          <w:szCs w:val="24"/>
+          <w:lang w:val="ru-MD"/>
+        </w:rPr>
+      </w:pPr>
+      <w:r>
+        <w:rPr>
+          <w:rFonts w:ascii="Times New Roman" w:eastAsia="Times New Roman" w:hAnsi="Times New Roman" w:cs="Times New Roman"/>
+          <w:sz w:val="24"/>
+          <w:szCs w:val="24"/>
+          <w:lang w:val="ru-MD"/>
+        </w:rPr>
+        <w:t>Благослови, душе моя, Господа,* і не забувай усіх добродійств його ніколи.</w:t>
+      </w:r>
+    </w:p>
+    <w:p>
+      <w:pPr>
+        <w:spacing w:after="120" w:line="240" w:lineRule="auto"/>
+        <w:jc w:val="both"/>
+        <w:rPr>
+          <w:rFonts w:ascii="Times New Roman" w:eastAsia="Times New Roman" w:hAnsi="Times New Roman" w:cs="Times New Roman"/>
+          <w:sz w:val="24"/>
+          <w:szCs w:val="24"/>
+          <w:lang w:val="ru-MD"/>
+        </w:rPr>
+      </w:pPr>
+      <w:r>
+        <w:rPr>
+          <w:rFonts w:ascii="Times New Roman" w:eastAsia="Times New Roman" w:hAnsi="Times New Roman" w:cs="Times New Roman"/>
+          <w:sz w:val="24"/>
+          <w:szCs w:val="24"/>
+          <w:lang w:val="ru-MD"/>
+        </w:rPr>
+        <w:t>Він прощає всі твої провини,* зціляє всі твої недуги.</w:t>
+      </w:r>
+    </w:p>
+    <w:p>
+      <w:pPr>
+        <w:spacing w:after="120" w:line="240" w:lineRule="auto"/>
+        <w:jc w:val="both"/>
+        <w:rPr>
+          <w:rFonts w:ascii="Times New Roman" w:eastAsia="Times New Roman" w:hAnsi="Times New Roman" w:cs="Times New Roman"/>
+          <w:sz w:val="24"/>
+          <w:szCs w:val="24"/>
+          <w:lang w:val="ru-MD"/>
+        </w:rPr>
+      </w:pPr>
+      <w:r>
+        <w:rPr>
+          <w:rFonts w:ascii="Times New Roman" w:eastAsia="Times New Roman" w:hAnsi="Times New Roman" w:cs="Times New Roman"/>
+          <w:sz w:val="24"/>
+          <w:szCs w:val="24"/>
+          <w:lang w:val="ru-MD"/>
+        </w:rPr>
+        <w:t>Він визволяє життя твоє від ями,* вінчає тебе ласкою і милосердям.</w:t>
+      </w:r>
+    </w:p>
+    <w:p>
+      <w:pPr>
+        <w:spacing w:after="120" w:line="240" w:lineRule="auto"/>
+        <w:jc w:val="both"/>
+        <w:rPr>
+          <w:rFonts w:ascii="Times New Roman" w:eastAsia="Times New Roman" w:hAnsi="Times New Roman" w:cs="Times New Roman"/>
+          <w:sz w:val="24"/>
+          <w:szCs w:val="24"/>
+          <w:lang w:val="ru-MD"/>
+        </w:rPr>
+      </w:pPr>
+      <w:r>
+        <w:rPr>
+          <w:rFonts w:ascii="Times New Roman" w:eastAsia="Times New Roman" w:hAnsi="Times New Roman" w:cs="Times New Roman"/>
+          <w:sz w:val="24"/>
+          <w:szCs w:val="24"/>
+          <w:lang w:val="ru-MD"/>
+        </w:rPr>
+        <w:t>Він насичує твій похилий вік добром,* і оновляється, як орел, твоя юність.</w:t>
+      </w:r>
+    </w:p>
+    <w:p>
+      <w:pPr>
+        <w:spacing w:after="120" w:line="240" w:lineRule="auto"/>
+        <w:jc w:val="both"/>
+        <w:rPr>
+          <w:rFonts w:ascii="Times New Roman" w:eastAsia="Times New Roman" w:hAnsi="Times New Roman" w:cs="Times New Roman"/>
+          <w:sz w:val="24"/>
+          <w:szCs w:val="24"/>
+          <w:lang w:val="ru-MD"/>
+        </w:rPr>
+      </w:pPr>
+      <w:r>
+        <w:rPr>
+          <w:rFonts w:ascii="Times New Roman" w:eastAsia="Times New Roman" w:hAnsi="Times New Roman" w:cs="Times New Roman"/>
+          <w:sz w:val="24"/>
+          <w:szCs w:val="24"/>
+          <w:lang w:val="ru-MD"/>
+        </w:rPr>
+        <w:t>Господь творить правосуддя,* і суд усім прибитим.</w:t>
+      </w:r>
+    </w:p>
+    <w:p>
+      <w:pPr>
+        <w:spacing w:after="120" w:line="240" w:lineRule="auto"/>
+        <w:jc w:val="both"/>
+        <w:rPr>
+          <w:rFonts w:ascii="Times New Roman" w:eastAsia="Times New Roman" w:hAnsi="Times New Roman" w:cs="Times New Roman"/>
+          <w:sz w:val="24"/>
+          <w:szCs w:val="24"/>
+          <w:lang w:val="ru-MD"/>
+        </w:rPr>
+      </w:pPr>
+      <w:r>
+        <w:rPr>
+          <w:rFonts w:ascii="Times New Roman" w:eastAsia="Times New Roman" w:hAnsi="Times New Roman" w:cs="Times New Roman"/>
+          <w:sz w:val="24"/>
+          <w:szCs w:val="24"/>
+          <w:lang w:val="ru-MD"/>
+        </w:rPr>
+        <w:t>Він показав Мойсеєві свої дороги,* синам Ізраїля діла свої.</w:t>
+      </w:r>
+    </w:p>
+    <w:p>
+      <w:pPr>
+        <w:spacing w:after="120" w:line="240" w:lineRule="auto"/>
+        <w:jc w:val="both"/>
+        <w:rPr>
+          <w:rFonts w:ascii="Times New Roman" w:eastAsia="Times New Roman" w:hAnsi="Times New Roman" w:cs="Times New Roman"/>
+          <w:sz w:val="24"/>
+          <w:szCs w:val="24"/>
+          <w:lang w:val="ru-MD"/>
+        </w:rPr>
+      </w:pPr>
+      <w:r>
+        <w:rPr>
+          <w:rFonts w:ascii="Times New Roman" w:eastAsia="Times New Roman" w:hAnsi="Times New Roman" w:cs="Times New Roman"/>
+          <w:sz w:val="24"/>
+          <w:szCs w:val="24"/>
+          <w:lang w:val="ru-MD"/>
+        </w:rPr>
+        <w:t>Милосердний Господь і добрий,* повільний до гніву й вельми милостивий.</w:t>
+      </w:r>
+    </w:p>
+    <w:p>
+      <w:pPr>
+        <w:spacing w:after="120" w:line="240" w:lineRule="auto"/>
+        <w:jc w:val="both"/>
+        <w:rPr>
+          <w:rFonts w:ascii="Times New Roman" w:eastAsia="Times New Roman" w:hAnsi="Times New Roman" w:cs="Times New Roman"/>
+          <w:sz w:val="24"/>
+          <w:szCs w:val="24"/>
+          <w:lang w:val="ru-MD"/>
+        </w:rPr>
+      </w:pPr>
+      <w:r>
+        <w:rPr>
+          <w:rFonts w:ascii="Times New Roman" w:eastAsia="Times New Roman" w:hAnsi="Times New Roman" w:cs="Times New Roman"/>
+          <w:sz w:val="24"/>
+          <w:szCs w:val="24"/>
+          <w:lang w:val="ru-MD"/>
+        </w:rPr>
+        <w:t>Не буде вічно він обурюватися,* і не буде гніватись повіки.</w:t>
+      </w:r>
+    </w:p>
+    <w:p>
+      <w:pPr>
+        <w:spacing w:after="120" w:line="240" w:lineRule="auto"/>
+        <w:jc w:val="both"/>
+        <w:rPr>
+          <w:rFonts w:ascii="Times New Roman" w:eastAsia="Times New Roman" w:hAnsi="Times New Roman" w:cs="Times New Roman"/>
+          <w:sz w:val="24"/>
+          <w:szCs w:val="24"/>
+          <w:lang w:val="ru-MD"/>
+        </w:rPr>
+      </w:pPr>
+      <w:r>
+        <w:rPr>
+          <w:rFonts w:ascii="Times New Roman" w:eastAsia="Times New Roman" w:hAnsi="Times New Roman" w:cs="Times New Roman"/>
+          <w:sz w:val="24"/>
+          <w:szCs w:val="24"/>
+          <w:lang w:val="ru-MD"/>
+        </w:rPr>
+        <w:t>Не за гріхами нашими учинив він із нами,* і не за провинами нашими відплатив він нам.</w:t>
+      </w:r>
+    </w:p>
+    <w:p>
+      <w:pPr>
+        <w:spacing w:after="120" w:line="240" w:lineRule="auto"/>
+        <w:jc w:val="both"/>
+        <w:rPr>
+          <w:rFonts w:ascii="Times New Roman" w:eastAsia="Times New Roman" w:hAnsi="Times New Roman" w:cs="Times New Roman"/>
+          <w:sz w:val="24"/>
+          <w:szCs w:val="24"/>
+          <w:lang w:val="ru-MD"/>
+        </w:rPr>
+      </w:pPr>
+      <w:r>
+        <w:rPr>
+          <w:rFonts w:ascii="Times New Roman" w:eastAsia="Times New Roman" w:hAnsi="Times New Roman" w:cs="Times New Roman"/>
+          <w:sz w:val="24"/>
+          <w:szCs w:val="24"/>
+          <w:lang w:val="ru-MD"/>
+        </w:rPr>
+        <w:t>Бо як високо небо над землею,* така велика його милість над тими, що його бояться.</w:t>
+      </w:r>
+    </w:p>
+    <w:p>
+      <w:pPr>
+        <w:spacing w:after="120" w:line="240" w:lineRule="auto"/>
+        <w:jc w:val="both"/>
+        <w:rPr>
+          <w:rFonts w:ascii="Times New Roman" w:eastAsia="Times New Roman" w:hAnsi="Times New Roman" w:cs="Times New Roman"/>
+          <w:sz w:val="24"/>
+          <w:szCs w:val="24"/>
+          <w:lang w:val="ru-MD"/>
+        </w:rPr>
+      </w:pPr>
+      <w:r>
+        <w:rPr>
+          <w:rFonts w:ascii="Times New Roman" w:eastAsia="Times New Roman" w:hAnsi="Times New Roman" w:cs="Times New Roman"/>
+          <w:sz w:val="24"/>
+          <w:szCs w:val="24"/>
+          <w:lang w:val="ru-MD"/>
+        </w:rPr>
+        <w:t>Як далеко схід від заходу,* так віддалив він від нас злочинства наші.</w:t>
+      </w:r>
+    </w:p>
+    <w:p>
+      <w:pPr>
+        <w:spacing w:after="120" w:line="240" w:lineRule="auto"/>
+        <w:jc w:val="both"/>
+        <w:rPr>
+          <w:rFonts w:ascii="Times New Roman" w:eastAsia="Times New Roman" w:hAnsi="Times New Roman" w:cs="Times New Roman"/>
+          <w:sz w:val="24"/>
+          <w:szCs w:val="24"/>
+          <w:lang w:val="ru-MD"/>
+        </w:rPr>
+      </w:pPr>
+      <w:r>
+        <w:rPr>
+          <w:rFonts w:ascii="Times New Roman" w:eastAsia="Times New Roman" w:hAnsi="Times New Roman" w:cs="Times New Roman"/>
+          <w:sz w:val="24"/>
+          <w:szCs w:val="24"/>
+          <w:lang w:val="ru-MD"/>
+        </w:rPr>
+        <w:t>Як батько милосердиться над синами,* так милосердиться Господь над тими, що його бояться.</w:t>
+      </w:r>
+    </w:p>
+    <w:p>
+      <w:pPr>
+        <w:spacing w:after="120" w:line="240" w:lineRule="auto"/>
+        <w:jc w:val="both"/>
+        <w:rPr>
+          <w:rFonts w:ascii="Times New Roman" w:eastAsia="Times New Roman" w:hAnsi="Times New Roman" w:cs="Times New Roman"/>
+          <w:sz w:val="24"/>
+          <w:szCs w:val="24"/>
+          <w:lang w:val="ru-MD"/>
+        </w:rPr>
+      </w:pPr>
+      <w:r>
+        <w:rPr>
+          <w:rFonts w:ascii="Times New Roman" w:eastAsia="Times New Roman" w:hAnsi="Times New Roman" w:cs="Times New Roman"/>
+          <w:sz w:val="24"/>
+          <w:szCs w:val="24"/>
+          <w:lang w:val="ru-MD"/>
+        </w:rPr>
+        <w:t>Він знає з чого ми зліплені,* він пам'ятає, що ми порох.</w:t>
+      </w:r>
+    </w:p>
+    <w:p>
+      <w:pPr>
+        <w:spacing w:after="120" w:line="240" w:lineRule="auto"/>
+        <w:jc w:val="both"/>
+        <w:rPr>
+          <w:rFonts w:ascii="Times New Roman" w:eastAsia="Times New Roman" w:hAnsi="Times New Roman" w:cs="Times New Roman"/>
+          <w:sz w:val="24"/>
+          <w:szCs w:val="24"/>
+          <w:lang w:val="ru-MD"/>
+        </w:rPr>
+      </w:pPr>
+      <w:r>
+        <w:rPr>
+          <w:rFonts w:ascii="Times New Roman" w:eastAsia="Times New Roman" w:hAnsi="Times New Roman" w:cs="Times New Roman"/>
+          <w:sz w:val="24"/>
+          <w:szCs w:val="24"/>
+          <w:lang w:val="ru-MD"/>
+        </w:rPr>
+        <w:t>Чоловік бо – дні його, немов билина,* квітне, і мов квітка в полі.</w:t>
+      </w:r>
+    </w:p>
+    <w:p>
+      <w:pPr>
+        <w:spacing w:after="120" w:line="240" w:lineRule="auto"/>
+        <w:jc w:val="both"/>
+        <w:rPr>
+          <w:rFonts w:ascii="Times New Roman" w:eastAsia="Times New Roman" w:hAnsi="Times New Roman" w:cs="Times New Roman"/>
+          <w:sz w:val="24"/>
+          <w:szCs w:val="24"/>
+          <w:lang w:val="ru-MD"/>
+        </w:rPr>
+      </w:pPr>
+      <w:r>
+        <w:rPr>
+          <w:rFonts w:ascii="Times New Roman" w:eastAsia="Times New Roman" w:hAnsi="Times New Roman" w:cs="Times New Roman"/>
+          <w:sz w:val="24"/>
+          <w:szCs w:val="24"/>
+          <w:lang w:val="ru-MD"/>
+        </w:rPr>
+        <w:t>Потягне над ним вітер, і його немає,* і місце, де він був, його не впізнає вже більше.</w:t>
+      </w:r>
+    </w:p>
+    <w:p>
+      <w:pPr>
+        <w:spacing w:after="120" w:line="240" w:lineRule="auto"/>
+        <w:jc w:val="both"/>
+        <w:rPr>
+          <w:rFonts w:ascii="Times New Roman" w:eastAsia="Times New Roman" w:hAnsi="Times New Roman" w:cs="Times New Roman"/>
+          <w:sz w:val="24"/>
+          <w:szCs w:val="24"/>
+          <w:lang w:val="ru-MD"/>
+        </w:rPr>
+      </w:pPr>
+      <w:r>
+        <w:rPr>
+          <w:rFonts w:ascii="Times New Roman" w:eastAsia="Times New Roman" w:hAnsi="Times New Roman" w:cs="Times New Roman"/>
+          <w:sz w:val="24"/>
+          <w:szCs w:val="24"/>
+          <w:lang w:val="ru-MD"/>
+        </w:rPr>
+        <w:t>Милість же Господня від віку й до віку* над тими, що його бояться.</w:t>
+      </w:r>
+    </w:p>
+    <w:p>
+      <w:pPr>
+        <w:spacing w:after="120" w:line="240" w:lineRule="auto"/>
+        <w:jc w:val="both"/>
+        <w:rPr>
+          <w:rFonts w:ascii="Times New Roman" w:eastAsia="Times New Roman" w:hAnsi="Times New Roman" w:cs="Times New Roman"/>
+          <w:sz w:val="24"/>
+          <w:szCs w:val="24"/>
+          <w:lang w:val="ru-MD"/>
+        </w:rPr>
+      </w:pPr>
+      <w:r>
+        <w:rPr>
+          <w:rFonts w:ascii="Times New Roman" w:eastAsia="Times New Roman" w:hAnsi="Times New Roman" w:cs="Times New Roman"/>
+          <w:sz w:val="24"/>
+          <w:szCs w:val="24"/>
+          <w:lang w:val="ru-MD"/>
+        </w:rPr>
+        <w:t>І справедливість його над дітьми дітей тих,* що бережуть його союз і про заповіді його пам’ятають, щоб їх виконувати.</w:t>
+      </w:r>
+    </w:p>
+    <w:p>
+      <w:pPr>
+        <w:spacing w:after="120" w:line="240" w:lineRule="auto"/>
+        <w:jc w:val="both"/>
+        <w:rPr>
+          <w:rFonts w:ascii="Times New Roman" w:eastAsia="Times New Roman" w:hAnsi="Times New Roman" w:cs="Times New Roman"/>
+          <w:sz w:val="24"/>
+          <w:szCs w:val="24"/>
+          <w:lang w:val="ru-MD"/>
+        </w:rPr>
+      </w:pPr>
+      <w:r>
+        <w:rPr>
+          <w:rFonts w:ascii="Times New Roman" w:eastAsia="Times New Roman" w:hAnsi="Times New Roman" w:cs="Times New Roman"/>
+          <w:sz w:val="24"/>
+          <w:szCs w:val="24"/>
+          <w:lang w:val="ru-MD"/>
+        </w:rPr>
+        <w:t>Господь на небі утвердив престол свій,* і царство його всім володіє.</w:t>
+      </w:r>
+    </w:p>
+    <w:p>
+      <w:pPr>
+        <w:spacing w:after="120" w:line="240" w:lineRule="auto"/>
+        <w:jc w:val="both"/>
+        <w:rPr>
+          <w:rFonts w:ascii="Times New Roman" w:eastAsia="Times New Roman" w:hAnsi="Times New Roman" w:cs="Times New Roman"/>
+          <w:sz w:val="24"/>
+          <w:szCs w:val="24"/>
+          <w:lang w:val="ru-MD"/>
+        </w:rPr>
+      </w:pPr>
+      <w:r>
+        <w:rPr>
+          <w:rFonts w:ascii="Times New Roman" w:eastAsia="Times New Roman" w:hAnsi="Times New Roman" w:cs="Times New Roman"/>
+          <w:sz w:val="24"/>
+          <w:szCs w:val="24"/>
+          <w:lang w:val="ru-MD"/>
+        </w:rPr>
+        <w:t>Благословіте Господа, всі ангели його,* могутні силою, ви, що виконуєте його слово, – покірні голосові його слова.</w:t>
+      </w:r>
+    </w:p>
+    <w:p>
+      <w:pPr>
+        <w:spacing w:after="120" w:line="240" w:lineRule="auto"/>
+        <w:jc w:val="both"/>
+        <w:rPr>
+          <w:rFonts w:ascii="Times New Roman" w:eastAsia="Times New Roman" w:hAnsi="Times New Roman" w:cs="Times New Roman"/>
+          <w:sz w:val="24"/>
+          <w:szCs w:val="24"/>
+          <w:lang w:val="ru-MD"/>
+        </w:rPr>
+      </w:pPr>
+      <w:r>
+        <w:rPr>
+          <w:rFonts w:ascii="Times New Roman" w:eastAsia="Times New Roman" w:hAnsi="Times New Roman" w:cs="Times New Roman"/>
+          <w:sz w:val="24"/>
+          <w:szCs w:val="24"/>
+          <w:lang w:val="ru-MD"/>
+        </w:rPr>
+        <w:t>Благословіте Господа, всі його небесні сили,* слуги його, що чините його волю.</w:t>
       </w:r>
     </w:p>
     <w:p>
@@ -8772,714 +8713,6 @@
           <w:lang w:val="ru-MD"/>
         </w:rPr>
         <w:lastRenderedPageBreak/>
-        <w:t>Ти віддалив від мене моїх друзів,* зробив мене для них осоружним, мене замкнули, і я не можу вийти.</w:t>
-      </w:r>
-    </w:p>
-    <w:p>
-      <w:pPr>
-        <w:spacing w:after="120" w:line="240" w:lineRule="auto"/>
-        <w:jc w:val="both"/>
-        <w:rPr>
-          <w:rFonts w:ascii="Times New Roman" w:eastAsia="Times New Roman" w:hAnsi="Times New Roman" w:cs="Times New Roman"/>
-          <w:sz w:val="24"/>
-          <w:szCs w:val="24"/>
-          <w:lang w:val="ru-MD"/>
-        </w:rPr>
-      </w:pPr>
-      <w:r>
-        <w:rPr>
-          <w:rFonts w:ascii="Times New Roman" w:eastAsia="Times New Roman" w:hAnsi="Times New Roman" w:cs="Times New Roman"/>
-          <w:sz w:val="24"/>
-          <w:szCs w:val="24"/>
-          <w:lang w:val="ru-MD"/>
-        </w:rPr>
-        <w:t>Очі мої знемоглися від печалі;* до тебе, Господи, щодня взиваю, до тебе простягаю мої руки.</w:t>
-      </w:r>
-    </w:p>
-    <w:p>
-      <w:pPr>
-        <w:spacing w:after="120" w:line="240" w:lineRule="auto"/>
-        <w:jc w:val="both"/>
-        <w:rPr>
-          <w:rFonts w:ascii="Times New Roman" w:eastAsia="Times New Roman" w:hAnsi="Times New Roman" w:cs="Times New Roman"/>
-          <w:sz w:val="24"/>
-          <w:szCs w:val="24"/>
-          <w:lang w:val="ru-MD"/>
-        </w:rPr>
-      </w:pPr>
-      <w:r>
-        <w:rPr>
-          <w:rFonts w:ascii="Times New Roman" w:eastAsia="Times New Roman" w:hAnsi="Times New Roman" w:cs="Times New Roman"/>
-          <w:sz w:val="24"/>
-          <w:szCs w:val="24"/>
-          <w:lang w:val="ru-MD"/>
-        </w:rPr>
-        <w:t>Хіба для мертвих робиш чуда?* Хіба то тіні встануть, щоб тебе хвалити?</w:t>
-      </w:r>
-    </w:p>
-    <w:p>
-      <w:pPr>
-        <w:spacing w:after="120" w:line="240" w:lineRule="auto"/>
-        <w:jc w:val="both"/>
-        <w:rPr>
-          <w:rFonts w:ascii="Times New Roman" w:eastAsia="Times New Roman" w:hAnsi="Times New Roman" w:cs="Times New Roman"/>
-          <w:sz w:val="24"/>
-          <w:szCs w:val="24"/>
-          <w:lang w:val="ru-MD"/>
-        </w:rPr>
-      </w:pPr>
-      <w:r>
-        <w:rPr>
-          <w:rFonts w:ascii="Times New Roman" w:eastAsia="Gungsuh" w:hAnsi="Times New Roman" w:cs="Times New Roman"/>
-          <w:sz w:val="24"/>
-          <w:szCs w:val="24"/>
-          <w:lang w:val="ru-MD"/>
-        </w:rPr>
-        <w:t>Хіба звіщатимуть у могилі твою милість,* у пропасті глибокій − твою вірність?</w:t>
-      </w:r>
-    </w:p>
-    <w:p>
-      <w:pPr>
-        <w:spacing w:after="120" w:line="240" w:lineRule="auto"/>
-        <w:jc w:val="both"/>
-        <w:rPr>
-          <w:rFonts w:ascii="Times New Roman" w:eastAsia="Times New Roman" w:hAnsi="Times New Roman" w:cs="Times New Roman"/>
-          <w:sz w:val="24"/>
-          <w:szCs w:val="24"/>
-          <w:lang w:val="ru-MD"/>
-        </w:rPr>
-      </w:pPr>
-      <w:r>
-        <w:rPr>
-          <w:rFonts w:ascii="Times New Roman" w:eastAsia="Times New Roman" w:hAnsi="Times New Roman" w:cs="Times New Roman"/>
-          <w:sz w:val="24"/>
-          <w:szCs w:val="24"/>
-          <w:lang w:val="ru-MD"/>
-        </w:rPr>
-        <w:t>Хіба чуда твої в темряві будуть відомі,* і твоя ласка в землі забуття?</w:t>
-      </w:r>
-    </w:p>
-    <w:p>
-      <w:pPr>
-        <w:spacing w:after="120" w:line="240" w:lineRule="auto"/>
-        <w:jc w:val="both"/>
-        <w:rPr>
-          <w:rFonts w:ascii="Times New Roman" w:eastAsia="Times New Roman" w:hAnsi="Times New Roman" w:cs="Times New Roman"/>
-          <w:sz w:val="24"/>
-          <w:szCs w:val="24"/>
-          <w:lang w:val="ru-MD"/>
-        </w:rPr>
-      </w:pPr>
-      <w:r>
-        <w:rPr>
-          <w:rFonts w:ascii="Times New Roman" w:eastAsia="Times New Roman" w:hAnsi="Times New Roman" w:cs="Times New Roman"/>
-          <w:sz w:val="24"/>
-          <w:szCs w:val="24"/>
-          <w:lang w:val="ru-MD"/>
-        </w:rPr>
-        <w:t>Ось чому, Господи, до тебе я взиваю,* і моя молитва вранці йде тобі назустріч.</w:t>
-      </w:r>
-    </w:p>
-    <w:p>
-      <w:pPr>
-        <w:spacing w:after="120" w:line="240" w:lineRule="auto"/>
-        <w:jc w:val="both"/>
-        <w:rPr>
-          <w:rFonts w:ascii="Times New Roman" w:eastAsia="Times New Roman" w:hAnsi="Times New Roman" w:cs="Times New Roman"/>
-          <w:sz w:val="24"/>
-          <w:szCs w:val="24"/>
-          <w:lang w:val="ru-MD"/>
-        </w:rPr>
-      </w:pPr>
-      <w:r>
-        <w:rPr>
-          <w:rFonts w:ascii="Times New Roman" w:eastAsia="Times New Roman" w:hAnsi="Times New Roman" w:cs="Times New Roman"/>
-          <w:sz w:val="24"/>
-          <w:szCs w:val="24"/>
-          <w:lang w:val="ru-MD"/>
-        </w:rPr>
-        <w:t>Чому, Господи, відкинув ти мою душу,* чому ховаєш своє обличчя від мене?</w:t>
-      </w:r>
-    </w:p>
-    <w:p>
-      <w:pPr>
-        <w:spacing w:after="120" w:line="240" w:lineRule="auto"/>
-        <w:jc w:val="both"/>
-        <w:rPr>
-          <w:rFonts w:ascii="Times New Roman" w:eastAsia="Times New Roman" w:hAnsi="Times New Roman" w:cs="Times New Roman"/>
-          <w:sz w:val="24"/>
-          <w:szCs w:val="24"/>
-          <w:lang w:val="ru-MD"/>
-        </w:rPr>
-      </w:pPr>
-      <w:r>
-        <w:rPr>
-          <w:rFonts w:ascii="Times New Roman" w:eastAsia="Gungsuh" w:hAnsi="Times New Roman" w:cs="Times New Roman"/>
-          <w:sz w:val="24"/>
-          <w:szCs w:val="24"/>
-          <w:lang w:val="ru-MD"/>
-        </w:rPr>
-        <w:t>Я безталанний і конаю змалку,* я перебув страх твій − і умліваю.</w:t>
-      </w:r>
-    </w:p>
-    <w:p>
-      <w:pPr>
-        <w:spacing w:after="120" w:line="240" w:lineRule="auto"/>
-        <w:jc w:val="both"/>
-        <w:rPr>
-          <w:rFonts w:ascii="Times New Roman" w:eastAsia="Times New Roman" w:hAnsi="Times New Roman" w:cs="Times New Roman"/>
-          <w:sz w:val="24"/>
-          <w:szCs w:val="24"/>
-          <w:lang w:val="ru-MD"/>
-        </w:rPr>
-      </w:pPr>
-      <w:r>
-        <w:rPr>
-          <w:rFonts w:ascii="Times New Roman" w:eastAsia="Times New Roman" w:hAnsi="Times New Roman" w:cs="Times New Roman"/>
-          <w:sz w:val="24"/>
-          <w:szCs w:val="24"/>
-          <w:lang w:val="ru-MD"/>
-        </w:rPr>
-        <w:t>Твій палкий гнів пронісся наді мною,* твої страхіття мене погубили.</w:t>
-      </w:r>
-    </w:p>
-    <w:p>
-      <w:pPr>
-        <w:spacing w:after="120" w:line="240" w:lineRule="auto"/>
-        <w:jc w:val="both"/>
-        <w:rPr>
-          <w:rFonts w:ascii="Times New Roman" w:eastAsia="Times New Roman" w:hAnsi="Times New Roman" w:cs="Times New Roman"/>
-          <w:sz w:val="24"/>
-          <w:szCs w:val="24"/>
-          <w:lang w:val="ru-MD"/>
-        </w:rPr>
-      </w:pPr>
-      <w:r>
-        <w:rPr>
-          <w:rFonts w:ascii="Times New Roman" w:eastAsia="Times New Roman" w:hAnsi="Times New Roman" w:cs="Times New Roman"/>
-          <w:sz w:val="24"/>
-          <w:szCs w:val="24"/>
-          <w:lang w:val="ru-MD"/>
-        </w:rPr>
-        <w:t>Увесь час вони оточують мене, мов води,* усі разом мене обступили.</w:t>
-      </w:r>
-    </w:p>
-    <w:p>
-      <w:pPr>
-        <w:spacing w:after="120" w:line="240" w:lineRule="auto"/>
-        <w:jc w:val="both"/>
-        <w:rPr>
-          <w:rFonts w:ascii="Times New Roman" w:eastAsia="Times New Roman" w:hAnsi="Times New Roman" w:cs="Times New Roman"/>
-          <w:sz w:val="24"/>
-          <w:szCs w:val="24"/>
-          <w:lang w:val="ru-MD"/>
-        </w:rPr>
-      </w:pPr>
-      <w:r>
-        <w:rPr>
-          <w:rFonts w:ascii="Times New Roman" w:eastAsia="Times New Roman" w:hAnsi="Times New Roman" w:cs="Times New Roman"/>
-          <w:sz w:val="24"/>
-          <w:szCs w:val="24"/>
-          <w:lang w:val="ru-MD"/>
-        </w:rPr>
-        <w:t>Ти віддалив від мене товариша і друга,* а із знайомих у мене тільки темінь.</w:t>
-      </w:r>
-    </w:p>
-    <w:p>
-      <w:pPr>
-        <w:spacing w:after="120" w:line="240" w:lineRule="auto"/>
-        <w:jc w:val="center"/>
-        <w:rPr>
-          <w:rFonts w:ascii="Times New Roman" w:eastAsia="Times New Roman" w:hAnsi="Times New Roman" w:cs="Times New Roman"/>
-          <w:sz w:val="24"/>
-          <w:szCs w:val="24"/>
-          <w:lang w:val="ru-MD"/>
-        </w:rPr>
-      </w:pPr>
-      <w:r>
-        <w:rPr>
-          <w:rFonts w:ascii="Times New Roman" w:eastAsia="Times New Roman" w:hAnsi="Times New Roman" w:cs="Times New Roman"/>
-          <w:b/>
-          <w:i/>
-          <w:color w:val="FF0000"/>
-          <w:sz w:val="24"/>
-          <w:szCs w:val="24"/>
-          <w:lang w:val="ru-MD"/>
-        </w:rPr>
-        <w:t xml:space="preserve">Псалом 102 </w:t>
-      </w:r>
-      <w:r>
-        <w:rPr>
-          <w:rFonts w:ascii="Times New Roman" w:eastAsia="Times New Roman" w:hAnsi="Times New Roman" w:cs="Times New Roman"/>
-          <w:i/>
-          <w:color w:val="FF0000"/>
-          <w:sz w:val="24"/>
-          <w:szCs w:val="24"/>
-          <w:lang w:val="ru-MD"/>
-        </w:rPr>
-        <w:t>(У п'ятницю)</w:t>
-      </w:r>
-    </w:p>
-    <w:p>
-      <w:pPr>
-        <w:spacing w:after="120" w:line="240" w:lineRule="auto"/>
-        <w:jc w:val="both"/>
-        <w:rPr>
-          <w:rFonts w:ascii="Times New Roman" w:eastAsia="Times New Roman" w:hAnsi="Times New Roman" w:cs="Times New Roman"/>
-          <w:sz w:val="24"/>
-          <w:szCs w:val="24"/>
-          <w:lang w:val="ru-MD"/>
-        </w:rPr>
-      </w:pPr>
-      <w:r>
-        <w:rPr>
-          <w:rFonts w:ascii="Times New Roman" w:eastAsia="Gungsuh" w:hAnsi="Times New Roman" w:cs="Times New Roman"/>
-          <w:sz w:val="24"/>
-          <w:szCs w:val="24"/>
-          <w:lang w:val="ru-MD"/>
-        </w:rPr>
-        <w:t>Благослови, душе моя, Господа,* і все нутро моє − його святе ім'я.</w:t>
-      </w:r>
-    </w:p>
-    <w:p>
-      <w:pPr>
-        <w:spacing w:after="120" w:line="240" w:lineRule="auto"/>
-        <w:jc w:val="both"/>
-        <w:rPr>
-          <w:rFonts w:ascii="Times New Roman" w:eastAsia="Times New Roman" w:hAnsi="Times New Roman" w:cs="Times New Roman"/>
-          <w:sz w:val="24"/>
-          <w:szCs w:val="24"/>
-          <w:lang w:val="ru-MD"/>
-        </w:rPr>
-      </w:pPr>
-      <w:r>
-        <w:rPr>
-          <w:rFonts w:ascii="Times New Roman" w:eastAsia="Times New Roman" w:hAnsi="Times New Roman" w:cs="Times New Roman"/>
-          <w:sz w:val="24"/>
-          <w:szCs w:val="24"/>
-          <w:lang w:val="ru-MD"/>
-        </w:rPr>
-        <w:t>Благослови, душе моя, Господа,* і не забувай усіх добродійств його ніколи.</w:t>
-      </w:r>
-    </w:p>
-    <w:p>
-      <w:pPr>
-        <w:spacing w:after="120" w:line="240" w:lineRule="auto"/>
-        <w:jc w:val="both"/>
-        <w:rPr>
-          <w:rFonts w:ascii="Times New Roman" w:eastAsia="Times New Roman" w:hAnsi="Times New Roman" w:cs="Times New Roman"/>
-          <w:sz w:val="24"/>
-          <w:szCs w:val="24"/>
-          <w:lang w:val="ru-MD"/>
-        </w:rPr>
-      </w:pPr>
-      <w:r>
-        <w:rPr>
-          <w:rFonts w:ascii="Times New Roman" w:eastAsia="Times New Roman" w:hAnsi="Times New Roman" w:cs="Times New Roman"/>
-          <w:sz w:val="24"/>
-          <w:szCs w:val="24"/>
-          <w:lang w:val="ru-MD"/>
-        </w:rPr>
-        <w:t>Він прощає всі твої провини,* зціляє всі твої недуги.</w:t>
-      </w:r>
-    </w:p>
-    <w:p>
-      <w:pPr>
-        <w:spacing w:after="120" w:line="240" w:lineRule="auto"/>
-        <w:jc w:val="both"/>
-        <w:rPr>
-          <w:rFonts w:ascii="Times New Roman" w:eastAsia="Times New Roman" w:hAnsi="Times New Roman" w:cs="Times New Roman"/>
-          <w:sz w:val="24"/>
-          <w:szCs w:val="24"/>
-          <w:lang w:val="ru-MD"/>
-        </w:rPr>
-      </w:pPr>
-      <w:r>
-        <w:rPr>
-          <w:rFonts w:ascii="Times New Roman" w:eastAsia="Times New Roman" w:hAnsi="Times New Roman" w:cs="Times New Roman"/>
-          <w:sz w:val="24"/>
-          <w:szCs w:val="24"/>
-          <w:lang w:val="ru-MD"/>
-        </w:rPr>
-        <w:t>Він визволяє життя твоє від ями,* вінчає тебе ласкою і милосердям.</w:t>
-      </w:r>
-    </w:p>
-    <w:p>
-      <w:pPr>
-        <w:spacing w:after="120" w:line="240" w:lineRule="auto"/>
-        <w:jc w:val="both"/>
-        <w:rPr>
-          <w:rFonts w:ascii="Times New Roman" w:eastAsia="Times New Roman" w:hAnsi="Times New Roman" w:cs="Times New Roman"/>
-          <w:sz w:val="24"/>
-          <w:szCs w:val="24"/>
-          <w:lang w:val="ru-MD"/>
-        </w:rPr>
-      </w:pPr>
-      <w:r>
-        <w:rPr>
-          <w:rFonts w:ascii="Times New Roman" w:eastAsia="Times New Roman" w:hAnsi="Times New Roman" w:cs="Times New Roman"/>
-          <w:sz w:val="24"/>
-          <w:szCs w:val="24"/>
-          <w:lang w:val="ru-MD"/>
-        </w:rPr>
-        <w:t>Він насичує твій похилий вік добром,* і оновляється, як орел, твоя юність.</w:t>
-      </w:r>
-    </w:p>
-    <w:p>
-      <w:pPr>
-        <w:spacing w:after="120" w:line="240" w:lineRule="auto"/>
-        <w:jc w:val="both"/>
-        <w:rPr>
-          <w:rFonts w:ascii="Times New Roman" w:eastAsia="Times New Roman" w:hAnsi="Times New Roman" w:cs="Times New Roman"/>
-          <w:sz w:val="24"/>
-          <w:szCs w:val="24"/>
-          <w:lang w:val="ru-MD"/>
-        </w:rPr>
-      </w:pPr>
-      <w:r>
-        <w:rPr>
-          <w:rFonts w:ascii="Times New Roman" w:eastAsia="Times New Roman" w:hAnsi="Times New Roman" w:cs="Times New Roman"/>
-          <w:sz w:val="24"/>
-          <w:szCs w:val="24"/>
-          <w:lang w:val="ru-MD"/>
-        </w:rPr>
-        <w:t>Господь творить правосуддя,* і суд усім прибитим.</w:t>
-      </w:r>
-    </w:p>
-    <w:p>
-      <w:pPr>
-        <w:spacing w:after="120" w:line="240" w:lineRule="auto"/>
-        <w:jc w:val="both"/>
-        <w:rPr>
-          <w:rFonts w:ascii="Times New Roman" w:eastAsia="Times New Roman" w:hAnsi="Times New Roman" w:cs="Times New Roman"/>
-          <w:sz w:val="24"/>
-          <w:szCs w:val="24"/>
-          <w:lang w:val="ru-MD"/>
-        </w:rPr>
-      </w:pPr>
-      <w:r>
-        <w:rPr>
-          <w:rFonts w:ascii="Times New Roman" w:eastAsia="Times New Roman" w:hAnsi="Times New Roman" w:cs="Times New Roman"/>
-          <w:sz w:val="24"/>
-          <w:szCs w:val="24"/>
-          <w:lang w:val="ru-MD"/>
-        </w:rPr>
-        <w:t>Він показав Мойсеєві свої дороги,* синам Ізраїля діла свої.</w:t>
-      </w:r>
-    </w:p>
-    <w:p>
-      <w:pPr>
-        <w:spacing w:after="120" w:line="240" w:lineRule="auto"/>
-        <w:jc w:val="both"/>
-        <w:rPr>
-          <w:rFonts w:ascii="Times New Roman" w:eastAsia="Times New Roman" w:hAnsi="Times New Roman" w:cs="Times New Roman"/>
-          <w:sz w:val="24"/>
-          <w:szCs w:val="24"/>
-          <w:lang w:val="ru-MD"/>
-        </w:rPr>
-      </w:pPr>
-      <w:r>
-        <w:rPr>
-          <w:rFonts w:ascii="Times New Roman" w:eastAsia="Times New Roman" w:hAnsi="Times New Roman" w:cs="Times New Roman"/>
-          <w:sz w:val="24"/>
-          <w:szCs w:val="24"/>
-          <w:lang w:val="ru-MD"/>
-        </w:rPr>
-        <w:t>Милосердний Господь і добрий,* повільний до гніву й вельми милостивий.</w:t>
-      </w:r>
-    </w:p>
-    <w:p>
-      <w:pPr>
-        <w:spacing w:after="120" w:line="240" w:lineRule="auto"/>
-        <w:jc w:val="both"/>
-        <w:rPr>
-          <w:rFonts w:ascii="Times New Roman" w:eastAsia="Times New Roman" w:hAnsi="Times New Roman" w:cs="Times New Roman"/>
-          <w:sz w:val="24"/>
-          <w:szCs w:val="24"/>
-          <w:lang w:val="ru-MD"/>
-        </w:rPr>
-      </w:pPr>
-      <w:r>
-        <w:rPr>
-          <w:rFonts w:ascii="Times New Roman" w:eastAsia="Times New Roman" w:hAnsi="Times New Roman" w:cs="Times New Roman"/>
-          <w:sz w:val="24"/>
-          <w:szCs w:val="24"/>
-          <w:lang w:val="ru-MD"/>
-        </w:rPr>
-        <w:t>Не буде вічно він обурюватися,* і не буде гніватись повіки.</w:t>
-      </w:r>
-    </w:p>
-    <w:p>
-      <w:pPr>
-        <w:spacing w:after="120" w:line="240" w:lineRule="auto"/>
-        <w:jc w:val="both"/>
-        <w:rPr>
-          <w:rFonts w:ascii="Times New Roman" w:eastAsia="Times New Roman" w:hAnsi="Times New Roman" w:cs="Times New Roman"/>
-          <w:sz w:val="24"/>
-          <w:szCs w:val="24"/>
-          <w:lang w:val="ru-MD"/>
-        </w:rPr>
-      </w:pPr>
-      <w:r>
-        <w:rPr>
-          <w:rFonts w:ascii="Times New Roman" w:eastAsia="Times New Roman" w:hAnsi="Times New Roman" w:cs="Times New Roman"/>
-          <w:sz w:val="24"/>
-          <w:szCs w:val="24"/>
-          <w:lang w:val="ru-MD"/>
-        </w:rPr>
-        <w:t>Не за гріхами нашими учинив він із нами,* і не за провинами нашими відплатив він нам.</w:t>
-      </w:r>
-    </w:p>
-    <w:p>
-      <w:pPr>
-        <w:spacing w:after="120" w:line="240" w:lineRule="auto"/>
-        <w:jc w:val="both"/>
-        <w:rPr>
-          <w:rFonts w:ascii="Times New Roman" w:eastAsia="Times New Roman" w:hAnsi="Times New Roman" w:cs="Times New Roman"/>
-          <w:sz w:val="24"/>
-          <w:szCs w:val="24"/>
-          <w:lang w:val="ru-MD"/>
-        </w:rPr>
-      </w:pPr>
-      <w:r>
-        <w:rPr>
-          <w:rFonts w:ascii="Times New Roman" w:eastAsia="Times New Roman" w:hAnsi="Times New Roman" w:cs="Times New Roman"/>
-          <w:sz w:val="24"/>
-          <w:szCs w:val="24"/>
-          <w:lang w:val="ru-MD"/>
-        </w:rPr>
-        <w:t>Бо як високо небо над землею,* така велика його милість над тими, що його бояться.</w:t>
-      </w:r>
-    </w:p>
-    <w:p>
-      <w:pPr>
-        <w:spacing w:after="120" w:line="240" w:lineRule="auto"/>
-        <w:jc w:val="both"/>
-        <w:rPr>
-          <w:rFonts w:ascii="Times New Roman" w:eastAsia="Times New Roman" w:hAnsi="Times New Roman" w:cs="Times New Roman"/>
-          <w:sz w:val="24"/>
-          <w:szCs w:val="24"/>
-          <w:lang w:val="ru-MD"/>
-        </w:rPr>
-      </w:pPr>
-      <w:r>
-        <w:rPr>
-          <w:rFonts w:ascii="Times New Roman" w:eastAsia="Times New Roman" w:hAnsi="Times New Roman" w:cs="Times New Roman"/>
-          <w:sz w:val="24"/>
-          <w:szCs w:val="24"/>
-          <w:lang w:val="ru-MD"/>
-        </w:rPr>
-        <w:t>Як далеко схід від заходу,* так віддалив він від нас злочинства наші.</w:t>
-      </w:r>
-    </w:p>
-    <w:p>
-      <w:pPr>
-        <w:spacing w:after="120" w:line="240" w:lineRule="auto"/>
-        <w:jc w:val="both"/>
-        <w:rPr>
-          <w:rFonts w:ascii="Times New Roman" w:eastAsia="Times New Roman" w:hAnsi="Times New Roman" w:cs="Times New Roman"/>
-          <w:sz w:val="24"/>
-          <w:szCs w:val="24"/>
-          <w:lang w:val="ru-MD"/>
-        </w:rPr>
-      </w:pPr>
-      <w:r>
-        <w:rPr>
-          <w:rFonts w:ascii="Times New Roman" w:eastAsia="Times New Roman" w:hAnsi="Times New Roman" w:cs="Times New Roman"/>
-          <w:sz w:val="24"/>
-          <w:szCs w:val="24"/>
-          <w:lang w:val="ru-MD"/>
-        </w:rPr>
-        <w:t>Як батько милосердиться над синами,* так милосердиться Господь над тими, що його бояться.</w:t>
-      </w:r>
-    </w:p>
-    <w:p>
-      <w:pPr>
-        <w:spacing w:after="120" w:line="240" w:lineRule="auto"/>
-        <w:jc w:val="both"/>
-        <w:rPr>
-          <w:rFonts w:ascii="Times New Roman" w:eastAsia="Times New Roman" w:hAnsi="Times New Roman" w:cs="Times New Roman"/>
-          <w:sz w:val="24"/>
-          <w:szCs w:val="24"/>
-          <w:lang w:val="ru-MD"/>
-        </w:rPr>
-      </w:pPr>
-      <w:r>
-        <w:rPr>
-          <w:rFonts w:ascii="Times New Roman" w:eastAsia="Times New Roman" w:hAnsi="Times New Roman" w:cs="Times New Roman"/>
-          <w:sz w:val="24"/>
-          <w:szCs w:val="24"/>
-          <w:lang w:val="ru-MD"/>
-        </w:rPr>
-        <w:t>Він знає з чого ми зліплені,* він пам'ятає, що ми порох.</w:t>
-      </w:r>
-    </w:p>
-    <w:p>
-      <w:pPr>
-        <w:spacing w:after="120" w:line="240" w:lineRule="auto"/>
-        <w:jc w:val="both"/>
-        <w:rPr>
-          <w:rFonts w:ascii="Times New Roman" w:eastAsia="Times New Roman" w:hAnsi="Times New Roman" w:cs="Times New Roman"/>
-          <w:sz w:val="24"/>
-          <w:szCs w:val="24"/>
-          <w:lang w:val="ru-MD"/>
-        </w:rPr>
-      </w:pPr>
-      <w:r>
-        <w:rPr>
-          <w:rFonts w:ascii="Times New Roman" w:eastAsia="Times New Roman" w:hAnsi="Times New Roman" w:cs="Times New Roman"/>
-          <w:sz w:val="24"/>
-          <w:szCs w:val="24"/>
-          <w:lang w:val="ru-MD"/>
-        </w:rPr>
-        <w:t>Чоловік бо – дні його, немов билина,* квітне, і мов квітка в полі.</w:t>
-      </w:r>
-    </w:p>
-    <w:p>
-      <w:pPr>
-        <w:spacing w:after="120" w:line="240" w:lineRule="auto"/>
-        <w:jc w:val="both"/>
-        <w:rPr>
-          <w:rFonts w:ascii="Times New Roman" w:eastAsia="Times New Roman" w:hAnsi="Times New Roman" w:cs="Times New Roman"/>
-          <w:sz w:val="24"/>
-          <w:szCs w:val="24"/>
-          <w:lang w:val="ru-MD"/>
-        </w:rPr>
-      </w:pPr>
-      <w:r>
-        <w:rPr>
-          <w:rFonts w:ascii="Times New Roman" w:eastAsia="Times New Roman" w:hAnsi="Times New Roman" w:cs="Times New Roman"/>
-          <w:sz w:val="24"/>
-          <w:szCs w:val="24"/>
-          <w:lang w:val="ru-MD"/>
-        </w:rPr>
-        <w:t>Потягне над ним вітер, і його немає,* і місце, де він був, його не впізнає вже більше.</w:t>
-      </w:r>
-    </w:p>
-    <w:p>
-      <w:pPr>
-        <w:spacing w:after="120" w:line="240" w:lineRule="auto"/>
-        <w:jc w:val="both"/>
-        <w:rPr>
-          <w:rFonts w:ascii="Times New Roman" w:eastAsia="Times New Roman" w:hAnsi="Times New Roman" w:cs="Times New Roman"/>
-          <w:sz w:val="24"/>
-          <w:szCs w:val="24"/>
-          <w:lang w:val="ru-MD"/>
-        </w:rPr>
-      </w:pPr>
-      <w:r>
-        <w:rPr>
-          <w:rFonts w:ascii="Times New Roman" w:eastAsia="Times New Roman" w:hAnsi="Times New Roman" w:cs="Times New Roman"/>
-          <w:sz w:val="24"/>
-          <w:szCs w:val="24"/>
-          <w:lang w:val="ru-MD"/>
-        </w:rPr>
-        <w:t>Милість же Господня від віку й до віку* над тими, що його бояться.</w:t>
-      </w:r>
-    </w:p>
-    <w:p>
-      <w:pPr>
-        <w:spacing w:after="120" w:line="240" w:lineRule="auto"/>
-        <w:jc w:val="both"/>
-        <w:rPr>
-          <w:rFonts w:ascii="Times New Roman" w:eastAsia="Times New Roman" w:hAnsi="Times New Roman" w:cs="Times New Roman"/>
-          <w:sz w:val="24"/>
-          <w:szCs w:val="24"/>
-          <w:lang w:val="ru-MD"/>
-        </w:rPr>
-      </w:pPr>
-      <w:r>
-        <w:rPr>
-          <w:rFonts w:ascii="Times New Roman" w:eastAsia="Times New Roman" w:hAnsi="Times New Roman" w:cs="Times New Roman"/>
-          <w:sz w:val="24"/>
-          <w:szCs w:val="24"/>
-          <w:lang w:val="ru-MD"/>
-        </w:rPr>
-        <w:lastRenderedPageBreak/>
-        <w:t>І справедливість його над дітьми дітей тих,* що бережуть його союз і про заповіді його пам’ятають, щоб їх виконувати.</w:t>
-      </w:r>
-    </w:p>
-    <w:p>
-      <w:pPr>
-        <w:spacing w:after="120" w:line="240" w:lineRule="auto"/>
-        <w:jc w:val="both"/>
-        <w:rPr>
-          <w:rFonts w:ascii="Times New Roman" w:eastAsia="Times New Roman" w:hAnsi="Times New Roman" w:cs="Times New Roman"/>
-          <w:sz w:val="24"/>
-          <w:szCs w:val="24"/>
-          <w:lang w:val="ru-MD"/>
-        </w:rPr>
-      </w:pPr>
-      <w:r>
-        <w:rPr>
-          <w:rFonts w:ascii="Times New Roman" w:eastAsia="Times New Roman" w:hAnsi="Times New Roman" w:cs="Times New Roman"/>
-          <w:sz w:val="24"/>
-          <w:szCs w:val="24"/>
-          <w:lang w:val="ru-MD"/>
-        </w:rPr>
-        <w:t>Господь на небі утвердив престол свій,* і царство його всім володіє.</w:t>
-      </w:r>
-    </w:p>
-    <w:p>
-      <w:pPr>
-        <w:spacing w:after="120" w:line="240" w:lineRule="auto"/>
-        <w:jc w:val="both"/>
-        <w:rPr>
-          <w:rFonts w:ascii="Times New Roman" w:eastAsia="Times New Roman" w:hAnsi="Times New Roman" w:cs="Times New Roman"/>
-          <w:sz w:val="24"/>
-          <w:szCs w:val="24"/>
-          <w:lang w:val="ru-MD"/>
-        </w:rPr>
-      </w:pPr>
-      <w:r>
-        <w:rPr>
-          <w:rFonts w:ascii="Times New Roman" w:eastAsia="Times New Roman" w:hAnsi="Times New Roman" w:cs="Times New Roman"/>
-          <w:sz w:val="24"/>
-          <w:szCs w:val="24"/>
-          <w:lang w:val="ru-MD"/>
-        </w:rPr>
-        <w:t>Благословіте Господа, всі ангели його,* могутні силою, ви, що виконуєте його слово, – покірні голосові його слова.</w:t>
-      </w:r>
-    </w:p>
-    <w:p>
-      <w:pPr>
-        <w:spacing w:after="120" w:line="240" w:lineRule="auto"/>
-        <w:jc w:val="both"/>
-        <w:rPr>
-          <w:rFonts w:ascii="Times New Roman" w:eastAsia="Times New Roman" w:hAnsi="Times New Roman" w:cs="Times New Roman"/>
-          <w:sz w:val="24"/>
-          <w:szCs w:val="24"/>
-          <w:lang w:val="ru-MD"/>
-        </w:rPr>
-      </w:pPr>
-      <w:r>
-        <w:rPr>
-          <w:rFonts w:ascii="Times New Roman" w:eastAsia="Times New Roman" w:hAnsi="Times New Roman" w:cs="Times New Roman"/>
-          <w:sz w:val="24"/>
-          <w:szCs w:val="24"/>
-          <w:lang w:val="ru-MD"/>
-        </w:rPr>
-        <w:t>Благословіте Господа, всі його небесні сили,* слуги його, що чините його волю.</w:t>
-      </w:r>
-    </w:p>
-    <w:p>
-      <w:pPr>
-        <w:spacing w:after="120" w:line="240" w:lineRule="auto"/>
-        <w:jc w:val="both"/>
-        <w:rPr>
-          <w:rFonts w:ascii="Times New Roman" w:eastAsia="Times New Roman" w:hAnsi="Times New Roman" w:cs="Times New Roman"/>
-          <w:sz w:val="24"/>
-          <w:szCs w:val="24"/>
-          <w:lang w:val="ru-MD"/>
-        </w:rPr>
-      </w:pPr>
-      <w:r>
-        <w:rPr>
-          <w:rFonts w:ascii="Times New Roman" w:eastAsia="Times New Roman" w:hAnsi="Times New Roman" w:cs="Times New Roman"/>
-          <w:sz w:val="24"/>
-          <w:szCs w:val="24"/>
-          <w:lang w:val="ru-MD"/>
-        </w:rPr>
         <w:t>Благословіте Господа, усі його твори, по всіх місцях його правління.* Благослови, душе моя, Господа!</w:t>
       </w:r>
     </w:p>
@@ -9901,17 +9134,129 @@
           <w:szCs w:val="24"/>
           <w:lang w:val="ru-MD"/>
         </w:rPr>
+        <w:t xml:space="preserve">1. </w:t>
+      </w:r>
+      <w:r>
+        <w:rPr>
+          <w:rFonts w:ascii="Times New Roman" w:eastAsia="Times New Roman" w:hAnsi="Times New Roman" w:cs="Times New Roman"/>
+          <w:sz w:val="24"/>
+          <w:szCs w:val="24"/>
+          <w:lang w:val="ru-MD"/>
+        </w:rPr>
+        <w:t xml:space="preserve">Благодаримо </w:t>
+      </w:r>
+      <w:r>
+        <w:rPr>
+          <w:rFonts w:ascii="Times New Roman" w:eastAsia="Times New Roman" w:hAnsi="Times New Roman" w:cs="Times New Roman"/>
+          <w:color w:val="000000"/>
+          <w:sz w:val="24"/>
+          <w:szCs w:val="24"/>
+          <w:lang w:val="ru-MD"/>
+        </w:rPr>
+        <w:t>Т</w:t>
+      </w:r>
+      <w:r>
+        <w:rPr>
+          <w:rFonts w:ascii="Times New Roman" w:eastAsia="Times New Roman" w:hAnsi="Times New Roman" w:cs="Times New Roman"/>
+          <w:sz w:val="24"/>
+          <w:szCs w:val="24"/>
+          <w:lang w:val="ru-MD"/>
+        </w:rPr>
+        <w:t>е</w:t>
+      </w:r>
+      <w:r>
+        <w:rPr>
+          <w:rFonts w:ascii="Times New Roman" w:eastAsia="Times New Roman" w:hAnsi="Times New Roman" w:cs="Times New Roman"/>
+          <w:color w:val="000000"/>
+          <w:sz w:val="24"/>
+          <w:szCs w:val="24"/>
+          <w:lang w:val="ru-MD"/>
+        </w:rPr>
+        <w:t>б</w:t>
+      </w:r>
+      <w:r>
+        <w:rPr>
+          <w:rFonts w:ascii="Times New Roman" w:eastAsia="Times New Roman" w:hAnsi="Times New Roman" w:cs="Times New Roman"/>
+          <w:sz w:val="24"/>
+          <w:szCs w:val="24"/>
+          <w:lang w:val="ru-MD"/>
+        </w:rPr>
+        <w:t>е</w:t>
+      </w:r>
+      <w:r>
+        <w:rPr>
+          <w:rFonts w:ascii="Times New Roman" w:eastAsia="Times New Roman" w:hAnsi="Times New Roman" w:cs="Times New Roman"/>
+          <w:color w:val="000000"/>
+          <w:sz w:val="24"/>
+          <w:szCs w:val="24"/>
+          <w:lang w:val="ru-MD"/>
+        </w:rPr>
+        <w:t>, Господи, Боже наш, що підняв нас із постелі нашої і вклав в уста наші слово хвали, щоб поклонятися і призивати ім'я Твоє святе. Ми умоляємо Твоє милосердя, яке Ти завжди виявляв у нашому житті. Пошли поміч свою людям, що стоять перед лицем святої слави Твоєї і дожидають від Тебе багатої милости; і дай нам, що зо страхом і любов'ю завжди Тобі служимо, хвалити несказанну Твою доброту. Бо Тобі належить усяка слава, честь і поклоніння: Отцю, і Сину, і Святому Духові, нині і повсякчас, і на віки віків. Амінь.</w:t>
+      </w:r>
+    </w:p>
+    <w:p>
+      <w:pPr>
+        <w:spacing w:after="120" w:line="240" w:lineRule="auto"/>
+        <w:jc w:val="both"/>
+        <w:rPr>
+          <w:rFonts w:ascii="Times New Roman" w:eastAsia="Times New Roman" w:hAnsi="Times New Roman" w:cs="Times New Roman"/>
+          <w:sz w:val="24"/>
+          <w:szCs w:val="24"/>
+          <w:lang w:val="ru-MD"/>
+        </w:rPr>
+      </w:pPr>
+      <w:r>
+        <w:rPr>
+          <w:rFonts w:ascii="Times New Roman" w:eastAsia="Times New Roman" w:hAnsi="Times New Roman" w:cs="Times New Roman"/>
+          <w:color w:val="FF0000"/>
+          <w:sz w:val="24"/>
+          <w:szCs w:val="24"/>
+          <w:lang w:val="ru-MD"/>
+        </w:rPr>
+        <w:t xml:space="preserve">2. </w:t>
+      </w:r>
+      <w:r>
+        <w:rPr>
+          <w:rFonts w:ascii="Times New Roman" w:eastAsia="Times New Roman" w:hAnsi="Times New Roman" w:cs="Times New Roman"/>
+          <w:color w:val="000000"/>
+          <w:sz w:val="24"/>
+          <w:szCs w:val="24"/>
+          <w:lang w:val="ru-MD"/>
+        </w:rPr>
+        <w:t xml:space="preserve">Від ночі лине дух наш до Тебе, Боже, бо світлом є повеління Твої на землі. Навчи нас у страсі Твоєму виконувати правду й добро, бо Тебе славимо як правдивого Бога </w:t>
+      </w:r>
+      <w:r>
+        <w:rPr>
+          <w:rFonts w:ascii="Times New Roman" w:eastAsia="Times New Roman" w:hAnsi="Times New Roman" w:cs="Times New Roman"/>
+          <w:color w:val="000000"/>
+          <w:sz w:val="24"/>
+          <w:szCs w:val="24"/>
+          <w:lang w:val="ru-MD"/>
+        </w:rPr>
         <w:lastRenderedPageBreak/>
-        <w:t xml:space="preserve">1. </w:t>
-      </w:r>
-      <w:r>
-        <w:rPr>
-          <w:rFonts w:ascii="Times New Roman" w:eastAsia="Times New Roman" w:hAnsi="Times New Roman" w:cs="Times New Roman"/>
-          <w:sz w:val="24"/>
-          <w:szCs w:val="24"/>
-          <w:lang w:val="ru-MD"/>
-        </w:rPr>
-        <w:t xml:space="preserve">Благодаримо </w:t>
+        <w:t>нашого. Прихили вухо своє і вислухай нас, і пом'яни, Господи, тих, що є та що моляться з нами, всіх по імені, і спаси їх силою Твоєю. Благослови людей Твоїх і освяти спадкоємство Твоє: мир світові Твоєму даруй, церквам Твоїм, Священникам, владі, і всім людям. Хай благословиться і прославляється всечесне і величне ім'я Твоє, Отця, і Сина, і Святого Духа, нині і повсякчас, і на віки віків. Амінь.</w:t>
+      </w:r>
+    </w:p>
+    <w:p>
+      <w:pPr>
+        <w:spacing w:after="120" w:line="240" w:lineRule="auto"/>
+        <w:jc w:val="both"/>
+        <w:rPr>
+          <w:rFonts w:ascii="Times New Roman" w:eastAsia="Times New Roman" w:hAnsi="Times New Roman" w:cs="Times New Roman"/>
+          <w:sz w:val="24"/>
+          <w:szCs w:val="24"/>
+          <w:lang w:val="ru-MD"/>
+        </w:rPr>
+      </w:pPr>
+      <w:r>
+        <w:rPr>
+          <w:rFonts w:ascii="Times New Roman" w:eastAsia="Times New Roman" w:hAnsi="Times New Roman" w:cs="Times New Roman"/>
+          <w:color w:val="FF0000"/>
+          <w:sz w:val="24"/>
+          <w:szCs w:val="24"/>
+          <w:lang w:val="ru-MD"/>
+        </w:rPr>
+        <w:t>3.</w:t>
       </w:r>
       <w:r>
         <w:rPr>
@@ -9921,6 +9266,57 @@
           <w:szCs w:val="24"/>
           <w:lang w:val="ru-MD"/>
         </w:rPr>
+        <w:t xml:space="preserve"> Від ночі лине дух наш до Тебе, Боже, бо світлом є повеління Твої. Навчи нас, Боже, правди Твоєї, заповідей Твоїх і виправдань Твоїх. Просвіти наші духовні очі, щоб ми не заснули в гріхах на смерть. Віджени всяку мряку від сердець наших, даруй нам сонце правди і охорони життя наше знаменням і печаттю Святого Твого Духа. Направ стопи наші на шлях мирний, дай нам бачити ранішній день у радості, щоб ми Тобі засилали ранішні молитви, бо Твоє є володіння і Твоє є царство і сила, і слава Отця, і Сина, і Святого Духа, нині і повсякчас, і на віки віків. Амінь.</w:t>
+      </w:r>
+    </w:p>
+    <w:p>
+      <w:pPr>
+        <w:spacing w:after="120" w:line="240" w:lineRule="auto"/>
+        <w:jc w:val="both"/>
+        <w:rPr>
+          <w:rFonts w:ascii="Times New Roman" w:eastAsia="Times New Roman" w:hAnsi="Times New Roman" w:cs="Times New Roman"/>
+          <w:sz w:val="24"/>
+          <w:szCs w:val="24"/>
+          <w:lang w:val="ru-MD"/>
+        </w:rPr>
+      </w:pPr>
+      <w:r>
+        <w:rPr>
+          <w:rFonts w:ascii="Times New Roman" w:eastAsia="Times New Roman" w:hAnsi="Times New Roman" w:cs="Times New Roman"/>
+          <w:color w:val="FF0000"/>
+          <w:sz w:val="24"/>
+          <w:szCs w:val="24"/>
+          <w:lang w:val="ru-MD"/>
+        </w:rPr>
+        <w:t>4.</w:t>
+      </w:r>
+      <w:r>
+        <w:rPr>
+          <w:rFonts w:ascii="Times New Roman" w:eastAsia="Times New Roman" w:hAnsi="Times New Roman" w:cs="Times New Roman"/>
+          <w:color w:val="000000"/>
+          <w:sz w:val="24"/>
+          <w:szCs w:val="24"/>
+          <w:lang w:val="ru-MD"/>
+        </w:rPr>
+        <w:t xml:space="preserve"> Владико, Боже святий і неосяжний, що казав із темряви світлові засіяти, що заспокоїв нас у нічному сні й підвів до величання і моління Твоєї доброти! Ти, що даєш себе умолити задля свого милосердя, прийми і нині нас, що поклоняємося Тобі й по силі </w:t>
+      </w:r>
+      <w:r>
+        <w:rPr>
+          <w:rFonts w:ascii="Times New Roman" w:eastAsia="Times New Roman" w:hAnsi="Times New Roman" w:cs="Times New Roman"/>
+          <w:sz w:val="24"/>
+          <w:szCs w:val="24"/>
+          <w:lang w:val="ru-MD"/>
+        </w:rPr>
+        <w:t xml:space="preserve">благодаримо </w:t>
+      </w:r>
+      <w:r>
+        <w:rPr>
+          <w:rFonts w:ascii="Times New Roman" w:eastAsia="Times New Roman" w:hAnsi="Times New Roman" w:cs="Times New Roman"/>
+          <w:color w:val="000000"/>
+          <w:sz w:val="24"/>
+          <w:szCs w:val="24"/>
+          <w:lang w:val="ru-MD"/>
+        </w:rPr>
         <w:t>Т</w:t>
       </w:r>
       <w:r>
@@ -9930,6 +9326,155 @@
           <w:szCs w:val="24"/>
           <w:lang w:val="ru-MD"/>
         </w:rPr>
+        <w:t>ебе</w:t>
+      </w:r>
+      <w:r>
+        <w:rPr>
+          <w:rFonts w:ascii="Times New Roman" w:eastAsia="Times New Roman" w:hAnsi="Times New Roman" w:cs="Times New Roman"/>
+          <w:color w:val="000000"/>
+          <w:sz w:val="24"/>
+          <w:szCs w:val="24"/>
+          <w:lang w:val="ru-MD"/>
+        </w:rPr>
+        <w:t xml:space="preserve">; і даруй нам те, чого просимо задля спасіння. Вчини нас синами світла і дня та спадкоємцями вічних Твоїх </w:t>
+      </w:r>
+      <w:r>
+        <w:rPr>
+          <w:rFonts w:ascii="Times New Roman" w:eastAsia="Times New Roman" w:hAnsi="Times New Roman" w:cs="Times New Roman"/>
+          <w:sz w:val="24"/>
+          <w:szCs w:val="24"/>
+          <w:lang w:val="ru-MD"/>
+        </w:rPr>
+        <w:t>благ</w:t>
+      </w:r>
+      <w:r>
+        <w:rPr>
+          <w:rFonts w:ascii="Times New Roman" w:eastAsia="Times New Roman" w:hAnsi="Times New Roman" w:cs="Times New Roman"/>
+          <w:color w:val="000000"/>
+          <w:sz w:val="24"/>
+          <w:szCs w:val="24"/>
+          <w:lang w:val="ru-MD"/>
+        </w:rPr>
+        <w:t>. Пом'яни, Господи, за багатством ласк Твоїх усіх людей, що є і моляться з нами, і всю братію нашу на землі й на морі, і на всякому місці володіння Твого, що потребують Твоєї любови й помочі. Усім вияви велику Твою милість, щоб спасенні, як душею так і тілом, завжди перебували й відважно славили чудне й благословенне ім'я Твоє, бо Ти Бог милости і ласк, і любови, і Тобі славу возсилаємо: Отцю, і Сину, і Святому Духові, нині і повсякчас, і на віки віків. Амінь.</w:t>
+      </w:r>
+    </w:p>
+    <w:p>
+      <w:pPr>
+        <w:spacing w:after="120" w:line="240" w:lineRule="auto"/>
+        <w:jc w:val="both"/>
+        <w:rPr>
+          <w:rFonts w:ascii="Times New Roman" w:eastAsia="Times New Roman" w:hAnsi="Times New Roman" w:cs="Times New Roman"/>
+          <w:sz w:val="24"/>
+          <w:szCs w:val="24"/>
+          <w:lang w:val="ru-MD"/>
+        </w:rPr>
+      </w:pPr>
+      <w:r>
+        <w:rPr>
+          <w:rFonts w:ascii="Times New Roman" w:eastAsia="Times New Roman" w:hAnsi="Times New Roman" w:cs="Times New Roman"/>
+          <w:color w:val="FF0000"/>
+          <w:sz w:val="24"/>
+          <w:szCs w:val="24"/>
+          <w:lang w:val="ru-MD"/>
+        </w:rPr>
+        <w:t>5.</w:t>
+      </w:r>
+      <w:r>
+        <w:rPr>
+          <w:rFonts w:ascii="Times New Roman" w:eastAsia="Times New Roman" w:hAnsi="Times New Roman" w:cs="Times New Roman"/>
+          <w:color w:val="000000"/>
+          <w:sz w:val="24"/>
+          <w:szCs w:val="24"/>
+          <w:lang w:val="ru-MD"/>
+        </w:rPr>
+        <w:t xml:space="preserve"> Скарб</w:t>
+      </w:r>
+      <w:r>
+        <w:rPr>
+          <w:rFonts w:ascii="Times New Roman" w:eastAsia="Times New Roman" w:hAnsi="Times New Roman" w:cs="Times New Roman"/>
+          <w:sz w:val="24"/>
+          <w:szCs w:val="24"/>
+          <w:lang w:val="ru-MD"/>
+        </w:rPr>
+        <w:t>нице</w:t>
+      </w:r>
+      <w:r>
+        <w:rPr>
+          <w:rFonts w:ascii="Times New Roman" w:eastAsia="Times New Roman" w:hAnsi="Times New Roman" w:cs="Times New Roman"/>
+          <w:color w:val="000000"/>
+          <w:sz w:val="24"/>
+          <w:szCs w:val="24"/>
+          <w:lang w:val="ru-MD"/>
+        </w:rPr>
+        <w:t xml:space="preserve"> </w:t>
+      </w:r>
+      <w:r>
+        <w:rPr>
+          <w:rFonts w:ascii="Times New Roman" w:eastAsia="Times New Roman" w:hAnsi="Times New Roman" w:cs="Times New Roman"/>
+          <w:sz w:val="24"/>
+          <w:szCs w:val="24"/>
+          <w:lang w:val="ru-MD"/>
+        </w:rPr>
+        <w:t>благ</w:t>
+      </w:r>
+      <w:r>
+        <w:rPr>
+          <w:rFonts w:ascii="Times New Roman" w:eastAsia="Times New Roman" w:hAnsi="Times New Roman" w:cs="Times New Roman"/>
+          <w:color w:val="000000"/>
+          <w:sz w:val="24"/>
+          <w:szCs w:val="24"/>
+          <w:lang w:val="ru-MD"/>
+        </w:rPr>
+        <w:t>, джерело невисихаюче, Отче святий, чудотворче всесильний і вседержителю! Усі Тобі поклоняємося і Тобі молимося та Твої милості і Твої ласки призиваємо на поміч і на заступництво нашій смиренності. Пом'яни, Господи, слуг Твоїх, прийми від усіх нас ранішні моління, як кадило перед Тобою; ні одного з нас не вчини нездатним, але всіх нас зберігай ласками Твоїми. Пом'яни, Господи, тих, що чувають і співають на славу Твою і єдинородного Твого Сина і Бога нашого, і Святого Твого Духа. Будь їм помічником і заступником; прийми їх молитви на наднебесний і духовний Твій жертовник, бо Ти Бог наш, і Тобі славу возсилаємо: Отцю, і Сину, і Святому Духові, нині і повсякчас, і на віки віків. Амінь.</w:t>
+      </w:r>
+    </w:p>
+    <w:p>
+      <w:pPr>
+        <w:spacing w:after="120" w:line="240" w:lineRule="auto"/>
+        <w:jc w:val="both"/>
+        <w:rPr>
+          <w:rFonts w:ascii="Times New Roman" w:eastAsia="Times New Roman" w:hAnsi="Times New Roman" w:cs="Times New Roman"/>
+          <w:sz w:val="24"/>
+          <w:szCs w:val="24"/>
+          <w:lang w:val="ru-MD"/>
+        </w:rPr>
+      </w:pPr>
+      <w:r>
+        <w:rPr>
+          <w:rFonts w:ascii="Times New Roman" w:eastAsia="Times New Roman" w:hAnsi="Times New Roman" w:cs="Times New Roman"/>
+          <w:color w:val="FF0000"/>
+          <w:sz w:val="24"/>
+          <w:szCs w:val="24"/>
+          <w:lang w:val="ru-MD"/>
+        </w:rPr>
+        <w:t xml:space="preserve">6. </w:t>
+      </w:r>
+      <w:r>
+        <w:rPr>
+          <w:rFonts w:ascii="Times New Roman" w:eastAsia="Times New Roman" w:hAnsi="Times New Roman" w:cs="Times New Roman"/>
+          <w:sz w:val="24"/>
+          <w:szCs w:val="24"/>
+          <w:lang w:val="ru-MD"/>
+        </w:rPr>
+        <w:t>Благодаримо</w:t>
+      </w:r>
+      <w:r>
+        <w:rPr>
+          <w:rFonts w:ascii="Times New Roman" w:eastAsia="Times New Roman" w:hAnsi="Times New Roman" w:cs="Times New Roman"/>
+          <w:color w:val="000000"/>
+          <w:sz w:val="24"/>
+          <w:szCs w:val="24"/>
+          <w:lang w:val="ru-MD"/>
+        </w:rPr>
+        <w:t xml:space="preserve"> Т</w:t>
+      </w:r>
+      <w:r>
+        <w:rPr>
+          <w:rFonts w:ascii="Times New Roman" w:eastAsia="Times New Roman" w:hAnsi="Times New Roman" w:cs="Times New Roman"/>
+          <w:sz w:val="24"/>
+          <w:szCs w:val="24"/>
+          <w:lang w:val="ru-MD"/>
+        </w:rPr>
         <w:t>е</w:t>
       </w:r>
       <w:r>
@@ -9959,7 +9504,7 @@
           <w:szCs w:val="24"/>
           <w:lang w:val="ru-MD"/>
         </w:rPr>
-        <w:t>, Господи, Боже наш, що підняв нас із постелі нашої і вклав в уста наші слово хвали, щоб поклонятися і призивати ім'я Твоє святе. Ми умоляємо Твоє милосердя, яке Ти завжди виявляв у нашому житті. Пошли поміч свою людям, що стоять перед лицем святої слави Твоєї і дожидають від Тебе багатої милости; і дай нам, що зо страхом і любов'ю завжди Тобі служимо, хвалити несказанну Твою доброту. Бо Тобі належить усяка слава, честь і поклоніння: Отцю, і Сину, і Святому Духові, нині і повсякчас, і на віки віків. Амінь.</w:t>
+        <w:t>, Господи, Боже спасіння нашого, бо Ти все робиш для добра життя нашого, щоб ми завжди на Тебе споглядали, Спасителю й Доброчинцю душ наших. Бо Ти дав спокій нам у час минулої ночі й підвів нас, щоб ми поклонялися величному імені Твоєму. Тому молимо Тебе, Господи: Дай нам ласку й силу, щоб ми стали гідними співати Тобі розумно й молитися безупинно та в страсі і тремтінні над нашим спасінням працювали, при заступництві Христа Твого. Пом'яни, Господи, і тих, що вночі до Тебе кличуть. Вислухай їх і помилуй, і круши під ноги їх невидимих і войовничих ворогів. Бо Ти Цар миру і Спас душ наших, і Тобі славу возсилаємо: Отцю і Сину, і Святому Духові, нині і повсякчас, і на віки віків. Амінь.</w:t>
       </w:r>
     </w:p>
     <w:p>
@@ -9981,7 +9526,7 @@
           <w:szCs w:val="24"/>
           <w:lang w:val="ru-MD"/>
         </w:rPr>
-        <w:t xml:space="preserve">2. </w:t>
+        <w:t>7.</w:t>
       </w:r>
       <w:r>
         <w:rPr>
@@ -9991,7 +9536,18 @@
           <w:szCs w:val="24"/>
           <w:lang w:val="ru-MD"/>
         </w:rPr>
-        <w:t>Від ночі лине дух наш до Тебе, Боже, бо світлом є повеління Твої на землі. Навчи нас у страсі Твоєму виконувати правду й добро, бо Тебе славимо як правдивого Бога нашого. Прихили вухо своє і вислухай нас, і пом'яни, Господи, тих, що є та що моляться з нами, всіх по імені, і спаси їх силою Твоєю. Благослови людей Твоїх і освяти спадкоємство Твоє: мир світові Твоєму даруй, церквам Твоїм, Священникам, владі, і всім людям. Хай благословиться і прославляється всечесне і величне ім'я Твоє, Отця, і Сина, і Святого Духа, нині і повсякчас, і на віки віків. Амінь.</w:t>
+        <w:t xml:space="preserve"> Боже й Отче Господа нашого Ісуса Христа! Ти підніс нас з постелі нашої і зібрав на годину молитви. Дай нам ласку відкрити уста наші і прийми наші подяки, що в наших силах, і навчи нас установ Твоїх. Бо молитися як слід не вміємо, якщо Ти, </w:t>
+      </w:r>
+      <w:r>
+        <w:rPr>
+          <w:rFonts w:ascii="Times New Roman" w:eastAsia="Times New Roman" w:hAnsi="Times New Roman" w:cs="Times New Roman"/>
+          <w:color w:val="000000"/>
+          <w:sz w:val="24"/>
+          <w:szCs w:val="24"/>
+          <w:lang w:val="ru-MD"/>
+        </w:rPr>
+        <w:lastRenderedPageBreak/>
+        <w:t>Господи, святим Твоїм Духом не навчиш нас. Тому молимося Тобі: Даруй і прости, якщо ми згрішили аж до теперішньої години словом або ділом, або думкою, добровільно або недобровільно. Бо коли на провини будеш дивитися, Господи, Господи, то хто встоїться, бо в Тебе є прощення. Ти один святий, допоміжник сильний, захисник життя нашого, і Тебе ми завжди оспівуватимемо. Нехай буде сила Царства Твого завжди благословенна і вельми прославлювана: Отця, і Сина, і Святого Духа, нині і повсякчас, і на віки віків. Амінь.</w:t>
       </w:r>
     </w:p>
     <w:p>
@@ -10013,7 +9569,7 @@
           <w:szCs w:val="24"/>
           <w:lang w:val="ru-MD"/>
         </w:rPr>
-        <w:t>3.</w:t>
+        <w:t xml:space="preserve">8. </w:t>
       </w:r>
       <w:r>
         <w:rPr>
@@ -10023,7 +9579,7 @@
           <w:szCs w:val="24"/>
           <w:lang w:val="ru-MD"/>
         </w:rPr>
-        <w:t xml:space="preserve"> Від ночі лине дух наш до Тебе, Боже, бо світлом є повеління Твої. Навчи нас, Боже, правди Твоєї, заповідей Твоїх і виправдань Твоїх. Просвіти наші духовні очі, щоб ми не заснули в гріхах на смерть. Віджени всяку мряку від сердець наших, даруй нам сонце правди і охорони життя наше знаменням і печаттю Святого Твого Духа. Направ стопи наші на шлях мирний, дай нам бачити ранішній день у радості, щоб ми Тобі засилали ранішні молитви, бо Твоє є володіння і Твоє є царство і сила, і слава Отця, і Сина, і Святого Духа, нині і повсякчас, і на віки віків. Амінь.</w:t>
+        <w:t>Господи, Боже наш, що сонну неміч забрав від нас і покликав нас візванням святим, щоб і вночі підносити руки наші і прославляти Тебе за справедливі Твої присуди. Прийми благання наші, моління, визнавання, нічні служби і даруй нам, Боже, віру бездоганну, надію впевнену, любов нелицемірну. Благослови наші входи й виходи, вчинки, слова, діла й думки; і дай нам дочекатися початку дня, нам, що хвалять й оспівують, і благословлять добрість Твоєї несказанної сили, щоб було благословенне Твоє пресвяте ім'я і прославлене Твоє царство: Отця, і Сина, і Святого Духа, нині і повсякчас, і на віки віків. Амінь.</w:t>
       </w:r>
     </w:p>
     <w:p>
@@ -10045,7 +9601,7 @@
           <w:szCs w:val="24"/>
           <w:lang w:val="ru-MD"/>
         </w:rPr>
-        <w:t>4.</w:t>
+        <w:t>9.</w:t>
       </w:r>
       <w:r>
         <w:rPr>
@@ -10055,16 +9611,29 @@
           <w:szCs w:val="24"/>
           <w:lang w:val="ru-MD"/>
         </w:rPr>
-        <w:t xml:space="preserve"> Владико, Боже святий і неосяжний, що казав із темряви світлові засіяти, що заспокоїв нас у нічному сні й підвів до величання і моління Твоєї доброти! Ти, що даєш себе умолити задля свого милосердя, прийми і нині нас, що поклоняємося Тобі й по силі </w:t>
-      </w:r>
-      <w:r>
-        <w:rPr>
-          <w:rFonts w:ascii="Times New Roman" w:eastAsia="Times New Roman" w:hAnsi="Times New Roman" w:cs="Times New Roman"/>
-          <w:sz w:val="24"/>
-          <w:szCs w:val="24"/>
-          <w:lang w:val="ru-MD"/>
-        </w:rPr>
-        <w:t xml:space="preserve">благодаримо </w:t>
+        <w:t xml:space="preserve"> Господи, Боже наш! Ти за покаяння дарував людям відпущення, нам же, як образ пізнання і визнання гріхів, показав покаяння і прощення пророка Давида. Тож, Владико, помилуй з великої милости Твоєї нас, що в чимало великих гріхів впали, і по багатстві ласк Твоїх очисти беззаконня наші, бо перед Тобою згрішили ми, Господи, що невідомі й таємні речі серця людського знаєш, і єдиний Ти маєш владу прощати гріхи. Серце ж чисте вчини в нас і Духом владичним утверди нас, і радість спасіння Твого яви нам. Не відкинь нас від лиця Твого, але дозволь, як благий і людинолюбний, аж до останнього нашого віддиху появляти Тобі жертву справедливости й приноси на святих Твоїх жертовниках, милістю і ласками і людинолюб'ям єдинородного Сина Твого, з яким Ти є благословенний з пресвятим, добрим і животворчим Твоїм Духом, нині й повсякчас, і на віки віків. Амінь.</w:t>
+      </w:r>
+    </w:p>
+    <w:p>
+      <w:pPr>
+        <w:spacing w:after="120" w:line="240" w:lineRule="auto"/>
+        <w:jc w:val="both"/>
+        <w:rPr>
+          <w:rFonts w:ascii="Times New Roman" w:eastAsia="Times New Roman" w:hAnsi="Times New Roman" w:cs="Times New Roman"/>
+          <w:sz w:val="24"/>
+          <w:szCs w:val="24"/>
+          <w:lang w:val="ru-MD"/>
+        </w:rPr>
+      </w:pPr>
+      <w:r>
+        <w:rPr>
+          <w:rFonts w:ascii="Times New Roman" w:eastAsia="Times New Roman" w:hAnsi="Times New Roman" w:cs="Times New Roman"/>
+          <w:color w:val="FF0000"/>
+          <w:sz w:val="24"/>
+          <w:szCs w:val="24"/>
+          <w:lang w:val="ru-MD"/>
+        </w:rPr>
+        <w:t>10.</w:t>
       </w:r>
       <w:r>
         <w:rPr>
@@ -10074,7 +9643,58 @@
           <w:szCs w:val="24"/>
           <w:lang w:val="ru-MD"/>
         </w:rPr>
-        <w:t>Т</w:t>
+        <w:t xml:space="preserve"> Боже, Боже наш! Ти сотворив розумні й духовні сили своєю волею. Тебе просимо й Тобі молимося: Прийми наші посильні величання з усіма Твоїми творіннями і збагати щедрими даруваннями Твоєї ласки. Бо перед Тобою згинається всяке коліно: на небі, на землі й під землею, і все, що живе, і все створіння оспівує неосяжну Твою славу, бо Ти Бог правдивий і вельми милостивий. Тебе бо хвалять усі небесні сили, і Тобі славу возсилаємо: Отцю, і Сину, і Святому Духові, нині і повсякчас, і на віки віків. Амінь.</w:t>
+      </w:r>
+    </w:p>
+    <w:p>
+      <w:pPr>
+        <w:spacing w:after="120" w:line="240" w:lineRule="auto"/>
+        <w:jc w:val="both"/>
+        <w:rPr>
+          <w:rFonts w:ascii="Times New Roman" w:eastAsia="Times New Roman" w:hAnsi="Times New Roman" w:cs="Times New Roman"/>
+          <w:sz w:val="24"/>
+          <w:szCs w:val="24"/>
+          <w:lang w:val="ru-MD"/>
+        </w:rPr>
+      </w:pPr>
+      <w:r>
+        <w:rPr>
+          <w:rFonts w:ascii="Times New Roman" w:eastAsia="Times New Roman" w:hAnsi="Times New Roman" w:cs="Times New Roman"/>
+          <w:color w:val="FF0000"/>
+          <w:sz w:val="24"/>
+          <w:szCs w:val="24"/>
+          <w:lang w:val="ru-MD"/>
+        </w:rPr>
+        <w:t xml:space="preserve">11. </w:t>
+      </w:r>
+      <w:r>
+        <w:rPr>
+          <w:rFonts w:ascii="Times New Roman" w:eastAsia="Times New Roman" w:hAnsi="Times New Roman" w:cs="Times New Roman"/>
+          <w:color w:val="000000"/>
+          <w:sz w:val="24"/>
+          <w:szCs w:val="24"/>
+          <w:lang w:val="ru-MD"/>
+        </w:rPr>
+        <w:t xml:space="preserve">Хвалимо, співаємо, благословимо і </w:t>
+      </w:r>
+      <w:r>
+        <w:rPr>
+          <w:rFonts w:ascii="Times New Roman" w:eastAsia="Times New Roman" w:hAnsi="Times New Roman" w:cs="Times New Roman"/>
+          <w:sz w:val="24"/>
+          <w:szCs w:val="24"/>
+          <w:lang w:val="ru-MD"/>
+        </w:rPr>
+        <w:t>благодаримо</w:t>
+      </w:r>
+      <w:r>
+        <w:rPr>
+          <w:rFonts w:ascii="Times New Roman" w:eastAsia="Times New Roman" w:hAnsi="Times New Roman" w:cs="Times New Roman"/>
+          <w:color w:val="000000"/>
+          <w:sz w:val="24"/>
+          <w:szCs w:val="24"/>
+          <w:lang w:val="ru-MD"/>
+        </w:rPr>
+        <w:t xml:space="preserve"> Т</w:t>
       </w:r>
       <w:r>
         <w:rPr>
@@ -10093,395 +9713,7 @@
           <w:szCs w:val="24"/>
           <w:lang w:val="ru-MD"/>
         </w:rPr>
-        <w:t xml:space="preserve">; і даруй нам те, чого просимо задля спасіння. Вчини нас синами світла і дня та спадкоємцями вічних Твоїх </w:t>
-      </w:r>
-      <w:r>
-        <w:rPr>
-          <w:rFonts w:ascii="Times New Roman" w:eastAsia="Times New Roman" w:hAnsi="Times New Roman" w:cs="Times New Roman"/>
-          <w:sz w:val="24"/>
-          <w:szCs w:val="24"/>
-          <w:lang w:val="ru-MD"/>
-        </w:rPr>
-        <w:t>благ</w:t>
-      </w:r>
-      <w:r>
-        <w:rPr>
-          <w:rFonts w:ascii="Times New Roman" w:eastAsia="Times New Roman" w:hAnsi="Times New Roman" w:cs="Times New Roman"/>
-          <w:color w:val="000000"/>
-          <w:sz w:val="24"/>
-          <w:szCs w:val="24"/>
-          <w:lang w:val="ru-MD"/>
-        </w:rPr>
-        <w:t>. Пом'яни, Господи, за багатством ласк Твоїх усіх людей, що є і моляться з нами, і всю братію нашу на землі й на морі, і на всякому місці володіння Твого, що потребують Твоєї любови й помочі. Усім вияви велику Твою милість, щоб спасенні, як душею так і тілом, завжди перебували й відважно славили чудне й благословенне ім'я Твоє, бо Ти Бог милости і ласк, і любови, і Тобі славу возсилаємо: Отцю, і Сину, і Святому Духові, нині і повсякчас, і на віки віків. Амінь.</w:t>
-      </w:r>
-    </w:p>
-    <w:p>
-      <w:pPr>
-        <w:spacing w:after="120" w:line="240" w:lineRule="auto"/>
-        <w:jc w:val="both"/>
-        <w:rPr>
-          <w:rFonts w:ascii="Times New Roman" w:eastAsia="Times New Roman" w:hAnsi="Times New Roman" w:cs="Times New Roman"/>
-          <w:sz w:val="24"/>
-          <w:szCs w:val="24"/>
-          <w:lang w:val="ru-MD"/>
-        </w:rPr>
-      </w:pPr>
-      <w:r>
-        <w:rPr>
-          <w:rFonts w:ascii="Times New Roman" w:eastAsia="Times New Roman" w:hAnsi="Times New Roman" w:cs="Times New Roman"/>
-          <w:color w:val="FF0000"/>
-          <w:sz w:val="24"/>
-          <w:szCs w:val="24"/>
-          <w:lang w:val="ru-MD"/>
-        </w:rPr>
-        <w:t>5.</w:t>
-      </w:r>
-      <w:r>
-        <w:rPr>
-          <w:rFonts w:ascii="Times New Roman" w:eastAsia="Times New Roman" w:hAnsi="Times New Roman" w:cs="Times New Roman"/>
-          <w:color w:val="000000"/>
-          <w:sz w:val="24"/>
-          <w:szCs w:val="24"/>
-          <w:lang w:val="ru-MD"/>
-        </w:rPr>
-        <w:t xml:space="preserve"> Скарб</w:t>
-      </w:r>
-      <w:r>
-        <w:rPr>
-          <w:rFonts w:ascii="Times New Roman" w:eastAsia="Times New Roman" w:hAnsi="Times New Roman" w:cs="Times New Roman"/>
-          <w:sz w:val="24"/>
-          <w:szCs w:val="24"/>
-          <w:lang w:val="ru-MD"/>
-        </w:rPr>
-        <w:t>нице</w:t>
-      </w:r>
-      <w:r>
-        <w:rPr>
-          <w:rFonts w:ascii="Times New Roman" w:eastAsia="Times New Roman" w:hAnsi="Times New Roman" w:cs="Times New Roman"/>
-          <w:color w:val="000000"/>
-          <w:sz w:val="24"/>
-          <w:szCs w:val="24"/>
-          <w:lang w:val="ru-MD"/>
-        </w:rPr>
-        <w:t xml:space="preserve"> </w:t>
-      </w:r>
-      <w:r>
-        <w:rPr>
-          <w:rFonts w:ascii="Times New Roman" w:eastAsia="Times New Roman" w:hAnsi="Times New Roman" w:cs="Times New Roman"/>
-          <w:sz w:val="24"/>
-          <w:szCs w:val="24"/>
-          <w:lang w:val="ru-MD"/>
-        </w:rPr>
-        <w:t>благ</w:t>
-      </w:r>
-      <w:r>
-        <w:rPr>
-          <w:rFonts w:ascii="Times New Roman" w:eastAsia="Times New Roman" w:hAnsi="Times New Roman" w:cs="Times New Roman"/>
-          <w:color w:val="000000"/>
-          <w:sz w:val="24"/>
-          <w:szCs w:val="24"/>
-          <w:lang w:val="ru-MD"/>
-        </w:rPr>
-        <w:t>, джерело невисихаюче, Отче святий, чудотворче всесильний і вседержителю! Усі Тобі поклоняємося і Тобі молимося та Твої милості і Твої ласки призиваємо на поміч і на заступництво нашій смиренності. Пом'яни, Господи, слуг Твоїх, прийми від усіх нас ранішні моління, як кадило перед Тобою; ні одного з нас не вчини нездатним, але всіх нас зберігай ласками Твоїми. Пом'яни, Господи, тих, що чувають і співають на славу Твою і єдинородного Твого Сина і Бога нашого, і Святого Твого Духа. Будь їм помічником і заступником; прийми їх молитви на наднебесний і духовний Твій жертовник, бо Ти Бог наш, і Тобі славу возсилаємо: Отцю, і Сину, і Святому Духові, нині і повсякчас, і на віки віків. Амінь.</w:t>
-      </w:r>
-    </w:p>
-    <w:p>
-      <w:pPr>
-        <w:spacing w:after="120" w:line="240" w:lineRule="auto"/>
-        <w:jc w:val="both"/>
-        <w:rPr>
-          <w:rFonts w:ascii="Times New Roman" w:eastAsia="Times New Roman" w:hAnsi="Times New Roman" w:cs="Times New Roman"/>
-          <w:sz w:val="24"/>
-          <w:szCs w:val="24"/>
-          <w:lang w:val="ru-MD"/>
-        </w:rPr>
-      </w:pPr>
-      <w:r>
-        <w:rPr>
-          <w:rFonts w:ascii="Times New Roman" w:eastAsia="Times New Roman" w:hAnsi="Times New Roman" w:cs="Times New Roman"/>
-          <w:color w:val="FF0000"/>
-          <w:sz w:val="24"/>
-          <w:szCs w:val="24"/>
-          <w:lang w:val="ru-MD"/>
-        </w:rPr>
-        <w:t xml:space="preserve">6. </w:t>
-      </w:r>
-      <w:r>
-        <w:rPr>
-          <w:rFonts w:ascii="Times New Roman" w:eastAsia="Times New Roman" w:hAnsi="Times New Roman" w:cs="Times New Roman"/>
-          <w:sz w:val="24"/>
-          <w:szCs w:val="24"/>
-          <w:lang w:val="ru-MD"/>
-        </w:rPr>
-        <w:t>Благодаримо</w:t>
-      </w:r>
-      <w:r>
-        <w:rPr>
-          <w:rFonts w:ascii="Times New Roman" w:eastAsia="Times New Roman" w:hAnsi="Times New Roman" w:cs="Times New Roman"/>
-          <w:color w:val="000000"/>
-          <w:sz w:val="24"/>
-          <w:szCs w:val="24"/>
-          <w:lang w:val="ru-MD"/>
-        </w:rPr>
-        <w:t xml:space="preserve"> Т</w:t>
-      </w:r>
-      <w:r>
-        <w:rPr>
-          <w:rFonts w:ascii="Times New Roman" w:eastAsia="Times New Roman" w:hAnsi="Times New Roman" w:cs="Times New Roman"/>
-          <w:sz w:val="24"/>
-          <w:szCs w:val="24"/>
-          <w:lang w:val="ru-MD"/>
-        </w:rPr>
-        <w:t>е</w:t>
-      </w:r>
-      <w:r>
-        <w:rPr>
-          <w:rFonts w:ascii="Times New Roman" w:eastAsia="Times New Roman" w:hAnsi="Times New Roman" w:cs="Times New Roman"/>
-          <w:color w:val="000000"/>
-          <w:sz w:val="24"/>
-          <w:szCs w:val="24"/>
-          <w:lang w:val="ru-MD"/>
-        </w:rPr>
-        <w:t>б</w:t>
-      </w:r>
-      <w:r>
-        <w:rPr>
-          <w:rFonts w:ascii="Times New Roman" w:eastAsia="Times New Roman" w:hAnsi="Times New Roman" w:cs="Times New Roman"/>
-          <w:sz w:val="24"/>
-          <w:szCs w:val="24"/>
-          <w:lang w:val="ru-MD"/>
-        </w:rPr>
-        <w:t>е</w:t>
-      </w:r>
-      <w:r>
-        <w:rPr>
-          <w:rFonts w:ascii="Times New Roman" w:eastAsia="Times New Roman" w:hAnsi="Times New Roman" w:cs="Times New Roman"/>
-          <w:color w:val="000000"/>
-          <w:sz w:val="24"/>
-          <w:szCs w:val="24"/>
-          <w:lang w:val="ru-MD"/>
-        </w:rPr>
-        <w:t xml:space="preserve">, Господи, Боже спасіння нашого, бо Ти все робиш для добра життя нашого, щоб ми завжди на Тебе споглядали, Спасителю й Доброчинцю душ наших. Бо Ти дав спокій нам у час минулої ночі й підвів нас, щоб ми поклонялися </w:t>
-      </w:r>
-      <w:r>
-        <w:rPr>
-          <w:rFonts w:ascii="Times New Roman" w:eastAsia="Times New Roman" w:hAnsi="Times New Roman" w:cs="Times New Roman"/>
-          <w:color w:val="000000"/>
-          <w:sz w:val="24"/>
-          <w:szCs w:val="24"/>
-          <w:lang w:val="ru-MD"/>
-        </w:rPr>
-        <w:lastRenderedPageBreak/>
-        <w:t>величному імені Твоєму. Тому молимо Тебе, Господи: Дай нам ласку й силу, щоб ми стали гідними співати Тобі розумно й молитися безупинно та в страсі і тремтінні над нашим спасінням працювали, при заступництві Христа Твого. Пом'яни, Господи, і тих, що вночі до Тебе кличуть. Вислухай їх і помилуй, і круши під ноги їх невидимих і войовничих ворогів. Бо Ти Цар миру і Спас душ наших, і Тобі славу возсилаємо: Отцю і Сину, і Святому Духові, нині і повсякчас, і на віки віків. Амінь.</w:t>
-      </w:r>
-    </w:p>
-    <w:p>
-      <w:pPr>
-        <w:spacing w:after="120" w:line="240" w:lineRule="auto"/>
-        <w:jc w:val="both"/>
-        <w:rPr>
-          <w:rFonts w:ascii="Times New Roman" w:eastAsia="Times New Roman" w:hAnsi="Times New Roman" w:cs="Times New Roman"/>
-          <w:sz w:val="24"/>
-          <w:szCs w:val="24"/>
-          <w:lang w:val="ru-MD"/>
-        </w:rPr>
-      </w:pPr>
-      <w:r>
-        <w:rPr>
-          <w:rFonts w:ascii="Times New Roman" w:eastAsia="Times New Roman" w:hAnsi="Times New Roman" w:cs="Times New Roman"/>
-          <w:color w:val="FF0000"/>
-          <w:sz w:val="24"/>
-          <w:szCs w:val="24"/>
-          <w:lang w:val="ru-MD"/>
-        </w:rPr>
-        <w:t>7.</w:t>
-      </w:r>
-      <w:r>
-        <w:rPr>
-          <w:rFonts w:ascii="Times New Roman" w:eastAsia="Times New Roman" w:hAnsi="Times New Roman" w:cs="Times New Roman"/>
-          <w:color w:val="000000"/>
-          <w:sz w:val="24"/>
-          <w:szCs w:val="24"/>
-          <w:lang w:val="ru-MD"/>
-        </w:rPr>
-        <w:t xml:space="preserve"> Боже й Отче Господа нашого Ісуса Христа! Ти підніс нас з постелі нашої і зібрав на годину молитви. Дай нам ласку відкрити уста наші і прийми наші подяки, що в наших силах, і навчи нас установ Твоїх. Бо молитися як слід не вміємо, якщо Ти, Господи, святим Твоїм Духом не навчиш нас. Тому молимося Тобі: Даруй і прости, якщо ми згрішили аж до теперішньої години словом або ділом, або думкою, добровільно або недобровільно. Бо коли на провини будеш дивитися, Господи, Господи, то хто встоїться, бо в Тебе є прощення. Ти один святий, допоміжник сильний, захисник життя нашого, і Тебе ми завжди оспівуватимемо. Нехай буде сила Царства Твого завжди благословенна і вельми прославлювана: Отця, і Сина, і Святого Духа, нині і повсякчас, і на віки віків. Амінь.</w:t>
-      </w:r>
-    </w:p>
-    <w:p>
-      <w:pPr>
-        <w:spacing w:after="120" w:line="240" w:lineRule="auto"/>
-        <w:jc w:val="both"/>
-        <w:rPr>
-          <w:rFonts w:ascii="Times New Roman" w:eastAsia="Times New Roman" w:hAnsi="Times New Roman" w:cs="Times New Roman"/>
-          <w:sz w:val="24"/>
-          <w:szCs w:val="24"/>
-          <w:lang w:val="ru-MD"/>
-        </w:rPr>
-      </w:pPr>
-      <w:r>
-        <w:rPr>
-          <w:rFonts w:ascii="Times New Roman" w:eastAsia="Times New Roman" w:hAnsi="Times New Roman" w:cs="Times New Roman"/>
-          <w:color w:val="FF0000"/>
-          <w:sz w:val="24"/>
-          <w:szCs w:val="24"/>
-          <w:lang w:val="ru-MD"/>
-        </w:rPr>
-        <w:t xml:space="preserve">8. </w:t>
-      </w:r>
-      <w:r>
-        <w:rPr>
-          <w:rFonts w:ascii="Times New Roman" w:eastAsia="Times New Roman" w:hAnsi="Times New Roman" w:cs="Times New Roman"/>
-          <w:color w:val="000000"/>
-          <w:sz w:val="24"/>
-          <w:szCs w:val="24"/>
-          <w:lang w:val="ru-MD"/>
-        </w:rPr>
-        <w:t>Господи, Боже наш, що сонну неміч забрав від нас і покликав нас візванням святим, щоб і вночі підносити руки наші і прославляти Тебе за справедливі Твої присуди. Прийми благання наші, моління, визнавання, нічні служби і даруй нам, Боже, віру бездоганну, надію впевнену, любов нелицемірну. Благослови наші входи й виходи, вчинки, слова, діла й думки; і дай нам дочекатися початку дня, нам, що хвалять й оспівують, і благословлять добрість Твоєї несказанної сили, щоб було благословенне Твоє пресвяте ім'я і прославлене Твоє царство: Отця, і Сина, і Святого Духа, нині і повсякчас, і на віки віків. Амінь.</w:t>
-      </w:r>
-    </w:p>
-    <w:p>
-      <w:pPr>
-        <w:spacing w:after="120" w:line="240" w:lineRule="auto"/>
-        <w:jc w:val="both"/>
-        <w:rPr>
-          <w:rFonts w:ascii="Times New Roman" w:eastAsia="Times New Roman" w:hAnsi="Times New Roman" w:cs="Times New Roman"/>
-          <w:sz w:val="24"/>
-          <w:szCs w:val="24"/>
-          <w:lang w:val="ru-MD"/>
-        </w:rPr>
-      </w:pPr>
-      <w:r>
-        <w:rPr>
-          <w:rFonts w:ascii="Times New Roman" w:eastAsia="Times New Roman" w:hAnsi="Times New Roman" w:cs="Times New Roman"/>
-          <w:color w:val="FF0000"/>
-          <w:sz w:val="24"/>
-          <w:szCs w:val="24"/>
-          <w:lang w:val="ru-MD"/>
-        </w:rPr>
-        <w:t>9.</w:t>
-      </w:r>
-      <w:r>
-        <w:rPr>
-          <w:rFonts w:ascii="Times New Roman" w:eastAsia="Times New Roman" w:hAnsi="Times New Roman" w:cs="Times New Roman"/>
-          <w:color w:val="000000"/>
-          <w:sz w:val="24"/>
-          <w:szCs w:val="24"/>
-          <w:lang w:val="ru-MD"/>
-        </w:rPr>
-        <w:t xml:space="preserve"> Господи, Боже наш! Ти за покаяння дарував людям відпущення, нам же, як образ пізнання і визнання гріхів, показав покаяння і прощення пророка Давида. Тож, Владико, помилуй з великої милости Твоєї нас, що в чимало великих гріхів впали, і по багатстві ласк Твоїх очисти беззаконня наші, бо перед Тобою згрішили ми, Господи, що невідомі й таємні речі серця людського знаєш, і єдиний Ти маєш владу прощати гріхи. Серце ж чисте вчини в нас і Духом владичним утверди нас, і радість спасіння Твого яви нам. Не відкинь нас від лиця Твого, але дозволь, як благий і людинолюбний, аж до останнього нашого віддиху появляти Тобі жертву справедливости й приноси на святих Твоїх жертовниках, милістю і ласками і людинолюб'ям єдинородного Сина Твого, з яким Ти є благословенний з пресвятим, добрим і животворчим Твоїм Духом, нині й повсякчас, і на віки віків. Амінь.</w:t>
-      </w:r>
-    </w:p>
-    <w:p>
-      <w:pPr>
-        <w:spacing w:after="120" w:line="240" w:lineRule="auto"/>
-        <w:jc w:val="both"/>
-        <w:rPr>
-          <w:rFonts w:ascii="Times New Roman" w:eastAsia="Times New Roman" w:hAnsi="Times New Roman" w:cs="Times New Roman"/>
-          <w:sz w:val="24"/>
-          <w:szCs w:val="24"/>
-          <w:lang w:val="ru-MD"/>
-        </w:rPr>
-      </w:pPr>
-      <w:r>
-        <w:rPr>
-          <w:rFonts w:ascii="Times New Roman" w:eastAsia="Times New Roman" w:hAnsi="Times New Roman" w:cs="Times New Roman"/>
-          <w:color w:val="FF0000"/>
-          <w:sz w:val="24"/>
-          <w:szCs w:val="24"/>
-          <w:lang w:val="ru-MD"/>
-        </w:rPr>
-        <w:t>10.</w:t>
-      </w:r>
-      <w:r>
-        <w:rPr>
-          <w:rFonts w:ascii="Times New Roman" w:eastAsia="Times New Roman" w:hAnsi="Times New Roman" w:cs="Times New Roman"/>
-          <w:color w:val="000000"/>
-          <w:sz w:val="24"/>
-          <w:szCs w:val="24"/>
-          <w:lang w:val="ru-MD"/>
-        </w:rPr>
-        <w:t xml:space="preserve"> Боже, Боже наш! Ти сотворив розумні й духовні сили своєю волею. Тебе просимо й Тобі молимося: Прийми наші посильні величання з усіма Твоїми творіннями і збагати щедрими даруваннями Твоєї ласки. Бо перед Тобою згинається всяке коліно: на небі, на землі й під землею, і все, що живе, і все створіння оспівує неосяжну Твою славу, бо Ти Бог правдивий і вельми милостивий. Тебе бо хвалять усі небесні сили, і Тобі славу возсилаємо: Отцю, і Сину, і Святому Духові, нині і повсякчас, і на віки віків. Амінь.</w:t>
-      </w:r>
-    </w:p>
-    <w:p>
-      <w:pPr>
-        <w:spacing w:after="120" w:line="240" w:lineRule="auto"/>
-        <w:jc w:val="both"/>
-        <w:rPr>
-          <w:rFonts w:ascii="Times New Roman" w:eastAsia="Times New Roman" w:hAnsi="Times New Roman" w:cs="Times New Roman"/>
-          <w:sz w:val="24"/>
-          <w:szCs w:val="24"/>
-          <w:lang w:val="ru-MD"/>
-        </w:rPr>
-      </w:pPr>
-      <w:r>
-        <w:rPr>
-          <w:rFonts w:ascii="Times New Roman" w:eastAsia="Times New Roman" w:hAnsi="Times New Roman" w:cs="Times New Roman"/>
-          <w:color w:val="FF0000"/>
-          <w:sz w:val="24"/>
-          <w:szCs w:val="24"/>
-          <w:lang w:val="ru-MD"/>
-        </w:rPr>
-        <w:t xml:space="preserve">11. </w:t>
-      </w:r>
-      <w:r>
-        <w:rPr>
-          <w:rFonts w:ascii="Times New Roman" w:eastAsia="Times New Roman" w:hAnsi="Times New Roman" w:cs="Times New Roman"/>
-          <w:color w:val="000000"/>
-          <w:sz w:val="24"/>
-          <w:szCs w:val="24"/>
-          <w:lang w:val="ru-MD"/>
-        </w:rPr>
-        <w:t xml:space="preserve">Хвалимо, співаємо, благословимо і </w:t>
-      </w:r>
-      <w:r>
-        <w:rPr>
-          <w:rFonts w:ascii="Times New Roman" w:eastAsia="Times New Roman" w:hAnsi="Times New Roman" w:cs="Times New Roman"/>
-          <w:sz w:val="24"/>
-          <w:szCs w:val="24"/>
-          <w:lang w:val="ru-MD"/>
-        </w:rPr>
-        <w:t>благодаримо</w:t>
-      </w:r>
-      <w:r>
-        <w:rPr>
-          <w:rFonts w:ascii="Times New Roman" w:eastAsia="Times New Roman" w:hAnsi="Times New Roman" w:cs="Times New Roman"/>
-          <w:color w:val="000000"/>
-          <w:sz w:val="24"/>
-          <w:szCs w:val="24"/>
-          <w:lang w:val="ru-MD"/>
-        </w:rPr>
-        <w:t xml:space="preserve"> Т</w:t>
-      </w:r>
-      <w:r>
-        <w:rPr>
-          <w:rFonts w:ascii="Times New Roman" w:eastAsia="Times New Roman" w:hAnsi="Times New Roman" w:cs="Times New Roman"/>
-          <w:sz w:val="24"/>
-          <w:szCs w:val="24"/>
-          <w:lang w:val="ru-MD"/>
-        </w:rPr>
-        <w:t>ебе</w:t>
-      </w:r>
-      <w:r>
-        <w:rPr>
-          <w:rFonts w:ascii="Times New Roman" w:eastAsia="Times New Roman" w:hAnsi="Times New Roman" w:cs="Times New Roman"/>
-          <w:color w:val="000000"/>
-          <w:sz w:val="24"/>
-          <w:szCs w:val="24"/>
-          <w:lang w:val="ru-MD"/>
-        </w:rPr>
-        <w:t xml:space="preserve">, Боже батьків наших, бо Ти забрав тінь нічну і явив нам знову світло денне. Молимо Твою добрість: Милостивий </w:t>
-      </w:r>
-      <w:r>
-        <w:rPr>
-          <w:rFonts w:ascii="Times New Roman" w:eastAsia="Times New Roman" w:hAnsi="Times New Roman" w:cs="Times New Roman"/>
-          <w:color w:val="000000"/>
-          <w:sz w:val="24"/>
-          <w:szCs w:val="24"/>
-          <w:lang w:val="ru-MD"/>
-        </w:rPr>
-        <w:lastRenderedPageBreak/>
-        <w:t>будь для нас грішних і прийми молитву нашу задля великої Твоєї ласкавости, бо ми прибігаємо до Тебе, милостивого і всемогутнього Бога. Ти, що засвітив у серцях наших правдиве сонце справедливости Твоєї! Просвіти розум наш і почування всі зберігай, щоб, як у день, ходили ми пристойно шляхом заповідей Твоїх і дійшли до життя вічного, і стали гідними насолоджуватися недоступним Твоїм світлом. Бо в Тебе є джерело життя, Ти Бог наш і Тобі славу возсилаємо: Отцю, і Сину, і Святому Духові, нині і повсякчас, і на віки віків. Амінь.</w:t>
+        <w:t>, Боже батьків наших, бо Ти забрав тінь нічну і явив нам знову світло денне. Молимо Твою добрість: Милостивий будь для нас грішних і прийми молитву нашу задля великої Твоєї ласкавости, бо ми прибігаємо до Тебе, милостивого і всемогутнього Бога. Ти, що засвітив у серцях наших правдиве сонце справедливости Твоєї! Просвіти розум наш і почування всі зберігай, щоб, як у день, ходили ми пристойно шляхом заповідей Твоїх і дійшли до життя вічного, і стали гідними насолоджуватися недоступним Твоїм світлом. Бо в Тебе є джерело життя, Ти Бог наш і Тобі славу возсилаємо: Отцю, і Сину, і Святому Духові, нині і повсякчас, і на віки віків. Амінь.</w:t>
       </w:r>
     </w:p>
     <w:p>
@@ -10517,6 +9749,7 @@
           <w:szCs w:val="24"/>
           <w:lang w:val="ru-MD"/>
         </w:rPr>
+        <w:lastRenderedPageBreak/>
         <w:t>Велика єктенія</w:t>
       </w:r>
     </w:p>
@@ -11210,115 +10443,125 @@
           <w:szCs w:val="24"/>
           <w:lang w:val="ru-MD"/>
         </w:rPr>
+        <w:t>Заступи, спаси, помилуй і охорони нас, Боже, Твоєю благодаттю</w:t>
+      </w:r>
+    </w:p>
+    <w:p>
+      <w:pPr>
+        <w:spacing w:after="120" w:line="240" w:lineRule="auto"/>
+        <w:rPr>
+          <w:rFonts w:ascii="Times New Roman" w:eastAsia="Times New Roman" w:hAnsi="Times New Roman" w:cs="Times New Roman"/>
+          <w:sz w:val="24"/>
+          <w:szCs w:val="24"/>
+          <w:lang w:val="ru-MD"/>
+        </w:rPr>
+      </w:pPr>
+      <w:r>
+        <w:rPr>
+          <w:rFonts w:ascii="Times New Roman" w:eastAsia="Times New Roman" w:hAnsi="Times New Roman" w:cs="Times New Roman"/>
+          <w:i/>
+          <w:color w:val="FF4400"/>
+          <w:sz w:val="24"/>
+          <w:szCs w:val="24"/>
+          <w:lang w:val="ru-MD"/>
+        </w:rPr>
+        <w:t>Вірні:</w:t>
+      </w:r>
+      <w:r>
+        <w:rPr>
+          <w:rFonts w:ascii="Times New Roman" w:eastAsia="Times New Roman" w:hAnsi="Times New Roman" w:cs="Times New Roman"/>
+          <w:color w:val="000000"/>
+          <w:sz w:val="24"/>
+          <w:szCs w:val="24"/>
+          <w:lang w:val="ru-MD"/>
+        </w:rPr>
+        <w:t xml:space="preserve"> Го́споди, поми́луй.</w:t>
+      </w:r>
+    </w:p>
+    <w:p>
+      <w:pPr>
+        <w:spacing w:after="120" w:line="240" w:lineRule="auto"/>
+        <w:rPr>
+          <w:rFonts w:ascii="Times New Roman" w:eastAsia="Times New Roman" w:hAnsi="Times New Roman" w:cs="Times New Roman"/>
+          <w:sz w:val="24"/>
+          <w:szCs w:val="24"/>
+          <w:lang w:val="ru-MD"/>
+        </w:rPr>
+      </w:pPr>
+      <w:r>
+        <w:rPr>
+          <w:rFonts w:ascii="Times New Roman" w:eastAsia="Times New Roman" w:hAnsi="Times New Roman" w:cs="Times New Roman"/>
+          <w:color w:val="000000"/>
+          <w:sz w:val="24"/>
+          <w:szCs w:val="24"/>
+          <w:lang w:val="ru-MD"/>
+        </w:rPr>
+        <w:t>Пресвяту, пречисту, преблагословенну, славну Владичицю нашу Богородицю і приснодіву Марію, з усіма святими пом’янувши, самих себе, і один одного, і все життя наше Христу Богові віддаймо.</w:t>
+      </w:r>
+    </w:p>
+    <w:p>
+      <w:pPr>
+        <w:spacing w:after="120" w:line="240" w:lineRule="auto"/>
+        <w:rPr>
+          <w:rFonts w:ascii="Times New Roman" w:eastAsia="Times New Roman" w:hAnsi="Times New Roman" w:cs="Times New Roman"/>
+          <w:sz w:val="24"/>
+          <w:szCs w:val="24"/>
+          <w:lang w:val="ru-MD"/>
+        </w:rPr>
+      </w:pPr>
+      <w:r>
+        <w:rPr>
+          <w:rFonts w:ascii="Times New Roman" w:eastAsia="Times New Roman" w:hAnsi="Times New Roman" w:cs="Times New Roman"/>
+          <w:i/>
+          <w:color w:val="FF4400"/>
+          <w:sz w:val="24"/>
+          <w:szCs w:val="24"/>
+          <w:lang w:val="ru-MD"/>
+        </w:rPr>
+        <w:t>Вірні:</w:t>
+      </w:r>
+      <w:r>
+        <w:rPr>
+          <w:rFonts w:ascii="Times New Roman" w:eastAsia="Times New Roman" w:hAnsi="Times New Roman" w:cs="Times New Roman"/>
+          <w:color w:val="000000"/>
+          <w:sz w:val="24"/>
+          <w:szCs w:val="24"/>
+          <w:lang w:val="ru-MD"/>
+        </w:rPr>
+        <w:t xml:space="preserve"> Тобі́, Го́споди.</w:t>
+      </w:r>
+    </w:p>
+    <w:p>
+      <w:pPr>
+        <w:spacing w:after="120" w:line="240" w:lineRule="auto"/>
+        <w:jc w:val="both"/>
+        <w:rPr>
+          <w:rFonts w:ascii="Times New Roman" w:eastAsia="Times New Roman" w:hAnsi="Times New Roman" w:cs="Times New Roman"/>
+          <w:sz w:val="24"/>
+          <w:szCs w:val="24"/>
+          <w:lang w:val="ru-MD"/>
+        </w:rPr>
+      </w:pPr>
+      <w:r>
+        <w:rPr>
+          <w:rFonts w:ascii="Times New Roman" w:eastAsia="Times New Roman" w:hAnsi="Times New Roman" w:cs="Times New Roman"/>
+          <w:sz w:val="24"/>
+          <w:szCs w:val="24"/>
+          <w:u w:val="single"/>
+          <w:lang w:val="ru-MD"/>
+        </w:rPr>
+        <w:t xml:space="preserve">[Благодаримо Тебе, Господи, Боже наш, що підняв нас із постелі нашої і вклав в уста наші слово хвали, щоб поклонятися і призивати ім'я Твоє святе. Ми умоляємо Твоє </w:t>
+      </w:r>
+      <w:r>
+        <w:rPr>
+          <w:rFonts w:ascii="Times New Roman" w:eastAsia="Times New Roman" w:hAnsi="Times New Roman" w:cs="Times New Roman"/>
+          <w:sz w:val="24"/>
+          <w:szCs w:val="24"/>
+          <w:u w:val="single"/>
+          <w:lang w:val="ru-MD"/>
+        </w:rPr>
         <w:lastRenderedPageBreak/>
-        <w:t>Заступи, спаси, помилуй і охорони нас, Боже, Твоєю благодаттю</w:t>
-      </w:r>
-    </w:p>
-    <w:p>
-      <w:pPr>
-        <w:spacing w:after="120" w:line="240" w:lineRule="auto"/>
-        <w:rPr>
-          <w:rFonts w:ascii="Times New Roman" w:eastAsia="Times New Roman" w:hAnsi="Times New Roman" w:cs="Times New Roman"/>
-          <w:sz w:val="24"/>
-          <w:szCs w:val="24"/>
-          <w:lang w:val="ru-MD"/>
-        </w:rPr>
-      </w:pPr>
-      <w:r>
-        <w:rPr>
-          <w:rFonts w:ascii="Times New Roman" w:eastAsia="Times New Roman" w:hAnsi="Times New Roman" w:cs="Times New Roman"/>
-          <w:i/>
-          <w:color w:val="FF4400"/>
-          <w:sz w:val="24"/>
-          <w:szCs w:val="24"/>
-          <w:lang w:val="ru-MD"/>
-        </w:rPr>
-        <w:t>Вірні:</w:t>
-      </w:r>
-      <w:r>
-        <w:rPr>
-          <w:rFonts w:ascii="Times New Roman" w:eastAsia="Times New Roman" w:hAnsi="Times New Roman" w:cs="Times New Roman"/>
-          <w:color w:val="000000"/>
-          <w:sz w:val="24"/>
-          <w:szCs w:val="24"/>
-          <w:lang w:val="ru-MD"/>
-        </w:rPr>
-        <w:t xml:space="preserve"> Го́споди, поми́луй.</w:t>
-      </w:r>
-    </w:p>
-    <w:p>
-      <w:pPr>
-        <w:spacing w:after="120" w:line="240" w:lineRule="auto"/>
-        <w:rPr>
-          <w:rFonts w:ascii="Times New Roman" w:eastAsia="Times New Roman" w:hAnsi="Times New Roman" w:cs="Times New Roman"/>
-          <w:sz w:val="24"/>
-          <w:szCs w:val="24"/>
-          <w:lang w:val="ru-MD"/>
-        </w:rPr>
-      </w:pPr>
-      <w:r>
-        <w:rPr>
-          <w:rFonts w:ascii="Times New Roman" w:eastAsia="Times New Roman" w:hAnsi="Times New Roman" w:cs="Times New Roman"/>
-          <w:color w:val="000000"/>
-          <w:sz w:val="24"/>
-          <w:szCs w:val="24"/>
-          <w:lang w:val="ru-MD"/>
-        </w:rPr>
-        <w:t>Пресвяту, пречисту, преблагословенну, славну Владичицю нашу Богородицю і приснодіву Марію, з усіма святими пом’янувши, самих себе, і один одного, і все життя наше Христу Богові віддаймо.</w:t>
-      </w:r>
-    </w:p>
-    <w:p>
-      <w:pPr>
-        <w:spacing w:after="120" w:line="240" w:lineRule="auto"/>
-        <w:rPr>
-          <w:rFonts w:ascii="Times New Roman" w:eastAsia="Times New Roman" w:hAnsi="Times New Roman" w:cs="Times New Roman"/>
-          <w:sz w:val="24"/>
-          <w:szCs w:val="24"/>
-          <w:lang w:val="ru-MD"/>
-        </w:rPr>
-      </w:pPr>
-      <w:r>
-        <w:rPr>
-          <w:rFonts w:ascii="Times New Roman" w:eastAsia="Times New Roman" w:hAnsi="Times New Roman" w:cs="Times New Roman"/>
-          <w:i/>
-          <w:color w:val="FF4400"/>
-          <w:sz w:val="24"/>
-          <w:szCs w:val="24"/>
-          <w:lang w:val="ru-MD"/>
-        </w:rPr>
-        <w:t>Вірні:</w:t>
-      </w:r>
-      <w:r>
-        <w:rPr>
-          <w:rFonts w:ascii="Times New Roman" w:eastAsia="Times New Roman" w:hAnsi="Times New Roman" w:cs="Times New Roman"/>
-          <w:color w:val="000000"/>
-          <w:sz w:val="24"/>
-          <w:szCs w:val="24"/>
-          <w:lang w:val="ru-MD"/>
-        </w:rPr>
-        <w:t xml:space="preserve"> Тобі́, Го́споди.</w:t>
-      </w:r>
-    </w:p>
-    <w:p>
-      <w:pPr>
-        <w:spacing w:after="120" w:line="240" w:lineRule="auto"/>
-        <w:jc w:val="both"/>
-        <w:rPr>
-          <w:rFonts w:ascii="Times New Roman" w:eastAsia="Times New Roman" w:hAnsi="Times New Roman" w:cs="Times New Roman"/>
-          <w:sz w:val="24"/>
-          <w:szCs w:val="24"/>
-          <w:lang w:val="ru-MD"/>
-        </w:rPr>
-      </w:pPr>
-      <w:r>
-        <w:rPr>
-          <w:rFonts w:ascii="Times New Roman" w:eastAsia="Times New Roman" w:hAnsi="Times New Roman" w:cs="Times New Roman"/>
-          <w:sz w:val="24"/>
-          <w:szCs w:val="24"/>
-          <w:u w:val="single"/>
-          <w:lang w:val="ru-MD"/>
-        </w:rPr>
-        <w:t>[Благодаримо Тебе, Господи, Боже наш, що підняв нас із постелі нашої і вклав в уста наші слово хвали, щоб поклонятися і призивати ім'я Твоє святе. Ми умоляємо Твоє милосердя, яке Ти завжди виявляв у нашому житті. Пошли поміч свою людям, що стоять перед лицем святої слави Твоєї і дожидають від Тебе багатої милости; і дай нам, що зо страхом і любов'ю завжди Тобі служимо, хвалити несказанну Твою доброту.]</w:t>
+        <w:t>милосердя, яке Ти завжди виявляв у нашому житті. Пошли поміч свою людям, що стоять перед лицем святої слави Твоєї і дожидають від Тебе багатої милости; і дай нам, що зо страхом і любов'ю завжди Тобі служимо, хвалити несказанну Твою доброту.]</w:t>
       </w:r>
     </w:p>
     <w:p>
@@ -11337,6 +10580,7 @@
           <w:i/>
           <w:color w:val="FF0000"/>
           <w:sz w:val="24"/>
+          <w:lang w:val="ru-MD"/>
         </w:rPr>
         <w:t>Священник:</w:t>
       </w:r>
@@ -11344,6 +10588,7 @@
         <w:rPr>
           <w:rFonts w:ascii="Times New Roman" w:hAnsi="Times New Roman"/>
           <w:sz w:val="24"/>
+          <w:lang w:val="ru-MD"/>
         </w:rPr>
         <w:t xml:space="preserve"> Бо Тобі належить усяка слава, честь і поклоніння, Отцю, і Сину, і Святому Духові, нині, і повсякчас, і на віки віків.</w:t>
       </w:r>
@@ -11875,93 +11120,103 @@
           <w:szCs w:val="24"/>
           <w:lang w:val="ru-MD"/>
         </w:rPr>
+        <w:t>Вірні:</w:t>
+      </w:r>
+      <w:r>
+        <w:rPr>
+          <w:rFonts w:ascii="Times New Roman" w:eastAsia="Times New Roman" w:hAnsi="Times New Roman" w:cs="Times New Roman"/>
+          <w:color w:val="000000"/>
+          <w:sz w:val="24"/>
+          <w:szCs w:val="24"/>
+          <w:lang w:val="ru-MD"/>
+        </w:rPr>
+        <w:t xml:space="preserve"> Го́споди, поми́луй.</w:t>
+      </w:r>
+    </w:p>
+    <w:p>
+      <w:pPr>
+        <w:spacing w:after="120" w:line="240" w:lineRule="auto"/>
+        <w:rPr>
+          <w:rFonts w:ascii="Times New Roman" w:eastAsia="Times New Roman" w:hAnsi="Times New Roman" w:cs="Times New Roman"/>
+          <w:sz w:val="24"/>
+          <w:szCs w:val="24"/>
+          <w:lang w:val="ru-MD"/>
+        </w:rPr>
+      </w:pPr>
+      <w:r>
+        <w:rPr>
+          <w:rFonts w:ascii="Times New Roman" w:eastAsia="Times New Roman" w:hAnsi="Times New Roman" w:cs="Times New Roman"/>
+          <w:color w:val="000000"/>
+          <w:sz w:val="24"/>
+          <w:szCs w:val="24"/>
+          <w:lang w:val="ru-MD"/>
+        </w:rPr>
+        <w:t>Пресвяту, пречисту, преблагословенну, славну Владичицю нашу Богородицю і приснодіву Марію, з усіма святими пом’янувши, самих себе, і один одного, і все життя наше Христу Богові віддаймо.</w:t>
+      </w:r>
+    </w:p>
+    <w:p>
+      <w:pPr>
+        <w:spacing w:after="120" w:line="240" w:lineRule="auto"/>
+        <w:rPr>
+          <w:rFonts w:ascii="Times New Roman" w:eastAsia="Times New Roman" w:hAnsi="Times New Roman" w:cs="Times New Roman"/>
+          <w:sz w:val="24"/>
+          <w:szCs w:val="24"/>
+          <w:lang w:val="ru-MD"/>
+        </w:rPr>
+      </w:pPr>
+      <w:r>
+        <w:rPr>
+          <w:rFonts w:ascii="Times New Roman" w:eastAsia="Times New Roman" w:hAnsi="Times New Roman" w:cs="Times New Roman"/>
+          <w:i/>
+          <w:color w:val="FF4400"/>
+          <w:sz w:val="24"/>
+          <w:szCs w:val="24"/>
+          <w:lang w:val="ru-MD"/>
+        </w:rPr>
+        <w:t>Вірні:</w:t>
+      </w:r>
+      <w:r>
+        <w:rPr>
+          <w:rFonts w:ascii="Times New Roman" w:eastAsia="Times New Roman" w:hAnsi="Times New Roman" w:cs="Times New Roman"/>
+          <w:color w:val="000000"/>
+          <w:sz w:val="24"/>
+          <w:szCs w:val="24"/>
+          <w:lang w:val="ru-MD"/>
+        </w:rPr>
+        <w:t xml:space="preserve"> Тобі́, Го́споди.</w:t>
+      </w:r>
+    </w:p>
+    <w:p>
+      <w:pPr>
+        <w:spacing w:after="120" w:line="240" w:lineRule="auto"/>
+        <w:jc w:val="both"/>
+        <w:rPr>
+          <w:rFonts w:ascii="Times New Roman" w:eastAsia="Times New Roman" w:hAnsi="Times New Roman" w:cs="Times New Roman"/>
+          <w:sz w:val="24"/>
+          <w:szCs w:val="24"/>
+          <w:lang w:val="ru-MD"/>
+        </w:rPr>
+      </w:pPr>
+      <w:r>
+        <w:rPr>
+          <w:rFonts w:ascii="Times New Roman" w:eastAsia="Times New Roman" w:hAnsi="Times New Roman" w:cs="Times New Roman"/>
+          <w:sz w:val="24"/>
+          <w:szCs w:val="24"/>
+          <w:u w:val="single"/>
+          <w:lang w:val="ru-MD"/>
+        </w:rPr>
+        <w:t xml:space="preserve">[Від ночі лине дух наш до Тебе, Боже, бо світлом є повеління Твої. Навчи нас, Боже, правди Твоєї, заповідей Твоїх і виправдань Твоїх. Просвіти наші духовні очі, щоб ми не заснули в гріхах на смерть. Віджени всяку мряку від сердець наших, даруй нам сонце правди і охорони життя наше знаменням і печаттю Святого Твого Духа. </w:t>
+      </w:r>
+      <w:r>
+        <w:rPr>
+          <w:rFonts w:ascii="Times New Roman" w:eastAsia="Times New Roman" w:hAnsi="Times New Roman" w:cs="Times New Roman"/>
+          <w:sz w:val="24"/>
+          <w:szCs w:val="24"/>
+          <w:u w:val="single"/>
+          <w:lang w:val="ru-MD"/>
+        </w:rPr>
         <w:lastRenderedPageBreak/>
-        <w:t>Вірні:</w:t>
-      </w:r>
-      <w:r>
-        <w:rPr>
-          <w:rFonts w:ascii="Times New Roman" w:eastAsia="Times New Roman" w:hAnsi="Times New Roman" w:cs="Times New Roman"/>
-          <w:color w:val="000000"/>
-          <w:sz w:val="24"/>
-          <w:szCs w:val="24"/>
-          <w:lang w:val="ru-MD"/>
-        </w:rPr>
-        <w:t xml:space="preserve"> Го́споди, поми́луй.</w:t>
-      </w:r>
-    </w:p>
-    <w:p>
-      <w:pPr>
-        <w:spacing w:after="120" w:line="240" w:lineRule="auto"/>
-        <w:rPr>
-          <w:rFonts w:ascii="Times New Roman" w:eastAsia="Times New Roman" w:hAnsi="Times New Roman" w:cs="Times New Roman"/>
-          <w:sz w:val="24"/>
-          <w:szCs w:val="24"/>
-          <w:lang w:val="ru-MD"/>
-        </w:rPr>
-      </w:pPr>
-      <w:r>
-        <w:rPr>
-          <w:rFonts w:ascii="Times New Roman" w:eastAsia="Times New Roman" w:hAnsi="Times New Roman" w:cs="Times New Roman"/>
-          <w:color w:val="000000"/>
-          <w:sz w:val="24"/>
-          <w:szCs w:val="24"/>
-          <w:lang w:val="ru-MD"/>
-        </w:rPr>
-        <w:t>Пресвяту, пречисту, преблагословенну, славну Владичицю нашу Богородицю і приснодіву Марію, з усіма святими пом’янувши, самих себе, і один одного, і все життя наше Христу Богові віддаймо.</w:t>
-      </w:r>
-    </w:p>
-    <w:p>
-      <w:pPr>
-        <w:spacing w:after="120" w:line="240" w:lineRule="auto"/>
-        <w:rPr>
-          <w:rFonts w:ascii="Times New Roman" w:eastAsia="Times New Roman" w:hAnsi="Times New Roman" w:cs="Times New Roman"/>
-          <w:sz w:val="24"/>
-          <w:szCs w:val="24"/>
-          <w:lang w:val="ru-MD"/>
-        </w:rPr>
-      </w:pPr>
-      <w:r>
-        <w:rPr>
-          <w:rFonts w:ascii="Times New Roman" w:eastAsia="Times New Roman" w:hAnsi="Times New Roman" w:cs="Times New Roman"/>
-          <w:i/>
-          <w:color w:val="FF4400"/>
-          <w:sz w:val="24"/>
-          <w:szCs w:val="24"/>
-          <w:lang w:val="ru-MD"/>
-        </w:rPr>
-        <w:t>Вірні:</w:t>
-      </w:r>
-      <w:r>
-        <w:rPr>
-          <w:rFonts w:ascii="Times New Roman" w:eastAsia="Times New Roman" w:hAnsi="Times New Roman" w:cs="Times New Roman"/>
-          <w:color w:val="000000"/>
-          <w:sz w:val="24"/>
-          <w:szCs w:val="24"/>
-          <w:lang w:val="ru-MD"/>
-        </w:rPr>
-        <w:t xml:space="preserve"> Тобі́, Го́споди.</w:t>
-      </w:r>
-    </w:p>
-    <w:p>
-      <w:pPr>
-        <w:spacing w:after="120" w:line="240" w:lineRule="auto"/>
-        <w:jc w:val="both"/>
-        <w:rPr>
-          <w:rFonts w:ascii="Times New Roman" w:eastAsia="Times New Roman" w:hAnsi="Times New Roman" w:cs="Times New Roman"/>
-          <w:sz w:val="24"/>
-          <w:szCs w:val="24"/>
-          <w:lang w:val="ru-MD"/>
-        </w:rPr>
-      </w:pPr>
-      <w:r>
-        <w:rPr>
-          <w:rFonts w:ascii="Times New Roman" w:eastAsia="Times New Roman" w:hAnsi="Times New Roman" w:cs="Times New Roman"/>
-          <w:sz w:val="24"/>
-          <w:szCs w:val="24"/>
-          <w:u w:val="single"/>
-          <w:lang w:val="ru-MD"/>
-        </w:rPr>
-        <w:t>[Від ночі лине дух наш до Тебе, Боже, бо світлом є повеління Твої. Навчи нас, Боже, правди Твоєї, заповідей Твоїх і виправдань Твоїх. Просвіти наші духовні очі, щоб ми не заснули в гріхах на смерть. Віджени всяку мряку від сердець наших, даруй нам сонце правди і охорони життя наше знаменням і печаттю Святого Твого Духа. Направ стопи наші на шлях мирний, дай нам бачити ранішній день у радості, щоб ми Тобі засилали ранішні молитви.]</w:t>
+        <w:t>Направ стопи наші на шлях мирний, дай нам бачити ранішній день у радості, щоб ми Тобі засилали ранішні молитви.]</w:t>
       </w:r>
     </w:p>
     <w:p>
@@ -11980,6 +11235,7 @@
           <w:i/>
           <w:color w:val="FF0000"/>
           <w:sz w:val="24"/>
+          <w:lang w:val="ru-MD"/>
         </w:rPr>
         <w:t>Священник:</w:t>
       </w:r>
@@ -11987,6 +11243,7 @@
         <w:rPr>
           <w:rFonts w:ascii="Times New Roman" w:hAnsi="Times New Roman"/>
           <w:sz w:val="24"/>
+          <w:lang w:val="ru-MD"/>
         </w:rPr>
         <w:t xml:space="preserve"> Бо Твоя є влада і Твоє є царство, і сила, і слава, Отця, і Сина, і Святого Духа, нині, і повсякчас, і на віки віків.</w:t>
       </w:r>
@@ -12351,6 +11608,7 @@
           <w:i/>
           <w:color w:val="FF0000"/>
           <w:sz w:val="24"/>
+          <w:lang w:val="ru-MD"/>
         </w:rPr>
         <w:t>Священник:</w:t>
       </w:r>
@@ -12358,6 +11616,7 @@
         <w:rPr>
           <w:rFonts w:ascii="Times New Roman" w:hAnsi="Times New Roman"/>
           <w:sz w:val="24"/>
+          <w:lang w:val="ru-MD"/>
         </w:rPr>
         <w:t xml:space="preserve"> Бо Ти благий і людинолюбний Бог – і Тобі славу возсилаємо, Отцю, і Сину, і Святому Духові, нині, і повсякчас, і на віки віків.</w:t>
       </w:r>
@@ -12490,6 +11749,7 @@
           <w:szCs w:val="24"/>
           <w:lang w:val="ru-MD"/>
         </w:rPr>
+        <w:lastRenderedPageBreak/>
         <w:t>Слава і нині</w:t>
       </w:r>
       <w:r>
@@ -12955,42 +12215,52 @@
           <w:szCs w:val="24"/>
           <w:lang w:val="ru-MD"/>
         </w:rPr>
+        <w:t>Тоді вподобаєш собі жертву правди, приношення і всепалення;* тоді покладуть на вівтар твій тельців.</w:t>
+      </w:r>
+    </w:p>
+    <w:p>
+      <w:pPr>
+        <w:spacing w:after="120" w:line="240" w:lineRule="auto"/>
+        <w:jc w:val="both"/>
+        <w:rPr>
+          <w:rFonts w:ascii="Times New Roman" w:eastAsia="Times New Roman" w:hAnsi="Times New Roman" w:cs="Times New Roman"/>
+          <w:sz w:val="24"/>
+          <w:szCs w:val="24"/>
+          <w:lang w:val="ru-MD"/>
+        </w:rPr>
+      </w:pPr>
+    </w:p>
+    <w:p>
+      <w:pPr>
+        <w:spacing w:after="120" w:line="240" w:lineRule="auto"/>
+        <w:jc w:val="both"/>
+        <w:rPr>
+          <w:rFonts w:ascii="Times New Roman" w:eastAsia="Times New Roman" w:hAnsi="Times New Roman" w:cs="Times New Roman"/>
+          <w:sz w:val="24"/>
+          <w:szCs w:val="24"/>
+          <w:lang w:val="ru-MD"/>
+        </w:rPr>
+      </w:pPr>
+      <w:r>
+        <w:rPr>
+          <w:rFonts w:ascii="Times New Roman" w:eastAsia="Times New Roman" w:hAnsi="Times New Roman" w:cs="Times New Roman"/>
+          <w:sz w:val="24"/>
+          <w:szCs w:val="24"/>
+          <w:u w:val="single"/>
+          <w:lang w:val="ru-MD"/>
+        </w:rPr>
+        <w:t xml:space="preserve">Господи, Боже наш! Ти за покаяння дарував людям відпущення, нам же, як образ пізнання і визнання гріхів, показав покаяння і прощення пророка Давида. Тож, Владико, помилуй з великої милости Твоєї нас, що в чимало великих гріхів впали, і по багатстві ласк Твоїх очисти беззаконня наші, бо перед Тобою згрішили ми, Господи, що невідомі й таємні речі серця людського знаєш, і єдиний Ти маєш владу прощати гріхи. Серце ж чисте вчини в нас і Духом владичним утверди нас, і радість </w:t>
+      </w:r>
+      <w:r>
+        <w:rPr>
+          <w:rFonts w:ascii="Times New Roman" w:eastAsia="Times New Roman" w:hAnsi="Times New Roman" w:cs="Times New Roman"/>
+          <w:sz w:val="24"/>
+          <w:szCs w:val="24"/>
+          <w:u w:val="single"/>
+          <w:lang w:val="ru-MD"/>
+        </w:rPr>
         <w:lastRenderedPageBreak/>
-        <w:t>Тоді вподобаєш собі жертву правди, приношення і всепалення;* тоді покладуть на вівтар твій тельців.</w:t>
-      </w:r>
-    </w:p>
-    <w:p>
-      <w:pPr>
-        <w:spacing w:after="120" w:line="240" w:lineRule="auto"/>
-        <w:jc w:val="both"/>
-        <w:rPr>
-          <w:rFonts w:ascii="Times New Roman" w:eastAsia="Times New Roman" w:hAnsi="Times New Roman" w:cs="Times New Roman"/>
-          <w:sz w:val="24"/>
-          <w:szCs w:val="24"/>
-          <w:lang w:val="ru-MD"/>
-        </w:rPr>
-      </w:pPr>
-    </w:p>
-    <w:p>
-      <w:pPr>
-        <w:spacing w:after="120" w:line="240" w:lineRule="auto"/>
-        <w:jc w:val="both"/>
-        <w:rPr>
-          <w:rFonts w:ascii="Times New Roman" w:eastAsia="Times New Roman" w:hAnsi="Times New Roman" w:cs="Times New Roman"/>
-          <w:sz w:val="24"/>
-          <w:szCs w:val="24"/>
-          <w:lang w:val="ru-MD"/>
-        </w:rPr>
-      </w:pPr>
-      <w:r>
-        <w:rPr>
-          <w:rFonts w:ascii="Times New Roman" w:eastAsia="Times New Roman" w:hAnsi="Times New Roman" w:cs="Times New Roman"/>
-          <w:sz w:val="24"/>
-          <w:szCs w:val="24"/>
-          <w:u w:val="single"/>
-          <w:lang w:val="ru-MD"/>
-        </w:rPr>
-        <w:t>Господи, Боже наш! Ти за покаяння дарував людям відпущення, нам же, як образ пізнання і визнання гріхів, показав покаяння і прощення пророка Давида. Тож, Владико, помилуй з великої милости Твоєї нас, що в чимало великих гріхів впали, і по багатстві ласк Твоїх очисти беззаконня наші, бо перед Тобою згрішили ми, Господи, що невідомі й таємні речі серця людського знаєш, і єдиний Ти маєш владу прощати гріхи. Серце ж чисте вчини в нас і Духом владичним утверди нас, і радість спасіння Твого яви нам. Не відкинь нас від лиця Твого, але дозволь, як благий і людинолюбний, аж до останнього нашого віддиху появляти Тобі жертву справедливости й приноси на святих Твоїх жертовниках, милістю і ласками і людинолюб'ям єдинородного Сина Твого, з яким Ти є благословенний з пресвятим, добрим і животворчим Твоїм Духом, нині й повсякчас, і на віки віків. Амінь.]</w:t>
+        <w:t>спасіння Твого яви нам. Не відкинь нас від лиця Твого, але дозволь, як благий і людинолюбний, аж до останнього нашого віддиху появляти Тобі жертву справедливости й приноси на святих Твоїх жертовниках, милістю і ласками і людинолюб'ям єдинородного Сина Твого, з яким Ти є благословенний з пресвятим, добрим і животворчим Твоїм Духом, нині й повсякчас, і на віки віків. Амінь.]</w:t>
       </w:r>
     </w:p>
     <w:p>
@@ -13510,7 +12780,6 @@
           <w:szCs w:val="24"/>
           <w:lang w:val="ru-MD"/>
         </w:rPr>
-        <w:lastRenderedPageBreak/>
         <w:t xml:space="preserve">Слава: І нині: </w:t>
       </w:r>
       <w:r>
@@ -13683,6 +12952,7 @@
           <w:szCs w:val="24"/>
           <w:lang w:val="ru-MD"/>
         </w:rPr>
+        <w:lastRenderedPageBreak/>
         <w:t>Пресвяту, пречисту, преблагословенну, славну Владичицю нашу Богородицю і приснодіву Марію, з усіма святими пом'янувши, самі себе, і один одного, і все життя наше Христу Богові віддаймо.</w:t>
       </w:r>
     </w:p>
@@ -14175,7 +13445,6 @@
           <w:szCs w:val="24"/>
           <w:lang w:val="ru-MD"/>
         </w:rPr>
-        <w:lastRenderedPageBreak/>
         <w:t>Ти, що виріс із Єссеєвого кореня, Христе, висуши паростки моїх пристрастей, насаджуючи в мені страх Божий.</w:t>
       </w:r>
     </w:p>
@@ -14367,6 +13636,7 @@
           <w:szCs w:val="24"/>
           <w:lang w:val="ru-MD"/>
         </w:rPr>
+        <w:lastRenderedPageBreak/>
         <w:t xml:space="preserve">Стих: </w:t>
       </w:r>
       <w:r>
@@ -14836,7 +14106,6 @@
           <w:szCs w:val="24"/>
           <w:lang w:val="ru-MD"/>
         </w:rPr>
-        <w:lastRenderedPageBreak/>
         <w:t>Пісня 7</w:t>
       </w:r>
     </w:p>
@@ -15015,6 +14284,7 @@
           <w:szCs w:val="24"/>
           <w:lang w:val="ru-MD"/>
         </w:rPr>
+        <w:lastRenderedPageBreak/>
         <w:t xml:space="preserve">Слава: І нині: </w:t>
       </w:r>
       <w:r>
@@ -15500,7 +14770,6 @@
           <w:szCs w:val="24"/>
           <w:lang w:val="ru-MD"/>
         </w:rPr>
-        <w:lastRenderedPageBreak/>
         <w:t>Він пригорнув Ізраїля, слугу свого, згадавши своє милосердя,* як обіцяв був батькам нашим – Авраамові і його потомству повіки.</w:t>
       </w:r>
     </w:p>
@@ -15665,6 +14934,7 @@
           <w:szCs w:val="24"/>
           <w:lang w:val="ru-MD"/>
         </w:rPr>
+        <w:lastRenderedPageBreak/>
         <w:t>Стих:</w:t>
       </w:r>
       <w:r>
@@ -16040,6 +15310,7 @@
           <w:i/>
           <w:color w:val="FF0000"/>
           <w:sz w:val="24"/>
+          <w:lang w:val="ru-MD"/>
         </w:rPr>
         <w:t>Священник:</w:t>
       </w:r>
@@ -16047,6 +15318,7 @@
         <w:rPr>
           <w:rFonts w:ascii="Times New Roman" w:hAnsi="Times New Roman"/>
           <w:sz w:val="24"/>
+          <w:lang w:val="ru-MD"/>
         </w:rPr>
         <w:t xml:space="preserve"> Бо Тебе хвалять усі сили небесні і Тобі славу возсилаємо: Отцю, і Сину, і Святому Духові, нині і повсякчас, і на віки віків.</w:t>
       </w:r>
@@ -16168,6 +15440,7 @@
           <w:szCs w:val="24"/>
           <w:lang w:val="ru-MD"/>
         </w:rPr>
+        <w:lastRenderedPageBreak/>
         <w:t>Слава і нині</w:t>
       </w:r>
       <w:r>
@@ -16660,157 +15933,157 @@
           <w:szCs w:val="24"/>
           <w:lang w:val="ru-MD"/>
         </w:rPr>
+        <w:t>Нехай торжествують праведні у славі,* на своїх ложах нехай ликують.</w:t>
+      </w:r>
+    </w:p>
+    <w:p>
+      <w:pPr>
+        <w:spacing w:after="120" w:line="240" w:lineRule="auto"/>
+        <w:jc w:val="both"/>
+        <w:rPr>
+          <w:rFonts w:ascii="Times New Roman" w:eastAsia="Times New Roman" w:hAnsi="Times New Roman" w:cs="Times New Roman"/>
+          <w:sz w:val="24"/>
+          <w:szCs w:val="24"/>
+          <w:lang w:val="ru-MD"/>
+        </w:rPr>
+      </w:pPr>
+      <w:r>
+        <w:rPr>
+          <w:rFonts w:ascii="Times New Roman" w:eastAsia="Times New Roman" w:hAnsi="Times New Roman" w:cs="Times New Roman"/>
+          <w:sz w:val="24"/>
+          <w:szCs w:val="24"/>
+          <w:lang w:val="ru-MD"/>
+        </w:rPr>
+        <w:t>Нехай хвала Божа буде на устах у них,* і двосічний меч у руці в них.</w:t>
+      </w:r>
+    </w:p>
+    <w:p>
+      <w:pPr>
+        <w:spacing w:after="120" w:line="240" w:lineRule="auto"/>
+        <w:jc w:val="both"/>
+        <w:rPr>
+          <w:rFonts w:ascii="Times New Roman" w:eastAsia="Times New Roman" w:hAnsi="Times New Roman" w:cs="Times New Roman"/>
+          <w:sz w:val="24"/>
+          <w:szCs w:val="24"/>
+          <w:lang w:val="ru-MD"/>
+        </w:rPr>
+      </w:pPr>
+      <w:r>
+        <w:rPr>
+          <w:rFonts w:ascii="Times New Roman" w:eastAsia="Times New Roman" w:hAnsi="Times New Roman" w:cs="Times New Roman"/>
+          <w:sz w:val="24"/>
+          <w:szCs w:val="24"/>
+          <w:lang w:val="ru-MD"/>
+        </w:rPr>
+        <w:t>Щоб між народами вчинити відплату,* між племенами – покарання.</w:t>
+      </w:r>
+    </w:p>
+    <w:p>
+      <w:pPr>
+        <w:spacing w:after="120" w:line="240" w:lineRule="auto"/>
+        <w:jc w:val="both"/>
+        <w:rPr>
+          <w:rFonts w:ascii="Times New Roman" w:eastAsia="Times New Roman" w:hAnsi="Times New Roman" w:cs="Times New Roman"/>
+          <w:sz w:val="24"/>
+          <w:szCs w:val="24"/>
+          <w:lang w:val="ru-MD"/>
+        </w:rPr>
+      </w:pPr>
+      <w:r>
+        <w:rPr>
+          <w:rFonts w:ascii="Times New Roman" w:eastAsia="Times New Roman" w:hAnsi="Times New Roman" w:cs="Times New Roman"/>
+          <w:sz w:val="24"/>
+          <w:szCs w:val="24"/>
+          <w:lang w:val="ru-MD"/>
+        </w:rPr>
+        <w:t>Щоб їхніх царів закути в кайдани,* а їхніх вельмож – у залізні окови.</w:t>
+      </w:r>
+    </w:p>
+    <w:p>
+      <w:pPr>
+        <w:spacing w:after="120" w:line="240" w:lineRule="auto"/>
+        <w:jc w:val="both"/>
+        <w:rPr>
+          <w:rFonts w:ascii="Times New Roman" w:eastAsia="Times New Roman" w:hAnsi="Times New Roman" w:cs="Times New Roman"/>
+          <w:sz w:val="24"/>
+          <w:szCs w:val="24"/>
+          <w:lang w:val="ru-MD"/>
+        </w:rPr>
+      </w:pPr>
+      <w:r>
+        <w:rPr>
+          <w:rFonts w:ascii="Times New Roman" w:eastAsia="Times New Roman" w:hAnsi="Times New Roman" w:cs="Times New Roman"/>
+          <w:sz w:val="24"/>
+          <w:szCs w:val="24"/>
+          <w:lang w:val="ru-MD"/>
+        </w:rPr>
+        <w:t>Щоб суд написаний над ними вчинити.* Це слава всіх його преподобних.</w:t>
+      </w:r>
+    </w:p>
+    <w:p>
+      <w:pPr>
+        <w:spacing w:after="120" w:line="240" w:lineRule="auto"/>
+        <w:jc w:val="center"/>
+        <w:rPr>
+          <w:rFonts w:ascii="Times New Roman" w:eastAsia="Times New Roman" w:hAnsi="Times New Roman" w:cs="Times New Roman"/>
+          <w:sz w:val="24"/>
+          <w:szCs w:val="24"/>
+          <w:lang w:val="ru-MD"/>
+        </w:rPr>
+      </w:pPr>
+      <w:r>
+        <w:rPr>
+          <w:rFonts w:ascii="Times New Roman" w:eastAsia="Times New Roman" w:hAnsi="Times New Roman" w:cs="Times New Roman"/>
+          <w:b/>
+          <w:i/>
+          <w:color w:val="FF0000"/>
+          <w:sz w:val="24"/>
+          <w:szCs w:val="24"/>
+          <w:lang w:val="ru-MD"/>
+        </w:rPr>
+        <w:t>Псалом 150</w:t>
+      </w:r>
+    </w:p>
+    <w:p>
+      <w:pPr>
+        <w:spacing w:after="120" w:line="240" w:lineRule="auto"/>
+        <w:jc w:val="both"/>
+        <w:rPr>
+          <w:rFonts w:ascii="Times New Roman" w:eastAsia="Times New Roman" w:hAnsi="Times New Roman" w:cs="Times New Roman"/>
+          <w:sz w:val="24"/>
+          <w:szCs w:val="24"/>
+          <w:lang w:val="ru-MD"/>
+        </w:rPr>
+      </w:pPr>
+      <w:r>
+        <w:rPr>
+          <w:rFonts w:ascii="Times New Roman" w:eastAsia="Times New Roman" w:hAnsi="Times New Roman" w:cs="Times New Roman"/>
+          <w:sz w:val="24"/>
+          <w:szCs w:val="24"/>
+          <w:lang w:val="ru-MD"/>
+        </w:rPr>
+        <w:t>Хваліте Бога у святині його,* хваліте його у твердині сили його.</w:t>
+      </w:r>
+    </w:p>
+    <w:p>
+      <w:pPr>
+        <w:spacing w:after="120" w:line="240" w:lineRule="auto"/>
+        <w:jc w:val="both"/>
+        <w:rPr>
+          <w:rFonts w:ascii="Times New Roman" w:eastAsia="Times New Roman" w:hAnsi="Times New Roman" w:cs="Times New Roman"/>
+          <w:sz w:val="24"/>
+          <w:szCs w:val="24"/>
+          <w:lang w:val="ru-MD"/>
+        </w:rPr>
+      </w:pPr>
+      <w:r>
+        <w:rPr>
+          <w:rFonts w:ascii="Times New Roman" w:eastAsia="Times New Roman" w:hAnsi="Times New Roman" w:cs="Times New Roman"/>
+          <w:sz w:val="24"/>
+          <w:szCs w:val="24"/>
+          <w:lang w:val="ru-MD"/>
+        </w:rPr>
         <w:lastRenderedPageBreak/>
-        <w:t>Нехай торжествують праведні у славі,* на своїх ложах нехай ликують.</w:t>
-      </w:r>
-    </w:p>
-    <w:p>
-      <w:pPr>
-        <w:spacing w:after="120" w:line="240" w:lineRule="auto"/>
-        <w:jc w:val="both"/>
-        <w:rPr>
-          <w:rFonts w:ascii="Times New Roman" w:eastAsia="Times New Roman" w:hAnsi="Times New Roman" w:cs="Times New Roman"/>
-          <w:sz w:val="24"/>
-          <w:szCs w:val="24"/>
-          <w:lang w:val="ru-MD"/>
-        </w:rPr>
-      </w:pPr>
-      <w:r>
-        <w:rPr>
-          <w:rFonts w:ascii="Times New Roman" w:eastAsia="Times New Roman" w:hAnsi="Times New Roman" w:cs="Times New Roman"/>
-          <w:sz w:val="24"/>
-          <w:szCs w:val="24"/>
-          <w:lang w:val="ru-MD"/>
-        </w:rPr>
-        <w:t>Нехай хвала Божа буде на устах у них,* і двосічний меч у руці в них.</w:t>
-      </w:r>
-    </w:p>
-    <w:p>
-      <w:pPr>
-        <w:spacing w:after="120" w:line="240" w:lineRule="auto"/>
-        <w:jc w:val="both"/>
-        <w:rPr>
-          <w:rFonts w:ascii="Times New Roman" w:eastAsia="Times New Roman" w:hAnsi="Times New Roman" w:cs="Times New Roman"/>
-          <w:sz w:val="24"/>
-          <w:szCs w:val="24"/>
-          <w:lang w:val="ru-MD"/>
-        </w:rPr>
-      </w:pPr>
-      <w:r>
-        <w:rPr>
-          <w:rFonts w:ascii="Times New Roman" w:eastAsia="Times New Roman" w:hAnsi="Times New Roman" w:cs="Times New Roman"/>
-          <w:sz w:val="24"/>
-          <w:szCs w:val="24"/>
-          <w:lang w:val="ru-MD"/>
-        </w:rPr>
-        <w:t>Щоб між народами вчинити відплату,* між племенами – покарання.</w:t>
-      </w:r>
-    </w:p>
-    <w:p>
-      <w:pPr>
-        <w:spacing w:after="120" w:line="240" w:lineRule="auto"/>
-        <w:jc w:val="both"/>
-        <w:rPr>
-          <w:rFonts w:ascii="Times New Roman" w:eastAsia="Times New Roman" w:hAnsi="Times New Roman" w:cs="Times New Roman"/>
-          <w:sz w:val="24"/>
-          <w:szCs w:val="24"/>
-          <w:lang w:val="ru-MD"/>
-        </w:rPr>
-      </w:pPr>
-      <w:r>
-        <w:rPr>
-          <w:rFonts w:ascii="Times New Roman" w:eastAsia="Times New Roman" w:hAnsi="Times New Roman" w:cs="Times New Roman"/>
-          <w:sz w:val="24"/>
-          <w:szCs w:val="24"/>
-          <w:lang w:val="ru-MD"/>
-        </w:rPr>
-        <w:t>Щоб їхніх царів закути в кайдани,* а їхніх вельмож – у залізні окови.</w:t>
-      </w:r>
-    </w:p>
-    <w:p>
-      <w:pPr>
-        <w:spacing w:after="120" w:line="240" w:lineRule="auto"/>
-        <w:jc w:val="both"/>
-        <w:rPr>
-          <w:rFonts w:ascii="Times New Roman" w:eastAsia="Times New Roman" w:hAnsi="Times New Roman" w:cs="Times New Roman"/>
-          <w:sz w:val="24"/>
-          <w:szCs w:val="24"/>
-          <w:lang w:val="ru-MD"/>
-        </w:rPr>
-      </w:pPr>
-      <w:r>
-        <w:rPr>
-          <w:rFonts w:ascii="Times New Roman" w:eastAsia="Times New Roman" w:hAnsi="Times New Roman" w:cs="Times New Roman"/>
-          <w:sz w:val="24"/>
-          <w:szCs w:val="24"/>
-          <w:lang w:val="ru-MD"/>
-        </w:rPr>
-        <w:t>Щоб суд написаний над ними вчинити.* Це слава всіх його преподобних.</w:t>
-      </w:r>
-    </w:p>
-    <w:p>
-      <w:pPr>
-        <w:spacing w:after="120" w:line="240" w:lineRule="auto"/>
-        <w:jc w:val="center"/>
-        <w:rPr>
-          <w:rFonts w:ascii="Times New Roman" w:eastAsia="Times New Roman" w:hAnsi="Times New Roman" w:cs="Times New Roman"/>
-          <w:sz w:val="24"/>
-          <w:szCs w:val="24"/>
-          <w:lang w:val="ru-MD"/>
-        </w:rPr>
-      </w:pPr>
-      <w:r>
-        <w:rPr>
-          <w:rFonts w:ascii="Times New Roman" w:eastAsia="Times New Roman" w:hAnsi="Times New Roman" w:cs="Times New Roman"/>
-          <w:b/>
-          <w:i/>
-          <w:color w:val="FF0000"/>
-          <w:sz w:val="24"/>
-          <w:szCs w:val="24"/>
-          <w:lang w:val="ru-MD"/>
-        </w:rPr>
-        <w:t>Псалом 150</w:t>
-      </w:r>
-    </w:p>
-    <w:p>
-      <w:pPr>
-        <w:spacing w:after="120" w:line="240" w:lineRule="auto"/>
-        <w:jc w:val="both"/>
-        <w:rPr>
-          <w:rFonts w:ascii="Times New Roman" w:eastAsia="Times New Roman" w:hAnsi="Times New Roman" w:cs="Times New Roman"/>
-          <w:sz w:val="24"/>
-          <w:szCs w:val="24"/>
-          <w:lang w:val="ru-MD"/>
-        </w:rPr>
-      </w:pPr>
-      <w:r>
-        <w:rPr>
-          <w:rFonts w:ascii="Times New Roman" w:eastAsia="Times New Roman" w:hAnsi="Times New Roman" w:cs="Times New Roman"/>
-          <w:sz w:val="24"/>
-          <w:szCs w:val="24"/>
-          <w:lang w:val="ru-MD"/>
-        </w:rPr>
-        <w:t>Хваліте Бога у святині його,* хваліте його у твердині сили його.</w:t>
-      </w:r>
-    </w:p>
-    <w:p>
-      <w:pPr>
-        <w:spacing w:after="120" w:line="240" w:lineRule="auto"/>
-        <w:jc w:val="both"/>
-        <w:rPr>
-          <w:rFonts w:ascii="Times New Roman" w:eastAsia="Times New Roman" w:hAnsi="Times New Roman" w:cs="Times New Roman"/>
-          <w:sz w:val="24"/>
-          <w:szCs w:val="24"/>
-          <w:lang w:val="ru-MD"/>
-        </w:rPr>
-      </w:pPr>
-      <w:r>
-        <w:rPr>
-          <w:rFonts w:ascii="Times New Roman" w:eastAsia="Times New Roman" w:hAnsi="Times New Roman" w:cs="Times New Roman"/>
-          <w:sz w:val="24"/>
-          <w:szCs w:val="24"/>
-          <w:lang w:val="ru-MD"/>
-        </w:rPr>
         <w:t>Хваліте його за його подвиги великі,* хваліте його в його величі безмежній.</w:t>
       </w:r>
     </w:p>
@@ -16963,6 +16236,7 @@
           <w:i/>
           <w:color w:val="FF0000"/>
           <w:sz w:val="24"/>
+          <w:lang w:val="ru-MD"/>
         </w:rPr>
         <w:t>Священник:</w:t>
       </w:r>
@@ -16970,6 +16244,7 @@
         <w:rPr>
           <w:rFonts w:ascii="Times New Roman" w:hAnsi="Times New Roman"/>
           <w:sz w:val="24"/>
+          <w:lang w:val="ru-MD"/>
         </w:rPr>
         <w:t xml:space="preserve"> Слава тобі, що Світло нам показав!</w:t>
       </w:r>
@@ -17170,133 +16445,133 @@
           <w:szCs w:val="24"/>
           <w:lang w:val="ru-MD"/>
         </w:rPr>
+        <w:t>Господи, ти був нам пристановищем* по всі роди.</w:t>
+      </w:r>
+    </w:p>
+    <w:p>
+      <w:pPr>
+        <w:spacing w:after="120" w:line="240" w:lineRule="auto"/>
+        <w:jc w:val="both"/>
+        <w:rPr>
+          <w:rFonts w:ascii="Times New Roman" w:eastAsia="Times New Roman" w:hAnsi="Times New Roman" w:cs="Times New Roman"/>
+          <w:sz w:val="24"/>
+          <w:szCs w:val="24"/>
+          <w:lang w:val="ru-MD"/>
+        </w:rPr>
+      </w:pPr>
+      <w:r>
+        <w:rPr>
+          <w:rFonts w:ascii="Times New Roman" w:eastAsia="Gungsuh" w:hAnsi="Times New Roman" w:cs="Times New Roman"/>
+          <w:sz w:val="24"/>
+          <w:szCs w:val="24"/>
+          <w:lang w:val="ru-MD"/>
+        </w:rPr>
+        <w:t>Молюсь: Господи, змилуйся надо мною,* вилікуй мою душу, бо гріх мій − перед тобою.</w:t>
+      </w:r>
+    </w:p>
+    <w:p>
+      <w:pPr>
+        <w:spacing w:after="120" w:line="240" w:lineRule="auto"/>
+        <w:jc w:val="both"/>
+        <w:rPr>
+          <w:rFonts w:ascii="Times New Roman" w:eastAsia="Times New Roman" w:hAnsi="Times New Roman" w:cs="Times New Roman"/>
+          <w:sz w:val="24"/>
+          <w:szCs w:val="24"/>
+          <w:lang w:val="ru-MD"/>
+        </w:rPr>
+      </w:pPr>
+      <w:r>
+        <w:rPr>
+          <w:rFonts w:ascii="Times New Roman" w:eastAsia="Times New Roman" w:hAnsi="Times New Roman" w:cs="Times New Roman"/>
+          <w:sz w:val="24"/>
+          <w:szCs w:val="24"/>
+          <w:lang w:val="ru-MD"/>
+        </w:rPr>
+        <w:t>Господи, до тебе я прибігаю,* навчи мене творити твою волю, бо ти Бог мій.</w:t>
+      </w:r>
+    </w:p>
+    <w:p>
+      <w:pPr>
+        <w:spacing w:after="120" w:line="240" w:lineRule="auto"/>
+        <w:jc w:val="both"/>
+        <w:rPr>
+          <w:rFonts w:ascii="Times New Roman" w:eastAsia="Times New Roman" w:hAnsi="Times New Roman" w:cs="Times New Roman"/>
+          <w:sz w:val="24"/>
+          <w:szCs w:val="24"/>
+          <w:lang w:val="ru-MD"/>
+        </w:rPr>
+      </w:pPr>
+      <w:r>
+        <w:rPr>
+          <w:rFonts w:ascii="Times New Roman" w:eastAsia="Times New Roman" w:hAnsi="Times New Roman" w:cs="Times New Roman"/>
+          <w:sz w:val="24"/>
+          <w:szCs w:val="24"/>
+          <w:lang w:val="ru-MD"/>
+        </w:rPr>
+        <w:t>Бо в тебе є джерело життя,* у твоїм світлі побачимо світло.</w:t>
+      </w:r>
+    </w:p>
+    <w:p>
+      <w:pPr>
+        <w:spacing w:after="120" w:line="240" w:lineRule="auto"/>
+        <w:jc w:val="both"/>
+        <w:rPr>
+          <w:rFonts w:ascii="Times New Roman" w:eastAsia="Times New Roman" w:hAnsi="Times New Roman" w:cs="Times New Roman"/>
+          <w:sz w:val="24"/>
+          <w:szCs w:val="24"/>
+          <w:lang w:val="ru-MD"/>
+        </w:rPr>
+      </w:pPr>
+      <w:r>
+        <w:rPr>
+          <w:rFonts w:ascii="Times New Roman" w:eastAsia="Times New Roman" w:hAnsi="Times New Roman" w:cs="Times New Roman"/>
+          <w:sz w:val="24"/>
+          <w:szCs w:val="24"/>
+          <w:lang w:val="ru-MD"/>
+        </w:rPr>
+        <w:t>Добавляй ласку тим,* що визнають тебе.</w:t>
+      </w:r>
+    </w:p>
+    <w:p>
+      <w:pPr>
+        <w:spacing w:after="120" w:line="240" w:lineRule="auto"/>
+        <w:jc w:val="both"/>
+        <w:rPr>
+          <w:rFonts w:ascii="Times New Roman" w:eastAsia="Times New Roman" w:hAnsi="Times New Roman" w:cs="Times New Roman"/>
+          <w:sz w:val="24"/>
+          <w:szCs w:val="24"/>
+          <w:lang w:val="ru-MD"/>
+        </w:rPr>
+      </w:pPr>
+      <w:r>
+        <w:rPr>
+          <w:rFonts w:ascii="Times New Roman" w:eastAsia="Times New Roman" w:hAnsi="Times New Roman" w:cs="Times New Roman"/>
+          <w:sz w:val="24"/>
+          <w:szCs w:val="24"/>
+          <w:lang w:val="ru-MD"/>
+        </w:rPr>
+        <w:t>Сподоби, Господи, сьогодні* без гріха зберегтися нам.</w:t>
+      </w:r>
+    </w:p>
+    <w:p>
+      <w:pPr>
+        <w:spacing w:after="120" w:line="240" w:lineRule="auto"/>
+        <w:jc w:val="both"/>
+        <w:rPr>
+          <w:rFonts w:ascii="Times New Roman" w:eastAsia="Times New Roman" w:hAnsi="Times New Roman" w:cs="Times New Roman"/>
+          <w:sz w:val="24"/>
+          <w:szCs w:val="24"/>
+          <w:lang w:val="ru-MD"/>
+        </w:rPr>
+      </w:pPr>
+      <w:r>
+        <w:rPr>
+          <w:rFonts w:ascii="Times New Roman" w:eastAsia="Times New Roman" w:hAnsi="Times New Roman" w:cs="Times New Roman"/>
+          <w:sz w:val="24"/>
+          <w:szCs w:val="24"/>
+          <w:lang w:val="ru-MD"/>
+        </w:rPr>
         <w:lastRenderedPageBreak/>
-        <w:t>Господи, ти був нам пристановищем* по всі роди.</w:t>
-      </w:r>
-    </w:p>
-    <w:p>
-      <w:pPr>
-        <w:spacing w:after="120" w:line="240" w:lineRule="auto"/>
-        <w:jc w:val="both"/>
-        <w:rPr>
-          <w:rFonts w:ascii="Times New Roman" w:eastAsia="Times New Roman" w:hAnsi="Times New Roman" w:cs="Times New Roman"/>
-          <w:sz w:val="24"/>
-          <w:szCs w:val="24"/>
-          <w:lang w:val="ru-MD"/>
-        </w:rPr>
-      </w:pPr>
-      <w:r>
-        <w:rPr>
-          <w:rFonts w:ascii="Times New Roman" w:eastAsia="Gungsuh" w:hAnsi="Times New Roman" w:cs="Times New Roman"/>
-          <w:sz w:val="24"/>
-          <w:szCs w:val="24"/>
-          <w:lang w:val="ru-MD"/>
-        </w:rPr>
-        <w:t>Молюсь: Господи, змилуйся надо мною,* вилікуй мою душу, бо гріх мій − перед тобою.</w:t>
-      </w:r>
-    </w:p>
-    <w:p>
-      <w:pPr>
-        <w:spacing w:after="120" w:line="240" w:lineRule="auto"/>
-        <w:jc w:val="both"/>
-        <w:rPr>
-          <w:rFonts w:ascii="Times New Roman" w:eastAsia="Times New Roman" w:hAnsi="Times New Roman" w:cs="Times New Roman"/>
-          <w:sz w:val="24"/>
-          <w:szCs w:val="24"/>
-          <w:lang w:val="ru-MD"/>
-        </w:rPr>
-      </w:pPr>
-      <w:r>
-        <w:rPr>
-          <w:rFonts w:ascii="Times New Roman" w:eastAsia="Times New Roman" w:hAnsi="Times New Roman" w:cs="Times New Roman"/>
-          <w:sz w:val="24"/>
-          <w:szCs w:val="24"/>
-          <w:lang w:val="ru-MD"/>
-        </w:rPr>
-        <w:t>Господи, до тебе я прибігаю,* навчи мене творити твою волю, бо ти Бог мій.</w:t>
-      </w:r>
-    </w:p>
-    <w:p>
-      <w:pPr>
-        <w:spacing w:after="120" w:line="240" w:lineRule="auto"/>
-        <w:jc w:val="both"/>
-        <w:rPr>
-          <w:rFonts w:ascii="Times New Roman" w:eastAsia="Times New Roman" w:hAnsi="Times New Roman" w:cs="Times New Roman"/>
-          <w:sz w:val="24"/>
-          <w:szCs w:val="24"/>
-          <w:lang w:val="ru-MD"/>
-        </w:rPr>
-      </w:pPr>
-      <w:r>
-        <w:rPr>
-          <w:rFonts w:ascii="Times New Roman" w:eastAsia="Times New Roman" w:hAnsi="Times New Roman" w:cs="Times New Roman"/>
-          <w:sz w:val="24"/>
-          <w:szCs w:val="24"/>
-          <w:lang w:val="ru-MD"/>
-        </w:rPr>
-        <w:t>Бо в тебе є джерело життя,* у твоїм світлі побачимо світло.</w:t>
-      </w:r>
-    </w:p>
-    <w:p>
-      <w:pPr>
-        <w:spacing w:after="120" w:line="240" w:lineRule="auto"/>
-        <w:jc w:val="both"/>
-        <w:rPr>
-          <w:rFonts w:ascii="Times New Roman" w:eastAsia="Times New Roman" w:hAnsi="Times New Roman" w:cs="Times New Roman"/>
-          <w:sz w:val="24"/>
-          <w:szCs w:val="24"/>
-          <w:lang w:val="ru-MD"/>
-        </w:rPr>
-      </w:pPr>
-      <w:r>
-        <w:rPr>
-          <w:rFonts w:ascii="Times New Roman" w:eastAsia="Times New Roman" w:hAnsi="Times New Roman" w:cs="Times New Roman"/>
-          <w:sz w:val="24"/>
-          <w:szCs w:val="24"/>
-          <w:lang w:val="ru-MD"/>
-        </w:rPr>
-        <w:t>Добавляй ласку тим,* що визнають тебе.</w:t>
-      </w:r>
-    </w:p>
-    <w:p>
-      <w:pPr>
-        <w:spacing w:after="120" w:line="240" w:lineRule="auto"/>
-        <w:jc w:val="both"/>
-        <w:rPr>
-          <w:rFonts w:ascii="Times New Roman" w:eastAsia="Times New Roman" w:hAnsi="Times New Roman" w:cs="Times New Roman"/>
-          <w:sz w:val="24"/>
-          <w:szCs w:val="24"/>
-          <w:lang w:val="ru-MD"/>
-        </w:rPr>
-      </w:pPr>
-      <w:r>
-        <w:rPr>
-          <w:rFonts w:ascii="Times New Roman" w:eastAsia="Times New Roman" w:hAnsi="Times New Roman" w:cs="Times New Roman"/>
-          <w:sz w:val="24"/>
-          <w:szCs w:val="24"/>
-          <w:lang w:val="ru-MD"/>
-        </w:rPr>
-        <w:t>Сподоби, Господи, сьогодні* без гріха зберегтися нам.</w:t>
-      </w:r>
-    </w:p>
-    <w:p>
-      <w:pPr>
-        <w:spacing w:after="120" w:line="240" w:lineRule="auto"/>
-        <w:jc w:val="both"/>
-        <w:rPr>
-          <w:rFonts w:ascii="Times New Roman" w:eastAsia="Times New Roman" w:hAnsi="Times New Roman" w:cs="Times New Roman"/>
-          <w:sz w:val="24"/>
-          <w:szCs w:val="24"/>
-          <w:lang w:val="ru-MD"/>
-        </w:rPr>
-      </w:pPr>
-      <w:r>
-        <w:rPr>
-          <w:rFonts w:ascii="Times New Roman" w:eastAsia="Times New Roman" w:hAnsi="Times New Roman" w:cs="Times New Roman"/>
-          <w:sz w:val="24"/>
-          <w:szCs w:val="24"/>
-          <w:lang w:val="ru-MD"/>
-        </w:rPr>
         <w:t>Благословенний ти, Господи, Боже Отців наших,* і хвальне, і прославлене ім'я твоє навіки. Амінь.</w:t>
       </w:r>
     </w:p>
@@ -17881,25 +17156,160 @@
           <w:szCs w:val="24"/>
           <w:lang w:val="ru-MD"/>
         </w:rPr>
+        <w:t>Християнської кончини життя нашого – безболізної, бездоганної, мирної – і оправдання на страшному суді Христовому просім.</w:t>
+      </w:r>
+    </w:p>
+    <w:p>
+      <w:pPr>
+        <w:spacing w:after="120" w:line="240" w:lineRule="auto"/>
+        <w:rPr>
+          <w:rFonts w:ascii="Times New Roman" w:eastAsia="Times New Roman" w:hAnsi="Times New Roman" w:cs="Times New Roman"/>
+          <w:sz w:val="24"/>
+          <w:szCs w:val="24"/>
+          <w:lang w:val="ru-MD"/>
+        </w:rPr>
+      </w:pPr>
+      <w:r>
+        <w:rPr>
+          <w:rFonts w:ascii="Times New Roman" w:eastAsia="Times New Roman" w:hAnsi="Times New Roman" w:cs="Times New Roman"/>
+          <w:i/>
+          <w:color w:val="FF4400"/>
+          <w:sz w:val="24"/>
+          <w:szCs w:val="24"/>
+          <w:lang w:val="ru-MD"/>
+        </w:rPr>
+        <w:t>Вірні:</w:t>
+      </w:r>
+      <w:r>
+        <w:rPr>
+          <w:rFonts w:ascii="Times New Roman" w:eastAsia="Times New Roman" w:hAnsi="Times New Roman" w:cs="Times New Roman"/>
+          <w:sz w:val="24"/>
+          <w:szCs w:val="24"/>
+          <w:lang w:val="ru-MD"/>
+        </w:rPr>
+        <w:t xml:space="preserve"> Пода́й, Го́споди.</w:t>
+      </w:r>
+    </w:p>
+    <w:p>
+      <w:pPr>
+        <w:spacing w:after="120" w:line="240" w:lineRule="auto"/>
+        <w:rPr>
+          <w:rFonts w:ascii="Times New Roman" w:eastAsia="Times New Roman" w:hAnsi="Times New Roman" w:cs="Times New Roman"/>
+          <w:sz w:val="24"/>
+          <w:szCs w:val="24"/>
+          <w:lang w:val="ru-MD"/>
+        </w:rPr>
+      </w:pPr>
+      <w:r>
+        <w:rPr>
+          <w:rFonts w:ascii="Times New Roman" w:eastAsia="Times New Roman" w:hAnsi="Times New Roman" w:cs="Times New Roman"/>
+          <w:sz w:val="24"/>
+          <w:szCs w:val="24"/>
+          <w:lang w:val="ru-MD"/>
+        </w:rPr>
+        <w:t>Пресвяту, пречисту, преблагословенну, славну Владичицю нашу Богородицю і приснодіву Марію, з усіма святими пом’янувши, самих себе, і один одного, і все життя наше Христу Богові віддаймо.</w:t>
+      </w:r>
+    </w:p>
+    <w:p>
+      <w:pPr>
+        <w:spacing w:after="120" w:line="240" w:lineRule="auto"/>
+        <w:rPr>
+          <w:rFonts w:ascii="Times New Roman" w:eastAsia="Times New Roman" w:hAnsi="Times New Roman" w:cs="Times New Roman"/>
+          <w:sz w:val="24"/>
+          <w:szCs w:val="24"/>
+          <w:lang w:val="ru-MD"/>
+        </w:rPr>
+      </w:pPr>
+      <w:r>
+        <w:rPr>
+          <w:rFonts w:ascii="Times New Roman" w:eastAsia="Times New Roman" w:hAnsi="Times New Roman" w:cs="Times New Roman"/>
+          <w:i/>
+          <w:color w:val="FF4400"/>
+          <w:sz w:val="24"/>
+          <w:szCs w:val="24"/>
+          <w:lang w:val="ru-MD"/>
+        </w:rPr>
+        <w:t>Вірні:</w:t>
+      </w:r>
+      <w:r>
+        <w:rPr>
+          <w:rFonts w:ascii="Times New Roman" w:eastAsia="Times New Roman" w:hAnsi="Times New Roman" w:cs="Times New Roman"/>
+          <w:color w:val="000000"/>
+          <w:sz w:val="24"/>
+          <w:szCs w:val="24"/>
+          <w:lang w:val="ru-MD"/>
+        </w:rPr>
+        <w:t xml:space="preserve"> Тобі́, Го́споди.</w:t>
+      </w:r>
+    </w:p>
+    <w:p>
+      <w:pPr>
+        <w:spacing w:after="120" w:line="240" w:lineRule="auto"/>
+        <w:jc w:val="both"/>
+        <w:rPr>
+          <w:rFonts w:ascii="Times New Roman" w:eastAsia="Times New Roman" w:hAnsi="Times New Roman" w:cs="Times New Roman"/>
+          <w:sz w:val="24"/>
+          <w:szCs w:val="24"/>
+          <w:lang w:val="ru-MD"/>
+        </w:rPr>
+      </w:pPr>
+      <w:r>
+        <w:rPr>
+          <w:rFonts w:ascii="Times New Roman" w:eastAsia="Times New Roman" w:hAnsi="Times New Roman" w:cs="Times New Roman"/>
+          <w:sz w:val="24"/>
+          <w:szCs w:val="24"/>
+          <w:u w:val="single"/>
+          <w:lang w:val="ru-MD"/>
+        </w:rPr>
         <w:lastRenderedPageBreak/>
-        <w:t>Християнської кончини життя нашого – безболізної, бездоганної, мирної – і оправдання на страшному суді Христовому просім.</w:t>
-      </w:r>
-    </w:p>
-    <w:p>
-      <w:pPr>
-        <w:spacing w:after="120" w:line="240" w:lineRule="auto"/>
-        <w:rPr>
-          <w:rFonts w:ascii="Times New Roman" w:eastAsia="Times New Roman" w:hAnsi="Times New Roman" w:cs="Times New Roman"/>
-          <w:sz w:val="24"/>
-          <w:szCs w:val="24"/>
-          <w:lang w:val="ru-MD"/>
-        </w:rPr>
-      </w:pPr>
-      <w:r>
-        <w:rPr>
-          <w:rFonts w:ascii="Times New Roman" w:eastAsia="Times New Roman" w:hAnsi="Times New Roman" w:cs="Times New Roman"/>
-          <w:i/>
-          <w:color w:val="FF4400"/>
+        <w:t>[Владико, Боже святий і неосяжний, що казав із темряви світлові засіяти, що заспокоїв нас у нічному сні й підвів до величання і моління Твоєї доброти! Ти, що даєш себе умолити задля свого милосердя, прийми і нині нас, що поклоняємося Тобі й по силі благодаримо Тебе; і даруй нам те, чого просимо задля спасіння. Вчини нас синами світла і дня та спадкоємцями вічних Твоїх благ. Пом'яни, Господи, за багатством ласк Твоїх усіх людей, що є і моляться з нами, і всю братію нашу на землі й на морі, і на всякому місці володіння Твого, що потребують Твоєї любови й помочі. Усім вияви велику Твою милість, щоб спасенні, як душею так і тілом, завжди перебували й відважно славили чудне й благословенне ім'я Твоє.]</w:t>
+      </w:r>
+    </w:p>
+    <w:p>
+      <w:pPr>
+        <w:spacing w:after="120" w:line="240" w:lineRule="auto"/>
+        <w:rPr>
+          <w:rFonts w:ascii="Times New Roman" w:eastAsia="Times New Roman" w:hAnsi="Times New Roman" w:cs="Times New Roman"/>
+          <w:sz w:val="24"/>
+          <w:szCs w:val="24"/>
+          <w:lang w:val="ru-MD"/>
+        </w:rPr>
+      </w:pPr>
+      <w:r>
+        <w:rPr>
+          <w:rFonts w:ascii="Times New Roman" w:hAnsi="Times New Roman"/>
+          <w:i/>
+          <w:color w:val="FF0000"/>
+          <w:sz w:val="24"/>
+          <w:lang w:val="ru-MD"/>
+        </w:rPr>
+        <w:t>Священник:</w:t>
+      </w:r>
+      <w:r>
+        <w:rPr>
+          <w:rFonts w:ascii="Times New Roman" w:hAnsi="Times New Roman"/>
+          <w:sz w:val="24"/>
+          <w:lang w:val="ru-MD"/>
+        </w:rPr>
+        <w:t xml:space="preserve"> Бо Ти – Бог милости, ласк і людинолюбности, і Тобі славу возсилаємо, Отцю, і Сину, і Святому Духові, нині, і повсякчас, і на віки віків.</w:t>
+      </w:r>
+    </w:p>
+    <w:p>
+      <w:pPr>
+        <w:spacing w:after="120" w:line="240" w:lineRule="auto"/>
+        <w:jc w:val="both"/>
+        <w:rPr>
+          <w:rFonts w:ascii="Times New Roman" w:eastAsia="Times New Roman" w:hAnsi="Times New Roman" w:cs="Times New Roman"/>
+          <w:sz w:val="24"/>
+          <w:szCs w:val="24"/>
+          <w:lang w:val="ru-MD"/>
+        </w:rPr>
+      </w:pPr>
+      <w:r>
+        <w:rPr>
+          <w:rFonts w:ascii="Times New Roman" w:eastAsia="Times New Roman" w:hAnsi="Times New Roman" w:cs="Times New Roman"/>
+          <w:i/>
+          <w:color w:val="FF0000"/>
           <w:sz w:val="24"/>
           <w:szCs w:val="24"/>
           <w:lang w:val="ru-MD"/>
@@ -17909,48 +17319,69 @@
       <w:r>
         <w:rPr>
           <w:rFonts w:ascii="Times New Roman" w:eastAsia="Times New Roman" w:hAnsi="Times New Roman" w:cs="Times New Roman"/>
-          <w:sz w:val="24"/>
-          <w:szCs w:val="24"/>
-          <w:lang w:val="ru-MD"/>
-        </w:rPr>
-        <w:t xml:space="preserve"> Пода́й, Го́споди.</w:t>
-      </w:r>
-    </w:p>
-    <w:p>
-      <w:pPr>
-        <w:spacing w:after="120" w:line="240" w:lineRule="auto"/>
-        <w:rPr>
-          <w:rFonts w:ascii="Times New Roman" w:eastAsia="Times New Roman" w:hAnsi="Times New Roman" w:cs="Times New Roman"/>
-          <w:sz w:val="24"/>
-          <w:szCs w:val="24"/>
-          <w:lang w:val="ru-MD"/>
-        </w:rPr>
-      </w:pPr>
-      <w:r>
-        <w:rPr>
-          <w:rFonts w:ascii="Times New Roman" w:eastAsia="Times New Roman" w:hAnsi="Times New Roman" w:cs="Times New Roman"/>
-          <w:sz w:val="24"/>
-          <w:szCs w:val="24"/>
-          <w:lang w:val="ru-MD"/>
-        </w:rPr>
-        <w:t>Пресвяту, пречисту, преблагословенну, славну Владичицю нашу Богородицю і приснодіву Марію, з усіма святими пом’янувши, самих себе, і один одного, і все життя наше Христу Богові віддаймо.</w:t>
-      </w:r>
-    </w:p>
-    <w:p>
-      <w:pPr>
-        <w:spacing w:after="120" w:line="240" w:lineRule="auto"/>
-        <w:rPr>
-          <w:rFonts w:ascii="Times New Roman" w:eastAsia="Times New Roman" w:hAnsi="Times New Roman" w:cs="Times New Roman"/>
-          <w:sz w:val="24"/>
-          <w:szCs w:val="24"/>
-          <w:lang w:val="ru-MD"/>
-        </w:rPr>
-      </w:pPr>
-      <w:r>
-        <w:rPr>
-          <w:rFonts w:ascii="Times New Roman" w:eastAsia="Times New Roman" w:hAnsi="Times New Roman" w:cs="Times New Roman"/>
-          <w:i/>
-          <w:color w:val="FF4400"/>
+          <w:color w:val="FF0000"/>
+          <w:sz w:val="24"/>
+          <w:szCs w:val="24"/>
+          <w:lang w:val="ru-MD"/>
+        </w:rPr>
+        <w:t xml:space="preserve"> </w:t>
+      </w:r>
+      <w:r>
+        <w:rPr>
+          <w:rFonts w:ascii="Times New Roman" w:eastAsia="Times New Roman" w:hAnsi="Times New Roman" w:cs="Times New Roman"/>
+          <w:sz w:val="24"/>
+          <w:szCs w:val="24"/>
+          <w:lang w:val="ru-MD"/>
+        </w:rPr>
+        <w:t>Амінь.</w:t>
+      </w:r>
+    </w:p>
+    <w:p>
+      <w:pPr>
+        <w:spacing w:after="120" w:line="240" w:lineRule="auto"/>
+        <w:jc w:val="both"/>
+        <w:rPr>
+          <w:rFonts w:ascii="Times New Roman" w:eastAsia="Times New Roman" w:hAnsi="Times New Roman" w:cs="Times New Roman"/>
+          <w:sz w:val="24"/>
+          <w:szCs w:val="24"/>
+          <w:lang w:val="ru-MD"/>
+        </w:rPr>
+      </w:pPr>
+      <w:r>
+        <w:rPr>
+          <w:rFonts w:ascii="Times New Roman" w:hAnsi="Times New Roman"/>
+          <w:i/>
+          <w:color w:val="FF0000"/>
+          <w:sz w:val="24"/>
+          <w:lang w:val="ru-MD"/>
+        </w:rPr>
+        <w:t>Священник:</w:t>
+      </w:r>
+      <w:r>
+        <w:rPr>
+          <w:rFonts w:ascii="Times New Roman" w:hAnsi="Times New Roman"/>
+          <w:sz w:val="24"/>
+          <w:lang w:val="ru-MD"/>
+        </w:rPr>
+        <w:t xml:space="preserve"> Мир всім.</w:t>
+      </w:r>
+    </w:p>
+    <w:p>
+      <w:pPr>
+        <w:spacing w:after="120" w:line="240" w:lineRule="auto"/>
+        <w:jc w:val="both"/>
+        <w:rPr>
+          <w:rFonts w:ascii="Times New Roman" w:eastAsia="Times New Roman" w:hAnsi="Times New Roman" w:cs="Times New Roman"/>
+          <w:sz w:val="24"/>
+          <w:szCs w:val="24"/>
+          <w:lang w:val="ru-MD"/>
+        </w:rPr>
+      </w:pPr>
+      <w:r>
+        <w:rPr>
+          <w:rFonts w:ascii="Times New Roman" w:eastAsia="Times New Roman" w:hAnsi="Times New Roman" w:cs="Times New Roman"/>
+          <w:i/>
+          <w:color w:val="FF0000"/>
           <w:sz w:val="24"/>
           <w:szCs w:val="24"/>
           <w:lang w:val="ru-MD"/>
@@ -17960,34 +17391,116 @@
       <w:r>
         <w:rPr>
           <w:rFonts w:ascii="Times New Roman" w:eastAsia="Times New Roman" w:hAnsi="Times New Roman" w:cs="Times New Roman"/>
-          <w:color w:val="000000"/>
-          <w:sz w:val="24"/>
-          <w:szCs w:val="24"/>
-          <w:lang w:val="ru-MD"/>
-        </w:rPr>
-        <w:t xml:space="preserve"> Тобі́, Го́споди.</w:t>
-      </w:r>
-    </w:p>
-    <w:p>
-      <w:pPr>
-        <w:spacing w:after="120" w:line="240" w:lineRule="auto"/>
-        <w:jc w:val="both"/>
-        <w:rPr>
-          <w:rFonts w:ascii="Times New Roman" w:eastAsia="Times New Roman" w:hAnsi="Times New Roman" w:cs="Times New Roman"/>
-          <w:sz w:val="24"/>
-          <w:szCs w:val="24"/>
-          <w:lang w:val="ru-MD"/>
-        </w:rPr>
-      </w:pPr>
-      <w:r>
-        <w:rPr>
-          <w:rFonts w:ascii="Times New Roman" w:eastAsia="Times New Roman" w:hAnsi="Times New Roman" w:cs="Times New Roman"/>
-          <w:sz w:val="24"/>
-          <w:szCs w:val="24"/>
-          <w:u w:val="single"/>
-          <w:lang w:val="ru-MD"/>
-        </w:rPr>
-        <w:t>[Владико, Боже святий і неосяжний, що казав із темряви світлові засіяти, що заспокоїв нас у нічному сні й підвів до величання і моління Твоєї доброти! Ти, що даєш себе умолити задля свого милосердя, прийми і нині нас, що поклоняємося Тобі й по силі благодаримо Тебе; і даруй нам те, чого просимо задля спасіння. Вчини нас синами світла і дня та спадкоємцями вічних Твоїх благ. Пом'яни, Господи, за багатством ласк Твоїх усіх людей, що є і моляться з нами, і всю братію нашу на землі й на морі, і на всякому місці володіння Твого, що потребують Твоєї любови й помочі. Усім вияви велику Твою милість, щоб спасенні, як душею так і тілом, завжди перебували й відважно славили чудне й благословенне ім'я Твоє.]</w:t>
+          <w:color w:val="FF0000"/>
+          <w:sz w:val="24"/>
+          <w:szCs w:val="24"/>
+          <w:lang w:val="ru-MD"/>
+        </w:rPr>
+        <w:t xml:space="preserve"> </w:t>
+      </w:r>
+      <w:r>
+        <w:rPr>
+          <w:rFonts w:ascii="Times New Roman" w:eastAsia="Times New Roman" w:hAnsi="Times New Roman" w:cs="Times New Roman"/>
+          <w:sz w:val="24"/>
+          <w:szCs w:val="24"/>
+          <w:lang w:val="ru-MD"/>
+        </w:rPr>
+        <w:t>І духові твоєму.</w:t>
+      </w:r>
+    </w:p>
+    <w:p>
+      <w:pPr>
+        <w:spacing w:after="120" w:line="240" w:lineRule="auto"/>
+        <w:jc w:val="both"/>
+        <w:rPr>
+          <w:rFonts w:ascii="Times New Roman" w:eastAsia="Times New Roman" w:hAnsi="Times New Roman" w:cs="Times New Roman"/>
+          <w:sz w:val="24"/>
+          <w:szCs w:val="24"/>
+          <w:lang w:val="ru-MD"/>
+        </w:rPr>
+      </w:pPr>
+      <w:r>
+        <w:rPr>
+          <w:rFonts w:ascii="Times New Roman" w:eastAsia="Times New Roman" w:hAnsi="Times New Roman" w:cs="Times New Roman"/>
+          <w:sz w:val="24"/>
+          <w:szCs w:val="24"/>
+          <w:lang w:val="ru-MD"/>
+        </w:rPr>
+        <w:t>Голови ваші перед Господом схиліть.</w:t>
+      </w:r>
+    </w:p>
+    <w:p>
+      <w:pPr>
+        <w:spacing w:after="120" w:line="240" w:lineRule="auto"/>
+        <w:jc w:val="both"/>
+        <w:rPr>
+          <w:rFonts w:ascii="Times New Roman" w:eastAsia="Times New Roman" w:hAnsi="Times New Roman" w:cs="Times New Roman"/>
+          <w:sz w:val="24"/>
+          <w:szCs w:val="24"/>
+          <w:lang w:val="ru-MD"/>
+        </w:rPr>
+      </w:pPr>
+      <w:r>
+        <w:rPr>
+          <w:rFonts w:ascii="Times New Roman" w:eastAsia="Times New Roman" w:hAnsi="Times New Roman" w:cs="Times New Roman"/>
+          <w:i/>
+          <w:color w:val="FF0000"/>
+          <w:sz w:val="24"/>
+          <w:szCs w:val="24"/>
+          <w:lang w:val="ru-MD"/>
+        </w:rPr>
+        <w:t>Вірні:</w:t>
+      </w:r>
+      <w:r>
+        <w:rPr>
+          <w:rFonts w:ascii="Times New Roman" w:eastAsia="Times New Roman" w:hAnsi="Times New Roman" w:cs="Times New Roman"/>
+          <w:color w:val="FF0000"/>
+          <w:sz w:val="24"/>
+          <w:szCs w:val="24"/>
+          <w:lang w:val="ru-MD"/>
+        </w:rPr>
+        <w:t xml:space="preserve"> </w:t>
+      </w:r>
+      <w:r>
+        <w:rPr>
+          <w:rFonts w:ascii="Times New Roman" w:eastAsia="Times New Roman" w:hAnsi="Times New Roman" w:cs="Times New Roman"/>
+          <w:sz w:val="24"/>
+          <w:szCs w:val="24"/>
+          <w:lang w:val="ru-MD"/>
+        </w:rPr>
+        <w:t>Тобі, Господи.</w:t>
+      </w:r>
+    </w:p>
+    <w:p>
+      <w:pPr>
+        <w:spacing w:after="120" w:line="240" w:lineRule="auto"/>
+        <w:jc w:val="both"/>
+        <w:rPr>
+          <w:rFonts w:ascii="Times New Roman" w:eastAsia="Times New Roman" w:hAnsi="Times New Roman" w:cs="Times New Roman"/>
+          <w:sz w:val="24"/>
+          <w:szCs w:val="24"/>
+          <w:lang w:val="ru-MD"/>
+        </w:rPr>
+      </w:pPr>
+      <w:r>
+        <w:rPr>
+          <w:rFonts w:ascii="Times New Roman" w:eastAsia="Times New Roman" w:hAnsi="Times New Roman" w:cs="Times New Roman"/>
+          <w:i/>
+          <w:color w:val="FF0000"/>
+          <w:sz w:val="24"/>
+          <w:szCs w:val="24"/>
+          <w:lang w:val="ru-MD"/>
+        </w:rPr>
+        <w:t>Священник читає молитву:</w:t>
+      </w:r>
+      <w:r>
+        <w:rPr>
+          <w:rFonts w:ascii="Times New Roman" w:eastAsia="Times New Roman" w:hAnsi="Times New Roman" w:cs="Times New Roman"/>
+          <w:sz w:val="24"/>
+          <w:szCs w:val="24"/>
+          <w:lang w:val="ru-MD"/>
+        </w:rPr>
+        <w:t xml:space="preserve"> Господи святий, ти на висоті живеш і всевидючим оком твоїм споглядаєш на всяке створіння! Перед тобою схилили ми голови, душі й тіла, і молимося до тебе, Святий святих: Простягни руку твою невидиму від святого житла твого і благослови всіх нас; а якщо ми де в чому згрішили добровільно чи недобровільно, як благий і людинолюбний Бог, прости і даруй нам земні й небесні добра твої:</w:t>
       </w:r>
     </w:p>
     <w:p>
@@ -18006,6 +17519,7 @@
           <w:i/>
           <w:color w:val="FF0000"/>
           <w:sz w:val="24"/>
+          <w:lang w:val="ru-MD"/>
         </w:rPr>
         <w:t>Священник:</w:t>
       </w:r>
@@ -18013,240 +17527,7 @@
         <w:rPr>
           <w:rFonts w:ascii="Times New Roman" w:hAnsi="Times New Roman"/>
           <w:sz w:val="24"/>
-        </w:rPr>
-        <w:t xml:space="preserve"> Бо Ти – Бог милости, ласк і людинолюбности, і Тобі славу возсилаємо, Отцю, і Сину, і Святому Духові, нині, і повсякчас, і на віки віків.</w:t>
-      </w:r>
-    </w:p>
-    <w:p>
-      <w:pPr>
-        <w:spacing w:after="120" w:line="240" w:lineRule="auto"/>
-        <w:jc w:val="both"/>
-        <w:rPr>
-          <w:rFonts w:ascii="Times New Roman" w:eastAsia="Times New Roman" w:hAnsi="Times New Roman" w:cs="Times New Roman"/>
-          <w:sz w:val="24"/>
-          <w:szCs w:val="24"/>
-          <w:lang w:val="ru-MD"/>
-        </w:rPr>
-      </w:pPr>
-      <w:r>
-        <w:rPr>
-          <w:rFonts w:ascii="Times New Roman" w:eastAsia="Times New Roman" w:hAnsi="Times New Roman" w:cs="Times New Roman"/>
-          <w:i/>
-          <w:color w:val="FF0000"/>
-          <w:sz w:val="24"/>
-          <w:szCs w:val="24"/>
-          <w:lang w:val="ru-MD"/>
-        </w:rPr>
-        <w:t>Вірні:</w:t>
-      </w:r>
-      <w:r>
-        <w:rPr>
-          <w:rFonts w:ascii="Times New Roman" w:eastAsia="Times New Roman" w:hAnsi="Times New Roman" w:cs="Times New Roman"/>
-          <w:color w:val="FF0000"/>
-          <w:sz w:val="24"/>
-          <w:szCs w:val="24"/>
-          <w:lang w:val="ru-MD"/>
-        </w:rPr>
-        <w:t xml:space="preserve"> </w:t>
-      </w:r>
-      <w:r>
-        <w:rPr>
-          <w:rFonts w:ascii="Times New Roman" w:eastAsia="Times New Roman" w:hAnsi="Times New Roman" w:cs="Times New Roman"/>
-          <w:sz w:val="24"/>
-          <w:szCs w:val="24"/>
-          <w:lang w:val="ru-MD"/>
-        </w:rPr>
-        <w:t>Амінь.</w:t>
-      </w:r>
-    </w:p>
-    <w:p>
-      <w:pPr>
-        <w:spacing w:after="120" w:line="240" w:lineRule="auto"/>
-        <w:jc w:val="both"/>
-        <w:rPr>
-          <w:rFonts w:ascii="Times New Roman" w:eastAsia="Times New Roman" w:hAnsi="Times New Roman" w:cs="Times New Roman"/>
-          <w:sz w:val="24"/>
-          <w:szCs w:val="24"/>
-          <w:lang w:val="ru-MD"/>
-        </w:rPr>
-      </w:pPr>
-      <w:r>
-        <w:rPr>
-          <w:rFonts w:ascii="Times New Roman" w:hAnsi="Times New Roman"/>
-          <w:i/>
-          <w:color w:val="FF0000"/>
-          <w:sz w:val="24"/>
-        </w:rPr>
-        <w:t>Священник:</w:t>
-      </w:r>
-      <w:r>
-        <w:rPr>
-          <w:rFonts w:ascii="Times New Roman" w:hAnsi="Times New Roman"/>
-          <w:sz w:val="24"/>
-        </w:rPr>
-        <w:t xml:space="preserve"> Мир всім.</w:t>
-      </w:r>
-    </w:p>
-    <w:p>
-      <w:pPr>
-        <w:spacing w:after="120" w:line="240" w:lineRule="auto"/>
-        <w:jc w:val="both"/>
-        <w:rPr>
-          <w:rFonts w:ascii="Times New Roman" w:eastAsia="Times New Roman" w:hAnsi="Times New Roman" w:cs="Times New Roman"/>
-          <w:sz w:val="24"/>
-          <w:szCs w:val="24"/>
-          <w:lang w:val="ru-MD"/>
-        </w:rPr>
-      </w:pPr>
-      <w:r>
-        <w:rPr>
-          <w:rFonts w:ascii="Times New Roman" w:eastAsia="Times New Roman" w:hAnsi="Times New Roman" w:cs="Times New Roman"/>
-          <w:i/>
-          <w:color w:val="FF0000"/>
-          <w:sz w:val="24"/>
-          <w:szCs w:val="24"/>
-          <w:lang w:val="ru-MD"/>
-        </w:rPr>
-        <w:t>Вірні:</w:t>
-      </w:r>
-      <w:r>
-        <w:rPr>
-          <w:rFonts w:ascii="Times New Roman" w:eastAsia="Times New Roman" w:hAnsi="Times New Roman" w:cs="Times New Roman"/>
-          <w:color w:val="FF0000"/>
-          <w:sz w:val="24"/>
-          <w:szCs w:val="24"/>
-          <w:lang w:val="ru-MD"/>
-        </w:rPr>
-        <w:t xml:space="preserve"> </w:t>
-      </w:r>
-      <w:r>
-        <w:rPr>
-          <w:rFonts w:ascii="Times New Roman" w:eastAsia="Times New Roman" w:hAnsi="Times New Roman" w:cs="Times New Roman"/>
-          <w:sz w:val="24"/>
-          <w:szCs w:val="24"/>
-          <w:lang w:val="ru-MD"/>
-        </w:rPr>
-        <w:t>І духові твоєму.</w:t>
-      </w:r>
-    </w:p>
-    <w:p>
-      <w:pPr>
-        <w:spacing w:after="120" w:line="240" w:lineRule="auto"/>
-        <w:jc w:val="both"/>
-        <w:rPr>
-          <w:rFonts w:ascii="Times New Roman" w:eastAsia="Times New Roman" w:hAnsi="Times New Roman" w:cs="Times New Roman"/>
-          <w:sz w:val="24"/>
-          <w:szCs w:val="24"/>
-          <w:lang w:val="ru-MD"/>
-        </w:rPr>
-      </w:pPr>
-      <w:r>
-        <w:rPr>
-          <w:rFonts w:ascii="Times New Roman" w:eastAsia="Times New Roman" w:hAnsi="Times New Roman" w:cs="Times New Roman"/>
-          <w:sz w:val="24"/>
-          <w:szCs w:val="24"/>
-          <w:lang w:val="ru-MD"/>
-        </w:rPr>
-        <w:t>Голови ваші перед Господом схиліть.</w:t>
-      </w:r>
-    </w:p>
-    <w:p>
-      <w:pPr>
-        <w:spacing w:after="120" w:line="240" w:lineRule="auto"/>
-        <w:jc w:val="both"/>
-        <w:rPr>
-          <w:rFonts w:ascii="Times New Roman" w:eastAsia="Times New Roman" w:hAnsi="Times New Roman" w:cs="Times New Roman"/>
-          <w:sz w:val="24"/>
-          <w:szCs w:val="24"/>
-          <w:lang w:val="ru-MD"/>
-        </w:rPr>
-      </w:pPr>
-      <w:r>
-        <w:rPr>
-          <w:rFonts w:ascii="Times New Roman" w:eastAsia="Times New Roman" w:hAnsi="Times New Roman" w:cs="Times New Roman"/>
-          <w:i/>
-          <w:color w:val="FF0000"/>
-          <w:sz w:val="24"/>
-          <w:szCs w:val="24"/>
-          <w:lang w:val="ru-MD"/>
-        </w:rPr>
-        <w:t>Вірні:</w:t>
-      </w:r>
-      <w:r>
-        <w:rPr>
-          <w:rFonts w:ascii="Times New Roman" w:eastAsia="Times New Roman" w:hAnsi="Times New Roman" w:cs="Times New Roman"/>
-          <w:color w:val="FF0000"/>
-          <w:sz w:val="24"/>
-          <w:szCs w:val="24"/>
-          <w:lang w:val="ru-MD"/>
-        </w:rPr>
-        <w:t xml:space="preserve"> </w:t>
-      </w:r>
-      <w:r>
-        <w:rPr>
-          <w:rFonts w:ascii="Times New Roman" w:eastAsia="Times New Roman" w:hAnsi="Times New Roman" w:cs="Times New Roman"/>
-          <w:sz w:val="24"/>
-          <w:szCs w:val="24"/>
-          <w:lang w:val="ru-MD"/>
-        </w:rPr>
-        <w:t>Тобі, Господи.</w:t>
-      </w:r>
-    </w:p>
-    <w:p>
-      <w:pPr>
-        <w:spacing w:after="120" w:line="240" w:lineRule="auto"/>
-        <w:jc w:val="both"/>
-        <w:rPr>
-          <w:rFonts w:ascii="Times New Roman" w:eastAsia="Times New Roman" w:hAnsi="Times New Roman" w:cs="Times New Roman"/>
-          <w:sz w:val="24"/>
-          <w:szCs w:val="24"/>
-          <w:lang w:val="ru-MD"/>
-        </w:rPr>
-      </w:pPr>
-      <w:r>
-        <w:rPr>
-          <w:rFonts w:ascii="Times New Roman" w:eastAsia="Times New Roman" w:hAnsi="Times New Roman" w:cs="Times New Roman"/>
-          <w:i/>
-          <w:color w:val="FF0000"/>
-          <w:sz w:val="24"/>
-          <w:szCs w:val="24"/>
-          <w:lang w:val="ru-MD"/>
-        </w:rPr>
-        <w:t>Священник читає молитву:</w:t>
-      </w:r>
-      <w:r>
-        <w:rPr>
-          <w:rFonts w:ascii="Times New Roman" w:eastAsia="Times New Roman" w:hAnsi="Times New Roman" w:cs="Times New Roman"/>
-          <w:sz w:val="24"/>
-          <w:szCs w:val="24"/>
-          <w:lang w:val="ru-MD"/>
-        </w:rPr>
-        <w:t xml:space="preserve"> Господи святий, ти на висоті живеш і всевидючим оком твоїм споглядаєш на всяке створіння! Перед тобою схилили ми голови, душі й тіла, і молимося до тебе, Святий святих: Простягни руку твою невидиму від святого житла твого і благослови всіх нас; а якщо ми де в чому згрішили добровільно чи недобровільно, як благий і людинолюбний Бог, прости і даруй нам земні й небесні добра твої:</w:t>
-      </w:r>
-    </w:p>
-    <w:p>
-      <w:pPr>
-        <w:spacing w:after="120" w:line="240" w:lineRule="auto"/>
-        <w:rPr>
-          <w:rFonts w:ascii="Times New Roman" w:eastAsia="Times New Roman" w:hAnsi="Times New Roman" w:cs="Times New Roman"/>
-          <w:sz w:val="24"/>
-          <w:szCs w:val="24"/>
-          <w:lang w:val="ru-MD"/>
-        </w:rPr>
-      </w:pPr>
-      <w:r>
-        <w:rPr>
-          <w:rFonts w:ascii="Times New Roman" w:hAnsi="Times New Roman"/>
-          <w:i/>
-          <w:color w:val="FF0000"/>
-          <w:sz w:val="24"/>
-        </w:rPr>
-        <w:t>Священник:</w:t>
-      </w:r>
-      <w:r>
-        <w:rPr>
-          <w:rFonts w:ascii="Times New Roman" w:hAnsi="Times New Roman"/>
-          <w:sz w:val="24"/>
+          <w:lang w:val="ru-MD"/>
         </w:rPr>
         <w:t xml:space="preserve"> Бо до Тебе належить милувати і спасати нас, Боже наш, і Тобі славу возсилаємо, Отцю, і Сину, і Святому Духові, нині, і повсякчас, і на віки віків.</w:t>
       </w:r>
@@ -18422,9 +17703,116 @@
           <w:szCs w:val="24"/>
           <w:lang w:val="ru-MD"/>
         </w:rPr>
+        <w:t>Струпи мого серця, що виникли з безлічі моїх прогріхів,* повигоюй, Спасе, як лікар душ і тіл,* даючи тим, що просять, прощення гріхів,* мені ж – невпинні сльози покаяння.* Дай мені розрішення провин, Господи, і помилуй мене.</w:t>
+      </w:r>
+    </w:p>
+    <w:p>
+      <w:pPr>
+        <w:spacing w:after="120" w:line="240" w:lineRule="auto"/>
+        <w:jc w:val="both"/>
+        <w:rPr>
+          <w:rFonts w:ascii="Times New Roman" w:eastAsia="Times New Roman" w:hAnsi="Times New Roman" w:cs="Times New Roman"/>
+          <w:sz w:val="24"/>
+          <w:szCs w:val="24"/>
+          <w:lang w:val="ru-MD"/>
+        </w:rPr>
+      </w:pPr>
+      <w:r>
+        <w:rPr>
+          <w:rFonts w:ascii="Times New Roman" w:eastAsia="Times New Roman" w:hAnsi="Times New Roman" w:cs="Times New Roman"/>
+          <w:i/>
+          <w:color w:val="FF0000"/>
+          <w:sz w:val="24"/>
+          <w:szCs w:val="24"/>
+          <w:lang w:val="ru-MD"/>
+        </w:rPr>
+        <w:t>Стих:</w:t>
+      </w:r>
+      <w:r>
+        <w:rPr>
+          <w:rFonts w:ascii="Times New Roman" w:eastAsia="Times New Roman" w:hAnsi="Times New Roman" w:cs="Times New Roman"/>
+          <w:i/>
+          <w:sz w:val="24"/>
+          <w:szCs w:val="24"/>
+          <w:lang w:val="ru-MD"/>
+        </w:rPr>
+        <w:t xml:space="preserve"> </w:t>
+      </w:r>
+      <w:r>
+        <w:rPr>
+          <w:rFonts w:ascii="Times New Roman" w:eastAsia="Times New Roman" w:hAnsi="Times New Roman" w:cs="Times New Roman"/>
+          <w:sz w:val="24"/>
+          <w:szCs w:val="24"/>
+          <w:u w:val="single"/>
+          <w:lang w:val="ru-MD"/>
+        </w:rPr>
+        <w:t>І ласка Господа, Бога нашого, нехай буде над нами,* і стверди діло рук наших; стверди його – діло рук наших.</w:t>
+      </w:r>
+    </w:p>
+    <w:p>
+      <w:pPr>
+        <w:spacing w:after="120" w:line="240" w:lineRule="auto"/>
+        <w:jc w:val="both"/>
+        <w:rPr>
+          <w:rFonts w:ascii="Times New Roman" w:eastAsia="Times New Roman" w:hAnsi="Times New Roman" w:cs="Times New Roman"/>
+          <w:sz w:val="24"/>
+          <w:szCs w:val="24"/>
+          <w:lang w:val="ru-MD"/>
+        </w:rPr>
+      </w:pPr>
+      <w:r>
+        <w:rPr>
+          <w:rFonts w:ascii="Times New Roman" w:eastAsia="Times New Roman" w:hAnsi="Times New Roman" w:cs="Times New Roman"/>
+          <w:sz w:val="24"/>
+          <w:szCs w:val="24"/>
+          <w:lang w:val="ru-MD"/>
+        </w:rPr>
+        <w:t>Господи, усе створіння святкує пам'ять святих твоїх,* небо радіє з ангелами й земля веселиться з людьми.* Їхніми молитвами помилуй нас.</w:t>
+      </w:r>
+    </w:p>
+    <w:p>
+      <w:pPr>
+        <w:spacing w:after="120" w:line="240" w:lineRule="auto"/>
+        <w:jc w:val="both"/>
+        <w:rPr>
+          <w:rFonts w:ascii="Times New Roman" w:eastAsia="Times New Roman" w:hAnsi="Times New Roman" w:cs="Times New Roman"/>
+          <w:sz w:val="24"/>
+          <w:szCs w:val="24"/>
+          <w:lang w:val="ru-MD"/>
+        </w:rPr>
+      </w:pPr>
+      <w:r>
+        <w:rPr>
+          <w:rFonts w:ascii="Times New Roman" w:eastAsia="Times New Roman" w:hAnsi="Times New Roman" w:cs="Times New Roman"/>
+          <w:b/>
+          <w:sz w:val="24"/>
+          <w:szCs w:val="24"/>
+          <w:lang w:val="ru-MD"/>
+        </w:rPr>
         <w:lastRenderedPageBreak/>
-        <w:t>Струпи мого серця, що виникли з безлічі моїх прогріхів,* повигоюй, Спасе, як лікар душ і тіл,* даючи тим, що просять, прощення гріхів,* мені ж – невпинні сльози покаяння.* Дай мені розрішення провин, Господи, і помилуй мене.</w:t>
-      </w:r>
+        <w:t>Слава і нині</w:t>
+      </w:r>
+      <w:r>
+        <w:rPr>
+          <w:rFonts w:ascii="Times New Roman" w:eastAsia="Times New Roman" w:hAnsi="Times New Roman" w:cs="Times New Roman"/>
+          <w:sz w:val="24"/>
+          <w:szCs w:val="24"/>
+          <w:lang w:val="ru-MD"/>
+        </w:rPr>
+        <w:t>: Ти, Богородице, прийняла слово архангела* і стала херувимським престолом,* та на руках носила надію душ наших.</w:t>
+      </w:r>
+    </w:p>
+    <w:p>
+      <w:pPr>
+        <w:spacing w:after="120" w:line="240" w:lineRule="auto"/>
+        <w:jc w:val="both"/>
+        <w:rPr>
+          <w:rFonts w:ascii="Times New Roman" w:eastAsia="Times New Roman" w:hAnsi="Times New Roman" w:cs="Times New Roman"/>
+          <w:sz w:val="24"/>
+          <w:szCs w:val="24"/>
+          <w:lang w:val="ru-MD"/>
+        </w:rPr>
+      </w:pPr>
     </w:p>
     <w:p>
       <w:pPr>
@@ -18446,104 +17834,70 @@
           <w:szCs w:val="24"/>
           <w:lang w:val="ru-MD"/>
         </w:rPr>
-        <w:t>Стих:</w:t>
-      </w:r>
-      <w:r>
-        <w:rPr>
-          <w:rFonts w:ascii="Times New Roman" w:eastAsia="Times New Roman" w:hAnsi="Times New Roman" w:cs="Times New Roman"/>
-          <w:i/>
-          <w:sz w:val="24"/>
-          <w:szCs w:val="24"/>
-          <w:lang w:val="ru-MD"/>
-        </w:rPr>
-        <w:t xml:space="preserve"> </w:t>
-      </w:r>
-      <w:r>
-        <w:rPr>
-          <w:rFonts w:ascii="Times New Roman" w:eastAsia="Times New Roman" w:hAnsi="Times New Roman" w:cs="Times New Roman"/>
-          <w:sz w:val="24"/>
-          <w:szCs w:val="24"/>
-          <w:u w:val="single"/>
-          <w:lang w:val="ru-MD"/>
-        </w:rPr>
-        <w:t>І ласка Господа, Бога нашого, нехай буде над нами,* і стверди діло рук наших; стверди його – діло рук наших.</w:t>
-      </w:r>
-    </w:p>
-    <w:p>
-      <w:pPr>
-        <w:spacing w:after="120" w:line="240" w:lineRule="auto"/>
-        <w:jc w:val="both"/>
-        <w:rPr>
-          <w:rFonts w:ascii="Times New Roman" w:eastAsia="Times New Roman" w:hAnsi="Times New Roman" w:cs="Times New Roman"/>
-          <w:sz w:val="24"/>
-          <w:szCs w:val="24"/>
-          <w:lang w:val="ru-MD"/>
-        </w:rPr>
-      </w:pPr>
-      <w:r>
-        <w:rPr>
-          <w:rFonts w:ascii="Times New Roman" w:eastAsia="Times New Roman" w:hAnsi="Times New Roman" w:cs="Times New Roman"/>
-          <w:sz w:val="24"/>
-          <w:szCs w:val="24"/>
-          <w:lang w:val="ru-MD"/>
-        </w:rPr>
-        <w:t>Господи, усе створіння святкує пам'ять святих твоїх,* небо радіє з ангелами й земля веселиться з людьми.* Їхніми молитвами помилуй нас.</w:t>
-      </w:r>
-    </w:p>
-    <w:p>
-      <w:pPr>
-        <w:spacing w:after="120" w:line="240" w:lineRule="auto"/>
-        <w:jc w:val="both"/>
-        <w:rPr>
-          <w:rFonts w:ascii="Times New Roman" w:eastAsia="Times New Roman" w:hAnsi="Times New Roman" w:cs="Times New Roman"/>
-          <w:sz w:val="24"/>
-          <w:szCs w:val="24"/>
-          <w:lang w:val="ru-MD"/>
-        </w:rPr>
-      </w:pPr>
-      <w:r>
-        <w:rPr>
-          <w:rFonts w:ascii="Times New Roman" w:eastAsia="Times New Roman" w:hAnsi="Times New Roman" w:cs="Times New Roman"/>
-          <w:b/>
-          <w:sz w:val="24"/>
-          <w:szCs w:val="24"/>
-          <w:lang w:val="ru-MD"/>
-        </w:rPr>
-        <w:t>Слава і нині</w:t>
-      </w:r>
-      <w:r>
-        <w:rPr>
-          <w:rFonts w:ascii="Times New Roman" w:eastAsia="Times New Roman" w:hAnsi="Times New Roman" w:cs="Times New Roman"/>
-          <w:sz w:val="24"/>
-          <w:szCs w:val="24"/>
-          <w:lang w:val="ru-MD"/>
-        </w:rPr>
-        <w:t>: Ти, Богородице, прийняла слово архангела* і стала херувимським престолом,* та на руках носила надію душ наших.</w:t>
-      </w:r>
-    </w:p>
-    <w:p>
-      <w:pPr>
-        <w:spacing w:after="120" w:line="240" w:lineRule="auto"/>
-        <w:jc w:val="both"/>
-        <w:rPr>
-          <w:rFonts w:ascii="Times New Roman" w:eastAsia="Times New Roman" w:hAnsi="Times New Roman" w:cs="Times New Roman"/>
-          <w:sz w:val="24"/>
-          <w:szCs w:val="24"/>
-          <w:lang w:val="ru-MD"/>
-        </w:rPr>
-      </w:pPr>
-    </w:p>
-    <w:p>
-      <w:pPr>
-        <w:spacing w:after="120" w:line="240" w:lineRule="auto"/>
-        <w:jc w:val="both"/>
-        <w:rPr>
-          <w:rFonts w:ascii="Times New Roman" w:eastAsia="Times New Roman" w:hAnsi="Times New Roman" w:cs="Times New Roman"/>
-          <w:sz w:val="24"/>
-          <w:szCs w:val="24"/>
-          <w:lang w:val="ru-MD"/>
-        </w:rPr>
-      </w:pPr>
+        <w:t>Після стиховні читаємо:</w:t>
+      </w:r>
+    </w:p>
+    <w:p>
+      <w:pPr>
+        <w:spacing w:after="120" w:line="240" w:lineRule="auto"/>
+        <w:jc w:val="both"/>
+        <w:rPr>
+          <w:rFonts w:ascii="Times New Roman" w:eastAsia="Times New Roman" w:hAnsi="Times New Roman" w:cs="Times New Roman"/>
+          <w:sz w:val="24"/>
+          <w:szCs w:val="24"/>
+          <w:lang w:val="ru-MD"/>
+        </w:rPr>
+      </w:pPr>
+      <w:r>
+        <w:rPr>
+          <w:rFonts w:ascii="Times New Roman" w:eastAsia="Times New Roman" w:hAnsi="Times New Roman" w:cs="Times New Roman"/>
+          <w:sz w:val="24"/>
+          <w:szCs w:val="24"/>
+          <w:lang w:val="ru-MD"/>
+        </w:rPr>
+        <w:t>Добре воно – прославляти Господа, і співати імені твоєму, Всевишній.</w:t>
+      </w:r>
+    </w:p>
+    <w:p>
+      <w:pPr>
+        <w:spacing w:after="120" w:line="240" w:lineRule="auto"/>
+        <w:jc w:val="both"/>
+        <w:rPr>
+          <w:rFonts w:ascii="Times New Roman" w:eastAsia="Times New Roman" w:hAnsi="Times New Roman" w:cs="Times New Roman"/>
+          <w:sz w:val="24"/>
+          <w:szCs w:val="24"/>
+          <w:lang w:val="ru-MD"/>
+        </w:rPr>
+      </w:pPr>
+      <w:r>
+        <w:rPr>
+          <w:rFonts w:ascii="Times New Roman" w:eastAsia="Times New Roman" w:hAnsi="Times New Roman" w:cs="Times New Roman"/>
+          <w:sz w:val="24"/>
+          <w:szCs w:val="24"/>
+          <w:lang w:val="ru-MD"/>
+        </w:rPr>
+        <w:t>Звіщати вранці милість твою, і ночами – твою вірність.</w:t>
+      </w:r>
+    </w:p>
+    <w:p>
+      <w:pPr>
+        <w:spacing w:after="120" w:line="240" w:lineRule="auto"/>
+        <w:rPr>
+          <w:rFonts w:ascii="Times New Roman" w:eastAsia="Times New Roman" w:hAnsi="Times New Roman" w:cs="Times New Roman"/>
+          <w:sz w:val="24"/>
+          <w:szCs w:val="24"/>
+          <w:lang w:val="ru-MD"/>
+        </w:rPr>
+      </w:pPr>
+      <w:r>
+        <w:rPr>
+          <w:rFonts w:ascii="Times New Roman" w:eastAsia="Times New Roman" w:hAnsi="Times New Roman" w:cs="Times New Roman"/>
+          <w:sz w:val="24"/>
+          <w:szCs w:val="24"/>
+          <w:lang w:val="ru-MD"/>
+        </w:rPr>
+        <w:t xml:space="preserve">Святи́й Бо́же, святи́й Крі́пкий, святи́й Безсме́ртний, поми́луй нас. </w:t>
+      </w:r>
       <w:r>
         <w:rPr>
           <w:rFonts w:ascii="Times New Roman" w:eastAsia="Times New Roman" w:hAnsi="Times New Roman" w:cs="Times New Roman"/>
@@ -18553,69 +17907,67 @@
           <w:szCs w:val="24"/>
           <w:lang w:val="ru-MD"/>
         </w:rPr>
-        <w:t>Після стиховні читаємо:</w:t>
-      </w:r>
-    </w:p>
-    <w:p>
-      <w:pPr>
-        <w:spacing w:after="120" w:line="240" w:lineRule="auto"/>
-        <w:jc w:val="both"/>
-        <w:rPr>
-          <w:rFonts w:ascii="Times New Roman" w:eastAsia="Times New Roman" w:hAnsi="Times New Roman" w:cs="Times New Roman"/>
-          <w:sz w:val="24"/>
-          <w:szCs w:val="24"/>
-          <w:lang w:val="ru-MD"/>
-        </w:rPr>
-      </w:pPr>
-      <w:r>
-        <w:rPr>
-          <w:rFonts w:ascii="Times New Roman" w:eastAsia="Times New Roman" w:hAnsi="Times New Roman" w:cs="Times New Roman"/>
-          <w:sz w:val="24"/>
-          <w:szCs w:val="24"/>
-          <w:lang w:val="ru-MD"/>
-        </w:rPr>
-        <w:t>Добре воно – прославляти Господа, і співати імені твоєму, Всевишній.</w:t>
-      </w:r>
-    </w:p>
-    <w:p>
-      <w:pPr>
-        <w:spacing w:after="120" w:line="240" w:lineRule="auto"/>
-        <w:jc w:val="both"/>
-        <w:rPr>
-          <w:rFonts w:ascii="Times New Roman" w:eastAsia="Times New Roman" w:hAnsi="Times New Roman" w:cs="Times New Roman"/>
-          <w:sz w:val="24"/>
-          <w:szCs w:val="24"/>
-          <w:lang w:val="ru-MD"/>
-        </w:rPr>
-      </w:pPr>
-      <w:r>
-        <w:rPr>
-          <w:rFonts w:ascii="Times New Roman" w:eastAsia="Times New Roman" w:hAnsi="Times New Roman" w:cs="Times New Roman"/>
-          <w:sz w:val="24"/>
-          <w:szCs w:val="24"/>
-          <w:lang w:val="ru-MD"/>
-        </w:rPr>
-        <w:t>Звіщати вранці милість твою, і ночами – твою вірність.</w:t>
-      </w:r>
-    </w:p>
-    <w:p>
-      <w:pPr>
-        <w:spacing w:after="120" w:line="240" w:lineRule="auto"/>
-        <w:rPr>
-          <w:rFonts w:ascii="Times New Roman" w:eastAsia="Times New Roman" w:hAnsi="Times New Roman" w:cs="Times New Roman"/>
-          <w:sz w:val="24"/>
-          <w:szCs w:val="24"/>
-          <w:lang w:val="ru-MD"/>
-        </w:rPr>
-      </w:pPr>
-      <w:r>
-        <w:rPr>
-          <w:rFonts w:ascii="Times New Roman" w:eastAsia="Times New Roman" w:hAnsi="Times New Roman" w:cs="Times New Roman"/>
-          <w:sz w:val="24"/>
-          <w:szCs w:val="24"/>
-          <w:lang w:val="ru-MD"/>
-        </w:rPr>
-        <w:t xml:space="preserve">Святи́й Бо́же, святи́й Крі́пкий, святи́й Безсме́ртний, поми́луй нас. </w:t>
+        <w:t>(3 р.)</w:t>
+      </w:r>
+    </w:p>
+    <w:p>
+      <w:pPr>
+        <w:spacing w:after="120" w:line="240" w:lineRule="auto"/>
+        <w:rPr>
+          <w:rFonts w:ascii="Times New Roman" w:eastAsia="Times New Roman" w:hAnsi="Times New Roman" w:cs="Times New Roman"/>
+          <w:sz w:val="24"/>
+          <w:szCs w:val="24"/>
+          <w:lang w:val="ru-MD"/>
+        </w:rPr>
+      </w:pPr>
+      <w:r>
+        <w:rPr>
+          <w:rFonts w:ascii="Times New Roman" w:eastAsia="Times New Roman" w:hAnsi="Times New Roman" w:cs="Times New Roman"/>
+          <w:sz w:val="24"/>
+          <w:szCs w:val="24"/>
+          <w:lang w:val="ru-MD"/>
+        </w:rPr>
+        <w:t>Сла́ва Отцю́, і Си́ну, і Свято́му Ду́хові,* і ни́ні, і повсякча́с, і на ві́ки вікі́в. Амі́нь.</w:t>
+      </w:r>
+    </w:p>
+    <w:p>
+      <w:pPr>
+        <w:spacing w:after="120" w:line="240" w:lineRule="auto"/>
+        <w:rPr>
+          <w:rFonts w:ascii="Times New Roman" w:eastAsia="Times New Roman" w:hAnsi="Times New Roman" w:cs="Times New Roman"/>
+          <w:sz w:val="24"/>
+          <w:szCs w:val="24"/>
+          <w:lang w:val="ru-MD"/>
+        </w:rPr>
+      </w:pPr>
+      <w:r>
+        <w:rPr>
+          <w:rFonts w:ascii="Times New Roman" w:eastAsia="Times New Roman" w:hAnsi="Times New Roman" w:cs="Times New Roman"/>
+          <w:sz w:val="24"/>
+          <w:szCs w:val="24"/>
+          <w:lang w:val="ru-MD"/>
+        </w:rPr>
+        <w:t>Пресвята́ Тро́йце, поми́луй нас; Го́споди, очи́сти гріхи́ на́ші; Влади́ко, прости́ беззако́ння на́ші; Святи́й, завіта́й і зціли́ не́мочі на́ші, І́мени Твого́ ра́ди.</w:t>
+      </w:r>
+    </w:p>
+    <w:p>
+      <w:pPr>
+        <w:spacing w:after="120" w:line="240" w:lineRule="auto"/>
+        <w:rPr>
+          <w:rFonts w:ascii="Times New Roman" w:eastAsia="Times New Roman" w:hAnsi="Times New Roman" w:cs="Times New Roman"/>
+          <w:sz w:val="24"/>
+          <w:szCs w:val="24"/>
+          <w:lang w:val="ru-MD"/>
+        </w:rPr>
+      </w:pPr>
+      <w:r>
+        <w:rPr>
+          <w:rFonts w:ascii="Times New Roman" w:eastAsia="Times New Roman" w:hAnsi="Times New Roman" w:cs="Times New Roman"/>
+          <w:sz w:val="24"/>
+          <w:szCs w:val="24"/>
+          <w:lang w:val="ru-MD"/>
+        </w:rPr>
+        <w:t xml:space="preserve">Го́споди, поми́луй. </w:t>
       </w:r>
       <w:r>
         <w:rPr>
@@ -18666,103 +18018,34 @@
           <w:szCs w:val="24"/>
           <w:lang w:val="ru-MD"/>
         </w:rPr>
-        <w:t>Пресвята́ Тро́йце, поми́луй нас; Го́споди, очи́сти гріхи́ на́ші; Влади́ко, прости́ беззако́ння на́ші; Святи́й, завіта́й і зціли́ не́мочі на́ші, І́мени Твого́ ра́ди.</w:t>
-      </w:r>
-    </w:p>
-    <w:p>
-      <w:pPr>
-        <w:spacing w:after="120" w:line="240" w:lineRule="auto"/>
-        <w:rPr>
-          <w:rFonts w:ascii="Times New Roman" w:eastAsia="Times New Roman" w:hAnsi="Times New Roman" w:cs="Times New Roman"/>
-          <w:sz w:val="24"/>
-          <w:szCs w:val="24"/>
-          <w:lang w:val="ru-MD"/>
-        </w:rPr>
-      </w:pPr>
-      <w:r>
-        <w:rPr>
-          <w:rFonts w:ascii="Times New Roman" w:eastAsia="Times New Roman" w:hAnsi="Times New Roman" w:cs="Times New Roman"/>
-          <w:sz w:val="24"/>
-          <w:szCs w:val="24"/>
-          <w:lang w:val="ru-MD"/>
-        </w:rPr>
-        <w:t xml:space="preserve">Го́споди, поми́луй. </w:t>
-      </w:r>
-      <w:r>
-        <w:rPr>
-          <w:rFonts w:ascii="Times New Roman" w:eastAsia="Times New Roman" w:hAnsi="Times New Roman" w:cs="Times New Roman"/>
+        <w:t>О́тче наш, що єси́ на небеса́х,* неха́й святи́ться ім’я́ Твоє́,* неха́й при́йде ца́рство Твоє́,* неха́й бу́де во́ля Твоя́, як на не́бі, так і на землі́.* Хліб наш насу́щний дай нам сього́дні;* і прости́ нам прови́ни на́ші,* як і ми проща́ємо винува́тцям на́шим;* і не введи́ нас у споку́су,* але́ ви́зволи нас від лука́вого.</w:t>
+      </w:r>
+    </w:p>
+    <w:p>
+      <w:pPr>
+        <w:spacing w:after="120" w:line="240" w:lineRule="auto"/>
+        <w:rPr>
+          <w:rFonts w:ascii="Times New Roman" w:eastAsia="Times New Roman" w:hAnsi="Times New Roman" w:cs="Times New Roman"/>
+          <w:sz w:val="24"/>
+          <w:szCs w:val="24"/>
+          <w:lang w:val="ru-MD"/>
+        </w:rPr>
+      </w:pPr>
+      <w:r>
+        <w:rPr>
+          <w:rFonts w:ascii="Times New Roman" w:hAnsi="Times New Roman"/>
           <w:i/>
           <w:color w:val="FF0000"/>
           <w:sz w:val="24"/>
-          <w:szCs w:val="24"/>
-          <w:lang w:val="ru-MD"/>
-        </w:rPr>
-        <w:t>(3 р.)</w:t>
-      </w:r>
-    </w:p>
-    <w:p>
-      <w:pPr>
-        <w:spacing w:after="120" w:line="240" w:lineRule="auto"/>
-        <w:rPr>
-          <w:rFonts w:ascii="Times New Roman" w:eastAsia="Times New Roman" w:hAnsi="Times New Roman" w:cs="Times New Roman"/>
-          <w:sz w:val="24"/>
-          <w:szCs w:val="24"/>
-          <w:lang w:val="ru-MD"/>
-        </w:rPr>
-      </w:pPr>
-      <w:r>
-        <w:rPr>
-          <w:rFonts w:ascii="Times New Roman" w:eastAsia="Times New Roman" w:hAnsi="Times New Roman" w:cs="Times New Roman"/>
-          <w:sz w:val="24"/>
-          <w:szCs w:val="24"/>
-          <w:lang w:val="ru-MD"/>
-        </w:rPr>
-        <w:t>Сла́ва Отцю́, і Си́ну, і Свято́му Ду́хові,* і ни́ні, і повсякча́с, і на ві́ки вікі́в. Амі́нь.</w:t>
-      </w:r>
-    </w:p>
-    <w:p>
-      <w:pPr>
-        <w:spacing w:after="120" w:line="240" w:lineRule="auto"/>
-        <w:rPr>
-          <w:rFonts w:ascii="Times New Roman" w:eastAsia="Times New Roman" w:hAnsi="Times New Roman" w:cs="Times New Roman"/>
-          <w:sz w:val="24"/>
-          <w:szCs w:val="24"/>
-          <w:lang w:val="ru-MD"/>
-        </w:rPr>
-      </w:pPr>
-      <w:r>
-        <w:rPr>
-          <w:rFonts w:ascii="Times New Roman" w:eastAsia="Times New Roman" w:hAnsi="Times New Roman" w:cs="Times New Roman"/>
-          <w:sz w:val="24"/>
-          <w:szCs w:val="24"/>
-          <w:lang w:val="ru-MD"/>
-        </w:rPr>
-        <w:t>О́тче наш, що єси́ на небеса́х,* неха́й святи́ться ім’я́ Твоє́,* неха́й при́йде ца́рство Твоє́,* неха́й бу́де во́ля Твоя́, як на не́бі, так і на землі́.* Хліб наш насу́щний дай нам сього́дні;* і прости́ нам прови́ни на́ші,* як і ми проща́ємо винува́тцям на́шим;* і не введи́ нас у споку́су,* але́ ви́зволи нас від лука́вого.</w:t>
-      </w:r>
-    </w:p>
-    <w:p>
-      <w:pPr>
-        <w:spacing w:after="120" w:line="240" w:lineRule="auto"/>
-        <w:rPr>
-          <w:rFonts w:ascii="Times New Roman" w:eastAsia="Times New Roman" w:hAnsi="Times New Roman" w:cs="Times New Roman"/>
-          <w:sz w:val="24"/>
-          <w:szCs w:val="24"/>
-          <w:lang w:val="ru-MD"/>
-        </w:rPr>
-      </w:pPr>
+          <w:lang w:val="ru-MD"/>
+        </w:rPr>
+        <w:t>Священник:</w:t>
+      </w:r>
       <w:r>
         <w:rPr>
           <w:rFonts w:ascii="Times New Roman" w:hAnsi="Times New Roman"/>
-          <w:i/>
-          <w:color w:val="FF0000"/>
-          <w:sz w:val="24"/>
-        </w:rPr>
-        <w:t>Священник:</w:t>
-      </w:r>
-      <w:r>
-        <w:rPr>
-          <w:rFonts w:ascii="Times New Roman" w:hAnsi="Times New Roman"/>
-          <w:sz w:val="24"/>
+          <w:sz w:val="24"/>
+          <w:lang w:val="ru-MD"/>
         </w:rPr>
         <w:t xml:space="preserve"> Бо Твоє є царство, і сила, і слава, Отця, і Сина, і Святого Духа, нині, і повсякчас, і на віки віків.</w:t>
       </w:r>
@@ -19044,8 +18327,161 @@
           <w:szCs w:val="24"/>
           <w:lang w:val="ru-MD"/>
         </w:rPr>
+        <w:t xml:space="preserve">Ще молимось за святішого вселенського архиєрея Франциска, папу Римського, і за блаженнішого патріярха нашого Святослава, і за преосвященнішого архиєпископа і митрополита нашого кир </w:t>
+      </w:r>
+      <w:r>
+        <w:rPr>
+          <w:rFonts w:ascii="Times New Roman" w:eastAsia="Times New Roman" w:hAnsi="Times New Roman" w:cs="Times New Roman"/>
+          <w:i/>
+          <w:color w:val="FF4400"/>
+          <w:sz w:val="24"/>
+          <w:szCs w:val="24"/>
+          <w:lang w:val="ru-MD"/>
+        </w:rPr>
+        <w:t>ім’я</w:t>
+      </w:r>
+      <w:r>
+        <w:rPr>
+          <w:rFonts w:ascii="Times New Roman" w:eastAsia="Times New Roman" w:hAnsi="Times New Roman" w:cs="Times New Roman"/>
+          <w:i/>
+          <w:sz w:val="24"/>
+          <w:szCs w:val="24"/>
+          <w:lang w:val="ru-MD"/>
+        </w:rPr>
+        <w:t>,</w:t>
+      </w:r>
+      <w:r>
+        <w:rPr>
+          <w:rFonts w:ascii="Times New Roman" w:eastAsia="Times New Roman" w:hAnsi="Times New Roman" w:cs="Times New Roman"/>
+          <w:sz w:val="24"/>
+          <w:szCs w:val="24"/>
+          <w:lang w:val="ru-MD"/>
+        </w:rPr>
+        <w:t xml:space="preserve"> і за боголюбивого єпископа нашого кир </w:t>
+      </w:r>
+      <w:r>
+        <w:rPr>
+          <w:rFonts w:ascii="Times New Roman" w:eastAsia="Times New Roman" w:hAnsi="Times New Roman" w:cs="Times New Roman"/>
+          <w:i/>
+          <w:color w:val="FF4400"/>
+          <w:sz w:val="24"/>
+          <w:szCs w:val="24"/>
+          <w:lang w:val="ru-MD"/>
+        </w:rPr>
+        <w:t>ім’я</w:t>
+      </w:r>
+      <w:r>
+        <w:rPr>
+          <w:rFonts w:ascii="Times New Roman" w:eastAsia="Times New Roman" w:hAnsi="Times New Roman" w:cs="Times New Roman"/>
+          <w:i/>
+          <w:sz w:val="24"/>
+          <w:szCs w:val="24"/>
+          <w:lang w:val="ru-MD"/>
+        </w:rPr>
+        <w:t>,</w:t>
+      </w:r>
+      <w:r>
+        <w:rPr>
+          <w:rFonts w:ascii="Times New Roman" w:eastAsia="Times New Roman" w:hAnsi="Times New Roman" w:cs="Times New Roman"/>
+          <w:sz w:val="24"/>
+          <w:szCs w:val="24"/>
+          <w:lang w:val="ru-MD"/>
+        </w:rPr>
+        <w:t xml:space="preserve"> за тих, що служать і послужили у святім храмі цьому, і за отців наших духовних, і всіх у Христі братів і сестер наших.</w:t>
+      </w:r>
+    </w:p>
+    <w:p>
+      <w:pPr>
+        <w:spacing w:after="120" w:line="240" w:lineRule="auto"/>
+        <w:rPr>
+          <w:rFonts w:ascii="Times New Roman" w:eastAsia="Times New Roman" w:hAnsi="Times New Roman" w:cs="Times New Roman"/>
+          <w:sz w:val="24"/>
+          <w:szCs w:val="24"/>
+          <w:lang w:val="ru-MD"/>
+        </w:rPr>
+      </w:pPr>
+      <w:r>
+        <w:rPr>
+          <w:rFonts w:ascii="Times New Roman" w:eastAsia="Times New Roman" w:hAnsi="Times New Roman" w:cs="Times New Roman"/>
+          <w:i/>
+          <w:color w:val="FF4400"/>
+          <w:sz w:val="24"/>
+          <w:szCs w:val="24"/>
+          <w:lang w:val="ru-MD"/>
+        </w:rPr>
+        <w:t>Вірні:</w:t>
+      </w:r>
+      <w:r>
+        <w:rPr>
+          <w:rFonts w:ascii="Times New Roman" w:eastAsia="Times New Roman" w:hAnsi="Times New Roman" w:cs="Times New Roman"/>
+          <w:sz w:val="24"/>
+          <w:szCs w:val="24"/>
+          <w:lang w:val="ru-MD"/>
+        </w:rPr>
+        <w:t xml:space="preserve"> Го́споди, поми́луй. </w:t>
+      </w:r>
+      <w:r>
+        <w:rPr>
+          <w:rFonts w:ascii="Times New Roman" w:eastAsia="Times New Roman" w:hAnsi="Times New Roman" w:cs="Times New Roman"/>
+          <w:i/>
+          <w:color w:val="FF4400"/>
+          <w:sz w:val="24"/>
+          <w:szCs w:val="24"/>
+          <w:lang w:val="ru-MD"/>
+        </w:rPr>
+        <w:t>(3 р.)</w:t>
+      </w:r>
+    </w:p>
+    <w:p>
+      <w:pPr>
+        <w:spacing w:after="120" w:line="240" w:lineRule="auto"/>
+        <w:rPr>
+          <w:rFonts w:ascii="Times New Roman" w:eastAsia="Times New Roman" w:hAnsi="Times New Roman" w:cs="Times New Roman"/>
+          <w:sz w:val="24"/>
+          <w:szCs w:val="24"/>
+          <w:lang w:val="ru-MD"/>
+        </w:rPr>
+      </w:pPr>
+      <w:r>
+        <w:rPr>
+          <w:rFonts w:ascii="Times New Roman" w:eastAsia="Times New Roman" w:hAnsi="Times New Roman" w:cs="Times New Roman"/>
+          <w:sz w:val="24"/>
+          <w:szCs w:val="24"/>
+          <w:lang w:val="ru-MD"/>
+        </w:rPr>
+        <w:t>Ще молимось за Богом бережений народ наш, за правління і за все військо.</w:t>
+      </w:r>
+    </w:p>
+    <w:p>
+      <w:pPr>
+        <w:spacing w:after="120" w:line="240" w:lineRule="auto"/>
+        <w:rPr>
+          <w:rFonts w:ascii="Times New Roman" w:eastAsia="Times New Roman" w:hAnsi="Times New Roman" w:cs="Times New Roman"/>
+          <w:sz w:val="24"/>
+          <w:szCs w:val="24"/>
+          <w:lang w:val="ru-MD"/>
+        </w:rPr>
+      </w:pPr>
+      <w:r>
+        <w:rPr>
+          <w:rFonts w:ascii="Times New Roman" w:eastAsia="Times New Roman" w:hAnsi="Times New Roman" w:cs="Times New Roman"/>
+          <w:i/>
+          <w:color w:val="FF4400"/>
+          <w:sz w:val="24"/>
+          <w:szCs w:val="24"/>
+          <w:lang w:val="ru-MD"/>
+        </w:rPr>
         <w:lastRenderedPageBreak/>
-        <w:t xml:space="preserve">Ще молимось за святішого вселенського архиєрея Франциска, папу Римського, і за блаженнішого патріярха нашого Святослава, і за преосвященнішого архиєпископа і митрополита нашого кир </w:t>
+        <w:t>Вірні:</w:t>
+      </w:r>
+      <w:r>
+        <w:rPr>
+          <w:rFonts w:ascii="Times New Roman" w:eastAsia="Times New Roman" w:hAnsi="Times New Roman" w:cs="Times New Roman"/>
+          <w:sz w:val="24"/>
+          <w:szCs w:val="24"/>
+          <w:lang w:val="ru-MD"/>
+        </w:rPr>
+        <w:t xml:space="preserve"> Го́споди, поми́луй. </w:t>
       </w:r>
       <w:r>
         <w:rPr>
@@ -19056,27 +18492,39 @@
           <w:szCs w:val="24"/>
           <w:lang w:val="ru-MD"/>
         </w:rPr>
-        <w:t>ім’я</w:t>
-      </w:r>
-      <w:r>
-        <w:rPr>
-          <w:rFonts w:ascii="Times New Roman" w:eastAsia="Times New Roman" w:hAnsi="Times New Roman" w:cs="Times New Roman"/>
-          <w:i/>
-          <w:sz w:val="24"/>
-          <w:szCs w:val="24"/>
-          <w:lang w:val="ru-MD"/>
-        </w:rPr>
-        <w:t>,</w:t>
-      </w:r>
-      <w:r>
-        <w:rPr>
-          <w:rFonts w:ascii="Times New Roman" w:eastAsia="Times New Roman" w:hAnsi="Times New Roman" w:cs="Times New Roman"/>
-          <w:sz w:val="24"/>
-          <w:szCs w:val="24"/>
-          <w:lang w:val="ru-MD"/>
-        </w:rPr>
-        <w:t xml:space="preserve"> і за боголюбивого єпископа нашого кир </w:t>
-      </w:r>
+        <w:t>(3 р.)</w:t>
+      </w:r>
+    </w:p>
+    <w:p>
+      <w:pPr>
+        <w:spacing w:after="120" w:line="240" w:lineRule="auto"/>
+        <w:rPr>
+          <w:rFonts w:ascii="Times New Roman" w:eastAsia="Times New Roman" w:hAnsi="Times New Roman" w:cs="Times New Roman"/>
+          <w:sz w:val="24"/>
+          <w:szCs w:val="24"/>
+          <w:lang w:val="ru-MD"/>
+        </w:rPr>
+      </w:pPr>
+      <w:r>
+        <w:rPr>
+          <w:rFonts w:ascii="Times New Roman" w:eastAsia="Times New Roman" w:hAnsi="Times New Roman" w:cs="Times New Roman"/>
+          <w:sz w:val="24"/>
+          <w:szCs w:val="24"/>
+          <w:lang w:val="ru-MD"/>
+        </w:rPr>
+        <w:t>Ще молимось за тут присутніх людей, що очікують від Тебе великої і багатої милости, за тих, що творять нам милостиню, і за всіх православних християн.</w:t>
+      </w:r>
+    </w:p>
+    <w:p>
+      <w:pPr>
+        <w:spacing w:after="120" w:line="240" w:lineRule="auto"/>
+        <w:rPr>
+          <w:rFonts w:ascii="Times New Roman" w:eastAsia="Times New Roman" w:hAnsi="Times New Roman" w:cs="Times New Roman"/>
+          <w:sz w:val="24"/>
+          <w:szCs w:val="24"/>
+          <w:lang w:val="ru-MD"/>
+        </w:rPr>
+      </w:pPr>
       <w:r>
         <w:rPr>
           <w:rFonts w:ascii="Times New Roman" w:eastAsia="Times New Roman" w:hAnsi="Times New Roman" w:cs="Times New Roman"/>
@@ -19086,38 +18534,17 @@
           <w:szCs w:val="24"/>
           <w:lang w:val="ru-MD"/>
         </w:rPr>
-        <w:t>ім’я</w:t>
-      </w:r>
-      <w:r>
-        <w:rPr>
-          <w:rFonts w:ascii="Times New Roman" w:eastAsia="Times New Roman" w:hAnsi="Times New Roman" w:cs="Times New Roman"/>
-          <w:i/>
-          <w:sz w:val="24"/>
-          <w:szCs w:val="24"/>
-          <w:lang w:val="ru-MD"/>
-        </w:rPr>
-        <w:t>,</w:t>
-      </w:r>
-      <w:r>
-        <w:rPr>
-          <w:rFonts w:ascii="Times New Roman" w:eastAsia="Times New Roman" w:hAnsi="Times New Roman" w:cs="Times New Roman"/>
-          <w:sz w:val="24"/>
-          <w:szCs w:val="24"/>
-          <w:lang w:val="ru-MD"/>
-        </w:rPr>
-        <w:t xml:space="preserve"> за тих, що служать і послужили у святім храмі цьому, і за отців наших духовних, і всіх у Христі братів і сестер наших.</w:t>
-      </w:r>
-    </w:p>
-    <w:p>
-      <w:pPr>
-        <w:spacing w:after="120" w:line="240" w:lineRule="auto"/>
-        <w:rPr>
-          <w:rFonts w:ascii="Times New Roman" w:eastAsia="Times New Roman" w:hAnsi="Times New Roman" w:cs="Times New Roman"/>
-          <w:sz w:val="24"/>
-          <w:szCs w:val="24"/>
-          <w:lang w:val="ru-MD"/>
-        </w:rPr>
-      </w:pPr>
+        <w:t>Вірні:</w:t>
+      </w:r>
+      <w:r>
+        <w:rPr>
+          <w:rFonts w:ascii="Times New Roman" w:eastAsia="Times New Roman" w:hAnsi="Times New Roman" w:cs="Times New Roman"/>
+          <w:sz w:val="24"/>
+          <w:szCs w:val="24"/>
+          <w:lang w:val="ru-MD"/>
+        </w:rPr>
+        <w:t xml:space="preserve"> Го́споди, поми́луй. </w:t>
+      </w:r>
       <w:r>
         <w:rPr>
           <w:rFonts w:ascii="Times New Roman" w:eastAsia="Times New Roman" w:hAnsi="Times New Roman" w:cs="Times New Roman"/>
@@ -19127,26 +18554,6 @@
           <w:szCs w:val="24"/>
           <w:lang w:val="ru-MD"/>
         </w:rPr>
-        <w:t>Вірні:</w:t>
-      </w:r>
-      <w:r>
-        <w:rPr>
-          <w:rFonts w:ascii="Times New Roman" w:eastAsia="Times New Roman" w:hAnsi="Times New Roman" w:cs="Times New Roman"/>
-          <w:sz w:val="24"/>
-          <w:szCs w:val="24"/>
-          <w:lang w:val="ru-MD"/>
-        </w:rPr>
-        <w:t xml:space="preserve"> Го́споди, поми́луй. </w:t>
-      </w:r>
-      <w:r>
-        <w:rPr>
-          <w:rFonts w:ascii="Times New Roman" w:eastAsia="Times New Roman" w:hAnsi="Times New Roman" w:cs="Times New Roman"/>
-          <w:i/>
-          <w:color w:val="FF4400"/>
-          <w:sz w:val="24"/>
-          <w:szCs w:val="24"/>
-          <w:lang w:val="ru-MD"/>
-        </w:rPr>
         <w:t>(3 р.)</w:t>
       </w:r>
     </w:p>
@@ -19162,134 +18569,11 @@
       </w:pPr>
       <w:r>
         <w:rPr>
-          <w:rFonts w:ascii="Times New Roman" w:eastAsia="Times New Roman" w:hAnsi="Times New Roman" w:cs="Times New Roman"/>
-          <w:sz w:val="24"/>
-          <w:szCs w:val="24"/>
-          <w:lang w:val="ru-MD"/>
-        </w:rPr>
-        <w:t>Ще молимось за Богом бережений народ наш, за правління і за все військо.</w:t>
-      </w:r>
-    </w:p>
-    <w:p>
-      <w:pPr>
-        <w:spacing w:after="120" w:line="240" w:lineRule="auto"/>
-        <w:rPr>
-          <w:rFonts w:ascii="Times New Roman" w:eastAsia="Times New Roman" w:hAnsi="Times New Roman" w:cs="Times New Roman"/>
-          <w:sz w:val="24"/>
-          <w:szCs w:val="24"/>
-          <w:lang w:val="ru-MD"/>
-        </w:rPr>
-      </w:pPr>
-      <w:r>
-        <w:rPr>
-          <w:rFonts w:ascii="Times New Roman" w:eastAsia="Times New Roman" w:hAnsi="Times New Roman" w:cs="Times New Roman"/>
-          <w:i/>
-          <w:color w:val="FF4400"/>
-          <w:sz w:val="24"/>
-          <w:szCs w:val="24"/>
-          <w:lang w:val="ru-MD"/>
-        </w:rPr>
-        <w:t>Вірні:</w:t>
-      </w:r>
-      <w:r>
-        <w:rPr>
-          <w:rFonts w:ascii="Times New Roman" w:eastAsia="Times New Roman" w:hAnsi="Times New Roman" w:cs="Times New Roman"/>
-          <w:sz w:val="24"/>
-          <w:szCs w:val="24"/>
-          <w:lang w:val="ru-MD"/>
-        </w:rPr>
-        <w:t xml:space="preserve"> Го́споди, поми́луй. </w:t>
-      </w:r>
-      <w:r>
-        <w:rPr>
-          <w:rFonts w:ascii="Times New Roman" w:eastAsia="Times New Roman" w:hAnsi="Times New Roman" w:cs="Times New Roman"/>
-          <w:i/>
-          <w:color w:val="FF4400"/>
-          <w:sz w:val="24"/>
-          <w:szCs w:val="24"/>
-          <w:lang w:val="ru-MD"/>
-        </w:rPr>
-        <w:t>(3 р.)</w:t>
-      </w:r>
-    </w:p>
-    <w:p>
-      <w:pPr>
-        <w:spacing w:after="120" w:line="240" w:lineRule="auto"/>
-        <w:rPr>
-          <w:rFonts w:ascii="Times New Roman" w:eastAsia="Times New Roman" w:hAnsi="Times New Roman" w:cs="Times New Roman"/>
-          <w:sz w:val="24"/>
-          <w:szCs w:val="24"/>
-          <w:lang w:val="ru-MD"/>
-        </w:rPr>
-      </w:pPr>
-      <w:r>
-        <w:rPr>
-          <w:rFonts w:ascii="Times New Roman" w:eastAsia="Times New Roman" w:hAnsi="Times New Roman" w:cs="Times New Roman"/>
-          <w:sz w:val="24"/>
-          <w:szCs w:val="24"/>
-          <w:lang w:val="ru-MD"/>
-        </w:rPr>
-        <w:t>Ще молимось за тут присутніх людей, що очікують від Тебе великої і багатої милости, за тих, що творять нам милостиню, і за всіх православних християн.</w:t>
-      </w:r>
-    </w:p>
-    <w:p>
-      <w:pPr>
-        <w:spacing w:after="120" w:line="240" w:lineRule="auto"/>
-        <w:rPr>
-          <w:rFonts w:ascii="Times New Roman" w:eastAsia="Times New Roman" w:hAnsi="Times New Roman" w:cs="Times New Roman"/>
-          <w:sz w:val="24"/>
-          <w:szCs w:val="24"/>
-          <w:lang w:val="ru-MD"/>
-        </w:rPr>
-      </w:pPr>
-      <w:r>
-        <w:rPr>
-          <w:rFonts w:ascii="Times New Roman" w:eastAsia="Times New Roman" w:hAnsi="Times New Roman" w:cs="Times New Roman"/>
-          <w:i/>
-          <w:color w:val="FF4400"/>
-          <w:sz w:val="24"/>
-          <w:szCs w:val="24"/>
-          <w:lang w:val="ru-MD"/>
-        </w:rPr>
-        <w:t>Вірні:</w:t>
-      </w:r>
-      <w:r>
-        <w:rPr>
-          <w:rFonts w:ascii="Times New Roman" w:eastAsia="Times New Roman" w:hAnsi="Times New Roman" w:cs="Times New Roman"/>
-          <w:sz w:val="24"/>
-          <w:szCs w:val="24"/>
-          <w:lang w:val="ru-MD"/>
-        </w:rPr>
-        <w:t xml:space="preserve"> Го́споди, поми́луй. </w:t>
-      </w:r>
-      <w:r>
-        <w:rPr>
-          <w:rFonts w:ascii="Times New Roman" w:eastAsia="Times New Roman" w:hAnsi="Times New Roman" w:cs="Times New Roman"/>
-          <w:i/>
-          <w:color w:val="FF4400"/>
-          <w:sz w:val="24"/>
-          <w:szCs w:val="24"/>
-          <w:lang w:val="ru-MD"/>
-        </w:rPr>
-        <w:t>(3 р.)</w:t>
-      </w:r>
-    </w:p>
-    <w:p>
-      <w:pPr>
-        <w:spacing w:after="120" w:line="240" w:lineRule="auto"/>
-        <w:rPr>
-          <w:rFonts w:ascii="Times New Roman" w:eastAsia="Times New Roman" w:hAnsi="Times New Roman" w:cs="Times New Roman"/>
-          <w:sz w:val="24"/>
-          <w:szCs w:val="24"/>
-          <w:lang w:val="ru-MD"/>
-        </w:rPr>
-      </w:pPr>
-      <w:r>
-        <w:rPr>
           <w:rFonts w:ascii="Times New Roman" w:hAnsi="Times New Roman"/>
           <w:i/>
           <w:color w:val="FF0000"/>
           <w:sz w:val="24"/>
+          <w:lang w:val="ru-MD"/>
         </w:rPr>
         <w:t>Священник:</w:t>
       </w:r>
@@ -19297,6 +18581,7 @@
         <w:rPr>
           <w:rFonts w:ascii="Times New Roman" w:hAnsi="Times New Roman"/>
           <w:sz w:val="24"/>
+          <w:lang w:val="ru-MD"/>
         </w:rPr>
         <w:t xml:space="preserve"> Бо милостивий і людинолюбний Бог єси, і Тобі славу возсилаємо, Отцю, і Сину, і Святому Духові, нині, і повсякчас, і на віки віків.</w:t>
       </w:r>
@@ -19445,6 +18730,7 @@
           <w:i/>
           <w:color w:val="FF0000"/>
           <w:sz w:val="24"/>
+          <w:lang w:val="ru-MD"/>
         </w:rPr>
         <w:t>Священник:</w:t>
       </w:r>
@@ -19452,6 +18738,7 @@
         <w:rPr>
           <w:rFonts w:ascii="Times New Roman" w:hAnsi="Times New Roman"/>
           <w:sz w:val="24"/>
+          <w:lang w:val="ru-MD"/>
         </w:rPr>
         <w:t xml:space="preserve"> Сла́ва Тобі́, Хри́сте Бо́же, упова́ння на́ше, сла́ва Тобі́!</w:t>
       </w:r>
@@ -19520,6 +18807,9 @@
     <w:p>
       <w:pPr>
         <w:spacing w:after="120"/>
+        <w:rPr>
+          <w:lang w:val="ru-MD"/>
+        </w:rPr>
       </w:pPr>
       <w:r>
         <w:rPr>
@@ -19527,6 +18817,7 @@
           <w:i/>
           <w:color w:val="FF0000"/>
           <w:sz w:val="24"/>
+          <w:lang w:val="ru-MD"/>
         </w:rPr>
         <w:t>Священник:</w:t>
       </w:r>
@@ -19534,6 +18825,7 @@
         <w:rPr>
           <w:rFonts w:ascii="Times New Roman" w:hAnsi="Times New Roman"/>
           <w:sz w:val="24"/>
+          <w:lang w:val="ru-MD"/>
         </w:rPr>
         <w:t xml:space="preserve"> Христос, істинний Бог наш - молитвами пречистої Своєї Матері, заступництвом чесних небесних сил безтілесних, святих славних і всехвальних апостолів, і святого, </w:t>
       </w:r>
@@ -19543,6 +18835,7 @@
           <w:i/>
           <w:color w:val="FF0000"/>
           <w:sz w:val="24"/>
+          <w:lang w:val="ru-MD"/>
         </w:rPr>
         <w:t>якого є храм</w:t>
       </w:r>
@@ -19550,8 +18843,17 @@
         <w:rPr>
           <w:rFonts w:ascii="Times New Roman" w:hAnsi="Times New Roman"/>
           <w:sz w:val="24"/>
-        </w:rPr>
-        <w:t>, і святого пророка Аввакума, блаженного священномученика Івана Слезюка, єпископа,, і всіх святих - помилує і спасе нас як благий і людинолюбний.</w:t>
+          <w:lang w:val="ru-MD"/>
+        </w:rPr>
+        <w:t>, і святого пророка Аввакума, блаженного священномученика Івана Слезю</w:t>
+      </w:r>
+      <w:r>
+        <w:rPr>
+          <w:rFonts w:ascii="Times New Roman" w:hAnsi="Times New Roman"/>
+          <w:sz w:val="24"/>
+          <w:lang w:val="ru-MD"/>
+        </w:rPr>
+        <w:t>ка, єпископа,, і всіх святих - помилує і спасе нас як благий і людинолюбний.</w:t>
       </w:r>
     </w:p>
     <w:p>

--- a/flow/20230914_vu_template/drafts/2024-12-u/02-ПН-Аввакума.docx
+++ b/flow/20230914_vu_template/drafts/2024-12-u/02-ПН-Аввакума.docx
@@ -12830,234 +12830,1152 @@
     </w:p>
     <w:p>
       <w:pPr>
-        <w:spacing w:after="120" w:line="240" w:lineRule="auto"/>
-        <w:rPr>
-          <w:rFonts w:ascii="Times New Roman" w:eastAsia="Times New Roman" w:hAnsi="Times New Roman" w:cs="Times New Roman"/>
-          <w:sz w:val="24"/>
-          <w:szCs w:val="24"/>
-          <w:lang w:val="ru-MD"/>
-        </w:rPr>
-      </w:pPr>
-      <w:r>
-        <w:rPr>
-          <w:rFonts w:ascii="Times New Roman" w:eastAsia="Times New Roman" w:hAnsi="Times New Roman" w:cs="Times New Roman"/>
-          <w:color w:val="000000"/>
-          <w:sz w:val="24"/>
-          <w:szCs w:val="24"/>
-          <w:lang w:val="ru-MD"/>
-        </w:rPr>
-        <w:t>Ще і ще в мирі Господеві помолімся.</w:t>
-      </w:r>
-    </w:p>
-    <w:p>
-      <w:pPr>
-        <w:spacing w:after="120" w:line="240" w:lineRule="auto"/>
-        <w:rPr>
-          <w:rFonts w:ascii="Times New Roman" w:eastAsia="Times New Roman" w:hAnsi="Times New Roman" w:cs="Times New Roman"/>
-          <w:sz w:val="24"/>
-          <w:szCs w:val="24"/>
-          <w:lang w:val="ru-MD"/>
-        </w:rPr>
-      </w:pPr>
-      <w:r>
-        <w:rPr>
-          <w:rFonts w:ascii="Times New Roman" w:eastAsia="Times New Roman" w:hAnsi="Times New Roman" w:cs="Times New Roman"/>
+        <w:spacing w:after="120"/>
+      </w:pPr>
+      <w:r>
+        <w:rPr>
+          <w:rFonts w:ascii="Times New Roman" w:hAnsi="Times New Roman"/>
+          <w:color w:val="000000"/>
+          <w:sz w:val="24"/>
+        </w:rPr>
+        <w:t>Ще</w:t>
+      </w:r>
+      <w:r>
+        <w:rPr>
+          <w:rFonts w:ascii="Times New Roman" w:hAnsi="Times New Roman"/>
+          <w:color w:val="000000"/>
+          <w:sz w:val="24"/>
+        </w:rPr>
+        <w:t xml:space="preserve"> </w:t>
+      </w:r>
+      <w:r>
+        <w:rPr>
+          <w:rFonts w:ascii="Times New Roman" w:hAnsi="Times New Roman"/>
+          <w:color w:val="000000"/>
+          <w:sz w:val="24"/>
+        </w:rPr>
+        <w:t>і</w:t>
+      </w:r>
+      <w:r>
+        <w:rPr>
+          <w:rFonts w:ascii="Times New Roman" w:hAnsi="Times New Roman"/>
+          <w:color w:val="000000"/>
+          <w:sz w:val="24"/>
+        </w:rPr>
+        <w:t xml:space="preserve"> </w:t>
+      </w:r>
+      <w:r>
+        <w:rPr>
+          <w:rFonts w:ascii="Times New Roman" w:hAnsi="Times New Roman"/>
+          <w:color w:val="000000"/>
+          <w:sz w:val="24"/>
+        </w:rPr>
+        <w:t>ще</w:t>
+      </w:r>
+      <w:r>
+        <w:rPr>
+          <w:rFonts w:ascii="Times New Roman" w:hAnsi="Times New Roman"/>
+          <w:color w:val="000000"/>
+          <w:sz w:val="24"/>
+        </w:rPr>
+        <w:t xml:space="preserve"> </w:t>
+      </w:r>
+      <w:r>
+        <w:rPr>
+          <w:rFonts w:ascii="Times New Roman" w:hAnsi="Times New Roman"/>
+          <w:color w:val="000000"/>
+          <w:sz w:val="24"/>
+        </w:rPr>
+        <w:t>в</w:t>
+      </w:r>
+      <w:r>
+        <w:rPr>
+          <w:rFonts w:ascii="Times New Roman" w:hAnsi="Times New Roman"/>
+          <w:color w:val="000000"/>
+          <w:sz w:val="24"/>
+        </w:rPr>
+        <w:t xml:space="preserve"> </w:t>
+      </w:r>
+      <w:r>
+        <w:rPr>
+          <w:rFonts w:ascii="Times New Roman" w:hAnsi="Times New Roman"/>
+          <w:color w:val="000000"/>
+          <w:sz w:val="24"/>
+        </w:rPr>
+        <w:t>мирі</w:t>
+      </w:r>
+      <w:r>
+        <w:rPr>
+          <w:rFonts w:ascii="Times New Roman" w:hAnsi="Times New Roman"/>
+          <w:color w:val="000000"/>
+          <w:sz w:val="24"/>
+        </w:rPr>
+        <w:t xml:space="preserve"> </w:t>
+      </w:r>
+      <w:r>
+        <w:rPr>
+          <w:rFonts w:ascii="Times New Roman" w:hAnsi="Times New Roman"/>
+          <w:color w:val="000000"/>
+          <w:sz w:val="24"/>
+        </w:rPr>
+        <w:t>Господеві</w:t>
+      </w:r>
+      <w:r>
+        <w:rPr>
+          <w:rFonts w:ascii="Times New Roman" w:hAnsi="Times New Roman"/>
+          <w:color w:val="000000"/>
+          <w:sz w:val="24"/>
+        </w:rPr>
+        <w:t xml:space="preserve"> </w:t>
+      </w:r>
+      <w:r>
+        <w:rPr>
+          <w:rFonts w:ascii="Times New Roman" w:hAnsi="Times New Roman"/>
+          <w:color w:val="000000"/>
+          <w:sz w:val="24"/>
+        </w:rPr>
+        <w:t>помолімся.</w:t>
+      </w:r>
+    </w:p>
+    <w:p>
+      <w:pPr>
+        <w:spacing w:after="120"/>
+      </w:pPr>
+      <w:r>
+        <w:rPr>
+          <w:rFonts w:ascii="Times New Roman" w:hAnsi="Times New Roman"/>
+          <w:i/>
+          <w:color w:val="FF4400"/>
+          <w:sz w:val="24"/>
+        </w:rPr>
+        <w:t>Вірні:</w:t>
+      </w:r>
+      <w:r>
+        <w:rPr>
+          <w:rFonts w:ascii="Times New Roman" w:hAnsi="Times New Roman"/>
+          <w:color w:val="000000"/>
+          <w:sz w:val="24"/>
+        </w:rPr>
+        <w:t xml:space="preserve"> </w:t>
+      </w:r>
+      <w:r>
+        <w:rPr>
+          <w:rFonts w:ascii="Times New Roman" w:hAnsi="Times New Roman"/>
+          <w:color w:val="000000"/>
+          <w:sz w:val="24"/>
+        </w:rPr>
+        <w:t>Го́споди,</w:t>
+      </w:r>
+      <w:r>
+        <w:rPr>
+          <w:rFonts w:ascii="Times New Roman" w:hAnsi="Times New Roman"/>
+          <w:color w:val="000000"/>
+          <w:sz w:val="24"/>
+        </w:rPr>
+        <w:t xml:space="preserve"> </w:t>
+      </w:r>
+      <w:r>
+        <w:rPr>
+          <w:rFonts w:ascii="Times New Roman" w:hAnsi="Times New Roman"/>
+          <w:color w:val="000000"/>
+          <w:sz w:val="24"/>
+        </w:rPr>
+        <w:t>поми́луй.</w:t>
+      </w:r>
+    </w:p>
+    <w:p>
+      <w:pPr>
+        <w:spacing w:after="120"/>
+      </w:pPr>
+      <w:r>
+        <w:rPr>
+          <w:rFonts w:ascii="Times New Roman" w:hAnsi="Times New Roman"/>
+          <w:sz w:val="24"/>
+        </w:rPr>
+        <w:t>Заступи,</w:t>
+      </w:r>
+      <w:r>
+        <w:rPr>
+          <w:rFonts w:ascii="Times New Roman" w:hAnsi="Times New Roman"/>
+          <w:sz w:val="24"/>
+        </w:rPr>
+        <w:t xml:space="preserve"> </w:t>
+      </w:r>
+      <w:r>
+        <w:rPr>
+          <w:rFonts w:ascii="Times New Roman" w:hAnsi="Times New Roman"/>
+          <w:sz w:val="24"/>
+        </w:rPr>
+        <w:t>спаси,</w:t>
+      </w:r>
+      <w:r>
+        <w:rPr>
+          <w:rFonts w:ascii="Times New Roman" w:hAnsi="Times New Roman"/>
+          <w:sz w:val="24"/>
+        </w:rPr>
+        <w:t xml:space="preserve"> </w:t>
+      </w:r>
+      <w:r>
+        <w:rPr>
+          <w:rFonts w:ascii="Times New Roman" w:hAnsi="Times New Roman"/>
+          <w:sz w:val="24"/>
+        </w:rPr>
+        <w:t>помилуй</w:t>
+      </w:r>
+      <w:r>
+        <w:rPr>
+          <w:rFonts w:ascii="Times New Roman" w:hAnsi="Times New Roman"/>
+          <w:sz w:val="24"/>
+        </w:rPr>
+        <w:t xml:space="preserve"> </w:t>
+      </w:r>
+      <w:r>
+        <w:rPr>
+          <w:rFonts w:ascii="Times New Roman" w:hAnsi="Times New Roman"/>
+          <w:sz w:val="24"/>
+        </w:rPr>
+        <w:t>і</w:t>
+      </w:r>
+      <w:r>
+        <w:rPr>
+          <w:rFonts w:ascii="Times New Roman" w:hAnsi="Times New Roman"/>
+          <w:sz w:val="24"/>
+        </w:rPr>
+        <w:t xml:space="preserve"> </w:t>
+      </w:r>
+      <w:r>
+        <w:rPr>
+          <w:rFonts w:ascii="Times New Roman" w:hAnsi="Times New Roman"/>
+          <w:sz w:val="24"/>
+        </w:rPr>
+        <w:t>охорони</w:t>
+      </w:r>
+      <w:r>
+        <w:rPr>
+          <w:rFonts w:ascii="Times New Roman" w:hAnsi="Times New Roman"/>
+          <w:sz w:val="24"/>
+        </w:rPr>
+        <w:t xml:space="preserve"> </w:t>
+      </w:r>
+      <w:r>
+        <w:rPr>
+          <w:rFonts w:ascii="Times New Roman" w:hAnsi="Times New Roman"/>
+          <w:sz w:val="24"/>
+        </w:rPr>
+        <w:t>нас,</w:t>
+      </w:r>
+      <w:r>
+        <w:rPr>
+          <w:rFonts w:ascii="Times New Roman" w:hAnsi="Times New Roman"/>
+          <w:sz w:val="24"/>
+        </w:rPr>
+        <w:t xml:space="preserve"> </w:t>
+      </w:r>
+      <w:r>
+        <w:rPr>
+          <w:rFonts w:ascii="Times New Roman" w:hAnsi="Times New Roman"/>
+          <w:sz w:val="24"/>
+        </w:rPr>
+        <w:t>Боже,</w:t>
+      </w:r>
+      <w:r>
+        <w:rPr>
+          <w:rFonts w:ascii="Times New Roman" w:hAnsi="Times New Roman"/>
+          <w:sz w:val="24"/>
+        </w:rPr>
+        <w:t xml:space="preserve"> </w:t>
+      </w:r>
+      <w:r>
+        <w:rPr>
+          <w:rFonts w:ascii="Times New Roman" w:hAnsi="Times New Roman"/>
+          <w:sz w:val="24"/>
+        </w:rPr>
+        <w:t>Твоєю</w:t>
+      </w:r>
+      <w:r>
+        <w:rPr>
+          <w:rFonts w:ascii="Times New Roman" w:hAnsi="Times New Roman"/>
+          <w:sz w:val="24"/>
+        </w:rPr>
+        <w:t xml:space="preserve"> </w:t>
+      </w:r>
+      <w:r>
+        <w:rPr>
+          <w:rFonts w:ascii="Times New Roman" w:hAnsi="Times New Roman"/>
+          <w:sz w:val="24"/>
+        </w:rPr>
+        <w:t>благодаттю</w:t>
+      </w:r>
+    </w:p>
+    <w:p>
+      <w:pPr>
+        <w:spacing w:after="120"/>
+      </w:pPr>
+      <w:r>
+        <w:rPr>
+          <w:rFonts w:ascii="Times New Roman" w:hAnsi="Times New Roman"/>
+          <w:i/>
+          <w:color w:val="FF4400"/>
+          <w:sz w:val="24"/>
+        </w:rPr>
+        <w:t>Вірні:</w:t>
+      </w:r>
+      <w:r>
+        <w:rPr>
+          <w:rFonts w:ascii="Times New Roman" w:hAnsi="Times New Roman"/>
+          <w:color w:val="000000"/>
+          <w:sz w:val="24"/>
+        </w:rPr>
+        <w:t xml:space="preserve"> </w:t>
+      </w:r>
+      <w:r>
+        <w:rPr>
+          <w:rFonts w:ascii="Times New Roman" w:hAnsi="Times New Roman"/>
+          <w:color w:val="000000"/>
+          <w:sz w:val="24"/>
+        </w:rPr>
+        <w:t>Го́споди,</w:t>
+      </w:r>
+      <w:r>
+        <w:rPr>
+          <w:rFonts w:ascii="Times New Roman" w:hAnsi="Times New Roman"/>
+          <w:color w:val="000000"/>
+          <w:sz w:val="24"/>
+        </w:rPr>
+        <w:t xml:space="preserve"> </w:t>
+      </w:r>
+      <w:r>
+        <w:rPr>
+          <w:rFonts w:ascii="Times New Roman" w:hAnsi="Times New Roman"/>
+          <w:color w:val="000000"/>
+          <w:sz w:val="24"/>
+        </w:rPr>
+        <w:t>поми́луй.</w:t>
+      </w:r>
+    </w:p>
+    <w:p>
+      <w:pPr>
+        <w:spacing w:after="120"/>
+      </w:pPr>
+      <w:r>
+        <w:rPr>
+          <w:rFonts w:ascii="Times New Roman" w:hAnsi="Times New Roman"/>
+          <w:color w:val="000000"/>
+          <w:sz w:val="24"/>
+        </w:rPr>
+        <w:t>Пресвяту,</w:t>
+      </w:r>
+      <w:r>
+        <w:rPr>
+          <w:rFonts w:ascii="Times New Roman" w:hAnsi="Times New Roman"/>
+          <w:color w:val="000000"/>
+          <w:sz w:val="24"/>
+        </w:rPr>
+        <w:t xml:space="preserve"> </w:t>
+      </w:r>
+      <w:r>
+        <w:rPr>
+          <w:rFonts w:ascii="Times New Roman" w:hAnsi="Times New Roman"/>
+          <w:color w:val="000000"/>
+          <w:sz w:val="24"/>
+        </w:rPr>
+        <w:t>пречисту,</w:t>
+      </w:r>
+      <w:r>
+        <w:rPr>
+          <w:rFonts w:ascii="Times New Roman" w:hAnsi="Times New Roman"/>
+          <w:color w:val="000000"/>
+          <w:sz w:val="24"/>
+        </w:rPr>
+        <w:t xml:space="preserve"> </w:t>
+      </w:r>
+      <w:r>
+        <w:rPr>
+          <w:rFonts w:ascii="Times New Roman" w:hAnsi="Times New Roman"/>
+          <w:color w:val="000000"/>
+          <w:sz w:val="24"/>
+        </w:rPr>
+        <w:t>преблагословенну,</w:t>
+      </w:r>
+      <w:r>
+        <w:rPr>
+          <w:rFonts w:ascii="Times New Roman" w:hAnsi="Times New Roman"/>
+          <w:color w:val="000000"/>
+          <w:sz w:val="24"/>
+        </w:rPr>
+        <w:t xml:space="preserve"> </w:t>
+      </w:r>
+      <w:r>
+        <w:rPr>
+          <w:rFonts w:ascii="Times New Roman" w:hAnsi="Times New Roman"/>
+          <w:color w:val="000000"/>
+          <w:sz w:val="24"/>
+        </w:rPr>
+        <w:t>славну</w:t>
+      </w:r>
+      <w:r>
+        <w:rPr>
+          <w:rFonts w:ascii="Times New Roman" w:hAnsi="Times New Roman"/>
+          <w:color w:val="000000"/>
+          <w:sz w:val="24"/>
+        </w:rPr>
+        <w:t xml:space="preserve"> </w:t>
+      </w:r>
+      <w:r>
+        <w:rPr>
+          <w:rFonts w:ascii="Times New Roman" w:hAnsi="Times New Roman"/>
+          <w:color w:val="000000"/>
+          <w:sz w:val="24"/>
+        </w:rPr>
+        <w:t>Владичицю</w:t>
+      </w:r>
+      <w:r>
+        <w:rPr>
+          <w:rFonts w:ascii="Times New Roman" w:hAnsi="Times New Roman"/>
+          <w:color w:val="000000"/>
+          <w:sz w:val="24"/>
+        </w:rPr>
+        <w:t xml:space="preserve"> </w:t>
+      </w:r>
+      <w:r>
+        <w:rPr>
+          <w:rFonts w:ascii="Times New Roman" w:hAnsi="Times New Roman"/>
+          <w:color w:val="000000"/>
+          <w:sz w:val="24"/>
+        </w:rPr>
+        <w:t>нашу</w:t>
+      </w:r>
+      <w:r>
+        <w:rPr>
+          <w:rFonts w:ascii="Times New Roman" w:hAnsi="Times New Roman"/>
+          <w:color w:val="000000"/>
+          <w:sz w:val="24"/>
+        </w:rPr>
+        <w:t xml:space="preserve"> </w:t>
+      </w:r>
+      <w:r>
+        <w:rPr>
+          <w:rFonts w:ascii="Times New Roman" w:hAnsi="Times New Roman"/>
+          <w:color w:val="000000"/>
+          <w:sz w:val="24"/>
+        </w:rPr>
+        <w:t>Богородицю</w:t>
+      </w:r>
+      <w:r>
+        <w:rPr>
+          <w:rFonts w:ascii="Times New Roman" w:hAnsi="Times New Roman"/>
+          <w:color w:val="000000"/>
+          <w:sz w:val="24"/>
+        </w:rPr>
+        <w:t xml:space="preserve"> </w:t>
+      </w:r>
+      <w:r>
+        <w:rPr>
+          <w:rFonts w:ascii="Times New Roman" w:hAnsi="Times New Roman"/>
+          <w:color w:val="000000"/>
+          <w:sz w:val="24"/>
+        </w:rPr>
+        <w:t>і</w:t>
+      </w:r>
+      <w:r>
+        <w:rPr>
+          <w:rFonts w:ascii="Times New Roman" w:hAnsi="Times New Roman"/>
+          <w:color w:val="000000"/>
+          <w:sz w:val="24"/>
+        </w:rPr>
+        <w:t xml:space="preserve"> </w:t>
+      </w:r>
+      <w:r>
+        <w:rPr>
+          <w:rFonts w:ascii="Times New Roman" w:hAnsi="Times New Roman"/>
+          <w:color w:val="000000"/>
+          <w:sz w:val="24"/>
+        </w:rPr>
+        <w:t>приснодіву</w:t>
+      </w:r>
+      <w:r>
+        <w:rPr>
+          <w:rFonts w:ascii="Times New Roman" w:hAnsi="Times New Roman"/>
+          <w:color w:val="000000"/>
+          <w:sz w:val="24"/>
+        </w:rPr>
+        <w:t xml:space="preserve"> </w:t>
+      </w:r>
+      <w:r>
+        <w:rPr>
+          <w:rFonts w:ascii="Times New Roman" w:hAnsi="Times New Roman"/>
+          <w:color w:val="000000"/>
+          <w:sz w:val="24"/>
+        </w:rPr>
+        <w:t>Марію,</w:t>
+      </w:r>
+      <w:r>
+        <w:rPr>
+          <w:rFonts w:ascii="Times New Roman" w:hAnsi="Times New Roman"/>
+          <w:color w:val="000000"/>
+          <w:sz w:val="24"/>
+        </w:rPr>
+        <w:t xml:space="preserve"> </w:t>
+      </w:r>
+      <w:r>
+        <w:rPr>
+          <w:rFonts w:ascii="Times New Roman" w:hAnsi="Times New Roman"/>
+          <w:color w:val="000000"/>
+          <w:sz w:val="24"/>
+        </w:rPr>
+        <w:t>з</w:t>
+      </w:r>
+      <w:r>
+        <w:rPr>
+          <w:rFonts w:ascii="Times New Roman" w:hAnsi="Times New Roman"/>
+          <w:color w:val="000000"/>
+          <w:sz w:val="24"/>
+        </w:rPr>
+        <w:t xml:space="preserve"> </w:t>
+      </w:r>
+      <w:r>
+        <w:rPr>
+          <w:rFonts w:ascii="Times New Roman" w:hAnsi="Times New Roman"/>
+          <w:color w:val="000000"/>
+          <w:sz w:val="24"/>
+        </w:rPr>
+        <w:t>усіма</w:t>
+      </w:r>
+      <w:r>
+        <w:rPr>
+          <w:rFonts w:ascii="Times New Roman" w:hAnsi="Times New Roman"/>
+          <w:color w:val="000000"/>
+          <w:sz w:val="24"/>
+        </w:rPr>
+        <w:t xml:space="preserve"> </w:t>
+      </w:r>
+      <w:r>
+        <w:rPr>
+          <w:rFonts w:ascii="Times New Roman" w:hAnsi="Times New Roman"/>
+          <w:color w:val="000000"/>
+          <w:sz w:val="24"/>
+        </w:rPr>
+        <w:t>святими</w:t>
+      </w:r>
+      <w:r>
+        <w:rPr>
+          <w:rFonts w:ascii="Times New Roman" w:hAnsi="Times New Roman"/>
+          <w:color w:val="000000"/>
+          <w:sz w:val="24"/>
+        </w:rPr>
+        <w:t xml:space="preserve"> </w:t>
+      </w:r>
+      <w:r>
+        <w:rPr>
+          <w:rFonts w:ascii="Times New Roman" w:hAnsi="Times New Roman"/>
+          <w:color w:val="000000"/>
+          <w:sz w:val="24"/>
+        </w:rPr>
+        <w:t>пом’янувши,</w:t>
+      </w:r>
+      <w:r>
+        <w:rPr>
+          <w:rFonts w:ascii="Times New Roman" w:hAnsi="Times New Roman"/>
+          <w:color w:val="000000"/>
+          <w:sz w:val="24"/>
+        </w:rPr>
+        <w:t xml:space="preserve"> </w:t>
+      </w:r>
+      <w:r>
+        <w:rPr>
+          <w:rFonts w:ascii="Times New Roman" w:hAnsi="Times New Roman"/>
+          <w:color w:val="000000"/>
+          <w:sz w:val="24"/>
+        </w:rPr>
+        <w:t>самих</w:t>
+      </w:r>
+      <w:r>
+        <w:rPr>
+          <w:rFonts w:ascii="Times New Roman" w:hAnsi="Times New Roman"/>
+          <w:color w:val="000000"/>
+          <w:sz w:val="24"/>
+        </w:rPr>
+        <w:t xml:space="preserve"> </w:t>
+      </w:r>
+      <w:r>
+        <w:rPr>
+          <w:rFonts w:ascii="Times New Roman" w:hAnsi="Times New Roman"/>
+          <w:color w:val="000000"/>
+          <w:sz w:val="24"/>
+        </w:rPr>
+        <w:t>себе,</w:t>
+      </w:r>
+      <w:r>
+        <w:rPr>
+          <w:rFonts w:ascii="Times New Roman" w:hAnsi="Times New Roman"/>
+          <w:color w:val="000000"/>
+          <w:sz w:val="24"/>
+        </w:rPr>
+        <w:t xml:space="preserve"> </w:t>
+      </w:r>
+      <w:r>
+        <w:rPr>
+          <w:rFonts w:ascii="Times New Roman" w:hAnsi="Times New Roman"/>
+          <w:color w:val="000000"/>
+          <w:sz w:val="24"/>
+        </w:rPr>
+        <w:t>і</w:t>
+      </w:r>
+      <w:r>
+        <w:rPr>
+          <w:rFonts w:ascii="Times New Roman" w:hAnsi="Times New Roman"/>
+          <w:color w:val="000000"/>
+          <w:sz w:val="24"/>
+        </w:rPr>
+        <w:t xml:space="preserve"> </w:t>
+      </w:r>
+      <w:r>
+        <w:rPr>
+          <w:rFonts w:ascii="Times New Roman" w:hAnsi="Times New Roman"/>
+          <w:color w:val="000000"/>
+          <w:sz w:val="24"/>
+        </w:rPr>
+        <w:t>один</w:t>
+      </w:r>
+      <w:r>
+        <w:rPr>
+          <w:rFonts w:ascii="Times New Roman" w:hAnsi="Times New Roman"/>
+          <w:color w:val="000000"/>
+          <w:sz w:val="24"/>
+        </w:rPr>
+        <w:t xml:space="preserve"> </w:t>
+      </w:r>
+      <w:r>
+        <w:rPr>
+          <w:rFonts w:ascii="Times New Roman" w:hAnsi="Times New Roman"/>
+          <w:color w:val="000000"/>
+          <w:sz w:val="24"/>
+        </w:rPr>
+        <w:t>одного,</w:t>
+      </w:r>
+      <w:r>
+        <w:rPr>
+          <w:rFonts w:ascii="Times New Roman" w:hAnsi="Times New Roman"/>
+          <w:color w:val="000000"/>
+          <w:sz w:val="24"/>
+        </w:rPr>
+        <w:t xml:space="preserve"> </w:t>
+      </w:r>
+      <w:r>
+        <w:rPr>
+          <w:rFonts w:ascii="Times New Roman" w:hAnsi="Times New Roman"/>
+          <w:color w:val="000000"/>
+          <w:sz w:val="24"/>
+        </w:rPr>
+        <w:t>і</w:t>
+      </w:r>
+      <w:r>
+        <w:rPr>
+          <w:rFonts w:ascii="Times New Roman" w:hAnsi="Times New Roman"/>
+          <w:color w:val="000000"/>
+          <w:sz w:val="24"/>
+        </w:rPr>
+        <w:t xml:space="preserve"> </w:t>
+      </w:r>
+      <w:r>
+        <w:rPr>
+          <w:rFonts w:ascii="Times New Roman" w:hAnsi="Times New Roman"/>
+          <w:color w:val="000000"/>
+          <w:sz w:val="24"/>
+        </w:rPr>
+        <w:t>все</w:t>
+      </w:r>
+      <w:r>
+        <w:rPr>
+          <w:rFonts w:ascii="Times New Roman" w:hAnsi="Times New Roman"/>
+          <w:color w:val="000000"/>
+          <w:sz w:val="24"/>
+        </w:rPr>
+        <w:t xml:space="preserve"> </w:t>
+      </w:r>
+      <w:r>
+        <w:rPr>
+          <w:rFonts w:ascii="Times New Roman" w:hAnsi="Times New Roman"/>
+          <w:color w:val="000000"/>
+          <w:sz w:val="24"/>
+        </w:rPr>
+        <w:t>життя</w:t>
+      </w:r>
+      <w:r>
+        <w:rPr>
+          <w:rFonts w:ascii="Times New Roman" w:hAnsi="Times New Roman"/>
+          <w:color w:val="000000"/>
+          <w:sz w:val="24"/>
+        </w:rPr>
+        <w:t xml:space="preserve"> </w:t>
+      </w:r>
+      <w:r>
+        <w:rPr>
+          <w:rFonts w:ascii="Times New Roman" w:hAnsi="Times New Roman"/>
+          <w:color w:val="000000"/>
+          <w:sz w:val="24"/>
+        </w:rPr>
+        <w:t>наше</w:t>
+      </w:r>
+      <w:r>
+        <w:rPr>
+          <w:rFonts w:ascii="Times New Roman" w:hAnsi="Times New Roman"/>
+          <w:color w:val="000000"/>
+          <w:sz w:val="24"/>
+        </w:rPr>
+        <w:t xml:space="preserve"> </w:t>
+      </w:r>
+      <w:r>
+        <w:rPr>
+          <w:rFonts w:ascii="Times New Roman" w:hAnsi="Times New Roman"/>
+          <w:color w:val="000000"/>
+          <w:sz w:val="24"/>
+        </w:rPr>
+        <w:t>Христу</w:t>
+      </w:r>
+      <w:r>
+        <w:rPr>
+          <w:rFonts w:ascii="Times New Roman" w:hAnsi="Times New Roman"/>
+          <w:color w:val="000000"/>
+          <w:sz w:val="24"/>
+        </w:rPr>
+        <w:t xml:space="preserve"> </w:t>
+      </w:r>
+      <w:r>
+        <w:rPr>
+          <w:rFonts w:ascii="Times New Roman" w:hAnsi="Times New Roman"/>
+          <w:color w:val="000000"/>
+          <w:sz w:val="24"/>
+        </w:rPr>
+        <w:t>Богові</w:t>
+      </w:r>
+      <w:r>
+        <w:rPr>
+          <w:rFonts w:ascii="Times New Roman" w:hAnsi="Times New Roman"/>
+          <w:color w:val="000000"/>
+          <w:sz w:val="24"/>
+        </w:rPr>
+        <w:t xml:space="preserve"> </w:t>
+      </w:r>
+      <w:r>
+        <w:rPr>
+          <w:rFonts w:ascii="Times New Roman" w:hAnsi="Times New Roman"/>
+          <w:color w:val="000000"/>
+          <w:sz w:val="24"/>
+        </w:rPr>
+        <w:t>віддаймо.</w:t>
+      </w:r>
+    </w:p>
+    <w:p>
+      <w:pPr>
+        <w:spacing w:after="120"/>
+      </w:pPr>
+      <w:r>
+        <w:rPr>
+          <w:rFonts w:ascii="Times New Roman" w:hAnsi="Times New Roman"/>
+          <w:i/>
+          <w:color w:val="FF4400"/>
+          <w:sz w:val="24"/>
+        </w:rPr>
+        <w:t>Вірні:</w:t>
+      </w:r>
+      <w:r>
+        <w:rPr>
+          <w:rFonts w:ascii="Times New Roman" w:hAnsi="Times New Roman"/>
+          <w:color w:val="000000"/>
+          <w:sz w:val="24"/>
+        </w:rPr>
+        <w:t xml:space="preserve"> </w:t>
+      </w:r>
+      <w:r>
+        <w:rPr>
+          <w:rFonts w:ascii="Times New Roman" w:hAnsi="Times New Roman"/>
+          <w:color w:val="000000"/>
+          <w:sz w:val="24"/>
+        </w:rPr>
+        <w:t>Тобі́,</w:t>
+      </w:r>
+      <w:r>
+        <w:rPr>
+          <w:rFonts w:ascii="Times New Roman" w:hAnsi="Times New Roman"/>
+          <w:color w:val="000000"/>
+          <w:sz w:val="24"/>
+        </w:rPr>
+        <w:t xml:space="preserve"> </w:t>
+      </w:r>
+      <w:r>
+        <w:rPr>
+          <w:rFonts w:ascii="Times New Roman" w:hAnsi="Times New Roman"/>
+          <w:color w:val="000000"/>
+          <w:sz w:val="24"/>
+        </w:rPr>
+        <w:t>Го́споди.</w:t>
+      </w:r>
+    </w:p>
+    <w:p>
+      <w:pPr>
+        <w:spacing w:after="120" w:line="240" w:lineRule="auto"/>
+        <w:rPr>
+          <w:rFonts w:ascii="Times New Roman" w:eastAsia="Times New Roman" w:hAnsi="Times New Roman" w:cs="Times New Roman"/>
+          <w:sz w:val="24"/>
+          <w:szCs w:val="24"/>
+          <w:lang w:val="ru-MD"/>
+        </w:rPr>
+      </w:pPr>
+      <w:r>
+        <w:rPr>
+          <w:rFonts w:ascii="Times New Roman" w:eastAsia="Times New Roman" w:hAnsi="Times New Roman" w:cs="Times New Roman"/>
+          <w:sz w:val="24"/>
+          <w:szCs w:val="24"/>
+          <w:u w:val="single"/>
+          <w:lang w:val="ru-MD"/>
+        </w:rPr>
+        <w:t>[Господи, Боже наш, що сонну неміч забрав від нас і покликав нас візванням святим, щоб і вночі підносити руки наші і прославляти тебе за справедливі твої присуди. Прийми благання наші, моління, визнавання, нічні служби і даруй нам, Боже, віру бездоганну, надію впевнену, любов нелицемірну. Благослови наші входи й виходи, вчинки, слова, діла й думки; і дай нам дочекатися початку дня, нам, що хвалять й оспівують, і благословлять добрість твоєї несказанної сили]</w:t>
+      </w:r>
+    </w:p>
+    <w:p>
+      <w:pPr>
+        <w:spacing w:after="120"/>
+        <w:jc w:val="both"/>
+      </w:pPr>
+      <w:r>
+        <w:rPr>
+          <w:rFonts w:ascii="Times New Roman" w:hAnsi="Times New Roman"/>
           <w:i/>
           <w:color w:val="FF0000"/>
           <w:sz w:val="24"/>
-          <w:szCs w:val="24"/>
-          <w:lang w:val="ru-MD"/>
-        </w:rPr>
-        <w:t>Вірні:</w:t>
-      </w:r>
-      <w:r>
-        <w:rPr>
-          <w:rFonts w:ascii="Times New Roman" w:eastAsia="Times New Roman" w:hAnsi="Times New Roman" w:cs="Times New Roman"/>
-          <w:color w:val="000000"/>
-          <w:sz w:val="24"/>
-          <w:szCs w:val="24"/>
-          <w:lang w:val="ru-MD"/>
-        </w:rPr>
-        <w:t xml:space="preserve"> Господи, помилуй.</w:t>
-      </w:r>
-    </w:p>
-    <w:p>
-      <w:pPr>
-        <w:spacing w:after="120" w:line="240" w:lineRule="auto"/>
-        <w:rPr>
-          <w:rFonts w:ascii="Times New Roman" w:eastAsia="Times New Roman" w:hAnsi="Times New Roman" w:cs="Times New Roman"/>
-          <w:sz w:val="24"/>
-          <w:szCs w:val="24"/>
-          <w:lang w:val="ru-MD"/>
-        </w:rPr>
-      </w:pPr>
-      <w:r>
-        <w:rPr>
-          <w:rFonts w:ascii="Times New Roman" w:eastAsia="Times New Roman" w:hAnsi="Times New Roman" w:cs="Times New Roman"/>
-          <w:color w:val="000000"/>
-          <w:sz w:val="24"/>
-          <w:szCs w:val="24"/>
-          <w:lang w:val="ru-MD"/>
-        </w:rPr>
-        <w:t>Заступи, спаси, помилуй і охорони нас, Боже, твоєю благодаттю.</w:t>
-      </w:r>
-    </w:p>
-    <w:p>
-      <w:pPr>
-        <w:spacing w:after="120" w:line="240" w:lineRule="auto"/>
-        <w:rPr>
-          <w:rFonts w:ascii="Times New Roman" w:eastAsia="Times New Roman" w:hAnsi="Times New Roman" w:cs="Times New Roman"/>
-          <w:sz w:val="24"/>
-          <w:szCs w:val="24"/>
-          <w:lang w:val="ru-MD"/>
-        </w:rPr>
-      </w:pPr>
-      <w:r>
-        <w:rPr>
-          <w:rFonts w:ascii="Times New Roman" w:eastAsia="Times New Roman" w:hAnsi="Times New Roman" w:cs="Times New Roman"/>
+        </w:rPr>
+        <w:t>Священник:</w:t>
+      </w:r>
+      <w:r>
+        <w:rPr>
+          <w:rFonts w:ascii="Times New Roman" w:hAnsi="Times New Roman"/>
           <w:i/>
           <w:color w:val="FF0000"/>
           <w:sz w:val="24"/>
-          <w:szCs w:val="24"/>
-          <w:lang w:val="ru-MD"/>
-        </w:rPr>
-        <w:t>Вірні:</w:t>
-      </w:r>
-      <w:r>
-        <w:rPr>
-          <w:rFonts w:ascii="Times New Roman" w:eastAsia="Times New Roman" w:hAnsi="Times New Roman" w:cs="Times New Roman"/>
-          <w:color w:val="000000"/>
-          <w:sz w:val="24"/>
-          <w:szCs w:val="24"/>
-          <w:lang w:val="ru-MD"/>
-        </w:rPr>
-        <w:t xml:space="preserve"> Господи, помилуй.</w:t>
-      </w:r>
-    </w:p>
-    <w:p>
-      <w:pPr>
-        <w:spacing w:after="120" w:line="240" w:lineRule="auto"/>
-        <w:rPr>
-          <w:rFonts w:ascii="Times New Roman" w:eastAsia="Times New Roman" w:hAnsi="Times New Roman" w:cs="Times New Roman"/>
-          <w:sz w:val="24"/>
-          <w:szCs w:val="24"/>
-          <w:lang w:val="ru-MD"/>
-        </w:rPr>
-      </w:pPr>
-      <w:r>
-        <w:rPr>
-          <w:rFonts w:ascii="Times New Roman" w:eastAsia="Times New Roman" w:hAnsi="Times New Roman" w:cs="Times New Roman"/>
-          <w:color w:val="000000"/>
-          <w:sz w:val="24"/>
-          <w:szCs w:val="24"/>
-          <w:lang w:val="ru-MD"/>
-        </w:rPr>
-        <w:lastRenderedPageBreak/>
-        <w:t>Пресвяту, пречисту, преблагословенну, славну Владичицю нашу Богородицю і приснодіву Марію, з усіма святими пом'янувши, самі себе, і один одного, і все життя наше Христу Богові віддаймо.</w:t>
-      </w:r>
-    </w:p>
-    <w:p>
-      <w:pPr>
-        <w:spacing w:after="120" w:line="240" w:lineRule="auto"/>
-        <w:rPr>
-          <w:rFonts w:ascii="Times New Roman" w:eastAsia="Times New Roman" w:hAnsi="Times New Roman" w:cs="Times New Roman"/>
-          <w:sz w:val="24"/>
-          <w:szCs w:val="24"/>
-          <w:lang w:val="ru-MD"/>
-        </w:rPr>
-      </w:pPr>
-      <w:r>
-        <w:rPr>
-          <w:rFonts w:ascii="Times New Roman" w:eastAsia="Times New Roman" w:hAnsi="Times New Roman" w:cs="Times New Roman"/>
-          <w:i/>
-          <w:color w:val="FF0000"/>
-          <w:sz w:val="24"/>
-          <w:szCs w:val="24"/>
-          <w:lang w:val="ru-MD"/>
-        </w:rPr>
-        <w:t>Вірні:</w:t>
-      </w:r>
-      <w:r>
-        <w:rPr>
-          <w:rFonts w:ascii="Times New Roman" w:eastAsia="Times New Roman" w:hAnsi="Times New Roman" w:cs="Times New Roman"/>
-          <w:color w:val="000000"/>
-          <w:sz w:val="24"/>
-          <w:szCs w:val="24"/>
-          <w:lang w:val="ru-MD"/>
-        </w:rPr>
-        <w:t xml:space="preserve"> Тобі, Господи.</w:t>
-      </w:r>
-    </w:p>
-    <w:p>
-      <w:pPr>
-        <w:spacing w:after="120" w:line="240" w:lineRule="auto"/>
-        <w:rPr>
-          <w:rFonts w:ascii="Times New Roman" w:eastAsia="Times New Roman" w:hAnsi="Times New Roman" w:cs="Times New Roman"/>
-          <w:sz w:val="24"/>
-          <w:szCs w:val="24"/>
-          <w:lang w:val="ru-MD"/>
-        </w:rPr>
-      </w:pPr>
-      <w:r>
-        <w:rPr>
-          <w:rFonts w:ascii="Times New Roman" w:eastAsia="Times New Roman" w:hAnsi="Times New Roman" w:cs="Times New Roman"/>
-          <w:sz w:val="24"/>
-          <w:szCs w:val="24"/>
-          <w:u w:val="single"/>
-          <w:lang w:val="ru-MD"/>
-        </w:rPr>
-        <w:t>[Господи, Боже наш, що сонну неміч забрав від нас і покликав нас візванням святим, щоб і вночі підносити руки наші і прославляти тебе за справедливі твої присуди. Прийми благання наші, моління, визнавання, нічні служби і даруй нам, Боже, віру бездоганну, надію впевнену, любов нелицемірну. Благослови наші входи й виходи, вчинки, слова, діла й думки; і дай нам дочекатися початку дня, нам, що хвалять й оспівують, і благословлять добрість твоєї несказанної сили]</w:t>
-      </w:r>
-    </w:p>
-    <w:p>
-      <w:pPr>
-        <w:spacing w:after="120" w:line="240" w:lineRule="auto"/>
-        <w:rPr>
-          <w:rFonts w:ascii="Times New Roman" w:eastAsia="Times New Roman" w:hAnsi="Times New Roman" w:cs="Times New Roman"/>
-          <w:sz w:val="24"/>
-          <w:szCs w:val="24"/>
-          <w:lang w:val="ru-MD"/>
-        </w:rPr>
-      </w:pPr>
-      <w:r>
-        <w:rPr>
-          <w:rFonts w:ascii="Times New Roman" w:eastAsia="Times New Roman" w:hAnsi="Times New Roman" w:cs="Times New Roman"/>
-          <w:i/>
-          <w:color w:val="FF0000"/>
-          <w:sz w:val="24"/>
-          <w:szCs w:val="24"/>
-          <w:lang w:val="ru-MD"/>
-        </w:rPr>
-        <w:t>Священик:</w:t>
-      </w:r>
-      <w:r>
-        <w:rPr>
-          <w:rFonts w:ascii="Times New Roman" w:eastAsia="Times New Roman" w:hAnsi="Times New Roman" w:cs="Times New Roman"/>
-          <w:i/>
-          <w:color w:val="FF0000"/>
-          <w:sz w:val="24"/>
-          <w:szCs w:val="24"/>
-        </w:rPr>
-        <w:t> </w:t>
-      </w:r>
-      <w:r>
-        <w:rPr>
-          <w:rFonts w:ascii="Times New Roman" w:eastAsia="Times New Roman" w:hAnsi="Times New Roman" w:cs="Times New Roman"/>
-          <w:color w:val="000000"/>
-          <w:sz w:val="24"/>
-          <w:szCs w:val="24"/>
-          <w:lang w:val="ru-MD"/>
-        </w:rPr>
-        <w:t>Бо Ти Бог наш і Тобі славу возсилаємо: Отцю, і Сину, і Святому Духові</w:t>
-      </w:r>
-      <w:r>
-        <w:rPr>
-          <w:rFonts w:ascii="Times New Roman" w:eastAsia="Times New Roman" w:hAnsi="Times New Roman" w:cs="Times New Roman"/>
-          <w:sz w:val="24"/>
-          <w:szCs w:val="24"/>
-          <w:lang w:val="ru-MD"/>
-        </w:rPr>
-        <w:t>, нині і повсякчас, і на віки віків.</w:t>
+        </w:rPr>
+        <w:t xml:space="preserve"> </w:t>
+      </w:r>
+      <w:r>
+        <w:rPr>
+          <w:rFonts w:ascii="Times New Roman" w:hAnsi="Times New Roman"/>
+          <w:color w:val="000000"/>
+          <w:sz w:val="24"/>
+        </w:rPr>
+        <w:t>Бо</w:t>
+      </w:r>
+      <w:r>
+        <w:rPr>
+          <w:rFonts w:ascii="Times New Roman" w:hAnsi="Times New Roman"/>
+          <w:color w:val="000000"/>
+          <w:sz w:val="24"/>
+        </w:rPr>
+        <w:t xml:space="preserve"> </w:t>
+      </w:r>
+      <w:r>
+        <w:rPr>
+          <w:rFonts w:ascii="Times New Roman" w:hAnsi="Times New Roman"/>
+          <w:color w:val="000000"/>
+          <w:sz w:val="24"/>
+        </w:rPr>
+        <w:t>Ти</w:t>
+      </w:r>
+      <w:r>
+        <w:rPr>
+          <w:rFonts w:ascii="Times New Roman" w:hAnsi="Times New Roman"/>
+          <w:color w:val="000000"/>
+          <w:sz w:val="24"/>
+        </w:rPr>
+        <w:t xml:space="preserve"> </w:t>
+      </w:r>
+      <w:r>
+        <w:rPr>
+          <w:rFonts w:ascii="Times New Roman" w:hAnsi="Times New Roman"/>
+          <w:color w:val="000000"/>
+          <w:sz w:val="24"/>
+        </w:rPr>
+        <w:t>Бог</w:t>
+      </w:r>
+      <w:r>
+        <w:rPr>
+          <w:rFonts w:ascii="Times New Roman" w:hAnsi="Times New Roman"/>
+          <w:color w:val="000000"/>
+          <w:sz w:val="24"/>
+        </w:rPr>
+        <w:t xml:space="preserve"> </w:t>
+      </w:r>
+      <w:r>
+        <w:rPr>
+          <w:rFonts w:ascii="Times New Roman" w:hAnsi="Times New Roman"/>
+          <w:color w:val="000000"/>
+          <w:sz w:val="24"/>
+        </w:rPr>
+        <w:t>наш</w:t>
+      </w:r>
+      <w:r>
+        <w:rPr>
+          <w:rFonts w:ascii="Times New Roman" w:hAnsi="Times New Roman"/>
+          <w:color w:val="000000"/>
+          <w:sz w:val="24"/>
+        </w:rPr>
+        <w:t xml:space="preserve"> </w:t>
+      </w:r>
+      <w:r>
+        <w:rPr>
+          <w:rFonts w:ascii="Times New Roman" w:hAnsi="Times New Roman"/>
+          <w:color w:val="000000"/>
+          <w:sz w:val="24"/>
+        </w:rPr>
+        <w:t>і</w:t>
+      </w:r>
+      <w:r>
+        <w:rPr>
+          <w:rFonts w:ascii="Times New Roman" w:hAnsi="Times New Roman"/>
+          <w:color w:val="000000"/>
+          <w:sz w:val="24"/>
+        </w:rPr>
+        <w:t xml:space="preserve"> </w:t>
+      </w:r>
+      <w:r>
+        <w:rPr>
+          <w:rFonts w:ascii="Times New Roman" w:hAnsi="Times New Roman"/>
+          <w:color w:val="000000"/>
+          <w:sz w:val="24"/>
+        </w:rPr>
+        <w:t>Тобі</w:t>
+      </w:r>
+      <w:r>
+        <w:rPr>
+          <w:rFonts w:ascii="Times New Roman" w:hAnsi="Times New Roman"/>
+          <w:color w:val="000000"/>
+          <w:sz w:val="24"/>
+        </w:rPr>
+        <w:t xml:space="preserve"> </w:t>
+      </w:r>
+      <w:r>
+        <w:rPr>
+          <w:rFonts w:ascii="Times New Roman" w:hAnsi="Times New Roman"/>
+          <w:color w:val="000000"/>
+          <w:sz w:val="24"/>
+        </w:rPr>
+        <w:t>славу</w:t>
+      </w:r>
+      <w:r>
+        <w:rPr>
+          <w:rFonts w:ascii="Times New Roman" w:hAnsi="Times New Roman"/>
+          <w:color w:val="000000"/>
+          <w:sz w:val="24"/>
+        </w:rPr>
+        <w:t xml:space="preserve"> </w:t>
+      </w:r>
+      <w:r>
+        <w:rPr>
+          <w:rFonts w:ascii="Times New Roman" w:hAnsi="Times New Roman"/>
+          <w:color w:val="000000"/>
+          <w:sz w:val="24"/>
+        </w:rPr>
+        <w:t>возсилаємо:</w:t>
+      </w:r>
+      <w:r>
+        <w:rPr>
+          <w:rFonts w:ascii="Times New Roman" w:hAnsi="Times New Roman"/>
+          <w:color w:val="000000"/>
+          <w:sz w:val="24"/>
+        </w:rPr>
+        <w:t xml:space="preserve"> </w:t>
+      </w:r>
+      <w:r>
+        <w:rPr>
+          <w:rFonts w:ascii="Times New Roman" w:hAnsi="Times New Roman"/>
+          <w:color w:val="000000"/>
+          <w:sz w:val="24"/>
+        </w:rPr>
+        <w:t>Отцю,</w:t>
+      </w:r>
+      <w:r>
+        <w:rPr>
+          <w:rFonts w:ascii="Times New Roman" w:hAnsi="Times New Roman"/>
+          <w:color w:val="000000"/>
+          <w:sz w:val="24"/>
+        </w:rPr>
+        <w:t xml:space="preserve"> </w:t>
+      </w:r>
+      <w:r>
+        <w:rPr>
+          <w:rFonts w:ascii="Times New Roman" w:hAnsi="Times New Roman"/>
+          <w:color w:val="000000"/>
+          <w:sz w:val="24"/>
+        </w:rPr>
+        <w:t>і</w:t>
+      </w:r>
+      <w:r>
+        <w:rPr>
+          <w:rFonts w:ascii="Times New Roman" w:hAnsi="Times New Roman"/>
+          <w:color w:val="000000"/>
+          <w:sz w:val="24"/>
+        </w:rPr>
+        <w:t xml:space="preserve"> </w:t>
+      </w:r>
+      <w:r>
+        <w:rPr>
+          <w:rFonts w:ascii="Times New Roman" w:hAnsi="Times New Roman"/>
+          <w:color w:val="000000"/>
+          <w:sz w:val="24"/>
+        </w:rPr>
+        <w:t>Сину,</w:t>
+      </w:r>
+      <w:r>
+        <w:rPr>
+          <w:rFonts w:ascii="Times New Roman" w:hAnsi="Times New Roman"/>
+          <w:color w:val="000000"/>
+          <w:sz w:val="24"/>
+        </w:rPr>
+        <w:t xml:space="preserve"> </w:t>
+      </w:r>
+      <w:r>
+        <w:rPr>
+          <w:rFonts w:ascii="Times New Roman" w:hAnsi="Times New Roman"/>
+          <w:color w:val="000000"/>
+          <w:sz w:val="24"/>
+        </w:rPr>
+        <w:t>і</w:t>
+      </w:r>
+      <w:r>
+        <w:rPr>
+          <w:rFonts w:ascii="Times New Roman" w:hAnsi="Times New Roman"/>
+          <w:color w:val="000000"/>
+          <w:sz w:val="24"/>
+        </w:rPr>
+        <w:t xml:space="preserve"> </w:t>
+      </w:r>
+      <w:r>
+        <w:rPr>
+          <w:rFonts w:ascii="Times New Roman" w:hAnsi="Times New Roman"/>
+          <w:color w:val="000000"/>
+          <w:sz w:val="24"/>
+        </w:rPr>
+        <w:t>Святому</w:t>
+      </w:r>
+      <w:r>
+        <w:rPr>
+          <w:rFonts w:ascii="Times New Roman" w:hAnsi="Times New Roman"/>
+          <w:color w:val="000000"/>
+          <w:sz w:val="24"/>
+        </w:rPr>
+        <w:t xml:space="preserve"> </w:t>
+      </w:r>
+      <w:r>
+        <w:rPr>
+          <w:rFonts w:ascii="Times New Roman" w:hAnsi="Times New Roman"/>
+          <w:color w:val="000000"/>
+          <w:sz w:val="24"/>
+        </w:rPr>
+        <w:t>Духові</w:t>
+      </w:r>
+      <w:r>
+        <w:rPr>
+          <w:rFonts w:ascii="Times New Roman" w:hAnsi="Times New Roman"/>
+          <w:sz w:val="24"/>
+        </w:rPr>
+        <w:t>,</w:t>
+      </w:r>
+      <w:r>
+        <w:rPr>
+          <w:rFonts w:ascii="Times New Roman" w:hAnsi="Times New Roman"/>
+          <w:sz w:val="24"/>
+        </w:rPr>
+        <w:t xml:space="preserve"> </w:t>
+      </w:r>
+      <w:r>
+        <w:rPr>
+          <w:rFonts w:ascii="Times New Roman" w:hAnsi="Times New Roman"/>
+          <w:sz w:val="24"/>
+        </w:rPr>
+        <w:t>нині,</w:t>
+      </w:r>
+      <w:r>
+        <w:rPr>
+          <w:rFonts w:ascii="Times New Roman" w:hAnsi="Times New Roman"/>
+          <w:sz w:val="24"/>
+        </w:rPr>
+        <w:t xml:space="preserve"> </w:t>
+      </w:r>
+      <w:r>
+        <w:rPr>
+          <w:rFonts w:ascii="Times New Roman" w:hAnsi="Times New Roman"/>
+          <w:sz w:val="24"/>
+        </w:rPr>
+        <w:t>і</w:t>
+      </w:r>
+      <w:r>
+        <w:rPr>
+          <w:rFonts w:ascii="Times New Roman" w:hAnsi="Times New Roman"/>
+          <w:sz w:val="24"/>
+        </w:rPr>
+        <w:t xml:space="preserve"> </w:t>
+      </w:r>
+      <w:r>
+        <w:rPr>
+          <w:rFonts w:ascii="Times New Roman" w:hAnsi="Times New Roman"/>
+          <w:sz w:val="24"/>
+        </w:rPr>
+        <w:t>повсякчас,</w:t>
+      </w:r>
+      <w:r>
+        <w:rPr>
+          <w:rFonts w:ascii="Times New Roman" w:hAnsi="Times New Roman"/>
+          <w:sz w:val="24"/>
+        </w:rPr>
+        <w:t xml:space="preserve"> </w:t>
+      </w:r>
+      <w:r>
+        <w:rPr>
+          <w:rFonts w:ascii="Times New Roman" w:hAnsi="Times New Roman"/>
+          <w:sz w:val="24"/>
+        </w:rPr>
+        <w:t>і</w:t>
+      </w:r>
+      <w:r>
+        <w:rPr>
+          <w:rFonts w:ascii="Times New Roman" w:hAnsi="Times New Roman"/>
+          <w:sz w:val="24"/>
+        </w:rPr>
+        <w:t xml:space="preserve"> </w:t>
+      </w:r>
+      <w:r>
+        <w:rPr>
+          <w:rFonts w:ascii="Times New Roman" w:hAnsi="Times New Roman"/>
+          <w:sz w:val="24"/>
+        </w:rPr>
+        <w:t>на</w:t>
+      </w:r>
+      <w:r>
+        <w:rPr>
+          <w:rFonts w:ascii="Times New Roman" w:hAnsi="Times New Roman"/>
+          <w:sz w:val="24"/>
+        </w:rPr>
+        <w:t xml:space="preserve"> </w:t>
+      </w:r>
+      <w:r>
+        <w:rPr>
+          <w:rFonts w:ascii="Times New Roman" w:hAnsi="Times New Roman"/>
+          <w:sz w:val="24"/>
+        </w:rPr>
+        <w:t>віки</w:t>
+      </w:r>
+      <w:r>
+        <w:rPr>
+          <w:rFonts w:ascii="Times New Roman" w:hAnsi="Times New Roman"/>
+          <w:sz w:val="24"/>
+        </w:rPr>
+        <w:t xml:space="preserve"> </w:t>
+      </w:r>
+      <w:r>
+        <w:rPr>
+          <w:rFonts w:ascii="Times New Roman" w:hAnsi="Times New Roman"/>
+          <w:sz w:val="24"/>
+        </w:rPr>
+        <w:t>віків.</w:t>
       </w:r>
     </w:p>
     <w:p>
@@ -13803,233 +14721,1232 @@
     </w:p>
     <w:p>
       <w:pPr>
-        <w:spacing w:after="120" w:line="240" w:lineRule="auto"/>
-        <w:rPr>
-          <w:rFonts w:ascii="Times New Roman" w:eastAsia="Times New Roman" w:hAnsi="Times New Roman" w:cs="Times New Roman"/>
-          <w:sz w:val="24"/>
-          <w:szCs w:val="24"/>
-          <w:lang w:val="ru-MD"/>
-        </w:rPr>
-      </w:pPr>
-      <w:r>
-        <w:rPr>
-          <w:rFonts w:ascii="Times New Roman" w:eastAsia="Times New Roman" w:hAnsi="Times New Roman" w:cs="Times New Roman"/>
-          <w:color w:val="000000"/>
-          <w:sz w:val="24"/>
-          <w:szCs w:val="24"/>
-          <w:lang w:val="ru-MD"/>
-        </w:rPr>
-        <w:t>Ще і ще в мирі Господеві помолімся.</w:t>
-      </w:r>
-    </w:p>
-    <w:p>
-      <w:pPr>
-        <w:spacing w:after="120" w:line="240" w:lineRule="auto"/>
-        <w:rPr>
-          <w:rFonts w:ascii="Times New Roman" w:eastAsia="Times New Roman" w:hAnsi="Times New Roman" w:cs="Times New Roman"/>
-          <w:sz w:val="24"/>
-          <w:szCs w:val="24"/>
-          <w:lang w:val="ru-MD"/>
-        </w:rPr>
-      </w:pPr>
-      <w:r>
-        <w:rPr>
-          <w:rFonts w:ascii="Times New Roman" w:eastAsia="Times New Roman" w:hAnsi="Times New Roman" w:cs="Times New Roman"/>
+        <w:spacing w:after="120"/>
+      </w:pPr>
+      <w:r>
+        <w:rPr>
+          <w:rFonts w:ascii="Times New Roman" w:hAnsi="Times New Roman"/>
+          <w:color w:val="000000"/>
+          <w:sz w:val="24"/>
+        </w:rPr>
+        <w:t>Ще</w:t>
+      </w:r>
+      <w:r>
+        <w:rPr>
+          <w:rFonts w:ascii="Times New Roman" w:hAnsi="Times New Roman"/>
+          <w:color w:val="000000"/>
+          <w:sz w:val="24"/>
+        </w:rPr>
+        <w:t xml:space="preserve"> </w:t>
+      </w:r>
+      <w:r>
+        <w:rPr>
+          <w:rFonts w:ascii="Times New Roman" w:hAnsi="Times New Roman"/>
+          <w:color w:val="000000"/>
+          <w:sz w:val="24"/>
+        </w:rPr>
+        <w:t>і</w:t>
+      </w:r>
+      <w:r>
+        <w:rPr>
+          <w:rFonts w:ascii="Times New Roman" w:hAnsi="Times New Roman"/>
+          <w:color w:val="000000"/>
+          <w:sz w:val="24"/>
+        </w:rPr>
+        <w:t xml:space="preserve"> </w:t>
+      </w:r>
+      <w:r>
+        <w:rPr>
+          <w:rFonts w:ascii="Times New Roman" w:hAnsi="Times New Roman"/>
+          <w:color w:val="000000"/>
+          <w:sz w:val="24"/>
+        </w:rPr>
+        <w:t>ще</w:t>
+      </w:r>
+      <w:r>
+        <w:rPr>
+          <w:rFonts w:ascii="Times New Roman" w:hAnsi="Times New Roman"/>
+          <w:color w:val="000000"/>
+          <w:sz w:val="24"/>
+        </w:rPr>
+        <w:t xml:space="preserve"> </w:t>
+      </w:r>
+      <w:r>
+        <w:rPr>
+          <w:rFonts w:ascii="Times New Roman" w:hAnsi="Times New Roman"/>
+          <w:color w:val="000000"/>
+          <w:sz w:val="24"/>
+        </w:rPr>
+        <w:t>в</w:t>
+      </w:r>
+      <w:r>
+        <w:rPr>
+          <w:rFonts w:ascii="Times New Roman" w:hAnsi="Times New Roman"/>
+          <w:color w:val="000000"/>
+          <w:sz w:val="24"/>
+        </w:rPr>
+        <w:t xml:space="preserve"> </w:t>
+      </w:r>
+      <w:r>
+        <w:rPr>
+          <w:rFonts w:ascii="Times New Roman" w:hAnsi="Times New Roman"/>
+          <w:color w:val="000000"/>
+          <w:sz w:val="24"/>
+        </w:rPr>
+        <w:t>мирі</w:t>
+      </w:r>
+      <w:r>
+        <w:rPr>
+          <w:rFonts w:ascii="Times New Roman" w:hAnsi="Times New Roman"/>
+          <w:color w:val="000000"/>
+          <w:sz w:val="24"/>
+        </w:rPr>
+        <w:t xml:space="preserve"> </w:t>
+      </w:r>
+      <w:r>
+        <w:rPr>
+          <w:rFonts w:ascii="Times New Roman" w:hAnsi="Times New Roman"/>
+          <w:color w:val="000000"/>
+          <w:sz w:val="24"/>
+        </w:rPr>
+        <w:t>Господеві</w:t>
+      </w:r>
+      <w:r>
+        <w:rPr>
+          <w:rFonts w:ascii="Times New Roman" w:hAnsi="Times New Roman"/>
+          <w:color w:val="000000"/>
+          <w:sz w:val="24"/>
+        </w:rPr>
+        <w:t xml:space="preserve"> </w:t>
+      </w:r>
+      <w:r>
+        <w:rPr>
+          <w:rFonts w:ascii="Times New Roman" w:hAnsi="Times New Roman"/>
+          <w:color w:val="000000"/>
+          <w:sz w:val="24"/>
+        </w:rPr>
+        <w:t>помолімся.</w:t>
+      </w:r>
+    </w:p>
+    <w:p>
+      <w:pPr>
+        <w:spacing w:after="120"/>
+      </w:pPr>
+      <w:r>
+        <w:rPr>
+          <w:rFonts w:ascii="Times New Roman" w:hAnsi="Times New Roman"/>
+          <w:i/>
+          <w:color w:val="FF4400"/>
+          <w:sz w:val="24"/>
+        </w:rPr>
+        <w:t>Вірні:</w:t>
+      </w:r>
+      <w:r>
+        <w:rPr>
+          <w:rFonts w:ascii="Times New Roman" w:hAnsi="Times New Roman"/>
+          <w:color w:val="000000"/>
+          <w:sz w:val="24"/>
+        </w:rPr>
+        <w:t xml:space="preserve"> </w:t>
+      </w:r>
+      <w:r>
+        <w:rPr>
+          <w:rFonts w:ascii="Times New Roman" w:hAnsi="Times New Roman"/>
+          <w:color w:val="000000"/>
+          <w:sz w:val="24"/>
+        </w:rPr>
+        <w:t>Го́споди,</w:t>
+      </w:r>
+      <w:r>
+        <w:rPr>
+          <w:rFonts w:ascii="Times New Roman" w:hAnsi="Times New Roman"/>
+          <w:color w:val="000000"/>
+          <w:sz w:val="24"/>
+        </w:rPr>
+        <w:t xml:space="preserve"> </w:t>
+      </w:r>
+      <w:r>
+        <w:rPr>
+          <w:rFonts w:ascii="Times New Roman" w:hAnsi="Times New Roman"/>
+          <w:color w:val="000000"/>
+          <w:sz w:val="24"/>
+        </w:rPr>
+        <w:t>поми́луй.</w:t>
+      </w:r>
+    </w:p>
+    <w:p>
+      <w:pPr>
+        <w:spacing w:after="120"/>
+      </w:pPr>
+      <w:r>
+        <w:rPr>
+          <w:rFonts w:ascii="Times New Roman" w:hAnsi="Times New Roman"/>
+          <w:sz w:val="24"/>
+        </w:rPr>
+        <w:t>Заступи,</w:t>
+      </w:r>
+      <w:r>
+        <w:rPr>
+          <w:rFonts w:ascii="Times New Roman" w:hAnsi="Times New Roman"/>
+          <w:sz w:val="24"/>
+        </w:rPr>
+        <w:t xml:space="preserve"> </w:t>
+      </w:r>
+      <w:r>
+        <w:rPr>
+          <w:rFonts w:ascii="Times New Roman" w:hAnsi="Times New Roman"/>
+          <w:sz w:val="24"/>
+        </w:rPr>
+        <w:t>спаси,</w:t>
+      </w:r>
+      <w:r>
+        <w:rPr>
+          <w:rFonts w:ascii="Times New Roman" w:hAnsi="Times New Roman"/>
+          <w:sz w:val="24"/>
+        </w:rPr>
+        <w:t xml:space="preserve"> </w:t>
+      </w:r>
+      <w:r>
+        <w:rPr>
+          <w:rFonts w:ascii="Times New Roman" w:hAnsi="Times New Roman"/>
+          <w:sz w:val="24"/>
+        </w:rPr>
+        <w:t>помилуй</w:t>
+      </w:r>
+      <w:r>
+        <w:rPr>
+          <w:rFonts w:ascii="Times New Roman" w:hAnsi="Times New Roman"/>
+          <w:sz w:val="24"/>
+        </w:rPr>
+        <w:t xml:space="preserve"> </w:t>
+      </w:r>
+      <w:r>
+        <w:rPr>
+          <w:rFonts w:ascii="Times New Roman" w:hAnsi="Times New Roman"/>
+          <w:sz w:val="24"/>
+        </w:rPr>
+        <w:t>і</w:t>
+      </w:r>
+      <w:r>
+        <w:rPr>
+          <w:rFonts w:ascii="Times New Roman" w:hAnsi="Times New Roman"/>
+          <w:sz w:val="24"/>
+        </w:rPr>
+        <w:t xml:space="preserve"> </w:t>
+      </w:r>
+      <w:r>
+        <w:rPr>
+          <w:rFonts w:ascii="Times New Roman" w:hAnsi="Times New Roman"/>
+          <w:sz w:val="24"/>
+        </w:rPr>
+        <w:t>охорони</w:t>
+      </w:r>
+      <w:r>
+        <w:rPr>
+          <w:rFonts w:ascii="Times New Roman" w:hAnsi="Times New Roman"/>
+          <w:sz w:val="24"/>
+        </w:rPr>
+        <w:t xml:space="preserve"> </w:t>
+      </w:r>
+      <w:r>
+        <w:rPr>
+          <w:rFonts w:ascii="Times New Roman" w:hAnsi="Times New Roman"/>
+          <w:sz w:val="24"/>
+        </w:rPr>
+        <w:t>нас,</w:t>
+      </w:r>
+      <w:r>
+        <w:rPr>
+          <w:rFonts w:ascii="Times New Roman" w:hAnsi="Times New Roman"/>
+          <w:sz w:val="24"/>
+        </w:rPr>
+        <w:t xml:space="preserve"> </w:t>
+      </w:r>
+      <w:r>
+        <w:rPr>
+          <w:rFonts w:ascii="Times New Roman" w:hAnsi="Times New Roman"/>
+          <w:sz w:val="24"/>
+        </w:rPr>
+        <w:t>Боже,</w:t>
+      </w:r>
+      <w:r>
+        <w:rPr>
+          <w:rFonts w:ascii="Times New Roman" w:hAnsi="Times New Roman"/>
+          <w:sz w:val="24"/>
+        </w:rPr>
+        <w:t xml:space="preserve"> </w:t>
+      </w:r>
+      <w:r>
+        <w:rPr>
+          <w:rFonts w:ascii="Times New Roman" w:hAnsi="Times New Roman"/>
+          <w:sz w:val="24"/>
+        </w:rPr>
+        <w:t>Твоєю</w:t>
+      </w:r>
+      <w:r>
+        <w:rPr>
+          <w:rFonts w:ascii="Times New Roman" w:hAnsi="Times New Roman"/>
+          <w:sz w:val="24"/>
+        </w:rPr>
+        <w:t xml:space="preserve"> </w:t>
+      </w:r>
+      <w:r>
+        <w:rPr>
+          <w:rFonts w:ascii="Times New Roman" w:hAnsi="Times New Roman"/>
+          <w:sz w:val="24"/>
+        </w:rPr>
+        <w:t>благодаттю</w:t>
+      </w:r>
+    </w:p>
+    <w:p>
+      <w:pPr>
+        <w:spacing w:after="120"/>
+      </w:pPr>
+      <w:r>
+        <w:rPr>
+          <w:rFonts w:ascii="Times New Roman" w:hAnsi="Times New Roman"/>
+          <w:i/>
+          <w:color w:val="FF4400"/>
+          <w:sz w:val="24"/>
+        </w:rPr>
+        <w:t>Вірні:</w:t>
+      </w:r>
+      <w:r>
+        <w:rPr>
+          <w:rFonts w:ascii="Times New Roman" w:hAnsi="Times New Roman"/>
+          <w:color w:val="000000"/>
+          <w:sz w:val="24"/>
+        </w:rPr>
+        <w:t xml:space="preserve"> </w:t>
+      </w:r>
+      <w:r>
+        <w:rPr>
+          <w:rFonts w:ascii="Times New Roman" w:hAnsi="Times New Roman"/>
+          <w:color w:val="000000"/>
+          <w:sz w:val="24"/>
+        </w:rPr>
+        <w:t>Го́споди,</w:t>
+      </w:r>
+      <w:r>
+        <w:rPr>
+          <w:rFonts w:ascii="Times New Roman" w:hAnsi="Times New Roman"/>
+          <w:color w:val="000000"/>
+          <w:sz w:val="24"/>
+        </w:rPr>
+        <w:t xml:space="preserve"> </w:t>
+      </w:r>
+      <w:r>
+        <w:rPr>
+          <w:rFonts w:ascii="Times New Roman" w:hAnsi="Times New Roman"/>
+          <w:color w:val="000000"/>
+          <w:sz w:val="24"/>
+        </w:rPr>
+        <w:t>поми́луй.</w:t>
+      </w:r>
+    </w:p>
+    <w:p>
+      <w:pPr>
+        <w:spacing w:after="120"/>
+      </w:pPr>
+      <w:r>
+        <w:rPr>
+          <w:rFonts w:ascii="Times New Roman" w:hAnsi="Times New Roman"/>
+          <w:color w:val="000000"/>
+          <w:sz w:val="24"/>
+        </w:rPr>
+        <w:t>Пресвяту,</w:t>
+      </w:r>
+      <w:r>
+        <w:rPr>
+          <w:rFonts w:ascii="Times New Roman" w:hAnsi="Times New Roman"/>
+          <w:color w:val="000000"/>
+          <w:sz w:val="24"/>
+        </w:rPr>
+        <w:t xml:space="preserve"> </w:t>
+      </w:r>
+      <w:r>
+        <w:rPr>
+          <w:rFonts w:ascii="Times New Roman" w:hAnsi="Times New Roman"/>
+          <w:color w:val="000000"/>
+          <w:sz w:val="24"/>
+        </w:rPr>
+        <w:t>пречисту,</w:t>
+      </w:r>
+      <w:r>
+        <w:rPr>
+          <w:rFonts w:ascii="Times New Roman" w:hAnsi="Times New Roman"/>
+          <w:color w:val="000000"/>
+          <w:sz w:val="24"/>
+        </w:rPr>
+        <w:t xml:space="preserve"> </w:t>
+      </w:r>
+      <w:r>
+        <w:rPr>
+          <w:rFonts w:ascii="Times New Roman" w:hAnsi="Times New Roman"/>
+          <w:color w:val="000000"/>
+          <w:sz w:val="24"/>
+        </w:rPr>
+        <w:t>преблагословенну,</w:t>
+      </w:r>
+      <w:r>
+        <w:rPr>
+          <w:rFonts w:ascii="Times New Roman" w:hAnsi="Times New Roman"/>
+          <w:color w:val="000000"/>
+          <w:sz w:val="24"/>
+        </w:rPr>
+        <w:t xml:space="preserve"> </w:t>
+      </w:r>
+      <w:r>
+        <w:rPr>
+          <w:rFonts w:ascii="Times New Roman" w:hAnsi="Times New Roman"/>
+          <w:color w:val="000000"/>
+          <w:sz w:val="24"/>
+        </w:rPr>
+        <w:t>славну</w:t>
+      </w:r>
+      <w:r>
+        <w:rPr>
+          <w:rFonts w:ascii="Times New Roman" w:hAnsi="Times New Roman"/>
+          <w:color w:val="000000"/>
+          <w:sz w:val="24"/>
+        </w:rPr>
+        <w:t xml:space="preserve"> </w:t>
+      </w:r>
+      <w:r>
+        <w:rPr>
+          <w:rFonts w:ascii="Times New Roman" w:hAnsi="Times New Roman"/>
+          <w:color w:val="000000"/>
+          <w:sz w:val="24"/>
+        </w:rPr>
+        <w:t>Владичицю</w:t>
+      </w:r>
+      <w:r>
+        <w:rPr>
+          <w:rFonts w:ascii="Times New Roman" w:hAnsi="Times New Roman"/>
+          <w:color w:val="000000"/>
+          <w:sz w:val="24"/>
+        </w:rPr>
+        <w:t xml:space="preserve"> </w:t>
+      </w:r>
+      <w:r>
+        <w:rPr>
+          <w:rFonts w:ascii="Times New Roman" w:hAnsi="Times New Roman"/>
+          <w:color w:val="000000"/>
+          <w:sz w:val="24"/>
+        </w:rPr>
+        <w:t>нашу</w:t>
+      </w:r>
+      <w:r>
+        <w:rPr>
+          <w:rFonts w:ascii="Times New Roman" w:hAnsi="Times New Roman"/>
+          <w:color w:val="000000"/>
+          <w:sz w:val="24"/>
+        </w:rPr>
+        <w:t xml:space="preserve"> </w:t>
+      </w:r>
+      <w:r>
+        <w:rPr>
+          <w:rFonts w:ascii="Times New Roman" w:hAnsi="Times New Roman"/>
+          <w:color w:val="000000"/>
+          <w:sz w:val="24"/>
+        </w:rPr>
+        <w:t>Богородицю</w:t>
+      </w:r>
+      <w:r>
+        <w:rPr>
+          <w:rFonts w:ascii="Times New Roman" w:hAnsi="Times New Roman"/>
+          <w:color w:val="000000"/>
+          <w:sz w:val="24"/>
+        </w:rPr>
+        <w:t xml:space="preserve"> </w:t>
+      </w:r>
+      <w:r>
+        <w:rPr>
+          <w:rFonts w:ascii="Times New Roman" w:hAnsi="Times New Roman"/>
+          <w:color w:val="000000"/>
+          <w:sz w:val="24"/>
+        </w:rPr>
+        <w:t>і</w:t>
+      </w:r>
+      <w:r>
+        <w:rPr>
+          <w:rFonts w:ascii="Times New Roman" w:hAnsi="Times New Roman"/>
+          <w:color w:val="000000"/>
+          <w:sz w:val="24"/>
+        </w:rPr>
+        <w:t xml:space="preserve"> </w:t>
+      </w:r>
+      <w:r>
+        <w:rPr>
+          <w:rFonts w:ascii="Times New Roman" w:hAnsi="Times New Roman"/>
+          <w:color w:val="000000"/>
+          <w:sz w:val="24"/>
+        </w:rPr>
+        <w:t>приснодіву</w:t>
+      </w:r>
+      <w:r>
+        <w:rPr>
+          <w:rFonts w:ascii="Times New Roman" w:hAnsi="Times New Roman"/>
+          <w:color w:val="000000"/>
+          <w:sz w:val="24"/>
+        </w:rPr>
+        <w:t xml:space="preserve"> </w:t>
+      </w:r>
+      <w:r>
+        <w:rPr>
+          <w:rFonts w:ascii="Times New Roman" w:hAnsi="Times New Roman"/>
+          <w:color w:val="000000"/>
+          <w:sz w:val="24"/>
+        </w:rPr>
+        <w:t>Марію,</w:t>
+      </w:r>
+      <w:r>
+        <w:rPr>
+          <w:rFonts w:ascii="Times New Roman" w:hAnsi="Times New Roman"/>
+          <w:color w:val="000000"/>
+          <w:sz w:val="24"/>
+        </w:rPr>
+        <w:t xml:space="preserve"> </w:t>
+      </w:r>
+      <w:r>
+        <w:rPr>
+          <w:rFonts w:ascii="Times New Roman" w:hAnsi="Times New Roman"/>
+          <w:color w:val="000000"/>
+          <w:sz w:val="24"/>
+        </w:rPr>
+        <w:t>з</w:t>
+      </w:r>
+      <w:r>
+        <w:rPr>
+          <w:rFonts w:ascii="Times New Roman" w:hAnsi="Times New Roman"/>
+          <w:color w:val="000000"/>
+          <w:sz w:val="24"/>
+        </w:rPr>
+        <w:t xml:space="preserve"> </w:t>
+      </w:r>
+      <w:r>
+        <w:rPr>
+          <w:rFonts w:ascii="Times New Roman" w:hAnsi="Times New Roman"/>
+          <w:color w:val="000000"/>
+          <w:sz w:val="24"/>
+        </w:rPr>
+        <w:t>усіма</w:t>
+      </w:r>
+      <w:r>
+        <w:rPr>
+          <w:rFonts w:ascii="Times New Roman" w:hAnsi="Times New Roman"/>
+          <w:color w:val="000000"/>
+          <w:sz w:val="24"/>
+        </w:rPr>
+        <w:t xml:space="preserve"> </w:t>
+      </w:r>
+      <w:r>
+        <w:rPr>
+          <w:rFonts w:ascii="Times New Roman" w:hAnsi="Times New Roman"/>
+          <w:color w:val="000000"/>
+          <w:sz w:val="24"/>
+        </w:rPr>
+        <w:t>святими</w:t>
+      </w:r>
+      <w:r>
+        <w:rPr>
+          <w:rFonts w:ascii="Times New Roman" w:hAnsi="Times New Roman"/>
+          <w:color w:val="000000"/>
+          <w:sz w:val="24"/>
+        </w:rPr>
+        <w:t xml:space="preserve"> </w:t>
+      </w:r>
+      <w:r>
+        <w:rPr>
+          <w:rFonts w:ascii="Times New Roman" w:hAnsi="Times New Roman"/>
+          <w:color w:val="000000"/>
+          <w:sz w:val="24"/>
+        </w:rPr>
+        <w:t>пом’янувши,</w:t>
+      </w:r>
+      <w:r>
+        <w:rPr>
+          <w:rFonts w:ascii="Times New Roman" w:hAnsi="Times New Roman"/>
+          <w:color w:val="000000"/>
+          <w:sz w:val="24"/>
+        </w:rPr>
+        <w:t xml:space="preserve"> </w:t>
+      </w:r>
+      <w:r>
+        <w:rPr>
+          <w:rFonts w:ascii="Times New Roman" w:hAnsi="Times New Roman"/>
+          <w:color w:val="000000"/>
+          <w:sz w:val="24"/>
+        </w:rPr>
+        <w:t>самих</w:t>
+      </w:r>
+      <w:r>
+        <w:rPr>
+          <w:rFonts w:ascii="Times New Roman" w:hAnsi="Times New Roman"/>
+          <w:color w:val="000000"/>
+          <w:sz w:val="24"/>
+        </w:rPr>
+        <w:t xml:space="preserve"> </w:t>
+      </w:r>
+      <w:r>
+        <w:rPr>
+          <w:rFonts w:ascii="Times New Roman" w:hAnsi="Times New Roman"/>
+          <w:color w:val="000000"/>
+          <w:sz w:val="24"/>
+        </w:rPr>
+        <w:t>себе,</w:t>
+      </w:r>
+      <w:r>
+        <w:rPr>
+          <w:rFonts w:ascii="Times New Roman" w:hAnsi="Times New Roman"/>
+          <w:color w:val="000000"/>
+          <w:sz w:val="24"/>
+        </w:rPr>
+        <w:t xml:space="preserve"> </w:t>
+      </w:r>
+      <w:r>
+        <w:rPr>
+          <w:rFonts w:ascii="Times New Roman" w:hAnsi="Times New Roman"/>
+          <w:color w:val="000000"/>
+          <w:sz w:val="24"/>
+        </w:rPr>
+        <w:t>і</w:t>
+      </w:r>
+      <w:r>
+        <w:rPr>
+          <w:rFonts w:ascii="Times New Roman" w:hAnsi="Times New Roman"/>
+          <w:color w:val="000000"/>
+          <w:sz w:val="24"/>
+        </w:rPr>
+        <w:t xml:space="preserve"> </w:t>
+      </w:r>
+      <w:r>
+        <w:rPr>
+          <w:rFonts w:ascii="Times New Roman" w:hAnsi="Times New Roman"/>
+          <w:color w:val="000000"/>
+          <w:sz w:val="24"/>
+        </w:rPr>
+        <w:t>один</w:t>
+      </w:r>
+      <w:r>
+        <w:rPr>
+          <w:rFonts w:ascii="Times New Roman" w:hAnsi="Times New Roman"/>
+          <w:color w:val="000000"/>
+          <w:sz w:val="24"/>
+        </w:rPr>
+        <w:t xml:space="preserve"> </w:t>
+      </w:r>
+      <w:r>
+        <w:rPr>
+          <w:rFonts w:ascii="Times New Roman" w:hAnsi="Times New Roman"/>
+          <w:color w:val="000000"/>
+          <w:sz w:val="24"/>
+        </w:rPr>
+        <w:t>одного,</w:t>
+      </w:r>
+      <w:r>
+        <w:rPr>
+          <w:rFonts w:ascii="Times New Roman" w:hAnsi="Times New Roman"/>
+          <w:color w:val="000000"/>
+          <w:sz w:val="24"/>
+        </w:rPr>
+        <w:t xml:space="preserve"> </w:t>
+      </w:r>
+      <w:r>
+        <w:rPr>
+          <w:rFonts w:ascii="Times New Roman" w:hAnsi="Times New Roman"/>
+          <w:color w:val="000000"/>
+          <w:sz w:val="24"/>
+        </w:rPr>
+        <w:t>і</w:t>
+      </w:r>
+      <w:r>
+        <w:rPr>
+          <w:rFonts w:ascii="Times New Roman" w:hAnsi="Times New Roman"/>
+          <w:color w:val="000000"/>
+          <w:sz w:val="24"/>
+        </w:rPr>
+        <w:t xml:space="preserve"> </w:t>
+      </w:r>
+      <w:r>
+        <w:rPr>
+          <w:rFonts w:ascii="Times New Roman" w:hAnsi="Times New Roman"/>
+          <w:color w:val="000000"/>
+          <w:sz w:val="24"/>
+        </w:rPr>
+        <w:t>все</w:t>
+      </w:r>
+      <w:r>
+        <w:rPr>
+          <w:rFonts w:ascii="Times New Roman" w:hAnsi="Times New Roman"/>
+          <w:color w:val="000000"/>
+          <w:sz w:val="24"/>
+        </w:rPr>
+        <w:t xml:space="preserve"> </w:t>
+      </w:r>
+      <w:r>
+        <w:rPr>
+          <w:rFonts w:ascii="Times New Roman" w:hAnsi="Times New Roman"/>
+          <w:color w:val="000000"/>
+          <w:sz w:val="24"/>
+        </w:rPr>
+        <w:t>життя</w:t>
+      </w:r>
+      <w:r>
+        <w:rPr>
+          <w:rFonts w:ascii="Times New Roman" w:hAnsi="Times New Roman"/>
+          <w:color w:val="000000"/>
+          <w:sz w:val="24"/>
+        </w:rPr>
+        <w:t xml:space="preserve"> </w:t>
+      </w:r>
+      <w:r>
+        <w:rPr>
+          <w:rFonts w:ascii="Times New Roman" w:hAnsi="Times New Roman"/>
+          <w:color w:val="000000"/>
+          <w:sz w:val="24"/>
+        </w:rPr>
+        <w:t>наше</w:t>
+      </w:r>
+      <w:r>
+        <w:rPr>
+          <w:rFonts w:ascii="Times New Roman" w:hAnsi="Times New Roman"/>
+          <w:color w:val="000000"/>
+          <w:sz w:val="24"/>
+        </w:rPr>
+        <w:t xml:space="preserve"> </w:t>
+      </w:r>
+      <w:r>
+        <w:rPr>
+          <w:rFonts w:ascii="Times New Roman" w:hAnsi="Times New Roman"/>
+          <w:color w:val="000000"/>
+          <w:sz w:val="24"/>
+        </w:rPr>
+        <w:t>Христу</w:t>
+      </w:r>
+      <w:r>
+        <w:rPr>
+          <w:rFonts w:ascii="Times New Roman" w:hAnsi="Times New Roman"/>
+          <w:color w:val="000000"/>
+          <w:sz w:val="24"/>
+        </w:rPr>
+        <w:t xml:space="preserve"> </w:t>
+      </w:r>
+      <w:r>
+        <w:rPr>
+          <w:rFonts w:ascii="Times New Roman" w:hAnsi="Times New Roman"/>
+          <w:color w:val="000000"/>
+          <w:sz w:val="24"/>
+        </w:rPr>
+        <w:t>Богові</w:t>
+      </w:r>
+      <w:r>
+        <w:rPr>
+          <w:rFonts w:ascii="Times New Roman" w:hAnsi="Times New Roman"/>
+          <w:color w:val="000000"/>
+          <w:sz w:val="24"/>
+        </w:rPr>
+        <w:t xml:space="preserve"> </w:t>
+      </w:r>
+      <w:r>
+        <w:rPr>
+          <w:rFonts w:ascii="Times New Roman" w:hAnsi="Times New Roman"/>
+          <w:color w:val="000000"/>
+          <w:sz w:val="24"/>
+        </w:rPr>
+        <w:t>віддаймо.</w:t>
+      </w:r>
+    </w:p>
+    <w:p>
+      <w:pPr>
+        <w:spacing w:after="120"/>
+      </w:pPr>
+      <w:r>
+        <w:rPr>
+          <w:rFonts w:ascii="Times New Roman" w:hAnsi="Times New Roman"/>
+          <w:i/>
+          <w:color w:val="FF4400"/>
+          <w:sz w:val="24"/>
+        </w:rPr>
+        <w:t>Вірні:</w:t>
+      </w:r>
+      <w:r>
+        <w:rPr>
+          <w:rFonts w:ascii="Times New Roman" w:hAnsi="Times New Roman"/>
+          <w:color w:val="000000"/>
+          <w:sz w:val="24"/>
+        </w:rPr>
+        <w:t xml:space="preserve"> </w:t>
+      </w:r>
+      <w:r>
+        <w:rPr>
+          <w:rFonts w:ascii="Times New Roman" w:hAnsi="Times New Roman"/>
+          <w:color w:val="000000"/>
+          <w:sz w:val="24"/>
+        </w:rPr>
+        <w:t>Тобі́,</w:t>
+      </w:r>
+      <w:r>
+        <w:rPr>
+          <w:rFonts w:ascii="Times New Roman" w:hAnsi="Times New Roman"/>
+          <w:color w:val="000000"/>
+          <w:sz w:val="24"/>
+        </w:rPr>
+        <w:t xml:space="preserve"> </w:t>
+      </w:r>
+      <w:r>
+        <w:rPr>
+          <w:rFonts w:ascii="Times New Roman" w:hAnsi="Times New Roman"/>
+          <w:color w:val="000000"/>
+          <w:sz w:val="24"/>
+        </w:rPr>
+        <w:t>Го́споди.</w:t>
+      </w:r>
+    </w:p>
+    <w:p>
+      <w:pPr>
+        <w:spacing w:after="120" w:line="240" w:lineRule="auto"/>
+        <w:rPr>
+          <w:rFonts w:ascii="Times New Roman" w:eastAsia="Times New Roman" w:hAnsi="Times New Roman" w:cs="Times New Roman"/>
+          <w:sz w:val="24"/>
+          <w:szCs w:val="24"/>
+          <w:lang w:val="ru-MD"/>
+        </w:rPr>
+      </w:pPr>
+      <w:r>
+        <w:rPr>
+          <w:rFonts w:ascii="Times New Roman" w:eastAsia="Times New Roman" w:hAnsi="Times New Roman" w:cs="Times New Roman"/>
+          <w:sz w:val="24"/>
+          <w:szCs w:val="24"/>
+          <w:u w:val="single"/>
+          <w:lang w:val="ru-MD"/>
+        </w:rPr>
+        <w:t>[Дякуємо тобі, Господи, Боже спасіння нашого, бо ти все робиш для добра життя нашого, щоб ми завжди на тебе споглядали, Спасителю й Доброчинцю душ наших. Бо ти дав спокій нам у час минулої ночі й підвів нас, щоб ми поклонялися величному імені твоєму. Тому молимо тебе, Господи: Дай нам ласку й силу, щоб ми стали гідними співати тобі розумно й молитися безупинно та в страсі і тремтінні над нашим спасінням працювали, при заступництві Христа твого. Пом'яни, Господи, і тих, що вночі до тебе кличуть. Вислухай їх і помилуй, і круши під ноги їх невидимих і войовничих ворогів.]</w:t>
+      </w:r>
+    </w:p>
+    <w:p>
+      <w:pPr>
+        <w:spacing w:after="120"/>
+        <w:jc w:val="both"/>
+      </w:pPr>
+      <w:r>
+        <w:rPr>
+          <w:rFonts w:ascii="Times New Roman" w:hAnsi="Times New Roman"/>
           <w:i/>
           <w:color w:val="FF0000"/>
           <w:sz w:val="24"/>
-          <w:szCs w:val="24"/>
-          <w:lang w:val="ru-MD"/>
-        </w:rPr>
-        <w:t>Вірні:</w:t>
-      </w:r>
-      <w:r>
-        <w:rPr>
-          <w:rFonts w:ascii="Times New Roman" w:eastAsia="Times New Roman" w:hAnsi="Times New Roman" w:cs="Times New Roman"/>
-          <w:color w:val="000000"/>
-          <w:sz w:val="24"/>
-          <w:szCs w:val="24"/>
-          <w:lang w:val="ru-MD"/>
-        </w:rPr>
-        <w:t xml:space="preserve"> Господи, помилуй.</w:t>
-      </w:r>
-    </w:p>
-    <w:p>
-      <w:pPr>
-        <w:spacing w:after="120" w:line="240" w:lineRule="auto"/>
-        <w:rPr>
-          <w:rFonts w:ascii="Times New Roman" w:eastAsia="Times New Roman" w:hAnsi="Times New Roman" w:cs="Times New Roman"/>
-          <w:sz w:val="24"/>
-          <w:szCs w:val="24"/>
-          <w:lang w:val="ru-MD"/>
-        </w:rPr>
-      </w:pPr>
-      <w:r>
-        <w:rPr>
-          <w:rFonts w:ascii="Times New Roman" w:eastAsia="Times New Roman" w:hAnsi="Times New Roman" w:cs="Times New Roman"/>
-          <w:color w:val="000000"/>
-          <w:sz w:val="24"/>
-          <w:szCs w:val="24"/>
-          <w:lang w:val="ru-MD"/>
-        </w:rPr>
-        <w:t>Заступи, спаси, помилуй і охорони нас, Боже, твоєю благодаттю.</w:t>
-      </w:r>
-    </w:p>
-    <w:p>
-      <w:pPr>
-        <w:spacing w:after="120" w:line="240" w:lineRule="auto"/>
-        <w:rPr>
-          <w:rFonts w:ascii="Times New Roman" w:eastAsia="Times New Roman" w:hAnsi="Times New Roman" w:cs="Times New Roman"/>
-          <w:sz w:val="24"/>
-          <w:szCs w:val="24"/>
-          <w:lang w:val="ru-MD"/>
-        </w:rPr>
-      </w:pPr>
-      <w:r>
-        <w:rPr>
-          <w:rFonts w:ascii="Times New Roman" w:eastAsia="Times New Roman" w:hAnsi="Times New Roman" w:cs="Times New Roman"/>
+        </w:rPr>
+        <w:t>Священник:</w:t>
+      </w:r>
+      <w:r>
+        <w:rPr>
+          <w:rFonts w:ascii="Times New Roman" w:hAnsi="Times New Roman"/>
           <w:i/>
           <w:color w:val="FF0000"/>
           <w:sz w:val="24"/>
-          <w:szCs w:val="24"/>
-          <w:lang w:val="ru-MD"/>
-        </w:rPr>
-        <w:t>Вірні:</w:t>
-      </w:r>
-      <w:r>
-        <w:rPr>
-          <w:rFonts w:ascii="Times New Roman" w:eastAsia="Times New Roman" w:hAnsi="Times New Roman" w:cs="Times New Roman"/>
-          <w:color w:val="000000"/>
-          <w:sz w:val="24"/>
-          <w:szCs w:val="24"/>
-          <w:lang w:val="ru-MD"/>
-        </w:rPr>
-        <w:t xml:space="preserve"> Господи, помилуй.</w:t>
-      </w:r>
-    </w:p>
-    <w:p>
-      <w:pPr>
-        <w:spacing w:after="120" w:line="240" w:lineRule="auto"/>
-        <w:rPr>
-          <w:rFonts w:ascii="Times New Roman" w:eastAsia="Times New Roman" w:hAnsi="Times New Roman" w:cs="Times New Roman"/>
-          <w:sz w:val="24"/>
-          <w:szCs w:val="24"/>
-          <w:lang w:val="ru-MD"/>
-        </w:rPr>
-      </w:pPr>
-      <w:r>
-        <w:rPr>
-          <w:rFonts w:ascii="Times New Roman" w:eastAsia="Times New Roman" w:hAnsi="Times New Roman" w:cs="Times New Roman"/>
-          <w:color w:val="000000"/>
-          <w:sz w:val="24"/>
-          <w:szCs w:val="24"/>
-          <w:lang w:val="ru-MD"/>
-        </w:rPr>
-        <w:t>Пресвяту, пречисту, преблагословенну, славну Владичицю нашу Богородицю і приснодіву Марію, з усіма святими пом'янувши, самі себе, і один одного, і все життя наше Христу Богові віддаймо.</w:t>
-      </w:r>
-    </w:p>
-    <w:p>
-      <w:pPr>
-        <w:spacing w:after="120" w:line="240" w:lineRule="auto"/>
-        <w:rPr>
-          <w:rFonts w:ascii="Times New Roman" w:eastAsia="Times New Roman" w:hAnsi="Times New Roman" w:cs="Times New Roman"/>
-          <w:sz w:val="24"/>
-          <w:szCs w:val="24"/>
-          <w:lang w:val="ru-MD"/>
-        </w:rPr>
-      </w:pPr>
-      <w:r>
-        <w:rPr>
-          <w:rFonts w:ascii="Times New Roman" w:eastAsia="Times New Roman" w:hAnsi="Times New Roman" w:cs="Times New Roman"/>
-          <w:i/>
-          <w:color w:val="FF0000"/>
-          <w:sz w:val="24"/>
-          <w:szCs w:val="24"/>
-          <w:lang w:val="ru-MD"/>
-        </w:rPr>
-        <w:t>Вірні:</w:t>
-      </w:r>
-      <w:r>
-        <w:rPr>
-          <w:rFonts w:ascii="Times New Roman" w:eastAsia="Times New Roman" w:hAnsi="Times New Roman" w:cs="Times New Roman"/>
-          <w:color w:val="000000"/>
-          <w:sz w:val="24"/>
-          <w:szCs w:val="24"/>
-          <w:lang w:val="ru-MD"/>
-        </w:rPr>
-        <w:t xml:space="preserve"> Тобі, Господи.</w:t>
-      </w:r>
-    </w:p>
-    <w:p>
-      <w:pPr>
-        <w:spacing w:after="120" w:line="240" w:lineRule="auto"/>
-        <w:rPr>
-          <w:rFonts w:ascii="Times New Roman" w:eastAsia="Times New Roman" w:hAnsi="Times New Roman" w:cs="Times New Roman"/>
-          <w:sz w:val="24"/>
-          <w:szCs w:val="24"/>
-          <w:lang w:val="ru-MD"/>
-        </w:rPr>
-      </w:pPr>
-      <w:r>
-        <w:rPr>
-          <w:rFonts w:ascii="Times New Roman" w:eastAsia="Times New Roman" w:hAnsi="Times New Roman" w:cs="Times New Roman"/>
-          <w:sz w:val="24"/>
-          <w:szCs w:val="24"/>
-          <w:u w:val="single"/>
-          <w:lang w:val="ru-MD"/>
-        </w:rPr>
-        <w:t>[Дякуємо тобі, Господи, Боже спасіння нашого, бо ти все робиш для добра життя нашого, щоб ми завжди на тебе споглядали, Спасителю й Доброчинцю душ наших. Бо ти дав спокій нам у час минулої ночі й підвів нас, щоб ми поклонялися величному імені твоєму. Тому молимо тебе, Господи: Дай нам ласку й силу, щоб ми стали гідними співати тобі розумно й молитися безупинно та в страсі і тремтінні над нашим спасінням працювали, при заступництві Христа твого. Пом'яни, Господи, і тих, що вночі до тебе кличуть. Вислухай їх і помилуй, і круши під ноги їх невидимих і войовничих ворогів.]</w:t>
-      </w:r>
-    </w:p>
-    <w:p>
-      <w:pPr>
-        <w:spacing w:after="120" w:line="240" w:lineRule="auto"/>
-        <w:rPr>
-          <w:rFonts w:ascii="Times New Roman" w:eastAsia="Times New Roman" w:hAnsi="Times New Roman" w:cs="Times New Roman"/>
-          <w:sz w:val="24"/>
-          <w:szCs w:val="24"/>
-          <w:lang w:val="ru-MD"/>
-        </w:rPr>
-      </w:pPr>
-      <w:r>
-        <w:rPr>
-          <w:rFonts w:ascii="Times New Roman" w:eastAsia="Times New Roman" w:hAnsi="Times New Roman" w:cs="Times New Roman"/>
-          <w:i/>
-          <w:color w:val="FF0000"/>
-          <w:sz w:val="24"/>
-          <w:szCs w:val="24"/>
-          <w:lang w:val="ru-MD"/>
-        </w:rPr>
-        <w:t>Священик:</w:t>
-      </w:r>
-      <w:r>
-        <w:rPr>
-          <w:rFonts w:ascii="Times New Roman" w:eastAsia="Times New Roman" w:hAnsi="Times New Roman" w:cs="Times New Roman"/>
-          <w:i/>
-          <w:color w:val="FF0000"/>
-          <w:sz w:val="24"/>
-          <w:szCs w:val="24"/>
-        </w:rPr>
-        <w:t> </w:t>
-      </w:r>
-      <w:r>
-        <w:rPr>
-          <w:rFonts w:ascii="Times New Roman" w:eastAsia="Times New Roman" w:hAnsi="Times New Roman" w:cs="Times New Roman"/>
-          <w:color w:val="000000"/>
-          <w:sz w:val="24"/>
-          <w:szCs w:val="24"/>
-          <w:lang w:val="ru-MD"/>
-        </w:rPr>
-        <w:t>Бо Ти цар миру і Спас душ наших і Тобі славу возсилаємо: Отцю, і Сину, і Святому Духові</w:t>
-      </w:r>
-      <w:r>
-        <w:rPr>
-          <w:rFonts w:ascii="Times New Roman" w:eastAsia="Times New Roman" w:hAnsi="Times New Roman" w:cs="Times New Roman"/>
-          <w:sz w:val="24"/>
-          <w:szCs w:val="24"/>
-          <w:lang w:val="ru-MD"/>
-        </w:rPr>
-        <w:t>, нині і повсякчас, і на віки віків.</w:t>
+        </w:rPr>
+        <w:t xml:space="preserve"> </w:t>
+      </w:r>
+      <w:r>
+        <w:rPr>
+          <w:rFonts w:ascii="Times New Roman" w:hAnsi="Times New Roman"/>
+          <w:color w:val="000000"/>
+          <w:sz w:val="24"/>
+        </w:rPr>
+        <w:t>Бо</w:t>
+      </w:r>
+      <w:r>
+        <w:rPr>
+          <w:rFonts w:ascii="Times New Roman" w:hAnsi="Times New Roman"/>
+          <w:color w:val="000000"/>
+          <w:sz w:val="24"/>
+        </w:rPr>
+        <w:t xml:space="preserve"> </w:t>
+      </w:r>
+      <w:r>
+        <w:rPr>
+          <w:rFonts w:ascii="Times New Roman" w:hAnsi="Times New Roman"/>
+          <w:color w:val="000000"/>
+          <w:sz w:val="24"/>
+        </w:rPr>
+        <w:t>Ти</w:t>
+      </w:r>
+      <w:r>
+        <w:rPr>
+          <w:rFonts w:ascii="Times New Roman" w:hAnsi="Times New Roman"/>
+          <w:color w:val="000000"/>
+          <w:sz w:val="24"/>
+        </w:rPr>
+        <w:t xml:space="preserve"> </w:t>
+      </w:r>
+      <w:r>
+        <w:rPr>
+          <w:rFonts w:ascii="Times New Roman" w:hAnsi="Times New Roman"/>
+          <w:color w:val="000000"/>
+          <w:sz w:val="24"/>
+        </w:rPr>
+        <w:t>цар</w:t>
+      </w:r>
+      <w:r>
+        <w:rPr>
+          <w:rFonts w:ascii="Times New Roman" w:hAnsi="Times New Roman"/>
+          <w:color w:val="000000"/>
+          <w:sz w:val="24"/>
+        </w:rPr>
+        <w:t xml:space="preserve"> </w:t>
+      </w:r>
+      <w:r>
+        <w:rPr>
+          <w:rFonts w:ascii="Times New Roman" w:hAnsi="Times New Roman"/>
+          <w:color w:val="000000"/>
+          <w:sz w:val="24"/>
+        </w:rPr>
+        <w:t>миру</w:t>
+      </w:r>
+      <w:r>
+        <w:rPr>
+          <w:rFonts w:ascii="Times New Roman" w:hAnsi="Times New Roman"/>
+          <w:color w:val="000000"/>
+          <w:sz w:val="24"/>
+        </w:rPr>
+        <w:t xml:space="preserve"> </w:t>
+      </w:r>
+      <w:r>
+        <w:rPr>
+          <w:rFonts w:ascii="Times New Roman" w:hAnsi="Times New Roman"/>
+          <w:color w:val="000000"/>
+          <w:sz w:val="24"/>
+        </w:rPr>
+        <w:t>і</w:t>
+      </w:r>
+      <w:r>
+        <w:rPr>
+          <w:rFonts w:ascii="Times New Roman" w:hAnsi="Times New Roman"/>
+          <w:color w:val="000000"/>
+          <w:sz w:val="24"/>
+        </w:rPr>
+        <w:t xml:space="preserve"> </w:t>
+      </w:r>
+      <w:r>
+        <w:rPr>
+          <w:rFonts w:ascii="Times New Roman" w:hAnsi="Times New Roman"/>
+          <w:color w:val="000000"/>
+          <w:sz w:val="24"/>
+        </w:rPr>
+        <w:t>Спас</w:t>
+      </w:r>
+      <w:r>
+        <w:rPr>
+          <w:rFonts w:ascii="Times New Roman" w:hAnsi="Times New Roman"/>
+          <w:color w:val="000000"/>
+          <w:sz w:val="24"/>
+        </w:rPr>
+        <w:t xml:space="preserve"> </w:t>
+      </w:r>
+      <w:r>
+        <w:rPr>
+          <w:rFonts w:ascii="Times New Roman" w:hAnsi="Times New Roman"/>
+          <w:color w:val="000000"/>
+          <w:sz w:val="24"/>
+        </w:rPr>
+        <w:t>душ</w:t>
+      </w:r>
+      <w:r>
+        <w:rPr>
+          <w:rFonts w:ascii="Times New Roman" w:hAnsi="Times New Roman"/>
+          <w:color w:val="000000"/>
+          <w:sz w:val="24"/>
+        </w:rPr>
+        <w:t xml:space="preserve"> </w:t>
+      </w:r>
+      <w:r>
+        <w:rPr>
+          <w:rFonts w:ascii="Times New Roman" w:hAnsi="Times New Roman"/>
+          <w:color w:val="000000"/>
+          <w:sz w:val="24"/>
+        </w:rPr>
+        <w:t>наших</w:t>
+      </w:r>
+      <w:r>
+        <w:rPr>
+          <w:rFonts w:ascii="Times New Roman" w:hAnsi="Times New Roman"/>
+          <w:color w:val="000000"/>
+          <w:sz w:val="24"/>
+        </w:rPr>
+        <w:t xml:space="preserve"> </w:t>
+      </w:r>
+      <w:r>
+        <w:rPr>
+          <w:rFonts w:ascii="Times New Roman" w:hAnsi="Times New Roman"/>
+          <w:color w:val="000000"/>
+          <w:sz w:val="24"/>
+        </w:rPr>
+        <w:t>–</w:t>
+      </w:r>
+      <w:r>
+        <w:rPr>
+          <w:rFonts w:ascii="Times New Roman" w:hAnsi="Times New Roman"/>
+          <w:color w:val="000000"/>
+          <w:sz w:val="24"/>
+        </w:rPr>
+        <w:t xml:space="preserve"> </w:t>
+      </w:r>
+      <w:r>
+        <w:rPr>
+          <w:rFonts w:ascii="Times New Roman" w:hAnsi="Times New Roman"/>
+          <w:color w:val="000000"/>
+          <w:sz w:val="24"/>
+        </w:rPr>
+        <w:t>і</w:t>
+      </w:r>
+      <w:r>
+        <w:rPr>
+          <w:rFonts w:ascii="Times New Roman" w:hAnsi="Times New Roman"/>
+          <w:color w:val="000000"/>
+          <w:sz w:val="24"/>
+        </w:rPr>
+        <w:t xml:space="preserve"> </w:t>
+      </w:r>
+      <w:r>
+        <w:rPr>
+          <w:rFonts w:ascii="Times New Roman" w:hAnsi="Times New Roman"/>
+          <w:color w:val="000000"/>
+          <w:sz w:val="24"/>
+        </w:rPr>
+        <w:t>Тобі</w:t>
+      </w:r>
+      <w:r>
+        <w:rPr>
+          <w:rFonts w:ascii="Times New Roman" w:hAnsi="Times New Roman"/>
+          <w:color w:val="000000"/>
+          <w:sz w:val="24"/>
+        </w:rPr>
+        <w:t xml:space="preserve"> </w:t>
+      </w:r>
+      <w:r>
+        <w:rPr>
+          <w:rFonts w:ascii="Times New Roman" w:hAnsi="Times New Roman"/>
+          <w:color w:val="000000"/>
+          <w:sz w:val="24"/>
+        </w:rPr>
+        <w:t>славу</w:t>
+      </w:r>
+      <w:r>
+        <w:rPr>
+          <w:rFonts w:ascii="Times New Roman" w:hAnsi="Times New Roman"/>
+          <w:color w:val="000000"/>
+          <w:sz w:val="24"/>
+        </w:rPr>
+        <w:t xml:space="preserve"> </w:t>
+      </w:r>
+      <w:r>
+        <w:rPr>
+          <w:rFonts w:ascii="Times New Roman" w:hAnsi="Times New Roman"/>
+          <w:color w:val="000000"/>
+          <w:sz w:val="24"/>
+        </w:rPr>
+        <w:t>возсилаємо,</w:t>
+      </w:r>
+      <w:r>
+        <w:rPr>
+          <w:rFonts w:ascii="Times New Roman" w:hAnsi="Times New Roman"/>
+          <w:color w:val="000000"/>
+          <w:sz w:val="24"/>
+        </w:rPr>
+        <w:t xml:space="preserve"> </w:t>
+      </w:r>
+      <w:r>
+        <w:rPr>
+          <w:rFonts w:ascii="Times New Roman" w:hAnsi="Times New Roman"/>
+          <w:color w:val="000000"/>
+          <w:sz w:val="24"/>
+        </w:rPr>
+        <w:t>Отцю,</w:t>
+      </w:r>
+      <w:r>
+        <w:rPr>
+          <w:rFonts w:ascii="Times New Roman" w:hAnsi="Times New Roman"/>
+          <w:color w:val="000000"/>
+          <w:sz w:val="24"/>
+        </w:rPr>
+        <w:t xml:space="preserve"> </w:t>
+      </w:r>
+      <w:r>
+        <w:rPr>
+          <w:rFonts w:ascii="Times New Roman" w:hAnsi="Times New Roman"/>
+          <w:color w:val="000000"/>
+          <w:sz w:val="24"/>
+        </w:rPr>
+        <w:t>і</w:t>
+      </w:r>
+      <w:r>
+        <w:rPr>
+          <w:rFonts w:ascii="Times New Roman" w:hAnsi="Times New Roman"/>
+          <w:color w:val="000000"/>
+          <w:sz w:val="24"/>
+        </w:rPr>
+        <w:t xml:space="preserve"> </w:t>
+      </w:r>
+      <w:r>
+        <w:rPr>
+          <w:rFonts w:ascii="Times New Roman" w:hAnsi="Times New Roman"/>
+          <w:color w:val="000000"/>
+          <w:sz w:val="24"/>
+        </w:rPr>
+        <w:t>Сину,</w:t>
+      </w:r>
+      <w:r>
+        <w:rPr>
+          <w:rFonts w:ascii="Times New Roman" w:hAnsi="Times New Roman"/>
+          <w:color w:val="000000"/>
+          <w:sz w:val="24"/>
+        </w:rPr>
+        <w:t xml:space="preserve"> </w:t>
+      </w:r>
+      <w:r>
+        <w:rPr>
+          <w:rFonts w:ascii="Times New Roman" w:hAnsi="Times New Roman"/>
+          <w:color w:val="000000"/>
+          <w:sz w:val="24"/>
+        </w:rPr>
+        <w:t>і</w:t>
+      </w:r>
+      <w:r>
+        <w:rPr>
+          <w:rFonts w:ascii="Times New Roman" w:hAnsi="Times New Roman"/>
+          <w:color w:val="000000"/>
+          <w:sz w:val="24"/>
+        </w:rPr>
+        <w:t xml:space="preserve"> </w:t>
+      </w:r>
+      <w:r>
+        <w:rPr>
+          <w:rFonts w:ascii="Times New Roman" w:hAnsi="Times New Roman"/>
+          <w:color w:val="000000"/>
+          <w:sz w:val="24"/>
+        </w:rPr>
+        <w:t>Святому</w:t>
+      </w:r>
+      <w:r>
+        <w:rPr>
+          <w:rFonts w:ascii="Times New Roman" w:hAnsi="Times New Roman"/>
+          <w:color w:val="000000"/>
+          <w:sz w:val="24"/>
+        </w:rPr>
+        <w:t xml:space="preserve"> </w:t>
+      </w:r>
+      <w:r>
+        <w:rPr>
+          <w:rFonts w:ascii="Times New Roman" w:hAnsi="Times New Roman"/>
+          <w:color w:val="000000"/>
+          <w:sz w:val="24"/>
+        </w:rPr>
+        <w:t>Духові</w:t>
+      </w:r>
+      <w:r>
+        <w:rPr>
+          <w:rFonts w:ascii="Times New Roman" w:hAnsi="Times New Roman"/>
+          <w:sz w:val="24"/>
+        </w:rPr>
+        <w:t>,</w:t>
+      </w:r>
+      <w:r>
+        <w:rPr>
+          <w:rFonts w:ascii="Times New Roman" w:hAnsi="Times New Roman"/>
+          <w:sz w:val="24"/>
+        </w:rPr>
+        <w:t xml:space="preserve"> </w:t>
+      </w:r>
+      <w:r>
+        <w:rPr>
+          <w:rFonts w:ascii="Times New Roman" w:hAnsi="Times New Roman"/>
+          <w:sz w:val="24"/>
+        </w:rPr>
+        <w:t>нині,</w:t>
+      </w:r>
+      <w:r>
+        <w:rPr>
+          <w:rFonts w:ascii="Times New Roman" w:hAnsi="Times New Roman"/>
+          <w:sz w:val="24"/>
+        </w:rPr>
+        <w:t xml:space="preserve"> </w:t>
+      </w:r>
+      <w:r>
+        <w:rPr>
+          <w:rFonts w:ascii="Times New Roman" w:hAnsi="Times New Roman"/>
+          <w:sz w:val="24"/>
+        </w:rPr>
+        <w:t>і</w:t>
+      </w:r>
+      <w:r>
+        <w:rPr>
+          <w:rFonts w:ascii="Times New Roman" w:hAnsi="Times New Roman"/>
+          <w:sz w:val="24"/>
+        </w:rPr>
+        <w:t xml:space="preserve"> </w:t>
+      </w:r>
+      <w:r>
+        <w:rPr>
+          <w:rFonts w:ascii="Times New Roman" w:hAnsi="Times New Roman"/>
+          <w:sz w:val="24"/>
+        </w:rPr>
+        <w:t>повсякчас,</w:t>
+      </w:r>
+      <w:r>
+        <w:rPr>
+          <w:rFonts w:ascii="Times New Roman" w:hAnsi="Times New Roman"/>
+          <w:sz w:val="24"/>
+        </w:rPr>
+        <w:t xml:space="preserve"> </w:t>
+      </w:r>
+      <w:r>
+        <w:rPr>
+          <w:rFonts w:ascii="Times New Roman" w:hAnsi="Times New Roman"/>
+          <w:sz w:val="24"/>
+        </w:rPr>
+        <w:t>і</w:t>
+      </w:r>
+      <w:r>
+        <w:rPr>
+          <w:rFonts w:ascii="Times New Roman" w:hAnsi="Times New Roman"/>
+          <w:sz w:val="24"/>
+        </w:rPr>
+        <w:t xml:space="preserve"> </w:t>
+      </w:r>
+      <w:r>
+        <w:rPr>
+          <w:rFonts w:ascii="Times New Roman" w:hAnsi="Times New Roman"/>
+          <w:sz w:val="24"/>
+        </w:rPr>
+        <w:t>на</w:t>
+      </w:r>
+      <w:r>
+        <w:rPr>
+          <w:rFonts w:ascii="Times New Roman" w:hAnsi="Times New Roman"/>
+          <w:sz w:val="24"/>
+        </w:rPr>
+        <w:t xml:space="preserve"> </w:t>
+      </w:r>
+      <w:r>
+        <w:rPr>
+          <w:rFonts w:ascii="Times New Roman" w:hAnsi="Times New Roman"/>
+          <w:sz w:val="24"/>
+        </w:rPr>
+        <w:t>віки</w:t>
+      </w:r>
+      <w:r>
+        <w:rPr>
+          <w:rFonts w:ascii="Times New Roman" w:hAnsi="Times New Roman"/>
+          <w:sz w:val="24"/>
+        </w:rPr>
+        <w:t xml:space="preserve"> </w:t>
+      </w:r>
+      <w:r>
+        <w:rPr>
+          <w:rFonts w:ascii="Times New Roman" w:hAnsi="Times New Roman"/>
+          <w:sz w:val="24"/>
+        </w:rPr>
+        <w:t>віків.</w:t>
       </w:r>
     </w:p>
     <w:p>

--- a/flow/20230914_vu_template/drafts/2024-12-u/02-ПН-Аввакума.docx
+++ b/flow/20230914_vu_template/drafts/2024-12-u/02-ПН-Аввакума.docx
@@ -96,7 +96,6 @@
           <w:i/>
           <w:color w:val="FF0000"/>
           <w:sz w:val="24"/>
-          <w:lang w:val="ru-MD"/>
         </w:rPr>
         <w:t>Священник:</w:t>
       </w:r>
@@ -104,7 +103,6 @@
         <w:rPr>
           <w:rFonts w:ascii="Times New Roman" w:hAnsi="Times New Roman"/>
           <w:sz w:val="24"/>
-          <w:lang w:val="ru-MD"/>
         </w:rPr>
         <w:t xml:space="preserve"> Благословенний Бог наш завжди, нині і повсякчас, і на віки віків.</w:t>
       </w:r>
@@ -348,7 +346,6 @@
           <w:i/>
           <w:color w:val="FF0000"/>
           <w:sz w:val="24"/>
-          <w:lang w:val="ru-MD"/>
         </w:rPr>
         <w:t>Священник:</w:t>
       </w:r>
@@ -356,7 +353,6 @@
         <w:rPr>
           <w:rFonts w:ascii="Times New Roman" w:hAnsi="Times New Roman"/>
           <w:sz w:val="24"/>
-          <w:lang w:val="ru-MD"/>
         </w:rPr>
         <w:t xml:space="preserve"> Бо Твоє є царство, і сила, і слава, Отця, і Сина, і Святого Духа, нині, і повсякчас, і на віки віків.</w:t>
       </w:r>
@@ -2512,7 +2508,6 @@
           <w:i/>
           <w:color w:val="FF0000"/>
           <w:sz w:val="24"/>
-          <w:lang w:val="ru-MD"/>
         </w:rPr>
         <w:t>Священник:</w:t>
       </w:r>
@@ -2520,7 +2515,6 @@
         <w:rPr>
           <w:rFonts w:ascii="Times New Roman" w:hAnsi="Times New Roman"/>
           <w:sz w:val="24"/>
-          <w:lang w:val="ru-MD"/>
         </w:rPr>
         <w:t xml:space="preserve"> Бо Тобі належить усяка слава, честь і поклоніння, Отцю, і Сину, і Святому Духові, нині, і повсякчас, і на віки віків.</w:t>
       </w:r>
@@ -3803,7 +3797,6 @@
           <w:i/>
           <w:color w:val="FF0000"/>
           <w:sz w:val="24"/>
-          <w:lang w:val="ru-MD"/>
         </w:rPr>
         <w:t>Священник:</w:t>
       </w:r>
@@ -3811,7 +3804,6 @@
         <w:rPr>
           <w:rFonts w:ascii="Times New Roman" w:hAnsi="Times New Roman"/>
           <w:sz w:val="24"/>
-          <w:lang w:val="ru-MD"/>
         </w:rPr>
         <w:t xml:space="preserve"> Мир всім.</w:t>
       </w:r>
@@ -4791,7 +4783,6 @@
           <w:i/>
           <w:color w:val="FF0000"/>
           <w:sz w:val="24"/>
-          <w:lang w:val="ru-MD"/>
         </w:rPr>
         <w:t>Священник:</w:t>
       </w:r>
@@ -4799,7 +4790,6 @@
         <w:rPr>
           <w:rFonts w:ascii="Times New Roman" w:hAnsi="Times New Roman"/>
           <w:sz w:val="24"/>
-          <w:lang w:val="ru-MD"/>
         </w:rPr>
         <w:t xml:space="preserve"> Бо Ти – Бог милости, ласк і людинолюбности, і Тобі славу возсилаємо, Отцю, і Сину, і Святому Духові, нині, і повсякчас, і на віки віків.</w:t>
       </w:r>
@@ -4863,7 +4853,6 @@
           <w:i/>
           <w:color w:val="FF0000"/>
           <w:sz w:val="24"/>
-          <w:lang w:val="ru-MD"/>
         </w:rPr>
         <w:t>Священник:</w:t>
       </w:r>
@@ -4871,7 +4860,6 @@
         <w:rPr>
           <w:rFonts w:ascii="Times New Roman" w:hAnsi="Times New Roman"/>
           <w:sz w:val="24"/>
-          <w:lang w:val="ru-MD"/>
         </w:rPr>
         <w:t xml:space="preserve"> Мир всім.</w:t>
       </w:r>
@@ -5039,7 +5027,6 @@
           <w:i/>
           <w:color w:val="FF0000"/>
           <w:sz w:val="24"/>
-          <w:lang w:val="ru-MD"/>
         </w:rPr>
         <w:t>Священник:</w:t>
       </w:r>
@@ -5047,7 +5034,6 @@
         <w:rPr>
           <w:rFonts w:ascii="Times New Roman" w:hAnsi="Times New Roman"/>
           <w:sz w:val="24"/>
-          <w:lang w:val="ru-MD"/>
         </w:rPr>
         <w:t xml:space="preserve"> Нехай буде влада царства Твого благословенна і дуже прославлена: Отця, і Сина, і Святого Духа, нині і повсякчас, і на віки віків.</w:t>
       </w:r>
@@ -5579,7 +5565,6 @@
           <w:i/>
           <w:color w:val="FF0000"/>
           <w:sz w:val="24"/>
-          <w:lang w:val="ru-MD"/>
         </w:rPr>
         <w:t>Священник:</w:t>
       </w:r>
@@ -5587,7 +5572,6 @@
         <w:rPr>
           <w:rFonts w:ascii="Times New Roman" w:hAnsi="Times New Roman"/>
           <w:sz w:val="24"/>
-          <w:lang w:val="ru-MD"/>
         </w:rPr>
         <w:t xml:space="preserve"> Бо Твоє є царство, і сила, і слава, Отця, і Сина, і Святого Духа, нині, і повсякчас, і на віки віків.</w:t>
       </w:r>
@@ -6096,7 +6080,6 @@
           <w:i/>
           <w:color w:val="FF0000"/>
           <w:sz w:val="24"/>
-          <w:lang w:val="uk-UA"/>
         </w:rPr>
         <w:t>Священник:</w:t>
       </w:r>
@@ -6104,7 +6087,6 @@
         <w:rPr>
           <w:rFonts w:ascii="Times New Roman" w:hAnsi="Times New Roman"/>
           <w:sz w:val="24"/>
-          <w:lang w:val="uk-UA"/>
         </w:rPr>
         <w:t xml:space="preserve"> Бо милостивий і людинолюбний Бог єси, і Тобі славу возсилаємо, Отцю, і Сину, і Святому Духові, нині, і повсякчас, і на віки віків.</w:t>
       </w:r>
@@ -6243,7 +6225,6 @@
           <w:i/>
           <w:color w:val="FF0000"/>
           <w:sz w:val="24"/>
-          <w:lang w:val="ru-MD"/>
         </w:rPr>
         <w:t>Священник:</w:t>
       </w:r>
@@ -6251,7 +6232,6 @@
         <w:rPr>
           <w:rFonts w:ascii="Times New Roman" w:hAnsi="Times New Roman"/>
           <w:sz w:val="24"/>
-          <w:lang w:val="ru-MD"/>
         </w:rPr>
         <w:t xml:space="preserve"> Сла́ва Тобі́, Хри́сте Бо́же, упова́ння на́ше, сла́ва Тобі́!</w:t>
       </w:r>
@@ -6329,9 +6309,6 @@
     <w:p>
       <w:pPr>
         <w:spacing w:after="120"/>
-        <w:rPr>
-          <w:lang w:val="ru-MD"/>
-        </w:rPr>
       </w:pPr>
       <w:r>
         <w:rPr>
@@ -6339,7 +6316,6 @@
           <w:i/>
           <w:color w:val="FF0000"/>
           <w:sz w:val="24"/>
-          <w:lang w:val="ru-MD"/>
         </w:rPr>
         <w:t>Священник:</w:t>
       </w:r>
@@ -6347,7 +6323,6 @@
         <w:rPr>
           <w:rFonts w:ascii="Times New Roman" w:hAnsi="Times New Roman"/>
           <w:sz w:val="24"/>
-          <w:lang w:val="ru-MD"/>
         </w:rPr>
         <w:t xml:space="preserve"> Христос, істинний Бог наш - молитвами пречистої Своєї Матері, заступництвом чесних небесних сил безтілесних, святих славних і всехвальних апостолів, і святого, </w:t>
       </w:r>
@@ -6357,7 +6332,6 @@
           <w:i/>
           <w:color w:val="FF0000"/>
           <w:sz w:val="24"/>
-          <w:lang w:val="ru-MD"/>
         </w:rPr>
         <w:t>якого є храм</w:t>
       </w:r>
@@ -6365,17 +6339,8 @@
         <w:rPr>
           <w:rFonts w:ascii="Times New Roman" w:hAnsi="Times New Roman"/>
           <w:sz w:val="24"/>
-          <w:lang w:val="ru-MD"/>
-        </w:rPr>
-        <w:t>, і святого пророка Аввакума, блаженного священномученика Івана Слезюка, єпископа,,</w:t>
-      </w:r>
-      <w:r>
-        <w:rPr>
-          <w:rFonts w:ascii="Times New Roman" w:hAnsi="Times New Roman"/>
-          <w:sz w:val="24"/>
-          <w:lang w:val="ru-MD"/>
-        </w:rPr>
-        <w:t xml:space="preserve"> і всіх святих - помилує і спасе нас як благий і людинолюбний.</w:t>
+        </w:rPr>
+        <w:t>, і святого пророка Аввакума, блаженного священномученика Івана Слезюка, єпископа,, і всіх святих - помилує і спасе нас як благий і людинолюбний.</w:t>
       </w:r>
     </w:p>
     <w:p>
@@ -10580,7 +10545,6 @@
           <w:i/>
           <w:color w:val="FF0000"/>
           <w:sz w:val="24"/>
-          <w:lang w:val="ru-MD"/>
         </w:rPr>
         <w:t>Священник:</w:t>
       </w:r>
@@ -10588,7 +10552,6 @@
         <w:rPr>
           <w:rFonts w:ascii="Times New Roman" w:hAnsi="Times New Roman"/>
           <w:sz w:val="24"/>
-          <w:lang w:val="ru-MD"/>
         </w:rPr>
         <w:t xml:space="preserve"> Бо Тобі належить усяка слава, честь і поклоніння, Отцю, і Сину, і Святому Духові, нині, і повсякчас, і на віки віків.</w:t>
       </w:r>
@@ -11235,7 +11198,6 @@
           <w:i/>
           <w:color w:val="FF0000"/>
           <w:sz w:val="24"/>
-          <w:lang w:val="ru-MD"/>
         </w:rPr>
         <w:t>Священник:</w:t>
       </w:r>
@@ -11243,7 +11205,6 @@
         <w:rPr>
           <w:rFonts w:ascii="Times New Roman" w:hAnsi="Times New Roman"/>
           <w:sz w:val="24"/>
-          <w:lang w:val="ru-MD"/>
         </w:rPr>
         <w:t xml:space="preserve"> Бо Твоя є влада і Твоє є царство, і сила, і слава, Отця, і Сина, і Святого Духа, нині, і повсякчас, і на віки віків.</w:t>
       </w:r>
@@ -11608,7 +11569,6 @@
           <w:i/>
           <w:color w:val="FF0000"/>
           <w:sz w:val="24"/>
-          <w:lang w:val="ru-MD"/>
         </w:rPr>
         <w:t>Священник:</w:t>
       </w:r>
@@ -11616,7 +11576,6 @@
         <w:rPr>
           <w:rFonts w:ascii="Times New Roman" w:hAnsi="Times New Roman"/>
           <w:sz w:val="24"/>
-          <w:lang w:val="ru-MD"/>
         </w:rPr>
         <w:t xml:space="preserve"> Бо Ти благий і людинолюбний Бог – і Тобі славу возсилаємо, Отцю, і Сину, і Святому Духові, нині, і повсякчас, і на віки віків.</w:t>
       </w:r>
@@ -13650,332 +13609,9 @@
       <w:r>
         <w:rPr>
           <w:rFonts w:ascii="Times New Roman" w:hAnsi="Times New Roman"/>
-          <w:i/>
-          <w:color w:val="FF0000"/>
-          <w:sz w:val="24"/>
-        </w:rPr>
-        <w:t xml:space="preserve"> </w:t>
-      </w:r>
-      <w:r>
-        <w:rPr>
-          <w:rFonts w:ascii="Times New Roman" w:hAnsi="Times New Roman"/>
-          <w:color w:val="000000"/>
-          <w:sz w:val="24"/>
-        </w:rPr>
-        <w:t>Бо</w:t>
-      </w:r>
-      <w:r>
-        <w:rPr>
-          <w:rFonts w:ascii="Times New Roman" w:hAnsi="Times New Roman"/>
-          <w:color w:val="000000"/>
-          <w:sz w:val="24"/>
-        </w:rPr>
-        <w:t xml:space="preserve"> </w:t>
-      </w:r>
-      <w:r>
-        <w:rPr>
-          <w:rFonts w:ascii="Times New Roman" w:hAnsi="Times New Roman"/>
-          <w:color w:val="000000"/>
-          <w:sz w:val="24"/>
-        </w:rPr>
-        <w:t>Ти</w:t>
-      </w:r>
-      <w:r>
-        <w:rPr>
-          <w:rFonts w:ascii="Times New Roman" w:hAnsi="Times New Roman"/>
-          <w:color w:val="000000"/>
-          <w:sz w:val="24"/>
-        </w:rPr>
-        <w:t xml:space="preserve"> </w:t>
-      </w:r>
-      <w:r>
-        <w:rPr>
-          <w:rFonts w:ascii="Times New Roman" w:hAnsi="Times New Roman"/>
-          <w:color w:val="000000"/>
-          <w:sz w:val="24"/>
-        </w:rPr>
-        <w:t>Бог</w:t>
-      </w:r>
-      <w:r>
-        <w:rPr>
-          <w:rFonts w:ascii="Times New Roman" w:hAnsi="Times New Roman"/>
-          <w:color w:val="000000"/>
-          <w:sz w:val="24"/>
-        </w:rPr>
-        <w:t xml:space="preserve"> </w:t>
-      </w:r>
-      <w:r>
-        <w:rPr>
-          <w:rFonts w:ascii="Times New Roman" w:hAnsi="Times New Roman"/>
-          <w:color w:val="000000"/>
-          <w:sz w:val="24"/>
-        </w:rPr>
-        <w:t>наш</w:t>
-      </w:r>
-      <w:r>
-        <w:rPr>
-          <w:rFonts w:ascii="Times New Roman" w:hAnsi="Times New Roman"/>
-          <w:color w:val="000000"/>
-          <w:sz w:val="24"/>
-        </w:rPr>
-        <w:t xml:space="preserve"> </w:t>
-      </w:r>
-      <w:r>
-        <w:rPr>
-          <w:rFonts w:ascii="Times New Roman" w:hAnsi="Times New Roman"/>
-          <w:color w:val="000000"/>
-          <w:sz w:val="24"/>
-        </w:rPr>
-        <w:t>і</w:t>
-      </w:r>
-      <w:r>
-        <w:rPr>
-          <w:rFonts w:ascii="Times New Roman" w:hAnsi="Times New Roman"/>
-          <w:color w:val="000000"/>
-          <w:sz w:val="24"/>
-        </w:rPr>
-        <w:t xml:space="preserve"> </w:t>
-      </w:r>
-      <w:r>
-        <w:rPr>
-          <w:rFonts w:ascii="Times New Roman" w:hAnsi="Times New Roman"/>
-          <w:color w:val="000000"/>
-          <w:sz w:val="24"/>
-        </w:rPr>
-        <w:t>Тобі</w:t>
-      </w:r>
-      <w:r>
-        <w:rPr>
-          <w:rFonts w:ascii="Times New Roman" w:hAnsi="Times New Roman"/>
-          <w:color w:val="000000"/>
-          <w:sz w:val="24"/>
-        </w:rPr>
-        <w:t xml:space="preserve"> </w:t>
-      </w:r>
-      <w:r>
-        <w:rPr>
-          <w:rFonts w:ascii="Times New Roman" w:hAnsi="Times New Roman"/>
-          <w:color w:val="000000"/>
-          <w:sz w:val="24"/>
-        </w:rPr>
-        <w:t>славу</w:t>
-      </w:r>
-      <w:r>
-        <w:rPr>
-          <w:rFonts w:ascii="Times New Roman" w:hAnsi="Times New Roman"/>
-          <w:color w:val="000000"/>
-          <w:sz w:val="24"/>
-        </w:rPr>
-        <w:t xml:space="preserve"> </w:t>
-      </w:r>
-      <w:r>
-        <w:rPr>
-          <w:rFonts w:ascii="Times New Roman" w:hAnsi="Times New Roman"/>
-          <w:color w:val="000000"/>
-          <w:sz w:val="24"/>
-        </w:rPr>
-        <w:t>возсилаємо:</w:t>
-      </w:r>
-      <w:r>
-        <w:rPr>
-          <w:rFonts w:ascii="Times New Roman" w:hAnsi="Times New Roman"/>
-          <w:color w:val="000000"/>
-          <w:sz w:val="24"/>
-        </w:rPr>
-        <w:t xml:space="preserve"> </w:t>
-      </w:r>
-      <w:r>
-        <w:rPr>
-          <w:rFonts w:ascii="Times New Roman" w:hAnsi="Times New Roman"/>
-          <w:color w:val="000000"/>
-          <w:sz w:val="24"/>
-        </w:rPr>
-        <w:t>Отцю,</w:t>
-      </w:r>
-      <w:r>
-        <w:rPr>
-          <w:rFonts w:ascii="Times New Roman" w:hAnsi="Times New Roman"/>
-          <w:color w:val="000000"/>
-          <w:sz w:val="24"/>
-        </w:rPr>
-        <w:t xml:space="preserve"> </w:t>
-      </w:r>
-      <w:r>
-        <w:rPr>
-          <w:rFonts w:ascii="Times New Roman" w:hAnsi="Times New Roman"/>
-          <w:color w:val="000000"/>
-          <w:sz w:val="24"/>
-        </w:rPr>
-        <w:t>і</w:t>
-      </w:r>
-      <w:r>
-        <w:rPr>
-          <w:rFonts w:ascii="Times New Roman" w:hAnsi="Times New Roman"/>
-          <w:color w:val="000000"/>
-          <w:sz w:val="24"/>
-        </w:rPr>
-        <w:t xml:space="preserve"> </w:t>
-      </w:r>
-      <w:r>
-        <w:rPr>
-          <w:rFonts w:ascii="Times New Roman" w:hAnsi="Times New Roman"/>
-          <w:color w:val="000000"/>
-          <w:sz w:val="24"/>
-        </w:rPr>
-        <w:t>Сину,</w:t>
-      </w:r>
-      <w:r>
-        <w:rPr>
-          <w:rFonts w:ascii="Times New Roman" w:hAnsi="Times New Roman"/>
-          <w:color w:val="000000"/>
-          <w:sz w:val="24"/>
-        </w:rPr>
-        <w:t xml:space="preserve"> </w:t>
-      </w:r>
-      <w:r>
-        <w:rPr>
-          <w:rFonts w:ascii="Times New Roman" w:hAnsi="Times New Roman"/>
-          <w:color w:val="000000"/>
-          <w:sz w:val="24"/>
-        </w:rPr>
-        <w:t>і</w:t>
-      </w:r>
-      <w:r>
-        <w:rPr>
-          <w:rFonts w:ascii="Times New Roman" w:hAnsi="Times New Roman"/>
-          <w:color w:val="000000"/>
-          <w:sz w:val="24"/>
-        </w:rPr>
-        <w:t xml:space="preserve"> </w:t>
-      </w:r>
-      <w:r>
-        <w:rPr>
-          <w:rFonts w:ascii="Times New Roman" w:hAnsi="Times New Roman"/>
-          <w:color w:val="000000"/>
-          <w:sz w:val="24"/>
-        </w:rPr>
-        <w:t>Святому</w:t>
-      </w:r>
-      <w:r>
-        <w:rPr>
-          <w:rFonts w:ascii="Times New Roman" w:hAnsi="Times New Roman"/>
-          <w:color w:val="000000"/>
-          <w:sz w:val="24"/>
-        </w:rPr>
-        <w:t xml:space="preserve"> </w:t>
-      </w:r>
-      <w:r>
-        <w:rPr>
-          <w:rFonts w:ascii="Times New Roman" w:hAnsi="Times New Roman"/>
-          <w:color w:val="000000"/>
-          <w:sz w:val="24"/>
-        </w:rPr>
-        <w:t>Духові</w:t>
-      </w:r>
-      <w:r>
-        <w:rPr>
-          <w:rFonts w:ascii="Times New Roman" w:hAnsi="Times New Roman"/>
-          <w:sz w:val="24"/>
-        </w:rPr>
-        <w:t>,</w:t>
-      </w:r>
-      <w:r>
-        <w:rPr>
-          <w:rFonts w:ascii="Times New Roman" w:hAnsi="Times New Roman"/>
-          <w:sz w:val="24"/>
-        </w:rPr>
-        <w:t xml:space="preserve"> </w:t>
-      </w:r>
-      <w:r>
-        <w:rPr>
-          <w:rFonts w:ascii="Times New Roman" w:hAnsi="Times New Roman"/>
-          <w:sz w:val="24"/>
-        </w:rPr>
-        <w:t>нині,</w:t>
-      </w:r>
-      <w:r>
-        <w:rPr>
-          <w:rFonts w:ascii="Times New Roman" w:hAnsi="Times New Roman"/>
-          <w:sz w:val="24"/>
-        </w:rPr>
-        <w:t xml:space="preserve"> </w:t>
-      </w:r>
-      <w:r>
-        <w:rPr>
-          <w:rFonts w:ascii="Times New Roman" w:hAnsi="Times New Roman"/>
-          <w:sz w:val="24"/>
-        </w:rPr>
-        <w:t>і</w:t>
-      </w:r>
-      <w:r>
-        <w:rPr>
-          <w:rFonts w:ascii="Times New Roman" w:hAnsi="Times New Roman"/>
-          <w:sz w:val="24"/>
-        </w:rPr>
-        <w:t xml:space="preserve"> </w:t>
-      </w:r>
-      <w:r>
-        <w:rPr>
-          <w:rFonts w:ascii="Times New Roman" w:hAnsi="Times New Roman"/>
-          <w:sz w:val="24"/>
-        </w:rPr>
-        <w:t>повсякчас,</w:t>
-      </w:r>
-      <w:r>
-        <w:rPr>
-          <w:rFonts w:ascii="Times New Roman" w:hAnsi="Times New Roman"/>
-          <w:sz w:val="24"/>
-        </w:rPr>
-        <w:t xml:space="preserve"> </w:t>
-      </w:r>
-      <w:r>
-        <w:rPr>
-          <w:rFonts w:ascii="Times New Roman" w:hAnsi="Times New Roman"/>
-          <w:sz w:val="24"/>
-        </w:rPr>
-        <w:t>і</w:t>
-      </w:r>
-      <w:r>
-        <w:rPr>
-          <w:rFonts w:ascii="Times New Roman" w:hAnsi="Times New Roman"/>
-          <w:sz w:val="24"/>
-        </w:rPr>
-        <w:t xml:space="preserve"> </w:t>
-      </w:r>
-      <w:r>
-        <w:rPr>
-          <w:rFonts w:ascii="Times New Roman" w:hAnsi="Times New Roman"/>
-          <w:sz w:val="24"/>
-        </w:rPr>
-        <w:t>на</w:t>
-      </w:r>
-      <w:r>
-        <w:rPr>
-          <w:rFonts w:ascii="Times New Roman" w:hAnsi="Times New Roman"/>
-          <w:sz w:val="24"/>
-        </w:rPr>
-        <w:t xml:space="preserve"> </w:t>
-      </w:r>
-      <w:r>
-        <w:rPr>
-          <w:rFonts w:ascii="Times New Roman" w:hAnsi="Times New Roman"/>
-          <w:sz w:val="24"/>
-        </w:rPr>
-        <w:t>віки</w:t>
-      </w:r>
-      <w:r>
-        <w:rPr>
-          <w:rFonts w:ascii="Times New Roman" w:hAnsi="Times New Roman"/>
-          <w:sz w:val="24"/>
-        </w:rPr>
-        <w:t xml:space="preserve"> </w:t>
-      </w:r>
-      <w:r>
-        <w:rPr>
-          <w:rFonts w:ascii="Times New Roman" w:hAnsi="Times New Roman"/>
-          <w:sz w:val="24"/>
-        </w:rPr>
-        <w:t>віків.</w:t>
+          <w:sz w:val="24"/>
+        </w:rPr>
+        <w:t xml:space="preserve"> Бо Ти Бог наш і Тобі славу возсилаємо: Отцю, і Сину, і Святому Духові, нині, і повсякчас, і на віки віків.</w:t>
       </w:r>
     </w:p>
     <w:p>
@@ -15541,412 +15177,9 @@
       <w:r>
         <w:rPr>
           <w:rFonts w:ascii="Times New Roman" w:hAnsi="Times New Roman"/>
-          <w:i/>
-          <w:color w:val="FF0000"/>
-          <w:sz w:val="24"/>
-        </w:rPr>
-        <w:t xml:space="preserve"> </w:t>
-      </w:r>
-      <w:r>
-        <w:rPr>
-          <w:rFonts w:ascii="Times New Roman" w:hAnsi="Times New Roman"/>
-          <w:color w:val="000000"/>
-          <w:sz w:val="24"/>
-        </w:rPr>
-        <w:t>Бо</w:t>
-      </w:r>
-      <w:r>
-        <w:rPr>
-          <w:rFonts w:ascii="Times New Roman" w:hAnsi="Times New Roman"/>
-          <w:color w:val="000000"/>
-          <w:sz w:val="24"/>
-        </w:rPr>
-        <w:t xml:space="preserve"> </w:t>
-      </w:r>
-      <w:r>
-        <w:rPr>
-          <w:rFonts w:ascii="Times New Roman" w:hAnsi="Times New Roman"/>
-          <w:color w:val="000000"/>
-          <w:sz w:val="24"/>
-        </w:rPr>
-        <w:t>Ти</w:t>
-      </w:r>
-      <w:r>
-        <w:rPr>
-          <w:rFonts w:ascii="Times New Roman" w:hAnsi="Times New Roman"/>
-          <w:color w:val="000000"/>
-          <w:sz w:val="24"/>
-        </w:rPr>
-        <w:t xml:space="preserve"> </w:t>
-      </w:r>
-      <w:r>
-        <w:rPr>
-          <w:rFonts w:ascii="Times New Roman" w:hAnsi="Times New Roman"/>
-          <w:color w:val="000000"/>
-          <w:sz w:val="24"/>
-        </w:rPr>
-        <w:t>цар</w:t>
-      </w:r>
-      <w:r>
-        <w:rPr>
-          <w:rFonts w:ascii="Times New Roman" w:hAnsi="Times New Roman"/>
-          <w:color w:val="000000"/>
-          <w:sz w:val="24"/>
-        </w:rPr>
-        <w:t xml:space="preserve"> </w:t>
-      </w:r>
-      <w:r>
-        <w:rPr>
-          <w:rFonts w:ascii="Times New Roman" w:hAnsi="Times New Roman"/>
-          <w:color w:val="000000"/>
-          <w:sz w:val="24"/>
-        </w:rPr>
-        <w:t>миру</w:t>
-      </w:r>
-      <w:r>
-        <w:rPr>
-          <w:rFonts w:ascii="Times New Roman" w:hAnsi="Times New Roman"/>
-          <w:color w:val="000000"/>
-          <w:sz w:val="24"/>
-        </w:rPr>
-        <w:t xml:space="preserve"> </w:t>
-      </w:r>
-      <w:r>
-        <w:rPr>
-          <w:rFonts w:ascii="Times New Roman" w:hAnsi="Times New Roman"/>
-          <w:color w:val="000000"/>
-          <w:sz w:val="24"/>
-        </w:rPr>
-        <w:t>і</w:t>
-      </w:r>
-      <w:r>
-        <w:rPr>
-          <w:rFonts w:ascii="Times New Roman" w:hAnsi="Times New Roman"/>
-          <w:color w:val="000000"/>
-          <w:sz w:val="24"/>
-        </w:rPr>
-        <w:t xml:space="preserve"> </w:t>
-      </w:r>
-      <w:r>
-        <w:rPr>
-          <w:rFonts w:ascii="Times New Roman" w:hAnsi="Times New Roman"/>
-          <w:color w:val="000000"/>
-          <w:sz w:val="24"/>
-        </w:rPr>
-        <w:t>Спас</w:t>
-      </w:r>
-      <w:r>
-        <w:rPr>
-          <w:rFonts w:ascii="Times New Roman" w:hAnsi="Times New Roman"/>
-          <w:color w:val="000000"/>
-          <w:sz w:val="24"/>
-        </w:rPr>
-        <w:t xml:space="preserve"> </w:t>
-      </w:r>
-      <w:r>
-        <w:rPr>
-          <w:rFonts w:ascii="Times New Roman" w:hAnsi="Times New Roman"/>
-          <w:color w:val="000000"/>
-          <w:sz w:val="24"/>
-        </w:rPr>
-        <w:t>душ</w:t>
-      </w:r>
-      <w:r>
-        <w:rPr>
-          <w:rFonts w:ascii="Times New Roman" w:hAnsi="Times New Roman"/>
-          <w:color w:val="000000"/>
-          <w:sz w:val="24"/>
-        </w:rPr>
-        <w:t xml:space="preserve"> </w:t>
-      </w:r>
-      <w:r>
-        <w:rPr>
-          <w:rFonts w:ascii="Times New Roman" w:hAnsi="Times New Roman"/>
-          <w:color w:val="000000"/>
-          <w:sz w:val="24"/>
-        </w:rPr>
-        <w:t>наших</w:t>
-      </w:r>
-      <w:r>
-        <w:rPr>
-          <w:rFonts w:ascii="Times New Roman" w:hAnsi="Times New Roman"/>
-          <w:color w:val="000000"/>
-          <w:sz w:val="24"/>
-        </w:rPr>
-        <w:t xml:space="preserve"> </w:t>
-      </w:r>
-      <w:r>
-        <w:rPr>
-          <w:rFonts w:ascii="Times New Roman" w:hAnsi="Times New Roman"/>
-          <w:color w:val="000000"/>
-          <w:sz w:val="24"/>
-        </w:rPr>
-        <w:t>–</w:t>
-      </w:r>
-      <w:r>
-        <w:rPr>
-          <w:rFonts w:ascii="Times New Roman" w:hAnsi="Times New Roman"/>
-          <w:color w:val="000000"/>
-          <w:sz w:val="24"/>
-        </w:rPr>
-        <w:t xml:space="preserve"> </w:t>
-      </w:r>
-      <w:r>
-        <w:rPr>
-          <w:rFonts w:ascii="Times New Roman" w:hAnsi="Times New Roman"/>
-          <w:color w:val="000000"/>
-          <w:sz w:val="24"/>
-        </w:rPr>
-        <w:t>і</w:t>
-      </w:r>
-      <w:r>
-        <w:rPr>
-          <w:rFonts w:ascii="Times New Roman" w:hAnsi="Times New Roman"/>
-          <w:color w:val="000000"/>
-          <w:sz w:val="24"/>
-        </w:rPr>
-        <w:t xml:space="preserve"> </w:t>
-      </w:r>
-      <w:r>
-        <w:rPr>
-          <w:rFonts w:ascii="Times New Roman" w:hAnsi="Times New Roman"/>
-          <w:color w:val="000000"/>
-          <w:sz w:val="24"/>
-        </w:rPr>
-        <w:t>Тобі</w:t>
-      </w:r>
-      <w:r>
-        <w:rPr>
-          <w:rFonts w:ascii="Times New Roman" w:hAnsi="Times New Roman"/>
-          <w:color w:val="000000"/>
-          <w:sz w:val="24"/>
-        </w:rPr>
-        <w:t xml:space="preserve"> </w:t>
-      </w:r>
-      <w:r>
-        <w:rPr>
-          <w:rFonts w:ascii="Times New Roman" w:hAnsi="Times New Roman"/>
-          <w:color w:val="000000"/>
-          <w:sz w:val="24"/>
-        </w:rPr>
-        <w:t>славу</w:t>
-      </w:r>
-      <w:r>
-        <w:rPr>
-          <w:rFonts w:ascii="Times New Roman" w:hAnsi="Times New Roman"/>
-          <w:color w:val="000000"/>
-          <w:sz w:val="24"/>
-        </w:rPr>
-        <w:t xml:space="preserve"> </w:t>
-      </w:r>
-      <w:r>
-        <w:rPr>
-          <w:rFonts w:ascii="Times New Roman" w:hAnsi="Times New Roman"/>
-          <w:color w:val="000000"/>
-          <w:sz w:val="24"/>
-        </w:rPr>
-        <w:t>возсилаємо,</w:t>
-      </w:r>
-      <w:r>
-        <w:rPr>
-          <w:rFonts w:ascii="Times New Roman" w:hAnsi="Times New Roman"/>
-          <w:color w:val="000000"/>
-          <w:sz w:val="24"/>
-        </w:rPr>
-        <w:t xml:space="preserve"> </w:t>
-      </w:r>
-      <w:r>
-        <w:rPr>
-          <w:rFonts w:ascii="Times New Roman" w:hAnsi="Times New Roman"/>
-          <w:color w:val="000000"/>
-          <w:sz w:val="24"/>
-        </w:rPr>
-        <w:t>Отцю,</w:t>
-      </w:r>
-      <w:r>
-        <w:rPr>
-          <w:rFonts w:ascii="Times New Roman" w:hAnsi="Times New Roman"/>
-          <w:color w:val="000000"/>
-          <w:sz w:val="24"/>
-        </w:rPr>
-        <w:t xml:space="preserve"> </w:t>
-      </w:r>
-      <w:r>
-        <w:rPr>
-          <w:rFonts w:ascii="Times New Roman" w:hAnsi="Times New Roman"/>
-          <w:color w:val="000000"/>
-          <w:sz w:val="24"/>
-        </w:rPr>
-        <w:t>і</w:t>
-      </w:r>
-      <w:r>
-        <w:rPr>
-          <w:rFonts w:ascii="Times New Roman" w:hAnsi="Times New Roman"/>
-          <w:color w:val="000000"/>
-          <w:sz w:val="24"/>
-        </w:rPr>
-        <w:t xml:space="preserve"> </w:t>
-      </w:r>
-      <w:r>
-        <w:rPr>
-          <w:rFonts w:ascii="Times New Roman" w:hAnsi="Times New Roman"/>
-          <w:color w:val="000000"/>
-          <w:sz w:val="24"/>
-        </w:rPr>
-        <w:t>Сину,</w:t>
-      </w:r>
-      <w:r>
-        <w:rPr>
-          <w:rFonts w:ascii="Times New Roman" w:hAnsi="Times New Roman"/>
-          <w:color w:val="000000"/>
-          <w:sz w:val="24"/>
-        </w:rPr>
-        <w:t xml:space="preserve"> </w:t>
-      </w:r>
-      <w:r>
-        <w:rPr>
-          <w:rFonts w:ascii="Times New Roman" w:hAnsi="Times New Roman"/>
-          <w:color w:val="000000"/>
-          <w:sz w:val="24"/>
-        </w:rPr>
-        <w:t>і</w:t>
-      </w:r>
-      <w:r>
-        <w:rPr>
-          <w:rFonts w:ascii="Times New Roman" w:hAnsi="Times New Roman"/>
-          <w:color w:val="000000"/>
-          <w:sz w:val="24"/>
-        </w:rPr>
-        <w:t xml:space="preserve"> </w:t>
-      </w:r>
-      <w:r>
-        <w:rPr>
-          <w:rFonts w:ascii="Times New Roman" w:hAnsi="Times New Roman"/>
-          <w:color w:val="000000"/>
-          <w:sz w:val="24"/>
-        </w:rPr>
-        <w:t>Святому</w:t>
-      </w:r>
-      <w:r>
-        <w:rPr>
-          <w:rFonts w:ascii="Times New Roman" w:hAnsi="Times New Roman"/>
-          <w:color w:val="000000"/>
-          <w:sz w:val="24"/>
-        </w:rPr>
-        <w:t xml:space="preserve"> </w:t>
-      </w:r>
-      <w:r>
-        <w:rPr>
-          <w:rFonts w:ascii="Times New Roman" w:hAnsi="Times New Roman"/>
-          <w:color w:val="000000"/>
-          <w:sz w:val="24"/>
-        </w:rPr>
-        <w:t>Духові</w:t>
-      </w:r>
-      <w:r>
-        <w:rPr>
-          <w:rFonts w:ascii="Times New Roman" w:hAnsi="Times New Roman"/>
-          <w:sz w:val="24"/>
-        </w:rPr>
-        <w:t>,</w:t>
-      </w:r>
-      <w:r>
-        <w:rPr>
-          <w:rFonts w:ascii="Times New Roman" w:hAnsi="Times New Roman"/>
-          <w:sz w:val="24"/>
-        </w:rPr>
-        <w:t xml:space="preserve"> </w:t>
-      </w:r>
-      <w:r>
-        <w:rPr>
-          <w:rFonts w:ascii="Times New Roman" w:hAnsi="Times New Roman"/>
-          <w:sz w:val="24"/>
-        </w:rPr>
-        <w:t>нині,</w:t>
-      </w:r>
-      <w:r>
-        <w:rPr>
-          <w:rFonts w:ascii="Times New Roman" w:hAnsi="Times New Roman"/>
-          <w:sz w:val="24"/>
-        </w:rPr>
-        <w:t xml:space="preserve"> </w:t>
-      </w:r>
-      <w:r>
-        <w:rPr>
-          <w:rFonts w:ascii="Times New Roman" w:hAnsi="Times New Roman"/>
-          <w:sz w:val="24"/>
-        </w:rPr>
-        <w:t>і</w:t>
-      </w:r>
-      <w:r>
-        <w:rPr>
-          <w:rFonts w:ascii="Times New Roman" w:hAnsi="Times New Roman"/>
-          <w:sz w:val="24"/>
-        </w:rPr>
-        <w:t xml:space="preserve"> </w:t>
-      </w:r>
-      <w:r>
-        <w:rPr>
-          <w:rFonts w:ascii="Times New Roman" w:hAnsi="Times New Roman"/>
-          <w:sz w:val="24"/>
-        </w:rPr>
-        <w:t>повсякчас,</w:t>
-      </w:r>
-      <w:r>
-        <w:rPr>
-          <w:rFonts w:ascii="Times New Roman" w:hAnsi="Times New Roman"/>
-          <w:sz w:val="24"/>
-        </w:rPr>
-        <w:t xml:space="preserve"> </w:t>
-      </w:r>
-      <w:r>
-        <w:rPr>
-          <w:rFonts w:ascii="Times New Roman" w:hAnsi="Times New Roman"/>
-          <w:sz w:val="24"/>
-        </w:rPr>
-        <w:t>і</w:t>
-      </w:r>
-      <w:r>
-        <w:rPr>
-          <w:rFonts w:ascii="Times New Roman" w:hAnsi="Times New Roman"/>
-          <w:sz w:val="24"/>
-        </w:rPr>
-        <w:t xml:space="preserve"> </w:t>
-      </w:r>
-      <w:r>
-        <w:rPr>
-          <w:rFonts w:ascii="Times New Roman" w:hAnsi="Times New Roman"/>
-          <w:sz w:val="24"/>
-        </w:rPr>
-        <w:t>на</w:t>
-      </w:r>
-      <w:r>
-        <w:rPr>
-          <w:rFonts w:ascii="Times New Roman" w:hAnsi="Times New Roman"/>
-          <w:sz w:val="24"/>
-        </w:rPr>
-        <w:t xml:space="preserve"> </w:t>
-      </w:r>
-      <w:r>
-        <w:rPr>
-          <w:rFonts w:ascii="Times New Roman" w:hAnsi="Times New Roman"/>
-          <w:sz w:val="24"/>
-        </w:rPr>
-        <w:t>віки</w:t>
-      </w:r>
-      <w:r>
-        <w:rPr>
-          <w:rFonts w:ascii="Times New Roman" w:hAnsi="Times New Roman"/>
-          <w:sz w:val="24"/>
-        </w:rPr>
-        <w:t xml:space="preserve"> </w:t>
-      </w:r>
-      <w:r>
-        <w:rPr>
-          <w:rFonts w:ascii="Times New Roman" w:hAnsi="Times New Roman"/>
-          <w:sz w:val="24"/>
-        </w:rPr>
-        <w:t>віків.</w:t>
+          <w:sz w:val="24"/>
+        </w:rPr>
+        <w:t xml:space="preserve"> Бо Ти цар миру і Спас душ наших – і Тобі славу возсилаємо, Отцю, і Сину, і Святому Духові, нині, і повсякчас, і на віки віків.</w:t>
       </w:r>
     </w:p>
     <w:p>
@@ -17227,7 +16460,6 @@
           <w:i/>
           <w:color w:val="FF0000"/>
           <w:sz w:val="24"/>
-          <w:lang w:val="ru-MD"/>
         </w:rPr>
         <w:t>Священник:</w:t>
       </w:r>
@@ -17235,7 +16467,6 @@
         <w:rPr>
           <w:rFonts w:ascii="Times New Roman" w:hAnsi="Times New Roman"/>
           <w:sz w:val="24"/>
-          <w:lang w:val="ru-MD"/>
         </w:rPr>
         <w:t xml:space="preserve"> Бо Тебе хвалять усі сили небесні і Тобі славу возсилаємо: Отцю, і Сину, і Святому Духові, нині і повсякчас, і на віки віків.</w:t>
       </w:r>
@@ -18153,7 +17384,6 @@
           <w:i/>
           <w:color w:val="FF0000"/>
           <w:sz w:val="24"/>
-          <w:lang w:val="ru-MD"/>
         </w:rPr>
         <w:t>Священник:</w:t>
       </w:r>
@@ -18161,7 +17391,6 @@
         <w:rPr>
           <w:rFonts w:ascii="Times New Roman" w:hAnsi="Times New Roman"/>
           <w:sz w:val="24"/>
-          <w:lang w:val="ru-MD"/>
         </w:rPr>
         <w:t xml:space="preserve"> Слава тобі, що Світло нам показав!</w:t>
       </w:r>
@@ -19198,7 +18427,6 @@
           <w:i/>
           <w:color w:val="FF0000"/>
           <w:sz w:val="24"/>
-          <w:lang w:val="ru-MD"/>
         </w:rPr>
         <w:t>Священник:</w:t>
       </w:r>
@@ -19206,7 +18434,6 @@
         <w:rPr>
           <w:rFonts w:ascii="Times New Roman" w:hAnsi="Times New Roman"/>
           <w:sz w:val="24"/>
-          <w:lang w:val="ru-MD"/>
         </w:rPr>
         <w:t xml:space="preserve"> Бо Ти – Бог милости, ласк і людинолюбности, і Тобі славу возсилаємо, Отцю, і Сину, і Святому Духові, нині, і повсякчас, і на віки віків.</w:t>
       </w:r>
@@ -19270,7 +18497,6 @@
           <w:i/>
           <w:color w:val="FF0000"/>
           <w:sz w:val="24"/>
-          <w:lang w:val="ru-MD"/>
         </w:rPr>
         <w:t>Священник:</w:t>
       </w:r>
@@ -19278,7 +18504,6 @@
         <w:rPr>
           <w:rFonts w:ascii="Times New Roman" w:hAnsi="Times New Roman"/>
           <w:sz w:val="24"/>
-          <w:lang w:val="ru-MD"/>
         </w:rPr>
         <w:t xml:space="preserve"> Мир всім.</w:t>
       </w:r>
@@ -19436,7 +18661,6 @@
           <w:i/>
           <w:color w:val="FF0000"/>
           <w:sz w:val="24"/>
-          <w:lang w:val="ru-MD"/>
         </w:rPr>
         <w:t>Священник:</w:t>
       </w:r>
@@ -19444,7 +18668,6 @@
         <w:rPr>
           <w:rFonts w:ascii="Times New Roman" w:hAnsi="Times New Roman"/>
           <w:sz w:val="24"/>
-          <w:lang w:val="ru-MD"/>
         </w:rPr>
         <w:t xml:space="preserve"> Бо до Тебе належить милувати і спасати нас, Боже наш, і Тобі славу возсилаємо, Отцю, і Сину, і Святому Духові, нині, і повсякчас, і на віки віків.</w:t>
       </w:r>
@@ -19954,7 +19177,6 @@
           <w:i/>
           <w:color w:val="FF0000"/>
           <w:sz w:val="24"/>
-          <w:lang w:val="ru-MD"/>
         </w:rPr>
         <w:t>Священник:</w:t>
       </w:r>
@@ -19962,7 +19184,6 @@
         <w:rPr>
           <w:rFonts w:ascii="Times New Roman" w:hAnsi="Times New Roman"/>
           <w:sz w:val="24"/>
-          <w:lang w:val="ru-MD"/>
         </w:rPr>
         <w:t xml:space="preserve"> Бо Твоє є царство, і сила, і слава, Отця, і Сина, і Святого Духа, нині, і повсякчас, і на віки віків.</w:t>
       </w:r>
@@ -20490,7 +19711,6 @@
           <w:i/>
           <w:color w:val="FF0000"/>
           <w:sz w:val="24"/>
-          <w:lang w:val="ru-MD"/>
         </w:rPr>
         <w:t>Священник:</w:t>
       </w:r>
@@ -20498,7 +19718,6 @@
         <w:rPr>
           <w:rFonts w:ascii="Times New Roman" w:hAnsi="Times New Roman"/>
           <w:sz w:val="24"/>
-          <w:lang w:val="ru-MD"/>
         </w:rPr>
         <w:t xml:space="preserve"> Бо милостивий і людинолюбний Бог єси, і Тобі славу возсилаємо, Отцю, і Сину, і Святому Духові, нині, і повсякчас, і на віки віків.</w:t>
       </w:r>
@@ -20647,7 +19866,6 @@
           <w:i/>
           <w:color w:val="FF0000"/>
           <w:sz w:val="24"/>
-          <w:lang w:val="ru-MD"/>
         </w:rPr>
         <w:t>Священник:</w:t>
       </w:r>
@@ -20655,7 +19873,6 @@
         <w:rPr>
           <w:rFonts w:ascii="Times New Roman" w:hAnsi="Times New Roman"/>
           <w:sz w:val="24"/>
-          <w:lang w:val="ru-MD"/>
         </w:rPr>
         <w:t xml:space="preserve"> Сла́ва Тобі́, Хри́сте Бо́же, упова́ння на́ше, сла́ва Тобі́!</w:t>
       </w:r>
@@ -20724,9 +19941,6 @@
     <w:p>
       <w:pPr>
         <w:spacing w:after="120"/>
-        <w:rPr>
-          <w:lang w:val="ru-MD"/>
-        </w:rPr>
       </w:pPr>
       <w:r>
         <w:rPr>
@@ -20734,7 +19948,6 @@
           <w:i/>
           <w:color w:val="FF0000"/>
           <w:sz w:val="24"/>
-          <w:lang w:val="ru-MD"/>
         </w:rPr>
         <w:t>Священник:</w:t>
       </w:r>
@@ -20742,7 +19955,6 @@
         <w:rPr>
           <w:rFonts w:ascii="Times New Roman" w:hAnsi="Times New Roman"/>
           <w:sz w:val="24"/>
-          <w:lang w:val="ru-MD"/>
         </w:rPr>
         <w:t xml:space="preserve"> Христос, істинний Бог наш - молитвами пречистої Своєї Матері, заступництвом чесних небесних сил безтілесних, святих славних і всехвальних апостолів, і святого, </w:t>
       </w:r>
@@ -20752,7 +19964,6 @@
           <w:i/>
           <w:color w:val="FF0000"/>
           <w:sz w:val="24"/>
-          <w:lang w:val="ru-MD"/>
         </w:rPr>
         <w:t>якого є храм</w:t>
       </w:r>
@@ -20760,17 +19971,8 @@
         <w:rPr>
           <w:rFonts w:ascii="Times New Roman" w:hAnsi="Times New Roman"/>
           <w:sz w:val="24"/>
-          <w:lang w:val="ru-MD"/>
-        </w:rPr>
-        <w:t>, і святого пророка Аввакума, блаженного священномученика Івана Слезю</w:t>
-      </w:r>
-      <w:r>
-        <w:rPr>
-          <w:rFonts w:ascii="Times New Roman" w:hAnsi="Times New Roman"/>
-          <w:sz w:val="24"/>
-          <w:lang w:val="ru-MD"/>
-        </w:rPr>
-        <w:t>ка, єпископа,, і всіх святих - помилує і спасе нас як благий і людинолюбний.</w:t>
+        </w:rPr>
+        <w:t>, і святого пророка Аввакума, блаженного священномученика Івана Слезюка, єпископа,, і всіх святих - помилує і спасе нас як благий і людинолюбний.</w:t>
       </w:r>
     </w:p>
     <w:p>
